--- a/PropuestaProyecto/PropuestaIntegradora.V.0.0.5Capitulo1.docx
+++ b/PropuestaProyecto/PropuestaIntegradora.V.0.0.5Capitulo1.docx
@@ -3572,18 +3572,275 @@
           <w:lang w:eastAsia="es-MX"/>
         </w:rPr>
       </w:pPr>
-    </w:p>
-    <w:p>
-      <w:pPr>
-        <w:spacing w:line="360" w:lineRule="auto"/>
-        <w:jc w:val="both"/>
+      <w:r>
         <w:rPr>
           <w:rFonts w:ascii="Arial" w:hAnsi="Arial" w:cs="Arial"/>
           <w:sz w:val="24"/>
           <w:szCs w:val="24"/>
           <w:lang w:eastAsia="es-MX"/>
         </w:rPr>
-      </w:pPr>
+        <w:t>Bichectomia</w:t>
+      </w:r>
+    </w:p>
+    <w:p>
+      <w:pPr>
+        <w:pStyle w:val="Prrafodelista"/>
+        <w:numPr>
+          <w:ilvl w:val="0"/>
+          <w:numId w:val="16"/>
+        </w:numPr>
+        <w:spacing w:line="360" w:lineRule="auto"/>
+        <w:jc w:val="both"/>
+        <w:rPr>
+          <w:rFonts w:ascii="Arial" w:hAnsi="Arial" w:cs="Arial"/>
+          <w:sz w:val="24"/>
+          <w:szCs w:val="24"/>
+          <w:lang w:eastAsia="es-MX"/>
+        </w:rPr>
+      </w:pPr>
+      <w:r>
+        <w:rPr>
+          <w:rFonts w:ascii="Arial" w:hAnsi="Arial" w:cs="Arial"/>
+          <w:sz w:val="24"/>
+          <w:szCs w:val="24"/>
+          <w:lang w:eastAsia="es-MX"/>
+        </w:rPr>
+        <w:t>Liposucción de papada</w:t>
+      </w:r>
+    </w:p>
+    <w:p>
+      <w:pPr>
+        <w:pStyle w:val="Prrafodelista"/>
+        <w:numPr>
+          <w:ilvl w:val="0"/>
+          <w:numId w:val="16"/>
+        </w:numPr>
+        <w:spacing w:line="360" w:lineRule="auto"/>
+        <w:jc w:val="both"/>
+        <w:rPr>
+          <w:rFonts w:ascii="Arial" w:hAnsi="Arial" w:cs="Arial"/>
+          <w:sz w:val="24"/>
+          <w:szCs w:val="24"/>
+          <w:lang w:eastAsia="es-MX"/>
+        </w:rPr>
+      </w:pPr>
+      <w:r>
+        <w:rPr>
+          <w:rFonts w:ascii="Arial" w:hAnsi="Arial" w:cs="Arial"/>
+          <w:sz w:val="24"/>
+          <w:szCs w:val="24"/>
+          <w:lang w:eastAsia="es-MX"/>
+        </w:rPr>
+        <w:t>Marcaje mandibular</w:t>
+      </w:r>
+    </w:p>
+    <w:p>
+      <w:pPr>
+        <w:pStyle w:val="Prrafodelista"/>
+        <w:numPr>
+          <w:ilvl w:val="0"/>
+          <w:numId w:val="16"/>
+        </w:numPr>
+        <w:spacing w:line="360" w:lineRule="auto"/>
+        <w:jc w:val="both"/>
+        <w:rPr>
+          <w:rFonts w:ascii="Arial" w:hAnsi="Arial" w:cs="Arial"/>
+          <w:sz w:val="24"/>
+          <w:szCs w:val="24"/>
+          <w:lang w:eastAsia="es-MX"/>
+        </w:rPr>
+      </w:pPr>
+      <w:r>
+        <w:rPr>
+          <w:rFonts w:ascii="Arial" w:hAnsi="Arial" w:cs="Arial"/>
+          <w:sz w:val="24"/>
+          <w:szCs w:val="24"/>
+          <w:lang w:eastAsia="es-MX"/>
+        </w:rPr>
+        <w:t>Liposucción facial</w:t>
+      </w:r>
+    </w:p>
+    <w:p>
+      <w:pPr>
+        <w:pStyle w:val="Prrafodelista"/>
+        <w:numPr>
+          <w:ilvl w:val="0"/>
+          <w:numId w:val="16"/>
+        </w:numPr>
+        <w:spacing w:line="360" w:lineRule="auto"/>
+        <w:jc w:val="both"/>
+        <w:rPr>
+          <w:rFonts w:ascii="Arial" w:hAnsi="Arial" w:cs="Arial"/>
+          <w:sz w:val="24"/>
+          <w:szCs w:val="24"/>
+          <w:lang w:eastAsia="es-MX"/>
+        </w:rPr>
+      </w:pPr>
+      <w:r>
+        <w:rPr>
+          <w:rFonts w:ascii="Arial" w:hAnsi="Arial" w:cs="Arial"/>
+          <w:sz w:val="24"/>
+          <w:szCs w:val="24"/>
+          <w:lang w:eastAsia="es-MX"/>
+        </w:rPr>
+        <w:t>Blefaroplastia</w:t>
+      </w:r>
+    </w:p>
+    <w:p>
+      <w:pPr>
+        <w:pStyle w:val="Prrafodelista"/>
+        <w:numPr>
+          <w:ilvl w:val="0"/>
+          <w:numId w:val="16"/>
+        </w:numPr>
+        <w:spacing w:line="360" w:lineRule="auto"/>
+        <w:jc w:val="both"/>
+        <w:rPr>
+          <w:rFonts w:ascii="Arial" w:hAnsi="Arial" w:cs="Arial"/>
+          <w:sz w:val="24"/>
+          <w:szCs w:val="24"/>
+          <w:lang w:eastAsia="es-MX"/>
+        </w:rPr>
+      </w:pPr>
+      <w:r>
+        <w:rPr>
+          <w:rFonts w:ascii="Arial" w:hAnsi="Arial" w:cs="Arial"/>
+          <w:sz w:val="24"/>
+          <w:szCs w:val="24"/>
+          <w:lang w:eastAsia="es-MX"/>
+        </w:rPr>
+        <w:t>Relleno de labios</w:t>
+      </w:r>
+    </w:p>
+    <w:p>
+      <w:pPr>
+        <w:pStyle w:val="Prrafodelista"/>
+        <w:numPr>
+          <w:ilvl w:val="0"/>
+          <w:numId w:val="16"/>
+        </w:numPr>
+        <w:spacing w:line="360" w:lineRule="auto"/>
+        <w:jc w:val="both"/>
+        <w:rPr>
+          <w:rFonts w:ascii="Arial" w:hAnsi="Arial" w:cs="Arial"/>
+          <w:sz w:val="24"/>
+          <w:szCs w:val="24"/>
+          <w:lang w:eastAsia="es-MX"/>
+        </w:rPr>
+      </w:pPr>
+      <w:r>
+        <w:rPr>
+          <w:rFonts w:ascii="Arial" w:hAnsi="Arial" w:cs="Arial"/>
+          <w:sz w:val="24"/>
+          <w:szCs w:val="24"/>
+          <w:lang w:eastAsia="es-MX"/>
+        </w:rPr>
+        <w:t>Rinomodelación</w:t>
+      </w:r>
+    </w:p>
+    <w:p>
+      <w:pPr>
+        <w:pStyle w:val="Prrafodelista"/>
+        <w:numPr>
+          <w:ilvl w:val="0"/>
+          <w:numId w:val="16"/>
+        </w:numPr>
+        <w:spacing w:line="360" w:lineRule="auto"/>
+        <w:jc w:val="both"/>
+        <w:rPr>
+          <w:rFonts w:ascii="Arial" w:hAnsi="Arial" w:cs="Arial"/>
+          <w:sz w:val="24"/>
+          <w:szCs w:val="24"/>
+          <w:lang w:eastAsia="es-MX"/>
+        </w:rPr>
+      </w:pPr>
+      <w:r>
+        <w:rPr>
+          <w:rFonts w:ascii="Arial" w:hAnsi="Arial" w:cs="Arial"/>
+          <w:sz w:val="24"/>
+          <w:szCs w:val="24"/>
+          <w:lang w:eastAsia="es-MX"/>
+        </w:rPr>
+        <w:t>Relleno de nasogenianos</w:t>
+      </w:r>
+    </w:p>
+    <w:p>
+      <w:pPr>
+        <w:pStyle w:val="Prrafodelista"/>
+        <w:numPr>
+          <w:ilvl w:val="0"/>
+          <w:numId w:val="16"/>
+        </w:numPr>
+        <w:spacing w:line="360" w:lineRule="auto"/>
+        <w:jc w:val="both"/>
+        <w:rPr>
+          <w:rFonts w:ascii="Arial" w:hAnsi="Arial" w:cs="Arial"/>
+          <w:sz w:val="24"/>
+          <w:szCs w:val="24"/>
+          <w:lang w:eastAsia="es-MX"/>
+        </w:rPr>
+      </w:pPr>
+      <w:r>
+        <w:rPr>
+          <w:rFonts w:ascii="Arial" w:hAnsi="Arial" w:cs="Arial"/>
+          <w:sz w:val="24"/>
+          <w:szCs w:val="24"/>
+          <w:lang w:eastAsia="es-MX"/>
+        </w:rPr>
+        <w:t>Relleno de ojeras</w:t>
+      </w:r>
+    </w:p>
+    <w:p>
+      <w:pPr>
+        <w:pStyle w:val="Prrafodelista"/>
+        <w:numPr>
+          <w:ilvl w:val="0"/>
+          <w:numId w:val="16"/>
+        </w:numPr>
+        <w:spacing w:line="360" w:lineRule="auto"/>
+        <w:jc w:val="both"/>
+        <w:rPr>
+          <w:rFonts w:ascii="Arial" w:hAnsi="Arial" w:cs="Arial"/>
+          <w:sz w:val="24"/>
+          <w:szCs w:val="24"/>
+          <w:lang w:eastAsia="es-MX"/>
+        </w:rPr>
+      </w:pPr>
+      <w:r>
+        <w:rPr>
+          <w:rFonts w:ascii="Arial" w:hAnsi="Arial" w:cs="Arial"/>
+          <w:sz w:val="24"/>
+          <w:szCs w:val="24"/>
+          <w:lang w:eastAsia="es-MX"/>
+        </w:rPr>
+        <w:t>Bioestimuladores</w:t>
+      </w:r>
+    </w:p>
+    <w:p>
+      <w:pPr>
+        <w:pStyle w:val="Prrafodelista"/>
+        <w:numPr>
+          <w:ilvl w:val="0"/>
+          <w:numId w:val="16"/>
+        </w:numPr>
+        <w:spacing w:line="360" w:lineRule="auto"/>
+        <w:jc w:val="both"/>
+        <w:rPr>
+          <w:rFonts w:ascii="Arial" w:hAnsi="Arial" w:cs="Arial"/>
+          <w:sz w:val="24"/>
+          <w:szCs w:val="24"/>
+          <w:lang w:eastAsia="es-MX"/>
+        </w:rPr>
+      </w:pPr>
+      <w:r>
+        <w:rPr>
+          <w:rFonts w:ascii="Arial" w:hAnsi="Arial" w:cs="Arial"/>
+          <w:sz w:val="24"/>
+          <w:szCs w:val="24"/>
+          <w:lang w:eastAsia="es-MX"/>
+        </w:rPr>
+        <w:t>Hilos tensores</w:t>
+      </w:r>
     </w:p>
     <w:p>
       <w:pPr>
@@ -3635,6 +3892,7 @@
         <w:rPr>
           <w:lang w:eastAsia="es-MX"/>
         </w:rPr>
+        <w:lastRenderedPageBreak/>
         <w:t>2.3 Visión</w:t>
       </w:r>
     </w:p>
@@ -3765,70 +4023,35 @@
           <w:szCs w:val="24"/>
           <w:lang w:eastAsia="es-MX"/>
         </w:rPr>
-        <w:t xml:space="preserve">tenemos la visión de ser lideres en tratamientos seguros y efectivos, creando un ambiente de trabajo colaborativo y </w:t>
-      </w:r>
-      <w:r>
-        <w:rPr>
-          <w:rFonts w:ascii="Arial" w:hAnsi="Arial" w:cs="Arial"/>
-          <w:sz w:val="24"/>
-          <w:szCs w:val="24"/>
+        <w:t>tenemos la visión de ser lideres en tratamientos seguros y efectivos, creando un ambiente de trabajo colaborativo y enfocado en la aplicación de tratamientos de excelencia y del manejo del equipo para ofrecer una mejor experiencia al paciente.</w:t>
+      </w:r>
+    </w:p>
+    <w:p>
+      <w:pPr>
+        <w:pStyle w:val="Ttulo2"/>
+        <w:spacing w:line="360" w:lineRule="auto"/>
+        <w:jc w:val="both"/>
+        <w:rPr>
           <w:lang w:eastAsia="es-MX"/>
         </w:rPr>
-        <w:lastRenderedPageBreak/>
-        <w:t>enfocado en la aplicación de tratamientos de excelencia y del manejo del equipo para ofrecer una mejor experiencia al paciente.</w:t>
-      </w:r>
-    </w:p>
-    <w:p>
-      <w:pPr>
-        <w:pStyle w:val="Ttulo2"/>
-        <w:spacing w:line="360" w:lineRule="auto"/>
-        <w:jc w:val="both"/>
+      </w:pPr>
+      <w:r>
         <w:rPr>
           <w:lang w:eastAsia="es-MX"/>
         </w:rPr>
-      </w:pPr>
+        <w:t>2.</w:t>
+      </w:r>
       <w:r>
         <w:rPr>
           <w:lang w:eastAsia="es-MX"/>
         </w:rPr>
-        <w:t>2.</w:t>
+        <w:t>5</w:t>
       </w:r>
       <w:r>
         <w:rPr>
           <w:lang w:eastAsia="es-MX"/>
         </w:rPr>
-        <w:t>5</w:t>
-      </w:r>
-      <w:r>
-        <w:rPr>
-          <w:lang w:eastAsia="es-MX"/>
-        </w:rPr>
-        <w:t xml:space="preserve"> Objetivos </w:t>
-      </w:r>
-    </w:p>
-    <w:p>
-      <w:pPr>
-        <w:spacing w:line="360" w:lineRule="auto"/>
-        <w:jc w:val="both"/>
-        <w:rPr>
-          <w:lang w:eastAsia="es-MX"/>
-        </w:rPr>
-      </w:pPr>
-    </w:p>
-    <w:p>
-      <w:pPr>
-        <w:pStyle w:val="Ttulo2"/>
-        <w:spacing w:line="360" w:lineRule="auto"/>
-        <w:jc w:val="both"/>
-        <w:rPr>
-          <w:lang w:eastAsia="es-MX"/>
-        </w:rPr>
-      </w:pPr>
-      <w:r>
-        <w:rPr>
-          <w:lang w:eastAsia="es-MX"/>
-        </w:rPr>
-        <w:t>2.6 Valores</w:t>
+        <w:t xml:space="preserve"> Valores</w:t>
       </w:r>
     </w:p>
     <w:p>
@@ -3934,66 +4157,6 @@
         </w:rPr>
         <w:t>Innovación</w:t>
       </w:r>
-    </w:p>
-    <w:p>
-      <w:pPr>
-        <w:spacing w:line="360" w:lineRule="auto"/>
-        <w:jc w:val="both"/>
-        <w:rPr>
-          <w:rFonts w:ascii="Arial" w:hAnsi="Arial" w:cs="Arial"/>
-          <w:sz w:val="24"/>
-          <w:szCs w:val="24"/>
-          <w:lang w:eastAsia="es-MX"/>
-        </w:rPr>
-      </w:pPr>
-    </w:p>
-    <w:p>
-      <w:pPr>
-        <w:spacing w:line="360" w:lineRule="auto"/>
-        <w:jc w:val="both"/>
-        <w:rPr>
-          <w:rFonts w:ascii="Arial" w:hAnsi="Arial" w:cs="Arial"/>
-          <w:sz w:val="24"/>
-          <w:szCs w:val="24"/>
-          <w:lang w:eastAsia="es-MX"/>
-        </w:rPr>
-      </w:pPr>
-    </w:p>
-    <w:p>
-      <w:pPr>
-        <w:spacing w:line="360" w:lineRule="auto"/>
-        <w:jc w:val="both"/>
-        <w:rPr>
-          <w:rFonts w:ascii="Arial" w:hAnsi="Arial" w:cs="Arial"/>
-          <w:sz w:val="24"/>
-          <w:szCs w:val="24"/>
-          <w:lang w:eastAsia="es-MX"/>
-        </w:rPr>
-      </w:pPr>
-    </w:p>
-    <w:p>
-      <w:pPr>
-        <w:spacing w:line="360" w:lineRule="auto"/>
-        <w:jc w:val="both"/>
-        <w:rPr>
-          <w:rFonts w:ascii="Arial" w:hAnsi="Arial" w:cs="Arial"/>
-          <w:sz w:val="24"/>
-          <w:szCs w:val="24"/>
-          <w:lang w:eastAsia="es-MX"/>
-        </w:rPr>
-      </w:pPr>
-    </w:p>
-    <w:p>
-      <w:pPr>
-        <w:spacing w:line="360" w:lineRule="auto"/>
-        <w:jc w:val="both"/>
-        <w:rPr>
-          <w:rFonts w:ascii="Arial" w:hAnsi="Arial" w:cs="Arial"/>
-          <w:sz w:val="24"/>
-          <w:szCs w:val="24"/>
-          <w:lang w:eastAsia="es-MX"/>
-        </w:rPr>
-      </w:pPr>
     </w:p>
     <w:p>
       <w:pPr>
@@ -8141,6 +8304,7 @@
   <w:style w:type="character" w:default="1" w:styleId="Fuentedeprrafopredeter">
     <w:name w:val="Default Paragraph Font"/>
     <w:uiPriority w:val="1"/>
+    <w:semiHidden/>
     <w:unhideWhenUsed/>
   </w:style>
   <w:style w:type="table" w:default="1" w:styleId="Tablanormal">

--- a/PropuestaProyecto/PropuestaIntegradora.V.0.0.5Capitulo1.docx
+++ b/PropuestaProyecto/PropuestaIntegradora.V.0.0.5Capitulo1.docx
@@ -1,6 +1,6 @@
 
 <file path=word/document.xml><?xml version="1.0" encoding="utf-8"?>
-<w:document xmlns:wpc="http://schemas.microsoft.com/office/word/2010/wordprocessingCanvas" xmlns:cx="http://schemas.microsoft.com/office/drawing/2014/chartex" xmlns:cx1="http://schemas.microsoft.com/office/drawing/2015/9/8/chartex" xmlns:cx2="http://schemas.microsoft.com/office/drawing/2015/10/21/chartex" xmlns:cx3="http://schemas.microsoft.com/office/drawing/2016/5/9/chartex" xmlns:cx4="http://schemas.microsoft.com/office/drawing/2016/5/10/chartex" xmlns:cx5="http://schemas.microsoft.com/office/drawing/2016/5/11/chartex" xmlns:cx6="http://schemas.microsoft.com/office/drawing/2016/5/12/chartex" xmlns:cx7="http://schemas.microsoft.com/office/drawing/2016/5/13/chartex" xmlns:cx8="http://schemas.microsoft.com/office/drawing/2016/5/14/chartex" xmlns:mc="http://schemas.openxmlformats.org/markup-compatibility/2006" xmlns:aink="http://schemas.microsoft.com/office/drawing/2016/ink" xmlns:am3d="http://schemas.microsoft.com/office/drawing/2017/model3d" xmlns:o="urn:schemas-microsoft-com:office:office" xmlns:oel="http://schemas.microsoft.com/office/2019/extlst" xmlns:r="http://schemas.openxmlformats.org/officeDocument/2006/relationships" xmlns:m="http://schemas.openxmlformats.org/officeDocument/2006/math" xmlns:v="urn:schemas-microsoft-com:vml" xmlns:wp14="http://schemas.microsoft.com/office/word/2010/wordprocessingDrawing" xmlns:wp="http://schemas.openxmlformats.org/drawingml/2006/wordprocessingDrawing" xmlns:w10="urn:schemas-microsoft-com:office:word" xmlns:w="http://schemas.openxmlformats.org/wordprocessingml/2006/main" xmlns:w14="http://schemas.microsoft.com/office/word/2010/wordml" xmlns:w15="http://schemas.microsoft.com/office/word/2012/wordml" xmlns:w16cex="http://schemas.microsoft.com/office/word/2018/wordml/cex" xmlns:w16cid="http://schemas.microsoft.com/office/word/2016/wordml/cid" xmlns:w16="http://schemas.microsoft.com/office/word/2018/wordml" xmlns:w16sdtdh="http://schemas.microsoft.com/office/word/2020/wordml/sdtdatahash" xmlns:w16se="http://schemas.microsoft.com/office/word/2015/wordml/symex" xmlns:wpg="http://schemas.microsoft.com/office/word/2010/wordprocessingGroup" xmlns:wpi="http://schemas.microsoft.com/office/word/2010/wordprocessingInk" xmlns:wne="http://schemas.microsoft.com/office/word/2006/wordml" xmlns:wps="http://schemas.microsoft.com/office/word/2010/wordprocessingShape" mc:Ignorable="w14 w15 w16se w16cid w16 w16cex w16sdtdh wp14">
+<w:document xmlns:wpc="http://schemas.microsoft.com/office/word/2010/wordprocessingCanvas" xmlns:cx="http://schemas.microsoft.com/office/drawing/2014/chartex" xmlns:cx1="http://schemas.microsoft.com/office/drawing/2015/9/8/chartex" xmlns:cx2="http://schemas.microsoft.com/office/drawing/2015/10/21/chartex" xmlns:cx3="http://schemas.microsoft.com/office/drawing/2016/5/9/chartex" xmlns:cx4="http://schemas.microsoft.com/office/drawing/2016/5/10/chartex" xmlns:cx5="http://schemas.microsoft.com/office/drawing/2016/5/11/chartex" xmlns:cx6="http://schemas.microsoft.com/office/drawing/2016/5/12/chartex" xmlns:cx7="http://schemas.microsoft.com/office/drawing/2016/5/13/chartex" xmlns:cx8="http://schemas.microsoft.com/office/drawing/2016/5/14/chartex" xmlns:mc="http://schemas.openxmlformats.org/markup-compatibility/2006" xmlns:aink="http://schemas.microsoft.com/office/drawing/2016/ink" xmlns:am3d="http://schemas.microsoft.com/office/drawing/2017/model3d" xmlns:o="urn:schemas-microsoft-com:office:office" xmlns:r="http://schemas.openxmlformats.org/officeDocument/2006/relationships" xmlns:m="http://schemas.openxmlformats.org/officeDocument/2006/math" xmlns:v="urn:schemas-microsoft-com:vml" xmlns:wp14="http://schemas.microsoft.com/office/word/2010/wordprocessingDrawing" xmlns:wp="http://schemas.openxmlformats.org/drawingml/2006/wordprocessingDrawing" xmlns:w10="urn:schemas-microsoft-com:office:word" xmlns:w="http://schemas.openxmlformats.org/wordprocessingml/2006/main" xmlns:w14="http://schemas.microsoft.com/office/word/2010/wordml" xmlns:w15="http://schemas.microsoft.com/office/word/2012/wordml" xmlns:w16cid="http://schemas.microsoft.com/office/word/2016/wordml/cid" xmlns:w16se="http://schemas.microsoft.com/office/word/2015/wordml/symex" xmlns:wpg="http://schemas.microsoft.com/office/word/2010/wordprocessingGroup" xmlns:wpi="http://schemas.microsoft.com/office/word/2010/wordprocessingInk" xmlns:wne="http://schemas.microsoft.com/office/word/2006/wordml" xmlns:wps="http://schemas.microsoft.com/office/word/2010/wordprocessingShape" mc:Ignorable="w14 w15 w16se w16cid wp14">
   <w:body>
     <w:p>
       <w:pPr>
@@ -482,7 +482,13 @@
         <w:ind w:left="4956" w:firstLine="708"/>
       </w:pPr>
       <w:r>
-        <w:t>San miguel Ixtapan, Tejupilco, Estado de México</w:t>
+        <w:t xml:space="preserve">San </w:t>
+      </w:r>
+      <w:r>
+        <w:t>M</w:t>
+      </w:r>
+      <w:r>
+        <w:t>iguel Ixtapan, Tejupilco, Estado de México</w:t>
       </w:r>
     </w:p>
     <w:p>
@@ -513,7 +519,15 @@
           <w:sz w:val="28"/>
         </w:rPr>
         <w:lastRenderedPageBreak/>
-        <w:t>INDICE</w:t>
+        <w:t>Í</w:t>
+      </w:r>
+      <w:r>
+        <w:rPr>
+          <w:rFonts w:ascii="Arial" w:hAnsi="Arial" w:cs="Arial"/>
+          <w:b/>
+          <w:sz w:val="28"/>
+        </w:rPr>
+        <w:t>NDICE</w:t>
       </w:r>
     </w:p>
     <w:sdt>
@@ -2403,7 +2417,6 @@
       </w:pPr>
       <w:bookmarkStart w:id="0" w:name="_Toc209461751"/>
       <w:r>
-        <w:lastRenderedPageBreak/>
         <w:t>INTRODUCCIÓN</w:t>
       </w:r>
       <w:bookmarkEnd w:id="0"/>
@@ -2528,7 +2541,6 @@
       </w:pPr>
       <w:bookmarkStart w:id="1" w:name="_Toc209461752"/>
       <w:r>
-        <w:lastRenderedPageBreak/>
         <w:t>CAPITULO I MARCO CONCEPTUAL</w:t>
       </w:r>
       <w:bookmarkEnd w:id="1"/>
@@ -2550,7 +2562,11 @@
       </w:r>
       <w:bookmarkEnd w:id="2"/>
     </w:p>
-    <w:p/>
+    <w:p>
+      <w:r>
+        <w:t>Colocar las tres propuestas</w:t>
+      </w:r>
+    </w:p>
     <w:p>
       <w:pPr>
         <w:pStyle w:val="Ttulo2"/>
@@ -2582,7 +2598,7 @@
           <w:rFonts w:ascii="Arial" w:hAnsi="Arial" w:cs="Arial"/>
           <w:sz w:val="24"/>
         </w:rPr>
-        <w:t xml:space="preserve">En el consultorio dental </w:t>
+        <w:t xml:space="preserve">En el consultorio  </w:t>
       </w:r>
       <w:r>
         <w:rPr>
@@ -2605,7 +2621,7 @@
           <w:rFonts w:ascii="Arial" w:hAnsi="Arial" w:cs="Arial"/>
           <w:sz w:val="24"/>
         </w:rPr>
-        <w:t xml:space="preserve"> se han identificado diversas maneras de agendar citas entre los roles de paciente, doctor y asistente dental. No obstante, se ha observado una deficiencia recurrente en la gestión de este proceso, lo que provoca dificultades en la organización y atención adecuada de los pacientes.</w:t>
+        <w:t xml:space="preserve"> se han identificado diversas maneras de agendar citas entre los roles de paciente, doctor y asistente . No obstante, se ha observado una deficiencia recurrente en la gestión de este proceso, lo que provoca dificultades en la organización y atención adecuada de los pacientes.</w:t>
       </w:r>
     </w:p>
     <w:p>
@@ -2634,7 +2650,23 @@
           <w:rFonts w:ascii="Arial" w:hAnsi="Arial" w:cs="Arial"/>
           <w:sz w:val="24"/>
         </w:rPr>
-        <w:t>Irving Saúl Jaimes Macedo</w:t>
+        <w:t xml:space="preserve">Irving Saúl </w:t>
+      </w:r>
+      <w:proofErr w:type="spellStart"/>
+      <w:r>
+        <w:rPr>
+          <w:rFonts w:ascii="Arial" w:hAnsi="Arial" w:cs="Arial"/>
+          <w:sz w:val="24"/>
+        </w:rPr>
+        <w:t>Jaimes</w:t>
+      </w:r>
+      <w:proofErr w:type="spellEnd"/>
+      <w:r>
+        <w:rPr>
+          <w:rFonts w:ascii="Arial" w:hAnsi="Arial" w:cs="Arial"/>
+          <w:sz w:val="24"/>
+        </w:rPr>
+        <w:t xml:space="preserve"> Macedo</w:t>
       </w:r>
       <w:r>
         <w:rPr>
@@ -2702,15 +2734,7 @@
           <w:rFonts w:ascii="Arial" w:hAnsi="Arial" w:cs="Arial"/>
           <w:sz w:val="24"/>
         </w:rPr>
-        <w:t xml:space="preserve">La tercera situación, similar a la primera pero de manera remota, se presenta cuando el paciente es nuevo y no está familiarizado con el consultorio. En este caso, el paciente se informa sobre los servicios ofrecidos a través de redes sociales, guarda el número del consultorio y posteriormente realiza una llamada o envía un mensaje para solicitar información adicional. Tras consultar sobre los servicios y costos, solicita una cita, la </w:t>
-      </w:r>
-      <w:r>
-        <w:rPr>
-          <w:rFonts w:ascii="Arial" w:hAnsi="Arial" w:cs="Arial"/>
-          <w:sz w:val="24"/>
-        </w:rPr>
-        <w:lastRenderedPageBreak/>
-        <w:t>cual, en la mayoría de los casos, es agendada directamente por el dentista, asegurando así la atención adecuada desde el primer contacto.</w:t>
+        <w:t>La tercera situación, similar a la primera pero de manera remota, se presenta cuando el paciente es nuevo y no está familiarizado con el consultorio. En este caso, el paciente se informa sobre los servicios ofrecidos a través de redes sociales, guarda el número del consultorio y posteriormente realiza una llamada o envía un mensaje para solicitar información adicional. Tras consultar sobre los servicios y costos, solicita una cita, la cual, en la mayoría de los casos, es agendada directamente por el dentista, asegurando así la atención adecuada desde el primer contacto.</w:t>
       </w:r>
     </w:p>
     <w:p>
@@ -2823,7 +2847,7 @@
           <w:sz w:val="24"/>
           <w:szCs w:val="24"/>
         </w:rPr>
-        <w:t xml:space="preserve">Desarrollar e implementar un sistema web para la administración de citas en el consultorio dental </w:t>
+        <w:t xml:space="preserve">Desarrollar e implementar un sistema web para la administración de citas en el consultorio </w:t>
       </w:r>
       <w:r>
         <w:rPr>
@@ -3004,8 +3028,25 @@
           <w:szCs w:val="21"/>
           <w:shd w:val="clear" w:color="auto" w:fill="FFFFFF"/>
         </w:rPr>
-        <w:lastRenderedPageBreak/>
-        <w:t>Desarrollar un módulo  administrativo que permita reservar, modificar y gestionar citas en tiempo real, con control de disponibilidad y estados de cita.</w:t>
+        <w:t>Desarrollar un módulo  administrativo que permita reservar, modificar y gestionar citas</w:t>
+      </w:r>
+      <w:r>
+        <w:rPr>
+          <w:rFonts w:ascii="Arial" w:hAnsi="Arial" w:cs="Arial"/>
+          <w:sz w:val="24"/>
+          <w:szCs w:val="21"/>
+          <w:shd w:val="clear" w:color="auto" w:fill="FFFFFF"/>
+        </w:rPr>
+        <w:t>,</w:t>
+      </w:r>
+      <w:r>
+        <w:rPr>
+          <w:rFonts w:ascii="Arial" w:hAnsi="Arial" w:cs="Arial"/>
+          <w:sz w:val="24"/>
+          <w:szCs w:val="21"/>
+          <w:shd w:val="clear" w:color="auto" w:fill="FFFFFF"/>
+        </w:rPr>
+        <w:t xml:space="preserve"> con control de disponibilidad y estados de cita.</w:t>
       </w:r>
     </w:p>
     <w:p>
@@ -3076,7 +3117,7 @@
           <w:rFonts w:ascii="Arial" w:hAnsi="Arial" w:cs="Arial"/>
           <w:sz w:val="24"/>
         </w:rPr>
-        <w:t xml:space="preserve">Todo surge de la necesidad de mejorar la gestión de citas en el consultorio dental Médica </w:t>
+        <w:t xml:space="preserve">Todo surge de la necesidad de mejorar la gestión de citas en el consultorio  Médica </w:t>
       </w:r>
       <w:proofErr w:type="spellStart"/>
       <w:r>
@@ -3123,7 +3164,7 @@
           <w:rFonts w:ascii="Arial" w:hAnsi="Arial" w:cs="Arial"/>
           <w:sz w:val="24"/>
         </w:rPr>
-        <w:t>La finalidad es ofrecer una plataforma digital que facilite la programación y seguimiento de citas, permitiendo que los pacientes conozcan los horarios disponibles, gestionen sus reservas en línea y tengan control sobre sus propias citas. Esto garantizará una atención más ágil, ordenada y profesional, mejorando la experiencia del paciente y reduciendo la intervención directa del personal en la gestión de la agenda.</w:t>
+        <w:t>La finalidad es ofrecer una plataforma digital que facilite la programación y seguimiento de citas, permitiendo que los pacientes conozcan los horarios disponibles y tengan control sobre sus propias citas. Esto garantizará una atención más ágil, ordenada y profesional, mejorando la experiencia del paciente y reduciendo la intervención directa del personal en la gestión de la agenda.</w:t>
       </w:r>
     </w:p>
     <w:p>
@@ -3154,15 +3195,28 @@
           <w:rFonts w:ascii="Arial" w:hAnsi="Arial" w:cs="Arial"/>
           <w:sz w:val="24"/>
         </w:rPr>
-        <w:t xml:space="preserve">El sistema abordará diversas problemáticas que afectan el funcionamiento del consultorio, como la falta de control y organización en la agenda, la descoordinación entre los roles del consultorio —dentista, asistente y paciente— y los prolongados tiempos de espera que enfrentan los pacientes. La plataforma web contribuirá a reducir la posibilidad de citas duplicadas, ofreciendo un registro confiable, accesible y actualizado en tiempo real. Esto permitirá que los pacientes programen, modifiquen o </w:t>
-      </w:r>
-      <w:r>
-        <w:rPr>
-          <w:rFonts w:ascii="Arial" w:hAnsi="Arial" w:cs="Arial"/>
-          <w:sz w:val="24"/>
-        </w:rPr>
-        <w:lastRenderedPageBreak/>
-        <w:t>cancelen sus citas de manera autónoma, lo que no solo optimiza la gestión interna del consultorio, sino que también fortalece la autonomía del paciente y mejora significativamente su experiencia al interactuar con el servicio.</w:t>
+        <w:t>El sistema abordará diversas problemáticas que afectan el funcionamiento del consultorio, como la falta de control y organización en la agenda, la descoordinación entre los roles del consultorio —dentista, asistente y paciente— y los prolongados tiempos de espera que enfrentan los pacientes. La plataforma web contribuirá a reducir la posibilidad de citas duplicadas, ofreciendo un registro confiable, accesible y actualizado en tiempo real. Esto permitirá que los pacientes programen</w:t>
+      </w:r>
+      <w:r>
+        <w:rPr>
+          <w:rFonts w:ascii="Arial" w:hAnsi="Arial" w:cs="Arial"/>
+          <w:sz w:val="24"/>
+        </w:rPr>
+        <w:t xml:space="preserve"> sus propias citas</w:t>
+      </w:r>
+      <w:r>
+        <w:rPr>
+          <w:rFonts w:ascii="Arial" w:hAnsi="Arial" w:cs="Arial"/>
+          <w:sz w:val="24"/>
+        </w:rPr>
+        <w:t xml:space="preserve"> </w:t>
+      </w:r>
+      <w:r>
+        <w:rPr>
+          <w:rFonts w:ascii="Arial" w:hAnsi="Arial" w:cs="Arial"/>
+          <w:sz w:val="24"/>
+        </w:rPr>
+        <w:t>, lo que no solo optimiza la gestión interna del consultorio, sino que también fortalece la autonomía del paciente y mejora significativamente su experiencia al interactuar con el servicio.</w:t>
       </w:r>
     </w:p>
     <w:p>
@@ -3181,26 +3235,35 @@
           <w:rFonts w:ascii="Arial" w:hAnsi="Arial" w:cs="Arial"/>
           <w:sz w:val="24"/>
         </w:rPr>
-        <w:t>Cambiar párrafo</w:t>
-      </w:r>
-    </w:p>
-    <w:p>
-      <w:pPr>
-        <w:pStyle w:val="Prrafodelista"/>
-        <w:spacing w:line="360" w:lineRule="auto"/>
-        <w:ind w:left="0"/>
-        <w:jc w:val="both"/>
-        <w:rPr>
-          <w:rFonts w:ascii="Arial" w:hAnsi="Arial" w:cs="Arial"/>
-          <w:sz w:val="24"/>
-        </w:rPr>
-      </w:pPr>
-      <w:r>
-        <w:rPr>
-          <w:rFonts w:ascii="Arial" w:hAnsi="Arial" w:cs="Arial"/>
-          <w:sz w:val="24"/>
-        </w:rPr>
-        <w:t>La digitalización del proceso permitirá liberar al personal de tareas administrativas repetitivas, enfocando sus esfuerzos en la atención clínica y en mejorar la calidad del servicio ofrecido. Para llevar a cabo el proyecto, se desarrollará un sitio web interactivo que muestre la disponibilidad del consultorio, permita agendar, modificar o cancelar citas, y genere notificaciones automáticas. Se definirán protocolos claros para la atención de pacientes nuevos y recurrentes, y se capacitará al personal en el uso del sistema, asegurando su correcta operación y manteniendo la eficiencia en la organización y atención del consultorio.</w:t>
+        <w:t>La digitalización del proceso permitirá liberar al personal de tareas administrativas repetitivas, enfocando sus esfuerzos en la atención clínica y en mejorar la calidad del servicio ofrecido. Para llevar a cabo el proyecto, se desarrollará un sitio web interactivo que muestre la disponibilidad del consultorio, permita agendar</w:t>
+      </w:r>
+      <w:r>
+        <w:rPr>
+          <w:rFonts w:ascii="Arial" w:hAnsi="Arial" w:cs="Arial"/>
+          <w:sz w:val="24"/>
+        </w:rPr>
+        <w:t xml:space="preserve"> y </w:t>
+      </w:r>
+      <w:r>
+        <w:rPr>
+          <w:rFonts w:ascii="Arial" w:hAnsi="Arial" w:cs="Arial"/>
+          <w:sz w:val="24"/>
+        </w:rPr>
+        <w:t>gener</w:t>
+      </w:r>
+      <w:r>
+        <w:rPr>
+          <w:rFonts w:ascii="Arial" w:hAnsi="Arial" w:cs="Arial"/>
+          <w:sz w:val="24"/>
+        </w:rPr>
+        <w:t>ar</w:t>
+      </w:r>
+      <w:r>
+        <w:rPr>
+          <w:rFonts w:ascii="Arial" w:hAnsi="Arial" w:cs="Arial"/>
+          <w:sz w:val="24"/>
+        </w:rPr>
+        <w:t xml:space="preserve"> notificaciones automáticas. Se definirán protocolos claros para la atención de pacientes nuevos y recurrentes, y se capacitará al personal en el uso del sistema, asegurando su correcta operación y manteniendo la eficiencia en la organización y atención del consultorio.</w:t>
       </w:r>
     </w:p>
     <w:p>
@@ -3257,12 +3320,11 @@
           <w:sz w:val="24"/>
           <w:szCs w:val="24"/>
         </w:rPr>
-        <w:t xml:space="preserve">El sistema web de gestión de citas para el Consultorio dental </w:t>
-      </w:r>
-      <w:r>
-        <w:rPr>
-          <w:rFonts w:ascii="Arial" w:hAnsi="Arial" w:cs="Arial"/>
-          <w:i/>
+        <w:t xml:space="preserve">El sistema web de gestión de citas para el Consultorio </w:t>
+      </w:r>
+      <w:r>
+        <w:rPr>
+          <w:rFonts w:ascii="Arial" w:hAnsi="Arial" w:cs="Arial"/>
           <w:iCs/>
           <w:sz w:val="24"/>
           <w:szCs w:val="24"/>
@@ -3273,7 +3335,6 @@
       <w:r>
         <w:rPr>
           <w:rFonts w:ascii="Arial" w:hAnsi="Arial" w:cs="Arial"/>
-          <w:i/>
           <w:iCs/>
           <w:sz w:val="24"/>
           <w:szCs w:val="24"/>
@@ -3287,12 +3348,29 @@
           <w:sz w:val="24"/>
           <w:szCs w:val="24"/>
         </w:rPr>
-        <w:t xml:space="preserve"> permitirá administrar de manera digital las reservaciones de los pacientes. Su funcionamiento se basa en una agenda digital conectada en tiempo real, donde tanto los clientes como el administrador podrán crear, modificar o cancelar citas, además de recibir notificaciones automáticas que recuerden los compromisos agendados. El sistema será utilizado principalmente por dos tipos de usuarios: los pacientes del consultorio, que reservarán sus citas en línea, y el administrador, que controlará la agenda, actualizará la información de servicios y dará seguimiento al estado de las consultas. Estará disponible en cualquier dispositivo con acceso a internet, facilitando su uso tanto dentro del consultorio como desde la comodidad del hogar de los pacientes. </w:t>
-      </w:r>
-    </w:p>
-    <w:p>
-      <w:pPr>
-        <w:spacing w:line="360" w:lineRule="auto"/>
+        <w:t xml:space="preserve"> permitirá administrar de manera digital las reservaciones de los pacientes. Su funcionamiento se basa en una agenda digital conectada en tiempo real, donde el administrador podrá crear, modificar o cancelar citas, además de recibir notificaciones automáticas que recuerden los compromisos agendados</w:t>
+      </w:r>
+      <w:r>
+        <w:rPr>
+          <w:rFonts w:ascii="Arial" w:hAnsi="Arial" w:cs="Arial"/>
+          <w:sz w:val="24"/>
+          <w:szCs w:val="24"/>
+        </w:rPr>
+        <w:t xml:space="preserve"> y el cliente podrá agendar y consultar las mismas.</w:t>
+      </w:r>
+      <w:r>
+        <w:rPr>
+          <w:rFonts w:ascii="Arial" w:hAnsi="Arial" w:cs="Arial"/>
+          <w:sz w:val="24"/>
+          <w:szCs w:val="24"/>
+        </w:rPr>
+        <w:t xml:space="preserve"> El sistema será utilizado principalmente por dos tipos de usuarios: los pacientes del consultorio, que reservarán sus citas en línea, y el administrador, que controlará la agenda, actualizará la información de servicios y dará seguimiento al estado de las consultas. Estará disponible en cualquier dispositivo con acceso a internet, facilitando su uso tanto dentro del consultorio como desde la comodidad del hogar de los pacientes. </w:t>
+      </w:r>
+    </w:p>
+    <w:p>
+      <w:pPr>
+        <w:spacing w:line="360" w:lineRule="auto"/>
+        <w:ind w:left="708" w:hanging="708"/>
         <w:jc w:val="both"/>
         <w:rPr>
           <w:rFonts w:ascii="Arial" w:hAnsi="Arial" w:cs="Arial"/>
@@ -3340,6 +3418,17 @@
     </w:p>
     <w:p>
       <w:pPr>
+        <w:spacing w:before="100" w:beforeAutospacing="1" w:after="100" w:afterAutospacing="1" w:line="360" w:lineRule="auto"/>
+        <w:rPr>
+          <w:rFonts w:ascii="Arial" w:eastAsia="Times New Roman" w:hAnsi="Arial" w:cs="Arial"/>
+          <w:sz w:val="24"/>
+          <w:szCs w:val="24"/>
+          <w:lang w:eastAsia="es-MX"/>
+        </w:rPr>
+      </w:pPr>
+    </w:p>
+    <w:p>
+      <w:pPr>
         <w:pStyle w:val="Ttulo1"/>
         <w:spacing w:line="360" w:lineRule="auto"/>
         <w:jc w:val="both"/>
@@ -3357,7 +3446,6 @@
           <w:sz w:val="32"/>
           <w:szCs w:val="32"/>
         </w:rPr>
-        <w:lastRenderedPageBreak/>
         <w:t>CAPITULO II MARCO DE REFERENCIAL</w:t>
       </w:r>
     </w:p>
@@ -3876,7 +3964,87 @@
           <w:szCs w:val="24"/>
           <w:lang w:eastAsia="es-MX"/>
         </w:rPr>
-        <w:t>Ofrecer servicios de medicina estética de calidad y especializada a través de consulta especializada, con el objetivo de mejorar la calidad de vida y realizar la belleza de nuestros pacientes. Con el compromiso de ofrecer un servicio de calidad nos comprometemos a hacer uso de la tecnología avanzada y de realizar procedimientos por personal capacitado y constantemente actualizado lo que nos permite mantenernos a la vanguardia.</w:t>
+        <w:t>Ofrecer servicios de medicina estética de calidad y especializada a través de consulta especializada, con el objetivo de mejorar la calidad de vida y realizar la belleza de nuestros pacientes. Con el compromiso de ofrecer un servicio de calidad nos comprometemos a hacer uso de la tecnología avanzada y de realizar procedimientos por personal capacitado y constantemente actualizado lo que nos permite mantenernos a la vanguardia</w:t>
+      </w:r>
+      <w:sdt>
+        <w:sdtPr>
+          <w:rPr>
+            <w:rFonts w:ascii="Arial" w:hAnsi="Arial" w:cs="Arial"/>
+            <w:sz w:val="24"/>
+            <w:szCs w:val="24"/>
+            <w:lang w:eastAsia="es-MX"/>
+          </w:rPr>
+          <w:id w:val="-515078251"/>
+          <w:citation/>
+        </w:sdtPr>
+        <w:sdtEndPr/>
+        <w:sdtContent>
+          <w:r>
+            <w:rPr>
+              <w:rFonts w:ascii="Arial" w:hAnsi="Arial" w:cs="Arial"/>
+              <w:sz w:val="24"/>
+              <w:szCs w:val="24"/>
+              <w:lang w:eastAsia="es-MX"/>
+            </w:rPr>
+            <w:fldChar w:fldCharType="begin"/>
+          </w:r>
+          <w:r>
+            <w:rPr>
+              <w:rFonts w:ascii="Arial" w:hAnsi="Arial" w:cs="Arial"/>
+              <w:sz w:val="24"/>
+              <w:szCs w:val="24"/>
+              <w:lang w:eastAsia="es-MX"/>
+            </w:rPr>
+            <w:instrText xml:space="preserve">CITATION Med \l 2058 </w:instrText>
+          </w:r>
+          <w:r>
+            <w:rPr>
+              <w:rFonts w:ascii="Arial" w:hAnsi="Arial" w:cs="Arial"/>
+              <w:sz w:val="24"/>
+              <w:szCs w:val="24"/>
+              <w:lang w:eastAsia="es-MX"/>
+            </w:rPr>
+            <w:fldChar w:fldCharType="separate"/>
+          </w:r>
+          <w:r>
+            <w:rPr>
+              <w:rFonts w:ascii="Arial" w:hAnsi="Arial" w:cs="Arial"/>
+              <w:noProof/>
+              <w:sz w:val="24"/>
+              <w:szCs w:val="24"/>
+              <w:lang w:eastAsia="es-MX"/>
+            </w:rPr>
+            <w:t xml:space="preserve"> </w:t>
+          </w:r>
+          <w:r>
+            <w:rPr>
+              <w:rFonts w:ascii="Arial" w:hAnsi="Arial" w:cs="Arial"/>
+              <w:noProof/>
+              <w:sz w:val="24"/>
+              <w:szCs w:val="24"/>
+              <w:lang w:eastAsia="es-MX"/>
+            </w:rPr>
+            <w:t>(Isor, 2025)</w:t>
+          </w:r>
+          <w:r>
+            <w:rPr>
+              <w:rFonts w:ascii="Arial" w:hAnsi="Arial" w:cs="Arial"/>
+              <w:sz w:val="24"/>
+              <w:szCs w:val="24"/>
+              <w:lang w:eastAsia="es-MX"/>
+            </w:rPr>
+            <w:fldChar w:fldCharType="end"/>
+          </w:r>
+        </w:sdtContent>
+      </w:sdt>
+      <w:r>
+        <w:rPr>
+          <w:rFonts w:ascii="Arial" w:hAnsi="Arial" w:cs="Arial"/>
+          <w:sz w:val="24"/>
+          <w:szCs w:val="24"/>
+          <w:lang w:eastAsia="es-MX"/>
+        </w:rPr>
+        <w:t>.</w:t>
       </w:r>
     </w:p>
     <w:p>
@@ -3892,7 +4060,6 @@
         <w:rPr>
           <w:lang w:eastAsia="es-MX"/>
         </w:rPr>
-        <w:lastRenderedPageBreak/>
         <w:t>2.3 Visión</w:t>
       </w:r>
     </w:p>
@@ -3959,7 +4126,87 @@
           <w:szCs w:val="24"/>
           <w:lang w:eastAsia="es-MX"/>
         </w:rPr>
-        <w:t>erencias y tendencias de nuestros pacientes de forma responsable, ofreciéndoles servicios de calidad y con la confianza de tener la experiencia y el conocimiento necesario para realizarlo.</w:t>
+        <w:t>erencias y tendencias de nuestros pacientes de forma responsable, ofreciéndoles servicios de calidad y con la confianza de tener la experiencia y el conocimiento necesario para realizarlo</w:t>
+      </w:r>
+      <w:sdt>
+        <w:sdtPr>
+          <w:rPr>
+            <w:rFonts w:ascii="Arial" w:hAnsi="Arial" w:cs="Arial"/>
+            <w:sz w:val="24"/>
+            <w:szCs w:val="24"/>
+            <w:lang w:eastAsia="es-MX"/>
+          </w:rPr>
+          <w:id w:val="-421412364"/>
+          <w:citation/>
+        </w:sdtPr>
+        <w:sdtEndPr/>
+        <w:sdtContent>
+          <w:r>
+            <w:rPr>
+              <w:rFonts w:ascii="Arial" w:hAnsi="Arial" w:cs="Arial"/>
+              <w:sz w:val="24"/>
+              <w:szCs w:val="24"/>
+              <w:lang w:eastAsia="es-MX"/>
+            </w:rPr>
+            <w:fldChar w:fldCharType="begin"/>
+          </w:r>
+          <w:r>
+            <w:rPr>
+              <w:rFonts w:ascii="Arial" w:hAnsi="Arial" w:cs="Arial"/>
+              <w:sz w:val="24"/>
+              <w:szCs w:val="24"/>
+              <w:lang w:eastAsia="es-MX"/>
+            </w:rPr>
+            <w:instrText xml:space="preserve"> CITATION Med \l 2058 </w:instrText>
+          </w:r>
+          <w:r>
+            <w:rPr>
+              <w:rFonts w:ascii="Arial" w:hAnsi="Arial" w:cs="Arial"/>
+              <w:sz w:val="24"/>
+              <w:szCs w:val="24"/>
+              <w:lang w:eastAsia="es-MX"/>
+            </w:rPr>
+            <w:fldChar w:fldCharType="separate"/>
+          </w:r>
+          <w:r>
+            <w:rPr>
+              <w:rFonts w:ascii="Arial" w:hAnsi="Arial" w:cs="Arial"/>
+              <w:noProof/>
+              <w:sz w:val="24"/>
+              <w:szCs w:val="24"/>
+              <w:lang w:eastAsia="es-MX"/>
+            </w:rPr>
+            <w:t xml:space="preserve"> </w:t>
+          </w:r>
+          <w:r>
+            <w:rPr>
+              <w:rFonts w:ascii="Arial" w:hAnsi="Arial" w:cs="Arial"/>
+              <w:noProof/>
+              <w:sz w:val="24"/>
+              <w:szCs w:val="24"/>
+              <w:lang w:eastAsia="es-MX"/>
+            </w:rPr>
+            <w:t>(Isor, 2025)</w:t>
+          </w:r>
+          <w:r>
+            <w:rPr>
+              <w:rFonts w:ascii="Arial" w:hAnsi="Arial" w:cs="Arial"/>
+              <w:sz w:val="24"/>
+              <w:szCs w:val="24"/>
+              <w:lang w:eastAsia="es-MX"/>
+            </w:rPr>
+            <w:fldChar w:fldCharType="end"/>
+          </w:r>
+        </w:sdtContent>
+      </w:sdt>
+      <w:r>
+        <w:rPr>
+          <w:rFonts w:ascii="Arial" w:hAnsi="Arial" w:cs="Arial"/>
+          <w:sz w:val="24"/>
+          <w:szCs w:val="24"/>
+          <w:lang w:eastAsia="es-MX"/>
+        </w:rPr>
+        <w:t>.</w:t>
       </w:r>
     </w:p>
     <w:p>
@@ -4023,7 +4270,87 @@
           <w:szCs w:val="24"/>
           <w:lang w:eastAsia="es-MX"/>
         </w:rPr>
-        <w:t>tenemos la visión de ser lideres en tratamientos seguros y efectivos, creando un ambiente de trabajo colaborativo y enfocado en la aplicación de tratamientos de excelencia y del manejo del equipo para ofrecer una mejor experiencia al paciente.</w:t>
+        <w:t>tenemos la visión de ser lideres en tratamientos seguros y efectivos, creando un ambiente de trabajo colaborativo y enfocado en la aplicación de tratamientos de excelencia y del manejo del equipo para ofrecer una mejor experiencia al paciente</w:t>
+      </w:r>
+      <w:sdt>
+        <w:sdtPr>
+          <w:rPr>
+            <w:rFonts w:ascii="Arial" w:hAnsi="Arial" w:cs="Arial"/>
+            <w:sz w:val="24"/>
+            <w:szCs w:val="24"/>
+            <w:lang w:eastAsia="es-MX"/>
+          </w:rPr>
+          <w:id w:val="-1361658727"/>
+          <w:citation/>
+        </w:sdtPr>
+        <w:sdtEndPr/>
+        <w:sdtContent>
+          <w:r>
+            <w:rPr>
+              <w:rFonts w:ascii="Arial" w:hAnsi="Arial" w:cs="Arial"/>
+              <w:sz w:val="24"/>
+              <w:szCs w:val="24"/>
+              <w:lang w:eastAsia="es-MX"/>
+            </w:rPr>
+            <w:fldChar w:fldCharType="begin"/>
+          </w:r>
+          <w:r>
+            <w:rPr>
+              <w:rFonts w:ascii="Arial" w:hAnsi="Arial" w:cs="Arial"/>
+              <w:sz w:val="24"/>
+              <w:szCs w:val="24"/>
+              <w:lang w:eastAsia="es-MX"/>
+            </w:rPr>
+            <w:instrText xml:space="preserve"> CITATION Med \l 2058 </w:instrText>
+          </w:r>
+          <w:r>
+            <w:rPr>
+              <w:rFonts w:ascii="Arial" w:hAnsi="Arial" w:cs="Arial"/>
+              <w:sz w:val="24"/>
+              <w:szCs w:val="24"/>
+              <w:lang w:eastAsia="es-MX"/>
+            </w:rPr>
+            <w:fldChar w:fldCharType="separate"/>
+          </w:r>
+          <w:r>
+            <w:rPr>
+              <w:rFonts w:ascii="Arial" w:hAnsi="Arial" w:cs="Arial"/>
+              <w:noProof/>
+              <w:sz w:val="24"/>
+              <w:szCs w:val="24"/>
+              <w:lang w:eastAsia="es-MX"/>
+            </w:rPr>
+            <w:t xml:space="preserve"> </w:t>
+          </w:r>
+          <w:r>
+            <w:rPr>
+              <w:rFonts w:ascii="Arial" w:hAnsi="Arial" w:cs="Arial"/>
+              <w:noProof/>
+              <w:sz w:val="24"/>
+              <w:szCs w:val="24"/>
+              <w:lang w:eastAsia="es-MX"/>
+            </w:rPr>
+            <w:t>(Isor, 2025)</w:t>
+          </w:r>
+          <w:r>
+            <w:rPr>
+              <w:rFonts w:ascii="Arial" w:hAnsi="Arial" w:cs="Arial"/>
+              <w:sz w:val="24"/>
+              <w:szCs w:val="24"/>
+              <w:lang w:eastAsia="es-MX"/>
+            </w:rPr>
+            <w:fldChar w:fldCharType="end"/>
+          </w:r>
+        </w:sdtContent>
+      </w:sdt>
+      <w:r>
+        <w:rPr>
+          <w:rFonts w:ascii="Arial" w:hAnsi="Arial" w:cs="Arial"/>
+          <w:sz w:val="24"/>
+          <w:szCs w:val="24"/>
+          <w:lang w:eastAsia="es-MX"/>
+        </w:rPr>
+        <w:t>.</w:t>
       </w:r>
     </w:p>
     <w:p>
@@ -4268,6 +4595,30 @@
     </w:p>
     <w:p>
       <w:pPr>
+        <w:spacing w:line="360" w:lineRule="auto"/>
+        <w:jc w:val="both"/>
+        <w:rPr>
+          <w:rFonts w:ascii="Arial" w:hAnsi="Arial" w:cs="Arial"/>
+          <w:sz w:val="24"/>
+          <w:szCs w:val="24"/>
+          <w:lang w:eastAsia="es-MX"/>
+        </w:rPr>
+      </w:pPr>
+    </w:p>
+    <w:p>
+      <w:pPr>
+        <w:spacing w:line="360" w:lineRule="auto"/>
+        <w:jc w:val="both"/>
+        <w:rPr>
+          <w:rFonts w:ascii="Arial" w:hAnsi="Arial" w:cs="Arial"/>
+          <w:sz w:val="24"/>
+          <w:szCs w:val="24"/>
+          <w:lang w:eastAsia="es-MX"/>
+        </w:rPr>
+      </w:pPr>
+    </w:p>
+    <w:p>
+      <w:pPr>
         <w:pStyle w:val="Ttulo1"/>
         <w:spacing w:line="360" w:lineRule="auto"/>
         <w:jc w:val="both"/>
@@ -4286,7 +4637,6 @@
           <w:sz w:val="32"/>
           <w:szCs w:val="32"/>
         </w:rPr>
-        <w:lastRenderedPageBreak/>
         <w:t>CAPITULO III MARCO TEORICO</w:t>
       </w:r>
       <w:bookmarkEnd w:id="10"/>
@@ -4514,16 +4864,7 @@
           <w:sz w:val="24"/>
           <w:szCs w:val="24"/>
         </w:rPr>
-        <w:t xml:space="preserve"> no requiere de ningún tipo de plugin, puesto que lo que hace es generar código JavaScript que se ejecuta en cualquier navegador, </w:t>
-      </w:r>
-      <w:r>
-        <w:rPr>
-          <w:rFonts w:ascii="Arial" w:hAnsi="Arial" w:cs="Arial"/>
-          <w:sz w:val="24"/>
-          <w:szCs w:val="24"/>
-        </w:rPr>
-        <w:lastRenderedPageBreak/>
-        <w:t xml:space="preserve">plataforma o sistema operativo. </w:t>
+        <w:t xml:space="preserve"> no requiere de ningún tipo de plugin, puesto que lo que hace es generar código JavaScript que se ejecuta en cualquier navegador, plataforma o sistema operativo. </w:t>
       </w:r>
       <w:proofErr w:type="spellStart"/>
       <w:r>
@@ -4688,7 +5029,7 @@
           <w:sz w:val="24"/>
           <w:szCs w:val="24"/>
         </w:rPr>
-        <w:t xml:space="preserve">, u Hojas de Estilo en Cascada) es la tecnología desarrollada por el World Wide Web </w:t>
+        <w:t xml:space="preserve">, u Hojas de Estilo en Cascada) es la tecnología desarrollada por el </w:t>
       </w:r>
       <w:proofErr w:type="spellStart"/>
       <w:r>
@@ -4697,6 +5038,24 @@
           <w:sz w:val="24"/>
           <w:szCs w:val="24"/>
         </w:rPr>
+        <w:t>World</w:t>
+      </w:r>
+      <w:proofErr w:type="spellEnd"/>
+      <w:r>
+        <w:rPr>
+          <w:rFonts w:ascii="Arial" w:hAnsi="Arial" w:cs="Arial"/>
+          <w:sz w:val="24"/>
+          <w:szCs w:val="24"/>
+        </w:rPr>
+        <w:t xml:space="preserve"> Wide Web </w:t>
+      </w:r>
+      <w:proofErr w:type="spellStart"/>
+      <w:r>
+        <w:rPr>
+          <w:rFonts w:ascii="Arial" w:hAnsi="Arial" w:cs="Arial"/>
+          <w:sz w:val="24"/>
+          <w:szCs w:val="24"/>
+        </w:rPr>
         <w:t>Consortium</w:t>
       </w:r>
       <w:proofErr w:type="spellEnd"/>
@@ -4801,7 +5160,6 @@
           <w:rFonts w:cs="Arial"/>
           <w:szCs w:val="24"/>
         </w:rPr>
-        <w:lastRenderedPageBreak/>
         <w:t>3.6 Angular</w:t>
       </w:r>
       <w:bookmarkEnd w:id="16"/>
@@ -5239,16 +5597,7 @@
           <w:sz w:val="24"/>
           <w:szCs w:val="24"/>
         </w:rPr>
-        <w:t xml:space="preserve"> es crear rápidamente aplicaciones </w:t>
-      </w:r>
-      <w:r>
-        <w:rPr>
-          <w:rFonts w:ascii="Arial" w:hAnsi="Arial" w:cs="Arial"/>
-          <w:sz w:val="24"/>
-          <w:szCs w:val="24"/>
-        </w:rPr>
-        <w:lastRenderedPageBreak/>
-        <w:t>basadas en Spring sin requerir que los desarrolladores escriban la misma configuración repetitiva una y otra vez (</w:t>
+        <w:t xml:space="preserve"> es crear rápidamente aplicaciones basadas en Spring sin requerir que los desarrolladores escriban la misma configuración repetitiva una y otra vez (</w:t>
       </w:r>
       <w:proofErr w:type="spellStart"/>
       <w:r>
@@ -5602,27 +5951,1767 @@
     <w:p/>
     <w:p>
       <w:pPr>
+        <w:pStyle w:val="Ttulo1"/>
+      </w:pPr>
+      <w:r>
+        <w:t>CAPÍTULO IV MÉTODOLOGÍA DE APLICACIÓN</w:t>
+      </w:r>
+    </w:p>
+    <w:p>
+      <w:pPr>
+        <w:pStyle w:val="Ttulo2"/>
+      </w:pPr>
+      <w:r>
+        <w:t>4.1 Fase De Análisis</w:t>
+      </w:r>
+    </w:p>
+    <w:p>
+      <w:pPr>
+        <w:pStyle w:val="Ttulo2"/>
+      </w:pPr>
+      <w:r>
+        <w:t>4.1.1Determinación de Requerimientos</w:t>
+      </w:r>
+    </w:p>
+    <w:p/>
+    <w:p>
+      <w:pPr>
+        <w:pStyle w:val="Prrafodelista"/>
+        <w:numPr>
+          <w:ilvl w:val="0"/>
+          <w:numId w:val="21"/>
+        </w:numPr>
+        <w:spacing w:line="360" w:lineRule="auto"/>
+        <w:jc w:val="both"/>
+        <w:rPr>
+          <w:rFonts w:ascii="Arial" w:hAnsi="Arial" w:cs="Arial"/>
+          <w:b/>
+          <w:sz w:val="24"/>
+          <w:szCs w:val="24"/>
+        </w:rPr>
+      </w:pPr>
+      <w:r>
+        <w:rPr>
+          <w:rFonts w:ascii="Arial" w:hAnsi="Arial" w:cs="Arial"/>
+          <w:b/>
+          <w:sz w:val="24"/>
+          <w:szCs w:val="24"/>
+        </w:rPr>
+        <w:t>Requerimientos Funcionales</w:t>
+      </w:r>
+    </w:p>
+    <w:p>
+      <w:pPr>
+        <w:spacing w:line="360" w:lineRule="auto"/>
+        <w:jc w:val="both"/>
+        <w:rPr>
+          <w:rFonts w:ascii="Arial" w:hAnsi="Arial" w:cs="Arial"/>
+          <w:b/>
+          <w:sz w:val="24"/>
+          <w:szCs w:val="24"/>
+        </w:rPr>
+      </w:pPr>
+      <w:r>
+        <w:rPr>
+          <w:rFonts w:ascii="Arial" w:hAnsi="Arial" w:cs="Arial"/>
+          <w:b/>
+          <w:sz w:val="24"/>
+          <w:szCs w:val="24"/>
+        </w:rPr>
+        <w:t>Usuario Paciente</w:t>
+      </w:r>
+    </w:p>
+    <w:p>
+      <w:pPr>
+        <w:pStyle w:val="Prrafodelista"/>
+        <w:numPr>
+          <w:ilvl w:val="0"/>
+          <w:numId w:val="17"/>
+        </w:numPr>
+        <w:spacing w:before="100" w:beforeAutospacing="1" w:after="100" w:afterAutospacing="1" w:line="360" w:lineRule="auto"/>
+        <w:jc w:val="both"/>
+        <w:rPr>
+          <w:rFonts w:ascii="Arial" w:eastAsia="Times New Roman" w:hAnsi="Arial" w:cs="Arial"/>
+          <w:sz w:val="24"/>
+          <w:szCs w:val="24"/>
+          <w:lang w:eastAsia="es-MX"/>
+        </w:rPr>
+      </w:pPr>
+      <w:r>
+        <w:rPr>
+          <w:rFonts w:ascii="Arial" w:eastAsia="Times New Roman" w:hAnsi="Arial" w:cs="Arial"/>
+          <w:sz w:val="24"/>
+          <w:szCs w:val="24"/>
+          <w:lang w:eastAsia="es-MX"/>
+        </w:rPr>
+        <w:t>El sistema permitirá al usuario agendar una cita en cuatro sencillos pasos: primero, deberá ingresa</w:t>
+      </w:r>
+      <w:bookmarkStart w:id="23" w:name="_GoBack"/>
+      <w:bookmarkEnd w:id="23"/>
+      <w:r>
+        <w:rPr>
+          <w:rFonts w:ascii="Arial" w:eastAsia="Times New Roman" w:hAnsi="Arial" w:cs="Arial"/>
+          <w:sz w:val="24"/>
+          <w:szCs w:val="24"/>
+          <w:lang w:eastAsia="es-MX"/>
+        </w:rPr>
+        <w:t>r su nombre completo; luego, proporcionar su número de teléfono; después, seleccionar el tipo de servicio que desea solicitar; y, por último, elegir la fecha y hora disponibles para su cita.</w:t>
+      </w:r>
+    </w:p>
+    <w:p>
+      <w:pPr>
+        <w:pStyle w:val="Prrafodelista"/>
+        <w:numPr>
+          <w:ilvl w:val="0"/>
+          <w:numId w:val="17"/>
+        </w:numPr>
+        <w:spacing w:before="100" w:beforeAutospacing="1" w:after="100" w:afterAutospacing="1" w:line="360" w:lineRule="auto"/>
+        <w:jc w:val="both"/>
+        <w:rPr>
+          <w:rFonts w:ascii="Arial" w:eastAsia="Times New Roman" w:hAnsi="Arial" w:cs="Arial"/>
+          <w:sz w:val="24"/>
+          <w:szCs w:val="24"/>
+          <w:lang w:eastAsia="es-MX"/>
+        </w:rPr>
+      </w:pPr>
+      <w:r>
+        <w:rPr>
+          <w:rFonts w:ascii="Arial" w:hAnsi="Arial" w:cs="Arial"/>
+          <w:sz w:val="24"/>
+          <w:szCs w:val="24"/>
+        </w:rPr>
+        <w:t>El sistema mostrará la lista completa de servicios disponibles mediante un campo de selección (combo box), que cargará automáticamente toda la información correspondiente.</w:t>
+      </w:r>
+    </w:p>
+    <w:p>
+      <w:pPr>
+        <w:pStyle w:val="Prrafodelista"/>
+        <w:numPr>
+          <w:ilvl w:val="0"/>
+          <w:numId w:val="17"/>
+        </w:numPr>
+        <w:spacing w:before="100" w:beforeAutospacing="1" w:after="100" w:afterAutospacing="1" w:line="360" w:lineRule="auto"/>
+        <w:jc w:val="both"/>
+        <w:rPr>
+          <w:rFonts w:ascii="Arial" w:eastAsia="Times New Roman" w:hAnsi="Arial" w:cs="Arial"/>
+          <w:sz w:val="24"/>
+          <w:szCs w:val="24"/>
+          <w:lang w:eastAsia="es-MX"/>
+        </w:rPr>
+      </w:pPr>
+      <w:r>
+        <w:rPr>
+          <w:rFonts w:ascii="Arial" w:hAnsi="Arial" w:cs="Arial"/>
+          <w:sz w:val="24"/>
+          <w:szCs w:val="24"/>
+        </w:rPr>
+        <w:t>Al hacer clic en “Seleccionar horario”, el sistema mostrará en un panel los horarios disponibles y agendados dentro de los próximos seis meses, diferenciándolos por color: gris para los agendados y verde para los disponibles.</w:t>
+      </w:r>
+    </w:p>
+    <w:p>
+      <w:pPr>
+        <w:pStyle w:val="Prrafodelista"/>
+        <w:numPr>
+          <w:ilvl w:val="0"/>
+          <w:numId w:val="17"/>
+        </w:numPr>
+        <w:spacing w:before="100" w:beforeAutospacing="1" w:after="100" w:afterAutospacing="1" w:line="360" w:lineRule="auto"/>
+        <w:jc w:val="both"/>
+        <w:rPr>
+          <w:rFonts w:ascii="Arial" w:eastAsia="Times New Roman" w:hAnsi="Arial" w:cs="Arial"/>
+          <w:sz w:val="24"/>
+          <w:szCs w:val="24"/>
+          <w:lang w:eastAsia="es-MX"/>
+        </w:rPr>
+      </w:pPr>
+      <w:r>
+        <w:rPr>
+          <w:rFonts w:ascii="Arial" w:hAnsi="Arial" w:cs="Arial"/>
+          <w:sz w:val="24"/>
+          <w:szCs w:val="24"/>
+        </w:rPr>
+        <w:t>El panel de horarios permitirá navegar entre los días mediante un encabezado semanal, mostrando las fechas de lunes a domingo a partir de la fecha actual, con el día y el mes indicados debajo de cada día.</w:t>
+      </w:r>
+    </w:p>
+    <w:p>
+      <w:pPr>
+        <w:pStyle w:val="NormalWeb"/>
+        <w:numPr>
+          <w:ilvl w:val="0"/>
+          <w:numId w:val="17"/>
+        </w:numPr>
+        <w:spacing w:line="360" w:lineRule="auto"/>
+        <w:jc w:val="both"/>
+        <w:rPr>
+          <w:rFonts w:ascii="Arial" w:hAnsi="Arial" w:cs="Arial"/>
+        </w:rPr>
+      </w:pPr>
+      <w:r>
+        <w:rPr>
+          <w:rFonts w:ascii="Arial" w:hAnsi="Arial" w:cs="Arial"/>
+        </w:rPr>
+        <w:t>El sistema permitirá enviar la confirmación de la cita por medio de WhatsApp al momento de agendar cita, incluyendo: nombre completo del paciente, servicio solicitado, fecha, ubicación del consultorio y un mensaje recordatorio de asistencia.</w:t>
+      </w:r>
+    </w:p>
+    <w:p>
+      <w:pPr>
+        <w:pStyle w:val="Prrafodelista"/>
+        <w:numPr>
+          <w:ilvl w:val="0"/>
+          <w:numId w:val="17"/>
+        </w:numPr>
+        <w:spacing w:before="100" w:beforeAutospacing="1" w:after="100" w:afterAutospacing="1" w:line="360" w:lineRule="auto"/>
+        <w:jc w:val="both"/>
+        <w:rPr>
+          <w:rFonts w:ascii="Arial" w:eastAsia="Times New Roman" w:hAnsi="Arial" w:cs="Arial"/>
+          <w:sz w:val="24"/>
+          <w:szCs w:val="24"/>
+          <w:lang w:eastAsia="es-MX"/>
+        </w:rPr>
+      </w:pPr>
+      <w:r>
+        <w:rPr>
+          <w:rFonts w:ascii="Arial" w:eastAsia="Times New Roman" w:hAnsi="Arial" w:cs="Arial"/>
+          <w:sz w:val="24"/>
+          <w:szCs w:val="24"/>
+          <w:lang w:eastAsia="es-MX"/>
+        </w:rPr>
+        <w:t xml:space="preserve">El usuario podrá consultar su cita más próxima ingresando el número de teléfono registrado. Al hacer clic en la opción “Consultar”, el sistema mostrará un modal con la siguiente información: nombre completo, fecha (en formato DD/MM/YYYY), nombre del servicio, estatus, descripción (si aplica), ubicación del consultorio y el mensaje “Te esperamos en Medical </w:t>
+      </w:r>
+      <w:proofErr w:type="spellStart"/>
+      <w:r>
+        <w:rPr>
+          <w:rFonts w:ascii="Arial" w:eastAsia="Times New Roman" w:hAnsi="Arial" w:cs="Arial"/>
+          <w:sz w:val="24"/>
+          <w:szCs w:val="24"/>
+          <w:lang w:eastAsia="es-MX"/>
+        </w:rPr>
+        <w:t>Isor</w:t>
+      </w:r>
+      <w:proofErr w:type="spellEnd"/>
+      <w:r>
+        <w:rPr>
+          <w:rFonts w:ascii="Arial" w:eastAsia="Times New Roman" w:hAnsi="Arial" w:cs="Arial"/>
+          <w:sz w:val="24"/>
+          <w:szCs w:val="24"/>
+          <w:lang w:eastAsia="es-MX"/>
+        </w:rPr>
+        <w:t>”.</w:t>
+      </w:r>
+    </w:p>
+    <w:p>
+      <w:pPr>
+        <w:pStyle w:val="NormalWeb"/>
+        <w:numPr>
+          <w:ilvl w:val="0"/>
+          <w:numId w:val="17"/>
+        </w:numPr>
+        <w:spacing w:line="360" w:lineRule="auto"/>
+        <w:jc w:val="both"/>
+        <w:rPr>
+          <w:rFonts w:ascii="Arial" w:hAnsi="Arial" w:cs="Arial"/>
+        </w:rPr>
+      </w:pPr>
+      <w:r>
+        <w:rPr>
+          <w:rFonts w:ascii="Arial" w:hAnsi="Arial" w:cs="Arial"/>
+        </w:rPr>
+        <w:t>El sistema enviará un recordatorio por WhatsApp un día antes de la cita, incluyendo un mensaje de confirmación, el nombre del paciente, fecha, hora, ubicación del consultorio y un aviso para contactar en caso de necesitar reprogramar.</w:t>
+      </w:r>
+    </w:p>
+    <w:p>
+      <w:pPr>
+        <w:spacing w:line="360" w:lineRule="auto"/>
+        <w:jc w:val="both"/>
+        <w:rPr>
+          <w:rFonts w:ascii="Arial" w:hAnsi="Arial" w:cs="Arial"/>
+          <w:b/>
+          <w:sz w:val="24"/>
+          <w:szCs w:val="24"/>
+        </w:rPr>
+      </w:pPr>
+      <w:r>
+        <w:rPr>
+          <w:rFonts w:ascii="Arial" w:hAnsi="Arial" w:cs="Arial"/>
+          <w:b/>
+          <w:sz w:val="24"/>
+          <w:szCs w:val="24"/>
+        </w:rPr>
+        <w:t>Administrador</w:t>
+      </w:r>
+    </w:p>
+    <w:p>
+      <w:pPr>
+        <w:pStyle w:val="NormalWeb"/>
+        <w:numPr>
+          <w:ilvl w:val="0"/>
+          <w:numId w:val="18"/>
+        </w:numPr>
+        <w:spacing w:line="360" w:lineRule="auto"/>
+        <w:jc w:val="both"/>
+        <w:rPr>
+          <w:rFonts w:ascii="Arial" w:hAnsi="Arial" w:cs="Arial"/>
+        </w:rPr>
+      </w:pPr>
+      <w:r>
+        <w:rPr>
+          <w:rFonts w:ascii="Arial" w:hAnsi="Arial" w:cs="Arial"/>
+        </w:rPr>
+        <w:t>El sistema permitirá al usuario administrador iniciar sesión usando un nombre de usuario y contraseña definidos por los ingenieros de sistemas.</w:t>
+      </w:r>
+    </w:p>
+    <w:p>
+      <w:pPr>
+        <w:pStyle w:val="Prrafodelista"/>
+        <w:numPr>
+          <w:ilvl w:val="0"/>
+          <w:numId w:val="18"/>
+        </w:numPr>
+        <w:spacing w:before="100" w:beforeAutospacing="1" w:after="100" w:afterAutospacing="1" w:line="360" w:lineRule="auto"/>
+        <w:jc w:val="both"/>
+        <w:rPr>
+          <w:rFonts w:ascii="Arial" w:eastAsia="Times New Roman" w:hAnsi="Arial" w:cs="Arial"/>
+          <w:sz w:val="24"/>
+          <w:szCs w:val="24"/>
+          <w:lang w:eastAsia="es-MX"/>
+        </w:rPr>
+      </w:pPr>
+      <w:r>
+        <w:rPr>
+          <w:rFonts w:ascii="Arial" w:eastAsia="Times New Roman" w:hAnsi="Arial" w:cs="Arial"/>
+          <w:sz w:val="24"/>
+          <w:szCs w:val="24"/>
+          <w:lang w:eastAsia="es-MX"/>
+        </w:rPr>
+        <w:t>El sistema permitirá al administrador consultar citas mediante filtros seleccionables en orden: primero mes, luego día y finalmente hora. No es necesario completar todos los filtros, pero sí respetar el orden. La información se mostrará en un modal e incluirá: fecha completa (día, mes y hora), nombre completo del paciente, tipo de servicio, duración del servicio (hora de inicio y fin),descripción, si aplica y por último los iconos de editar y cancelar.</w:t>
+      </w:r>
+    </w:p>
+    <w:p>
+      <w:pPr>
+        <w:pStyle w:val="NormalWeb"/>
+        <w:numPr>
+          <w:ilvl w:val="0"/>
+          <w:numId w:val="18"/>
+        </w:numPr>
+        <w:spacing w:line="360" w:lineRule="auto"/>
+        <w:jc w:val="both"/>
+        <w:rPr>
+          <w:rFonts w:ascii="Arial" w:hAnsi="Arial" w:cs="Arial"/>
+        </w:rPr>
+      </w:pPr>
+      <w:r>
+        <w:rPr>
+          <w:rFonts w:ascii="Arial" w:hAnsi="Arial" w:cs="Arial"/>
+        </w:rPr>
+        <w:t>El sistema permitirá, desde el panel de consulta, filtrar los registros por nombre, de manera que la búsqueda será insensible a mayúsculas o minúsculas y se mostrarán todos los registros que coincidan con los caracteres ingresados.</w:t>
+      </w:r>
+    </w:p>
+    <w:p>
+      <w:pPr>
+        <w:pStyle w:val="NormalWeb"/>
+        <w:numPr>
+          <w:ilvl w:val="0"/>
+          <w:numId w:val="18"/>
+        </w:numPr>
+        <w:spacing w:line="360" w:lineRule="auto"/>
+        <w:jc w:val="both"/>
+        <w:rPr>
+          <w:rFonts w:ascii="Arial" w:hAnsi="Arial" w:cs="Arial"/>
+        </w:rPr>
+      </w:pPr>
+      <w:r>
+        <w:rPr>
+          <w:rFonts w:ascii="Arial" w:hAnsi="Arial" w:cs="Arial"/>
+        </w:rPr>
+        <w:t>El sistema permitirá al administrador visualizar, mediante un panel, todos los horarios disponibles y las citas agendadas dentro de un periodo máximo de seis meses a partir de la fecha actual, identificadas por colores según el servicio previamente agendado.</w:t>
+      </w:r>
+    </w:p>
+    <w:p>
+      <w:pPr>
+        <w:pStyle w:val="NormalWeb"/>
+        <w:numPr>
+          <w:ilvl w:val="0"/>
+          <w:numId w:val="18"/>
+        </w:numPr>
+        <w:spacing w:line="360" w:lineRule="auto"/>
+        <w:jc w:val="both"/>
+        <w:rPr>
+          <w:rFonts w:ascii="Arial" w:hAnsi="Arial" w:cs="Arial"/>
+        </w:rPr>
+      </w:pPr>
+      <w:r>
+        <w:rPr>
+          <w:rFonts w:ascii="Arial" w:hAnsi="Arial" w:cs="Arial"/>
+        </w:rPr>
+        <w:t>El sistema permitirá al administrador gestionar el agendamiento de citas de manera sencilla: primero, podrá ingresar los datos del paciente, incluyendo nombre completo y número de teléfono; luego, seleccionar el tipo de servicio solicitado; y, finalmente, asignar la fecha y hora disponibles. Además, el sistema mostrará la lista completa de servicios disponibles mediante un campo de selección.</w:t>
+      </w:r>
+    </w:p>
+    <w:p>
+      <w:pPr>
+        <w:pStyle w:val="NormalWeb"/>
+        <w:numPr>
+          <w:ilvl w:val="0"/>
+          <w:numId w:val="18"/>
+        </w:numPr>
+        <w:spacing w:line="360" w:lineRule="auto"/>
+        <w:jc w:val="both"/>
+        <w:rPr>
+          <w:rFonts w:ascii="Arial" w:hAnsi="Arial" w:cs="Arial"/>
+        </w:rPr>
+      </w:pPr>
+      <w:r>
+        <w:rPr>
+          <w:rFonts w:ascii="Arial" w:hAnsi="Arial" w:cs="Arial"/>
+        </w:rPr>
+        <w:t>El sistema contará con una barra de herramientas (</w:t>
+      </w:r>
+      <w:proofErr w:type="spellStart"/>
+      <w:r>
+        <w:rPr>
+          <w:rFonts w:ascii="Arial" w:hAnsi="Arial" w:cs="Arial"/>
+        </w:rPr>
+        <w:t>toolbar</w:t>
+      </w:r>
+      <w:proofErr w:type="spellEnd"/>
+      <w:r>
+        <w:rPr>
+          <w:rFonts w:ascii="Arial" w:hAnsi="Arial" w:cs="Arial"/>
+        </w:rPr>
+        <w:t xml:space="preserve">) que incluirá el apartado </w:t>
+      </w:r>
+      <w:r>
+        <w:rPr>
+          <w:rStyle w:val="Textoennegrita"/>
+          <w:rFonts w:ascii="Arial" w:hAnsi="Arial" w:cs="Arial"/>
+          <w:b w:val="0"/>
+        </w:rPr>
+        <w:t>Servicios</w:t>
+      </w:r>
+      <w:r>
+        <w:rPr>
+          <w:rFonts w:ascii="Arial" w:hAnsi="Arial" w:cs="Arial"/>
+        </w:rPr>
+        <w:t>, permitiendo al administrador gestionar la creación de nuevos servicios completando los siguientes campos: nombre del servicio, duración en minutos y color.</w:t>
+      </w:r>
+    </w:p>
+    <w:p>
+      <w:pPr>
+        <w:pStyle w:val="NormalWeb"/>
+        <w:numPr>
+          <w:ilvl w:val="0"/>
+          <w:numId w:val="18"/>
+        </w:numPr>
+        <w:spacing w:line="360" w:lineRule="auto"/>
+        <w:jc w:val="both"/>
+        <w:rPr>
+          <w:rFonts w:ascii="Arial" w:hAnsi="Arial" w:cs="Arial"/>
+        </w:rPr>
+      </w:pPr>
+      <w:r>
+        <w:rPr>
+          <w:rFonts w:ascii="Arial" w:hAnsi="Arial" w:cs="Arial"/>
+        </w:rPr>
+        <w:t xml:space="preserve">El sistema permitirá la edición de un servicio, habilitando únicamente el campo </w:t>
+      </w:r>
+      <w:r>
+        <w:rPr>
+          <w:rStyle w:val="Textoennegrita"/>
+          <w:rFonts w:ascii="Arial" w:hAnsi="Arial" w:cs="Arial"/>
+          <w:b w:val="0"/>
+        </w:rPr>
+        <w:t>color</w:t>
+      </w:r>
+      <w:r>
+        <w:rPr>
+          <w:rFonts w:ascii="Arial" w:hAnsi="Arial" w:cs="Arial"/>
+        </w:rPr>
+        <w:t xml:space="preserve"> al hacer clic en el ícono de </w:t>
+      </w:r>
+      <w:r>
+        <w:rPr>
+          <w:rStyle w:val="Textoennegrita"/>
+          <w:rFonts w:ascii="Arial" w:hAnsi="Arial" w:cs="Arial"/>
+          <w:b w:val="0"/>
+        </w:rPr>
+        <w:t>Editar</w:t>
+      </w:r>
+      <w:r>
+        <w:rPr>
+          <w:rFonts w:ascii="Arial" w:hAnsi="Arial" w:cs="Arial"/>
+        </w:rPr>
+        <w:t>.</w:t>
+      </w:r>
+    </w:p>
+    <w:p>
+      <w:pPr>
+        <w:pStyle w:val="NormalWeb"/>
+        <w:numPr>
+          <w:ilvl w:val="0"/>
+          <w:numId w:val="18"/>
+        </w:numPr>
+        <w:spacing w:line="360" w:lineRule="auto"/>
+        <w:jc w:val="both"/>
+        <w:rPr>
+          <w:rFonts w:ascii="Arial" w:hAnsi="Arial" w:cs="Arial"/>
+        </w:rPr>
+      </w:pPr>
+      <w:r>
+        <w:rPr>
+          <w:rFonts w:ascii="Arial" w:hAnsi="Arial" w:cs="Arial"/>
+        </w:rPr>
+        <w:t xml:space="preserve">El sistema permitirá eliminar un servicio al hacer clic en el ícono de </w:t>
+      </w:r>
+      <w:r>
+        <w:rPr>
+          <w:rStyle w:val="Textoennegrita"/>
+          <w:rFonts w:ascii="Arial" w:hAnsi="Arial" w:cs="Arial"/>
+          <w:b w:val="0"/>
+        </w:rPr>
+        <w:t>Eliminar</w:t>
+      </w:r>
+      <w:r>
+        <w:rPr>
+          <w:rFonts w:ascii="Arial" w:hAnsi="Arial" w:cs="Arial"/>
+        </w:rPr>
+        <w:t>, mostrando previamente una alerta de confirmación antes de efectuar la acción.</w:t>
+      </w:r>
+    </w:p>
+    <w:p>
+      <w:pPr>
+        <w:pStyle w:val="NormalWeb"/>
+        <w:numPr>
+          <w:ilvl w:val="0"/>
+          <w:numId w:val="18"/>
+        </w:numPr>
+        <w:spacing w:line="360" w:lineRule="auto"/>
+        <w:jc w:val="both"/>
+        <w:rPr>
+          <w:rFonts w:ascii="Arial" w:hAnsi="Arial" w:cs="Arial"/>
+        </w:rPr>
+      </w:pPr>
+      <w:r>
+        <w:rPr>
+          <w:rFonts w:ascii="Arial" w:hAnsi="Arial" w:cs="Arial"/>
+        </w:rPr>
+        <w:t>El sistema asignará horarios con un rango de 20 min por defecto según la disponibilidad establecida dentro de la jornada laboral, considerando únicamente un periodo máximo de seis meses a partir de la fecha actual.</w:t>
+      </w:r>
+    </w:p>
+    <w:p>
+      <w:pPr>
+        <w:pStyle w:val="NormalWeb"/>
+        <w:numPr>
+          <w:ilvl w:val="0"/>
+          <w:numId w:val="18"/>
+        </w:numPr>
+        <w:spacing w:line="360" w:lineRule="auto"/>
+        <w:jc w:val="both"/>
+        <w:rPr>
+          <w:rFonts w:ascii="Arial" w:hAnsi="Arial" w:cs="Arial"/>
+        </w:rPr>
+      </w:pPr>
+      <w:r>
+        <w:rPr>
+          <w:rFonts w:ascii="Arial" w:hAnsi="Arial" w:cs="Arial"/>
+        </w:rPr>
+        <w:t>El sistema gestionará los horarios en intervalos de 20 minutos, organizando las citas de acuerdo con la duración de cada servicio.</w:t>
+      </w:r>
+    </w:p>
+    <w:p>
+      <w:pPr>
+        <w:pStyle w:val="NormalWeb"/>
+        <w:numPr>
+          <w:ilvl w:val="0"/>
+          <w:numId w:val="18"/>
+        </w:numPr>
+        <w:spacing w:line="360" w:lineRule="auto"/>
+        <w:jc w:val="both"/>
+        <w:rPr>
+          <w:rFonts w:ascii="Arial" w:hAnsi="Arial" w:cs="Arial"/>
+        </w:rPr>
+      </w:pPr>
+      <w:r>
+        <w:rPr>
+          <w:rFonts w:ascii="Arial" w:hAnsi="Arial" w:cs="Arial"/>
+        </w:rPr>
+        <w:t>El sistema deberá gestionar la duración de las citas utilizando intervalos de 20 minutos.</w:t>
+      </w:r>
+    </w:p>
+    <w:p>
+      <w:pPr>
+        <w:pStyle w:val="NormalWeb"/>
+        <w:numPr>
+          <w:ilvl w:val="0"/>
+          <w:numId w:val="19"/>
+        </w:numPr>
+        <w:spacing w:line="360" w:lineRule="auto"/>
+        <w:jc w:val="both"/>
+        <w:rPr>
+          <w:rFonts w:ascii="Arial" w:hAnsi="Arial" w:cs="Arial"/>
+        </w:rPr>
+      </w:pPr>
+      <w:r>
+        <w:rPr>
+          <w:rFonts w:ascii="Arial" w:hAnsi="Arial" w:cs="Arial"/>
+        </w:rPr>
+        <w:t>La duración del servicio determinará el número de intervalos necesarios.</w:t>
+      </w:r>
+    </w:p>
+    <w:p>
+      <w:pPr>
+        <w:pStyle w:val="NormalWeb"/>
+        <w:numPr>
+          <w:ilvl w:val="0"/>
+          <w:numId w:val="19"/>
+        </w:numPr>
+        <w:spacing w:line="360" w:lineRule="auto"/>
+        <w:jc w:val="both"/>
+        <w:rPr>
+          <w:rFonts w:ascii="Arial" w:hAnsi="Arial" w:cs="Arial"/>
+        </w:rPr>
+      </w:pPr>
+      <w:r>
+        <w:rPr>
+          <w:rFonts w:ascii="Arial" w:hAnsi="Arial" w:cs="Arial"/>
+        </w:rPr>
+        <w:t xml:space="preserve">Por ejemplo: si un servicio dura </w:t>
+      </w:r>
+      <w:r>
+        <w:rPr>
+          <w:rStyle w:val="Textoennegrita"/>
+          <w:rFonts w:ascii="Arial" w:hAnsi="Arial" w:cs="Arial"/>
+          <w:b w:val="0"/>
+        </w:rPr>
+        <w:t>1 hora 40 minutos (100 minutos)</w:t>
+      </w:r>
+      <w:r>
+        <w:rPr>
+          <w:rFonts w:ascii="Arial" w:hAnsi="Arial" w:cs="Arial"/>
+        </w:rPr>
+        <w:t xml:space="preserve"> y se agenda a las </w:t>
+      </w:r>
+      <w:r>
+        <w:rPr>
+          <w:rStyle w:val="Textoennegrita"/>
+          <w:rFonts w:ascii="Arial" w:hAnsi="Arial" w:cs="Arial"/>
+          <w:b w:val="0"/>
+        </w:rPr>
+        <w:t>9:00 a.m.</w:t>
+      </w:r>
+      <w:r>
+        <w:rPr>
+          <w:rFonts w:ascii="Arial" w:hAnsi="Arial" w:cs="Arial"/>
+        </w:rPr>
+        <w:t xml:space="preserve">, la cita finalizará a las </w:t>
+      </w:r>
+      <w:r>
+        <w:rPr>
+          <w:rStyle w:val="Textoennegrita"/>
+          <w:rFonts w:ascii="Arial" w:hAnsi="Arial" w:cs="Arial"/>
+          <w:b w:val="0"/>
+        </w:rPr>
+        <w:t>10:40 a.m.</w:t>
+      </w:r>
+      <w:r>
+        <w:rPr>
+          <w:rFonts w:ascii="Arial" w:hAnsi="Arial" w:cs="Arial"/>
+        </w:rPr>
+        <w:t xml:space="preserve"> y ocupará </w:t>
+      </w:r>
+      <w:r>
+        <w:rPr>
+          <w:rStyle w:val="Textoennegrita"/>
+          <w:rFonts w:ascii="Arial" w:hAnsi="Arial" w:cs="Arial"/>
+          <w:b w:val="0"/>
+        </w:rPr>
+        <w:t>5 intervalos consecutivos</w:t>
+      </w:r>
+      <w:r>
+        <w:rPr>
+          <w:rFonts w:ascii="Arial" w:hAnsi="Arial" w:cs="Arial"/>
+        </w:rPr>
+        <w:t xml:space="preserve"> que irán asignados con un color predefinido por tipo de servicio. La valoración inicial color azul, Procedimiento facial color rosa, masaje post quirúrgico color amarillo.</w:t>
+      </w:r>
+    </w:p>
+    <w:p>
+      <w:pPr>
+        <w:pStyle w:val="Prrafodelista"/>
+        <w:numPr>
+          <w:ilvl w:val="0"/>
+          <w:numId w:val="18"/>
+        </w:numPr>
+        <w:spacing w:before="100" w:beforeAutospacing="1" w:after="100" w:afterAutospacing="1" w:line="360" w:lineRule="auto"/>
+        <w:jc w:val="both"/>
+        <w:rPr>
+          <w:rFonts w:ascii="Arial" w:eastAsia="Times New Roman" w:hAnsi="Arial" w:cs="Arial"/>
+          <w:sz w:val="24"/>
+          <w:szCs w:val="24"/>
+          <w:lang w:eastAsia="es-MX"/>
+        </w:rPr>
+      </w:pPr>
+      <w:r>
+        <w:rPr>
+          <w:rFonts w:ascii="Arial" w:eastAsia="Times New Roman" w:hAnsi="Arial" w:cs="Arial"/>
+          <w:sz w:val="24"/>
+          <w:szCs w:val="24"/>
+          <w:lang w:eastAsia="es-MX"/>
+        </w:rPr>
+        <w:t>El sistema permitirá al administrador cancelar citas de la siguiente manera: primero, deberá hacer clic en el botón “Consultar” para visualizar el panel con todos los registros de citas. Luego, seleccionará el mes, día y hora correspondientes, mostrando los registros existentes, y finalmente hará clic en el ícono “Cancelar” de la cita deseada.</w:t>
+      </w:r>
+    </w:p>
+    <w:p>
+      <w:pPr>
+        <w:pStyle w:val="Prrafodelista"/>
+        <w:spacing w:before="100" w:beforeAutospacing="1" w:after="100" w:afterAutospacing="1" w:line="360" w:lineRule="auto"/>
         <w:ind w:left="1080"/>
-        <w:rPr>
-          <w:rFonts w:ascii="Arial" w:hAnsi="Arial" w:cs="Arial"/>
+        <w:jc w:val="both"/>
+        <w:rPr>
+          <w:rFonts w:ascii="Arial" w:eastAsia="Times New Roman" w:hAnsi="Arial" w:cs="Arial"/>
+          <w:sz w:val="24"/>
+          <w:szCs w:val="24"/>
+          <w:lang w:eastAsia="es-MX"/>
+        </w:rPr>
+      </w:pPr>
+      <w:r>
+        <w:rPr>
+          <w:rFonts w:ascii="Arial" w:eastAsia="Times New Roman" w:hAnsi="Arial" w:cs="Arial"/>
+          <w:sz w:val="24"/>
+          <w:szCs w:val="24"/>
+          <w:lang w:eastAsia="es-MX"/>
+        </w:rPr>
+        <w:t>Al hacerlo, se mostrará una alerta de confirmación y, una vez aceptada, la cita será eliminada y la fecha quedará nuevamente disponible.</w:t>
+      </w:r>
+    </w:p>
+    <w:p>
+      <w:pPr>
+        <w:pStyle w:val="Prrafodelista"/>
+        <w:numPr>
+          <w:ilvl w:val="0"/>
+          <w:numId w:val="18"/>
+        </w:numPr>
+        <w:spacing w:before="100" w:beforeAutospacing="1" w:after="100" w:afterAutospacing="1" w:line="360" w:lineRule="auto"/>
+        <w:jc w:val="both"/>
+        <w:rPr>
+          <w:rFonts w:ascii="Arial" w:eastAsia="Times New Roman" w:hAnsi="Arial" w:cs="Arial"/>
+          <w:sz w:val="24"/>
+          <w:szCs w:val="24"/>
+          <w:lang w:eastAsia="es-MX"/>
+        </w:rPr>
+      </w:pPr>
+      <w:r>
+        <w:rPr>
+          <w:rFonts w:ascii="Arial" w:eastAsia="Times New Roman" w:hAnsi="Arial" w:cs="Arial"/>
+          <w:sz w:val="24"/>
+          <w:szCs w:val="24"/>
+          <w:lang w:eastAsia="es-MX"/>
+        </w:rPr>
+        <w:t>El sistema permitirá al administrador modificar citas previamente agendadas, restringiendo los cambios únicamente al tipo de servicio. Para ello, deberá hacer clic en el botón “Consultar”, que mostrará un panel con todos los registros de citas. Luego, seleccionará el mes, día y hora correspondientes y hará clic en el ícono “Editar” de la cita deseada.</w:t>
+      </w:r>
+    </w:p>
+    <w:p>
+      <w:pPr>
+        <w:pStyle w:val="Prrafodelista"/>
+        <w:spacing w:before="100" w:beforeAutospacing="1" w:after="100" w:afterAutospacing="1" w:line="360" w:lineRule="auto"/>
+        <w:ind w:left="1080"/>
+        <w:jc w:val="both"/>
+        <w:rPr>
+          <w:rFonts w:ascii="Arial" w:eastAsia="Times New Roman" w:hAnsi="Arial" w:cs="Arial"/>
+          <w:sz w:val="24"/>
+          <w:szCs w:val="24"/>
+          <w:lang w:eastAsia="es-MX"/>
+        </w:rPr>
+      </w:pPr>
+      <w:r>
+        <w:rPr>
+          <w:rFonts w:ascii="Arial" w:eastAsia="Times New Roman" w:hAnsi="Arial" w:cs="Arial"/>
+          <w:sz w:val="24"/>
+          <w:szCs w:val="24"/>
+          <w:lang w:eastAsia="es-MX"/>
+        </w:rPr>
+        <w:t>Al abrirse, únicamente se habilitará el campo de servicio junto con los botones “Guardar” y “Cancelar”. Antes de confirmar el cambio, el sistema verificará si la modificación es posible, considerando la duración específica de cada servicio: valoración inicial (20 minutos), procedimiento facial (40 minutos) y masaje postquirúrgico (100 minutos). Si el cambio es válido, se realizará la modificación; en caso contrario, se mostrará un mensaje en el modal indicando que no es posible efectuar la acción debido a que ya existe una cita en ese horario.</w:t>
+      </w:r>
+    </w:p>
+    <w:p>
+      <w:pPr>
+        <w:spacing w:before="100" w:beforeAutospacing="1" w:after="100" w:afterAutospacing="1" w:line="360" w:lineRule="auto"/>
+        <w:jc w:val="both"/>
+        <w:rPr>
+          <w:rFonts w:ascii="Arial" w:eastAsia="Times New Roman" w:hAnsi="Arial" w:cs="Arial"/>
           <w:b/>
-          <w:sz w:val="28"/>
-        </w:rPr>
-      </w:pPr>
-    </w:p>
-    <w:p>
-      <w:pPr>
+          <w:sz w:val="24"/>
+          <w:szCs w:val="24"/>
+          <w:lang w:eastAsia="es-MX"/>
+        </w:rPr>
+      </w:pPr>
+      <w:r>
+        <w:rPr>
+          <w:rFonts w:ascii="Arial" w:eastAsia="Times New Roman" w:hAnsi="Arial" w:cs="Arial"/>
+          <w:b/>
+          <w:sz w:val="24"/>
+          <w:szCs w:val="24"/>
+          <w:lang w:eastAsia="es-MX"/>
+        </w:rPr>
+        <w:t>Requerimientos No Funcionales</w:t>
+      </w:r>
+    </w:p>
+    <w:p>
+      <w:pPr>
+        <w:pStyle w:val="Prrafodelista"/>
+        <w:spacing w:before="100" w:beforeAutospacing="1" w:after="100" w:afterAutospacing="1" w:line="360" w:lineRule="auto"/>
         <w:ind w:left="1080"/>
+        <w:jc w:val="both"/>
+        <w:rPr>
+          <w:rFonts w:ascii="Arial" w:eastAsia="Times New Roman" w:hAnsi="Arial" w:cs="Arial"/>
+          <w:sz w:val="24"/>
+          <w:szCs w:val="24"/>
+          <w:lang w:eastAsia="es-MX"/>
+        </w:rPr>
+      </w:pPr>
+    </w:p>
+    <w:p>
+      <w:pPr>
+        <w:pStyle w:val="Prrafodelista"/>
+        <w:numPr>
+          <w:ilvl w:val="0"/>
+          <w:numId w:val="20"/>
+        </w:numPr>
+        <w:spacing w:before="100" w:beforeAutospacing="1" w:after="100" w:afterAutospacing="1" w:line="360" w:lineRule="auto"/>
+        <w:jc w:val="both"/>
+        <w:rPr>
+          <w:rFonts w:ascii="Arial" w:eastAsia="Times New Roman" w:hAnsi="Arial" w:cs="Arial"/>
+          <w:sz w:val="24"/>
+          <w:szCs w:val="24"/>
+          <w:lang w:eastAsia="es-MX"/>
+        </w:rPr>
+      </w:pPr>
+      <w:r>
+        <w:rPr>
+          <w:rFonts w:ascii="Arial" w:eastAsia="Times New Roman" w:hAnsi="Arial" w:cs="Arial"/>
+          <w:sz w:val="24"/>
+          <w:szCs w:val="24"/>
+          <w:lang w:eastAsia="es-MX"/>
+        </w:rPr>
+        <w:t>Los datos sensibles, como contraseñas, se mostrarán enmascarados mediante el carácter “*” para proteger la privacidad del usuario.</w:t>
+      </w:r>
+    </w:p>
+    <w:p>
+      <w:pPr>
+        <w:pStyle w:val="Prrafodelista"/>
+        <w:numPr>
+          <w:ilvl w:val="0"/>
+          <w:numId w:val="20"/>
+        </w:numPr>
+        <w:spacing w:before="100" w:beforeAutospacing="1" w:after="100" w:afterAutospacing="1" w:line="360" w:lineRule="auto"/>
+        <w:jc w:val="both"/>
+        <w:rPr>
+          <w:rFonts w:ascii="Arial" w:eastAsia="Times New Roman" w:hAnsi="Arial" w:cs="Arial"/>
+          <w:sz w:val="24"/>
+          <w:szCs w:val="24"/>
+          <w:lang w:eastAsia="es-MX"/>
+        </w:rPr>
+      </w:pPr>
+      <w:r>
+        <w:rPr>
+          <w:rFonts w:ascii="Arial" w:eastAsia="Times New Roman" w:hAnsi="Arial" w:cs="Arial"/>
+          <w:sz w:val="24"/>
+          <w:szCs w:val="24"/>
+          <w:lang w:eastAsia="es-MX"/>
+        </w:rPr>
+        <w:t xml:space="preserve">El diseño del sitio web será adaptable al tamaño de la pantalla (diseño </w:t>
+      </w:r>
+      <w:proofErr w:type="spellStart"/>
+      <w:r>
+        <w:rPr>
+          <w:rFonts w:ascii="Arial" w:eastAsia="Times New Roman" w:hAnsi="Arial" w:cs="Arial"/>
+          <w:sz w:val="24"/>
+          <w:szCs w:val="24"/>
+          <w:lang w:eastAsia="es-MX"/>
+        </w:rPr>
+        <w:t>responsive</w:t>
+      </w:r>
+      <w:proofErr w:type="spellEnd"/>
+      <w:r>
+        <w:rPr>
+          <w:rFonts w:ascii="Arial" w:eastAsia="Times New Roman" w:hAnsi="Arial" w:cs="Arial"/>
+          <w:sz w:val="24"/>
+          <w:szCs w:val="24"/>
+          <w:lang w:eastAsia="es-MX"/>
+        </w:rPr>
+        <w:t>).</w:t>
+      </w:r>
+    </w:p>
+    <w:p>
+      <w:pPr>
+        <w:pStyle w:val="Prrafodelista"/>
+        <w:numPr>
+          <w:ilvl w:val="0"/>
+          <w:numId w:val="20"/>
+        </w:numPr>
+        <w:spacing w:before="100" w:beforeAutospacing="1" w:after="100" w:afterAutospacing="1" w:line="360" w:lineRule="auto"/>
+        <w:jc w:val="both"/>
+        <w:rPr>
+          <w:rFonts w:ascii="Arial" w:eastAsia="Times New Roman" w:hAnsi="Arial" w:cs="Arial"/>
+          <w:sz w:val="24"/>
+          <w:szCs w:val="24"/>
+          <w:lang w:eastAsia="es-MX"/>
+        </w:rPr>
+      </w:pPr>
+      <w:r>
+        <w:rPr>
+          <w:rFonts w:ascii="Arial" w:eastAsia="Times New Roman" w:hAnsi="Arial" w:cs="Arial"/>
+          <w:sz w:val="24"/>
+          <w:szCs w:val="24"/>
+          <w:lang w:eastAsia="es-MX"/>
+        </w:rPr>
+        <w:t>El panel administrativo mostrará las citas agendadas diferenciadas por colores según el tipo de servicio: valoración inicial en azul, procedimiento facial en rosa, masaje postquirúrgico en amarillo y horarios ya ocupados en gris.</w:t>
+      </w:r>
+    </w:p>
+    <w:p>
+      <w:pPr>
+        <w:pStyle w:val="Prrafodelista"/>
+        <w:numPr>
+          <w:ilvl w:val="0"/>
+          <w:numId w:val="20"/>
+        </w:numPr>
+        <w:spacing w:before="100" w:beforeAutospacing="1" w:after="100" w:afterAutospacing="1" w:line="360" w:lineRule="auto"/>
+        <w:jc w:val="both"/>
+        <w:rPr>
+          <w:rFonts w:ascii="Arial" w:eastAsia="Times New Roman" w:hAnsi="Arial" w:cs="Arial"/>
+          <w:sz w:val="24"/>
+          <w:szCs w:val="24"/>
+          <w:lang w:eastAsia="es-MX"/>
+        </w:rPr>
+      </w:pPr>
+      <w:r>
+        <w:rPr>
+          <w:rFonts w:ascii="Arial" w:eastAsia="Times New Roman" w:hAnsi="Arial" w:cs="Arial"/>
+          <w:sz w:val="24"/>
+          <w:szCs w:val="24"/>
+          <w:lang w:eastAsia="es-MX"/>
+        </w:rPr>
+        <w:t>El panel del paciente mostrará los horarios disponibles en verde y los horarios ya agendados en gris.</w:t>
+      </w:r>
+    </w:p>
+    <w:p>
+      <w:pPr>
+        <w:pStyle w:val="Prrafodelista"/>
+        <w:numPr>
+          <w:ilvl w:val="0"/>
+          <w:numId w:val="20"/>
+        </w:numPr>
+        <w:spacing w:before="100" w:beforeAutospacing="1" w:after="100" w:afterAutospacing="1" w:line="360" w:lineRule="auto"/>
+        <w:jc w:val="both"/>
+        <w:rPr>
+          <w:rFonts w:ascii="Arial" w:eastAsia="Times New Roman" w:hAnsi="Arial" w:cs="Arial"/>
+          <w:sz w:val="24"/>
+          <w:szCs w:val="24"/>
+          <w:lang w:eastAsia="es-MX"/>
+        </w:rPr>
+      </w:pPr>
+      <w:r>
+        <w:rPr>
+          <w:rFonts w:ascii="Arial" w:eastAsia="Times New Roman" w:hAnsi="Arial" w:cs="Arial"/>
+          <w:sz w:val="24"/>
+          <w:szCs w:val="24"/>
+          <w:lang w:eastAsia="es-MX"/>
+        </w:rPr>
+        <w:t xml:space="preserve">El logotipo del consultorio “Medical </w:t>
+      </w:r>
+      <w:proofErr w:type="spellStart"/>
+      <w:r>
+        <w:rPr>
+          <w:rFonts w:ascii="Arial" w:eastAsia="Times New Roman" w:hAnsi="Arial" w:cs="Arial"/>
+          <w:sz w:val="24"/>
+          <w:szCs w:val="24"/>
+          <w:lang w:eastAsia="es-MX"/>
+        </w:rPr>
+        <w:t>Isor</w:t>
+      </w:r>
+      <w:proofErr w:type="spellEnd"/>
+      <w:r>
+        <w:rPr>
+          <w:rFonts w:ascii="Arial" w:eastAsia="Times New Roman" w:hAnsi="Arial" w:cs="Arial"/>
+          <w:sz w:val="24"/>
+          <w:szCs w:val="24"/>
+          <w:lang w:eastAsia="es-MX"/>
+        </w:rPr>
+        <w:t>” en la página principal redirigirá a la página de inicio de sesión del panel administrativo.</w:t>
+      </w:r>
+    </w:p>
+    <w:p>
+      <w:pPr>
+        <w:pStyle w:val="Prrafodelista"/>
+        <w:numPr>
+          <w:ilvl w:val="0"/>
+          <w:numId w:val="20"/>
+        </w:numPr>
+        <w:spacing w:before="100" w:beforeAutospacing="1" w:after="100" w:afterAutospacing="1" w:line="360" w:lineRule="auto"/>
+        <w:jc w:val="both"/>
+        <w:rPr>
+          <w:rFonts w:ascii="Arial" w:eastAsia="Times New Roman" w:hAnsi="Arial" w:cs="Arial"/>
+          <w:sz w:val="24"/>
+          <w:szCs w:val="24"/>
+          <w:lang w:eastAsia="es-MX"/>
+        </w:rPr>
+      </w:pPr>
+      <w:r>
+        <w:rPr>
+          <w:rFonts w:ascii="Arial" w:eastAsia="Times New Roman" w:hAnsi="Arial" w:cs="Arial"/>
+          <w:sz w:val="24"/>
+          <w:szCs w:val="24"/>
+          <w:lang w:eastAsia="es-MX"/>
+        </w:rPr>
+        <w:t>Los íconos de las redes sociales redirigirán a las páginas oficiales del consultorio.</w:t>
+      </w:r>
+    </w:p>
+    <w:p>
+      <w:pPr>
+        <w:pStyle w:val="Prrafodelista"/>
+        <w:numPr>
+          <w:ilvl w:val="0"/>
+          <w:numId w:val="20"/>
+        </w:numPr>
+        <w:spacing w:before="100" w:beforeAutospacing="1" w:after="100" w:afterAutospacing="1" w:line="360" w:lineRule="auto"/>
+        <w:jc w:val="both"/>
+        <w:rPr>
+          <w:rFonts w:ascii="Arial" w:eastAsia="Times New Roman" w:hAnsi="Arial" w:cs="Arial"/>
+          <w:sz w:val="24"/>
+          <w:szCs w:val="24"/>
+          <w:lang w:eastAsia="es-MX"/>
+        </w:rPr>
+      </w:pPr>
+      <w:r>
+        <w:rPr>
+          <w:rFonts w:ascii="Arial" w:eastAsia="Times New Roman" w:hAnsi="Arial" w:cs="Arial"/>
+          <w:sz w:val="24"/>
+          <w:szCs w:val="24"/>
+          <w:lang w:eastAsia="es-MX"/>
+        </w:rPr>
+        <w:t xml:space="preserve">La interfaz de usuario, tanto para pacientes como para administradores, empleará tonalidades acordes a los colores del logotipo del consultorio “Medical </w:t>
+      </w:r>
+      <w:proofErr w:type="spellStart"/>
+      <w:r>
+        <w:rPr>
+          <w:rFonts w:ascii="Arial" w:eastAsia="Times New Roman" w:hAnsi="Arial" w:cs="Arial"/>
+          <w:sz w:val="24"/>
+          <w:szCs w:val="24"/>
+          <w:lang w:eastAsia="es-MX"/>
+        </w:rPr>
+        <w:t>Isor</w:t>
+      </w:r>
+      <w:proofErr w:type="spellEnd"/>
+      <w:r>
+        <w:rPr>
+          <w:rFonts w:ascii="Arial" w:eastAsia="Times New Roman" w:hAnsi="Arial" w:cs="Arial"/>
+          <w:sz w:val="24"/>
+          <w:szCs w:val="24"/>
+          <w:lang w:eastAsia="es-MX"/>
+        </w:rPr>
+        <w:t>”.</w:t>
+      </w:r>
+    </w:p>
+    <w:p>
+      <w:pPr>
+        <w:spacing w:line="360" w:lineRule="auto"/>
+        <w:jc w:val="both"/>
         <w:rPr>
           <w:rFonts w:ascii="Arial" w:hAnsi="Arial" w:cs="Arial"/>
           <w:b/>
-          <w:sz w:val="28"/>
-        </w:rPr>
-      </w:pPr>
-    </w:p>
-    <w:p/>
-    <w:p/>
-    <w:p/>
+          <w:sz w:val="24"/>
+          <w:szCs w:val="24"/>
+        </w:rPr>
+      </w:pPr>
+      <w:r>
+        <w:rPr>
+          <w:rFonts w:ascii="Arial" w:hAnsi="Arial" w:cs="Arial"/>
+          <w:b/>
+          <w:sz w:val="24"/>
+          <w:szCs w:val="24"/>
+        </w:rPr>
+        <w:t>b) Requerimientos Técnicos</w:t>
+      </w:r>
+    </w:p>
+    <w:p>
+      <w:pPr>
+        <w:spacing w:line="360" w:lineRule="auto"/>
+        <w:jc w:val="both"/>
+        <w:rPr>
+          <w:rFonts w:ascii="Arial" w:hAnsi="Arial" w:cs="Arial"/>
+          <w:sz w:val="24"/>
+          <w:szCs w:val="24"/>
+        </w:rPr>
+      </w:pPr>
+      <w:r>
+        <w:rPr>
+          <w:rFonts w:ascii="Arial" w:hAnsi="Arial" w:cs="Arial"/>
+          <w:sz w:val="24"/>
+          <w:szCs w:val="24"/>
+        </w:rPr>
+        <w:t>Desarrollo</w:t>
+      </w:r>
+    </w:p>
+    <w:p>
+      <w:pPr>
+        <w:spacing w:line="360" w:lineRule="auto"/>
+        <w:jc w:val="both"/>
+        <w:rPr>
+          <w:rFonts w:ascii="Arial" w:hAnsi="Arial" w:cs="Arial"/>
+          <w:sz w:val="24"/>
+          <w:szCs w:val="24"/>
+        </w:rPr>
+      </w:pPr>
+      <w:r>
+        <w:rPr>
+          <w:rFonts w:ascii="Arial" w:hAnsi="Arial" w:cs="Arial"/>
+          <w:sz w:val="24"/>
+          <w:szCs w:val="24"/>
+        </w:rPr>
+        <w:t>Hardware:</w:t>
+      </w:r>
+    </w:p>
+    <w:p>
+      <w:pPr>
+        <w:numPr>
+          <w:ilvl w:val="0"/>
+          <w:numId w:val="22"/>
+        </w:numPr>
+        <w:spacing w:line="360" w:lineRule="auto"/>
+        <w:jc w:val="both"/>
+        <w:rPr>
+          <w:rFonts w:ascii="Arial" w:hAnsi="Arial" w:cs="Arial"/>
+          <w:sz w:val="24"/>
+          <w:szCs w:val="24"/>
+        </w:rPr>
+      </w:pPr>
+      <w:r>
+        <w:rPr>
+          <w:rFonts w:ascii="Arial" w:hAnsi="Arial" w:cs="Arial"/>
+          <w:sz w:val="24"/>
+          <w:szCs w:val="24"/>
+        </w:rPr>
+        <w:t>Computadora de escritorio o portátil.</w:t>
+      </w:r>
+    </w:p>
+    <w:p>
+      <w:pPr>
+        <w:numPr>
+          <w:ilvl w:val="0"/>
+          <w:numId w:val="22"/>
+        </w:numPr>
+        <w:spacing w:line="360" w:lineRule="auto"/>
+        <w:jc w:val="both"/>
+        <w:rPr>
+          <w:rFonts w:ascii="Arial" w:hAnsi="Arial" w:cs="Arial"/>
+          <w:sz w:val="24"/>
+          <w:szCs w:val="24"/>
+        </w:rPr>
+      </w:pPr>
+      <w:r>
+        <w:rPr>
+          <w:rFonts w:ascii="Arial" w:hAnsi="Arial" w:cs="Arial"/>
+          <w:sz w:val="24"/>
+          <w:szCs w:val="24"/>
+        </w:rPr>
+        <w:t>Procesador de al menos 4 núcleos.</w:t>
+      </w:r>
+    </w:p>
+    <w:p>
+      <w:pPr>
+        <w:numPr>
+          <w:ilvl w:val="0"/>
+          <w:numId w:val="22"/>
+        </w:numPr>
+        <w:spacing w:line="360" w:lineRule="auto"/>
+        <w:jc w:val="both"/>
+        <w:rPr>
+          <w:rFonts w:ascii="Arial" w:hAnsi="Arial" w:cs="Arial"/>
+          <w:sz w:val="24"/>
+          <w:szCs w:val="24"/>
+        </w:rPr>
+      </w:pPr>
+      <w:r>
+        <w:rPr>
+          <w:rFonts w:ascii="Arial" w:hAnsi="Arial" w:cs="Arial"/>
+          <w:sz w:val="24"/>
+          <w:szCs w:val="24"/>
+        </w:rPr>
+        <w:t>Memoria RAM mínima de 8 GB (recomendado 16 GB).</w:t>
+      </w:r>
+    </w:p>
+    <w:p>
+      <w:pPr>
+        <w:numPr>
+          <w:ilvl w:val="0"/>
+          <w:numId w:val="22"/>
+        </w:numPr>
+        <w:spacing w:line="360" w:lineRule="auto"/>
+        <w:jc w:val="both"/>
+        <w:rPr>
+          <w:rFonts w:ascii="Arial" w:hAnsi="Arial" w:cs="Arial"/>
+          <w:sz w:val="24"/>
+          <w:szCs w:val="24"/>
+        </w:rPr>
+      </w:pPr>
+      <w:r>
+        <w:rPr>
+          <w:rFonts w:ascii="Arial" w:hAnsi="Arial" w:cs="Arial"/>
+          <w:sz w:val="24"/>
+          <w:szCs w:val="24"/>
+        </w:rPr>
+        <w:t>Almacenamiento mínimo de 256 GB en unidad de estado sólido.</w:t>
+      </w:r>
+    </w:p>
+    <w:p>
+      <w:pPr>
+        <w:numPr>
+          <w:ilvl w:val="0"/>
+          <w:numId w:val="22"/>
+        </w:numPr>
+        <w:spacing w:line="360" w:lineRule="auto"/>
+        <w:jc w:val="both"/>
+        <w:rPr>
+          <w:rFonts w:ascii="Arial" w:hAnsi="Arial" w:cs="Arial"/>
+          <w:sz w:val="24"/>
+          <w:szCs w:val="24"/>
+        </w:rPr>
+      </w:pPr>
+      <w:r>
+        <w:rPr>
+          <w:rFonts w:ascii="Arial" w:hAnsi="Arial" w:cs="Arial"/>
+          <w:sz w:val="24"/>
+          <w:szCs w:val="24"/>
+        </w:rPr>
+        <w:t>Conexión a internet estable de 20 Mbps o más.</w:t>
+      </w:r>
+    </w:p>
+    <w:p>
+      <w:pPr>
+        <w:spacing w:line="360" w:lineRule="auto"/>
+        <w:jc w:val="both"/>
+        <w:rPr>
+          <w:rFonts w:ascii="Arial" w:hAnsi="Arial" w:cs="Arial"/>
+          <w:sz w:val="24"/>
+          <w:szCs w:val="24"/>
+        </w:rPr>
+      </w:pPr>
+      <w:r>
+        <w:rPr>
+          <w:rFonts w:ascii="Arial" w:hAnsi="Arial" w:cs="Arial"/>
+          <w:sz w:val="24"/>
+          <w:szCs w:val="24"/>
+        </w:rPr>
+        <w:t>Software:</w:t>
+      </w:r>
+    </w:p>
+    <w:p>
+      <w:pPr>
+        <w:numPr>
+          <w:ilvl w:val="0"/>
+          <w:numId w:val="23"/>
+        </w:numPr>
+        <w:spacing w:line="360" w:lineRule="auto"/>
+        <w:jc w:val="both"/>
+        <w:rPr>
+          <w:rFonts w:ascii="Arial" w:hAnsi="Arial" w:cs="Arial"/>
+          <w:sz w:val="24"/>
+          <w:szCs w:val="24"/>
+        </w:rPr>
+      </w:pPr>
+      <w:proofErr w:type="spellStart"/>
+      <w:r>
+        <w:rPr>
+          <w:rFonts w:ascii="Arial" w:hAnsi="Arial" w:cs="Arial"/>
+          <w:sz w:val="24"/>
+          <w:szCs w:val="24"/>
+        </w:rPr>
+        <w:t>Frontend</w:t>
+      </w:r>
+      <w:proofErr w:type="spellEnd"/>
+      <w:r>
+        <w:rPr>
+          <w:rFonts w:ascii="Arial" w:hAnsi="Arial" w:cs="Arial"/>
+          <w:sz w:val="24"/>
+          <w:szCs w:val="24"/>
+        </w:rPr>
+        <w:t>: Angular 20.</w:t>
+      </w:r>
+    </w:p>
+    <w:p>
+      <w:pPr>
+        <w:numPr>
+          <w:ilvl w:val="0"/>
+          <w:numId w:val="23"/>
+        </w:numPr>
+        <w:spacing w:line="360" w:lineRule="auto"/>
+        <w:jc w:val="both"/>
+        <w:rPr>
+          <w:rFonts w:ascii="Arial" w:hAnsi="Arial" w:cs="Arial"/>
+          <w:sz w:val="24"/>
+          <w:szCs w:val="24"/>
+        </w:rPr>
+      </w:pPr>
+      <w:r>
+        <w:rPr>
+          <w:rFonts w:ascii="Arial" w:hAnsi="Arial" w:cs="Arial"/>
+          <w:sz w:val="24"/>
+          <w:szCs w:val="24"/>
+        </w:rPr>
+        <w:t xml:space="preserve">Editor de código Visual Studio </w:t>
+      </w:r>
+      <w:proofErr w:type="spellStart"/>
+      <w:r>
+        <w:rPr>
+          <w:rFonts w:ascii="Arial" w:hAnsi="Arial" w:cs="Arial"/>
+          <w:sz w:val="24"/>
+          <w:szCs w:val="24"/>
+        </w:rPr>
+        <w:t>Code</w:t>
+      </w:r>
+      <w:proofErr w:type="spellEnd"/>
+      <w:r>
+        <w:rPr>
+          <w:rFonts w:ascii="Arial" w:hAnsi="Arial" w:cs="Arial"/>
+          <w:sz w:val="24"/>
+          <w:szCs w:val="24"/>
+        </w:rPr>
+        <w:t>.</w:t>
+      </w:r>
+    </w:p>
+    <w:p>
+      <w:pPr>
+        <w:numPr>
+          <w:ilvl w:val="0"/>
+          <w:numId w:val="23"/>
+        </w:numPr>
+        <w:spacing w:line="360" w:lineRule="auto"/>
+        <w:jc w:val="both"/>
+        <w:rPr>
+          <w:rFonts w:ascii="Arial" w:hAnsi="Arial" w:cs="Arial"/>
+          <w:sz w:val="24"/>
+          <w:szCs w:val="24"/>
+        </w:rPr>
+      </w:pPr>
+      <w:r>
+        <w:rPr>
+          <w:rFonts w:ascii="Arial" w:hAnsi="Arial" w:cs="Arial"/>
+          <w:sz w:val="24"/>
+          <w:szCs w:val="24"/>
+        </w:rPr>
+        <w:t xml:space="preserve">Lenguajes de programación: </w:t>
+      </w:r>
+      <w:proofErr w:type="spellStart"/>
+      <w:r>
+        <w:rPr>
+          <w:rFonts w:ascii="Arial" w:hAnsi="Arial" w:cs="Arial"/>
+          <w:sz w:val="24"/>
+          <w:szCs w:val="24"/>
+        </w:rPr>
+        <w:t>TypeScript</w:t>
+      </w:r>
+      <w:proofErr w:type="spellEnd"/>
+      <w:r>
+        <w:rPr>
+          <w:rFonts w:ascii="Arial" w:hAnsi="Arial" w:cs="Arial"/>
+          <w:sz w:val="24"/>
+          <w:szCs w:val="24"/>
+        </w:rPr>
+        <w:t>, HTML5, CSS3.</w:t>
+      </w:r>
+    </w:p>
+    <w:p>
+      <w:pPr>
+        <w:numPr>
+          <w:ilvl w:val="0"/>
+          <w:numId w:val="23"/>
+        </w:numPr>
+        <w:spacing w:line="360" w:lineRule="auto"/>
+        <w:jc w:val="both"/>
+        <w:rPr>
+          <w:rFonts w:ascii="Arial" w:hAnsi="Arial" w:cs="Arial"/>
+          <w:sz w:val="24"/>
+          <w:szCs w:val="24"/>
+        </w:rPr>
+      </w:pPr>
+      <w:proofErr w:type="spellStart"/>
+      <w:r>
+        <w:rPr>
+          <w:rFonts w:ascii="Arial" w:hAnsi="Arial" w:cs="Arial"/>
+          <w:sz w:val="24"/>
+          <w:szCs w:val="24"/>
+        </w:rPr>
+        <w:t>Backend</w:t>
+      </w:r>
+      <w:proofErr w:type="spellEnd"/>
+      <w:r>
+        <w:rPr>
+          <w:rFonts w:ascii="Arial" w:hAnsi="Arial" w:cs="Arial"/>
+          <w:sz w:val="24"/>
+          <w:szCs w:val="24"/>
+        </w:rPr>
+        <w:t>: Spring Tool Suite con Java.</w:t>
+      </w:r>
+    </w:p>
+    <w:p>
+      <w:pPr>
+        <w:numPr>
+          <w:ilvl w:val="0"/>
+          <w:numId w:val="23"/>
+        </w:numPr>
+        <w:spacing w:line="360" w:lineRule="auto"/>
+        <w:jc w:val="both"/>
+        <w:rPr>
+          <w:rFonts w:ascii="Arial" w:hAnsi="Arial" w:cs="Arial"/>
+          <w:sz w:val="24"/>
+          <w:szCs w:val="24"/>
+        </w:rPr>
+      </w:pPr>
+      <w:r>
+        <w:rPr>
+          <w:rFonts w:ascii="Arial" w:hAnsi="Arial" w:cs="Arial"/>
+          <w:sz w:val="24"/>
+          <w:szCs w:val="24"/>
+        </w:rPr>
+        <w:t>Servicios REST con Java.</w:t>
+      </w:r>
+    </w:p>
+    <w:p>
+      <w:pPr>
+        <w:numPr>
+          <w:ilvl w:val="0"/>
+          <w:numId w:val="23"/>
+        </w:numPr>
+        <w:spacing w:line="360" w:lineRule="auto"/>
+        <w:jc w:val="both"/>
+        <w:rPr>
+          <w:rFonts w:ascii="Arial" w:hAnsi="Arial" w:cs="Arial"/>
+          <w:sz w:val="24"/>
+          <w:szCs w:val="24"/>
+        </w:rPr>
+      </w:pPr>
+      <w:r>
+        <w:rPr>
+          <w:rFonts w:ascii="Arial" w:hAnsi="Arial" w:cs="Arial"/>
+          <w:sz w:val="24"/>
+          <w:szCs w:val="24"/>
+        </w:rPr>
+        <w:t>Servidor local: Node.js (para Angular) y un servidor de aplicaciones compatible con Java.</w:t>
+      </w:r>
+    </w:p>
+    <w:p>
+      <w:pPr>
+        <w:numPr>
+          <w:ilvl w:val="0"/>
+          <w:numId w:val="23"/>
+        </w:numPr>
+        <w:spacing w:line="360" w:lineRule="auto"/>
+        <w:jc w:val="both"/>
+        <w:rPr>
+          <w:rFonts w:ascii="Arial" w:hAnsi="Arial" w:cs="Arial"/>
+          <w:sz w:val="24"/>
+          <w:szCs w:val="24"/>
+        </w:rPr>
+      </w:pPr>
+      <w:r>
+        <w:rPr>
+          <w:rFonts w:ascii="Arial" w:hAnsi="Arial" w:cs="Arial"/>
+          <w:sz w:val="24"/>
+          <w:szCs w:val="24"/>
+        </w:rPr>
+        <w:t>Base de datos: MySQL.</w:t>
+      </w:r>
+    </w:p>
+    <w:p>
+      <w:pPr>
+        <w:numPr>
+          <w:ilvl w:val="0"/>
+          <w:numId w:val="23"/>
+        </w:numPr>
+        <w:spacing w:line="360" w:lineRule="auto"/>
+        <w:jc w:val="both"/>
+        <w:rPr>
+          <w:rFonts w:ascii="Arial" w:hAnsi="Arial" w:cs="Arial"/>
+          <w:sz w:val="24"/>
+          <w:szCs w:val="24"/>
+        </w:rPr>
+      </w:pPr>
+      <w:r>
+        <w:rPr>
+          <w:rFonts w:ascii="Arial" w:hAnsi="Arial" w:cs="Arial"/>
+          <w:sz w:val="24"/>
+          <w:szCs w:val="24"/>
+        </w:rPr>
+        <w:t>Control de versiones: GitHub.</w:t>
+      </w:r>
+    </w:p>
+    <w:p>
+      <w:pPr>
+        <w:spacing w:line="360" w:lineRule="auto"/>
+        <w:jc w:val="both"/>
+        <w:rPr>
+          <w:rFonts w:ascii="Arial" w:hAnsi="Arial" w:cs="Arial"/>
+          <w:sz w:val="24"/>
+          <w:szCs w:val="24"/>
+        </w:rPr>
+      </w:pPr>
+      <w:r>
+        <w:rPr>
+          <w:rFonts w:ascii="Arial" w:hAnsi="Arial" w:cs="Arial"/>
+          <w:sz w:val="24"/>
+          <w:szCs w:val="24"/>
+        </w:rPr>
+        <w:t>Uso</w:t>
+      </w:r>
+    </w:p>
+    <w:p>
+      <w:pPr>
+        <w:spacing w:line="360" w:lineRule="auto"/>
+        <w:jc w:val="both"/>
+        <w:rPr>
+          <w:rFonts w:ascii="Arial" w:hAnsi="Arial" w:cs="Arial"/>
+          <w:sz w:val="24"/>
+          <w:szCs w:val="24"/>
+        </w:rPr>
+      </w:pPr>
+      <w:r>
+        <w:rPr>
+          <w:rFonts w:ascii="Arial" w:hAnsi="Arial" w:cs="Arial"/>
+          <w:sz w:val="24"/>
+          <w:szCs w:val="24"/>
+        </w:rPr>
+        <w:t>Hardware:</w:t>
+      </w:r>
+    </w:p>
+    <w:p>
+      <w:pPr>
+        <w:pStyle w:val="Prrafodelista"/>
+        <w:numPr>
+          <w:ilvl w:val="0"/>
+          <w:numId w:val="25"/>
+        </w:numPr>
+        <w:spacing w:line="360" w:lineRule="auto"/>
+        <w:jc w:val="both"/>
+        <w:rPr>
+          <w:rFonts w:ascii="Arial" w:hAnsi="Arial" w:cs="Arial"/>
+          <w:sz w:val="24"/>
+          <w:szCs w:val="24"/>
+        </w:rPr>
+      </w:pPr>
+      <w:r>
+        <w:rPr>
+          <w:rFonts w:ascii="Arial" w:hAnsi="Arial" w:cs="Arial"/>
+          <w:sz w:val="24"/>
+          <w:szCs w:val="24"/>
+        </w:rPr>
+        <w:t>PC o laptop con acceso a Internet.</w:t>
+      </w:r>
+    </w:p>
+    <w:p>
+      <w:pPr>
+        <w:pStyle w:val="Prrafodelista"/>
+        <w:numPr>
+          <w:ilvl w:val="0"/>
+          <w:numId w:val="25"/>
+        </w:numPr>
+        <w:spacing w:line="360" w:lineRule="auto"/>
+        <w:jc w:val="both"/>
+        <w:rPr>
+          <w:rFonts w:ascii="Arial" w:hAnsi="Arial" w:cs="Arial"/>
+          <w:sz w:val="24"/>
+          <w:szCs w:val="24"/>
+        </w:rPr>
+      </w:pPr>
+      <w:r>
+        <w:rPr>
+          <w:rFonts w:ascii="Arial" w:hAnsi="Arial" w:cs="Arial"/>
+          <w:sz w:val="24"/>
+          <w:szCs w:val="24"/>
+        </w:rPr>
+        <w:t>Resolución de pantalla mínima de 1280x720.</w:t>
+      </w:r>
+    </w:p>
+    <w:p>
+      <w:pPr>
+        <w:spacing w:line="360" w:lineRule="auto"/>
+        <w:jc w:val="both"/>
+        <w:rPr>
+          <w:rFonts w:ascii="Arial" w:hAnsi="Arial" w:cs="Arial"/>
+          <w:sz w:val="24"/>
+          <w:szCs w:val="24"/>
+        </w:rPr>
+      </w:pPr>
+      <w:r>
+        <w:rPr>
+          <w:rFonts w:ascii="Arial" w:hAnsi="Arial" w:cs="Arial"/>
+          <w:sz w:val="24"/>
+          <w:szCs w:val="24"/>
+        </w:rPr>
+        <w:t>Software:</w:t>
+      </w:r>
+    </w:p>
+    <w:p>
+      <w:pPr>
+        <w:pStyle w:val="Prrafodelista"/>
+        <w:numPr>
+          <w:ilvl w:val="0"/>
+          <w:numId w:val="24"/>
+        </w:numPr>
+        <w:spacing w:line="360" w:lineRule="auto"/>
+        <w:jc w:val="both"/>
+        <w:rPr>
+          <w:rFonts w:ascii="Arial" w:hAnsi="Arial" w:cs="Arial"/>
+          <w:sz w:val="24"/>
+          <w:szCs w:val="24"/>
+        </w:rPr>
+      </w:pPr>
+      <w:r>
+        <w:rPr>
+          <w:rFonts w:ascii="Arial" w:hAnsi="Arial" w:cs="Arial"/>
+          <w:sz w:val="24"/>
+          <w:szCs w:val="24"/>
+        </w:rPr>
+        <w:t>Navegador Web: Google Chrome, Mozilla Firefox o Microsoft Edge.</w:t>
+      </w:r>
+    </w:p>
+    <w:p>
+      <w:pPr>
+        <w:pStyle w:val="Prrafodelista"/>
+        <w:numPr>
+          <w:ilvl w:val="0"/>
+          <w:numId w:val="24"/>
+        </w:numPr>
+        <w:spacing w:line="360" w:lineRule="auto"/>
+        <w:jc w:val="both"/>
+        <w:rPr>
+          <w:rFonts w:ascii="Arial" w:hAnsi="Arial" w:cs="Arial"/>
+          <w:sz w:val="24"/>
+          <w:szCs w:val="24"/>
+        </w:rPr>
+      </w:pPr>
+      <w:r>
+        <w:rPr>
+          <w:rFonts w:ascii="Arial" w:hAnsi="Arial" w:cs="Arial"/>
+          <w:sz w:val="24"/>
+          <w:szCs w:val="24"/>
+        </w:rPr>
+        <w:t>Conexión a Internet.</w:t>
+      </w:r>
+    </w:p>
+    <w:p>
+      <w:pPr>
+        <w:spacing w:line="360" w:lineRule="auto"/>
+        <w:jc w:val="both"/>
+        <w:rPr>
+          <w:rFonts w:ascii="Arial" w:hAnsi="Arial" w:cs="Arial"/>
+          <w:b/>
+          <w:sz w:val="24"/>
+          <w:szCs w:val="24"/>
+        </w:rPr>
+      </w:pPr>
+      <w:r>
+        <w:rPr>
+          <w:rFonts w:ascii="Arial" w:hAnsi="Arial" w:cs="Arial"/>
+          <w:b/>
+          <w:sz w:val="24"/>
+          <w:szCs w:val="24"/>
+        </w:rPr>
+        <w:t>c) Requerimientos Económicos/Materiales</w:t>
+      </w:r>
+    </w:p>
+    <w:p>
+      <w:pPr>
+        <w:pStyle w:val="Prrafodelista"/>
+        <w:numPr>
+          <w:ilvl w:val="0"/>
+          <w:numId w:val="26"/>
+        </w:numPr>
+        <w:spacing w:line="360" w:lineRule="auto"/>
+        <w:jc w:val="both"/>
+        <w:rPr>
+          <w:rFonts w:ascii="Arial" w:hAnsi="Arial" w:cs="Arial"/>
+          <w:sz w:val="24"/>
+          <w:szCs w:val="24"/>
+        </w:rPr>
+      </w:pPr>
+      <w:r>
+        <w:rPr>
+          <w:rFonts w:ascii="Arial" w:hAnsi="Arial" w:cs="Arial"/>
+          <w:sz w:val="24"/>
+          <w:szCs w:val="24"/>
+        </w:rPr>
+        <w:t>Dispositivos de acceso (PC/Laptop) para usar la página.</w:t>
+      </w:r>
+    </w:p>
+    <w:p>
+      <w:pPr>
+        <w:pStyle w:val="Prrafodelista"/>
+        <w:numPr>
+          <w:ilvl w:val="0"/>
+          <w:numId w:val="26"/>
+        </w:numPr>
+        <w:spacing w:line="360" w:lineRule="auto"/>
+        <w:jc w:val="both"/>
+        <w:rPr>
+          <w:rFonts w:ascii="Arial" w:hAnsi="Arial" w:cs="Arial"/>
+          <w:sz w:val="24"/>
+          <w:szCs w:val="24"/>
+        </w:rPr>
+      </w:pPr>
+      <w:r>
+        <w:rPr>
+          <w:rFonts w:ascii="Arial" w:hAnsi="Arial" w:cs="Arial"/>
+          <w:sz w:val="24"/>
+          <w:szCs w:val="24"/>
+        </w:rPr>
+        <w:t>Conexión a internet.</w:t>
+      </w:r>
+    </w:p>
+    <w:p>
+      <w:pPr>
+        <w:pStyle w:val="Prrafodelista"/>
+        <w:numPr>
+          <w:ilvl w:val="0"/>
+          <w:numId w:val="26"/>
+        </w:numPr>
+        <w:spacing w:line="360" w:lineRule="auto"/>
+        <w:jc w:val="both"/>
+        <w:rPr>
+          <w:rFonts w:ascii="Arial" w:hAnsi="Arial" w:cs="Arial"/>
+          <w:sz w:val="24"/>
+          <w:szCs w:val="24"/>
+        </w:rPr>
+      </w:pPr>
+      <w:r>
+        <w:rPr>
+          <w:rFonts w:ascii="Arial" w:hAnsi="Arial" w:cs="Arial"/>
+          <w:sz w:val="24"/>
+          <w:szCs w:val="24"/>
+        </w:rPr>
+        <w:t>Hosting.</w:t>
+      </w:r>
+    </w:p>
+    <w:p>
+      <w:pPr>
+        <w:spacing w:line="360" w:lineRule="auto"/>
+        <w:jc w:val="both"/>
+        <w:rPr>
+          <w:rFonts w:ascii="Arial" w:hAnsi="Arial" w:cs="Arial"/>
+          <w:sz w:val="24"/>
+          <w:szCs w:val="24"/>
+        </w:rPr>
+      </w:pPr>
+    </w:p>
+    <w:p>
+      <w:pPr>
+        <w:pStyle w:val="Prrafodelista"/>
+        <w:spacing w:before="100" w:beforeAutospacing="1" w:after="100" w:afterAutospacing="1" w:line="360" w:lineRule="auto"/>
+        <w:jc w:val="both"/>
+        <w:rPr>
+          <w:rFonts w:ascii="Arial" w:eastAsia="Times New Roman" w:hAnsi="Arial" w:cs="Arial"/>
+          <w:sz w:val="24"/>
+          <w:szCs w:val="24"/>
+          <w:lang w:eastAsia="es-MX"/>
+        </w:rPr>
+      </w:pPr>
+    </w:p>
     <w:p/>
     <w:sectPr>
       <w:footerReference w:type="default" r:id="rId10"/>
@@ -5636,7 +7725,7 @@
 </file>
 
 <file path=word/endnotes.xml><?xml version="1.0" encoding="utf-8"?>
-<w:endnotes xmlns:wpc="http://schemas.microsoft.com/office/word/2010/wordprocessingCanvas" xmlns:cx="http://schemas.microsoft.com/office/drawing/2014/chartex" xmlns:cx1="http://schemas.microsoft.com/office/drawing/2015/9/8/chartex" xmlns:cx2="http://schemas.microsoft.com/office/drawing/2015/10/21/chartex" xmlns:cx3="http://schemas.microsoft.com/office/drawing/2016/5/9/chartex" xmlns:cx4="http://schemas.microsoft.com/office/drawing/2016/5/10/chartex" xmlns:cx5="http://schemas.microsoft.com/office/drawing/2016/5/11/chartex" xmlns:cx6="http://schemas.microsoft.com/office/drawing/2016/5/12/chartex" xmlns:cx7="http://schemas.microsoft.com/office/drawing/2016/5/13/chartex" xmlns:cx8="http://schemas.microsoft.com/office/drawing/2016/5/14/chartex" xmlns:mc="http://schemas.openxmlformats.org/markup-compatibility/2006" xmlns:aink="http://schemas.microsoft.com/office/drawing/2016/ink" xmlns:am3d="http://schemas.microsoft.com/office/drawing/2017/model3d" xmlns:o="urn:schemas-microsoft-com:office:office" xmlns:oel="http://schemas.microsoft.com/office/2019/extlst" xmlns:r="http://schemas.openxmlformats.org/officeDocument/2006/relationships" xmlns:m="http://schemas.openxmlformats.org/officeDocument/2006/math" xmlns:v="urn:schemas-microsoft-com:vml" xmlns:wp14="http://schemas.microsoft.com/office/word/2010/wordprocessingDrawing" xmlns:wp="http://schemas.openxmlformats.org/drawingml/2006/wordprocessingDrawing" xmlns:w10="urn:schemas-microsoft-com:office:word" xmlns:w="http://schemas.openxmlformats.org/wordprocessingml/2006/main" xmlns:w14="http://schemas.microsoft.com/office/word/2010/wordml" xmlns:w15="http://schemas.microsoft.com/office/word/2012/wordml" xmlns:w16cex="http://schemas.microsoft.com/office/word/2018/wordml/cex" xmlns:w16cid="http://schemas.microsoft.com/office/word/2016/wordml/cid" xmlns:w16="http://schemas.microsoft.com/office/word/2018/wordml" xmlns:w16sdtdh="http://schemas.microsoft.com/office/word/2020/wordml/sdtdatahash" xmlns:w16se="http://schemas.microsoft.com/office/word/2015/wordml/symex" xmlns:wpg="http://schemas.microsoft.com/office/word/2010/wordprocessingGroup" xmlns:wpi="http://schemas.microsoft.com/office/word/2010/wordprocessingInk" xmlns:wne="http://schemas.microsoft.com/office/word/2006/wordml" xmlns:wps="http://schemas.microsoft.com/office/word/2010/wordprocessingShape" mc:Ignorable="w14 w15 w16se w16cid w16 w16cex w16sdtdh wp14">
+<w:endnotes xmlns:wpc="http://schemas.microsoft.com/office/word/2010/wordprocessingCanvas" xmlns:cx="http://schemas.microsoft.com/office/drawing/2014/chartex" xmlns:cx1="http://schemas.microsoft.com/office/drawing/2015/9/8/chartex" xmlns:cx2="http://schemas.microsoft.com/office/drawing/2015/10/21/chartex" xmlns:cx3="http://schemas.microsoft.com/office/drawing/2016/5/9/chartex" xmlns:cx4="http://schemas.microsoft.com/office/drawing/2016/5/10/chartex" xmlns:cx5="http://schemas.microsoft.com/office/drawing/2016/5/11/chartex" xmlns:cx6="http://schemas.microsoft.com/office/drawing/2016/5/12/chartex" xmlns:cx7="http://schemas.microsoft.com/office/drawing/2016/5/13/chartex" xmlns:cx8="http://schemas.microsoft.com/office/drawing/2016/5/14/chartex" xmlns:mc="http://schemas.openxmlformats.org/markup-compatibility/2006" xmlns:aink="http://schemas.microsoft.com/office/drawing/2016/ink" xmlns:am3d="http://schemas.microsoft.com/office/drawing/2017/model3d" xmlns:o="urn:schemas-microsoft-com:office:office" xmlns:r="http://schemas.openxmlformats.org/officeDocument/2006/relationships" xmlns:m="http://schemas.openxmlformats.org/officeDocument/2006/math" xmlns:v="urn:schemas-microsoft-com:vml" xmlns:wp14="http://schemas.microsoft.com/office/word/2010/wordprocessingDrawing" xmlns:wp="http://schemas.openxmlformats.org/drawingml/2006/wordprocessingDrawing" xmlns:w10="urn:schemas-microsoft-com:office:word" xmlns:w="http://schemas.openxmlformats.org/wordprocessingml/2006/main" xmlns:w14="http://schemas.microsoft.com/office/word/2010/wordml" xmlns:w15="http://schemas.microsoft.com/office/word/2012/wordml" xmlns:w16cid="http://schemas.microsoft.com/office/word/2016/wordml/cid" xmlns:w16se="http://schemas.microsoft.com/office/word/2015/wordml/symex" xmlns:wpg="http://schemas.microsoft.com/office/word/2010/wordprocessingGroup" xmlns:wpi="http://schemas.microsoft.com/office/word/2010/wordprocessingInk" xmlns:wne="http://schemas.microsoft.com/office/word/2006/wordml" xmlns:wps="http://schemas.microsoft.com/office/word/2010/wordprocessingShape" mc:Ignorable="w14 w15 w16se w16cid wp14">
   <w:endnote w:type="separator" w:id="-1">
     <w:p>
       <w:pPr>
@@ -5661,7 +7750,7 @@
 </file>
 
 <file path=word/footer1.xml><?xml version="1.0" encoding="utf-8"?>
-<w:ftr xmlns:wpc="http://schemas.microsoft.com/office/word/2010/wordprocessingCanvas" xmlns:cx="http://schemas.microsoft.com/office/drawing/2014/chartex" xmlns:cx1="http://schemas.microsoft.com/office/drawing/2015/9/8/chartex" xmlns:cx2="http://schemas.microsoft.com/office/drawing/2015/10/21/chartex" xmlns:cx3="http://schemas.microsoft.com/office/drawing/2016/5/9/chartex" xmlns:cx4="http://schemas.microsoft.com/office/drawing/2016/5/10/chartex" xmlns:cx5="http://schemas.microsoft.com/office/drawing/2016/5/11/chartex" xmlns:cx6="http://schemas.microsoft.com/office/drawing/2016/5/12/chartex" xmlns:cx7="http://schemas.microsoft.com/office/drawing/2016/5/13/chartex" xmlns:cx8="http://schemas.microsoft.com/office/drawing/2016/5/14/chartex" xmlns:mc="http://schemas.openxmlformats.org/markup-compatibility/2006" xmlns:aink="http://schemas.microsoft.com/office/drawing/2016/ink" xmlns:am3d="http://schemas.microsoft.com/office/drawing/2017/model3d" xmlns:o="urn:schemas-microsoft-com:office:office" xmlns:oel="http://schemas.microsoft.com/office/2019/extlst" xmlns:r="http://schemas.openxmlformats.org/officeDocument/2006/relationships" xmlns:m="http://schemas.openxmlformats.org/officeDocument/2006/math" xmlns:v="urn:schemas-microsoft-com:vml" xmlns:wp14="http://schemas.microsoft.com/office/word/2010/wordprocessingDrawing" xmlns:wp="http://schemas.openxmlformats.org/drawingml/2006/wordprocessingDrawing" xmlns:w10="urn:schemas-microsoft-com:office:word" xmlns:w="http://schemas.openxmlformats.org/wordprocessingml/2006/main" xmlns:w14="http://schemas.microsoft.com/office/word/2010/wordml" xmlns:w15="http://schemas.microsoft.com/office/word/2012/wordml" xmlns:w16cex="http://schemas.microsoft.com/office/word/2018/wordml/cex" xmlns:w16cid="http://schemas.microsoft.com/office/word/2016/wordml/cid" xmlns:w16="http://schemas.microsoft.com/office/word/2018/wordml" xmlns:w16sdtdh="http://schemas.microsoft.com/office/word/2020/wordml/sdtdatahash" xmlns:w16se="http://schemas.microsoft.com/office/word/2015/wordml/symex" xmlns:wpg="http://schemas.microsoft.com/office/word/2010/wordprocessingGroup" xmlns:wpi="http://schemas.microsoft.com/office/word/2010/wordprocessingInk" xmlns:wne="http://schemas.microsoft.com/office/word/2006/wordml" xmlns:wps="http://schemas.microsoft.com/office/word/2010/wordprocessingShape" mc:Ignorable="w14 w15 w16se w16cid w16 w16cex w16sdtdh wp14">
+<w:ftr xmlns:wpc="http://schemas.microsoft.com/office/word/2010/wordprocessingCanvas" xmlns:cx="http://schemas.microsoft.com/office/drawing/2014/chartex" xmlns:cx1="http://schemas.microsoft.com/office/drawing/2015/9/8/chartex" xmlns:cx2="http://schemas.microsoft.com/office/drawing/2015/10/21/chartex" xmlns:cx3="http://schemas.microsoft.com/office/drawing/2016/5/9/chartex" xmlns:cx4="http://schemas.microsoft.com/office/drawing/2016/5/10/chartex" xmlns:cx5="http://schemas.microsoft.com/office/drawing/2016/5/11/chartex" xmlns:cx6="http://schemas.microsoft.com/office/drawing/2016/5/12/chartex" xmlns:cx7="http://schemas.microsoft.com/office/drawing/2016/5/13/chartex" xmlns:cx8="http://schemas.microsoft.com/office/drawing/2016/5/14/chartex" xmlns:mc="http://schemas.openxmlformats.org/markup-compatibility/2006" xmlns:aink="http://schemas.microsoft.com/office/drawing/2016/ink" xmlns:am3d="http://schemas.microsoft.com/office/drawing/2017/model3d" xmlns:o="urn:schemas-microsoft-com:office:office" xmlns:r="http://schemas.openxmlformats.org/officeDocument/2006/relationships" xmlns:m="http://schemas.openxmlformats.org/officeDocument/2006/math" xmlns:v="urn:schemas-microsoft-com:vml" xmlns:wp14="http://schemas.microsoft.com/office/word/2010/wordprocessingDrawing" xmlns:wp="http://schemas.openxmlformats.org/drawingml/2006/wordprocessingDrawing" xmlns:w10="urn:schemas-microsoft-com:office:word" xmlns:w="http://schemas.openxmlformats.org/wordprocessingml/2006/main" xmlns:w14="http://schemas.microsoft.com/office/word/2010/wordml" xmlns:w15="http://schemas.microsoft.com/office/word/2012/wordml" xmlns:w16cid="http://schemas.microsoft.com/office/word/2016/wordml/cid" xmlns:w16se="http://schemas.microsoft.com/office/word/2015/wordml/symex" xmlns:wpg="http://schemas.microsoft.com/office/word/2010/wordprocessingGroup" xmlns:wpi="http://schemas.microsoft.com/office/word/2010/wordprocessingInk" xmlns:wne="http://schemas.microsoft.com/office/word/2006/wordml" xmlns:wps="http://schemas.microsoft.com/office/word/2010/wordprocessingShape" mc:Ignorable="w14 w15 w16se w16cid wp14">
   <w:p>
     <w:pPr>
       <w:pStyle w:val="Piedepgina"/>
@@ -5677,7 +7766,7 @@
 </file>
 
 <file path=word/footer2.xml><?xml version="1.0" encoding="utf-8"?>
-<w:ftr xmlns:wpc="http://schemas.microsoft.com/office/word/2010/wordprocessingCanvas" xmlns:cx="http://schemas.microsoft.com/office/drawing/2014/chartex" xmlns:cx1="http://schemas.microsoft.com/office/drawing/2015/9/8/chartex" xmlns:cx2="http://schemas.microsoft.com/office/drawing/2015/10/21/chartex" xmlns:cx3="http://schemas.microsoft.com/office/drawing/2016/5/9/chartex" xmlns:cx4="http://schemas.microsoft.com/office/drawing/2016/5/10/chartex" xmlns:cx5="http://schemas.microsoft.com/office/drawing/2016/5/11/chartex" xmlns:cx6="http://schemas.microsoft.com/office/drawing/2016/5/12/chartex" xmlns:cx7="http://schemas.microsoft.com/office/drawing/2016/5/13/chartex" xmlns:cx8="http://schemas.microsoft.com/office/drawing/2016/5/14/chartex" xmlns:mc="http://schemas.openxmlformats.org/markup-compatibility/2006" xmlns:aink="http://schemas.microsoft.com/office/drawing/2016/ink" xmlns:am3d="http://schemas.microsoft.com/office/drawing/2017/model3d" xmlns:o="urn:schemas-microsoft-com:office:office" xmlns:oel="http://schemas.microsoft.com/office/2019/extlst" xmlns:r="http://schemas.openxmlformats.org/officeDocument/2006/relationships" xmlns:m="http://schemas.openxmlformats.org/officeDocument/2006/math" xmlns:v="urn:schemas-microsoft-com:vml" xmlns:wp14="http://schemas.microsoft.com/office/word/2010/wordprocessingDrawing" xmlns:wp="http://schemas.openxmlformats.org/drawingml/2006/wordprocessingDrawing" xmlns:w10="urn:schemas-microsoft-com:office:word" xmlns:w="http://schemas.openxmlformats.org/wordprocessingml/2006/main" xmlns:w14="http://schemas.microsoft.com/office/word/2010/wordml" xmlns:w15="http://schemas.microsoft.com/office/word/2012/wordml" xmlns:w16cex="http://schemas.microsoft.com/office/word/2018/wordml/cex" xmlns:w16cid="http://schemas.microsoft.com/office/word/2016/wordml/cid" xmlns:w16="http://schemas.microsoft.com/office/word/2018/wordml" xmlns:w16sdtdh="http://schemas.microsoft.com/office/word/2020/wordml/sdtdatahash" xmlns:w16se="http://schemas.microsoft.com/office/word/2015/wordml/symex" xmlns:wpg="http://schemas.microsoft.com/office/word/2010/wordprocessingGroup" xmlns:wpi="http://schemas.microsoft.com/office/word/2010/wordprocessingInk" xmlns:wne="http://schemas.microsoft.com/office/word/2006/wordml" xmlns:wps="http://schemas.microsoft.com/office/word/2010/wordprocessingShape" mc:Ignorable="w14 w15 w16se w16cid w16 w16cex w16sdtdh wp14">
+<w:ftr xmlns:wpc="http://schemas.microsoft.com/office/word/2010/wordprocessingCanvas" xmlns:cx="http://schemas.microsoft.com/office/drawing/2014/chartex" xmlns:cx1="http://schemas.microsoft.com/office/drawing/2015/9/8/chartex" xmlns:cx2="http://schemas.microsoft.com/office/drawing/2015/10/21/chartex" xmlns:cx3="http://schemas.microsoft.com/office/drawing/2016/5/9/chartex" xmlns:cx4="http://schemas.microsoft.com/office/drawing/2016/5/10/chartex" xmlns:cx5="http://schemas.microsoft.com/office/drawing/2016/5/11/chartex" xmlns:cx6="http://schemas.microsoft.com/office/drawing/2016/5/12/chartex" xmlns:cx7="http://schemas.microsoft.com/office/drawing/2016/5/13/chartex" xmlns:cx8="http://schemas.microsoft.com/office/drawing/2016/5/14/chartex" xmlns:mc="http://schemas.openxmlformats.org/markup-compatibility/2006" xmlns:aink="http://schemas.microsoft.com/office/drawing/2016/ink" xmlns:am3d="http://schemas.microsoft.com/office/drawing/2017/model3d" xmlns:o="urn:schemas-microsoft-com:office:office" xmlns:r="http://schemas.openxmlformats.org/officeDocument/2006/relationships" xmlns:m="http://schemas.openxmlformats.org/officeDocument/2006/math" xmlns:v="urn:schemas-microsoft-com:vml" xmlns:wp14="http://schemas.microsoft.com/office/word/2010/wordprocessingDrawing" xmlns:wp="http://schemas.openxmlformats.org/drawingml/2006/wordprocessingDrawing" xmlns:w10="urn:schemas-microsoft-com:office:word" xmlns:w="http://schemas.openxmlformats.org/wordprocessingml/2006/main" xmlns:w14="http://schemas.microsoft.com/office/word/2010/wordml" xmlns:w15="http://schemas.microsoft.com/office/word/2012/wordml" xmlns:w16cid="http://schemas.microsoft.com/office/word/2016/wordml/cid" xmlns:w16se="http://schemas.microsoft.com/office/word/2015/wordml/symex" xmlns:wpg="http://schemas.microsoft.com/office/word/2010/wordprocessingGroup" xmlns:wpi="http://schemas.microsoft.com/office/word/2010/wordprocessingInk" xmlns:wne="http://schemas.microsoft.com/office/word/2006/wordml" xmlns:wps="http://schemas.microsoft.com/office/word/2010/wordprocessingShape" mc:Ignorable="w14 w15 w16se w16cid wp14">
   <w:sdt>
     <w:sdtPr>
       <w:id w:val="-516776855"/>
@@ -5686,6 +7775,7 @@
         <w:docPartUnique/>
       </w:docPartObj>
     </w:sdtPr>
+    <w:sdtEndPr/>
     <w:sdtContent>
       <w:p>
         <w:pPr>
@@ -5812,7 +7902,7 @@
 </file>
 
 <file path=word/footnotes.xml><?xml version="1.0" encoding="utf-8"?>
-<w:footnotes xmlns:wpc="http://schemas.microsoft.com/office/word/2010/wordprocessingCanvas" xmlns:cx="http://schemas.microsoft.com/office/drawing/2014/chartex" xmlns:cx1="http://schemas.microsoft.com/office/drawing/2015/9/8/chartex" xmlns:cx2="http://schemas.microsoft.com/office/drawing/2015/10/21/chartex" xmlns:cx3="http://schemas.microsoft.com/office/drawing/2016/5/9/chartex" xmlns:cx4="http://schemas.microsoft.com/office/drawing/2016/5/10/chartex" xmlns:cx5="http://schemas.microsoft.com/office/drawing/2016/5/11/chartex" xmlns:cx6="http://schemas.microsoft.com/office/drawing/2016/5/12/chartex" xmlns:cx7="http://schemas.microsoft.com/office/drawing/2016/5/13/chartex" xmlns:cx8="http://schemas.microsoft.com/office/drawing/2016/5/14/chartex" xmlns:mc="http://schemas.openxmlformats.org/markup-compatibility/2006" xmlns:aink="http://schemas.microsoft.com/office/drawing/2016/ink" xmlns:am3d="http://schemas.microsoft.com/office/drawing/2017/model3d" xmlns:o="urn:schemas-microsoft-com:office:office" xmlns:oel="http://schemas.microsoft.com/office/2019/extlst" xmlns:r="http://schemas.openxmlformats.org/officeDocument/2006/relationships" xmlns:m="http://schemas.openxmlformats.org/officeDocument/2006/math" xmlns:v="urn:schemas-microsoft-com:vml" xmlns:wp14="http://schemas.microsoft.com/office/word/2010/wordprocessingDrawing" xmlns:wp="http://schemas.openxmlformats.org/drawingml/2006/wordprocessingDrawing" xmlns:w10="urn:schemas-microsoft-com:office:word" xmlns:w="http://schemas.openxmlformats.org/wordprocessingml/2006/main" xmlns:w14="http://schemas.microsoft.com/office/word/2010/wordml" xmlns:w15="http://schemas.microsoft.com/office/word/2012/wordml" xmlns:w16cex="http://schemas.microsoft.com/office/word/2018/wordml/cex" xmlns:w16cid="http://schemas.microsoft.com/office/word/2016/wordml/cid" xmlns:w16="http://schemas.microsoft.com/office/word/2018/wordml" xmlns:w16sdtdh="http://schemas.microsoft.com/office/word/2020/wordml/sdtdatahash" xmlns:w16se="http://schemas.microsoft.com/office/word/2015/wordml/symex" xmlns:wpg="http://schemas.microsoft.com/office/word/2010/wordprocessingGroup" xmlns:wpi="http://schemas.microsoft.com/office/word/2010/wordprocessingInk" xmlns:wne="http://schemas.microsoft.com/office/word/2006/wordml" xmlns:wps="http://schemas.microsoft.com/office/word/2010/wordprocessingShape" mc:Ignorable="w14 w15 w16se w16cid w16 w16cex w16sdtdh wp14">
+<w:footnotes xmlns:wpc="http://schemas.microsoft.com/office/word/2010/wordprocessingCanvas" xmlns:cx="http://schemas.microsoft.com/office/drawing/2014/chartex" xmlns:cx1="http://schemas.microsoft.com/office/drawing/2015/9/8/chartex" xmlns:cx2="http://schemas.microsoft.com/office/drawing/2015/10/21/chartex" xmlns:cx3="http://schemas.microsoft.com/office/drawing/2016/5/9/chartex" xmlns:cx4="http://schemas.microsoft.com/office/drawing/2016/5/10/chartex" xmlns:cx5="http://schemas.microsoft.com/office/drawing/2016/5/11/chartex" xmlns:cx6="http://schemas.microsoft.com/office/drawing/2016/5/12/chartex" xmlns:cx7="http://schemas.microsoft.com/office/drawing/2016/5/13/chartex" xmlns:cx8="http://schemas.microsoft.com/office/drawing/2016/5/14/chartex" xmlns:mc="http://schemas.openxmlformats.org/markup-compatibility/2006" xmlns:aink="http://schemas.microsoft.com/office/drawing/2016/ink" xmlns:am3d="http://schemas.microsoft.com/office/drawing/2017/model3d" xmlns:o="urn:schemas-microsoft-com:office:office" xmlns:r="http://schemas.openxmlformats.org/officeDocument/2006/relationships" xmlns:m="http://schemas.openxmlformats.org/officeDocument/2006/math" xmlns:v="urn:schemas-microsoft-com:vml" xmlns:wp14="http://schemas.microsoft.com/office/word/2010/wordprocessingDrawing" xmlns:wp="http://schemas.openxmlformats.org/drawingml/2006/wordprocessingDrawing" xmlns:w10="urn:schemas-microsoft-com:office:word" xmlns:w="http://schemas.openxmlformats.org/wordprocessingml/2006/main" xmlns:w14="http://schemas.microsoft.com/office/word/2010/wordml" xmlns:w15="http://schemas.microsoft.com/office/word/2012/wordml" xmlns:w16cid="http://schemas.microsoft.com/office/word/2016/wordml/cid" xmlns:w16se="http://schemas.microsoft.com/office/word/2015/wordml/symex" xmlns:wpg="http://schemas.microsoft.com/office/word/2010/wordprocessingGroup" xmlns:wpi="http://schemas.microsoft.com/office/word/2010/wordprocessingInk" xmlns:wne="http://schemas.microsoft.com/office/word/2006/wordml" xmlns:wps="http://schemas.microsoft.com/office/word/2010/wordprocessingShape" mc:Ignorable="w14 w15 w16se w16cid wp14">
   <w:footnote w:type="separator" w:id="-1">
     <w:p>
       <w:pPr>
@@ -5837,7 +7927,7 @@
 </file>
 
 <file path=word/header1.xml><?xml version="1.0" encoding="utf-8"?>
-<w:hdr xmlns:wpc="http://schemas.microsoft.com/office/word/2010/wordprocessingCanvas" xmlns:cx="http://schemas.microsoft.com/office/drawing/2014/chartex" xmlns:cx1="http://schemas.microsoft.com/office/drawing/2015/9/8/chartex" xmlns:cx2="http://schemas.microsoft.com/office/drawing/2015/10/21/chartex" xmlns:cx3="http://schemas.microsoft.com/office/drawing/2016/5/9/chartex" xmlns:cx4="http://schemas.microsoft.com/office/drawing/2016/5/10/chartex" xmlns:cx5="http://schemas.microsoft.com/office/drawing/2016/5/11/chartex" xmlns:cx6="http://schemas.microsoft.com/office/drawing/2016/5/12/chartex" xmlns:cx7="http://schemas.microsoft.com/office/drawing/2016/5/13/chartex" xmlns:cx8="http://schemas.microsoft.com/office/drawing/2016/5/14/chartex" xmlns:mc="http://schemas.openxmlformats.org/markup-compatibility/2006" xmlns:aink="http://schemas.microsoft.com/office/drawing/2016/ink" xmlns:am3d="http://schemas.microsoft.com/office/drawing/2017/model3d" xmlns:o="urn:schemas-microsoft-com:office:office" xmlns:oel="http://schemas.microsoft.com/office/2019/extlst" xmlns:r="http://schemas.openxmlformats.org/officeDocument/2006/relationships" xmlns:m="http://schemas.openxmlformats.org/officeDocument/2006/math" xmlns:v="urn:schemas-microsoft-com:vml" xmlns:wp14="http://schemas.microsoft.com/office/word/2010/wordprocessingDrawing" xmlns:wp="http://schemas.openxmlformats.org/drawingml/2006/wordprocessingDrawing" xmlns:w10="urn:schemas-microsoft-com:office:word" xmlns:w="http://schemas.openxmlformats.org/wordprocessingml/2006/main" xmlns:w14="http://schemas.microsoft.com/office/word/2010/wordml" xmlns:w15="http://schemas.microsoft.com/office/word/2012/wordml" xmlns:w16cex="http://schemas.microsoft.com/office/word/2018/wordml/cex" xmlns:w16cid="http://schemas.microsoft.com/office/word/2016/wordml/cid" xmlns:w16="http://schemas.microsoft.com/office/word/2018/wordml" xmlns:w16sdtdh="http://schemas.microsoft.com/office/word/2020/wordml/sdtdatahash" xmlns:w16se="http://schemas.microsoft.com/office/word/2015/wordml/symex" xmlns:wpg="http://schemas.microsoft.com/office/word/2010/wordprocessingGroup" xmlns:wpi="http://schemas.microsoft.com/office/word/2010/wordprocessingInk" xmlns:wne="http://schemas.microsoft.com/office/word/2006/wordml" xmlns:wps="http://schemas.microsoft.com/office/word/2010/wordprocessingShape" mc:Ignorable="w14 w15 w16se w16cid w16 w16cex w16sdtdh wp14">
+<w:hdr xmlns:wpc="http://schemas.microsoft.com/office/word/2010/wordprocessingCanvas" xmlns:cx="http://schemas.microsoft.com/office/drawing/2014/chartex" xmlns:cx1="http://schemas.microsoft.com/office/drawing/2015/9/8/chartex" xmlns:cx2="http://schemas.microsoft.com/office/drawing/2015/10/21/chartex" xmlns:cx3="http://schemas.microsoft.com/office/drawing/2016/5/9/chartex" xmlns:cx4="http://schemas.microsoft.com/office/drawing/2016/5/10/chartex" xmlns:cx5="http://schemas.microsoft.com/office/drawing/2016/5/11/chartex" xmlns:cx6="http://schemas.microsoft.com/office/drawing/2016/5/12/chartex" xmlns:cx7="http://schemas.microsoft.com/office/drawing/2016/5/13/chartex" xmlns:cx8="http://schemas.microsoft.com/office/drawing/2016/5/14/chartex" xmlns:mc="http://schemas.openxmlformats.org/markup-compatibility/2006" xmlns:aink="http://schemas.microsoft.com/office/drawing/2016/ink" xmlns:am3d="http://schemas.microsoft.com/office/drawing/2017/model3d" xmlns:o="urn:schemas-microsoft-com:office:office" xmlns:r="http://schemas.openxmlformats.org/officeDocument/2006/relationships" xmlns:m="http://schemas.openxmlformats.org/officeDocument/2006/math" xmlns:v="urn:schemas-microsoft-com:vml" xmlns:wp14="http://schemas.microsoft.com/office/word/2010/wordprocessingDrawing" xmlns:wp="http://schemas.openxmlformats.org/drawingml/2006/wordprocessingDrawing" xmlns:w10="urn:schemas-microsoft-com:office:word" xmlns:w="http://schemas.openxmlformats.org/wordprocessingml/2006/main" xmlns:w14="http://schemas.microsoft.com/office/word/2010/wordml" xmlns:w15="http://schemas.microsoft.com/office/word/2012/wordml" xmlns:w16cid="http://schemas.microsoft.com/office/word/2016/wordml/cid" xmlns:w16se="http://schemas.microsoft.com/office/word/2015/wordml/symex" xmlns:wpg="http://schemas.microsoft.com/office/word/2010/wordprocessingGroup" xmlns:wpi="http://schemas.microsoft.com/office/word/2010/wordprocessingInk" xmlns:wne="http://schemas.microsoft.com/office/word/2006/wordml" xmlns:wps="http://schemas.microsoft.com/office/word/2010/wordprocessingShape" mc:Ignorable="w14 w15 w16se w16cid wp14">
   <w:tbl>
     <w:tblPr>
       <w:tblW w:w="10337" w:type="dxa"/>
@@ -5996,7 +8086,7 @@
 </file>
 
 <file path=word/numbering.xml><?xml version="1.0" encoding="utf-8"?>
-<w:numbering xmlns:wpc="http://schemas.microsoft.com/office/word/2010/wordprocessingCanvas" xmlns:cx="http://schemas.microsoft.com/office/drawing/2014/chartex" xmlns:cx1="http://schemas.microsoft.com/office/drawing/2015/9/8/chartex" xmlns:cx2="http://schemas.microsoft.com/office/drawing/2015/10/21/chartex" xmlns:cx3="http://schemas.microsoft.com/office/drawing/2016/5/9/chartex" xmlns:cx4="http://schemas.microsoft.com/office/drawing/2016/5/10/chartex" xmlns:cx5="http://schemas.microsoft.com/office/drawing/2016/5/11/chartex" xmlns:cx6="http://schemas.microsoft.com/office/drawing/2016/5/12/chartex" xmlns:cx7="http://schemas.microsoft.com/office/drawing/2016/5/13/chartex" xmlns:cx8="http://schemas.microsoft.com/office/drawing/2016/5/14/chartex" xmlns:mc="http://schemas.openxmlformats.org/markup-compatibility/2006" xmlns:aink="http://schemas.microsoft.com/office/drawing/2016/ink" xmlns:am3d="http://schemas.microsoft.com/office/drawing/2017/model3d" xmlns:o="urn:schemas-microsoft-com:office:office" xmlns:oel="http://schemas.microsoft.com/office/2019/extlst" xmlns:r="http://schemas.openxmlformats.org/officeDocument/2006/relationships" xmlns:m="http://schemas.openxmlformats.org/officeDocument/2006/math" xmlns:v="urn:schemas-microsoft-com:vml" xmlns:wp14="http://schemas.microsoft.com/office/word/2010/wordprocessingDrawing" xmlns:wp="http://schemas.openxmlformats.org/drawingml/2006/wordprocessingDrawing" xmlns:w10="urn:schemas-microsoft-com:office:word" xmlns:w="http://schemas.openxmlformats.org/wordprocessingml/2006/main" xmlns:w14="http://schemas.microsoft.com/office/word/2010/wordml" xmlns:w15="http://schemas.microsoft.com/office/word/2012/wordml" xmlns:w16cex="http://schemas.microsoft.com/office/word/2018/wordml/cex" xmlns:w16cid="http://schemas.microsoft.com/office/word/2016/wordml/cid" xmlns:w16="http://schemas.microsoft.com/office/word/2018/wordml" xmlns:w16sdtdh="http://schemas.microsoft.com/office/word/2020/wordml/sdtdatahash" xmlns:w16se="http://schemas.microsoft.com/office/word/2015/wordml/symex" xmlns:wpg="http://schemas.microsoft.com/office/word/2010/wordprocessingGroup" xmlns:wpi="http://schemas.microsoft.com/office/word/2010/wordprocessingInk" xmlns:wne="http://schemas.microsoft.com/office/word/2006/wordml" xmlns:wps="http://schemas.microsoft.com/office/word/2010/wordprocessingShape" mc:Ignorable="w14 w15 w16se w16cid w16 w16cex w16sdtdh wp14">
+<w:numbering xmlns:wpc="http://schemas.microsoft.com/office/word/2010/wordprocessingCanvas" xmlns:cx="http://schemas.microsoft.com/office/drawing/2014/chartex" xmlns:cx1="http://schemas.microsoft.com/office/drawing/2015/9/8/chartex" xmlns:cx2="http://schemas.microsoft.com/office/drawing/2015/10/21/chartex" xmlns:cx3="http://schemas.microsoft.com/office/drawing/2016/5/9/chartex" xmlns:cx4="http://schemas.microsoft.com/office/drawing/2016/5/10/chartex" xmlns:cx5="http://schemas.microsoft.com/office/drawing/2016/5/11/chartex" xmlns:cx6="http://schemas.microsoft.com/office/drawing/2016/5/12/chartex" xmlns:cx7="http://schemas.microsoft.com/office/drawing/2016/5/13/chartex" xmlns:cx8="http://schemas.microsoft.com/office/drawing/2016/5/14/chartex" xmlns:mc="http://schemas.openxmlformats.org/markup-compatibility/2006" xmlns:aink="http://schemas.microsoft.com/office/drawing/2016/ink" xmlns:am3d="http://schemas.microsoft.com/office/drawing/2017/model3d" xmlns:o="urn:schemas-microsoft-com:office:office" xmlns:r="http://schemas.openxmlformats.org/officeDocument/2006/relationships" xmlns:m="http://schemas.openxmlformats.org/officeDocument/2006/math" xmlns:v="urn:schemas-microsoft-com:vml" xmlns:wp14="http://schemas.microsoft.com/office/word/2010/wordprocessingDrawing" xmlns:wp="http://schemas.openxmlformats.org/drawingml/2006/wordprocessingDrawing" xmlns:w10="urn:schemas-microsoft-com:office:word" xmlns:w="http://schemas.openxmlformats.org/wordprocessingml/2006/main" xmlns:w14="http://schemas.microsoft.com/office/word/2010/wordml" xmlns:w15="http://schemas.microsoft.com/office/word/2012/wordml" xmlns:w16cid="http://schemas.microsoft.com/office/word/2016/wordml/cid" xmlns:w16se="http://schemas.microsoft.com/office/word/2015/wordml/symex" xmlns:wpg="http://schemas.microsoft.com/office/word/2010/wordprocessingGroup" xmlns:wpi="http://schemas.microsoft.com/office/word/2010/wordprocessingInk" xmlns:wne="http://schemas.microsoft.com/office/word/2006/wordml" xmlns:wps="http://schemas.microsoft.com/office/word/2010/wordprocessingShape" mc:Ignorable="w14 w15 w16se w16cid wp14">
   <w:abstractNum w:abstractNumId="0" w15:restartNumberingAfterBreak="0">
     <w:nsid w:val="09356507"/>
     <w:multiLevelType w:val="hybridMultilevel"/>
@@ -6112,6 +8202,357 @@
     </w:lvl>
   </w:abstractNum>
   <w:abstractNum w:abstractNumId="1" w15:restartNumberingAfterBreak="0">
+    <w:nsid w:val="0C431D57"/>
+    <w:multiLevelType w:val="hybridMultilevel"/>
+    <w:tmpl w:val="7D742B80"/>
+    <w:lvl w:ilvl="0" w:tplc="04090001">
+      <w:start w:val="1"/>
+      <w:numFmt w:val="bullet"/>
+      <w:lvlText w:val=""/>
+      <w:lvlJc w:val="left"/>
+      <w:pPr>
+        <w:ind w:left="720" w:hanging="360"/>
+      </w:pPr>
+      <w:rPr>
+        <w:rFonts w:ascii="Symbol" w:hAnsi="Symbol" w:hint="default"/>
+      </w:rPr>
+    </w:lvl>
+    <w:lvl w:ilvl="1" w:tplc="04090003" w:tentative="1">
+      <w:start w:val="1"/>
+      <w:numFmt w:val="bullet"/>
+      <w:lvlText w:val="o"/>
+      <w:lvlJc w:val="left"/>
+      <w:pPr>
+        <w:ind w:left="1440" w:hanging="360"/>
+      </w:pPr>
+      <w:rPr>
+        <w:rFonts w:ascii="Courier New" w:hAnsi="Courier New" w:cs="Courier New" w:hint="default"/>
+      </w:rPr>
+    </w:lvl>
+    <w:lvl w:ilvl="2" w:tplc="04090005" w:tentative="1">
+      <w:start w:val="1"/>
+      <w:numFmt w:val="bullet"/>
+      <w:lvlText w:val=""/>
+      <w:lvlJc w:val="left"/>
+      <w:pPr>
+        <w:ind w:left="2160" w:hanging="360"/>
+      </w:pPr>
+      <w:rPr>
+        <w:rFonts w:ascii="Wingdings" w:hAnsi="Wingdings" w:hint="default"/>
+      </w:rPr>
+    </w:lvl>
+    <w:lvl w:ilvl="3" w:tplc="04090001" w:tentative="1">
+      <w:start w:val="1"/>
+      <w:numFmt w:val="bullet"/>
+      <w:lvlText w:val=""/>
+      <w:lvlJc w:val="left"/>
+      <w:pPr>
+        <w:ind w:left="2880" w:hanging="360"/>
+      </w:pPr>
+      <w:rPr>
+        <w:rFonts w:ascii="Symbol" w:hAnsi="Symbol" w:hint="default"/>
+      </w:rPr>
+    </w:lvl>
+    <w:lvl w:ilvl="4" w:tplc="04090003" w:tentative="1">
+      <w:start w:val="1"/>
+      <w:numFmt w:val="bullet"/>
+      <w:lvlText w:val="o"/>
+      <w:lvlJc w:val="left"/>
+      <w:pPr>
+        <w:ind w:left="3600" w:hanging="360"/>
+      </w:pPr>
+      <w:rPr>
+        <w:rFonts w:ascii="Courier New" w:hAnsi="Courier New" w:cs="Courier New" w:hint="default"/>
+      </w:rPr>
+    </w:lvl>
+    <w:lvl w:ilvl="5" w:tplc="04090005" w:tentative="1">
+      <w:start w:val="1"/>
+      <w:numFmt w:val="bullet"/>
+      <w:lvlText w:val=""/>
+      <w:lvlJc w:val="left"/>
+      <w:pPr>
+        <w:ind w:left="4320" w:hanging="360"/>
+      </w:pPr>
+      <w:rPr>
+        <w:rFonts w:ascii="Wingdings" w:hAnsi="Wingdings" w:hint="default"/>
+      </w:rPr>
+    </w:lvl>
+    <w:lvl w:ilvl="6" w:tplc="04090001" w:tentative="1">
+      <w:start w:val="1"/>
+      <w:numFmt w:val="bullet"/>
+      <w:lvlText w:val=""/>
+      <w:lvlJc w:val="left"/>
+      <w:pPr>
+        <w:ind w:left="5040" w:hanging="360"/>
+      </w:pPr>
+      <w:rPr>
+        <w:rFonts w:ascii="Symbol" w:hAnsi="Symbol" w:hint="default"/>
+      </w:rPr>
+    </w:lvl>
+    <w:lvl w:ilvl="7" w:tplc="04090003" w:tentative="1">
+      <w:start w:val="1"/>
+      <w:numFmt w:val="bullet"/>
+      <w:lvlText w:val="o"/>
+      <w:lvlJc w:val="left"/>
+      <w:pPr>
+        <w:ind w:left="5760" w:hanging="360"/>
+      </w:pPr>
+      <w:rPr>
+        <w:rFonts w:ascii="Courier New" w:hAnsi="Courier New" w:cs="Courier New" w:hint="default"/>
+      </w:rPr>
+    </w:lvl>
+    <w:lvl w:ilvl="8" w:tplc="04090005" w:tentative="1">
+      <w:start w:val="1"/>
+      <w:numFmt w:val="bullet"/>
+      <w:lvlText w:val=""/>
+      <w:lvlJc w:val="left"/>
+      <w:pPr>
+        <w:ind w:left="6480" w:hanging="360"/>
+      </w:pPr>
+      <w:rPr>
+        <w:rFonts w:ascii="Wingdings" w:hAnsi="Wingdings" w:hint="default"/>
+      </w:rPr>
+    </w:lvl>
+  </w:abstractNum>
+  <w:abstractNum w:abstractNumId="2" w15:restartNumberingAfterBreak="0">
+    <w:nsid w:val="0DFA60D0"/>
+    <w:multiLevelType w:val="multilevel"/>
+    <w:tmpl w:val="8CC86BFC"/>
+    <w:lvl w:ilvl="0">
+      <w:start w:val="1"/>
+      <w:numFmt w:val="bullet"/>
+      <w:lvlText w:val=""/>
+      <w:lvlJc w:val="left"/>
+      <w:pPr>
+        <w:tabs>
+          <w:tab w:val="num" w:pos="720"/>
+        </w:tabs>
+        <w:ind w:left="720" w:hanging="360"/>
+      </w:pPr>
+      <w:rPr>
+        <w:rFonts w:ascii="Symbol" w:hAnsi="Symbol" w:hint="default"/>
+        <w:sz w:val="20"/>
+      </w:rPr>
+    </w:lvl>
+    <w:lvl w:ilvl="1" w:tentative="1">
+      <w:start w:val="1"/>
+      <w:numFmt w:val="bullet"/>
+      <w:lvlText w:val="o"/>
+      <w:lvlJc w:val="left"/>
+      <w:pPr>
+        <w:tabs>
+          <w:tab w:val="num" w:pos="1440"/>
+        </w:tabs>
+        <w:ind w:left="1440" w:hanging="360"/>
+      </w:pPr>
+      <w:rPr>
+        <w:rFonts w:ascii="Courier New" w:hAnsi="Courier New" w:hint="default"/>
+        <w:sz w:val="20"/>
+      </w:rPr>
+    </w:lvl>
+    <w:lvl w:ilvl="2" w:tentative="1">
+      <w:start w:val="1"/>
+      <w:numFmt w:val="bullet"/>
+      <w:lvlText w:val=""/>
+      <w:lvlJc w:val="left"/>
+      <w:pPr>
+        <w:tabs>
+          <w:tab w:val="num" w:pos="2160"/>
+        </w:tabs>
+        <w:ind w:left="2160" w:hanging="360"/>
+      </w:pPr>
+      <w:rPr>
+        <w:rFonts w:ascii="Wingdings" w:hAnsi="Wingdings" w:hint="default"/>
+        <w:sz w:val="20"/>
+      </w:rPr>
+    </w:lvl>
+    <w:lvl w:ilvl="3" w:tentative="1">
+      <w:start w:val="1"/>
+      <w:numFmt w:val="bullet"/>
+      <w:lvlText w:val=""/>
+      <w:lvlJc w:val="left"/>
+      <w:pPr>
+        <w:tabs>
+          <w:tab w:val="num" w:pos="2880"/>
+        </w:tabs>
+        <w:ind w:left="2880" w:hanging="360"/>
+      </w:pPr>
+      <w:rPr>
+        <w:rFonts w:ascii="Wingdings" w:hAnsi="Wingdings" w:hint="default"/>
+        <w:sz w:val="20"/>
+      </w:rPr>
+    </w:lvl>
+    <w:lvl w:ilvl="4" w:tentative="1">
+      <w:start w:val="1"/>
+      <w:numFmt w:val="bullet"/>
+      <w:lvlText w:val=""/>
+      <w:lvlJc w:val="left"/>
+      <w:pPr>
+        <w:tabs>
+          <w:tab w:val="num" w:pos="3600"/>
+        </w:tabs>
+        <w:ind w:left="3600" w:hanging="360"/>
+      </w:pPr>
+      <w:rPr>
+        <w:rFonts w:ascii="Wingdings" w:hAnsi="Wingdings" w:hint="default"/>
+        <w:sz w:val="20"/>
+      </w:rPr>
+    </w:lvl>
+    <w:lvl w:ilvl="5" w:tentative="1">
+      <w:start w:val="1"/>
+      <w:numFmt w:val="bullet"/>
+      <w:lvlText w:val=""/>
+      <w:lvlJc w:val="left"/>
+      <w:pPr>
+        <w:tabs>
+          <w:tab w:val="num" w:pos="4320"/>
+        </w:tabs>
+        <w:ind w:left="4320" w:hanging="360"/>
+      </w:pPr>
+      <w:rPr>
+        <w:rFonts w:ascii="Wingdings" w:hAnsi="Wingdings" w:hint="default"/>
+        <w:sz w:val="20"/>
+      </w:rPr>
+    </w:lvl>
+    <w:lvl w:ilvl="6" w:tentative="1">
+      <w:start w:val="1"/>
+      <w:numFmt w:val="bullet"/>
+      <w:lvlText w:val=""/>
+      <w:lvlJc w:val="left"/>
+      <w:pPr>
+        <w:tabs>
+          <w:tab w:val="num" w:pos="5040"/>
+        </w:tabs>
+        <w:ind w:left="5040" w:hanging="360"/>
+      </w:pPr>
+      <w:rPr>
+        <w:rFonts w:ascii="Wingdings" w:hAnsi="Wingdings" w:hint="default"/>
+        <w:sz w:val="20"/>
+      </w:rPr>
+    </w:lvl>
+    <w:lvl w:ilvl="7" w:tentative="1">
+      <w:start w:val="1"/>
+      <w:numFmt w:val="bullet"/>
+      <w:lvlText w:val=""/>
+      <w:lvlJc w:val="left"/>
+      <w:pPr>
+        <w:tabs>
+          <w:tab w:val="num" w:pos="5760"/>
+        </w:tabs>
+        <w:ind w:left="5760" w:hanging="360"/>
+      </w:pPr>
+      <w:rPr>
+        <w:rFonts w:ascii="Wingdings" w:hAnsi="Wingdings" w:hint="default"/>
+        <w:sz w:val="20"/>
+      </w:rPr>
+    </w:lvl>
+    <w:lvl w:ilvl="8" w:tentative="1">
+      <w:start w:val="1"/>
+      <w:numFmt w:val="bullet"/>
+      <w:lvlText w:val=""/>
+      <w:lvlJc w:val="left"/>
+      <w:pPr>
+        <w:tabs>
+          <w:tab w:val="num" w:pos="6480"/>
+        </w:tabs>
+        <w:ind w:left="6480" w:hanging="360"/>
+      </w:pPr>
+      <w:rPr>
+        <w:rFonts w:ascii="Wingdings" w:hAnsi="Wingdings" w:hint="default"/>
+        <w:sz w:val="20"/>
+      </w:rPr>
+    </w:lvl>
+  </w:abstractNum>
+  <w:abstractNum w:abstractNumId="3" w15:restartNumberingAfterBreak="0">
+    <w:nsid w:val="132D576E"/>
+    <w:multiLevelType w:val="hybridMultilevel"/>
+    <w:tmpl w:val="2C06269E"/>
+    <w:lvl w:ilvl="0" w:tplc="080A0017">
+      <w:start w:val="1"/>
+      <w:numFmt w:val="lowerLetter"/>
+      <w:lvlText w:val="%1)"/>
+      <w:lvlJc w:val="left"/>
+      <w:pPr>
+        <w:ind w:left="720" w:hanging="360"/>
+      </w:pPr>
+      <w:rPr>
+        <w:rFonts w:hint="default"/>
+      </w:rPr>
+    </w:lvl>
+    <w:lvl w:ilvl="1" w:tplc="080A0019" w:tentative="1">
+      <w:start w:val="1"/>
+      <w:numFmt w:val="lowerLetter"/>
+      <w:lvlText w:val="%2."/>
+      <w:lvlJc w:val="left"/>
+      <w:pPr>
+        <w:ind w:left="1440" w:hanging="360"/>
+      </w:pPr>
+    </w:lvl>
+    <w:lvl w:ilvl="2" w:tplc="080A001B" w:tentative="1">
+      <w:start w:val="1"/>
+      <w:numFmt w:val="lowerRoman"/>
+      <w:lvlText w:val="%3."/>
+      <w:lvlJc w:val="right"/>
+      <w:pPr>
+        <w:ind w:left="2160" w:hanging="180"/>
+      </w:pPr>
+    </w:lvl>
+    <w:lvl w:ilvl="3" w:tplc="080A000F" w:tentative="1">
+      <w:start w:val="1"/>
+      <w:numFmt w:val="decimal"/>
+      <w:lvlText w:val="%4."/>
+      <w:lvlJc w:val="left"/>
+      <w:pPr>
+        <w:ind w:left="2880" w:hanging="360"/>
+      </w:pPr>
+    </w:lvl>
+    <w:lvl w:ilvl="4" w:tplc="080A0019" w:tentative="1">
+      <w:start w:val="1"/>
+      <w:numFmt w:val="lowerLetter"/>
+      <w:lvlText w:val="%5."/>
+      <w:lvlJc w:val="left"/>
+      <w:pPr>
+        <w:ind w:left="3600" w:hanging="360"/>
+      </w:pPr>
+    </w:lvl>
+    <w:lvl w:ilvl="5" w:tplc="080A001B" w:tentative="1">
+      <w:start w:val="1"/>
+      <w:numFmt w:val="lowerRoman"/>
+      <w:lvlText w:val="%6."/>
+      <w:lvlJc w:val="right"/>
+      <w:pPr>
+        <w:ind w:left="4320" w:hanging="180"/>
+      </w:pPr>
+    </w:lvl>
+    <w:lvl w:ilvl="6" w:tplc="080A000F" w:tentative="1">
+      <w:start w:val="1"/>
+      <w:numFmt w:val="decimal"/>
+      <w:lvlText w:val="%7."/>
+      <w:lvlJc w:val="left"/>
+      <w:pPr>
+        <w:ind w:left="5040" w:hanging="360"/>
+      </w:pPr>
+    </w:lvl>
+    <w:lvl w:ilvl="7" w:tplc="080A0019" w:tentative="1">
+      <w:start w:val="1"/>
+      <w:numFmt w:val="lowerLetter"/>
+      <w:lvlText w:val="%8."/>
+      <w:lvlJc w:val="left"/>
+      <w:pPr>
+        <w:ind w:left="5760" w:hanging="360"/>
+      </w:pPr>
+    </w:lvl>
+    <w:lvl w:ilvl="8" w:tplc="080A001B" w:tentative="1">
+      <w:start w:val="1"/>
+      <w:numFmt w:val="lowerRoman"/>
+      <w:lvlText w:val="%9."/>
+      <w:lvlJc w:val="right"/>
+      <w:pPr>
+        <w:ind w:left="6480" w:hanging="180"/>
+      </w:pPr>
+    </w:lvl>
+  </w:abstractNum>
+  <w:abstractNum w:abstractNumId="4" w15:restartNumberingAfterBreak="0">
     <w:nsid w:val="180236C6"/>
     <w:multiLevelType w:val="hybridMultilevel"/>
     <w:tmpl w:val="EC74BFD4"/>
@@ -6224,7 +8665,156 @@
       </w:rPr>
     </w:lvl>
   </w:abstractNum>
-  <w:abstractNum w:abstractNumId="2" w15:restartNumberingAfterBreak="0">
+  <w:abstractNum w:abstractNumId="5" w15:restartNumberingAfterBreak="0">
+    <w:nsid w:val="1AEA3D50"/>
+    <w:multiLevelType w:val="multilevel"/>
+    <w:tmpl w:val="C63EECC2"/>
+    <w:lvl w:ilvl="0">
+      <w:start w:val="1"/>
+      <w:numFmt w:val="bullet"/>
+      <w:lvlText w:val=""/>
+      <w:lvlJc w:val="left"/>
+      <w:pPr>
+        <w:tabs>
+          <w:tab w:val="num" w:pos="720"/>
+        </w:tabs>
+        <w:ind w:left="720" w:hanging="360"/>
+      </w:pPr>
+      <w:rPr>
+        <w:rFonts w:ascii="Symbol" w:hAnsi="Symbol" w:hint="default"/>
+        <w:sz w:val="20"/>
+      </w:rPr>
+    </w:lvl>
+    <w:lvl w:ilvl="1" w:tentative="1">
+      <w:start w:val="1"/>
+      <w:numFmt w:val="bullet"/>
+      <w:lvlText w:val="o"/>
+      <w:lvlJc w:val="left"/>
+      <w:pPr>
+        <w:tabs>
+          <w:tab w:val="num" w:pos="1440"/>
+        </w:tabs>
+        <w:ind w:left="1440" w:hanging="360"/>
+      </w:pPr>
+      <w:rPr>
+        <w:rFonts w:ascii="Courier New" w:hAnsi="Courier New" w:hint="default"/>
+        <w:sz w:val="20"/>
+      </w:rPr>
+    </w:lvl>
+    <w:lvl w:ilvl="2" w:tentative="1">
+      <w:start w:val="1"/>
+      <w:numFmt w:val="bullet"/>
+      <w:lvlText w:val=""/>
+      <w:lvlJc w:val="left"/>
+      <w:pPr>
+        <w:tabs>
+          <w:tab w:val="num" w:pos="2160"/>
+        </w:tabs>
+        <w:ind w:left="2160" w:hanging="360"/>
+      </w:pPr>
+      <w:rPr>
+        <w:rFonts w:ascii="Wingdings" w:hAnsi="Wingdings" w:hint="default"/>
+        <w:sz w:val="20"/>
+      </w:rPr>
+    </w:lvl>
+    <w:lvl w:ilvl="3" w:tentative="1">
+      <w:start w:val="1"/>
+      <w:numFmt w:val="bullet"/>
+      <w:lvlText w:val=""/>
+      <w:lvlJc w:val="left"/>
+      <w:pPr>
+        <w:tabs>
+          <w:tab w:val="num" w:pos="2880"/>
+        </w:tabs>
+        <w:ind w:left="2880" w:hanging="360"/>
+      </w:pPr>
+      <w:rPr>
+        <w:rFonts w:ascii="Wingdings" w:hAnsi="Wingdings" w:hint="default"/>
+        <w:sz w:val="20"/>
+      </w:rPr>
+    </w:lvl>
+    <w:lvl w:ilvl="4" w:tentative="1">
+      <w:start w:val="1"/>
+      <w:numFmt w:val="bullet"/>
+      <w:lvlText w:val=""/>
+      <w:lvlJc w:val="left"/>
+      <w:pPr>
+        <w:tabs>
+          <w:tab w:val="num" w:pos="3600"/>
+        </w:tabs>
+        <w:ind w:left="3600" w:hanging="360"/>
+      </w:pPr>
+      <w:rPr>
+        <w:rFonts w:ascii="Wingdings" w:hAnsi="Wingdings" w:hint="default"/>
+        <w:sz w:val="20"/>
+      </w:rPr>
+    </w:lvl>
+    <w:lvl w:ilvl="5" w:tentative="1">
+      <w:start w:val="1"/>
+      <w:numFmt w:val="bullet"/>
+      <w:lvlText w:val=""/>
+      <w:lvlJc w:val="left"/>
+      <w:pPr>
+        <w:tabs>
+          <w:tab w:val="num" w:pos="4320"/>
+        </w:tabs>
+        <w:ind w:left="4320" w:hanging="360"/>
+      </w:pPr>
+      <w:rPr>
+        <w:rFonts w:ascii="Wingdings" w:hAnsi="Wingdings" w:hint="default"/>
+        <w:sz w:val="20"/>
+      </w:rPr>
+    </w:lvl>
+    <w:lvl w:ilvl="6" w:tentative="1">
+      <w:start w:val="1"/>
+      <w:numFmt w:val="bullet"/>
+      <w:lvlText w:val=""/>
+      <w:lvlJc w:val="left"/>
+      <w:pPr>
+        <w:tabs>
+          <w:tab w:val="num" w:pos="5040"/>
+        </w:tabs>
+        <w:ind w:left="5040" w:hanging="360"/>
+      </w:pPr>
+      <w:rPr>
+        <w:rFonts w:ascii="Wingdings" w:hAnsi="Wingdings" w:hint="default"/>
+        <w:sz w:val="20"/>
+      </w:rPr>
+    </w:lvl>
+    <w:lvl w:ilvl="7" w:tentative="1">
+      <w:start w:val="1"/>
+      <w:numFmt w:val="bullet"/>
+      <w:lvlText w:val=""/>
+      <w:lvlJc w:val="left"/>
+      <w:pPr>
+        <w:tabs>
+          <w:tab w:val="num" w:pos="5760"/>
+        </w:tabs>
+        <w:ind w:left="5760" w:hanging="360"/>
+      </w:pPr>
+      <w:rPr>
+        <w:rFonts w:ascii="Wingdings" w:hAnsi="Wingdings" w:hint="default"/>
+        <w:sz w:val="20"/>
+      </w:rPr>
+    </w:lvl>
+    <w:lvl w:ilvl="8" w:tentative="1">
+      <w:start w:val="1"/>
+      <w:numFmt w:val="bullet"/>
+      <w:lvlText w:val=""/>
+      <w:lvlJc w:val="left"/>
+      <w:pPr>
+        <w:tabs>
+          <w:tab w:val="num" w:pos="6480"/>
+        </w:tabs>
+        <w:ind w:left="6480" w:hanging="360"/>
+      </w:pPr>
+      <w:rPr>
+        <w:rFonts w:ascii="Wingdings" w:hAnsi="Wingdings" w:hint="default"/>
+        <w:sz w:val="20"/>
+      </w:rPr>
+    </w:lvl>
+  </w:abstractNum>
+  <w:abstractNum w:abstractNumId="6" w15:restartNumberingAfterBreak="0">
     <w:nsid w:val="2ADF6F77"/>
     <w:multiLevelType w:val="hybridMultilevel"/>
     <w:tmpl w:val="5DB8C5E8"/>
@@ -6314,7 +8904,93 @@
       </w:pPr>
     </w:lvl>
   </w:abstractNum>
-  <w:abstractNum w:abstractNumId="3" w15:restartNumberingAfterBreak="0">
+  <w:abstractNum w:abstractNumId="7" w15:restartNumberingAfterBreak="0">
+    <w:nsid w:val="2E8264EF"/>
+    <w:multiLevelType w:val="hybridMultilevel"/>
+    <w:tmpl w:val="01DCAAA0"/>
+    <w:lvl w:ilvl="0" w:tplc="080A000F">
+      <w:start w:val="1"/>
+      <w:numFmt w:val="decimal"/>
+      <w:lvlText w:val="%1."/>
+      <w:lvlJc w:val="left"/>
+      <w:pPr>
+        <w:ind w:left="1080" w:hanging="360"/>
+      </w:pPr>
+    </w:lvl>
+    <w:lvl w:ilvl="1" w:tplc="080A0019" w:tentative="1">
+      <w:start w:val="1"/>
+      <w:numFmt w:val="lowerLetter"/>
+      <w:lvlText w:val="%2."/>
+      <w:lvlJc w:val="left"/>
+      <w:pPr>
+        <w:ind w:left="1800" w:hanging="360"/>
+      </w:pPr>
+    </w:lvl>
+    <w:lvl w:ilvl="2" w:tplc="080A001B" w:tentative="1">
+      <w:start w:val="1"/>
+      <w:numFmt w:val="lowerRoman"/>
+      <w:lvlText w:val="%3."/>
+      <w:lvlJc w:val="right"/>
+      <w:pPr>
+        <w:ind w:left="2520" w:hanging="180"/>
+      </w:pPr>
+    </w:lvl>
+    <w:lvl w:ilvl="3" w:tplc="080A000F" w:tentative="1">
+      <w:start w:val="1"/>
+      <w:numFmt w:val="decimal"/>
+      <w:lvlText w:val="%4."/>
+      <w:lvlJc w:val="left"/>
+      <w:pPr>
+        <w:ind w:left="3240" w:hanging="360"/>
+      </w:pPr>
+    </w:lvl>
+    <w:lvl w:ilvl="4" w:tplc="080A0019" w:tentative="1">
+      <w:start w:val="1"/>
+      <w:numFmt w:val="lowerLetter"/>
+      <w:lvlText w:val="%5."/>
+      <w:lvlJc w:val="left"/>
+      <w:pPr>
+        <w:ind w:left="3960" w:hanging="360"/>
+      </w:pPr>
+    </w:lvl>
+    <w:lvl w:ilvl="5" w:tplc="080A001B" w:tentative="1">
+      <w:start w:val="1"/>
+      <w:numFmt w:val="lowerRoman"/>
+      <w:lvlText w:val="%6."/>
+      <w:lvlJc w:val="right"/>
+      <w:pPr>
+        <w:ind w:left="4680" w:hanging="180"/>
+      </w:pPr>
+    </w:lvl>
+    <w:lvl w:ilvl="6" w:tplc="080A000F" w:tentative="1">
+      <w:start w:val="1"/>
+      <w:numFmt w:val="decimal"/>
+      <w:lvlText w:val="%7."/>
+      <w:lvlJc w:val="left"/>
+      <w:pPr>
+        <w:ind w:left="5400" w:hanging="360"/>
+      </w:pPr>
+    </w:lvl>
+    <w:lvl w:ilvl="7" w:tplc="080A0019" w:tentative="1">
+      <w:start w:val="1"/>
+      <w:numFmt w:val="lowerLetter"/>
+      <w:lvlText w:val="%8."/>
+      <w:lvlJc w:val="left"/>
+      <w:pPr>
+        <w:ind w:left="6120" w:hanging="360"/>
+      </w:pPr>
+    </w:lvl>
+    <w:lvl w:ilvl="8" w:tplc="080A001B" w:tentative="1">
+      <w:start w:val="1"/>
+      <w:numFmt w:val="lowerRoman"/>
+      <w:lvlText w:val="%9."/>
+      <w:lvlJc w:val="right"/>
+      <w:pPr>
+        <w:ind w:left="6840" w:hanging="180"/>
+      </w:pPr>
+    </w:lvl>
+  </w:abstractNum>
+  <w:abstractNum w:abstractNumId="8" w15:restartNumberingAfterBreak="0">
     <w:nsid w:val="2F9E6FE6"/>
     <w:multiLevelType w:val="hybridMultilevel"/>
     <w:tmpl w:val="24228AE2"/>
@@ -6427,7 +9103,7 @@
       </w:rPr>
     </w:lvl>
   </w:abstractNum>
-  <w:abstractNum w:abstractNumId="4" w15:restartNumberingAfterBreak="0">
+  <w:abstractNum w:abstractNumId="9" w15:restartNumberingAfterBreak="0">
     <w:nsid w:val="33E80742"/>
     <w:multiLevelType w:val="hybridMultilevel"/>
     <w:tmpl w:val="3CAE5B14"/>
@@ -6518,7 +9194,179 @@
       </w:pPr>
     </w:lvl>
   </w:abstractNum>
-  <w:abstractNum w:abstractNumId="5" w15:restartNumberingAfterBreak="0">
+  <w:abstractNum w:abstractNumId="10" w15:restartNumberingAfterBreak="0">
+    <w:nsid w:val="3B3D515B"/>
+    <w:multiLevelType w:val="hybridMultilevel"/>
+    <w:tmpl w:val="C80855E0"/>
+    <w:lvl w:ilvl="0" w:tplc="080A000F">
+      <w:start w:val="1"/>
+      <w:numFmt w:val="decimal"/>
+      <w:lvlText w:val="%1."/>
+      <w:lvlJc w:val="left"/>
+      <w:pPr>
+        <w:ind w:left="1080" w:hanging="360"/>
+      </w:pPr>
+    </w:lvl>
+    <w:lvl w:ilvl="1" w:tplc="080A0019" w:tentative="1">
+      <w:start w:val="1"/>
+      <w:numFmt w:val="lowerLetter"/>
+      <w:lvlText w:val="%2."/>
+      <w:lvlJc w:val="left"/>
+      <w:pPr>
+        <w:ind w:left="1800" w:hanging="360"/>
+      </w:pPr>
+    </w:lvl>
+    <w:lvl w:ilvl="2" w:tplc="080A001B" w:tentative="1">
+      <w:start w:val="1"/>
+      <w:numFmt w:val="lowerRoman"/>
+      <w:lvlText w:val="%3."/>
+      <w:lvlJc w:val="right"/>
+      <w:pPr>
+        <w:ind w:left="2520" w:hanging="180"/>
+      </w:pPr>
+    </w:lvl>
+    <w:lvl w:ilvl="3" w:tplc="080A000F" w:tentative="1">
+      <w:start w:val="1"/>
+      <w:numFmt w:val="decimal"/>
+      <w:lvlText w:val="%4."/>
+      <w:lvlJc w:val="left"/>
+      <w:pPr>
+        <w:ind w:left="3240" w:hanging="360"/>
+      </w:pPr>
+    </w:lvl>
+    <w:lvl w:ilvl="4" w:tplc="080A0019" w:tentative="1">
+      <w:start w:val="1"/>
+      <w:numFmt w:val="lowerLetter"/>
+      <w:lvlText w:val="%5."/>
+      <w:lvlJc w:val="left"/>
+      <w:pPr>
+        <w:ind w:left="3960" w:hanging="360"/>
+      </w:pPr>
+    </w:lvl>
+    <w:lvl w:ilvl="5" w:tplc="080A001B" w:tentative="1">
+      <w:start w:val="1"/>
+      <w:numFmt w:val="lowerRoman"/>
+      <w:lvlText w:val="%6."/>
+      <w:lvlJc w:val="right"/>
+      <w:pPr>
+        <w:ind w:left="4680" w:hanging="180"/>
+      </w:pPr>
+    </w:lvl>
+    <w:lvl w:ilvl="6" w:tplc="080A000F" w:tentative="1">
+      <w:start w:val="1"/>
+      <w:numFmt w:val="decimal"/>
+      <w:lvlText w:val="%7."/>
+      <w:lvlJc w:val="left"/>
+      <w:pPr>
+        <w:ind w:left="5400" w:hanging="360"/>
+      </w:pPr>
+    </w:lvl>
+    <w:lvl w:ilvl="7" w:tplc="080A0019" w:tentative="1">
+      <w:start w:val="1"/>
+      <w:numFmt w:val="lowerLetter"/>
+      <w:lvlText w:val="%8."/>
+      <w:lvlJc w:val="left"/>
+      <w:pPr>
+        <w:ind w:left="6120" w:hanging="360"/>
+      </w:pPr>
+    </w:lvl>
+    <w:lvl w:ilvl="8" w:tplc="080A001B" w:tentative="1">
+      <w:start w:val="1"/>
+      <w:numFmt w:val="lowerRoman"/>
+      <w:lvlText w:val="%9."/>
+      <w:lvlJc w:val="right"/>
+      <w:pPr>
+        <w:ind w:left="6840" w:hanging="180"/>
+      </w:pPr>
+    </w:lvl>
+  </w:abstractNum>
+  <w:abstractNum w:abstractNumId="11" w15:restartNumberingAfterBreak="0">
+    <w:nsid w:val="3B9F733E"/>
+    <w:multiLevelType w:val="hybridMultilevel"/>
+    <w:tmpl w:val="D71AA740"/>
+    <w:lvl w:ilvl="0" w:tplc="080A000F">
+      <w:start w:val="1"/>
+      <w:numFmt w:val="decimal"/>
+      <w:lvlText w:val="%1."/>
+      <w:lvlJc w:val="left"/>
+      <w:pPr>
+        <w:ind w:left="720" w:hanging="360"/>
+      </w:pPr>
+    </w:lvl>
+    <w:lvl w:ilvl="1" w:tplc="080A0019" w:tentative="1">
+      <w:start w:val="1"/>
+      <w:numFmt w:val="lowerLetter"/>
+      <w:lvlText w:val="%2."/>
+      <w:lvlJc w:val="left"/>
+      <w:pPr>
+        <w:ind w:left="1440" w:hanging="360"/>
+      </w:pPr>
+    </w:lvl>
+    <w:lvl w:ilvl="2" w:tplc="080A001B" w:tentative="1">
+      <w:start w:val="1"/>
+      <w:numFmt w:val="lowerRoman"/>
+      <w:lvlText w:val="%3."/>
+      <w:lvlJc w:val="right"/>
+      <w:pPr>
+        <w:ind w:left="2160" w:hanging="180"/>
+      </w:pPr>
+    </w:lvl>
+    <w:lvl w:ilvl="3" w:tplc="080A000F" w:tentative="1">
+      <w:start w:val="1"/>
+      <w:numFmt w:val="decimal"/>
+      <w:lvlText w:val="%4."/>
+      <w:lvlJc w:val="left"/>
+      <w:pPr>
+        <w:ind w:left="2880" w:hanging="360"/>
+      </w:pPr>
+    </w:lvl>
+    <w:lvl w:ilvl="4" w:tplc="080A0019" w:tentative="1">
+      <w:start w:val="1"/>
+      <w:numFmt w:val="lowerLetter"/>
+      <w:lvlText w:val="%5."/>
+      <w:lvlJc w:val="left"/>
+      <w:pPr>
+        <w:ind w:left="3600" w:hanging="360"/>
+      </w:pPr>
+    </w:lvl>
+    <w:lvl w:ilvl="5" w:tplc="080A001B" w:tentative="1">
+      <w:start w:val="1"/>
+      <w:numFmt w:val="lowerRoman"/>
+      <w:lvlText w:val="%6."/>
+      <w:lvlJc w:val="right"/>
+      <w:pPr>
+        <w:ind w:left="4320" w:hanging="180"/>
+      </w:pPr>
+    </w:lvl>
+    <w:lvl w:ilvl="6" w:tplc="080A000F" w:tentative="1">
+      <w:start w:val="1"/>
+      <w:numFmt w:val="decimal"/>
+      <w:lvlText w:val="%7."/>
+      <w:lvlJc w:val="left"/>
+      <w:pPr>
+        <w:ind w:left="5040" w:hanging="360"/>
+      </w:pPr>
+    </w:lvl>
+    <w:lvl w:ilvl="7" w:tplc="080A0019" w:tentative="1">
+      <w:start w:val="1"/>
+      <w:numFmt w:val="lowerLetter"/>
+      <w:lvlText w:val="%8."/>
+      <w:lvlJc w:val="left"/>
+      <w:pPr>
+        <w:ind w:left="5760" w:hanging="360"/>
+      </w:pPr>
+    </w:lvl>
+    <w:lvl w:ilvl="8" w:tplc="080A001B" w:tentative="1">
+      <w:start w:val="1"/>
+      <w:numFmt w:val="lowerRoman"/>
+      <w:lvlText w:val="%9."/>
+      <w:lvlJc w:val="right"/>
+      <w:pPr>
+        <w:ind w:left="6480" w:hanging="180"/>
+      </w:pPr>
+    </w:lvl>
+  </w:abstractNum>
+  <w:abstractNum w:abstractNumId="12" w15:restartNumberingAfterBreak="0">
     <w:nsid w:val="3CA674A2"/>
     <w:multiLevelType w:val="multilevel"/>
     <w:tmpl w:val="81ECB940"/>
@@ -6640,7 +9488,7 @@
       </w:rPr>
     </w:lvl>
   </w:abstractNum>
-  <w:abstractNum w:abstractNumId="6" w15:restartNumberingAfterBreak="0">
+  <w:abstractNum w:abstractNumId="13" w15:restartNumberingAfterBreak="0">
     <w:nsid w:val="43F8443C"/>
     <w:multiLevelType w:val="hybridMultilevel"/>
     <w:tmpl w:val="E8B29016"/>
@@ -6753,7 +9601,7 @@
       </w:rPr>
     </w:lvl>
   </w:abstractNum>
-  <w:abstractNum w:abstractNumId="7" w15:restartNumberingAfterBreak="0">
+  <w:abstractNum w:abstractNumId="14" w15:restartNumberingAfterBreak="0">
     <w:nsid w:val="4A6E2752"/>
     <w:multiLevelType w:val="hybridMultilevel"/>
     <w:tmpl w:val="BBC875F2"/>
@@ -6844,7 +9692,7 @@
       </w:pPr>
     </w:lvl>
   </w:abstractNum>
-  <w:abstractNum w:abstractNumId="8" w15:restartNumberingAfterBreak="0">
+  <w:abstractNum w:abstractNumId="15" w15:restartNumberingAfterBreak="0">
     <w:nsid w:val="4FDB3A63"/>
     <w:multiLevelType w:val="hybridMultilevel"/>
     <w:tmpl w:val="706200EA"/>
@@ -6957,7 +9805,120 @@
       </w:rPr>
     </w:lvl>
   </w:abstractNum>
-  <w:abstractNum w:abstractNumId="9" w15:restartNumberingAfterBreak="0">
+  <w:abstractNum w:abstractNumId="16" w15:restartNumberingAfterBreak="0">
+    <w:nsid w:val="53E242EC"/>
+    <w:multiLevelType w:val="hybridMultilevel"/>
+    <w:tmpl w:val="3D7641DA"/>
+    <w:lvl w:ilvl="0" w:tplc="04090001">
+      <w:start w:val="1"/>
+      <w:numFmt w:val="bullet"/>
+      <w:lvlText w:val=""/>
+      <w:lvlJc w:val="left"/>
+      <w:pPr>
+        <w:ind w:left="720" w:hanging="360"/>
+      </w:pPr>
+      <w:rPr>
+        <w:rFonts w:ascii="Symbol" w:hAnsi="Symbol" w:hint="default"/>
+      </w:rPr>
+    </w:lvl>
+    <w:lvl w:ilvl="1" w:tplc="04090003" w:tentative="1">
+      <w:start w:val="1"/>
+      <w:numFmt w:val="bullet"/>
+      <w:lvlText w:val="o"/>
+      <w:lvlJc w:val="left"/>
+      <w:pPr>
+        <w:ind w:left="1440" w:hanging="360"/>
+      </w:pPr>
+      <w:rPr>
+        <w:rFonts w:ascii="Courier New" w:hAnsi="Courier New" w:cs="Courier New" w:hint="default"/>
+      </w:rPr>
+    </w:lvl>
+    <w:lvl w:ilvl="2" w:tplc="04090005" w:tentative="1">
+      <w:start w:val="1"/>
+      <w:numFmt w:val="bullet"/>
+      <w:lvlText w:val=""/>
+      <w:lvlJc w:val="left"/>
+      <w:pPr>
+        <w:ind w:left="2160" w:hanging="360"/>
+      </w:pPr>
+      <w:rPr>
+        <w:rFonts w:ascii="Wingdings" w:hAnsi="Wingdings" w:hint="default"/>
+      </w:rPr>
+    </w:lvl>
+    <w:lvl w:ilvl="3" w:tplc="04090001" w:tentative="1">
+      <w:start w:val="1"/>
+      <w:numFmt w:val="bullet"/>
+      <w:lvlText w:val=""/>
+      <w:lvlJc w:val="left"/>
+      <w:pPr>
+        <w:ind w:left="2880" w:hanging="360"/>
+      </w:pPr>
+      <w:rPr>
+        <w:rFonts w:ascii="Symbol" w:hAnsi="Symbol" w:hint="default"/>
+      </w:rPr>
+    </w:lvl>
+    <w:lvl w:ilvl="4" w:tplc="04090003" w:tentative="1">
+      <w:start w:val="1"/>
+      <w:numFmt w:val="bullet"/>
+      <w:lvlText w:val="o"/>
+      <w:lvlJc w:val="left"/>
+      <w:pPr>
+        <w:ind w:left="3600" w:hanging="360"/>
+      </w:pPr>
+      <w:rPr>
+        <w:rFonts w:ascii="Courier New" w:hAnsi="Courier New" w:cs="Courier New" w:hint="default"/>
+      </w:rPr>
+    </w:lvl>
+    <w:lvl w:ilvl="5" w:tplc="04090005" w:tentative="1">
+      <w:start w:val="1"/>
+      <w:numFmt w:val="bullet"/>
+      <w:lvlText w:val=""/>
+      <w:lvlJc w:val="left"/>
+      <w:pPr>
+        <w:ind w:left="4320" w:hanging="360"/>
+      </w:pPr>
+      <w:rPr>
+        <w:rFonts w:ascii="Wingdings" w:hAnsi="Wingdings" w:hint="default"/>
+      </w:rPr>
+    </w:lvl>
+    <w:lvl w:ilvl="6" w:tplc="04090001" w:tentative="1">
+      <w:start w:val="1"/>
+      <w:numFmt w:val="bullet"/>
+      <w:lvlText w:val=""/>
+      <w:lvlJc w:val="left"/>
+      <w:pPr>
+        <w:ind w:left="5040" w:hanging="360"/>
+      </w:pPr>
+      <w:rPr>
+        <w:rFonts w:ascii="Symbol" w:hAnsi="Symbol" w:hint="default"/>
+      </w:rPr>
+    </w:lvl>
+    <w:lvl w:ilvl="7" w:tplc="04090003" w:tentative="1">
+      <w:start w:val="1"/>
+      <w:numFmt w:val="bullet"/>
+      <w:lvlText w:val="o"/>
+      <w:lvlJc w:val="left"/>
+      <w:pPr>
+        <w:ind w:left="5760" w:hanging="360"/>
+      </w:pPr>
+      <w:rPr>
+        <w:rFonts w:ascii="Courier New" w:hAnsi="Courier New" w:cs="Courier New" w:hint="default"/>
+      </w:rPr>
+    </w:lvl>
+    <w:lvl w:ilvl="8" w:tplc="04090005" w:tentative="1">
+      <w:start w:val="1"/>
+      <w:numFmt w:val="bullet"/>
+      <w:lvlText w:val=""/>
+      <w:lvlJc w:val="left"/>
+      <w:pPr>
+        <w:ind w:left="6480" w:hanging="360"/>
+      </w:pPr>
+      <w:rPr>
+        <w:rFonts w:ascii="Wingdings" w:hAnsi="Wingdings" w:hint="default"/>
+      </w:rPr>
+    </w:lvl>
+  </w:abstractNum>
+  <w:abstractNum w:abstractNumId="17" w15:restartNumberingAfterBreak="0">
     <w:nsid w:val="57CB552B"/>
     <w:multiLevelType w:val="hybridMultilevel"/>
     <w:tmpl w:val="EED4FAFC"/>
@@ -7070,7 +10031,7 @@
       </w:rPr>
     </w:lvl>
   </w:abstractNum>
-  <w:abstractNum w:abstractNumId="10" w15:restartNumberingAfterBreak="0">
+  <w:abstractNum w:abstractNumId="18" w15:restartNumberingAfterBreak="0">
     <w:nsid w:val="57EE1C3E"/>
     <w:multiLevelType w:val="hybridMultilevel"/>
     <w:tmpl w:val="73667EC8"/>
@@ -7183,7 +10144,120 @@
       </w:rPr>
     </w:lvl>
   </w:abstractNum>
-  <w:abstractNum w:abstractNumId="11" w15:restartNumberingAfterBreak="0">
+  <w:abstractNum w:abstractNumId="19" w15:restartNumberingAfterBreak="0">
+    <w:nsid w:val="618C75A3"/>
+    <w:multiLevelType w:val="hybridMultilevel"/>
+    <w:tmpl w:val="6966FF14"/>
+    <w:lvl w:ilvl="0" w:tplc="04090001">
+      <w:start w:val="1"/>
+      <w:numFmt w:val="bullet"/>
+      <w:lvlText w:val=""/>
+      <w:lvlJc w:val="left"/>
+      <w:pPr>
+        <w:ind w:left="720" w:hanging="360"/>
+      </w:pPr>
+      <w:rPr>
+        <w:rFonts w:ascii="Symbol" w:hAnsi="Symbol" w:hint="default"/>
+      </w:rPr>
+    </w:lvl>
+    <w:lvl w:ilvl="1" w:tplc="04090003" w:tentative="1">
+      <w:start w:val="1"/>
+      <w:numFmt w:val="bullet"/>
+      <w:lvlText w:val="o"/>
+      <w:lvlJc w:val="left"/>
+      <w:pPr>
+        <w:ind w:left="1440" w:hanging="360"/>
+      </w:pPr>
+      <w:rPr>
+        <w:rFonts w:ascii="Courier New" w:hAnsi="Courier New" w:cs="Courier New" w:hint="default"/>
+      </w:rPr>
+    </w:lvl>
+    <w:lvl w:ilvl="2" w:tplc="04090005" w:tentative="1">
+      <w:start w:val="1"/>
+      <w:numFmt w:val="bullet"/>
+      <w:lvlText w:val=""/>
+      <w:lvlJc w:val="left"/>
+      <w:pPr>
+        <w:ind w:left="2160" w:hanging="360"/>
+      </w:pPr>
+      <w:rPr>
+        <w:rFonts w:ascii="Wingdings" w:hAnsi="Wingdings" w:hint="default"/>
+      </w:rPr>
+    </w:lvl>
+    <w:lvl w:ilvl="3" w:tplc="04090001" w:tentative="1">
+      <w:start w:val="1"/>
+      <w:numFmt w:val="bullet"/>
+      <w:lvlText w:val=""/>
+      <w:lvlJc w:val="left"/>
+      <w:pPr>
+        <w:ind w:left="2880" w:hanging="360"/>
+      </w:pPr>
+      <w:rPr>
+        <w:rFonts w:ascii="Symbol" w:hAnsi="Symbol" w:hint="default"/>
+      </w:rPr>
+    </w:lvl>
+    <w:lvl w:ilvl="4" w:tplc="04090003" w:tentative="1">
+      <w:start w:val="1"/>
+      <w:numFmt w:val="bullet"/>
+      <w:lvlText w:val="o"/>
+      <w:lvlJc w:val="left"/>
+      <w:pPr>
+        <w:ind w:left="3600" w:hanging="360"/>
+      </w:pPr>
+      <w:rPr>
+        <w:rFonts w:ascii="Courier New" w:hAnsi="Courier New" w:cs="Courier New" w:hint="default"/>
+      </w:rPr>
+    </w:lvl>
+    <w:lvl w:ilvl="5" w:tplc="04090005" w:tentative="1">
+      <w:start w:val="1"/>
+      <w:numFmt w:val="bullet"/>
+      <w:lvlText w:val=""/>
+      <w:lvlJc w:val="left"/>
+      <w:pPr>
+        <w:ind w:left="4320" w:hanging="360"/>
+      </w:pPr>
+      <w:rPr>
+        <w:rFonts w:ascii="Wingdings" w:hAnsi="Wingdings" w:hint="default"/>
+      </w:rPr>
+    </w:lvl>
+    <w:lvl w:ilvl="6" w:tplc="04090001" w:tentative="1">
+      <w:start w:val="1"/>
+      <w:numFmt w:val="bullet"/>
+      <w:lvlText w:val=""/>
+      <w:lvlJc w:val="left"/>
+      <w:pPr>
+        <w:ind w:left="5040" w:hanging="360"/>
+      </w:pPr>
+      <w:rPr>
+        <w:rFonts w:ascii="Symbol" w:hAnsi="Symbol" w:hint="default"/>
+      </w:rPr>
+    </w:lvl>
+    <w:lvl w:ilvl="7" w:tplc="04090003" w:tentative="1">
+      <w:start w:val="1"/>
+      <w:numFmt w:val="bullet"/>
+      <w:lvlText w:val="o"/>
+      <w:lvlJc w:val="left"/>
+      <w:pPr>
+        <w:ind w:left="5760" w:hanging="360"/>
+      </w:pPr>
+      <w:rPr>
+        <w:rFonts w:ascii="Courier New" w:hAnsi="Courier New" w:cs="Courier New" w:hint="default"/>
+      </w:rPr>
+    </w:lvl>
+    <w:lvl w:ilvl="8" w:tplc="04090005" w:tentative="1">
+      <w:start w:val="1"/>
+      <w:numFmt w:val="bullet"/>
+      <w:lvlText w:val=""/>
+      <w:lvlJc w:val="left"/>
+      <w:pPr>
+        <w:ind w:left="6480" w:hanging="360"/>
+      </w:pPr>
+      <w:rPr>
+        <w:rFonts w:ascii="Wingdings" w:hAnsi="Wingdings" w:hint="default"/>
+      </w:rPr>
+    </w:lvl>
+  </w:abstractNum>
+  <w:abstractNum w:abstractNumId="20" w15:restartNumberingAfterBreak="0">
     <w:nsid w:val="6A6E5685"/>
     <w:multiLevelType w:val="hybridMultilevel"/>
     <w:tmpl w:val="644AFB1C"/>
@@ -7297,7 +10371,96 @@
       </w:rPr>
     </w:lvl>
   </w:abstractNum>
-  <w:abstractNum w:abstractNumId="12" w15:restartNumberingAfterBreak="0">
+  <w:abstractNum w:abstractNumId="21" w15:restartNumberingAfterBreak="0">
+    <w:nsid w:val="6C5D0C0D"/>
+    <w:multiLevelType w:val="hybridMultilevel"/>
+    <w:tmpl w:val="F31C3E7C"/>
+    <w:lvl w:ilvl="0" w:tplc="080A0001">
+      <w:start w:val="1"/>
+      <w:numFmt w:val="bullet"/>
+      <w:lvlText w:val=""/>
+      <w:lvlJc w:val="left"/>
+      <w:pPr>
+        <w:ind w:left="1776" w:hanging="360"/>
+      </w:pPr>
+      <w:rPr>
+        <w:rFonts w:ascii="Symbol" w:hAnsi="Symbol" w:hint="default"/>
+      </w:rPr>
+    </w:lvl>
+    <w:lvl w:ilvl="1" w:tplc="080A0019">
+      <w:start w:val="1"/>
+      <w:numFmt w:val="lowerLetter"/>
+      <w:lvlText w:val="%2."/>
+      <w:lvlJc w:val="left"/>
+      <w:pPr>
+        <w:ind w:left="2496" w:hanging="360"/>
+      </w:pPr>
+    </w:lvl>
+    <w:lvl w:ilvl="2" w:tplc="080A001B">
+      <w:start w:val="1"/>
+      <w:numFmt w:val="lowerRoman"/>
+      <w:lvlText w:val="%3."/>
+      <w:lvlJc w:val="right"/>
+      <w:pPr>
+        <w:ind w:left="3216" w:hanging="180"/>
+      </w:pPr>
+    </w:lvl>
+    <w:lvl w:ilvl="3" w:tplc="080A000F" w:tentative="1">
+      <w:start w:val="1"/>
+      <w:numFmt w:val="decimal"/>
+      <w:lvlText w:val="%4."/>
+      <w:lvlJc w:val="left"/>
+      <w:pPr>
+        <w:ind w:left="3936" w:hanging="360"/>
+      </w:pPr>
+    </w:lvl>
+    <w:lvl w:ilvl="4" w:tplc="080A0019" w:tentative="1">
+      <w:start w:val="1"/>
+      <w:numFmt w:val="lowerLetter"/>
+      <w:lvlText w:val="%5."/>
+      <w:lvlJc w:val="left"/>
+      <w:pPr>
+        <w:ind w:left="4656" w:hanging="360"/>
+      </w:pPr>
+    </w:lvl>
+    <w:lvl w:ilvl="5" w:tplc="080A001B" w:tentative="1">
+      <w:start w:val="1"/>
+      <w:numFmt w:val="lowerRoman"/>
+      <w:lvlText w:val="%6."/>
+      <w:lvlJc w:val="right"/>
+      <w:pPr>
+        <w:ind w:left="5376" w:hanging="180"/>
+      </w:pPr>
+    </w:lvl>
+    <w:lvl w:ilvl="6" w:tplc="080A000F" w:tentative="1">
+      <w:start w:val="1"/>
+      <w:numFmt w:val="decimal"/>
+      <w:lvlText w:val="%7."/>
+      <w:lvlJc w:val="left"/>
+      <w:pPr>
+        <w:ind w:left="6096" w:hanging="360"/>
+      </w:pPr>
+    </w:lvl>
+    <w:lvl w:ilvl="7" w:tplc="080A0019" w:tentative="1">
+      <w:start w:val="1"/>
+      <w:numFmt w:val="lowerLetter"/>
+      <w:lvlText w:val="%8."/>
+      <w:lvlJc w:val="left"/>
+      <w:pPr>
+        <w:ind w:left="6816" w:hanging="360"/>
+      </w:pPr>
+    </w:lvl>
+    <w:lvl w:ilvl="8" w:tplc="080A001B" w:tentative="1">
+      <w:start w:val="1"/>
+      <w:numFmt w:val="lowerRoman"/>
+      <w:lvlText w:val="%9."/>
+      <w:lvlJc w:val="right"/>
+      <w:pPr>
+        <w:ind w:left="7536" w:hanging="180"/>
+      </w:pPr>
+    </w:lvl>
+  </w:abstractNum>
+  <w:abstractNum w:abstractNumId="22" w15:restartNumberingAfterBreak="0">
     <w:nsid w:val="735D1864"/>
     <w:multiLevelType w:val="hybridMultilevel"/>
     <w:tmpl w:val="F8A0AB24"/>
@@ -7410,7 +10573,7 @@
       </w:rPr>
     </w:lvl>
   </w:abstractNum>
-  <w:abstractNum w:abstractNumId="13" w15:restartNumberingAfterBreak="0">
+  <w:abstractNum w:abstractNumId="23" w15:restartNumberingAfterBreak="0">
     <w:nsid w:val="743E2F24"/>
     <w:multiLevelType w:val="hybridMultilevel"/>
     <w:tmpl w:val="48926AD6"/>
@@ -7523,7 +10686,7 @@
       </w:rPr>
     </w:lvl>
   </w:abstractNum>
-  <w:abstractNum w:abstractNumId="14" w15:restartNumberingAfterBreak="0">
+  <w:abstractNum w:abstractNumId="24" w15:restartNumberingAfterBreak="0">
     <w:nsid w:val="798538F3"/>
     <w:multiLevelType w:val="multilevel"/>
     <w:tmpl w:val="1CD2E622"/>
@@ -7672,7 +10835,7 @@
       </w:rPr>
     </w:lvl>
   </w:abstractNum>
-  <w:abstractNum w:abstractNumId="15" w15:restartNumberingAfterBreak="0">
+  <w:abstractNum w:abstractNumId="25" w15:restartNumberingAfterBreak="0">
     <w:nsid w:val="7C07672A"/>
     <w:multiLevelType w:val="hybridMultilevel"/>
     <w:tmpl w:val="E1424944"/>
@@ -7785,52 +10948,82 @@
       </w:rPr>
     </w:lvl>
   </w:abstractNum>
-  <w:num w:numId="1" w16cid:durableId="985085184">
+  <w:num w:numId="1">
+    <w:abstractNumId w:val="15"/>
+  </w:num>
+  <w:num w:numId="2">
+    <w:abstractNumId w:val="0"/>
+  </w:num>
+  <w:num w:numId="3">
+    <w:abstractNumId w:val="14"/>
+  </w:num>
+  <w:num w:numId="4">
+    <w:abstractNumId w:val="17"/>
+  </w:num>
+  <w:num w:numId="5">
+    <w:abstractNumId w:val="24"/>
+  </w:num>
+  <w:num w:numId="6">
+    <w:abstractNumId w:val="6"/>
+  </w:num>
+  <w:num w:numId="7">
+    <w:abstractNumId w:val="25"/>
+  </w:num>
+  <w:num w:numId="8">
+    <w:abstractNumId w:val="12"/>
+  </w:num>
+  <w:num w:numId="9">
+    <w:abstractNumId w:val="22"/>
+  </w:num>
+  <w:num w:numId="10">
+    <w:abstractNumId w:val="13"/>
+  </w:num>
+  <w:num w:numId="11">
+    <w:abstractNumId w:val="18"/>
+  </w:num>
+  <w:num w:numId="12">
     <w:abstractNumId w:val="8"/>
   </w:num>
-  <w:num w:numId="2" w16cid:durableId="1605727371">
-    <w:abstractNumId w:val="0"/>
+  <w:num w:numId="13">
+    <w:abstractNumId w:val="20"/>
   </w:num>
-  <w:num w:numId="3" w16cid:durableId="1271938481">
+  <w:num w:numId="14">
+    <w:abstractNumId w:val="9"/>
+  </w:num>
+  <w:num w:numId="15">
+    <w:abstractNumId w:val="23"/>
+  </w:num>
+  <w:num w:numId="16">
+    <w:abstractNumId w:val="4"/>
+  </w:num>
+  <w:num w:numId="17">
+    <w:abstractNumId w:val="11"/>
+  </w:num>
+  <w:num w:numId="18">
     <w:abstractNumId w:val="7"/>
   </w:num>
-  <w:num w:numId="4" w16cid:durableId="1457142178">
-    <w:abstractNumId w:val="9"/>
+  <w:num w:numId="19">
+    <w:abstractNumId w:val="21"/>
   </w:num>
-  <w:num w:numId="5" w16cid:durableId="1437211580">
-    <w:abstractNumId w:val="14"/>
+  <w:num w:numId="20">
+    <w:abstractNumId w:val="10"/>
   </w:num>
-  <w:num w:numId="6" w16cid:durableId="1036586490">
+  <w:num w:numId="21">
+    <w:abstractNumId w:val="3"/>
+  </w:num>
+  <w:num w:numId="22">
     <w:abstractNumId w:val="2"/>
   </w:num>
-  <w:num w:numId="7" w16cid:durableId="1116482189">
-    <w:abstractNumId w:val="15"/>
-  </w:num>
-  <w:num w:numId="8" w16cid:durableId="650863118">
+  <w:num w:numId="23">
     <w:abstractNumId w:val="5"/>
   </w:num>
-  <w:num w:numId="9" w16cid:durableId="845484334">
-    <w:abstractNumId w:val="12"/>
+  <w:num w:numId="24">
+    <w:abstractNumId w:val="16"/>
   </w:num>
-  <w:num w:numId="10" w16cid:durableId="1951812485">
-    <w:abstractNumId w:val="6"/>
+  <w:num w:numId="25">
+    <w:abstractNumId w:val="19"/>
   </w:num>
-  <w:num w:numId="11" w16cid:durableId="55517010">
-    <w:abstractNumId w:val="10"/>
-  </w:num>
-  <w:num w:numId="12" w16cid:durableId="594242821">
-    <w:abstractNumId w:val="3"/>
-  </w:num>
-  <w:num w:numId="13" w16cid:durableId="1773890317">
-    <w:abstractNumId w:val="11"/>
-  </w:num>
-  <w:num w:numId="14" w16cid:durableId="942802048">
-    <w:abstractNumId w:val="4"/>
-  </w:num>
-  <w:num w:numId="15" w16cid:durableId="1874995078">
-    <w:abstractNumId w:val="13"/>
-  </w:num>
-  <w:num w:numId="16" w16cid:durableId="1265335975">
+  <w:num w:numId="26">
     <w:abstractNumId w:val="1"/>
   </w:num>
   <w:numIdMacAtCleanup w:val="8"/>
@@ -7838,7 +11031,7 @@
 </file>
 
 <file path=word/styles.xml><?xml version="1.0" encoding="utf-8"?>
-<w:styles xmlns:mc="http://schemas.openxmlformats.org/markup-compatibility/2006" xmlns:r="http://schemas.openxmlformats.org/officeDocument/2006/relationships" xmlns:w="http://schemas.openxmlformats.org/wordprocessingml/2006/main" xmlns:w14="http://schemas.microsoft.com/office/word/2010/wordml" xmlns:w15="http://schemas.microsoft.com/office/word/2012/wordml" xmlns:w16cex="http://schemas.microsoft.com/office/word/2018/wordml/cex" xmlns:w16cid="http://schemas.microsoft.com/office/word/2016/wordml/cid" xmlns:w16="http://schemas.microsoft.com/office/word/2018/wordml" xmlns:w16sdtdh="http://schemas.microsoft.com/office/word/2020/wordml/sdtdatahash" xmlns:w16se="http://schemas.microsoft.com/office/word/2015/wordml/symex" mc:Ignorable="w14 w15 w16se w16cid w16 w16cex w16sdtdh">
+<w:styles xmlns:mc="http://schemas.openxmlformats.org/markup-compatibility/2006" xmlns:r="http://schemas.openxmlformats.org/officeDocument/2006/relationships" xmlns:w="http://schemas.openxmlformats.org/wordprocessingml/2006/main" xmlns:w14="http://schemas.microsoft.com/office/word/2010/wordml" xmlns:w15="http://schemas.microsoft.com/office/word/2012/wordml" xmlns:w16cid="http://schemas.microsoft.com/office/word/2016/wordml/cid" xmlns:w16se="http://schemas.microsoft.com/office/word/2015/wordml/symex" mc:Ignorable="w14 w15 w16se w16cid">
   <w:docDefaults>
     <w:rPrDefault>
       <w:rPr>
@@ -7854,7 +11047,7 @@
       </w:pPr>
     </w:pPrDefault>
   </w:docDefaults>
-  <w:latentStyles w:defLockedState="0" w:defUIPriority="99" w:defSemiHidden="0" w:defUnhideWhenUsed="0" w:defQFormat="0" w:count="376">
+  <w:latentStyles w:defLockedState="0" w:defUIPriority="99" w:defSemiHidden="0" w:defUnhideWhenUsed="0" w:defQFormat="0" w:count="375">
     <w:lsdException w:name="Normal" w:uiPriority="0" w:qFormat="1"/>
     <w:lsdException w:name="heading 1" w:uiPriority="9" w:qFormat="1"/>
     <w:lsdException w:name="heading 2" w:semiHidden="1" w:uiPriority="9" w:unhideWhenUsed="1" w:qFormat="1"/>
@@ -8230,7 +11423,6 @@
     <w:lsdException w:name="Smart Hyperlink" w:semiHidden="1" w:unhideWhenUsed="1"/>
     <w:lsdException w:name="Hashtag" w:semiHidden="1" w:unhideWhenUsed="1"/>
     <w:lsdException w:name="Unresolved Mention" w:semiHidden="1" w:unhideWhenUsed="1"/>
-    <w:lsdException w:name="Smart Link" w:semiHidden="1" w:unhideWhenUsed="1"/>
   </w:latentStyles>
   <w:style w:type="paragraph" w:default="1" w:styleId="Normal">
     <w:name w:val="Normal"/>
@@ -8865,11 +12057,33 @@
 </file>
 
 <file path=customXml/item1.xml><?xml version="1.0" encoding="utf-8"?>
-<b:Sources xmlns:b="http://schemas.openxmlformats.org/officeDocument/2006/bibliography" xmlns="http://schemas.openxmlformats.org/officeDocument/2006/bibliography" SelectedStyle="\APASixthEditionOfficeOnline.xsl" StyleName="APA" Version="6"/>
+<b:Sources xmlns:b="http://schemas.openxmlformats.org/officeDocument/2006/bibliography" xmlns="http://schemas.openxmlformats.org/officeDocument/2006/bibliography" SelectedStyle="\APASixthEditionOfficeOnline.xsl" StyleName="APA" Version="6">
+  <b:Source>
+    <b:Tag>Med</b:Tag>
+    <b:SourceType>ElectronicSource</b:SourceType>
+    <b:Guid>{4373E577-26F5-4C53-8444-EF40D8F1D583}</b:Guid>
+    <b:Title>Medical Isor</b:Title>
+    <b:Author>
+      <b:Author>
+        <b:NameList>
+          <b:Person>
+            <b:Last>Isor</b:Last>
+            <b:First>Medical</b:First>
+          </b:Person>
+        </b:NameList>
+      </b:Author>
+    </b:Author>
+    <b:StateProvince>Tejupilco</b:StateProvince>
+    <b:CountryRegion>Mexico</b:CountryRegion>
+    <b:City>Tejupilco</b:City>
+    <b:Year>2025</b:Year>
+    <b:RefOrder>1</b:RefOrder>
+  </b:Source>
+</b:Sources>
 </file>
 
 <file path=customXml/itemProps1.xml><?xml version="1.0" encoding="utf-8"?>
-<ds:datastoreItem xmlns:ds="http://schemas.openxmlformats.org/officeDocument/2006/customXml" ds:itemID="{7B725265-9A90-4890-B112-A30E3A5CE7C5}">
+<ds:datastoreItem xmlns:ds="http://schemas.openxmlformats.org/officeDocument/2006/customXml" ds:itemID="{B6E3D74B-253A-4D75-87D6-809A3661AC63}">
   <ds:schemaRefs>
     <ds:schemaRef ds:uri="http://schemas.openxmlformats.org/officeDocument/2006/bibliography"/>
   </ds:schemaRefs>

--- a/PropuestaProyecto/PropuestaIntegradora.V.0.0.5Capitulo1.docx
+++ b/PropuestaProyecto/PropuestaIntegradora.V.0.0.5Capitulo1.docx
@@ -470,30 +470,51 @@
     <w:p>
       <w:pPr>
         <w:ind w:left="4956" w:firstLine="708"/>
+        <w:rPr>
+          <w:rFonts w:ascii="Arial" w:hAnsi="Arial" w:cs="Arial"/>
+        </w:rPr>
       </w:pPr>
     </w:p>
     <w:p>
       <w:pPr>
         <w:ind w:left="4956" w:firstLine="708"/>
+        <w:rPr>
+          <w:rFonts w:ascii="Arial" w:hAnsi="Arial" w:cs="Arial"/>
+        </w:rPr>
       </w:pPr>
     </w:p>
     <w:p>
       <w:pPr>
         <w:ind w:left="4956" w:firstLine="708"/>
-      </w:pPr>
-      <w:r>
+        <w:rPr>
+          <w:rFonts w:ascii="Arial" w:hAnsi="Arial" w:cs="Arial"/>
+        </w:rPr>
+      </w:pPr>
+      <w:r>
+        <w:rPr>
+          <w:rFonts w:ascii="Arial" w:hAnsi="Arial" w:cs="Arial"/>
+        </w:rPr>
         <w:t xml:space="preserve">San </w:t>
       </w:r>
       <w:r>
+        <w:rPr>
+          <w:rFonts w:ascii="Arial" w:hAnsi="Arial" w:cs="Arial"/>
+        </w:rPr>
         <w:t>M</w:t>
       </w:r>
       <w:r>
+        <w:rPr>
+          <w:rFonts w:ascii="Arial" w:hAnsi="Arial" w:cs="Arial"/>
+        </w:rPr>
         <w:t>iguel Ixtapan, Tejupilco, Estado de México</w:t>
       </w:r>
     </w:p>
     <w:p>
       <w:pPr>
         <w:ind w:left="4956" w:firstLine="708"/>
+        <w:rPr>
+          <w:rFonts w:ascii="Arial" w:hAnsi="Arial" w:cs="Arial"/>
+        </w:rPr>
         <w:sectPr>
           <w:headerReference w:type="default" r:id="rId8"/>
           <w:footerReference w:type="default" r:id="rId9"/>
@@ -533,6 +554,7 @@
     <w:sdt>
       <w:sdtPr>
         <w:rPr>
+          <w:rFonts w:ascii="Arial" w:hAnsi="Arial" w:cs="Arial"/>
           <w:lang w:val="es-ES"/>
         </w:rPr>
         <w:id w:val="1319226115"/>
@@ -564,7 +586,7 @@
               <w:tab w:val="right" w:leader="dot" w:pos="9350"/>
             </w:tabs>
             <w:rPr>
-              <w:rFonts w:eastAsiaTheme="minorEastAsia"/>
+              <w:rFonts w:ascii="Arial" w:eastAsiaTheme="minorEastAsia" w:hAnsi="Arial" w:cs="Arial"/>
               <w:noProof/>
               <w:kern w:val="2"/>
               <w:sz w:val="24"/>
@@ -574,24 +596,35 @@
             </w:rPr>
           </w:pPr>
           <w:r>
+            <w:rPr>
+              <w:rFonts w:ascii="Arial" w:hAnsi="Arial" w:cs="Arial"/>
+            </w:rPr>
             <w:fldChar w:fldCharType="begin"/>
           </w:r>
           <w:r>
+            <w:rPr>
+              <w:rFonts w:ascii="Arial" w:hAnsi="Arial" w:cs="Arial"/>
+            </w:rPr>
             <w:instrText xml:space="preserve"> TOC \o "1-3" \h \z \u </w:instrText>
           </w:r>
           <w:r>
+            <w:rPr>
+              <w:rFonts w:ascii="Arial" w:hAnsi="Arial" w:cs="Arial"/>
+            </w:rPr>
             <w:fldChar w:fldCharType="separate"/>
           </w:r>
           <w:hyperlink w:anchor="_Toc209461751" w:history="1">
             <w:r>
               <w:rPr>
                 <w:rStyle w:val="Hipervnculo"/>
+                <w:rFonts w:ascii="Arial" w:hAnsi="Arial" w:cs="Arial"/>
                 <w:noProof/>
               </w:rPr>
               <w:t>INTRODUCCIÓN</w:t>
             </w:r>
             <w:r>
               <w:rPr>
+                <w:rFonts w:ascii="Arial" w:hAnsi="Arial" w:cs="Arial"/>
                 <w:noProof/>
                 <w:webHidden/>
               </w:rPr>
@@ -599,6 +632,7 @@
             </w:r>
             <w:r>
               <w:rPr>
+                <w:rFonts w:ascii="Arial" w:hAnsi="Arial" w:cs="Arial"/>
                 <w:noProof/>
                 <w:webHidden/>
               </w:rPr>
@@ -606,6 +640,7 @@
             </w:r>
             <w:r>
               <w:rPr>
+                <w:rFonts w:ascii="Arial" w:hAnsi="Arial" w:cs="Arial"/>
                 <w:noProof/>
                 <w:webHidden/>
               </w:rPr>
@@ -613,12 +648,14 @@
             </w:r>
             <w:r>
               <w:rPr>
-                <w:noProof/>
-                <w:webHidden/>
-              </w:rPr>
-            </w:r>
-            <w:r>
-              <w:rPr>
+                <w:rFonts w:ascii="Arial" w:hAnsi="Arial" w:cs="Arial"/>
+                <w:noProof/>
+                <w:webHidden/>
+              </w:rPr>
+            </w:r>
+            <w:r>
+              <w:rPr>
+                <w:rFonts w:ascii="Arial" w:hAnsi="Arial" w:cs="Arial"/>
                 <w:noProof/>
                 <w:webHidden/>
               </w:rPr>
@@ -626,6 +663,7 @@
             </w:r>
             <w:r>
               <w:rPr>
+                <w:rFonts w:ascii="Arial" w:hAnsi="Arial" w:cs="Arial"/>
                 <w:noProof/>
                 <w:webHidden/>
               </w:rPr>
@@ -633,6 +671,7 @@
             </w:r>
             <w:r>
               <w:rPr>
+                <w:rFonts w:ascii="Arial" w:hAnsi="Arial" w:cs="Arial"/>
                 <w:noProof/>
                 <w:webHidden/>
               </w:rPr>
@@ -647,7 +686,7 @@
               <w:tab w:val="right" w:leader="dot" w:pos="9350"/>
             </w:tabs>
             <w:rPr>
-              <w:rFonts w:eastAsiaTheme="minorEastAsia"/>
+              <w:rFonts w:ascii="Arial" w:eastAsiaTheme="minorEastAsia" w:hAnsi="Arial" w:cs="Arial"/>
               <w:noProof/>
               <w:kern w:val="2"/>
               <w:sz w:val="24"/>
@@ -660,12 +699,14 @@
             <w:r>
               <w:rPr>
                 <w:rStyle w:val="Hipervnculo"/>
+                <w:rFonts w:ascii="Arial" w:hAnsi="Arial" w:cs="Arial"/>
                 <w:noProof/>
               </w:rPr>
               <w:t>CAPITULO I MARCO CONCEPTUAL</w:t>
             </w:r>
             <w:r>
               <w:rPr>
+                <w:rFonts w:ascii="Arial" w:hAnsi="Arial" w:cs="Arial"/>
                 <w:noProof/>
                 <w:webHidden/>
               </w:rPr>
@@ -673,6 +714,7 @@
             </w:r>
             <w:r>
               <w:rPr>
+                <w:rFonts w:ascii="Arial" w:hAnsi="Arial" w:cs="Arial"/>
                 <w:noProof/>
                 <w:webHidden/>
               </w:rPr>
@@ -680,6 +722,7 @@
             </w:r>
             <w:r>
               <w:rPr>
+                <w:rFonts w:ascii="Arial" w:hAnsi="Arial" w:cs="Arial"/>
                 <w:noProof/>
                 <w:webHidden/>
               </w:rPr>
@@ -687,12 +730,14 @@
             </w:r>
             <w:r>
               <w:rPr>
-                <w:noProof/>
-                <w:webHidden/>
-              </w:rPr>
-            </w:r>
-            <w:r>
-              <w:rPr>
+                <w:rFonts w:ascii="Arial" w:hAnsi="Arial" w:cs="Arial"/>
+                <w:noProof/>
+                <w:webHidden/>
+              </w:rPr>
+            </w:r>
+            <w:r>
+              <w:rPr>
+                <w:rFonts w:ascii="Arial" w:hAnsi="Arial" w:cs="Arial"/>
                 <w:noProof/>
                 <w:webHidden/>
               </w:rPr>
@@ -700,6 +745,7 @@
             </w:r>
             <w:r>
               <w:rPr>
+                <w:rFonts w:ascii="Arial" w:hAnsi="Arial" w:cs="Arial"/>
                 <w:noProof/>
                 <w:webHidden/>
               </w:rPr>
@@ -707,6 +753,7 @@
             </w:r>
             <w:r>
               <w:rPr>
+                <w:rFonts w:ascii="Arial" w:hAnsi="Arial" w:cs="Arial"/>
                 <w:noProof/>
                 <w:webHidden/>
               </w:rPr>
@@ -722,7 +769,7 @@
               <w:tab w:val="right" w:leader="dot" w:pos="9350"/>
             </w:tabs>
             <w:rPr>
-              <w:rFonts w:eastAsiaTheme="minorEastAsia"/>
+              <w:rFonts w:ascii="Arial" w:eastAsiaTheme="minorEastAsia" w:hAnsi="Arial" w:cs="Arial"/>
               <w:noProof/>
               <w:kern w:val="2"/>
               <w:sz w:val="24"/>
@@ -735,13 +782,14 @@
             <w:r>
               <w:rPr>
                 <w:rStyle w:val="Hipervnculo"/>
+                <w:rFonts w:ascii="Arial" w:hAnsi="Arial" w:cs="Arial"/>
                 <w:noProof/>
               </w:rPr>
               <w:t>1.1</w:t>
             </w:r>
             <w:r>
               <w:rPr>
-                <w:rFonts w:eastAsiaTheme="minorEastAsia"/>
+                <w:rFonts w:ascii="Arial" w:eastAsiaTheme="minorEastAsia" w:hAnsi="Arial" w:cs="Arial"/>
                 <w:noProof/>
                 <w:kern w:val="2"/>
                 <w:sz w:val="24"/>
@@ -754,12 +802,14 @@
             <w:r>
               <w:rPr>
                 <w:rStyle w:val="Hipervnculo"/>
+                <w:rFonts w:ascii="Arial" w:hAnsi="Arial" w:cs="Arial"/>
                 <w:noProof/>
               </w:rPr>
               <w:t>Estado del arte</w:t>
             </w:r>
             <w:r>
               <w:rPr>
+                <w:rFonts w:ascii="Arial" w:hAnsi="Arial" w:cs="Arial"/>
                 <w:noProof/>
                 <w:webHidden/>
               </w:rPr>
@@ -767,6 +817,7 @@
             </w:r>
             <w:r>
               <w:rPr>
+                <w:rFonts w:ascii="Arial" w:hAnsi="Arial" w:cs="Arial"/>
                 <w:noProof/>
                 <w:webHidden/>
               </w:rPr>
@@ -774,6 +825,7 @@
             </w:r>
             <w:r>
               <w:rPr>
+                <w:rFonts w:ascii="Arial" w:hAnsi="Arial" w:cs="Arial"/>
                 <w:noProof/>
                 <w:webHidden/>
               </w:rPr>
@@ -781,12 +833,14 @@
             </w:r>
             <w:r>
               <w:rPr>
-                <w:noProof/>
-                <w:webHidden/>
-              </w:rPr>
-            </w:r>
-            <w:r>
-              <w:rPr>
+                <w:rFonts w:ascii="Arial" w:hAnsi="Arial" w:cs="Arial"/>
+                <w:noProof/>
+                <w:webHidden/>
+              </w:rPr>
+            </w:r>
+            <w:r>
+              <w:rPr>
+                <w:rFonts w:ascii="Arial" w:hAnsi="Arial" w:cs="Arial"/>
                 <w:noProof/>
                 <w:webHidden/>
               </w:rPr>
@@ -794,6 +848,7 @@
             </w:r>
             <w:r>
               <w:rPr>
+                <w:rFonts w:ascii="Arial" w:hAnsi="Arial" w:cs="Arial"/>
                 <w:noProof/>
                 <w:webHidden/>
               </w:rPr>
@@ -801,6 +856,7 @@
             </w:r>
             <w:r>
               <w:rPr>
+                <w:rFonts w:ascii="Arial" w:hAnsi="Arial" w:cs="Arial"/>
                 <w:noProof/>
                 <w:webHidden/>
               </w:rPr>
@@ -816,7 +872,7 @@
               <w:tab w:val="right" w:leader="dot" w:pos="9350"/>
             </w:tabs>
             <w:rPr>
-              <w:rFonts w:eastAsiaTheme="minorEastAsia"/>
+              <w:rFonts w:ascii="Arial" w:eastAsiaTheme="minorEastAsia" w:hAnsi="Arial" w:cs="Arial"/>
               <w:noProof/>
               <w:kern w:val="2"/>
               <w:sz w:val="24"/>
@@ -829,13 +885,14 @@
             <w:r>
               <w:rPr>
                 <w:rStyle w:val="Hipervnculo"/>
+                <w:rFonts w:ascii="Arial" w:hAnsi="Arial" w:cs="Arial"/>
                 <w:noProof/>
               </w:rPr>
               <w:t>1.2</w:t>
             </w:r>
             <w:r>
               <w:rPr>
-                <w:rFonts w:eastAsiaTheme="minorEastAsia"/>
+                <w:rFonts w:ascii="Arial" w:eastAsiaTheme="minorEastAsia" w:hAnsi="Arial" w:cs="Arial"/>
                 <w:noProof/>
                 <w:kern w:val="2"/>
                 <w:sz w:val="24"/>
@@ -848,12 +905,14 @@
             <w:r>
               <w:rPr>
                 <w:rStyle w:val="Hipervnculo"/>
+                <w:rFonts w:ascii="Arial" w:hAnsi="Arial" w:cs="Arial"/>
                 <w:noProof/>
               </w:rPr>
               <w:t>Definición del problema</w:t>
             </w:r>
             <w:r>
               <w:rPr>
+                <w:rFonts w:ascii="Arial" w:hAnsi="Arial" w:cs="Arial"/>
                 <w:noProof/>
                 <w:webHidden/>
               </w:rPr>
@@ -861,6 +920,7 @@
             </w:r>
             <w:r>
               <w:rPr>
+                <w:rFonts w:ascii="Arial" w:hAnsi="Arial" w:cs="Arial"/>
                 <w:noProof/>
                 <w:webHidden/>
               </w:rPr>
@@ -868,6 +928,7 @@
             </w:r>
             <w:r>
               <w:rPr>
+                <w:rFonts w:ascii="Arial" w:hAnsi="Arial" w:cs="Arial"/>
                 <w:noProof/>
                 <w:webHidden/>
               </w:rPr>
@@ -875,12 +936,14 @@
             </w:r>
             <w:r>
               <w:rPr>
-                <w:noProof/>
-                <w:webHidden/>
-              </w:rPr>
-            </w:r>
-            <w:r>
-              <w:rPr>
+                <w:rFonts w:ascii="Arial" w:hAnsi="Arial" w:cs="Arial"/>
+                <w:noProof/>
+                <w:webHidden/>
+              </w:rPr>
+            </w:r>
+            <w:r>
+              <w:rPr>
+                <w:rFonts w:ascii="Arial" w:hAnsi="Arial" w:cs="Arial"/>
                 <w:noProof/>
                 <w:webHidden/>
               </w:rPr>
@@ -888,6 +951,7 @@
             </w:r>
             <w:r>
               <w:rPr>
+                <w:rFonts w:ascii="Arial" w:hAnsi="Arial" w:cs="Arial"/>
                 <w:noProof/>
                 <w:webHidden/>
               </w:rPr>
@@ -895,6 +959,7 @@
             </w:r>
             <w:r>
               <w:rPr>
+                <w:rFonts w:ascii="Arial" w:hAnsi="Arial" w:cs="Arial"/>
                 <w:noProof/>
                 <w:webHidden/>
               </w:rPr>
@@ -909,7 +974,7 @@
               <w:tab w:val="right" w:leader="dot" w:pos="9350"/>
             </w:tabs>
             <w:rPr>
-              <w:rFonts w:eastAsiaTheme="minorEastAsia"/>
+              <w:rFonts w:ascii="Arial" w:eastAsiaTheme="minorEastAsia" w:hAnsi="Arial" w:cs="Arial"/>
               <w:noProof/>
               <w:kern w:val="2"/>
               <w:sz w:val="24"/>
@@ -922,12 +987,14 @@
             <w:r>
               <w:rPr>
                 <w:rStyle w:val="Hipervnculo"/>
+                <w:rFonts w:ascii="Arial" w:hAnsi="Arial" w:cs="Arial"/>
                 <w:noProof/>
               </w:rPr>
               <w:t>1.3 Objetivos</w:t>
             </w:r>
             <w:r>
               <w:rPr>
+                <w:rFonts w:ascii="Arial" w:hAnsi="Arial" w:cs="Arial"/>
                 <w:noProof/>
                 <w:webHidden/>
               </w:rPr>
@@ -935,6 +1002,7 @@
             </w:r>
             <w:r>
               <w:rPr>
+                <w:rFonts w:ascii="Arial" w:hAnsi="Arial" w:cs="Arial"/>
                 <w:noProof/>
                 <w:webHidden/>
               </w:rPr>
@@ -942,6 +1010,7 @@
             </w:r>
             <w:r>
               <w:rPr>
+                <w:rFonts w:ascii="Arial" w:hAnsi="Arial" w:cs="Arial"/>
                 <w:noProof/>
                 <w:webHidden/>
               </w:rPr>
@@ -949,12 +1018,14 @@
             </w:r>
             <w:r>
               <w:rPr>
-                <w:noProof/>
-                <w:webHidden/>
-              </w:rPr>
-            </w:r>
-            <w:r>
-              <w:rPr>
+                <w:rFonts w:ascii="Arial" w:hAnsi="Arial" w:cs="Arial"/>
+                <w:noProof/>
+                <w:webHidden/>
+              </w:rPr>
+            </w:r>
+            <w:r>
+              <w:rPr>
+                <w:rFonts w:ascii="Arial" w:hAnsi="Arial" w:cs="Arial"/>
                 <w:noProof/>
                 <w:webHidden/>
               </w:rPr>
@@ -962,6 +1033,7 @@
             </w:r>
             <w:r>
               <w:rPr>
+                <w:rFonts w:ascii="Arial" w:hAnsi="Arial" w:cs="Arial"/>
                 <w:noProof/>
                 <w:webHidden/>
               </w:rPr>
@@ -969,6 +1041,7 @@
             </w:r>
             <w:r>
               <w:rPr>
+                <w:rFonts w:ascii="Arial" w:hAnsi="Arial" w:cs="Arial"/>
                 <w:noProof/>
                 <w:webHidden/>
               </w:rPr>
@@ -984,7 +1057,7 @@
               <w:tab w:val="right" w:leader="dot" w:pos="9350"/>
             </w:tabs>
             <w:rPr>
-              <w:rFonts w:eastAsiaTheme="minorEastAsia"/>
+              <w:rFonts w:ascii="Arial" w:eastAsiaTheme="minorEastAsia" w:hAnsi="Arial" w:cs="Arial"/>
               <w:noProof/>
               <w:kern w:val="2"/>
               <w:sz w:val="24"/>
@@ -997,14 +1070,14 @@
             <w:r>
               <w:rPr>
                 <w:rStyle w:val="Hipervnculo"/>
-                <w:rFonts w:cs="Arial"/>
+                <w:rFonts w:ascii="Arial" w:hAnsi="Arial" w:cs="Arial"/>
                 <w:noProof/>
               </w:rPr>
               <w:t>1.3.1</w:t>
             </w:r>
             <w:r>
               <w:rPr>
-                <w:rFonts w:eastAsiaTheme="minorEastAsia"/>
+                <w:rFonts w:ascii="Arial" w:eastAsiaTheme="minorEastAsia" w:hAnsi="Arial" w:cs="Arial"/>
                 <w:noProof/>
                 <w:kern w:val="2"/>
                 <w:sz w:val="24"/>
@@ -1017,12 +1090,14 @@
             <w:r>
               <w:rPr>
                 <w:rStyle w:val="Hipervnculo"/>
+                <w:rFonts w:ascii="Arial" w:hAnsi="Arial" w:cs="Arial"/>
                 <w:noProof/>
               </w:rPr>
               <w:t>Objetivo General:</w:t>
             </w:r>
             <w:r>
               <w:rPr>
+                <w:rFonts w:ascii="Arial" w:hAnsi="Arial" w:cs="Arial"/>
                 <w:noProof/>
                 <w:webHidden/>
               </w:rPr>
@@ -1030,6 +1105,7 @@
             </w:r>
             <w:r>
               <w:rPr>
+                <w:rFonts w:ascii="Arial" w:hAnsi="Arial" w:cs="Arial"/>
                 <w:noProof/>
                 <w:webHidden/>
               </w:rPr>
@@ -1037,6 +1113,7 @@
             </w:r>
             <w:r>
               <w:rPr>
+                <w:rFonts w:ascii="Arial" w:hAnsi="Arial" w:cs="Arial"/>
                 <w:noProof/>
                 <w:webHidden/>
               </w:rPr>
@@ -1044,12 +1121,14 @@
             </w:r>
             <w:r>
               <w:rPr>
-                <w:noProof/>
-                <w:webHidden/>
-              </w:rPr>
-            </w:r>
-            <w:r>
-              <w:rPr>
+                <w:rFonts w:ascii="Arial" w:hAnsi="Arial" w:cs="Arial"/>
+                <w:noProof/>
+                <w:webHidden/>
+              </w:rPr>
+            </w:r>
+            <w:r>
+              <w:rPr>
+                <w:rFonts w:ascii="Arial" w:hAnsi="Arial" w:cs="Arial"/>
                 <w:noProof/>
                 <w:webHidden/>
               </w:rPr>
@@ -1057,6 +1136,7 @@
             </w:r>
             <w:r>
               <w:rPr>
+                <w:rFonts w:ascii="Arial" w:hAnsi="Arial" w:cs="Arial"/>
                 <w:noProof/>
                 <w:webHidden/>
               </w:rPr>
@@ -1064,6 +1144,7 @@
             </w:r>
             <w:r>
               <w:rPr>
+                <w:rFonts w:ascii="Arial" w:hAnsi="Arial" w:cs="Arial"/>
                 <w:noProof/>
                 <w:webHidden/>
               </w:rPr>
@@ -1079,7 +1160,7 @@
               <w:tab w:val="right" w:leader="dot" w:pos="9350"/>
             </w:tabs>
             <w:rPr>
-              <w:rFonts w:eastAsiaTheme="minorEastAsia"/>
+              <w:rFonts w:ascii="Arial" w:eastAsiaTheme="minorEastAsia" w:hAnsi="Arial" w:cs="Arial"/>
               <w:noProof/>
               <w:kern w:val="2"/>
               <w:sz w:val="24"/>
@@ -1092,14 +1173,14 @@
             <w:r>
               <w:rPr>
                 <w:rStyle w:val="Hipervnculo"/>
-                <w:rFonts w:cs="Arial"/>
+                <w:rFonts w:ascii="Arial" w:hAnsi="Arial" w:cs="Arial"/>
                 <w:noProof/>
               </w:rPr>
               <w:t>1.3.2</w:t>
             </w:r>
             <w:r>
               <w:rPr>
-                <w:rFonts w:eastAsiaTheme="minorEastAsia"/>
+                <w:rFonts w:ascii="Arial" w:eastAsiaTheme="minorEastAsia" w:hAnsi="Arial" w:cs="Arial"/>
                 <w:noProof/>
                 <w:kern w:val="2"/>
                 <w:sz w:val="24"/>
@@ -1112,12 +1193,14 @@
             <w:r>
               <w:rPr>
                 <w:rStyle w:val="Hipervnculo"/>
+                <w:rFonts w:ascii="Arial" w:hAnsi="Arial" w:cs="Arial"/>
                 <w:noProof/>
               </w:rPr>
               <w:t>Objetivos Específicos</w:t>
             </w:r>
             <w:r>
               <w:rPr>
+                <w:rFonts w:ascii="Arial" w:hAnsi="Arial" w:cs="Arial"/>
                 <w:noProof/>
                 <w:webHidden/>
               </w:rPr>
@@ -1125,6 +1208,7 @@
             </w:r>
             <w:r>
               <w:rPr>
+                <w:rFonts w:ascii="Arial" w:hAnsi="Arial" w:cs="Arial"/>
                 <w:noProof/>
                 <w:webHidden/>
               </w:rPr>
@@ -1132,6 +1216,7 @@
             </w:r>
             <w:r>
               <w:rPr>
+                <w:rFonts w:ascii="Arial" w:hAnsi="Arial" w:cs="Arial"/>
                 <w:noProof/>
                 <w:webHidden/>
               </w:rPr>
@@ -1139,12 +1224,14 @@
             </w:r>
             <w:r>
               <w:rPr>
-                <w:noProof/>
-                <w:webHidden/>
-              </w:rPr>
-            </w:r>
-            <w:r>
-              <w:rPr>
+                <w:rFonts w:ascii="Arial" w:hAnsi="Arial" w:cs="Arial"/>
+                <w:noProof/>
+                <w:webHidden/>
+              </w:rPr>
+            </w:r>
+            <w:r>
+              <w:rPr>
+                <w:rFonts w:ascii="Arial" w:hAnsi="Arial" w:cs="Arial"/>
                 <w:noProof/>
                 <w:webHidden/>
               </w:rPr>
@@ -1152,6 +1239,7 @@
             </w:r>
             <w:r>
               <w:rPr>
+                <w:rFonts w:ascii="Arial" w:hAnsi="Arial" w:cs="Arial"/>
                 <w:noProof/>
                 <w:webHidden/>
               </w:rPr>
@@ -1159,6 +1247,7 @@
             </w:r>
             <w:r>
               <w:rPr>
+                <w:rFonts w:ascii="Arial" w:hAnsi="Arial" w:cs="Arial"/>
                 <w:noProof/>
                 <w:webHidden/>
               </w:rPr>
@@ -1173,7 +1262,7 @@
               <w:tab w:val="right" w:leader="dot" w:pos="9350"/>
             </w:tabs>
             <w:rPr>
-              <w:rFonts w:eastAsiaTheme="minorEastAsia"/>
+              <w:rFonts w:ascii="Arial" w:eastAsiaTheme="minorEastAsia" w:hAnsi="Arial" w:cs="Arial"/>
               <w:noProof/>
               <w:kern w:val="2"/>
               <w:sz w:val="24"/>
@@ -1186,12 +1275,14 @@
             <w:r>
               <w:rPr>
                 <w:rStyle w:val="Hipervnculo"/>
+                <w:rFonts w:ascii="Arial" w:hAnsi="Arial" w:cs="Arial"/>
                 <w:noProof/>
               </w:rPr>
               <w:t>1.4 Justificación</w:t>
             </w:r>
             <w:r>
               <w:rPr>
+                <w:rFonts w:ascii="Arial" w:hAnsi="Arial" w:cs="Arial"/>
                 <w:noProof/>
                 <w:webHidden/>
               </w:rPr>
@@ -1199,6 +1290,7 @@
             </w:r>
             <w:r>
               <w:rPr>
+                <w:rFonts w:ascii="Arial" w:hAnsi="Arial" w:cs="Arial"/>
                 <w:noProof/>
                 <w:webHidden/>
               </w:rPr>
@@ -1206,6 +1298,7 @@
             </w:r>
             <w:r>
               <w:rPr>
+                <w:rFonts w:ascii="Arial" w:hAnsi="Arial" w:cs="Arial"/>
                 <w:noProof/>
                 <w:webHidden/>
               </w:rPr>
@@ -1213,12 +1306,14 @@
             </w:r>
             <w:r>
               <w:rPr>
-                <w:noProof/>
-                <w:webHidden/>
-              </w:rPr>
-            </w:r>
-            <w:r>
-              <w:rPr>
+                <w:rFonts w:ascii="Arial" w:hAnsi="Arial" w:cs="Arial"/>
+                <w:noProof/>
+                <w:webHidden/>
+              </w:rPr>
+            </w:r>
+            <w:r>
+              <w:rPr>
+                <w:rFonts w:ascii="Arial" w:hAnsi="Arial" w:cs="Arial"/>
                 <w:noProof/>
                 <w:webHidden/>
               </w:rPr>
@@ -1226,6 +1321,7 @@
             </w:r>
             <w:r>
               <w:rPr>
+                <w:rFonts w:ascii="Arial" w:hAnsi="Arial" w:cs="Arial"/>
                 <w:noProof/>
                 <w:webHidden/>
               </w:rPr>
@@ -1233,6 +1329,7 @@
             </w:r>
             <w:r>
               <w:rPr>
+                <w:rFonts w:ascii="Arial" w:hAnsi="Arial" w:cs="Arial"/>
                 <w:noProof/>
                 <w:webHidden/>
               </w:rPr>
@@ -1247,7 +1344,7 @@
               <w:tab w:val="right" w:leader="dot" w:pos="9350"/>
             </w:tabs>
             <w:rPr>
-              <w:rFonts w:eastAsiaTheme="minorEastAsia"/>
+              <w:rFonts w:ascii="Arial" w:eastAsiaTheme="minorEastAsia" w:hAnsi="Arial" w:cs="Arial"/>
               <w:noProof/>
               <w:kern w:val="2"/>
               <w:sz w:val="24"/>
@@ -1260,12 +1357,14 @@
             <w:r>
               <w:rPr>
                 <w:rStyle w:val="Hipervnculo"/>
+                <w:rFonts w:ascii="Arial" w:hAnsi="Arial" w:cs="Arial"/>
                 <w:noProof/>
               </w:rPr>
               <w:t>1.5 Alcance</w:t>
             </w:r>
             <w:r>
               <w:rPr>
+                <w:rFonts w:ascii="Arial" w:hAnsi="Arial" w:cs="Arial"/>
                 <w:noProof/>
                 <w:webHidden/>
               </w:rPr>
@@ -1273,6 +1372,7 @@
             </w:r>
             <w:r>
               <w:rPr>
+                <w:rFonts w:ascii="Arial" w:hAnsi="Arial" w:cs="Arial"/>
                 <w:noProof/>
                 <w:webHidden/>
               </w:rPr>
@@ -1280,6 +1380,7 @@
             </w:r>
             <w:r>
               <w:rPr>
+                <w:rFonts w:ascii="Arial" w:hAnsi="Arial" w:cs="Arial"/>
                 <w:noProof/>
                 <w:webHidden/>
               </w:rPr>
@@ -1287,12 +1388,14 @@
             </w:r>
             <w:r>
               <w:rPr>
-                <w:noProof/>
-                <w:webHidden/>
-              </w:rPr>
-            </w:r>
-            <w:r>
-              <w:rPr>
+                <w:rFonts w:ascii="Arial" w:hAnsi="Arial" w:cs="Arial"/>
+                <w:noProof/>
+                <w:webHidden/>
+              </w:rPr>
+            </w:r>
+            <w:r>
+              <w:rPr>
+                <w:rFonts w:ascii="Arial" w:hAnsi="Arial" w:cs="Arial"/>
                 <w:noProof/>
                 <w:webHidden/>
               </w:rPr>
@@ -1300,6 +1403,7 @@
             </w:r>
             <w:r>
               <w:rPr>
+                <w:rFonts w:ascii="Arial" w:hAnsi="Arial" w:cs="Arial"/>
                 <w:noProof/>
                 <w:webHidden/>
               </w:rPr>
@@ -1307,6 +1411,7 @@
             </w:r>
             <w:r>
               <w:rPr>
+                <w:rFonts w:ascii="Arial" w:hAnsi="Arial" w:cs="Arial"/>
                 <w:noProof/>
                 <w:webHidden/>
               </w:rPr>
@@ -1321,7 +1426,7 @@
               <w:tab w:val="right" w:leader="dot" w:pos="9350"/>
             </w:tabs>
             <w:rPr>
-              <w:rFonts w:eastAsiaTheme="minorEastAsia"/>
+              <w:rFonts w:ascii="Arial" w:eastAsiaTheme="minorEastAsia" w:hAnsi="Arial" w:cs="Arial"/>
               <w:noProof/>
               <w:kern w:val="2"/>
               <w:sz w:val="24"/>
@@ -1334,12 +1439,14 @@
             <w:r>
               <w:rPr>
                 <w:rStyle w:val="Hipervnculo"/>
+                <w:rFonts w:ascii="Arial" w:hAnsi="Arial" w:cs="Arial"/>
                 <w:noProof/>
               </w:rPr>
               <w:t>1.6 Limitantes</w:t>
             </w:r>
             <w:r>
               <w:rPr>
+                <w:rFonts w:ascii="Arial" w:hAnsi="Arial" w:cs="Arial"/>
                 <w:noProof/>
                 <w:webHidden/>
               </w:rPr>
@@ -1347,6 +1454,7 @@
             </w:r>
             <w:r>
               <w:rPr>
+                <w:rFonts w:ascii="Arial" w:hAnsi="Arial" w:cs="Arial"/>
                 <w:noProof/>
                 <w:webHidden/>
               </w:rPr>
@@ -1354,6 +1462,7 @@
             </w:r>
             <w:r>
               <w:rPr>
+                <w:rFonts w:ascii="Arial" w:hAnsi="Arial" w:cs="Arial"/>
                 <w:noProof/>
                 <w:webHidden/>
               </w:rPr>
@@ -1361,12 +1470,14 @@
             </w:r>
             <w:r>
               <w:rPr>
-                <w:noProof/>
-                <w:webHidden/>
-              </w:rPr>
-            </w:r>
-            <w:r>
-              <w:rPr>
+                <w:rFonts w:ascii="Arial" w:hAnsi="Arial" w:cs="Arial"/>
+                <w:noProof/>
+                <w:webHidden/>
+              </w:rPr>
+            </w:r>
+            <w:r>
+              <w:rPr>
+                <w:rFonts w:ascii="Arial" w:hAnsi="Arial" w:cs="Arial"/>
                 <w:noProof/>
                 <w:webHidden/>
               </w:rPr>
@@ -1374,6 +1485,7 @@
             </w:r>
             <w:r>
               <w:rPr>
+                <w:rFonts w:ascii="Arial" w:hAnsi="Arial" w:cs="Arial"/>
                 <w:noProof/>
                 <w:webHidden/>
               </w:rPr>
@@ -1381,6 +1493,7 @@
             </w:r>
             <w:r>
               <w:rPr>
+                <w:rFonts w:ascii="Arial" w:hAnsi="Arial" w:cs="Arial"/>
                 <w:noProof/>
                 <w:webHidden/>
               </w:rPr>
@@ -1395,7 +1508,7 @@
               <w:tab w:val="right" w:leader="dot" w:pos="9350"/>
             </w:tabs>
             <w:rPr>
-              <w:rFonts w:eastAsiaTheme="minorEastAsia"/>
+              <w:rFonts w:ascii="Arial" w:eastAsiaTheme="minorEastAsia" w:hAnsi="Arial" w:cs="Arial"/>
               <w:noProof/>
               <w:kern w:val="2"/>
               <w:sz w:val="24"/>
@@ -1408,13 +1521,14 @@
             <w:r>
               <w:rPr>
                 <w:rStyle w:val="Hipervnculo"/>
-                <w:rFonts w:cs="Arial"/>
+                <w:rFonts w:ascii="Arial" w:hAnsi="Arial" w:cs="Arial"/>
                 <w:noProof/>
               </w:rPr>
               <w:t>CAPITULO III MARCO TEORICO</w:t>
             </w:r>
             <w:r>
               <w:rPr>
+                <w:rFonts w:ascii="Arial" w:hAnsi="Arial" w:cs="Arial"/>
                 <w:noProof/>
                 <w:webHidden/>
               </w:rPr>
@@ -1422,6 +1536,7 @@
             </w:r>
             <w:r>
               <w:rPr>
+                <w:rFonts w:ascii="Arial" w:hAnsi="Arial" w:cs="Arial"/>
                 <w:noProof/>
                 <w:webHidden/>
               </w:rPr>
@@ -1429,6 +1544,7 @@
             </w:r>
             <w:r>
               <w:rPr>
+                <w:rFonts w:ascii="Arial" w:hAnsi="Arial" w:cs="Arial"/>
                 <w:noProof/>
                 <w:webHidden/>
               </w:rPr>
@@ -1436,12 +1552,14 @@
             </w:r>
             <w:r>
               <w:rPr>
-                <w:noProof/>
-                <w:webHidden/>
-              </w:rPr>
-            </w:r>
-            <w:r>
-              <w:rPr>
+                <w:rFonts w:ascii="Arial" w:hAnsi="Arial" w:cs="Arial"/>
+                <w:noProof/>
+                <w:webHidden/>
+              </w:rPr>
+            </w:r>
+            <w:r>
+              <w:rPr>
+                <w:rFonts w:ascii="Arial" w:hAnsi="Arial" w:cs="Arial"/>
                 <w:noProof/>
                 <w:webHidden/>
               </w:rPr>
@@ -1449,6 +1567,7 @@
             </w:r>
             <w:r>
               <w:rPr>
+                <w:rFonts w:ascii="Arial" w:hAnsi="Arial" w:cs="Arial"/>
                 <w:noProof/>
                 <w:webHidden/>
               </w:rPr>
@@ -1456,6 +1575,7 @@
             </w:r>
             <w:r>
               <w:rPr>
+                <w:rFonts w:ascii="Arial" w:hAnsi="Arial" w:cs="Arial"/>
                 <w:noProof/>
                 <w:webHidden/>
               </w:rPr>
@@ -1470,7 +1590,7 @@
               <w:tab w:val="right" w:leader="dot" w:pos="9350"/>
             </w:tabs>
             <w:rPr>
-              <w:rFonts w:eastAsiaTheme="minorEastAsia"/>
+              <w:rFonts w:ascii="Arial" w:eastAsiaTheme="minorEastAsia" w:hAnsi="Arial" w:cs="Arial"/>
               <w:noProof/>
               <w:kern w:val="2"/>
               <w:sz w:val="24"/>
@@ -1483,13 +1603,14 @@
             <w:r>
               <w:rPr>
                 <w:rStyle w:val="Hipervnculo"/>
-                <w:rFonts w:cs="Arial"/>
+                <w:rFonts w:ascii="Arial" w:hAnsi="Arial" w:cs="Arial"/>
                 <w:noProof/>
               </w:rPr>
               <w:t>3.1 Sitio web</w:t>
             </w:r>
             <w:r>
               <w:rPr>
+                <w:rFonts w:ascii="Arial" w:hAnsi="Arial" w:cs="Arial"/>
                 <w:noProof/>
                 <w:webHidden/>
               </w:rPr>
@@ -1497,6 +1618,7 @@
             </w:r>
             <w:r>
               <w:rPr>
+                <w:rFonts w:ascii="Arial" w:hAnsi="Arial" w:cs="Arial"/>
                 <w:noProof/>
                 <w:webHidden/>
               </w:rPr>
@@ -1504,6 +1626,7 @@
             </w:r>
             <w:r>
               <w:rPr>
+                <w:rFonts w:ascii="Arial" w:hAnsi="Arial" w:cs="Arial"/>
                 <w:noProof/>
                 <w:webHidden/>
               </w:rPr>
@@ -1511,12 +1634,14 @@
             </w:r>
             <w:r>
               <w:rPr>
-                <w:noProof/>
-                <w:webHidden/>
-              </w:rPr>
-            </w:r>
-            <w:r>
-              <w:rPr>
+                <w:rFonts w:ascii="Arial" w:hAnsi="Arial" w:cs="Arial"/>
+                <w:noProof/>
+                <w:webHidden/>
+              </w:rPr>
+            </w:r>
+            <w:r>
+              <w:rPr>
+                <w:rFonts w:ascii="Arial" w:hAnsi="Arial" w:cs="Arial"/>
                 <w:noProof/>
                 <w:webHidden/>
               </w:rPr>
@@ -1524,6 +1649,7 @@
             </w:r>
             <w:r>
               <w:rPr>
+                <w:rFonts w:ascii="Arial" w:hAnsi="Arial" w:cs="Arial"/>
                 <w:noProof/>
                 <w:webHidden/>
               </w:rPr>
@@ -1531,6 +1657,7 @@
             </w:r>
             <w:r>
               <w:rPr>
+                <w:rFonts w:ascii="Arial" w:hAnsi="Arial" w:cs="Arial"/>
                 <w:noProof/>
                 <w:webHidden/>
               </w:rPr>
@@ -1545,7 +1672,7 @@
               <w:tab w:val="right" w:leader="dot" w:pos="9350"/>
             </w:tabs>
             <w:rPr>
-              <w:rFonts w:eastAsiaTheme="minorEastAsia"/>
+              <w:rFonts w:ascii="Arial" w:eastAsiaTheme="minorEastAsia" w:hAnsi="Arial" w:cs="Arial"/>
               <w:noProof/>
               <w:kern w:val="2"/>
               <w:sz w:val="24"/>
@@ -1558,13 +1685,14 @@
             <w:r>
               <w:rPr>
                 <w:rStyle w:val="Hipervnculo"/>
-                <w:rFonts w:cs="Arial"/>
+                <w:rFonts w:ascii="Arial" w:hAnsi="Arial" w:cs="Arial"/>
                 <w:noProof/>
               </w:rPr>
               <w:t>3.2 HTML</w:t>
             </w:r>
             <w:r>
               <w:rPr>
+                <w:rFonts w:ascii="Arial" w:hAnsi="Arial" w:cs="Arial"/>
                 <w:noProof/>
                 <w:webHidden/>
               </w:rPr>
@@ -1572,6 +1700,7 @@
             </w:r>
             <w:r>
               <w:rPr>
+                <w:rFonts w:ascii="Arial" w:hAnsi="Arial" w:cs="Arial"/>
                 <w:noProof/>
                 <w:webHidden/>
               </w:rPr>
@@ -1579,6 +1708,7 @@
             </w:r>
             <w:r>
               <w:rPr>
+                <w:rFonts w:ascii="Arial" w:hAnsi="Arial" w:cs="Arial"/>
                 <w:noProof/>
                 <w:webHidden/>
               </w:rPr>
@@ -1586,12 +1716,14 @@
             </w:r>
             <w:r>
               <w:rPr>
-                <w:noProof/>
-                <w:webHidden/>
-              </w:rPr>
-            </w:r>
-            <w:r>
-              <w:rPr>
+                <w:rFonts w:ascii="Arial" w:hAnsi="Arial" w:cs="Arial"/>
+                <w:noProof/>
+                <w:webHidden/>
+              </w:rPr>
+            </w:r>
+            <w:r>
+              <w:rPr>
+                <w:rFonts w:ascii="Arial" w:hAnsi="Arial" w:cs="Arial"/>
                 <w:noProof/>
                 <w:webHidden/>
               </w:rPr>
@@ -1599,6 +1731,7 @@
             </w:r>
             <w:r>
               <w:rPr>
+                <w:rFonts w:ascii="Arial" w:hAnsi="Arial" w:cs="Arial"/>
                 <w:noProof/>
                 <w:webHidden/>
               </w:rPr>
@@ -1606,6 +1739,7 @@
             </w:r>
             <w:r>
               <w:rPr>
+                <w:rFonts w:ascii="Arial" w:hAnsi="Arial" w:cs="Arial"/>
                 <w:noProof/>
                 <w:webHidden/>
               </w:rPr>
@@ -1620,7 +1754,7 @@
               <w:tab w:val="right" w:leader="dot" w:pos="9350"/>
             </w:tabs>
             <w:rPr>
-              <w:rFonts w:eastAsiaTheme="minorEastAsia"/>
+              <w:rFonts w:ascii="Arial" w:eastAsiaTheme="minorEastAsia" w:hAnsi="Arial" w:cs="Arial"/>
               <w:noProof/>
               <w:kern w:val="2"/>
               <w:sz w:val="24"/>
@@ -1633,13 +1767,14 @@
             <w:r>
               <w:rPr>
                 <w:rStyle w:val="Hipervnculo"/>
-                <w:rFonts w:cs="Arial"/>
+                <w:rFonts w:ascii="Arial" w:hAnsi="Arial" w:cs="Arial"/>
                 <w:noProof/>
               </w:rPr>
               <w:t>3.3 TypeScritp</w:t>
             </w:r>
             <w:r>
               <w:rPr>
+                <w:rFonts w:ascii="Arial" w:hAnsi="Arial" w:cs="Arial"/>
                 <w:noProof/>
                 <w:webHidden/>
               </w:rPr>
@@ -1647,6 +1782,7 @@
             </w:r>
             <w:r>
               <w:rPr>
+                <w:rFonts w:ascii="Arial" w:hAnsi="Arial" w:cs="Arial"/>
                 <w:noProof/>
                 <w:webHidden/>
               </w:rPr>
@@ -1654,6 +1790,7 @@
             </w:r>
             <w:r>
               <w:rPr>
+                <w:rFonts w:ascii="Arial" w:hAnsi="Arial" w:cs="Arial"/>
                 <w:noProof/>
                 <w:webHidden/>
               </w:rPr>
@@ -1661,12 +1798,14 @@
             </w:r>
             <w:r>
               <w:rPr>
-                <w:noProof/>
-                <w:webHidden/>
-              </w:rPr>
-            </w:r>
-            <w:r>
-              <w:rPr>
+                <w:rFonts w:ascii="Arial" w:hAnsi="Arial" w:cs="Arial"/>
+                <w:noProof/>
+                <w:webHidden/>
+              </w:rPr>
+            </w:r>
+            <w:r>
+              <w:rPr>
+                <w:rFonts w:ascii="Arial" w:hAnsi="Arial" w:cs="Arial"/>
                 <w:noProof/>
                 <w:webHidden/>
               </w:rPr>
@@ -1674,6 +1813,7 @@
             </w:r>
             <w:r>
               <w:rPr>
+                <w:rFonts w:ascii="Arial" w:hAnsi="Arial" w:cs="Arial"/>
                 <w:noProof/>
                 <w:webHidden/>
               </w:rPr>
@@ -1681,6 +1821,7 @@
             </w:r>
             <w:r>
               <w:rPr>
+                <w:rFonts w:ascii="Arial" w:hAnsi="Arial" w:cs="Arial"/>
                 <w:noProof/>
                 <w:webHidden/>
               </w:rPr>
@@ -1695,7 +1836,7 @@
               <w:tab w:val="right" w:leader="dot" w:pos="9350"/>
             </w:tabs>
             <w:rPr>
-              <w:rFonts w:eastAsiaTheme="minorEastAsia"/>
+              <w:rFonts w:ascii="Arial" w:eastAsiaTheme="minorEastAsia" w:hAnsi="Arial" w:cs="Arial"/>
               <w:noProof/>
               <w:kern w:val="2"/>
               <w:sz w:val="24"/>
@@ -1708,13 +1849,14 @@
             <w:r>
               <w:rPr>
                 <w:rStyle w:val="Hipervnculo"/>
-                <w:rFonts w:cs="Arial"/>
+                <w:rFonts w:ascii="Arial" w:hAnsi="Arial" w:cs="Arial"/>
                 <w:noProof/>
               </w:rPr>
               <w:t>3.4 CSS</w:t>
             </w:r>
             <w:r>
               <w:rPr>
+                <w:rFonts w:ascii="Arial" w:hAnsi="Arial" w:cs="Arial"/>
                 <w:noProof/>
                 <w:webHidden/>
               </w:rPr>
@@ -1722,6 +1864,7 @@
             </w:r>
             <w:r>
               <w:rPr>
+                <w:rFonts w:ascii="Arial" w:hAnsi="Arial" w:cs="Arial"/>
                 <w:noProof/>
                 <w:webHidden/>
               </w:rPr>
@@ -1729,6 +1872,7 @@
             </w:r>
             <w:r>
               <w:rPr>
+                <w:rFonts w:ascii="Arial" w:hAnsi="Arial" w:cs="Arial"/>
                 <w:noProof/>
                 <w:webHidden/>
               </w:rPr>
@@ -1736,12 +1880,14 @@
             </w:r>
             <w:r>
               <w:rPr>
-                <w:noProof/>
-                <w:webHidden/>
-              </w:rPr>
-            </w:r>
-            <w:r>
-              <w:rPr>
+                <w:rFonts w:ascii="Arial" w:hAnsi="Arial" w:cs="Arial"/>
+                <w:noProof/>
+                <w:webHidden/>
+              </w:rPr>
+            </w:r>
+            <w:r>
+              <w:rPr>
+                <w:rFonts w:ascii="Arial" w:hAnsi="Arial" w:cs="Arial"/>
                 <w:noProof/>
                 <w:webHidden/>
               </w:rPr>
@@ -1749,6 +1895,7 @@
             </w:r>
             <w:r>
               <w:rPr>
+                <w:rFonts w:ascii="Arial" w:hAnsi="Arial" w:cs="Arial"/>
                 <w:noProof/>
                 <w:webHidden/>
               </w:rPr>
@@ -1756,6 +1903,7 @@
             </w:r>
             <w:r>
               <w:rPr>
+                <w:rFonts w:ascii="Arial" w:hAnsi="Arial" w:cs="Arial"/>
                 <w:noProof/>
                 <w:webHidden/>
               </w:rPr>
@@ -1770,7 +1918,7 @@
               <w:tab w:val="right" w:leader="dot" w:pos="9350"/>
             </w:tabs>
             <w:rPr>
-              <w:rFonts w:eastAsiaTheme="minorEastAsia"/>
+              <w:rFonts w:ascii="Arial" w:eastAsiaTheme="minorEastAsia" w:hAnsi="Arial" w:cs="Arial"/>
               <w:noProof/>
               <w:kern w:val="2"/>
               <w:sz w:val="24"/>
@@ -1783,13 +1931,14 @@
             <w:r>
               <w:rPr>
                 <w:rStyle w:val="Hipervnculo"/>
-                <w:rFonts w:cs="Arial"/>
+                <w:rFonts w:ascii="Arial" w:hAnsi="Arial" w:cs="Arial"/>
                 <w:noProof/>
               </w:rPr>
               <w:t>3.5 Servidor Web</w:t>
             </w:r>
             <w:r>
               <w:rPr>
+                <w:rFonts w:ascii="Arial" w:hAnsi="Arial" w:cs="Arial"/>
                 <w:noProof/>
                 <w:webHidden/>
               </w:rPr>
@@ -1797,6 +1946,7 @@
             </w:r>
             <w:r>
               <w:rPr>
+                <w:rFonts w:ascii="Arial" w:hAnsi="Arial" w:cs="Arial"/>
                 <w:noProof/>
                 <w:webHidden/>
               </w:rPr>
@@ -1804,6 +1954,7 @@
             </w:r>
             <w:r>
               <w:rPr>
+                <w:rFonts w:ascii="Arial" w:hAnsi="Arial" w:cs="Arial"/>
                 <w:noProof/>
                 <w:webHidden/>
               </w:rPr>
@@ -1811,12 +1962,14 @@
             </w:r>
             <w:r>
               <w:rPr>
-                <w:noProof/>
-                <w:webHidden/>
-              </w:rPr>
-            </w:r>
-            <w:r>
-              <w:rPr>
+                <w:rFonts w:ascii="Arial" w:hAnsi="Arial" w:cs="Arial"/>
+                <w:noProof/>
+                <w:webHidden/>
+              </w:rPr>
+            </w:r>
+            <w:r>
+              <w:rPr>
+                <w:rFonts w:ascii="Arial" w:hAnsi="Arial" w:cs="Arial"/>
                 <w:noProof/>
                 <w:webHidden/>
               </w:rPr>
@@ -1824,6 +1977,7 @@
             </w:r>
             <w:r>
               <w:rPr>
+                <w:rFonts w:ascii="Arial" w:hAnsi="Arial" w:cs="Arial"/>
                 <w:noProof/>
                 <w:webHidden/>
               </w:rPr>
@@ -1831,6 +1985,7 @@
             </w:r>
             <w:r>
               <w:rPr>
+                <w:rFonts w:ascii="Arial" w:hAnsi="Arial" w:cs="Arial"/>
                 <w:noProof/>
                 <w:webHidden/>
               </w:rPr>
@@ -1845,7 +2000,7 @@
               <w:tab w:val="right" w:leader="dot" w:pos="9350"/>
             </w:tabs>
             <w:rPr>
-              <w:rFonts w:eastAsiaTheme="minorEastAsia"/>
+              <w:rFonts w:ascii="Arial" w:eastAsiaTheme="minorEastAsia" w:hAnsi="Arial" w:cs="Arial"/>
               <w:noProof/>
               <w:kern w:val="2"/>
               <w:sz w:val="24"/>
@@ -1858,13 +2013,14 @@
             <w:r>
               <w:rPr>
                 <w:rStyle w:val="Hipervnculo"/>
-                <w:rFonts w:cs="Arial"/>
+                <w:rFonts w:ascii="Arial" w:hAnsi="Arial" w:cs="Arial"/>
                 <w:noProof/>
               </w:rPr>
               <w:t>3.6 Angular</w:t>
             </w:r>
             <w:r>
               <w:rPr>
+                <w:rFonts w:ascii="Arial" w:hAnsi="Arial" w:cs="Arial"/>
                 <w:noProof/>
                 <w:webHidden/>
               </w:rPr>
@@ -1872,6 +2028,7 @@
             </w:r>
             <w:r>
               <w:rPr>
+                <w:rFonts w:ascii="Arial" w:hAnsi="Arial" w:cs="Arial"/>
                 <w:noProof/>
                 <w:webHidden/>
               </w:rPr>
@@ -1879,6 +2036,7 @@
             </w:r>
             <w:r>
               <w:rPr>
+                <w:rFonts w:ascii="Arial" w:hAnsi="Arial" w:cs="Arial"/>
                 <w:noProof/>
                 <w:webHidden/>
               </w:rPr>
@@ -1886,12 +2044,14 @@
             </w:r>
             <w:r>
               <w:rPr>
-                <w:noProof/>
-                <w:webHidden/>
-              </w:rPr>
-            </w:r>
-            <w:r>
-              <w:rPr>
+                <w:rFonts w:ascii="Arial" w:hAnsi="Arial" w:cs="Arial"/>
+                <w:noProof/>
+                <w:webHidden/>
+              </w:rPr>
+            </w:r>
+            <w:r>
+              <w:rPr>
+                <w:rFonts w:ascii="Arial" w:hAnsi="Arial" w:cs="Arial"/>
                 <w:noProof/>
                 <w:webHidden/>
               </w:rPr>
@@ -1899,6 +2059,7 @@
             </w:r>
             <w:r>
               <w:rPr>
+                <w:rFonts w:ascii="Arial" w:hAnsi="Arial" w:cs="Arial"/>
                 <w:noProof/>
                 <w:webHidden/>
               </w:rPr>
@@ -1906,6 +2067,7 @@
             </w:r>
             <w:r>
               <w:rPr>
+                <w:rFonts w:ascii="Arial" w:hAnsi="Arial" w:cs="Arial"/>
                 <w:noProof/>
                 <w:webHidden/>
               </w:rPr>
@@ -1920,7 +2082,7 @@
               <w:tab w:val="right" w:leader="dot" w:pos="9350"/>
             </w:tabs>
             <w:rPr>
-              <w:rFonts w:eastAsiaTheme="minorEastAsia"/>
+              <w:rFonts w:ascii="Arial" w:eastAsiaTheme="minorEastAsia" w:hAnsi="Arial" w:cs="Arial"/>
               <w:noProof/>
               <w:kern w:val="2"/>
               <w:sz w:val="24"/>
@@ -1933,13 +2095,14 @@
             <w:r>
               <w:rPr>
                 <w:rStyle w:val="Hipervnculo"/>
-                <w:rFonts w:cs="Arial"/>
+                <w:rFonts w:ascii="Arial" w:hAnsi="Arial" w:cs="Arial"/>
                 <w:noProof/>
               </w:rPr>
               <w:t>3.7 Ionic</w:t>
             </w:r>
             <w:r>
               <w:rPr>
+                <w:rFonts w:ascii="Arial" w:hAnsi="Arial" w:cs="Arial"/>
                 <w:noProof/>
                 <w:webHidden/>
               </w:rPr>
@@ -1947,6 +2110,7 @@
             </w:r>
             <w:r>
               <w:rPr>
+                <w:rFonts w:ascii="Arial" w:hAnsi="Arial" w:cs="Arial"/>
                 <w:noProof/>
                 <w:webHidden/>
               </w:rPr>
@@ -1954,6 +2118,7 @@
             </w:r>
             <w:r>
               <w:rPr>
+                <w:rFonts w:ascii="Arial" w:hAnsi="Arial" w:cs="Arial"/>
                 <w:noProof/>
                 <w:webHidden/>
               </w:rPr>
@@ -1961,12 +2126,14 @@
             </w:r>
             <w:r>
               <w:rPr>
-                <w:noProof/>
-                <w:webHidden/>
-              </w:rPr>
-            </w:r>
-            <w:r>
-              <w:rPr>
+                <w:rFonts w:ascii="Arial" w:hAnsi="Arial" w:cs="Arial"/>
+                <w:noProof/>
+                <w:webHidden/>
+              </w:rPr>
+            </w:r>
+            <w:r>
+              <w:rPr>
+                <w:rFonts w:ascii="Arial" w:hAnsi="Arial" w:cs="Arial"/>
                 <w:noProof/>
                 <w:webHidden/>
               </w:rPr>
@@ -1974,6 +2141,7 @@
             </w:r>
             <w:r>
               <w:rPr>
+                <w:rFonts w:ascii="Arial" w:hAnsi="Arial" w:cs="Arial"/>
                 <w:noProof/>
                 <w:webHidden/>
               </w:rPr>
@@ -1981,6 +2149,7 @@
             </w:r>
             <w:r>
               <w:rPr>
+                <w:rFonts w:ascii="Arial" w:hAnsi="Arial" w:cs="Arial"/>
                 <w:noProof/>
                 <w:webHidden/>
               </w:rPr>
@@ -1995,7 +2164,7 @@
               <w:tab w:val="right" w:leader="dot" w:pos="9350"/>
             </w:tabs>
             <w:rPr>
-              <w:rFonts w:eastAsiaTheme="minorEastAsia"/>
+              <w:rFonts w:ascii="Arial" w:eastAsiaTheme="minorEastAsia" w:hAnsi="Arial" w:cs="Arial"/>
               <w:noProof/>
               <w:kern w:val="2"/>
               <w:sz w:val="24"/>
@@ -2008,13 +2177,14 @@
             <w:r>
               <w:rPr>
                 <w:rStyle w:val="Hipervnculo"/>
-                <w:rFonts w:cs="Arial"/>
+                <w:rFonts w:ascii="Arial" w:hAnsi="Arial" w:cs="Arial"/>
                 <w:noProof/>
               </w:rPr>
               <w:t>3.8 Java</w:t>
             </w:r>
             <w:r>
               <w:rPr>
+                <w:rFonts w:ascii="Arial" w:hAnsi="Arial" w:cs="Arial"/>
                 <w:noProof/>
                 <w:webHidden/>
               </w:rPr>
@@ -2022,6 +2192,7 @@
             </w:r>
             <w:r>
               <w:rPr>
+                <w:rFonts w:ascii="Arial" w:hAnsi="Arial" w:cs="Arial"/>
                 <w:noProof/>
                 <w:webHidden/>
               </w:rPr>
@@ -2029,6 +2200,7 @@
             </w:r>
             <w:r>
               <w:rPr>
+                <w:rFonts w:ascii="Arial" w:hAnsi="Arial" w:cs="Arial"/>
                 <w:noProof/>
                 <w:webHidden/>
               </w:rPr>
@@ -2036,12 +2208,14 @@
             </w:r>
             <w:r>
               <w:rPr>
-                <w:noProof/>
-                <w:webHidden/>
-              </w:rPr>
-            </w:r>
-            <w:r>
-              <w:rPr>
+                <w:rFonts w:ascii="Arial" w:hAnsi="Arial" w:cs="Arial"/>
+                <w:noProof/>
+                <w:webHidden/>
+              </w:rPr>
+            </w:r>
+            <w:r>
+              <w:rPr>
+                <w:rFonts w:ascii="Arial" w:hAnsi="Arial" w:cs="Arial"/>
                 <w:noProof/>
                 <w:webHidden/>
               </w:rPr>
@@ -2049,6 +2223,7 @@
             </w:r>
             <w:r>
               <w:rPr>
+                <w:rFonts w:ascii="Arial" w:hAnsi="Arial" w:cs="Arial"/>
                 <w:noProof/>
                 <w:webHidden/>
               </w:rPr>
@@ -2056,6 +2231,7 @@
             </w:r>
             <w:r>
               <w:rPr>
+                <w:rFonts w:ascii="Arial" w:hAnsi="Arial" w:cs="Arial"/>
                 <w:noProof/>
                 <w:webHidden/>
               </w:rPr>
@@ -2070,7 +2246,7 @@
               <w:tab w:val="right" w:leader="dot" w:pos="9350"/>
             </w:tabs>
             <w:rPr>
-              <w:rFonts w:eastAsiaTheme="minorEastAsia"/>
+              <w:rFonts w:ascii="Arial" w:eastAsiaTheme="minorEastAsia" w:hAnsi="Arial" w:cs="Arial"/>
               <w:noProof/>
               <w:kern w:val="2"/>
               <w:sz w:val="24"/>
@@ -2083,13 +2259,14 @@
             <w:r>
               <w:rPr>
                 <w:rStyle w:val="Hipervnculo"/>
-                <w:rFonts w:cs="Arial"/>
+                <w:rFonts w:ascii="Arial" w:hAnsi="Arial" w:cs="Arial"/>
                 <w:noProof/>
               </w:rPr>
               <w:t>3.9 Spring Boot</w:t>
             </w:r>
             <w:r>
               <w:rPr>
+                <w:rFonts w:ascii="Arial" w:hAnsi="Arial" w:cs="Arial"/>
                 <w:noProof/>
                 <w:webHidden/>
               </w:rPr>
@@ -2097,6 +2274,7 @@
             </w:r>
             <w:r>
               <w:rPr>
+                <w:rFonts w:ascii="Arial" w:hAnsi="Arial" w:cs="Arial"/>
                 <w:noProof/>
                 <w:webHidden/>
               </w:rPr>
@@ -2104,6 +2282,7 @@
             </w:r>
             <w:r>
               <w:rPr>
+                <w:rFonts w:ascii="Arial" w:hAnsi="Arial" w:cs="Arial"/>
                 <w:noProof/>
                 <w:webHidden/>
               </w:rPr>
@@ -2111,12 +2290,14 @@
             </w:r>
             <w:r>
               <w:rPr>
-                <w:noProof/>
-                <w:webHidden/>
-              </w:rPr>
-            </w:r>
-            <w:r>
-              <w:rPr>
+                <w:rFonts w:ascii="Arial" w:hAnsi="Arial" w:cs="Arial"/>
+                <w:noProof/>
+                <w:webHidden/>
+              </w:rPr>
+            </w:r>
+            <w:r>
+              <w:rPr>
+                <w:rFonts w:ascii="Arial" w:hAnsi="Arial" w:cs="Arial"/>
                 <w:noProof/>
                 <w:webHidden/>
               </w:rPr>
@@ -2124,6 +2305,7 @@
             </w:r>
             <w:r>
               <w:rPr>
+                <w:rFonts w:ascii="Arial" w:hAnsi="Arial" w:cs="Arial"/>
                 <w:noProof/>
                 <w:webHidden/>
               </w:rPr>
@@ -2131,6 +2313,7 @@
             </w:r>
             <w:r>
               <w:rPr>
+                <w:rFonts w:ascii="Arial" w:hAnsi="Arial" w:cs="Arial"/>
                 <w:noProof/>
                 <w:webHidden/>
               </w:rPr>
@@ -2145,7 +2328,7 @@
               <w:tab w:val="right" w:leader="dot" w:pos="9350"/>
             </w:tabs>
             <w:rPr>
-              <w:rFonts w:eastAsiaTheme="minorEastAsia"/>
+              <w:rFonts w:ascii="Arial" w:eastAsiaTheme="minorEastAsia" w:hAnsi="Arial" w:cs="Arial"/>
               <w:noProof/>
               <w:kern w:val="2"/>
               <w:sz w:val="24"/>
@@ -2158,13 +2341,14 @@
             <w:r>
               <w:rPr>
                 <w:rStyle w:val="Hipervnculo"/>
-                <w:rFonts w:cs="Arial"/>
+                <w:rFonts w:ascii="Arial" w:hAnsi="Arial" w:cs="Arial"/>
                 <w:noProof/>
               </w:rPr>
               <w:t>3.10 Mysql</w:t>
             </w:r>
             <w:r>
               <w:rPr>
+                <w:rFonts w:ascii="Arial" w:hAnsi="Arial" w:cs="Arial"/>
                 <w:noProof/>
                 <w:webHidden/>
               </w:rPr>
@@ -2172,6 +2356,7 @@
             </w:r>
             <w:r>
               <w:rPr>
+                <w:rFonts w:ascii="Arial" w:hAnsi="Arial" w:cs="Arial"/>
                 <w:noProof/>
                 <w:webHidden/>
               </w:rPr>
@@ -2179,6 +2364,7 @@
             </w:r>
             <w:r>
               <w:rPr>
+                <w:rFonts w:ascii="Arial" w:hAnsi="Arial" w:cs="Arial"/>
                 <w:noProof/>
                 <w:webHidden/>
               </w:rPr>
@@ -2186,12 +2372,14 @@
             </w:r>
             <w:r>
               <w:rPr>
-                <w:noProof/>
-                <w:webHidden/>
-              </w:rPr>
-            </w:r>
-            <w:r>
-              <w:rPr>
+                <w:rFonts w:ascii="Arial" w:hAnsi="Arial" w:cs="Arial"/>
+                <w:noProof/>
+                <w:webHidden/>
+              </w:rPr>
+            </w:r>
+            <w:r>
+              <w:rPr>
+                <w:rFonts w:ascii="Arial" w:hAnsi="Arial" w:cs="Arial"/>
                 <w:noProof/>
                 <w:webHidden/>
               </w:rPr>
@@ -2199,6 +2387,7 @@
             </w:r>
             <w:r>
               <w:rPr>
+                <w:rFonts w:ascii="Arial" w:hAnsi="Arial" w:cs="Arial"/>
                 <w:noProof/>
                 <w:webHidden/>
               </w:rPr>
@@ -2206,6 +2395,7 @@
             </w:r>
             <w:r>
               <w:rPr>
+                <w:rFonts w:ascii="Arial" w:hAnsi="Arial" w:cs="Arial"/>
                 <w:noProof/>
                 <w:webHidden/>
               </w:rPr>
@@ -2220,7 +2410,7 @@
               <w:tab w:val="right" w:leader="dot" w:pos="9350"/>
             </w:tabs>
             <w:rPr>
-              <w:rFonts w:eastAsiaTheme="minorEastAsia"/>
+              <w:rFonts w:ascii="Arial" w:eastAsiaTheme="minorEastAsia" w:hAnsi="Arial" w:cs="Arial"/>
               <w:noProof/>
               <w:kern w:val="2"/>
               <w:sz w:val="24"/>
@@ -2233,13 +2423,14 @@
             <w:r>
               <w:rPr>
                 <w:rStyle w:val="Hipervnculo"/>
-                <w:rFonts w:cs="Arial"/>
+                <w:rFonts w:ascii="Arial" w:hAnsi="Arial" w:cs="Arial"/>
                 <w:noProof/>
               </w:rPr>
               <w:t>3.11 UML</w:t>
             </w:r>
             <w:r>
               <w:rPr>
+                <w:rFonts w:ascii="Arial" w:hAnsi="Arial" w:cs="Arial"/>
                 <w:noProof/>
                 <w:webHidden/>
               </w:rPr>
@@ -2247,6 +2438,7 @@
             </w:r>
             <w:r>
               <w:rPr>
+                <w:rFonts w:ascii="Arial" w:hAnsi="Arial" w:cs="Arial"/>
                 <w:noProof/>
                 <w:webHidden/>
               </w:rPr>
@@ -2254,6 +2446,7 @@
             </w:r>
             <w:r>
               <w:rPr>
+                <w:rFonts w:ascii="Arial" w:hAnsi="Arial" w:cs="Arial"/>
                 <w:noProof/>
                 <w:webHidden/>
               </w:rPr>
@@ -2261,12 +2454,14 @@
             </w:r>
             <w:r>
               <w:rPr>
-                <w:noProof/>
-                <w:webHidden/>
-              </w:rPr>
-            </w:r>
-            <w:r>
-              <w:rPr>
+                <w:rFonts w:ascii="Arial" w:hAnsi="Arial" w:cs="Arial"/>
+                <w:noProof/>
+                <w:webHidden/>
+              </w:rPr>
+            </w:r>
+            <w:r>
+              <w:rPr>
+                <w:rFonts w:ascii="Arial" w:hAnsi="Arial" w:cs="Arial"/>
                 <w:noProof/>
                 <w:webHidden/>
               </w:rPr>
@@ -2274,6 +2469,7 @@
             </w:r>
             <w:r>
               <w:rPr>
+                <w:rFonts w:ascii="Arial" w:hAnsi="Arial" w:cs="Arial"/>
                 <w:noProof/>
                 <w:webHidden/>
               </w:rPr>
@@ -2281,6 +2477,7 @@
             </w:r>
             <w:r>
               <w:rPr>
+                <w:rFonts w:ascii="Arial" w:hAnsi="Arial" w:cs="Arial"/>
                 <w:noProof/>
                 <w:webHidden/>
               </w:rPr>
@@ -2295,7 +2492,7 @@
               <w:tab w:val="right" w:leader="dot" w:pos="9350"/>
             </w:tabs>
             <w:rPr>
-              <w:rFonts w:eastAsiaTheme="minorEastAsia"/>
+              <w:rFonts w:ascii="Arial" w:eastAsiaTheme="minorEastAsia" w:hAnsi="Arial" w:cs="Arial"/>
               <w:noProof/>
               <w:kern w:val="2"/>
               <w:sz w:val="24"/>
@@ -2308,13 +2505,14 @@
             <w:r>
               <w:rPr>
                 <w:rStyle w:val="Hipervnculo"/>
-                <w:rFonts w:cs="Arial"/>
+                <w:rFonts w:ascii="Arial" w:hAnsi="Arial" w:cs="Arial"/>
                 <w:noProof/>
               </w:rPr>
               <w:t>3.12 Base de Datos</w:t>
             </w:r>
             <w:r>
               <w:rPr>
+                <w:rFonts w:ascii="Arial" w:hAnsi="Arial" w:cs="Arial"/>
                 <w:noProof/>
                 <w:webHidden/>
               </w:rPr>
@@ -2322,6 +2520,7 @@
             </w:r>
             <w:r>
               <w:rPr>
+                <w:rFonts w:ascii="Arial" w:hAnsi="Arial" w:cs="Arial"/>
                 <w:noProof/>
                 <w:webHidden/>
               </w:rPr>
@@ -2329,6 +2528,7 @@
             </w:r>
             <w:r>
               <w:rPr>
+                <w:rFonts w:ascii="Arial" w:hAnsi="Arial" w:cs="Arial"/>
                 <w:noProof/>
                 <w:webHidden/>
               </w:rPr>
@@ -2336,12 +2536,14 @@
             </w:r>
             <w:r>
               <w:rPr>
-                <w:noProof/>
-                <w:webHidden/>
-              </w:rPr>
-            </w:r>
-            <w:r>
-              <w:rPr>
+                <w:rFonts w:ascii="Arial" w:hAnsi="Arial" w:cs="Arial"/>
+                <w:noProof/>
+                <w:webHidden/>
+              </w:rPr>
+            </w:r>
+            <w:r>
+              <w:rPr>
+                <w:rFonts w:ascii="Arial" w:hAnsi="Arial" w:cs="Arial"/>
                 <w:noProof/>
                 <w:webHidden/>
               </w:rPr>
@@ -2349,6 +2551,7 @@
             </w:r>
             <w:r>
               <w:rPr>
+                <w:rFonts w:ascii="Arial" w:hAnsi="Arial" w:cs="Arial"/>
                 <w:noProof/>
                 <w:webHidden/>
               </w:rPr>
@@ -2356,6 +2559,7 @@
             </w:r>
             <w:r>
               <w:rPr>
+                <w:rFonts w:ascii="Arial" w:hAnsi="Arial" w:cs="Arial"/>
                 <w:noProof/>
                 <w:webHidden/>
               </w:rPr>
@@ -2364,8 +2568,14 @@
           </w:hyperlink>
         </w:p>
         <w:p>
+          <w:pPr>
+            <w:rPr>
+              <w:rFonts w:ascii="Arial" w:hAnsi="Arial" w:cs="Arial"/>
+            </w:rPr>
+          </w:pPr>
           <w:r>
             <w:rPr>
+              <w:rFonts w:ascii="Arial" w:hAnsi="Arial" w:cs="Arial"/>
               <w:b/>
               <w:bCs/>
               <w:lang w:val="es-ES"/>
@@ -2413,10 +2623,26 @@
     </w:p>
     <w:p>
       <w:pPr>
+        <w:rPr>
+          <w:rFonts w:ascii="Arial" w:hAnsi="Arial" w:cs="Arial"/>
+          <w:b/>
+          <w:sz w:val="28"/>
+        </w:rPr>
+      </w:pPr>
+    </w:p>
+    <w:p>
+      <w:pPr>
         <w:pStyle w:val="Ttulo1"/>
+        <w:rPr>
+          <w:rFonts w:cs="Arial"/>
+        </w:rPr>
       </w:pPr>
       <w:bookmarkStart w:id="0" w:name="_Toc209461751"/>
-      <w:r>
+      <w:bookmarkStart w:id="1" w:name="_Hlk210731491"/>
+      <w:r>
+        <w:rPr>
+          <w:rFonts w:cs="Arial"/>
+        </w:rPr>
         <w:t>INTRODUCCIÓN</w:t>
       </w:r>
       <w:bookmarkEnd w:id="0"/>
@@ -2538,13 +2764,22 @@
     <w:p>
       <w:pPr>
         <w:pStyle w:val="Ttulo1"/>
-      </w:pPr>
-      <w:bookmarkStart w:id="1" w:name="_Toc209461752"/>
-      <w:r>
+        <w:rPr>
+          <w:rFonts w:cs="Arial"/>
+        </w:rPr>
+      </w:pPr>
+      <w:bookmarkStart w:id="2" w:name="_Toc209461752"/>
+      <w:r>
+        <w:rPr>
+          <w:rFonts w:cs="Arial"/>
+        </w:rPr>
         <w:t>CAPITULO I MARCO CONCEPTUAL</w:t>
       </w:r>
-      <w:bookmarkEnd w:id="1"/>
-      <w:r>
+      <w:bookmarkEnd w:id="2"/>
+      <w:r>
+        <w:rPr>
+          <w:rFonts w:cs="Arial"/>
+        </w:rPr>
         <w:t xml:space="preserve"> </w:t>
       </w:r>
     </w:p>
@@ -2555,16 +2790,1895 @@
           <w:ilvl w:val="0"/>
           <w:numId w:val="6"/>
         </w:numPr>
-      </w:pPr>
-      <w:bookmarkStart w:id="2" w:name="_Toc209461753"/>
-      <w:r>
+        <w:rPr>
+          <w:rFonts w:cs="Arial"/>
+        </w:rPr>
+      </w:pPr>
+      <w:bookmarkStart w:id="3" w:name="_Toc209461753"/>
+      <w:r>
+        <w:rPr>
+          <w:rFonts w:cs="Arial"/>
+        </w:rPr>
         <w:t>Estado del arte</w:t>
       </w:r>
-      <w:bookmarkEnd w:id="2"/>
-    </w:p>
-    <w:p>
-      <w:r>
-        <w:t>Colocar las tres propuestas</w:t>
+      <w:bookmarkEnd w:id="3"/>
+    </w:p>
+    <w:p/>
+    <w:p>
+      <w:pPr>
+        <w:pStyle w:val="Prrafodelista"/>
+        <w:numPr>
+          <w:ilvl w:val="0"/>
+          <w:numId w:val="32"/>
+        </w:numPr>
+        <w:spacing w:line="360" w:lineRule="auto"/>
+        <w:jc w:val="both"/>
+        <w:rPr>
+          <w:rFonts w:ascii="Arial" w:hAnsi="Arial" w:cs="Arial"/>
+          <w:b/>
+          <w:bCs/>
+          <w:sz w:val="24"/>
+          <w:szCs w:val="24"/>
+        </w:rPr>
+      </w:pPr>
+      <w:proofErr w:type="spellStart"/>
+      <w:r>
+        <w:rPr>
+          <w:rFonts w:ascii="Arial" w:hAnsi="Arial" w:cs="Arial"/>
+          <w:b/>
+          <w:bCs/>
+          <w:sz w:val="24"/>
+          <w:szCs w:val="24"/>
+        </w:rPr>
+        <w:t>Consultorio.me</w:t>
+      </w:r>
+      <w:proofErr w:type="spellEnd"/>
+    </w:p>
+    <w:p>
+      <w:pPr>
+        <w:spacing w:line="360" w:lineRule="auto"/>
+        <w:ind w:left="360"/>
+        <w:jc w:val="both"/>
+        <w:rPr>
+          <w:rFonts w:ascii="Arial" w:hAnsi="Arial" w:cs="Arial"/>
+          <w:sz w:val="24"/>
+          <w:szCs w:val="24"/>
+        </w:rPr>
+      </w:pPr>
+      <w:r>
+        <w:rPr>
+          <w:rFonts w:ascii="Arial" w:hAnsi="Arial" w:cs="Arial"/>
+          <w:sz w:val="24"/>
+          <w:szCs w:val="24"/>
+        </w:rPr>
+        <w:t>Es una plataforma digital diseñada para facilitar la gestión de consultorios y clínicas, enfocada en profesionales de la salud como médicos, psicólogos, dentistas, fisioterapeutas, entre otros. Su objetivo es optimizar tareas administrativas, mejorar la organización y permitir una atención más eficiente al paciente</w:t>
+      </w:r>
+      <w:sdt>
+        <w:sdtPr>
+          <w:rPr>
+            <w:rFonts w:ascii="Arial" w:hAnsi="Arial" w:cs="Arial"/>
+            <w:sz w:val="24"/>
+            <w:szCs w:val="24"/>
+          </w:rPr>
+          <w:id w:val="1973471992"/>
+          <w:citation/>
+        </w:sdtPr>
+        <w:sdtContent>
+          <w:r>
+            <w:rPr>
+              <w:rFonts w:ascii="Arial" w:hAnsi="Arial" w:cs="Arial"/>
+              <w:sz w:val="24"/>
+              <w:szCs w:val="24"/>
+            </w:rPr>
+            <w:fldChar w:fldCharType="begin"/>
+          </w:r>
+          <w:r>
+            <w:rPr>
+              <w:rFonts w:ascii="Arial" w:hAnsi="Arial" w:cs="Arial"/>
+              <w:sz w:val="24"/>
+              <w:szCs w:val="24"/>
+            </w:rPr>
+            <w:instrText xml:space="preserve"> CITATION Con20 \l 2058 </w:instrText>
+          </w:r>
+          <w:r>
+            <w:rPr>
+              <w:rFonts w:ascii="Arial" w:hAnsi="Arial" w:cs="Arial"/>
+              <w:sz w:val="24"/>
+              <w:szCs w:val="24"/>
+            </w:rPr>
+            <w:fldChar w:fldCharType="separate"/>
+          </w:r>
+          <w:r>
+            <w:rPr>
+              <w:rFonts w:ascii="Arial" w:hAnsi="Arial" w:cs="Arial"/>
+              <w:noProof/>
+              <w:sz w:val="24"/>
+              <w:szCs w:val="24"/>
+            </w:rPr>
+            <w:t xml:space="preserve"> (Consultorio.me, 2020)</w:t>
+          </w:r>
+          <w:r>
+            <w:rPr>
+              <w:rFonts w:ascii="Arial" w:hAnsi="Arial" w:cs="Arial"/>
+              <w:sz w:val="24"/>
+              <w:szCs w:val="24"/>
+            </w:rPr>
+            <w:fldChar w:fldCharType="end"/>
+          </w:r>
+        </w:sdtContent>
+      </w:sdt>
+      <w:r>
+        <w:rPr>
+          <w:rFonts w:ascii="Arial" w:hAnsi="Arial" w:cs="Arial"/>
+          <w:sz w:val="24"/>
+          <w:szCs w:val="24"/>
+        </w:rPr>
+        <w:t>.</w:t>
+      </w:r>
+    </w:p>
+    <w:p>
+      <w:pPr>
+        <w:spacing w:line="360" w:lineRule="auto"/>
+        <w:ind w:left="360"/>
+        <w:jc w:val="both"/>
+        <w:rPr>
+          <w:rFonts w:ascii="Arial" w:hAnsi="Arial" w:cs="Arial"/>
+          <w:b/>
+          <w:bCs/>
+          <w:sz w:val="24"/>
+          <w:szCs w:val="24"/>
+        </w:rPr>
+      </w:pPr>
+      <w:r>
+        <w:rPr>
+          <w:rFonts w:ascii="Arial" w:hAnsi="Arial" w:cs="Arial"/>
+          <w:b/>
+          <w:bCs/>
+          <w:sz w:val="24"/>
+          <w:szCs w:val="24"/>
+        </w:rPr>
+        <w:t>Características principales</w:t>
+      </w:r>
+    </w:p>
+    <w:p>
+      <w:pPr>
+        <w:spacing w:line="360" w:lineRule="auto"/>
+        <w:ind w:left="360"/>
+        <w:jc w:val="both"/>
+        <w:rPr>
+          <w:rFonts w:ascii="Arial" w:hAnsi="Arial" w:cs="Arial"/>
+          <w:sz w:val="24"/>
+          <w:szCs w:val="24"/>
+        </w:rPr>
+      </w:pPr>
+      <w:proofErr w:type="spellStart"/>
+      <w:r>
+        <w:rPr>
+          <w:rFonts w:ascii="Arial" w:hAnsi="Arial" w:cs="Arial"/>
+          <w:sz w:val="24"/>
+          <w:szCs w:val="24"/>
+        </w:rPr>
+        <w:t>Consultorio.me</w:t>
+      </w:r>
+      <w:proofErr w:type="spellEnd"/>
+      <w:r>
+        <w:rPr>
+          <w:rFonts w:ascii="Arial" w:hAnsi="Arial" w:cs="Arial"/>
+          <w:sz w:val="24"/>
+          <w:szCs w:val="24"/>
+        </w:rPr>
+        <w:t xml:space="preserve"> ofrece una variedad de herramientas para la gestión integral de la práctica médica:</w:t>
+      </w:r>
+    </w:p>
+    <w:p>
+      <w:pPr>
+        <w:spacing w:line="360" w:lineRule="auto"/>
+        <w:ind w:left="360"/>
+        <w:jc w:val="both"/>
+        <w:rPr>
+          <w:rFonts w:ascii="Arial" w:hAnsi="Arial" w:cs="Arial"/>
+          <w:sz w:val="24"/>
+          <w:szCs w:val="24"/>
+        </w:rPr>
+      </w:pPr>
+      <w:r>
+        <w:rPr>
+          <w:rFonts w:ascii="Arial" w:hAnsi="Arial" w:cs="Arial"/>
+          <w:sz w:val="24"/>
+          <w:szCs w:val="24"/>
+        </w:rPr>
+        <w:t>Agenda profesional: Permite programar citas con recordatorios automáticos vía WhatsApp, SMS o correo electrónico.</w:t>
+      </w:r>
+    </w:p>
+    <w:p>
+      <w:pPr>
+        <w:spacing w:line="360" w:lineRule="auto"/>
+        <w:ind w:left="360"/>
+        <w:jc w:val="both"/>
+        <w:rPr>
+          <w:rFonts w:ascii="Arial" w:hAnsi="Arial" w:cs="Arial"/>
+          <w:sz w:val="24"/>
+          <w:szCs w:val="24"/>
+        </w:rPr>
+      </w:pPr>
+      <w:r>
+        <w:rPr>
+          <w:rFonts w:ascii="Arial" w:hAnsi="Arial" w:cs="Arial"/>
+          <w:sz w:val="24"/>
+          <w:szCs w:val="24"/>
+        </w:rPr>
+        <w:t>Registros clínicos electrónicos: Facilita la organización y acceso rápido a la información del paciente, garantizando seguridad y confidencialidad.</w:t>
+      </w:r>
+    </w:p>
+    <w:p>
+      <w:pPr>
+        <w:spacing w:line="360" w:lineRule="auto"/>
+        <w:ind w:left="360"/>
+        <w:jc w:val="both"/>
+        <w:rPr>
+          <w:rFonts w:ascii="Arial" w:hAnsi="Arial" w:cs="Arial"/>
+          <w:sz w:val="24"/>
+          <w:szCs w:val="24"/>
+        </w:rPr>
+      </w:pPr>
+      <w:r>
+        <w:rPr>
+          <w:rFonts w:ascii="Arial" w:hAnsi="Arial" w:cs="Arial"/>
+          <w:sz w:val="24"/>
+          <w:szCs w:val="24"/>
+        </w:rPr>
+        <w:t>Gestión financiera: Incluye control de ingresos y egresos, generación de recibos y reportes analíticos.</w:t>
+      </w:r>
+    </w:p>
+    <w:p>
+      <w:pPr>
+        <w:spacing w:line="360" w:lineRule="auto"/>
+        <w:ind w:left="360"/>
+        <w:jc w:val="both"/>
+        <w:rPr>
+          <w:rFonts w:ascii="Arial" w:hAnsi="Arial" w:cs="Arial"/>
+          <w:sz w:val="24"/>
+          <w:szCs w:val="24"/>
+        </w:rPr>
+      </w:pPr>
+      <w:proofErr w:type="spellStart"/>
+      <w:r>
+        <w:rPr>
+          <w:rFonts w:ascii="Arial" w:hAnsi="Arial" w:cs="Arial"/>
+          <w:sz w:val="24"/>
+          <w:szCs w:val="24"/>
+        </w:rPr>
+        <w:t>Autoprogramación</w:t>
+      </w:r>
+      <w:proofErr w:type="spellEnd"/>
+      <w:r>
+        <w:rPr>
+          <w:rFonts w:ascii="Arial" w:hAnsi="Arial" w:cs="Arial"/>
+          <w:sz w:val="24"/>
+          <w:szCs w:val="24"/>
+        </w:rPr>
+        <w:t xml:space="preserve"> del paciente: Los pacientes pueden agendar sus citas de forma autónoma, reduciendo la carga administrativa.</w:t>
+      </w:r>
+    </w:p>
+    <w:p>
+      <w:pPr>
+        <w:spacing w:line="360" w:lineRule="auto"/>
+        <w:ind w:left="360"/>
+        <w:jc w:val="both"/>
+        <w:rPr>
+          <w:rFonts w:ascii="Arial" w:hAnsi="Arial" w:cs="Arial"/>
+          <w:sz w:val="24"/>
+          <w:szCs w:val="24"/>
+        </w:rPr>
+      </w:pPr>
+      <w:proofErr w:type="spellStart"/>
+      <w:r>
+        <w:rPr>
+          <w:rFonts w:ascii="Arial" w:hAnsi="Arial" w:cs="Arial"/>
+          <w:sz w:val="24"/>
+          <w:szCs w:val="24"/>
+        </w:rPr>
+        <w:t>Teleconsulta</w:t>
+      </w:r>
+      <w:proofErr w:type="spellEnd"/>
+      <w:r>
+        <w:rPr>
+          <w:rFonts w:ascii="Arial" w:hAnsi="Arial" w:cs="Arial"/>
+          <w:sz w:val="24"/>
+          <w:szCs w:val="24"/>
+        </w:rPr>
+        <w:t xml:space="preserve"> y telemedicina: Ofrece funcionalidades para consultas a distancia, adaptándose a las necesidades actuales de atención remota.</w:t>
+      </w:r>
+    </w:p>
+    <w:p>
+      <w:pPr>
+        <w:spacing w:line="360" w:lineRule="auto"/>
+        <w:ind w:left="360"/>
+        <w:jc w:val="both"/>
+        <w:rPr>
+          <w:rFonts w:ascii="Arial" w:hAnsi="Arial" w:cs="Arial"/>
+          <w:sz w:val="24"/>
+          <w:szCs w:val="24"/>
+        </w:rPr>
+      </w:pPr>
+      <w:r>
+        <w:rPr>
+          <w:rFonts w:ascii="Arial" w:hAnsi="Arial" w:cs="Arial"/>
+          <w:sz w:val="24"/>
+          <w:szCs w:val="24"/>
+        </w:rPr>
+        <w:t>Informes de productividad y finanzas: Proporciona reportes detallados para evaluar el desempeño y la situación económica del consultorio.</w:t>
+      </w:r>
+    </w:p>
+    <w:p>
+      <w:pPr>
+        <w:spacing w:line="360" w:lineRule="auto"/>
+        <w:ind w:left="360"/>
+        <w:jc w:val="both"/>
+        <w:rPr>
+          <w:rFonts w:ascii="Arial" w:hAnsi="Arial" w:cs="Arial"/>
+          <w:sz w:val="24"/>
+          <w:szCs w:val="24"/>
+        </w:rPr>
+      </w:pPr>
+      <w:r>
+        <w:rPr>
+          <w:rFonts w:ascii="Arial" w:hAnsi="Arial" w:cs="Arial"/>
+          <w:sz w:val="24"/>
+          <w:szCs w:val="24"/>
+        </w:rPr>
+        <w:t>Además, la plataforma es accesible desde dispositivos móviles (Android e iOS) y navegadores web, permitiendo su uso en diversas situaciones y dispositivos.</w:t>
+      </w:r>
+    </w:p>
+    <w:p>
+      <w:pPr>
+        <w:spacing w:line="360" w:lineRule="auto"/>
+        <w:ind w:left="360"/>
+        <w:jc w:val="both"/>
+        <w:rPr>
+          <w:rFonts w:ascii="Arial" w:hAnsi="Arial" w:cs="Arial"/>
+          <w:b/>
+          <w:bCs/>
+          <w:sz w:val="24"/>
+          <w:szCs w:val="24"/>
+        </w:rPr>
+      </w:pPr>
+      <w:r>
+        <w:rPr>
+          <w:rFonts w:ascii="Arial" w:hAnsi="Arial" w:cs="Arial"/>
+          <w:b/>
+          <w:bCs/>
+          <w:sz w:val="24"/>
+          <w:szCs w:val="24"/>
+        </w:rPr>
+        <w:t>Modalidades de uso</w:t>
+      </w:r>
+    </w:p>
+    <w:p>
+      <w:pPr>
+        <w:spacing w:line="360" w:lineRule="auto"/>
+        <w:ind w:left="360"/>
+        <w:jc w:val="both"/>
+        <w:rPr>
+          <w:rFonts w:ascii="Arial" w:hAnsi="Arial" w:cs="Arial"/>
+          <w:sz w:val="24"/>
+          <w:szCs w:val="24"/>
+        </w:rPr>
+      </w:pPr>
+      <w:r>
+        <w:rPr>
+          <w:rFonts w:ascii="Arial" w:hAnsi="Arial" w:cs="Arial"/>
+          <w:sz w:val="24"/>
+          <w:szCs w:val="24"/>
+        </w:rPr>
+        <w:t>Versión gratuita: Ofrece funcionalidades completas sin anuncios, sin límite de pacientes ni citas.</w:t>
+      </w:r>
+    </w:p>
+    <w:p>
+      <w:pPr>
+        <w:spacing w:line="360" w:lineRule="auto"/>
+        <w:ind w:left="360"/>
+        <w:jc w:val="both"/>
+        <w:rPr>
+          <w:rFonts w:ascii="Arial" w:hAnsi="Arial" w:cs="Arial"/>
+          <w:sz w:val="24"/>
+          <w:szCs w:val="24"/>
+        </w:rPr>
+      </w:pPr>
+      <w:r>
+        <w:rPr>
+          <w:rFonts w:ascii="Arial" w:hAnsi="Arial" w:cs="Arial"/>
+          <w:sz w:val="24"/>
+          <w:szCs w:val="24"/>
+        </w:rPr>
+        <w:t>Versión Premium: Incluye características avanzadas como personalización adicional, integración con sistemas externos y soporte prioritario.</w:t>
+      </w:r>
+    </w:p>
+    <w:p>
+      <w:pPr>
+        <w:spacing w:line="360" w:lineRule="auto"/>
+        <w:jc w:val="both"/>
+        <w:rPr>
+          <w:rFonts w:ascii="Arial" w:hAnsi="Arial" w:cs="Arial"/>
+          <w:sz w:val="24"/>
+          <w:szCs w:val="24"/>
+        </w:rPr>
+      </w:pPr>
+    </w:p>
+    <w:p>
+      <w:pPr>
+        <w:pStyle w:val="Prrafodelista"/>
+        <w:numPr>
+          <w:ilvl w:val="0"/>
+          <w:numId w:val="32"/>
+        </w:numPr>
+        <w:spacing w:line="360" w:lineRule="auto"/>
+        <w:jc w:val="both"/>
+        <w:rPr>
+          <w:rFonts w:ascii="Arial" w:hAnsi="Arial" w:cs="Arial"/>
+          <w:b/>
+          <w:bCs/>
+          <w:sz w:val="24"/>
+          <w:szCs w:val="24"/>
+        </w:rPr>
+      </w:pPr>
+      <w:r>
+        <w:rPr>
+          <w:rFonts w:ascii="Arial" w:hAnsi="Arial" w:cs="Arial"/>
+          <w:b/>
+          <w:bCs/>
+          <w:sz w:val="24"/>
+          <w:szCs w:val="24"/>
+        </w:rPr>
+        <w:t>Sonrisas mexicanas</w:t>
+      </w:r>
+    </w:p>
+    <w:p>
+      <w:pPr>
+        <w:pStyle w:val="Prrafodelista"/>
+        <w:spacing w:line="360" w:lineRule="auto"/>
+        <w:jc w:val="both"/>
+        <w:rPr>
+          <w:rFonts w:ascii="Arial" w:hAnsi="Arial" w:cs="Arial"/>
+          <w:b/>
+          <w:bCs/>
+          <w:sz w:val="24"/>
+          <w:szCs w:val="24"/>
+        </w:rPr>
+      </w:pPr>
+    </w:p>
+    <w:p>
+      <w:pPr>
+        <w:spacing w:line="360" w:lineRule="auto"/>
+        <w:ind w:left="360"/>
+        <w:jc w:val="both"/>
+        <w:rPr>
+          <w:rFonts w:ascii="Arial" w:hAnsi="Arial" w:cs="Arial"/>
+          <w:sz w:val="24"/>
+          <w:szCs w:val="24"/>
+        </w:rPr>
+      </w:pPr>
+      <w:r>
+        <w:rPr>
+          <w:rFonts w:ascii="Arial" w:hAnsi="Arial" w:cs="Arial"/>
+          <w:sz w:val="24"/>
+          <w:szCs w:val="24"/>
+        </w:rPr>
+        <w:t>E</w:t>
+      </w:r>
+      <w:r>
+        <w:rPr>
+          <w:rFonts w:ascii="Arial" w:hAnsi="Arial" w:cs="Arial"/>
+          <w:sz w:val="24"/>
+          <w:szCs w:val="24"/>
+        </w:rPr>
+        <w:t>s una red de clínicas dentales en México que se distingue por ofrecer servicios odontológicos profesionales a precios accesibles. Su misión es garantizar que todos los mexicanos tengan acceso a una atención dental de calidad, sin importar su nivel socioeconómico</w:t>
+      </w:r>
+      <w:sdt>
+        <w:sdtPr>
+          <w:rPr>
+            <w:rFonts w:ascii="Arial" w:hAnsi="Arial" w:cs="Arial"/>
+            <w:sz w:val="24"/>
+            <w:szCs w:val="24"/>
+          </w:rPr>
+          <w:id w:val="-1599020502"/>
+          <w:citation/>
+        </w:sdtPr>
+        <w:sdtContent>
+          <w:r>
+            <w:rPr>
+              <w:rFonts w:ascii="Arial" w:hAnsi="Arial" w:cs="Arial"/>
+              <w:sz w:val="24"/>
+              <w:szCs w:val="24"/>
+            </w:rPr>
+            <w:fldChar w:fldCharType="begin"/>
+          </w:r>
+          <w:r>
+            <w:rPr>
+              <w:rFonts w:ascii="Arial" w:hAnsi="Arial" w:cs="Arial"/>
+              <w:sz w:val="24"/>
+              <w:szCs w:val="24"/>
+            </w:rPr>
+            <w:instrText xml:space="preserve"> CITATION Son25 \l 2058 </w:instrText>
+          </w:r>
+          <w:r>
+            <w:rPr>
+              <w:rFonts w:ascii="Arial" w:hAnsi="Arial" w:cs="Arial"/>
+              <w:sz w:val="24"/>
+              <w:szCs w:val="24"/>
+            </w:rPr>
+            <w:fldChar w:fldCharType="separate"/>
+          </w:r>
+          <w:r>
+            <w:rPr>
+              <w:rFonts w:ascii="Arial" w:hAnsi="Arial" w:cs="Arial"/>
+              <w:noProof/>
+              <w:sz w:val="24"/>
+              <w:szCs w:val="24"/>
+            </w:rPr>
+            <w:t xml:space="preserve"> (Mexicanas, 2025)</w:t>
+          </w:r>
+          <w:r>
+            <w:rPr>
+              <w:rFonts w:ascii="Arial" w:hAnsi="Arial" w:cs="Arial"/>
+              <w:sz w:val="24"/>
+              <w:szCs w:val="24"/>
+            </w:rPr>
+            <w:fldChar w:fldCharType="end"/>
+          </w:r>
+        </w:sdtContent>
+      </w:sdt>
+      <w:r>
+        <w:rPr>
+          <w:rFonts w:ascii="Arial" w:hAnsi="Arial" w:cs="Arial"/>
+          <w:sz w:val="24"/>
+          <w:szCs w:val="24"/>
+        </w:rPr>
+        <w:t xml:space="preserve">. </w:t>
+      </w:r>
+    </w:p>
+    <w:p>
+      <w:pPr>
+        <w:spacing w:line="360" w:lineRule="auto"/>
+        <w:ind w:left="360"/>
+        <w:jc w:val="both"/>
+        <w:rPr>
+          <w:rFonts w:ascii="Arial" w:hAnsi="Arial" w:cs="Arial"/>
+          <w:b/>
+          <w:bCs/>
+          <w:sz w:val="24"/>
+          <w:szCs w:val="24"/>
+        </w:rPr>
+      </w:pPr>
+      <w:r>
+        <w:rPr>
+          <w:rFonts w:ascii="Arial" w:hAnsi="Arial" w:cs="Arial"/>
+          <w:b/>
+          <w:bCs/>
+          <w:sz w:val="24"/>
+          <w:szCs w:val="24"/>
+        </w:rPr>
+        <w:t>¿Qué ofrece?</w:t>
+      </w:r>
+    </w:p>
+    <w:p>
+      <w:pPr>
+        <w:spacing w:line="360" w:lineRule="auto"/>
+        <w:ind w:left="360"/>
+        <w:jc w:val="both"/>
+        <w:rPr>
+          <w:rFonts w:ascii="Arial" w:hAnsi="Arial" w:cs="Arial"/>
+          <w:color w:val="000000"/>
+          <w:sz w:val="24"/>
+          <w:szCs w:val="24"/>
+          <w:shd w:val="clear" w:color="auto" w:fill="FFFFFF"/>
+        </w:rPr>
+      </w:pPr>
+      <w:r>
+        <w:rPr>
+          <w:rFonts w:ascii="Arial" w:hAnsi="Arial" w:cs="Arial"/>
+          <w:sz w:val="24"/>
+          <w:szCs w:val="24"/>
+        </w:rPr>
+        <w:t xml:space="preserve">Cada sucursal de </w:t>
+      </w:r>
+      <w:r>
+        <w:rPr>
+          <w:rStyle w:val="Textoennegrita"/>
+          <w:rFonts w:ascii="Arial" w:hAnsi="Arial" w:cs="Arial"/>
+          <w:sz w:val="24"/>
+          <w:szCs w:val="24"/>
+        </w:rPr>
+        <w:t>Sonrisas Mexicanas</w:t>
+      </w:r>
+      <w:r>
+        <w:rPr>
+          <w:rFonts w:ascii="Arial" w:hAnsi="Arial" w:cs="Arial"/>
+          <w:sz w:val="24"/>
+          <w:szCs w:val="24"/>
+        </w:rPr>
+        <w:t xml:space="preserve"> se encuentra equipada para ofrecer todos los servicios en un mismo lugar, de manera rápida, cómoda y eficiente. Todo está diseñado para que el paciente pueda iniciar su tratamiento desde la primera cita. Actualmente, miles de personas disfrutan de los resultados obtenidos con los </w:t>
+      </w:r>
+      <w:r>
+        <w:rPr>
+          <w:rStyle w:val="Textoennegrita"/>
+          <w:rFonts w:ascii="Arial" w:hAnsi="Arial" w:cs="Arial"/>
+          <w:sz w:val="24"/>
+          <w:szCs w:val="24"/>
+        </w:rPr>
+        <w:t>brackets</w:t>
+      </w:r>
+      <w:r>
+        <w:rPr>
+          <w:rFonts w:ascii="Arial" w:hAnsi="Arial" w:cs="Arial"/>
+          <w:sz w:val="24"/>
+          <w:szCs w:val="24"/>
+        </w:rPr>
+        <w:t xml:space="preserve"> y </w:t>
+      </w:r>
+      <w:r>
+        <w:rPr>
+          <w:rStyle w:val="Textoennegrita"/>
+          <w:rFonts w:ascii="Arial" w:hAnsi="Arial" w:cs="Arial"/>
+          <w:sz w:val="24"/>
+          <w:szCs w:val="24"/>
+        </w:rPr>
+        <w:t>alineadores</w:t>
+      </w:r>
+      <w:r>
+        <w:rPr>
+          <w:rFonts w:ascii="Arial" w:hAnsi="Arial" w:cs="Arial"/>
+          <w:sz w:val="24"/>
+          <w:szCs w:val="24"/>
+        </w:rPr>
+        <w:t xml:space="preserve"> de Sonrisas Mexicanas</w:t>
+      </w:r>
+      <w:sdt>
+        <w:sdtPr>
+          <w:rPr>
+            <w:rFonts w:ascii="Arial" w:hAnsi="Arial" w:cs="Arial"/>
+            <w:sz w:val="24"/>
+            <w:szCs w:val="24"/>
+          </w:rPr>
+          <w:id w:val="14822053"/>
+          <w:citation/>
+        </w:sdtPr>
+        <w:sdtContent>
+          <w:r>
+            <w:rPr>
+              <w:rFonts w:ascii="Arial" w:hAnsi="Arial" w:cs="Arial"/>
+              <w:sz w:val="24"/>
+              <w:szCs w:val="24"/>
+            </w:rPr>
+            <w:fldChar w:fldCharType="begin"/>
+          </w:r>
+          <w:r>
+            <w:rPr>
+              <w:rFonts w:ascii="Arial" w:hAnsi="Arial" w:cs="Arial"/>
+              <w:sz w:val="24"/>
+              <w:szCs w:val="24"/>
+            </w:rPr>
+            <w:instrText xml:space="preserve"> CITATION Son25 \l 2058 </w:instrText>
+          </w:r>
+          <w:r>
+            <w:rPr>
+              <w:rFonts w:ascii="Arial" w:hAnsi="Arial" w:cs="Arial"/>
+              <w:sz w:val="24"/>
+              <w:szCs w:val="24"/>
+            </w:rPr>
+            <w:fldChar w:fldCharType="separate"/>
+          </w:r>
+          <w:r>
+            <w:rPr>
+              <w:rFonts w:ascii="Arial" w:hAnsi="Arial" w:cs="Arial"/>
+              <w:noProof/>
+              <w:sz w:val="24"/>
+              <w:szCs w:val="24"/>
+            </w:rPr>
+            <w:t xml:space="preserve"> (Mexicanas, 2025)</w:t>
+          </w:r>
+          <w:r>
+            <w:rPr>
+              <w:rFonts w:ascii="Arial" w:hAnsi="Arial" w:cs="Arial"/>
+              <w:sz w:val="24"/>
+              <w:szCs w:val="24"/>
+            </w:rPr>
+            <w:fldChar w:fldCharType="end"/>
+          </w:r>
+        </w:sdtContent>
+      </w:sdt>
+      <w:r>
+        <w:rPr>
+          <w:rFonts w:ascii="Arial" w:hAnsi="Arial" w:cs="Arial"/>
+          <w:sz w:val="24"/>
+          <w:szCs w:val="24"/>
+        </w:rPr>
+        <w:t>.</w:t>
+      </w:r>
+    </w:p>
+    <w:p>
+      <w:pPr>
+        <w:spacing w:line="360" w:lineRule="auto"/>
+        <w:ind w:left="360"/>
+        <w:jc w:val="both"/>
+        <w:rPr>
+          <w:rFonts w:ascii="Arial" w:hAnsi="Arial" w:cs="Arial"/>
+          <w:b/>
+          <w:bCs/>
+          <w:sz w:val="24"/>
+          <w:szCs w:val="24"/>
+        </w:rPr>
+      </w:pPr>
+      <w:r>
+        <w:rPr>
+          <w:rFonts w:ascii="Arial" w:hAnsi="Arial" w:cs="Arial"/>
+          <w:b/>
+          <w:bCs/>
+          <w:sz w:val="24"/>
+          <w:szCs w:val="24"/>
+        </w:rPr>
+        <w:t>Aplicación Móvil</w:t>
+      </w:r>
+    </w:p>
+    <w:p>
+      <w:pPr>
+        <w:pStyle w:val="Prrafodelista"/>
+        <w:numPr>
+          <w:ilvl w:val="0"/>
+          <w:numId w:val="27"/>
+        </w:numPr>
+        <w:spacing w:line="360" w:lineRule="auto"/>
+        <w:ind w:left="1080"/>
+        <w:jc w:val="both"/>
+        <w:rPr>
+          <w:rFonts w:ascii="Arial" w:hAnsi="Arial" w:cs="Arial"/>
+          <w:sz w:val="24"/>
+          <w:szCs w:val="24"/>
+        </w:rPr>
+      </w:pPr>
+      <w:r>
+        <w:rPr>
+          <w:rFonts w:ascii="Arial" w:hAnsi="Arial" w:cs="Arial"/>
+          <w:sz w:val="24"/>
+          <w:szCs w:val="24"/>
+        </w:rPr>
+        <w:t>Sonrisas Mexicanas dispone de una aplicación móvil que permite a los usuarios:</w:t>
+      </w:r>
+    </w:p>
+    <w:p>
+      <w:pPr>
+        <w:pStyle w:val="Prrafodelista"/>
+        <w:numPr>
+          <w:ilvl w:val="0"/>
+          <w:numId w:val="27"/>
+        </w:numPr>
+        <w:spacing w:line="360" w:lineRule="auto"/>
+        <w:ind w:left="1080"/>
+        <w:jc w:val="both"/>
+        <w:rPr>
+          <w:rFonts w:ascii="Arial" w:hAnsi="Arial" w:cs="Arial"/>
+          <w:sz w:val="24"/>
+          <w:szCs w:val="24"/>
+        </w:rPr>
+      </w:pPr>
+      <w:r>
+        <w:rPr>
+          <w:rFonts w:ascii="Arial" w:hAnsi="Arial" w:cs="Arial"/>
+          <w:sz w:val="24"/>
+          <w:szCs w:val="24"/>
+        </w:rPr>
+        <w:t>Consultar y reagendar citas.</w:t>
+      </w:r>
+    </w:p>
+    <w:p>
+      <w:pPr>
+        <w:pStyle w:val="Prrafodelista"/>
+        <w:numPr>
+          <w:ilvl w:val="0"/>
+          <w:numId w:val="27"/>
+        </w:numPr>
+        <w:spacing w:line="360" w:lineRule="auto"/>
+        <w:ind w:left="1080"/>
+        <w:jc w:val="both"/>
+        <w:rPr>
+          <w:rFonts w:ascii="Arial" w:hAnsi="Arial" w:cs="Arial"/>
+          <w:sz w:val="24"/>
+          <w:szCs w:val="24"/>
+        </w:rPr>
+      </w:pPr>
+      <w:r>
+        <w:rPr>
+          <w:rFonts w:ascii="Arial" w:hAnsi="Arial" w:cs="Arial"/>
+          <w:sz w:val="24"/>
+          <w:szCs w:val="24"/>
+        </w:rPr>
+        <w:t>Conversar con asesores a través del chat integrado.</w:t>
+      </w:r>
+    </w:p>
+    <w:p>
+      <w:pPr>
+        <w:pStyle w:val="Prrafodelista"/>
+        <w:numPr>
+          <w:ilvl w:val="0"/>
+          <w:numId w:val="27"/>
+        </w:numPr>
+        <w:spacing w:line="360" w:lineRule="auto"/>
+        <w:ind w:left="1080"/>
+        <w:jc w:val="both"/>
+        <w:rPr>
+          <w:rFonts w:ascii="Arial" w:hAnsi="Arial" w:cs="Arial"/>
+          <w:sz w:val="24"/>
+          <w:szCs w:val="24"/>
+        </w:rPr>
+      </w:pPr>
+      <w:r>
+        <w:rPr>
+          <w:rFonts w:ascii="Arial" w:hAnsi="Arial" w:cs="Arial"/>
+          <w:sz w:val="24"/>
+          <w:szCs w:val="24"/>
+        </w:rPr>
+        <w:t>Consultar facturas y radiografías.</w:t>
+      </w:r>
+    </w:p>
+    <w:p>
+      <w:pPr>
+        <w:pStyle w:val="Prrafodelista"/>
+        <w:numPr>
+          <w:ilvl w:val="0"/>
+          <w:numId w:val="27"/>
+        </w:numPr>
+        <w:spacing w:line="360" w:lineRule="auto"/>
+        <w:ind w:left="1080"/>
+        <w:jc w:val="both"/>
+        <w:rPr>
+          <w:rFonts w:ascii="Arial" w:hAnsi="Arial" w:cs="Arial"/>
+          <w:sz w:val="24"/>
+          <w:szCs w:val="24"/>
+        </w:rPr>
+      </w:pPr>
+      <w:r>
+        <w:rPr>
+          <w:rFonts w:ascii="Arial" w:hAnsi="Arial" w:cs="Arial"/>
+          <w:sz w:val="24"/>
+          <w:szCs w:val="24"/>
+        </w:rPr>
+        <w:t>Activar la facturación automática.</w:t>
+      </w:r>
+    </w:p>
+    <w:p>
+      <w:pPr>
+        <w:spacing w:line="360" w:lineRule="auto"/>
+        <w:ind w:left="360"/>
+        <w:jc w:val="both"/>
+        <w:rPr>
+          <w:rFonts w:ascii="Arial" w:hAnsi="Arial" w:cs="Arial"/>
+          <w:b/>
+          <w:sz w:val="24"/>
+          <w:szCs w:val="24"/>
+        </w:rPr>
+      </w:pPr>
+      <w:r>
+        <w:rPr>
+          <w:rFonts w:ascii="Arial" w:hAnsi="Arial" w:cs="Arial"/>
+          <w:b/>
+          <w:sz w:val="24"/>
+          <w:szCs w:val="24"/>
+        </w:rPr>
+        <w:t>Servicios en establecimiento</w:t>
+      </w:r>
+    </w:p>
+    <w:p>
+      <w:pPr>
+        <w:spacing w:line="360" w:lineRule="auto"/>
+        <w:ind w:left="360"/>
+        <w:jc w:val="both"/>
+        <w:rPr>
+          <w:rFonts w:ascii="Arial" w:hAnsi="Arial" w:cs="Arial"/>
+          <w:sz w:val="24"/>
+          <w:szCs w:val="24"/>
+        </w:rPr>
+      </w:pPr>
+      <w:r>
+        <w:rPr>
+          <w:rFonts w:ascii="Arial" w:hAnsi="Arial" w:cs="Arial"/>
+          <w:sz w:val="24"/>
+          <w:szCs w:val="24"/>
+        </w:rPr>
+        <w:t>Los estudios dentales son necesarios para realizar el diagnóstico, plan de tratamiento y revisar la evolución del tratamiento.</w:t>
+      </w:r>
+    </w:p>
+    <w:p>
+      <w:pPr>
+        <w:spacing w:line="360" w:lineRule="auto"/>
+        <w:ind w:left="360"/>
+        <w:jc w:val="both"/>
+        <w:rPr>
+          <w:rFonts w:ascii="Arial" w:hAnsi="Arial" w:cs="Arial"/>
+          <w:sz w:val="24"/>
+          <w:szCs w:val="24"/>
+        </w:rPr>
+      </w:pPr>
+    </w:p>
+    <w:p>
+      <w:pPr>
+        <w:spacing w:line="360" w:lineRule="auto"/>
+        <w:ind w:left="360"/>
+        <w:jc w:val="both"/>
+        <w:rPr>
+          <w:rFonts w:ascii="Arial" w:hAnsi="Arial" w:cs="Arial"/>
+          <w:sz w:val="24"/>
+          <w:szCs w:val="24"/>
+        </w:rPr>
+      </w:pPr>
+      <w:r>
+        <w:rPr>
+          <w:rFonts w:ascii="Arial" w:hAnsi="Arial" w:cs="Arial"/>
+          <w:sz w:val="24"/>
+          <w:szCs w:val="24"/>
+        </w:rPr>
+        <w:t>Se realizan en la sucursal y pueden hacerse en la misma cita, dependerán del tratamiento que requieras.</w:t>
+      </w:r>
+    </w:p>
+    <w:p>
+      <w:pPr>
+        <w:pStyle w:val="Prrafodelista"/>
+        <w:numPr>
+          <w:ilvl w:val="0"/>
+          <w:numId w:val="28"/>
+        </w:numPr>
+        <w:spacing w:line="360" w:lineRule="auto"/>
+        <w:ind w:left="1080"/>
+        <w:jc w:val="both"/>
+        <w:rPr>
+          <w:rFonts w:ascii="Arial" w:hAnsi="Arial" w:cs="Arial"/>
+          <w:sz w:val="24"/>
+          <w:szCs w:val="24"/>
+        </w:rPr>
+      </w:pPr>
+      <w:proofErr w:type="spellStart"/>
+      <w:r>
+        <w:rPr>
+          <w:rFonts w:ascii="Arial" w:hAnsi="Arial" w:cs="Arial"/>
+          <w:sz w:val="24"/>
+          <w:szCs w:val="24"/>
+        </w:rPr>
+        <w:t>Rx</w:t>
+      </w:r>
+      <w:proofErr w:type="spellEnd"/>
+      <w:r>
+        <w:rPr>
+          <w:rFonts w:ascii="Arial" w:hAnsi="Arial" w:cs="Arial"/>
+          <w:sz w:val="24"/>
+          <w:szCs w:val="24"/>
+        </w:rPr>
+        <w:t xml:space="preserve"> Periapical</w:t>
+      </w:r>
+    </w:p>
+    <w:p>
+      <w:pPr>
+        <w:pStyle w:val="Prrafodelista"/>
+        <w:numPr>
+          <w:ilvl w:val="0"/>
+          <w:numId w:val="28"/>
+        </w:numPr>
+        <w:spacing w:line="360" w:lineRule="auto"/>
+        <w:ind w:left="1080"/>
+        <w:jc w:val="both"/>
+        <w:rPr>
+          <w:rFonts w:ascii="Arial" w:hAnsi="Arial" w:cs="Arial"/>
+          <w:sz w:val="24"/>
+          <w:szCs w:val="24"/>
+        </w:rPr>
+      </w:pPr>
+      <w:proofErr w:type="spellStart"/>
+      <w:r>
+        <w:rPr>
+          <w:rFonts w:ascii="Arial" w:hAnsi="Arial" w:cs="Arial"/>
+          <w:sz w:val="24"/>
+          <w:szCs w:val="24"/>
+        </w:rPr>
+        <w:t>Rx</w:t>
+      </w:r>
+      <w:proofErr w:type="spellEnd"/>
+      <w:r>
+        <w:rPr>
+          <w:rFonts w:ascii="Arial" w:hAnsi="Arial" w:cs="Arial"/>
+          <w:sz w:val="24"/>
+          <w:szCs w:val="24"/>
+        </w:rPr>
+        <w:t xml:space="preserve"> Panorámica</w:t>
+      </w:r>
+    </w:p>
+    <w:p>
+      <w:pPr>
+        <w:pStyle w:val="Prrafodelista"/>
+        <w:numPr>
+          <w:ilvl w:val="0"/>
+          <w:numId w:val="28"/>
+        </w:numPr>
+        <w:spacing w:line="360" w:lineRule="auto"/>
+        <w:ind w:left="1080"/>
+        <w:jc w:val="both"/>
+        <w:rPr>
+          <w:rFonts w:ascii="Arial" w:hAnsi="Arial" w:cs="Arial"/>
+          <w:sz w:val="24"/>
+          <w:szCs w:val="24"/>
+        </w:rPr>
+      </w:pPr>
+      <w:proofErr w:type="spellStart"/>
+      <w:r>
+        <w:rPr>
+          <w:rFonts w:ascii="Arial" w:hAnsi="Arial" w:cs="Arial"/>
+          <w:sz w:val="24"/>
+          <w:szCs w:val="24"/>
+        </w:rPr>
+        <w:t>Rx</w:t>
+      </w:r>
+      <w:proofErr w:type="spellEnd"/>
+      <w:r>
+        <w:rPr>
+          <w:rFonts w:ascii="Arial" w:hAnsi="Arial" w:cs="Arial"/>
+          <w:sz w:val="24"/>
+          <w:szCs w:val="24"/>
+        </w:rPr>
+        <w:t xml:space="preserve"> Lateral de Cráneo</w:t>
+      </w:r>
+    </w:p>
+    <w:p>
+      <w:pPr>
+        <w:pStyle w:val="Prrafodelista"/>
+        <w:numPr>
+          <w:ilvl w:val="0"/>
+          <w:numId w:val="28"/>
+        </w:numPr>
+        <w:spacing w:line="360" w:lineRule="auto"/>
+        <w:ind w:left="1080"/>
+        <w:jc w:val="both"/>
+        <w:rPr>
+          <w:rFonts w:ascii="Arial" w:hAnsi="Arial" w:cs="Arial"/>
+          <w:sz w:val="24"/>
+          <w:szCs w:val="24"/>
+        </w:rPr>
+      </w:pPr>
+      <w:r>
+        <w:rPr>
+          <w:rFonts w:ascii="Arial" w:hAnsi="Arial" w:cs="Arial"/>
+          <w:sz w:val="24"/>
+          <w:szCs w:val="24"/>
+        </w:rPr>
+        <w:t>Odontograma</w:t>
+      </w:r>
+    </w:p>
+    <w:p>
+      <w:pPr>
+        <w:pStyle w:val="Prrafodelista"/>
+        <w:numPr>
+          <w:ilvl w:val="0"/>
+          <w:numId w:val="28"/>
+        </w:numPr>
+        <w:spacing w:line="360" w:lineRule="auto"/>
+        <w:ind w:left="1080"/>
+        <w:jc w:val="both"/>
+        <w:rPr>
+          <w:rFonts w:ascii="Arial" w:hAnsi="Arial" w:cs="Arial"/>
+          <w:sz w:val="24"/>
+          <w:szCs w:val="24"/>
+        </w:rPr>
+      </w:pPr>
+      <w:r>
+        <w:rPr>
+          <w:rFonts w:ascii="Arial" w:hAnsi="Arial" w:cs="Arial"/>
+          <w:sz w:val="24"/>
+          <w:szCs w:val="24"/>
+        </w:rPr>
+        <w:t>Escaneo 3D</w:t>
+      </w:r>
+    </w:p>
+    <w:p>
+      <w:pPr>
+        <w:spacing w:line="360" w:lineRule="auto"/>
+        <w:ind w:left="360"/>
+        <w:jc w:val="both"/>
+        <w:rPr>
+          <w:rFonts w:ascii="Arial" w:hAnsi="Arial" w:cs="Arial"/>
+          <w:sz w:val="24"/>
+          <w:szCs w:val="24"/>
+        </w:rPr>
+      </w:pPr>
+      <w:r>
+        <w:rPr>
+          <w:rFonts w:ascii="Arial" w:hAnsi="Arial" w:cs="Arial"/>
+          <w:sz w:val="24"/>
+          <w:szCs w:val="24"/>
+        </w:rPr>
+        <w:t>Desde la primera cita puedes iniciar tu tratamiento, estas son las opciones que tenemos para jóvenes:</w:t>
+      </w:r>
+    </w:p>
+    <w:p>
+      <w:pPr>
+        <w:pStyle w:val="Prrafodelista"/>
+        <w:numPr>
+          <w:ilvl w:val="0"/>
+          <w:numId w:val="29"/>
+        </w:numPr>
+        <w:spacing w:line="360" w:lineRule="auto"/>
+        <w:ind w:left="1080"/>
+        <w:jc w:val="both"/>
+        <w:rPr>
+          <w:rFonts w:ascii="Arial" w:hAnsi="Arial" w:cs="Arial"/>
+          <w:sz w:val="24"/>
+          <w:szCs w:val="24"/>
+        </w:rPr>
+      </w:pPr>
+      <w:r>
+        <w:rPr>
+          <w:rFonts w:ascii="Arial" w:hAnsi="Arial" w:cs="Arial"/>
+          <w:sz w:val="24"/>
+          <w:szCs w:val="24"/>
+        </w:rPr>
+        <w:t xml:space="preserve">Alineación </w:t>
+      </w:r>
+      <w:proofErr w:type="spellStart"/>
+      <w:r>
+        <w:rPr>
+          <w:rFonts w:ascii="Arial" w:hAnsi="Arial" w:cs="Arial"/>
+          <w:sz w:val="24"/>
+          <w:szCs w:val="24"/>
+        </w:rPr>
+        <w:t>Miofuncional</w:t>
+      </w:r>
+      <w:proofErr w:type="spellEnd"/>
+      <w:r>
+        <w:rPr>
+          <w:rFonts w:ascii="Arial" w:hAnsi="Arial" w:cs="Arial"/>
+          <w:sz w:val="24"/>
+          <w:szCs w:val="24"/>
+        </w:rPr>
+        <w:t xml:space="preserve"> con guardas nocturnas</w:t>
+      </w:r>
+    </w:p>
+    <w:p>
+      <w:pPr>
+        <w:pStyle w:val="Prrafodelista"/>
+        <w:numPr>
+          <w:ilvl w:val="0"/>
+          <w:numId w:val="29"/>
+        </w:numPr>
+        <w:spacing w:line="360" w:lineRule="auto"/>
+        <w:ind w:left="1080"/>
+        <w:jc w:val="both"/>
+        <w:rPr>
+          <w:rFonts w:ascii="Arial" w:hAnsi="Arial" w:cs="Arial"/>
+          <w:sz w:val="24"/>
+          <w:szCs w:val="24"/>
+        </w:rPr>
+      </w:pPr>
+      <w:r>
+        <w:rPr>
+          <w:rFonts w:ascii="Arial" w:hAnsi="Arial" w:cs="Arial"/>
+          <w:sz w:val="24"/>
+          <w:szCs w:val="24"/>
+        </w:rPr>
+        <w:t>Brackets Metálicos o Estéticos</w:t>
+      </w:r>
+    </w:p>
+    <w:p>
+      <w:pPr>
+        <w:pStyle w:val="Prrafodelista"/>
+        <w:numPr>
+          <w:ilvl w:val="0"/>
+          <w:numId w:val="29"/>
+        </w:numPr>
+        <w:spacing w:line="360" w:lineRule="auto"/>
+        <w:ind w:left="1080"/>
+        <w:jc w:val="both"/>
+        <w:rPr>
+          <w:rFonts w:ascii="Arial" w:hAnsi="Arial" w:cs="Arial"/>
+          <w:sz w:val="24"/>
+          <w:szCs w:val="24"/>
+        </w:rPr>
+      </w:pPr>
+      <w:r>
+        <w:rPr>
+          <w:rFonts w:ascii="Arial" w:hAnsi="Arial" w:cs="Arial"/>
+          <w:sz w:val="24"/>
+          <w:szCs w:val="24"/>
+        </w:rPr>
+        <w:t>Alineadores Transparentes</w:t>
+      </w:r>
+    </w:p>
+    <w:p>
+      <w:pPr>
+        <w:spacing w:line="360" w:lineRule="auto"/>
+        <w:ind w:left="360"/>
+        <w:jc w:val="both"/>
+        <w:rPr>
+          <w:rFonts w:ascii="Arial" w:hAnsi="Arial" w:cs="Arial"/>
+          <w:b/>
+          <w:bCs/>
+          <w:sz w:val="24"/>
+          <w:szCs w:val="24"/>
+        </w:rPr>
+      </w:pPr>
+      <w:r>
+        <w:rPr>
+          <w:rFonts w:ascii="Arial" w:hAnsi="Arial" w:cs="Arial"/>
+          <w:b/>
+          <w:bCs/>
+          <w:sz w:val="24"/>
+          <w:szCs w:val="24"/>
+        </w:rPr>
+        <w:t>Facturación Electrónica</w:t>
+      </w:r>
+    </w:p>
+    <w:p>
+      <w:pPr>
+        <w:spacing w:line="360" w:lineRule="auto"/>
+        <w:ind w:left="360"/>
+        <w:jc w:val="both"/>
+        <w:rPr>
+          <w:rFonts w:ascii="Arial" w:hAnsi="Arial" w:cs="Arial"/>
+          <w:sz w:val="24"/>
+          <w:szCs w:val="24"/>
+        </w:rPr>
+      </w:pPr>
+      <w:r>
+        <w:rPr>
+          <w:rFonts w:ascii="Arial" w:hAnsi="Arial" w:cs="Arial"/>
+          <w:sz w:val="24"/>
+          <w:szCs w:val="24"/>
+        </w:rPr>
+        <w:t xml:space="preserve">Los pacientes pueden generar sus facturas electrónicas registrando sus datos fiscales en los kioscos electrónicos disponibles en las sucursales o a través de la aplicación móvil de Sonrisas Mexicanas. Se recomienda activar la facturación automática para facilitar este proceso. </w:t>
+      </w:r>
+    </w:p>
+    <w:p>
+      <w:pPr>
+        <w:spacing w:line="360" w:lineRule="auto"/>
+        <w:ind w:left="360"/>
+        <w:jc w:val="both"/>
+        <w:rPr>
+          <w:rFonts w:ascii="Arial" w:hAnsi="Arial" w:cs="Arial"/>
+          <w:sz w:val="24"/>
+          <w:szCs w:val="24"/>
+        </w:rPr>
+      </w:pPr>
+      <w:r>
+        <w:rPr>
+          <w:rFonts w:ascii="Arial" w:hAnsi="Arial" w:cs="Arial"/>
+          <w:sz w:val="24"/>
+          <w:szCs w:val="24"/>
+        </w:rPr>
+        <w:t>Servicios para niños y adolescentes</w:t>
+      </w:r>
+      <w:sdt>
+        <w:sdtPr>
+          <w:rPr>
+            <w:rFonts w:ascii="Arial" w:hAnsi="Arial" w:cs="Arial"/>
+            <w:sz w:val="24"/>
+            <w:szCs w:val="24"/>
+          </w:rPr>
+          <w:id w:val="1762179841"/>
+          <w:citation/>
+        </w:sdtPr>
+        <w:sdtContent>
+          <w:r>
+            <w:rPr>
+              <w:rFonts w:ascii="Arial" w:hAnsi="Arial" w:cs="Arial"/>
+              <w:sz w:val="24"/>
+              <w:szCs w:val="24"/>
+            </w:rPr>
+            <w:fldChar w:fldCharType="begin"/>
+          </w:r>
+          <w:r>
+            <w:rPr>
+              <w:rFonts w:ascii="Arial" w:hAnsi="Arial" w:cs="Arial"/>
+              <w:sz w:val="24"/>
+              <w:szCs w:val="24"/>
+            </w:rPr>
+            <w:instrText xml:space="preserve"> CITATION Son25 \l 2058 </w:instrText>
+          </w:r>
+          <w:r>
+            <w:rPr>
+              <w:rFonts w:ascii="Arial" w:hAnsi="Arial" w:cs="Arial"/>
+              <w:sz w:val="24"/>
+              <w:szCs w:val="24"/>
+            </w:rPr>
+            <w:fldChar w:fldCharType="separate"/>
+          </w:r>
+          <w:r>
+            <w:rPr>
+              <w:rFonts w:ascii="Arial" w:hAnsi="Arial" w:cs="Arial"/>
+              <w:noProof/>
+              <w:sz w:val="24"/>
+              <w:szCs w:val="24"/>
+            </w:rPr>
+            <w:t xml:space="preserve"> (Mexicanas, 2025)</w:t>
+          </w:r>
+          <w:r>
+            <w:rPr>
+              <w:rFonts w:ascii="Arial" w:hAnsi="Arial" w:cs="Arial"/>
+              <w:sz w:val="24"/>
+              <w:szCs w:val="24"/>
+            </w:rPr>
+            <w:fldChar w:fldCharType="end"/>
+          </w:r>
+        </w:sdtContent>
+      </w:sdt>
+      <w:r>
+        <w:rPr>
+          <w:rFonts w:ascii="Arial" w:hAnsi="Arial" w:cs="Arial"/>
+          <w:sz w:val="24"/>
+          <w:szCs w:val="24"/>
+        </w:rPr>
+        <w:t>.</w:t>
+      </w:r>
+    </w:p>
+    <w:p>
+      <w:pPr>
+        <w:pStyle w:val="Prrafodelista"/>
+        <w:numPr>
+          <w:ilvl w:val="0"/>
+          <w:numId w:val="32"/>
+        </w:numPr>
+        <w:spacing w:line="360" w:lineRule="auto"/>
+        <w:jc w:val="both"/>
+        <w:rPr>
+          <w:rFonts w:ascii="Arial" w:hAnsi="Arial" w:cs="Arial"/>
+          <w:b/>
+          <w:bCs/>
+          <w:sz w:val="24"/>
+          <w:szCs w:val="24"/>
+        </w:rPr>
+      </w:pPr>
+      <w:proofErr w:type="spellStart"/>
+      <w:r>
+        <w:rPr>
+          <w:rFonts w:ascii="Arial" w:hAnsi="Arial" w:cs="Arial"/>
+          <w:b/>
+          <w:bCs/>
+          <w:sz w:val="24"/>
+          <w:szCs w:val="24"/>
+        </w:rPr>
+        <w:t>Doctoralia</w:t>
+      </w:r>
+      <w:proofErr w:type="spellEnd"/>
+    </w:p>
+    <w:p>
+      <w:pPr>
+        <w:pStyle w:val="Prrafodelista"/>
+        <w:rPr>
+          <w:rFonts w:ascii="Arial" w:hAnsi="Arial" w:cs="Arial"/>
+          <w:b/>
+          <w:bCs/>
+          <w:sz w:val="24"/>
+          <w:szCs w:val="24"/>
+        </w:rPr>
+      </w:pPr>
+    </w:p>
+    <w:p>
+      <w:pPr>
+        <w:pStyle w:val="Prrafodelista"/>
+        <w:spacing w:line="360" w:lineRule="auto"/>
+        <w:jc w:val="both"/>
+        <w:rPr>
+          <w:rFonts w:ascii="Arial" w:hAnsi="Arial" w:cs="Arial"/>
+          <w:b/>
+          <w:bCs/>
+          <w:sz w:val="24"/>
+          <w:szCs w:val="24"/>
+        </w:rPr>
+      </w:pPr>
+    </w:p>
+    <w:p>
+      <w:pPr>
+        <w:spacing w:line="360" w:lineRule="auto"/>
+        <w:jc w:val="both"/>
+        <w:rPr>
+          <w:rFonts w:ascii="Arial" w:hAnsi="Arial" w:cs="Arial"/>
+          <w:b/>
+          <w:bCs/>
+          <w:sz w:val="24"/>
+          <w:szCs w:val="24"/>
+        </w:rPr>
+      </w:pPr>
+    </w:p>
+    <w:p>
+      <w:pPr>
+        <w:spacing w:line="360" w:lineRule="auto"/>
+        <w:ind w:left="360"/>
+        <w:jc w:val="both"/>
+        <w:rPr>
+          <w:rFonts w:ascii="Arial" w:hAnsi="Arial" w:cs="Arial"/>
+          <w:sz w:val="24"/>
+          <w:szCs w:val="24"/>
+        </w:rPr>
+      </w:pPr>
+      <w:r>
+        <w:rPr>
+          <w:rFonts w:ascii="Arial" w:hAnsi="Arial" w:cs="Arial"/>
+          <w:sz w:val="24"/>
+          <w:szCs w:val="24"/>
+        </w:rPr>
+        <w:t>Es</w:t>
+      </w:r>
+      <w:r>
+        <w:rPr>
+          <w:rFonts w:ascii="Arial" w:hAnsi="Arial" w:cs="Arial"/>
+          <w:sz w:val="24"/>
+          <w:szCs w:val="24"/>
+        </w:rPr>
+        <w:t xml:space="preserve"> una plataforma digital líder en el ámbito de la salud en línea, diseñada para conectar a pacientes con profesionales médicos y facilitar la gestión de consultas médicas. Su funcionamiento permite a los usuarios agendar citas, realizar consultas en línea, acceder a información detallada sobre médicos y clínicas, así como compartir opiniones y experiencias que contribuyen a mejorar la calidad del servicio</w:t>
+      </w:r>
+      <w:sdt>
+        <w:sdtPr>
+          <w:rPr>
+            <w:rFonts w:ascii="Arial" w:hAnsi="Arial" w:cs="Arial"/>
+            <w:sz w:val="24"/>
+            <w:szCs w:val="24"/>
+          </w:rPr>
+          <w:id w:val="-1963031511"/>
+          <w:citation/>
+        </w:sdtPr>
+        <w:sdtEndPr/>
+        <w:sdtContent>
+          <w:r>
+            <w:rPr>
+              <w:rFonts w:ascii="Arial" w:hAnsi="Arial" w:cs="Arial"/>
+              <w:sz w:val="24"/>
+              <w:szCs w:val="24"/>
+            </w:rPr>
+            <w:fldChar w:fldCharType="begin"/>
+          </w:r>
+          <w:r>
+            <w:rPr>
+              <w:rFonts w:ascii="Arial" w:hAnsi="Arial" w:cs="Arial"/>
+              <w:sz w:val="24"/>
+              <w:szCs w:val="24"/>
+            </w:rPr>
+            <w:instrText xml:space="preserve"> CITATION Doc25 \l 2058 </w:instrText>
+          </w:r>
+          <w:r>
+            <w:rPr>
+              <w:rFonts w:ascii="Arial" w:hAnsi="Arial" w:cs="Arial"/>
+              <w:sz w:val="24"/>
+              <w:szCs w:val="24"/>
+            </w:rPr>
+            <w:fldChar w:fldCharType="separate"/>
+          </w:r>
+          <w:r>
+            <w:rPr>
+              <w:rFonts w:ascii="Arial" w:hAnsi="Arial" w:cs="Arial"/>
+              <w:noProof/>
+              <w:sz w:val="24"/>
+              <w:szCs w:val="24"/>
+            </w:rPr>
+            <w:t xml:space="preserve"> (Doctoralia, 2025)</w:t>
+          </w:r>
+          <w:r>
+            <w:rPr>
+              <w:rFonts w:ascii="Arial" w:hAnsi="Arial" w:cs="Arial"/>
+              <w:sz w:val="24"/>
+              <w:szCs w:val="24"/>
+            </w:rPr>
+            <w:fldChar w:fldCharType="end"/>
+          </w:r>
+        </w:sdtContent>
+      </w:sdt>
+      <w:r>
+        <w:rPr>
+          <w:rFonts w:ascii="Arial" w:hAnsi="Arial" w:cs="Arial"/>
+          <w:sz w:val="24"/>
+          <w:szCs w:val="24"/>
+        </w:rPr>
+        <w:t>.</w:t>
+      </w:r>
+    </w:p>
+    <w:p>
+      <w:pPr>
+        <w:spacing w:line="360" w:lineRule="auto"/>
+        <w:ind w:left="360"/>
+        <w:jc w:val="both"/>
+        <w:rPr>
+          <w:rFonts w:ascii="Arial" w:hAnsi="Arial" w:cs="Arial"/>
+          <w:sz w:val="24"/>
+          <w:szCs w:val="24"/>
+        </w:rPr>
+      </w:pPr>
+    </w:p>
+    <w:p>
+      <w:pPr>
+        <w:spacing w:line="360" w:lineRule="auto"/>
+        <w:ind w:left="360"/>
+        <w:jc w:val="both"/>
+        <w:rPr>
+          <w:rFonts w:ascii="Arial" w:hAnsi="Arial" w:cs="Arial"/>
+          <w:b/>
+          <w:bCs/>
+          <w:sz w:val="24"/>
+          <w:szCs w:val="24"/>
+        </w:rPr>
+      </w:pPr>
+      <w:r>
+        <w:rPr>
+          <w:rFonts w:ascii="Arial" w:hAnsi="Arial" w:cs="Arial"/>
+          <w:b/>
+          <w:bCs/>
+          <w:sz w:val="24"/>
+          <w:szCs w:val="24"/>
+        </w:rPr>
+        <w:t>Funcionalidades para pacientes</w:t>
+      </w:r>
+    </w:p>
+    <w:p>
+      <w:pPr>
+        <w:spacing w:line="360" w:lineRule="auto"/>
+        <w:ind w:left="360"/>
+        <w:jc w:val="both"/>
+        <w:rPr>
+          <w:rFonts w:ascii="Arial" w:hAnsi="Arial" w:cs="Arial"/>
+          <w:sz w:val="24"/>
+          <w:szCs w:val="24"/>
+        </w:rPr>
+      </w:pPr>
+      <w:r>
+        <w:rPr>
+          <w:rFonts w:ascii="Arial" w:hAnsi="Arial" w:cs="Arial"/>
+          <w:sz w:val="24"/>
+          <w:szCs w:val="24"/>
+        </w:rPr>
+        <w:t>Búsqueda de especialistas: Permite encontrar médicos por especialidad, ubicación y disponibilidad.</w:t>
+      </w:r>
+    </w:p>
+    <w:p>
+      <w:pPr>
+        <w:spacing w:line="360" w:lineRule="auto"/>
+        <w:ind w:left="360"/>
+        <w:jc w:val="both"/>
+        <w:rPr>
+          <w:rFonts w:ascii="Arial" w:hAnsi="Arial" w:cs="Arial"/>
+          <w:sz w:val="24"/>
+          <w:szCs w:val="24"/>
+        </w:rPr>
+      </w:pPr>
+      <w:r>
+        <w:rPr>
+          <w:rFonts w:ascii="Arial" w:hAnsi="Arial" w:cs="Arial"/>
+          <w:sz w:val="24"/>
+          <w:szCs w:val="24"/>
+        </w:rPr>
+        <w:t>Agendamiento de citas: Los usuarios pueden reservar citas médicas en línea de forma rápida y sencilla.</w:t>
+      </w:r>
+    </w:p>
+    <w:p>
+      <w:pPr>
+        <w:spacing w:line="360" w:lineRule="auto"/>
+        <w:ind w:left="360"/>
+        <w:jc w:val="both"/>
+        <w:rPr>
+          <w:rFonts w:ascii="Arial" w:hAnsi="Arial" w:cs="Arial"/>
+          <w:sz w:val="24"/>
+          <w:szCs w:val="24"/>
+        </w:rPr>
+      </w:pPr>
+      <w:r>
+        <w:rPr>
+          <w:rFonts w:ascii="Arial" w:hAnsi="Arial" w:cs="Arial"/>
+          <w:sz w:val="24"/>
+          <w:szCs w:val="24"/>
+        </w:rPr>
+        <w:t>Opiniones de pacientes: Acceso a reseñas y valoraciones de otros pacientes para tomar decisiones informadas.</w:t>
+      </w:r>
+    </w:p>
+    <w:p>
+      <w:pPr>
+        <w:spacing w:line="360" w:lineRule="auto"/>
+        <w:ind w:left="360"/>
+        <w:jc w:val="both"/>
+        <w:rPr>
+          <w:rFonts w:ascii="Arial" w:hAnsi="Arial" w:cs="Arial"/>
+          <w:sz w:val="24"/>
+          <w:szCs w:val="24"/>
+        </w:rPr>
+      </w:pPr>
+      <w:r>
+        <w:rPr>
+          <w:rFonts w:ascii="Arial" w:hAnsi="Arial" w:cs="Arial"/>
+          <w:sz w:val="24"/>
+          <w:szCs w:val="24"/>
+        </w:rPr>
+        <w:t>Consultas en línea: Posibilidad de realizar consultas médicas virtuales, facilitando el acceso a la atención desde cualquier lugar.</w:t>
+      </w:r>
+    </w:p>
+    <w:p>
+      <w:pPr>
+        <w:spacing w:line="360" w:lineRule="auto"/>
+        <w:ind w:left="360"/>
+        <w:jc w:val="both"/>
+        <w:rPr>
+          <w:rFonts w:ascii="Arial" w:hAnsi="Arial" w:cs="Arial"/>
+          <w:sz w:val="24"/>
+          <w:szCs w:val="24"/>
+        </w:rPr>
+      </w:pPr>
+      <w:r>
+        <w:rPr>
+          <w:rFonts w:ascii="Arial" w:hAnsi="Arial" w:cs="Arial"/>
+          <w:sz w:val="24"/>
+          <w:szCs w:val="24"/>
+        </w:rPr>
+        <w:t xml:space="preserve">Aplicación móvil: Disponibilidad de una app para gestionar citas y comunicarse con los especialistas desde dispositivos móviles. </w:t>
+      </w:r>
+    </w:p>
+    <w:p>
+      <w:pPr>
+        <w:spacing w:line="360" w:lineRule="auto"/>
+        <w:ind w:left="360"/>
+        <w:jc w:val="both"/>
+        <w:rPr>
+          <w:rFonts w:ascii="Arial" w:hAnsi="Arial" w:cs="Arial"/>
+          <w:sz w:val="24"/>
+          <w:szCs w:val="24"/>
+        </w:rPr>
+      </w:pPr>
+      <w:r>
+        <w:rPr>
+          <w:rFonts w:ascii="Arial" w:hAnsi="Arial" w:cs="Arial"/>
+          <w:sz w:val="24"/>
+          <w:szCs w:val="24"/>
+        </w:rPr>
+        <w:t xml:space="preserve">Servicios en </w:t>
+      </w:r>
+      <w:proofErr w:type="spellStart"/>
+      <w:r>
+        <w:rPr>
+          <w:rFonts w:ascii="Arial" w:hAnsi="Arial" w:cs="Arial"/>
+          <w:sz w:val="24"/>
+          <w:szCs w:val="24"/>
+        </w:rPr>
+        <w:t>establecie</w:t>
+      </w:r>
+      <w:proofErr w:type="spellEnd"/>
+      <w:r>
+        <w:rPr>
+          <w:rFonts w:ascii="Arial" w:hAnsi="Arial" w:cs="Arial"/>
+          <w:sz w:val="24"/>
+          <w:szCs w:val="24"/>
+        </w:rPr>
+        <w:t xml:space="preserve"> </w:t>
+      </w:r>
+    </w:p>
+    <w:p>
+      <w:pPr>
+        <w:spacing w:line="360" w:lineRule="auto"/>
+        <w:ind w:left="360"/>
+        <w:jc w:val="both"/>
+        <w:rPr>
+          <w:rFonts w:ascii="Arial" w:hAnsi="Arial" w:cs="Arial"/>
+          <w:b/>
+          <w:bCs/>
+          <w:sz w:val="24"/>
+          <w:szCs w:val="24"/>
+        </w:rPr>
+      </w:pPr>
+      <w:r>
+        <w:rPr>
+          <w:rFonts w:ascii="Arial" w:hAnsi="Arial" w:cs="Arial"/>
+          <w:b/>
+          <w:bCs/>
+          <w:sz w:val="24"/>
+          <w:szCs w:val="24"/>
+        </w:rPr>
+        <w:t>Herramientas para profesionales de la salud</w:t>
+      </w:r>
+    </w:p>
+    <w:p>
+      <w:pPr>
+        <w:spacing w:line="360" w:lineRule="auto"/>
+        <w:ind w:left="360"/>
+        <w:jc w:val="both"/>
+        <w:rPr>
+          <w:rFonts w:ascii="Arial" w:hAnsi="Arial" w:cs="Arial"/>
+          <w:sz w:val="24"/>
+          <w:szCs w:val="24"/>
+        </w:rPr>
+      </w:pPr>
+      <w:proofErr w:type="spellStart"/>
+      <w:r>
+        <w:rPr>
+          <w:rFonts w:ascii="Arial" w:hAnsi="Arial" w:cs="Arial"/>
+          <w:sz w:val="24"/>
+          <w:szCs w:val="24"/>
+        </w:rPr>
+        <w:t>Doctoralia</w:t>
+      </w:r>
+      <w:proofErr w:type="spellEnd"/>
+      <w:r>
+        <w:rPr>
+          <w:rFonts w:ascii="Arial" w:hAnsi="Arial" w:cs="Arial"/>
+          <w:sz w:val="24"/>
+          <w:szCs w:val="24"/>
+        </w:rPr>
+        <w:t xml:space="preserve"> ofrece a los especialistas una serie de herramientas para mejorar la gestión de su práctica:</w:t>
+      </w:r>
+    </w:p>
+    <w:p>
+      <w:pPr>
+        <w:spacing w:line="360" w:lineRule="auto"/>
+        <w:ind w:left="360"/>
+        <w:jc w:val="both"/>
+        <w:rPr>
+          <w:rFonts w:ascii="Arial" w:hAnsi="Arial" w:cs="Arial"/>
+          <w:sz w:val="24"/>
+          <w:szCs w:val="24"/>
+        </w:rPr>
+      </w:pPr>
+      <w:r>
+        <w:rPr>
+          <w:rFonts w:ascii="Arial" w:hAnsi="Arial" w:cs="Arial"/>
+          <w:b/>
+          <w:bCs/>
+          <w:sz w:val="24"/>
+          <w:szCs w:val="24"/>
+        </w:rPr>
+        <w:t>Agenda electrónica</w:t>
+      </w:r>
+      <w:r>
+        <w:rPr>
+          <w:rFonts w:ascii="Arial" w:hAnsi="Arial" w:cs="Arial"/>
+          <w:sz w:val="24"/>
+          <w:szCs w:val="24"/>
+        </w:rPr>
+        <w:t>: Sistema de gestión de citas que permite una organización eficiente del tiempo.</w:t>
+      </w:r>
+    </w:p>
+    <w:p>
+      <w:pPr>
+        <w:spacing w:line="360" w:lineRule="auto"/>
+        <w:ind w:left="360"/>
+        <w:jc w:val="both"/>
+        <w:rPr>
+          <w:rFonts w:ascii="Arial" w:hAnsi="Arial" w:cs="Arial"/>
+          <w:sz w:val="24"/>
+          <w:szCs w:val="24"/>
+        </w:rPr>
+      </w:pPr>
+      <w:r>
+        <w:rPr>
+          <w:rFonts w:ascii="Arial" w:hAnsi="Arial" w:cs="Arial"/>
+          <w:b/>
+          <w:bCs/>
+          <w:sz w:val="24"/>
+          <w:szCs w:val="24"/>
+        </w:rPr>
+        <w:t>Expediente electrónico</w:t>
+      </w:r>
+      <w:r>
+        <w:rPr>
+          <w:rFonts w:ascii="Arial" w:hAnsi="Arial" w:cs="Arial"/>
+          <w:sz w:val="24"/>
+          <w:szCs w:val="24"/>
+        </w:rPr>
+        <w:t>: Acceso digital a los historiales médicos de los pacientes.</w:t>
+      </w:r>
+    </w:p>
+    <w:p>
+      <w:pPr>
+        <w:spacing w:line="360" w:lineRule="auto"/>
+        <w:ind w:left="360"/>
+        <w:jc w:val="both"/>
+        <w:rPr>
+          <w:rFonts w:ascii="Arial" w:hAnsi="Arial" w:cs="Arial"/>
+          <w:sz w:val="24"/>
+          <w:szCs w:val="24"/>
+        </w:rPr>
+      </w:pPr>
+      <w:r>
+        <w:rPr>
+          <w:rFonts w:ascii="Arial" w:hAnsi="Arial" w:cs="Arial"/>
+          <w:b/>
+          <w:bCs/>
+          <w:sz w:val="24"/>
+          <w:szCs w:val="24"/>
+        </w:rPr>
+        <w:t>Consultas en línea</w:t>
+      </w:r>
+      <w:r>
+        <w:rPr>
+          <w:rFonts w:ascii="Arial" w:hAnsi="Arial" w:cs="Arial"/>
+          <w:sz w:val="24"/>
+          <w:szCs w:val="24"/>
+        </w:rPr>
+        <w:t>: Facilita la realización de consultas virtuales, ampliando el alcance de la atención.</w:t>
+      </w:r>
+    </w:p>
+    <w:p>
+      <w:pPr>
+        <w:spacing w:line="360" w:lineRule="auto"/>
+        <w:ind w:left="360"/>
+        <w:jc w:val="both"/>
+        <w:rPr>
+          <w:rFonts w:ascii="Arial" w:hAnsi="Arial" w:cs="Arial"/>
+          <w:sz w:val="24"/>
+          <w:szCs w:val="24"/>
+        </w:rPr>
+      </w:pPr>
+      <w:r>
+        <w:rPr>
+          <w:rFonts w:ascii="Arial" w:hAnsi="Arial" w:cs="Arial"/>
+          <w:b/>
+          <w:bCs/>
+          <w:sz w:val="24"/>
+          <w:szCs w:val="24"/>
+        </w:rPr>
+        <w:t>Planes de visibilidad</w:t>
+      </w:r>
+      <w:r>
+        <w:rPr>
+          <w:rFonts w:ascii="Arial" w:hAnsi="Arial" w:cs="Arial"/>
+          <w:sz w:val="24"/>
+          <w:szCs w:val="24"/>
+        </w:rPr>
+        <w:t>: Opciones para mejorar la presencia en línea y atraer más pacientes.</w:t>
+      </w:r>
+    </w:p>
+    <w:p>
+      <w:pPr>
+        <w:spacing w:line="360" w:lineRule="auto"/>
+        <w:ind w:left="360"/>
+        <w:jc w:val="both"/>
+        <w:rPr>
+          <w:rFonts w:ascii="Arial" w:hAnsi="Arial" w:cs="Arial"/>
+          <w:sz w:val="24"/>
+          <w:szCs w:val="24"/>
+        </w:rPr>
+      </w:pPr>
+      <w:r>
+        <w:rPr>
+          <w:rFonts w:ascii="Arial" w:hAnsi="Arial" w:cs="Arial"/>
+          <w:b/>
+          <w:bCs/>
+          <w:sz w:val="24"/>
+          <w:szCs w:val="24"/>
+        </w:rPr>
+        <w:t>Soporte y formación</w:t>
+      </w:r>
+      <w:r>
+        <w:rPr>
+          <w:rFonts w:ascii="Arial" w:hAnsi="Arial" w:cs="Arial"/>
+          <w:sz w:val="24"/>
+          <w:szCs w:val="24"/>
+        </w:rPr>
+        <w:t xml:space="preserve">: Asistencia técnica y recursos educativos para optimizar el uso de la plataforma. </w:t>
+      </w:r>
+    </w:p>
+    <w:p>
+      <w:pPr>
+        <w:spacing w:line="360" w:lineRule="auto"/>
+        <w:ind w:left="360"/>
+        <w:jc w:val="both"/>
+        <w:rPr>
+          <w:rFonts w:ascii="Arial" w:hAnsi="Arial" w:cs="Arial"/>
+          <w:sz w:val="24"/>
+          <w:szCs w:val="24"/>
+        </w:rPr>
+      </w:pPr>
+      <w:proofErr w:type="spellStart"/>
+      <w:r>
+        <w:rPr>
+          <w:rFonts w:ascii="Arial" w:hAnsi="Arial" w:cs="Arial"/>
+          <w:sz w:val="24"/>
+          <w:szCs w:val="24"/>
+        </w:rPr>
+        <w:t>Doctoralia</w:t>
+      </w:r>
+      <w:proofErr w:type="spellEnd"/>
+      <w:r>
+        <w:rPr>
+          <w:rFonts w:ascii="Arial" w:hAnsi="Arial" w:cs="Arial"/>
+          <w:sz w:val="24"/>
+          <w:szCs w:val="24"/>
+        </w:rPr>
+        <w:t xml:space="preserve"> ha recibido tanto elogios como críticas. Usuarios y profesionales destacan su utilidad en la organización de citas y la mejora de la visibilidad en línea. Sin embargo, algunos señalan que las reseñas de pacientes pueden estar sujetas a moderación, lo que podría influir en la percepción de los especialistas. Es importante que los usuarios complementen las opiniones en la plataforma con otras fuentes de información y verifiquen la autenticidad de los profesionales antes de agendar una cita.</w:t>
       </w:r>
     </w:p>
     <w:p>
@@ -2574,14 +4688,26 @@
           <w:ilvl w:val="0"/>
           <w:numId w:val="6"/>
         </w:numPr>
-      </w:pPr>
-      <w:bookmarkStart w:id="3" w:name="_Toc209461754"/>
-      <w:r>
+        <w:rPr>
+          <w:rFonts w:cs="Arial"/>
+        </w:rPr>
+      </w:pPr>
+      <w:bookmarkStart w:id="4" w:name="_Toc209461754"/>
+      <w:r>
+        <w:rPr>
+          <w:rFonts w:cs="Arial"/>
+        </w:rPr>
         <w:t>Definición del problema</w:t>
       </w:r>
-      <w:bookmarkEnd w:id="3"/>
-    </w:p>
-    <w:p/>
+      <w:bookmarkEnd w:id="4"/>
+    </w:p>
+    <w:p>
+      <w:pPr>
+        <w:rPr>
+          <w:rFonts w:ascii="Arial" w:hAnsi="Arial" w:cs="Arial"/>
+        </w:rPr>
+      </w:pPr>
+    </w:p>
     <w:p>
       <w:pPr>
         <w:pStyle w:val="Prrafodelista"/>
@@ -2643,6 +4769,9 @@
         <w:t>El Dr.</w:t>
       </w:r>
       <w:r>
+        <w:rPr>
+          <w:rFonts w:ascii="Arial" w:hAnsi="Arial" w:cs="Arial"/>
+        </w:rPr>
         <w:t xml:space="preserve"> </w:t>
       </w:r>
       <w:r>
@@ -2771,17 +4900,32 @@
       <w:pPr>
         <w:pStyle w:val="Ttulo2"/>
         <w:spacing w:line="360" w:lineRule="auto"/>
-      </w:pPr>
-      <w:bookmarkStart w:id="4" w:name="_Toc209461755"/>
-      <w:r>
+        <w:rPr>
+          <w:rFonts w:cs="Arial"/>
+        </w:rPr>
+      </w:pPr>
+      <w:bookmarkStart w:id="5" w:name="_Toc209461755"/>
+      <w:r>
+        <w:rPr>
+          <w:rFonts w:cs="Arial"/>
+        </w:rPr>
         <w:t xml:space="preserve">1.3 </w:t>
       </w:r>
       <w:r>
+        <w:rPr>
+          <w:rFonts w:cs="Arial"/>
+        </w:rPr>
         <w:t>Objetivos</w:t>
       </w:r>
-      <w:bookmarkEnd w:id="4"/>
-    </w:p>
-    <w:p/>
+      <w:bookmarkEnd w:id="5"/>
+    </w:p>
+    <w:p>
+      <w:pPr>
+        <w:rPr>
+          <w:rFonts w:ascii="Arial" w:hAnsi="Arial" w:cs="Arial"/>
+        </w:rPr>
+      </w:pPr>
+    </w:p>
     <w:p>
       <w:pPr>
         <w:pStyle w:val="Prrafodelista"/>
@@ -2796,29 +4940,29 @@
           <w:sz w:val="32"/>
         </w:rPr>
       </w:pPr>
-      <w:bookmarkStart w:id="5" w:name="_Toc209461756"/>
+      <w:bookmarkStart w:id="6" w:name="_Toc209461756"/>
       <w:r>
         <w:rPr>
           <w:rStyle w:val="Ttulo3Car"/>
-          <w:rFonts w:eastAsiaTheme="minorHAnsi"/>
+          <w:rFonts w:eastAsiaTheme="minorHAnsi" w:cs="Arial"/>
         </w:rPr>
         <w:t xml:space="preserve">Objetivo </w:t>
       </w:r>
       <w:r>
         <w:rPr>
           <w:rStyle w:val="Ttulo3Car"/>
-          <w:rFonts w:eastAsiaTheme="minorHAnsi"/>
+          <w:rFonts w:eastAsiaTheme="minorHAnsi" w:cs="Arial"/>
         </w:rPr>
         <w:t>General</w:t>
       </w:r>
       <w:r>
         <w:rPr>
           <w:rStyle w:val="Ttulo3Car"/>
-          <w:rFonts w:eastAsiaTheme="minorHAnsi"/>
+          <w:rFonts w:eastAsiaTheme="minorHAnsi" w:cs="Arial"/>
         </w:rPr>
         <w:t>:</w:t>
       </w:r>
-      <w:bookmarkEnd w:id="5"/>
+      <w:bookmarkEnd w:id="6"/>
       <w:r>
         <w:rPr>
           <w:rFonts w:ascii="Arial" w:hAnsi="Arial" w:cs="Arial"/>
@@ -2904,22 +5048,22 @@
           <w:sz w:val="32"/>
         </w:rPr>
       </w:pPr>
-      <w:bookmarkStart w:id="6" w:name="_Toc209461757"/>
+      <w:bookmarkStart w:id="7" w:name="_Toc209461757"/>
       <w:r>
         <w:rPr>
           <w:rStyle w:val="Ttulo3Car"/>
-          <w:rFonts w:eastAsiaTheme="minorHAnsi"/>
+          <w:rFonts w:eastAsiaTheme="minorHAnsi" w:cs="Arial"/>
         </w:rPr>
         <w:t xml:space="preserve">Objetivos </w:t>
       </w:r>
       <w:r>
         <w:rPr>
           <w:rStyle w:val="Ttulo3Car"/>
-          <w:rFonts w:eastAsiaTheme="minorHAnsi"/>
+          <w:rFonts w:eastAsiaTheme="minorHAnsi" w:cs="Arial"/>
         </w:rPr>
         <w:t>Específicos</w:t>
       </w:r>
-      <w:bookmarkEnd w:id="6"/>
+      <w:bookmarkEnd w:id="7"/>
       <w:r>
         <w:rPr>
           <w:rFonts w:ascii="Arial" w:hAnsi="Arial" w:cs="Arial"/>
@@ -3076,54 +5220,248 @@
     </w:p>
     <w:p>
       <w:pPr>
+        <w:pStyle w:val="Ttulo2"/>
+        <w:rPr>
+          <w:rFonts w:cs="Arial"/>
+        </w:rPr>
+      </w:pPr>
+      <w:bookmarkStart w:id="8" w:name="_Toc209461758"/>
+      <w:r>
+        <w:rPr>
+          <w:rFonts w:cs="Arial"/>
+        </w:rPr>
+        <w:t xml:space="preserve">1.4 </w:t>
+      </w:r>
+      <w:r>
+        <w:rPr>
+          <w:rFonts w:cs="Arial"/>
+        </w:rPr>
+        <w:t>Justificación</w:t>
+      </w:r>
+      <w:bookmarkEnd w:id="8"/>
+    </w:p>
+    <w:p>
+      <w:pPr>
+        <w:rPr>
+          <w:rFonts w:ascii="Arial" w:hAnsi="Arial" w:cs="Arial"/>
+        </w:rPr>
+      </w:pPr>
+    </w:p>
+    <w:p>
+      <w:pPr>
         <w:pStyle w:val="Prrafodelista"/>
         <w:spacing w:line="360" w:lineRule="auto"/>
-        <w:ind w:left="2136"/>
-        <w:jc w:val="both"/>
-        <w:rPr>
-          <w:rFonts w:ascii="Arial" w:hAnsi="Arial" w:cs="Arial"/>
-          <w:sz w:val="24"/>
-          <w:szCs w:val="24"/>
-        </w:rPr>
-      </w:pPr>
+        <w:ind w:left="0"/>
+        <w:jc w:val="both"/>
+        <w:rPr>
+          <w:rFonts w:ascii="Arial" w:hAnsi="Arial" w:cs="Arial"/>
+          <w:sz w:val="24"/>
+        </w:rPr>
+      </w:pPr>
+      <w:r>
+        <w:rPr>
+          <w:rFonts w:ascii="Arial" w:hAnsi="Arial" w:cs="Arial"/>
+          <w:sz w:val="24"/>
+        </w:rPr>
+        <w:t xml:space="preserve">Todo surge de la necesidad de mejorar la gestión de citas en el consultorio  Médica </w:t>
+      </w:r>
+      <w:proofErr w:type="spellStart"/>
+      <w:r>
+        <w:rPr>
+          <w:rFonts w:ascii="Arial" w:hAnsi="Arial" w:cs="Arial"/>
+          <w:sz w:val="24"/>
+        </w:rPr>
+        <w:t>Isor</w:t>
+      </w:r>
+      <w:proofErr w:type="spellEnd"/>
+      <w:r>
+        <w:rPr>
+          <w:rFonts w:ascii="Arial" w:hAnsi="Arial" w:cs="Arial"/>
+          <w:sz w:val="24"/>
+        </w:rPr>
+        <w:t>. Los métodos actuales, principalmente la agenda manual y el calendario del teléfono, generan un desorden visual, citas duplicadas, conflictos de horarios y demoras, lo que impacta tanto la atención al paciente como la eficiencia del personal. La implementación de un sitio web permitirá que los pacientes consulten la disponibilidad del consultorio y agenden sus citas de manera autónoma, reduciendo errores y optimizando la organización interna, lo que disminuirá la carga administrativa del personal y permitirá dedicar más tiempo a la atención directa de los pacientes.</w:t>
+      </w:r>
+    </w:p>
+    <w:p>
+      <w:pPr>
+        <w:pStyle w:val="Prrafodelista"/>
+        <w:spacing w:line="360" w:lineRule="auto"/>
+        <w:ind w:left="0"/>
+        <w:jc w:val="both"/>
+        <w:rPr>
+          <w:rFonts w:ascii="Arial" w:hAnsi="Arial" w:cs="Arial"/>
+          <w:sz w:val="24"/>
+        </w:rPr>
+      </w:pPr>
+    </w:p>
+    <w:p>
+      <w:pPr>
+        <w:pStyle w:val="Prrafodelista"/>
+        <w:spacing w:line="360" w:lineRule="auto"/>
+        <w:ind w:left="0"/>
+        <w:jc w:val="both"/>
+        <w:rPr>
+          <w:rFonts w:ascii="Arial" w:hAnsi="Arial" w:cs="Arial"/>
+          <w:sz w:val="24"/>
+        </w:rPr>
+      </w:pPr>
+      <w:r>
+        <w:rPr>
+          <w:rFonts w:ascii="Arial" w:hAnsi="Arial" w:cs="Arial"/>
+          <w:sz w:val="24"/>
+        </w:rPr>
+        <w:t>La finalidad es ofrecer una plataforma digital que facilite la programación y seguimiento de citas, permitiendo que los pacientes conozcan los horarios disponibles y tengan control sobre sus propias citas. Esto garantizará una atención más ágil, ordenada y profesional, mejorando la experiencia del paciente y reduciendo la intervención directa del personal en la gestión de la agenda.</w:t>
+      </w:r>
+    </w:p>
+    <w:p>
+      <w:pPr>
+        <w:pStyle w:val="Prrafodelista"/>
+        <w:spacing w:line="360" w:lineRule="auto"/>
+        <w:ind w:left="0"/>
+        <w:jc w:val="both"/>
+        <w:rPr>
+          <w:rFonts w:ascii="Arial" w:hAnsi="Arial" w:cs="Arial"/>
+          <w:sz w:val="24"/>
+        </w:rPr>
+      </w:pPr>
+    </w:p>
+    <w:p>
+      <w:pPr>
+        <w:pStyle w:val="Prrafodelista"/>
+        <w:spacing w:line="360" w:lineRule="auto"/>
+        <w:ind w:left="0"/>
+        <w:jc w:val="both"/>
+        <w:rPr>
+          <w:rFonts w:ascii="Arial" w:hAnsi="Arial" w:cs="Arial"/>
+          <w:sz w:val="24"/>
+        </w:rPr>
+      </w:pPr>
+      <w:r>
+        <w:rPr>
+          <w:rFonts w:ascii="Arial" w:hAnsi="Arial" w:cs="Arial"/>
+          <w:sz w:val="24"/>
+        </w:rPr>
+        <w:t>El sistema abordará diversas problemáticas que afectan el funcionamiento del consultorio, como la falta de control y organización en la agenda, la descoordinación entre los roles del consultorio —dentista, asistente y paciente— y los prolongados tiempos de espera que enfrentan los pacientes. La plataforma web contribuirá a reducir la posibilidad de citas duplicadas, ofreciendo un registro confiable, accesible y actualizado en tiempo real. Esto permitirá que los pacientes programen</w:t>
+      </w:r>
+      <w:r>
+        <w:rPr>
+          <w:rFonts w:ascii="Arial" w:hAnsi="Arial" w:cs="Arial"/>
+          <w:sz w:val="24"/>
+        </w:rPr>
+        <w:t xml:space="preserve"> sus propias citas </w:t>
+      </w:r>
+      <w:r>
+        <w:rPr>
+          <w:rFonts w:ascii="Arial" w:hAnsi="Arial" w:cs="Arial"/>
+          <w:sz w:val="24"/>
+        </w:rPr>
+        <w:t>, lo que no solo optimiza la gestión interna del consultorio, sino que también fortalece la autonomía del paciente y mejora significativamente su experiencia al interactuar con el servicio.</w:t>
+      </w:r>
+    </w:p>
+    <w:p>
+      <w:pPr>
+        <w:pStyle w:val="Prrafodelista"/>
+        <w:spacing w:line="360" w:lineRule="auto"/>
+        <w:ind w:left="0"/>
+        <w:jc w:val="both"/>
+        <w:rPr>
+          <w:rFonts w:ascii="Arial" w:hAnsi="Arial" w:cs="Arial"/>
+          <w:sz w:val="24"/>
+        </w:rPr>
+      </w:pPr>
+      <w:r>
+        <w:rPr>
+          <w:rFonts w:ascii="Arial" w:hAnsi="Arial" w:cs="Arial"/>
+          <w:sz w:val="24"/>
+        </w:rPr>
+        <w:t>La digitalización del proceso permitirá liberar al personal de tareas administrativas repetitivas, enfocando sus esfuerzos en la atención clínica y en mejorar la calidad del servicio ofrecido. Para llevar a cabo el proyecto, se desarrollará un sitio web interactivo que muestre la disponibilidad del consultorio, permita agendar</w:t>
+      </w:r>
+      <w:r>
+        <w:rPr>
+          <w:rFonts w:ascii="Arial" w:hAnsi="Arial" w:cs="Arial"/>
+          <w:sz w:val="24"/>
+        </w:rPr>
+        <w:t xml:space="preserve"> y </w:t>
+      </w:r>
+      <w:r>
+        <w:rPr>
+          <w:rFonts w:ascii="Arial" w:hAnsi="Arial" w:cs="Arial"/>
+          <w:sz w:val="24"/>
+        </w:rPr>
+        <w:t>gener</w:t>
+      </w:r>
+      <w:r>
+        <w:rPr>
+          <w:rFonts w:ascii="Arial" w:hAnsi="Arial" w:cs="Arial"/>
+          <w:sz w:val="24"/>
+        </w:rPr>
+        <w:t>ar</w:t>
+      </w:r>
+      <w:r>
+        <w:rPr>
+          <w:rFonts w:ascii="Arial" w:hAnsi="Arial" w:cs="Arial"/>
+          <w:sz w:val="24"/>
+        </w:rPr>
+        <w:t xml:space="preserve"> notificaciones automáticas. Se definirán protocolos claros para la atención de pacientes nuevos y recurrentes, y se capacitará al personal en el uso del sistema, asegurando su correcta operación y manteniendo la eficiencia en la organización y atención del consultorio.</w:t>
+      </w:r>
     </w:p>
     <w:p>
       <w:pPr>
         <w:pStyle w:val="Ttulo2"/>
-      </w:pPr>
-      <w:bookmarkStart w:id="7" w:name="_Toc209461758"/>
-      <w:r>
-        <w:t xml:space="preserve">1.4 </w:t>
-      </w:r>
-      <w:r>
-        <w:t>Justificación</w:t>
-      </w:r>
-      <w:bookmarkEnd w:id="7"/>
+        <w:rPr>
+          <w:rFonts w:cs="Arial"/>
+        </w:rPr>
+      </w:pPr>
+      <w:bookmarkStart w:id="9" w:name="_Toc209461759"/>
+      <w:r>
+        <w:rPr>
+          <w:rFonts w:cs="Arial"/>
+        </w:rPr>
+        <w:t xml:space="preserve">1.5 </w:t>
+      </w:r>
+      <w:r>
+        <w:rPr>
+          <w:rFonts w:cs="Arial"/>
+        </w:rPr>
+        <w:t>Alcance</w:t>
+      </w:r>
+      <w:bookmarkEnd w:id="9"/>
     </w:p>
     <w:p/>
     <w:p>
       <w:pPr>
-        <w:pStyle w:val="Prrafodelista"/>
-        <w:spacing w:line="360" w:lineRule="auto"/>
-        <w:ind w:left="0"/>
-        <w:jc w:val="both"/>
-        <w:rPr>
-          <w:rFonts w:ascii="Arial" w:hAnsi="Arial" w:cs="Arial"/>
-          <w:sz w:val="24"/>
-        </w:rPr>
-      </w:pPr>
-      <w:r>
-        <w:rPr>
-          <w:rFonts w:ascii="Arial" w:hAnsi="Arial" w:cs="Arial"/>
-          <w:sz w:val="24"/>
-        </w:rPr>
-        <w:t xml:space="preserve">Todo surge de la necesidad de mejorar la gestión de citas en el consultorio  Médica </w:t>
+        <w:spacing w:line="360" w:lineRule="auto"/>
+        <w:jc w:val="both"/>
+        <w:rPr>
+          <w:rFonts w:ascii="Arial" w:hAnsi="Arial" w:cs="Arial"/>
+          <w:sz w:val="24"/>
+          <w:szCs w:val="24"/>
+        </w:rPr>
+      </w:pPr>
+      <w:r>
+        <w:rPr>
+          <w:rFonts w:ascii="Arial" w:hAnsi="Arial" w:cs="Arial"/>
+          <w:sz w:val="24"/>
+          <w:szCs w:val="24"/>
+        </w:rPr>
+        <w:t xml:space="preserve">El sistema web de gestión de citas para el Consultorio </w:t>
+      </w:r>
+      <w:r>
+        <w:rPr>
+          <w:rFonts w:ascii="Arial" w:hAnsi="Arial" w:cs="Arial"/>
+          <w:iCs/>
+          <w:sz w:val="24"/>
+          <w:szCs w:val="24"/>
+        </w:rPr>
+        <w:t xml:space="preserve">Médica </w:t>
       </w:r>
       <w:proofErr w:type="spellStart"/>
       <w:r>
         <w:rPr>
           <w:rFonts w:ascii="Arial" w:hAnsi="Arial" w:cs="Arial"/>
-          <w:sz w:val="24"/>
+          <w:iCs/>
+          <w:sz w:val="24"/>
+          <w:szCs w:val="24"/>
         </w:rPr>
         <w:t>Isor</w:t>
       </w:r>
@@ -3132,145 +5470,31 @@
         <w:rPr>
           <w:rFonts w:ascii="Arial" w:hAnsi="Arial" w:cs="Arial"/>
           <w:sz w:val="24"/>
-        </w:rPr>
-        <w:t>. Los métodos actuales, principalmente la agenda manual y el calendario del teléfono, generan un desorden visual, citas duplicadas, conflictos de horarios y demoras, lo que impacta tanto la atención al paciente como la eficiencia del personal. La implementación de un sitio web permitirá que los pacientes consulten la disponibilidad del consultorio y agenden sus citas de manera autónoma, reduciendo errores y optimizando la organización interna, lo que disminuirá la carga administrativa del personal y permitirá dedicar más tiempo a la atención directa de los pacientes.</w:t>
-      </w:r>
-    </w:p>
-    <w:p>
-      <w:pPr>
-        <w:pStyle w:val="Prrafodelista"/>
-        <w:spacing w:line="360" w:lineRule="auto"/>
-        <w:ind w:left="0"/>
-        <w:jc w:val="both"/>
-        <w:rPr>
-          <w:rFonts w:ascii="Arial" w:hAnsi="Arial" w:cs="Arial"/>
-          <w:sz w:val="24"/>
-        </w:rPr>
-      </w:pPr>
-    </w:p>
-    <w:p>
-      <w:pPr>
-        <w:pStyle w:val="Prrafodelista"/>
-        <w:spacing w:line="360" w:lineRule="auto"/>
-        <w:ind w:left="0"/>
-        <w:jc w:val="both"/>
-        <w:rPr>
-          <w:rFonts w:ascii="Arial" w:hAnsi="Arial" w:cs="Arial"/>
-          <w:sz w:val="24"/>
-        </w:rPr>
-      </w:pPr>
-      <w:r>
-        <w:rPr>
-          <w:rFonts w:ascii="Arial" w:hAnsi="Arial" w:cs="Arial"/>
-          <w:sz w:val="24"/>
-        </w:rPr>
-        <w:t>La finalidad es ofrecer una plataforma digital que facilite la programación y seguimiento de citas, permitiendo que los pacientes conozcan los horarios disponibles y tengan control sobre sus propias citas. Esto garantizará una atención más ágil, ordenada y profesional, mejorando la experiencia del paciente y reduciendo la intervención directa del personal en la gestión de la agenda.</w:t>
-      </w:r>
-    </w:p>
-    <w:p>
-      <w:pPr>
-        <w:pStyle w:val="Prrafodelista"/>
-        <w:spacing w:line="360" w:lineRule="auto"/>
-        <w:ind w:left="0"/>
-        <w:jc w:val="both"/>
-        <w:rPr>
-          <w:rFonts w:ascii="Arial" w:hAnsi="Arial" w:cs="Arial"/>
-          <w:sz w:val="24"/>
-        </w:rPr>
-      </w:pPr>
-    </w:p>
-    <w:p>
-      <w:pPr>
-        <w:pStyle w:val="Prrafodelista"/>
-        <w:spacing w:line="360" w:lineRule="auto"/>
-        <w:ind w:left="0"/>
-        <w:jc w:val="both"/>
-        <w:rPr>
-          <w:rFonts w:ascii="Arial" w:hAnsi="Arial" w:cs="Arial"/>
-          <w:sz w:val="24"/>
-        </w:rPr>
-      </w:pPr>
-      <w:r>
-        <w:rPr>
-          <w:rFonts w:ascii="Arial" w:hAnsi="Arial" w:cs="Arial"/>
-          <w:sz w:val="24"/>
-        </w:rPr>
-        <w:t>El sistema abordará diversas problemáticas que afectan el funcionamiento del consultorio, como la falta de control y organización en la agenda, la descoordinación entre los roles del consultorio —dentista, asistente y paciente— y los prolongados tiempos de espera que enfrentan los pacientes. La plataforma web contribuirá a reducir la posibilidad de citas duplicadas, ofreciendo un registro confiable, accesible y actualizado en tiempo real. Esto permitirá que los pacientes programen</w:t>
-      </w:r>
-      <w:r>
-        <w:rPr>
-          <w:rFonts w:ascii="Arial" w:hAnsi="Arial" w:cs="Arial"/>
-          <w:sz w:val="24"/>
-        </w:rPr>
-        <w:t xml:space="preserve"> sus propias citas</w:t>
-      </w:r>
-      <w:r>
-        <w:rPr>
-          <w:rFonts w:ascii="Arial" w:hAnsi="Arial" w:cs="Arial"/>
-          <w:sz w:val="24"/>
-        </w:rPr>
-        <w:t xml:space="preserve"> </w:t>
-      </w:r>
-      <w:r>
-        <w:rPr>
-          <w:rFonts w:ascii="Arial" w:hAnsi="Arial" w:cs="Arial"/>
-          <w:sz w:val="24"/>
-        </w:rPr>
-        <w:t>, lo que no solo optimiza la gestión interna del consultorio, sino que también fortalece la autonomía del paciente y mejora significativamente su experiencia al interactuar con el servicio.</w:t>
-      </w:r>
-    </w:p>
-    <w:p>
-      <w:pPr>
-        <w:pStyle w:val="Prrafodelista"/>
-        <w:spacing w:line="360" w:lineRule="auto"/>
-        <w:ind w:left="0"/>
-        <w:jc w:val="both"/>
-        <w:rPr>
-          <w:rFonts w:ascii="Arial" w:hAnsi="Arial" w:cs="Arial"/>
-          <w:sz w:val="24"/>
-        </w:rPr>
-      </w:pPr>
-      <w:r>
-        <w:rPr>
-          <w:rFonts w:ascii="Arial" w:hAnsi="Arial" w:cs="Arial"/>
-          <w:sz w:val="24"/>
-        </w:rPr>
-        <w:t>La digitalización del proceso permitirá liberar al personal de tareas administrativas repetitivas, enfocando sus esfuerzos en la atención clínica y en mejorar la calidad del servicio ofrecido. Para llevar a cabo el proyecto, se desarrollará un sitio web interactivo que muestre la disponibilidad del consultorio, permita agendar</w:t>
-      </w:r>
-      <w:r>
-        <w:rPr>
-          <w:rFonts w:ascii="Arial" w:hAnsi="Arial" w:cs="Arial"/>
-          <w:sz w:val="24"/>
-        </w:rPr>
-        <w:t xml:space="preserve"> y </w:t>
-      </w:r>
-      <w:r>
-        <w:rPr>
-          <w:rFonts w:ascii="Arial" w:hAnsi="Arial" w:cs="Arial"/>
-          <w:sz w:val="24"/>
-        </w:rPr>
-        <w:t>gener</w:t>
-      </w:r>
-      <w:r>
-        <w:rPr>
-          <w:rFonts w:ascii="Arial" w:hAnsi="Arial" w:cs="Arial"/>
-          <w:sz w:val="24"/>
-        </w:rPr>
-        <w:t>ar</w:t>
-      </w:r>
-      <w:r>
-        <w:rPr>
-          <w:rFonts w:ascii="Arial" w:hAnsi="Arial" w:cs="Arial"/>
-          <w:sz w:val="24"/>
-        </w:rPr>
-        <w:t xml:space="preserve"> notificaciones automáticas. Se definirán protocolos claros para la atención de pacientes nuevos y recurrentes, y se capacitará al personal en el uso del sistema, asegurando su correcta operación y manteniendo la eficiencia en la organización y atención del consultorio.</w:t>
-      </w:r>
-    </w:p>
-    <w:p>
-      <w:pPr>
-        <w:pStyle w:val="Prrafodelista"/>
-        <w:spacing w:line="360" w:lineRule="auto"/>
-        <w:ind w:left="0"/>
+          <w:szCs w:val="24"/>
+        </w:rPr>
+        <w:t xml:space="preserve"> permitirá administrar de manera digital las reservaciones de los pacientes. Su funcionamiento se basa en una agenda digital conectada en tiempo real, donde el administrador podrá crear, modificar o cancelar citas, además de recibir notificaciones automáticas que recuerden los compromisos agendados</w:t>
+      </w:r>
+      <w:r>
+        <w:rPr>
+          <w:rFonts w:ascii="Arial" w:hAnsi="Arial" w:cs="Arial"/>
+          <w:sz w:val="24"/>
+          <w:szCs w:val="24"/>
+        </w:rPr>
+        <w:t xml:space="preserve"> y el cliente podrá agendar y consultar las mismas.</w:t>
+      </w:r>
+      <w:r>
+        <w:rPr>
+          <w:rFonts w:ascii="Arial" w:hAnsi="Arial" w:cs="Arial"/>
+          <w:sz w:val="24"/>
+          <w:szCs w:val="24"/>
+        </w:rPr>
+        <w:t xml:space="preserve"> El sistema será utilizado principalmente por dos tipos de usuarios: los pacientes del consultorio, que reservarán sus citas en línea, y el administrador, que controlará la agenda, actualizará la información de servicios y dará seguimiento al estado de las consultas. Estará disponible en cualquier dispositivo con acceso a internet, facilitando su uso tanto dentro del consultorio como desde la comodidad del hogar de los pacientes. </w:t>
+      </w:r>
+    </w:p>
+    <w:p>
+      <w:pPr>
+        <w:spacing w:line="360" w:lineRule="auto"/>
+        <w:ind w:left="708" w:hanging="708"/>
         <w:jc w:val="both"/>
         <w:rPr>
           <w:rFonts w:ascii="Arial" w:hAnsi="Arial" w:cs="Arial"/>
@@ -3282,114 +5506,23 @@
       <w:pPr>
         <w:pStyle w:val="Ttulo2"/>
         <w:rPr>
-          <w:sz w:val="36"/>
-        </w:rPr>
-      </w:pPr>
-      <w:bookmarkStart w:id="8" w:name="_Toc209461759"/>
-      <w:r>
-        <w:t xml:space="preserve">1.5 </w:t>
-      </w:r>
-      <w:r>
-        <w:t>Alcance</w:t>
-      </w:r>
-      <w:bookmarkEnd w:id="8"/>
-    </w:p>
-    <w:p>
-      <w:pPr>
-        <w:pStyle w:val="Prrafodelista"/>
-        <w:ind w:left="1080"/>
-        <w:rPr>
-          <w:rFonts w:ascii="Arial" w:hAnsi="Arial" w:cs="Arial"/>
-          <w:sz w:val="36"/>
-        </w:rPr>
-      </w:pPr>
-    </w:p>
-    <w:p>
-      <w:pPr>
-        <w:spacing w:line="360" w:lineRule="auto"/>
-        <w:jc w:val="both"/>
-        <w:rPr>
-          <w:rFonts w:ascii="Arial" w:hAnsi="Arial" w:cs="Arial"/>
-          <w:sz w:val="24"/>
-          <w:szCs w:val="24"/>
-        </w:rPr>
-      </w:pPr>
-      <w:r>
-        <w:rPr>
-          <w:rFonts w:ascii="Arial" w:hAnsi="Arial" w:cs="Arial"/>
-          <w:sz w:val="24"/>
-          <w:szCs w:val="24"/>
-        </w:rPr>
-        <w:t xml:space="preserve">El sistema web de gestión de citas para el Consultorio </w:t>
-      </w:r>
-      <w:r>
-        <w:rPr>
-          <w:rFonts w:ascii="Arial" w:hAnsi="Arial" w:cs="Arial"/>
-          <w:iCs/>
-          <w:sz w:val="24"/>
-          <w:szCs w:val="24"/>
-        </w:rPr>
-        <w:t xml:space="preserve">Médica </w:t>
-      </w:r>
-      <w:proofErr w:type="spellStart"/>
-      <w:r>
-        <w:rPr>
-          <w:rFonts w:ascii="Arial" w:hAnsi="Arial" w:cs="Arial"/>
-          <w:iCs/>
-          <w:sz w:val="24"/>
-          <w:szCs w:val="24"/>
-        </w:rPr>
-        <w:t>Isor</w:t>
-      </w:r>
-      <w:proofErr w:type="spellEnd"/>
-      <w:r>
-        <w:rPr>
-          <w:rFonts w:ascii="Arial" w:hAnsi="Arial" w:cs="Arial"/>
-          <w:sz w:val="24"/>
-          <w:szCs w:val="24"/>
-        </w:rPr>
-        <w:t xml:space="preserve"> permitirá administrar de manera digital las reservaciones de los pacientes. Su funcionamiento se basa en una agenda digital conectada en tiempo real, donde el administrador podrá crear, modificar o cancelar citas, además de recibir notificaciones automáticas que recuerden los compromisos agendados</w:t>
-      </w:r>
-      <w:r>
-        <w:rPr>
-          <w:rFonts w:ascii="Arial" w:hAnsi="Arial" w:cs="Arial"/>
-          <w:sz w:val="24"/>
-          <w:szCs w:val="24"/>
-        </w:rPr>
-        <w:t xml:space="preserve"> y el cliente podrá agendar y consultar las mismas.</w:t>
-      </w:r>
-      <w:r>
-        <w:rPr>
-          <w:rFonts w:ascii="Arial" w:hAnsi="Arial" w:cs="Arial"/>
-          <w:sz w:val="24"/>
-          <w:szCs w:val="24"/>
-        </w:rPr>
-        <w:t xml:space="preserve"> El sistema será utilizado principalmente por dos tipos de usuarios: los pacientes del consultorio, que reservarán sus citas en línea, y el administrador, que controlará la agenda, actualizará la información de servicios y dará seguimiento al estado de las consultas. Estará disponible en cualquier dispositivo con acceso a internet, facilitando su uso tanto dentro del consultorio como desde la comodidad del hogar de los pacientes. </w:t>
-      </w:r>
-    </w:p>
-    <w:p>
-      <w:pPr>
-        <w:spacing w:line="360" w:lineRule="auto"/>
-        <w:ind w:left="708" w:hanging="708"/>
-        <w:jc w:val="both"/>
-        <w:rPr>
-          <w:rFonts w:ascii="Arial" w:hAnsi="Arial" w:cs="Arial"/>
-          <w:sz w:val="24"/>
-        </w:rPr>
-      </w:pPr>
-    </w:p>
-    <w:p>
-      <w:pPr>
-        <w:pStyle w:val="Ttulo2"/>
-      </w:pPr>
-      <w:bookmarkStart w:id="9" w:name="_Toc209461760"/>
-      <w:r>
+          <w:rFonts w:cs="Arial"/>
+        </w:rPr>
+      </w:pPr>
+      <w:bookmarkStart w:id="10" w:name="_Toc209461760"/>
+      <w:r>
+        <w:rPr>
+          <w:rFonts w:cs="Arial"/>
+        </w:rPr>
         <w:t xml:space="preserve">1.6 </w:t>
       </w:r>
       <w:r>
+        <w:rPr>
+          <w:rFonts w:cs="Arial"/>
+        </w:rPr>
         <w:t>Limitantes</w:t>
       </w:r>
-      <w:bookmarkEnd w:id="9"/>
+      <w:bookmarkEnd w:id="10"/>
     </w:p>
     <w:p>
       <w:pPr>
@@ -3429,6 +5562,152 @@
     </w:p>
     <w:p>
       <w:pPr>
+        <w:spacing w:before="100" w:beforeAutospacing="1" w:after="100" w:afterAutospacing="1" w:line="360" w:lineRule="auto"/>
+        <w:rPr>
+          <w:rFonts w:ascii="Arial" w:eastAsia="Times New Roman" w:hAnsi="Arial" w:cs="Arial"/>
+          <w:sz w:val="24"/>
+          <w:szCs w:val="24"/>
+          <w:lang w:eastAsia="es-MX"/>
+        </w:rPr>
+      </w:pPr>
+    </w:p>
+    <w:p>
+      <w:pPr>
+        <w:spacing w:before="100" w:beforeAutospacing="1" w:after="100" w:afterAutospacing="1" w:line="360" w:lineRule="auto"/>
+        <w:rPr>
+          <w:rFonts w:ascii="Arial" w:eastAsia="Times New Roman" w:hAnsi="Arial" w:cs="Arial"/>
+          <w:sz w:val="24"/>
+          <w:szCs w:val="24"/>
+          <w:lang w:eastAsia="es-MX"/>
+        </w:rPr>
+      </w:pPr>
+    </w:p>
+    <w:p>
+      <w:pPr>
+        <w:spacing w:before="100" w:beforeAutospacing="1" w:after="100" w:afterAutospacing="1" w:line="360" w:lineRule="auto"/>
+        <w:rPr>
+          <w:rFonts w:ascii="Arial" w:eastAsia="Times New Roman" w:hAnsi="Arial" w:cs="Arial"/>
+          <w:sz w:val="24"/>
+          <w:szCs w:val="24"/>
+          <w:lang w:eastAsia="es-MX"/>
+        </w:rPr>
+      </w:pPr>
+    </w:p>
+    <w:p>
+      <w:pPr>
+        <w:spacing w:before="100" w:beforeAutospacing="1" w:after="100" w:afterAutospacing="1" w:line="360" w:lineRule="auto"/>
+        <w:rPr>
+          <w:rFonts w:ascii="Arial" w:eastAsia="Times New Roman" w:hAnsi="Arial" w:cs="Arial"/>
+          <w:sz w:val="24"/>
+          <w:szCs w:val="24"/>
+          <w:lang w:eastAsia="es-MX"/>
+        </w:rPr>
+      </w:pPr>
+    </w:p>
+    <w:p>
+      <w:pPr>
+        <w:spacing w:before="100" w:beforeAutospacing="1" w:after="100" w:afterAutospacing="1" w:line="360" w:lineRule="auto"/>
+        <w:rPr>
+          <w:rFonts w:ascii="Arial" w:eastAsia="Times New Roman" w:hAnsi="Arial" w:cs="Arial"/>
+          <w:sz w:val="24"/>
+          <w:szCs w:val="24"/>
+          <w:lang w:eastAsia="es-MX"/>
+        </w:rPr>
+      </w:pPr>
+    </w:p>
+    <w:p>
+      <w:pPr>
+        <w:spacing w:before="100" w:beforeAutospacing="1" w:after="100" w:afterAutospacing="1" w:line="360" w:lineRule="auto"/>
+        <w:rPr>
+          <w:rFonts w:ascii="Arial" w:eastAsia="Times New Roman" w:hAnsi="Arial" w:cs="Arial"/>
+          <w:sz w:val="24"/>
+          <w:szCs w:val="24"/>
+          <w:lang w:eastAsia="es-MX"/>
+        </w:rPr>
+      </w:pPr>
+    </w:p>
+    <w:p>
+      <w:pPr>
+        <w:spacing w:before="100" w:beforeAutospacing="1" w:after="100" w:afterAutospacing="1" w:line="360" w:lineRule="auto"/>
+        <w:rPr>
+          <w:rFonts w:ascii="Arial" w:eastAsia="Times New Roman" w:hAnsi="Arial" w:cs="Arial"/>
+          <w:sz w:val="24"/>
+          <w:szCs w:val="24"/>
+          <w:lang w:eastAsia="es-MX"/>
+        </w:rPr>
+      </w:pPr>
+    </w:p>
+    <w:p>
+      <w:pPr>
+        <w:spacing w:before="100" w:beforeAutospacing="1" w:after="100" w:afterAutospacing="1" w:line="360" w:lineRule="auto"/>
+        <w:rPr>
+          <w:rFonts w:ascii="Arial" w:eastAsia="Times New Roman" w:hAnsi="Arial" w:cs="Arial"/>
+          <w:sz w:val="24"/>
+          <w:szCs w:val="24"/>
+          <w:lang w:eastAsia="es-MX"/>
+        </w:rPr>
+      </w:pPr>
+    </w:p>
+    <w:p>
+      <w:pPr>
+        <w:spacing w:before="100" w:beforeAutospacing="1" w:after="100" w:afterAutospacing="1" w:line="360" w:lineRule="auto"/>
+        <w:rPr>
+          <w:rFonts w:ascii="Arial" w:eastAsia="Times New Roman" w:hAnsi="Arial" w:cs="Arial"/>
+          <w:sz w:val="24"/>
+          <w:szCs w:val="24"/>
+          <w:lang w:eastAsia="es-MX"/>
+        </w:rPr>
+      </w:pPr>
+    </w:p>
+    <w:p>
+      <w:pPr>
+        <w:spacing w:before="100" w:beforeAutospacing="1" w:after="100" w:afterAutospacing="1" w:line="360" w:lineRule="auto"/>
+        <w:rPr>
+          <w:rFonts w:ascii="Arial" w:eastAsia="Times New Roman" w:hAnsi="Arial" w:cs="Arial"/>
+          <w:sz w:val="24"/>
+          <w:szCs w:val="24"/>
+          <w:lang w:eastAsia="es-MX"/>
+        </w:rPr>
+      </w:pPr>
+    </w:p>
+    <w:p>
+      <w:pPr>
+        <w:spacing w:before="100" w:beforeAutospacing="1" w:after="100" w:afterAutospacing="1" w:line="360" w:lineRule="auto"/>
+        <w:rPr>
+          <w:rFonts w:ascii="Arial" w:eastAsia="Times New Roman" w:hAnsi="Arial" w:cs="Arial"/>
+          <w:sz w:val="24"/>
+          <w:szCs w:val="24"/>
+          <w:lang w:eastAsia="es-MX"/>
+        </w:rPr>
+      </w:pPr>
+    </w:p>
+    <w:p>
+      <w:pPr>
+        <w:spacing w:before="100" w:beforeAutospacing="1" w:after="100" w:afterAutospacing="1" w:line="360" w:lineRule="auto"/>
+        <w:rPr>
+          <w:rFonts w:ascii="Arial" w:eastAsia="Times New Roman" w:hAnsi="Arial" w:cs="Arial"/>
+          <w:sz w:val="24"/>
+          <w:szCs w:val="24"/>
+          <w:lang w:eastAsia="es-MX"/>
+        </w:rPr>
+      </w:pPr>
+    </w:p>
+    <w:p>
+      <w:pPr>
+        <w:spacing w:before="100" w:beforeAutospacing="1" w:after="100" w:afterAutospacing="1" w:line="360" w:lineRule="auto"/>
+        <w:rPr>
+          <w:rFonts w:ascii="Arial" w:eastAsia="Times New Roman" w:hAnsi="Arial" w:cs="Arial"/>
+          <w:sz w:val="24"/>
+          <w:szCs w:val="24"/>
+          <w:lang w:eastAsia="es-MX"/>
+        </w:rPr>
+      </w:pPr>
+      <w:bookmarkStart w:id="11" w:name="_GoBack"/>
+      <w:bookmarkEnd w:id="11"/>
+    </w:p>
+    <w:bookmarkEnd w:id="1"/>
+    <w:p>
+      <w:pPr>
         <w:pStyle w:val="Ttulo1"/>
         <w:spacing w:line="360" w:lineRule="auto"/>
         <w:jc w:val="both"/>
@@ -3455,36 +5734,39 @@
         <w:spacing w:line="360" w:lineRule="auto"/>
         <w:jc w:val="both"/>
         <w:rPr>
-          <w:rFonts w:eastAsia="Times New Roman"/>
+          <w:rFonts w:eastAsia="Times New Roman" w:cs="Arial"/>
           <w:lang w:eastAsia="es-MX"/>
         </w:rPr>
       </w:pPr>
       <w:r>
         <w:rPr>
-          <w:rFonts w:eastAsia="Times New Roman"/>
+          <w:rFonts w:eastAsia="Times New Roman" w:cs="Arial"/>
           <w:lang w:eastAsia="es-MX"/>
         </w:rPr>
-        <w:t xml:space="preserve">2.1 </w:t>
-      </w:r>
-      <w:r>
-        <w:rPr>
-          <w:rFonts w:eastAsia="Times New Roman"/>
+        <w:t>2.1 Datos Generales de la empresa</w:t>
+      </w:r>
+    </w:p>
+    <w:p>
+      <w:pPr>
+        <w:spacing w:line="360" w:lineRule="auto"/>
+        <w:jc w:val="both"/>
+        <w:rPr>
+          <w:rFonts w:ascii="Arial" w:hAnsi="Arial" w:cs="Arial"/>
+          <w:sz w:val="24"/>
+          <w:szCs w:val="24"/>
           <w:lang w:eastAsia="es-MX"/>
         </w:rPr>
-        <w:t>Datos Generales de la empresa</w:t>
-      </w:r>
-    </w:p>
-    <w:p>
-      <w:pPr>
-        <w:spacing w:line="360" w:lineRule="auto"/>
-        <w:jc w:val="both"/>
+      </w:pPr>
+      <w:r>
         <w:rPr>
           <w:rFonts w:ascii="Arial" w:hAnsi="Arial" w:cs="Arial"/>
           <w:sz w:val="24"/>
           <w:szCs w:val="24"/>
           <w:lang w:eastAsia="es-MX"/>
         </w:rPr>
-      </w:pPr>
+        <w:t xml:space="preserve">Nombre de la empresa: Médica </w:t>
+      </w:r>
+      <w:proofErr w:type="spellStart"/>
       <w:r>
         <w:rPr>
           <w:rFonts w:ascii="Arial" w:hAnsi="Arial" w:cs="Arial"/>
@@ -3492,18 +5774,21 @@
           <w:szCs w:val="24"/>
           <w:lang w:eastAsia="es-MX"/>
         </w:rPr>
-        <w:t xml:space="preserve">Nombre de la empresa: </w:t>
-      </w:r>
-      <w:r>
+        <w:t>Isor</w:t>
+      </w:r>
+      <w:proofErr w:type="spellEnd"/>
+    </w:p>
+    <w:p>
+      <w:pPr>
+        <w:spacing w:line="360" w:lineRule="auto"/>
+        <w:jc w:val="both"/>
         <w:rPr>
           <w:rFonts w:ascii="Arial" w:hAnsi="Arial" w:cs="Arial"/>
           <w:sz w:val="24"/>
           <w:szCs w:val="24"/>
           <w:lang w:eastAsia="es-MX"/>
         </w:rPr>
-        <w:t xml:space="preserve">Médica </w:t>
-      </w:r>
-      <w:proofErr w:type="spellStart"/>
+      </w:pPr>
       <w:r>
         <w:rPr>
           <w:rFonts w:ascii="Arial" w:hAnsi="Arial" w:cs="Arial"/>
@@ -3511,21 +5796,17 @@
           <w:szCs w:val="24"/>
           <w:lang w:eastAsia="es-MX"/>
         </w:rPr>
-        <w:t>Isor</w:t>
-      </w:r>
-      <w:proofErr w:type="spellEnd"/>
-    </w:p>
-    <w:p>
-      <w:pPr>
-        <w:spacing w:line="360" w:lineRule="auto"/>
-        <w:jc w:val="both"/>
+        <w:t>Dirección física: De los Planetas SN, colonia del Sol. 51400 Tejupilco de Hidalgo M</w:t>
+      </w:r>
+      <w:r>
         <w:rPr>
           <w:rFonts w:ascii="Arial" w:hAnsi="Arial" w:cs="Arial"/>
           <w:sz w:val="24"/>
           <w:szCs w:val="24"/>
           <w:lang w:eastAsia="es-MX"/>
         </w:rPr>
-      </w:pPr>
+        <w:t>é</w:t>
+      </w:r>
       <w:r>
         <w:rPr>
           <w:rFonts w:ascii="Arial" w:hAnsi="Arial" w:cs="Arial"/>
@@ -3533,17 +5814,20 @@
           <w:szCs w:val="24"/>
           <w:lang w:eastAsia="es-MX"/>
         </w:rPr>
-        <w:t xml:space="preserve">Dirección física: </w:t>
-      </w:r>
-      <w:r>
+        <w:t>xico.</w:t>
+      </w:r>
+    </w:p>
+    <w:p>
+      <w:pPr>
+        <w:spacing w:line="360" w:lineRule="auto"/>
+        <w:jc w:val="both"/>
         <w:rPr>
           <w:rFonts w:ascii="Arial" w:hAnsi="Arial" w:cs="Arial"/>
           <w:sz w:val="24"/>
           <w:szCs w:val="24"/>
           <w:lang w:eastAsia="es-MX"/>
         </w:rPr>
-        <w:t>De los Planetas SN, colonia del Sol. 51400 Tejupilco de Hidalgo M</w:t>
-      </w:r>
+      </w:pPr>
       <w:r>
         <w:rPr>
           <w:rFonts w:ascii="Arial" w:hAnsi="Arial" w:cs="Arial"/>
@@ -3551,38 +5835,41 @@
           <w:szCs w:val="24"/>
           <w:lang w:eastAsia="es-MX"/>
         </w:rPr>
-        <w:t>é</w:t>
-      </w:r>
-      <w:r>
+        <w:t>Teléfono: 7222619193</w:t>
+      </w:r>
+    </w:p>
+    <w:p>
+      <w:pPr>
+        <w:spacing w:line="360" w:lineRule="auto"/>
+        <w:jc w:val="both"/>
         <w:rPr>
           <w:rFonts w:ascii="Arial" w:hAnsi="Arial" w:cs="Arial"/>
           <w:sz w:val="24"/>
           <w:szCs w:val="24"/>
           <w:lang w:eastAsia="es-MX"/>
         </w:rPr>
-        <w:t>xico.</w:t>
-      </w:r>
-    </w:p>
-    <w:p>
-      <w:pPr>
-        <w:spacing w:line="360" w:lineRule="auto"/>
-        <w:jc w:val="both"/>
+      </w:pPr>
+      <w:r>
         <w:rPr>
           <w:rFonts w:ascii="Arial" w:hAnsi="Arial" w:cs="Arial"/>
           <w:sz w:val="24"/>
           <w:szCs w:val="24"/>
           <w:lang w:eastAsia="es-MX"/>
         </w:rPr>
-      </w:pPr>
-      <w:r>
+        <w:t>Redes sociales: Instagram @medica_isor</w:t>
+      </w:r>
+    </w:p>
+    <w:p>
+      <w:pPr>
+        <w:spacing w:line="360" w:lineRule="auto"/>
+        <w:jc w:val="both"/>
         <w:rPr>
           <w:rFonts w:ascii="Arial" w:hAnsi="Arial" w:cs="Arial"/>
           <w:sz w:val="24"/>
           <w:szCs w:val="24"/>
           <w:lang w:eastAsia="es-MX"/>
         </w:rPr>
-        <w:t>Teléfono</w:t>
-      </w:r>
+      </w:pPr>
       <w:r>
         <w:rPr>
           <w:rFonts w:ascii="Arial" w:hAnsi="Arial" w:cs="Arial"/>
@@ -3590,58 +5877,7 @@
           <w:szCs w:val="24"/>
           <w:lang w:eastAsia="es-MX"/>
         </w:rPr>
-        <w:t>: 7222619193</w:t>
-      </w:r>
-    </w:p>
-    <w:p>
-      <w:pPr>
-        <w:spacing w:line="360" w:lineRule="auto"/>
-        <w:jc w:val="both"/>
-        <w:rPr>
-          <w:rFonts w:ascii="Arial" w:hAnsi="Arial" w:cs="Arial"/>
-          <w:sz w:val="24"/>
-          <w:szCs w:val="24"/>
-          <w:lang w:eastAsia="es-MX"/>
-        </w:rPr>
-      </w:pPr>
-      <w:r>
-        <w:rPr>
-          <w:rFonts w:ascii="Arial" w:hAnsi="Arial" w:cs="Arial"/>
-          <w:sz w:val="24"/>
-          <w:szCs w:val="24"/>
-          <w:lang w:eastAsia="es-MX"/>
-        </w:rPr>
-        <w:t>Redes sociales: Instagram @medica_isor</w:t>
-      </w:r>
-    </w:p>
-    <w:p>
-      <w:pPr>
-        <w:spacing w:line="360" w:lineRule="auto"/>
-        <w:jc w:val="both"/>
-        <w:rPr>
-          <w:rFonts w:ascii="Arial" w:hAnsi="Arial" w:cs="Arial"/>
-          <w:sz w:val="24"/>
-          <w:szCs w:val="24"/>
-          <w:lang w:eastAsia="es-MX"/>
-        </w:rPr>
-      </w:pPr>
-      <w:r>
-        <w:rPr>
-          <w:rFonts w:ascii="Arial" w:hAnsi="Arial" w:cs="Arial"/>
-          <w:sz w:val="24"/>
-          <w:szCs w:val="24"/>
-          <w:lang w:eastAsia="es-MX"/>
-        </w:rPr>
-        <w:t>S</w:t>
-      </w:r>
-      <w:r>
-        <w:rPr>
-          <w:rFonts w:ascii="Arial" w:hAnsi="Arial" w:cs="Arial"/>
-          <w:sz w:val="24"/>
-          <w:szCs w:val="24"/>
-          <w:lang w:eastAsia="es-MX"/>
-        </w:rPr>
-        <w:t>ervicios o productos que ofrece:</w:t>
+        <w:t>Servicios o productos que ofrece:</w:t>
       </w:r>
     </w:p>
     <w:p>
@@ -3936,11 +6172,13 @@
         <w:spacing w:line="360" w:lineRule="auto"/>
         <w:jc w:val="both"/>
         <w:rPr>
+          <w:rFonts w:cs="Arial"/>
           <w:lang w:eastAsia="es-MX"/>
         </w:rPr>
       </w:pPr>
       <w:r>
         <w:rPr>
+          <w:rFonts w:cs="Arial"/>
           <w:lang w:eastAsia="es-MX"/>
         </w:rPr>
         <w:t>2.2 Misión</w:t>
@@ -4014,17 +6252,7 @@
               <w:szCs w:val="24"/>
               <w:lang w:eastAsia="es-MX"/>
             </w:rPr>
-            <w:t xml:space="preserve"> </w:t>
-          </w:r>
-          <w:r>
-            <w:rPr>
-              <w:rFonts w:ascii="Arial" w:hAnsi="Arial" w:cs="Arial"/>
-              <w:noProof/>
-              <w:sz w:val="24"/>
-              <w:szCs w:val="24"/>
-              <w:lang w:eastAsia="es-MX"/>
-            </w:rPr>
-            <w:t>(Isor, 2025)</w:t>
+            <w:t xml:space="preserve"> (Isor, 2025)</w:t>
           </w:r>
           <w:r>
             <w:rPr>
@@ -4053,11 +6281,13 @@
         <w:spacing w:line="360" w:lineRule="auto"/>
         <w:jc w:val="both"/>
         <w:rPr>
+          <w:rFonts w:cs="Arial"/>
           <w:lang w:eastAsia="es-MX"/>
         </w:rPr>
       </w:pPr>
       <w:r>
         <w:rPr>
+          <w:rFonts w:cs="Arial"/>
           <w:lang w:eastAsia="es-MX"/>
         </w:rPr>
         <w:t>2.3 Visión</w:t>
@@ -4176,17 +6406,7 @@
               <w:szCs w:val="24"/>
               <w:lang w:eastAsia="es-MX"/>
             </w:rPr>
-            <w:t xml:space="preserve"> </w:t>
-          </w:r>
-          <w:r>
-            <w:rPr>
-              <w:rFonts w:ascii="Arial" w:hAnsi="Arial" w:cs="Arial"/>
-              <w:noProof/>
-              <w:sz w:val="24"/>
-              <w:szCs w:val="24"/>
-              <w:lang w:eastAsia="es-MX"/>
-            </w:rPr>
-            <w:t>(Isor, 2025)</w:t>
+            <w:t xml:space="preserve"> (Isor, 2025)</w:t>
           </w:r>
           <w:r>
             <w:rPr>
@@ -4215,32 +6435,16 @@
         <w:spacing w:line="360" w:lineRule="auto"/>
         <w:jc w:val="both"/>
         <w:rPr>
+          <w:rFonts w:cs="Arial"/>
           <w:lang w:eastAsia="es-MX"/>
         </w:rPr>
       </w:pPr>
       <w:r>
         <w:rPr>
+          <w:rFonts w:cs="Arial"/>
           <w:lang w:eastAsia="es-MX"/>
         </w:rPr>
-        <w:t>2</w:t>
-      </w:r>
-      <w:r>
-        <w:rPr>
-          <w:lang w:eastAsia="es-MX"/>
-        </w:rPr>
-        <w:t>.</w:t>
-      </w:r>
-      <w:r>
-        <w:rPr>
-          <w:lang w:eastAsia="es-MX"/>
-        </w:rPr>
-        <w:t>4</w:t>
-      </w:r>
-      <w:r>
-        <w:rPr>
-          <w:lang w:eastAsia="es-MX"/>
-        </w:rPr>
-        <w:t xml:space="preserve"> Políticas </w:t>
+        <w:t xml:space="preserve">2.4 Políticas </w:t>
       </w:r>
     </w:p>
     <w:p>
@@ -4320,17 +6524,7 @@
               <w:szCs w:val="24"/>
               <w:lang w:eastAsia="es-MX"/>
             </w:rPr>
-            <w:t xml:space="preserve"> </w:t>
-          </w:r>
-          <w:r>
-            <w:rPr>
-              <w:rFonts w:ascii="Arial" w:hAnsi="Arial" w:cs="Arial"/>
-              <w:noProof/>
-              <w:sz w:val="24"/>
-              <w:szCs w:val="24"/>
-              <w:lang w:eastAsia="es-MX"/>
-            </w:rPr>
-            <w:t>(Isor, 2025)</w:t>
+            <w:t xml:space="preserve"> (Isor, 2025)</w:t>
           </w:r>
           <w:r>
             <w:rPr>
@@ -4359,23 +6553,27 @@
         <w:spacing w:line="360" w:lineRule="auto"/>
         <w:jc w:val="both"/>
         <w:rPr>
+          <w:rFonts w:cs="Arial"/>
           <w:lang w:eastAsia="es-MX"/>
         </w:rPr>
       </w:pPr>
       <w:r>
         <w:rPr>
+          <w:rFonts w:cs="Arial"/>
           <w:lang w:eastAsia="es-MX"/>
         </w:rPr>
         <w:t>2.</w:t>
       </w:r>
       <w:r>
         <w:rPr>
+          <w:rFonts w:cs="Arial"/>
           <w:lang w:eastAsia="es-MX"/>
         </w:rPr>
         <w:t>5</w:t>
       </w:r>
       <w:r>
         <w:rPr>
+          <w:rFonts w:cs="Arial"/>
           <w:lang w:eastAsia="es-MX"/>
         </w:rPr>
         <w:t xml:space="preserve"> Valores</w:t>
@@ -4595,30 +6793,6 @@
     </w:p>
     <w:p>
       <w:pPr>
-        <w:spacing w:line="360" w:lineRule="auto"/>
-        <w:jc w:val="both"/>
-        <w:rPr>
-          <w:rFonts w:ascii="Arial" w:hAnsi="Arial" w:cs="Arial"/>
-          <w:sz w:val="24"/>
-          <w:szCs w:val="24"/>
-          <w:lang w:eastAsia="es-MX"/>
-        </w:rPr>
-      </w:pPr>
-    </w:p>
-    <w:p>
-      <w:pPr>
-        <w:spacing w:line="360" w:lineRule="auto"/>
-        <w:jc w:val="both"/>
-        <w:rPr>
-          <w:rFonts w:ascii="Arial" w:hAnsi="Arial" w:cs="Arial"/>
-          <w:sz w:val="24"/>
-          <w:szCs w:val="24"/>
-          <w:lang w:eastAsia="es-MX"/>
-        </w:rPr>
-      </w:pPr>
-    </w:p>
-    <w:p>
-      <w:pPr>
         <w:pStyle w:val="Ttulo1"/>
         <w:spacing w:line="360" w:lineRule="auto"/>
         <w:jc w:val="both"/>
@@ -4629,7 +6803,7 @@
           <w:szCs w:val="32"/>
         </w:rPr>
       </w:pPr>
-      <w:bookmarkStart w:id="10" w:name="_Toc209461761"/>
+      <w:bookmarkStart w:id="12" w:name="_Toc209461761"/>
       <w:r>
         <w:rPr>
           <w:rFonts w:cs="Arial"/>
@@ -4639,7 +6813,7 @@
         </w:rPr>
         <w:t>CAPITULO III MARCO TEORICO</w:t>
       </w:r>
-      <w:bookmarkEnd w:id="10"/>
+      <w:bookmarkEnd w:id="12"/>
     </w:p>
     <w:p>
       <w:pPr>
@@ -4651,7 +6825,7 @@
           <w:szCs w:val="24"/>
         </w:rPr>
       </w:pPr>
-      <w:bookmarkStart w:id="11" w:name="_Toc209461762"/>
+      <w:bookmarkStart w:id="13" w:name="_Toc209461762"/>
       <w:r>
         <w:rPr>
           <w:rFonts w:cs="Arial"/>
@@ -4659,7 +6833,7 @@
         </w:rPr>
         <w:t>3.1 Sitio web</w:t>
       </w:r>
-      <w:bookmarkEnd w:id="11"/>
+      <w:bookmarkEnd w:id="13"/>
     </w:p>
     <w:p>
       <w:pPr>
@@ -4690,7 +6864,7 @@
           <w:szCs w:val="24"/>
         </w:rPr>
       </w:pPr>
-      <w:bookmarkStart w:id="12" w:name="_Toc209461763"/>
+      <w:bookmarkStart w:id="14" w:name="_Toc209461763"/>
       <w:r>
         <w:rPr>
           <w:rFonts w:cs="Arial"/>
@@ -4698,7 +6872,7 @@
         </w:rPr>
         <w:t>3.2 HTML</w:t>
       </w:r>
-      <w:bookmarkEnd w:id="12"/>
+      <w:bookmarkEnd w:id="14"/>
     </w:p>
     <w:p>
       <w:pPr>
@@ -4801,7 +6975,7 @@
           <w:szCs w:val="24"/>
         </w:rPr>
       </w:pPr>
-      <w:bookmarkStart w:id="13" w:name="_Toc209461764"/>
+      <w:bookmarkStart w:id="15" w:name="_Toc209461764"/>
       <w:r>
         <w:rPr>
           <w:rFonts w:cs="Arial"/>
@@ -4817,7 +6991,7 @@
         </w:rPr>
         <w:t>TypeScritp</w:t>
       </w:r>
-      <w:bookmarkEnd w:id="13"/>
+      <w:bookmarkEnd w:id="15"/>
       <w:proofErr w:type="spellEnd"/>
     </w:p>
     <w:p>
@@ -4967,7 +7141,7 @@
           <w:szCs w:val="24"/>
         </w:rPr>
       </w:pPr>
-      <w:bookmarkStart w:id="14" w:name="_Toc209461765"/>
+      <w:bookmarkStart w:id="16" w:name="_Toc209461765"/>
       <w:r>
         <w:rPr>
           <w:rFonts w:cs="Arial"/>
@@ -4975,7 +7149,7 @@
         </w:rPr>
         <w:t>3.4 CSS</w:t>
       </w:r>
-      <w:bookmarkEnd w:id="14"/>
+      <w:bookmarkEnd w:id="16"/>
     </w:p>
     <w:p>
       <w:pPr>
@@ -5097,7 +7271,7 @@
           <w:szCs w:val="24"/>
         </w:rPr>
       </w:pPr>
-      <w:bookmarkStart w:id="15" w:name="_Toc209461766"/>
+      <w:bookmarkStart w:id="17" w:name="_Toc209461766"/>
       <w:r>
         <w:rPr>
           <w:rFonts w:cs="Arial"/>
@@ -5105,7 +7279,7 @@
         </w:rPr>
         <w:t>3.5 Servidor Web</w:t>
       </w:r>
-      <w:bookmarkEnd w:id="15"/>
+      <w:bookmarkEnd w:id="17"/>
     </w:p>
     <w:p>
       <w:pPr>
@@ -5154,7 +7328,7 @@
           <w:szCs w:val="24"/>
         </w:rPr>
       </w:pPr>
-      <w:bookmarkStart w:id="16" w:name="_Toc209461767"/>
+      <w:bookmarkStart w:id="18" w:name="_Toc209461767"/>
       <w:r>
         <w:rPr>
           <w:rFonts w:cs="Arial"/>
@@ -5162,7 +7336,7 @@
         </w:rPr>
         <w:t>3.6 Angular</w:t>
       </w:r>
-      <w:bookmarkEnd w:id="16"/>
+      <w:bookmarkEnd w:id="18"/>
     </w:p>
     <w:p>
       <w:pPr>
@@ -5265,7 +7439,7 @@
           <w:szCs w:val="24"/>
         </w:rPr>
       </w:pPr>
-      <w:bookmarkStart w:id="17" w:name="_Toc209461768"/>
+      <w:bookmarkStart w:id="19" w:name="_Toc209461768"/>
       <w:r>
         <w:rPr>
           <w:rFonts w:cs="Arial"/>
@@ -5280,267 +7454,6 @@
           <w:szCs w:val="24"/>
         </w:rPr>
         <w:t>Ionic</w:t>
-      </w:r>
-      <w:bookmarkEnd w:id="17"/>
-      <w:proofErr w:type="spellEnd"/>
-    </w:p>
-    <w:p>
-      <w:pPr>
-        <w:spacing w:line="360" w:lineRule="auto"/>
-        <w:jc w:val="both"/>
-        <w:rPr>
-          <w:rFonts w:ascii="Arial" w:hAnsi="Arial" w:cs="Arial"/>
-          <w:sz w:val="24"/>
-          <w:szCs w:val="24"/>
-        </w:rPr>
-      </w:pPr>
-      <w:r>
-        <w:rPr>
-          <w:rFonts w:ascii="Arial" w:hAnsi="Arial" w:cs="Arial"/>
-          <w:sz w:val="24"/>
-          <w:szCs w:val="24"/>
-        </w:rPr>
-        <w:t xml:space="preserve">Un software </w:t>
-      </w:r>
-      <w:proofErr w:type="spellStart"/>
-      <w:r>
-        <w:rPr>
-          <w:rFonts w:ascii="Arial" w:hAnsi="Arial" w:cs="Arial"/>
-          <w:sz w:val="24"/>
-          <w:szCs w:val="24"/>
-        </w:rPr>
-        <w:t>development</w:t>
-      </w:r>
-      <w:proofErr w:type="spellEnd"/>
-      <w:r>
-        <w:rPr>
-          <w:rFonts w:ascii="Arial" w:hAnsi="Arial" w:cs="Arial"/>
-          <w:sz w:val="24"/>
-          <w:szCs w:val="24"/>
-        </w:rPr>
-        <w:t xml:space="preserve"> kit (SDK) es un conjunto de herramientas que ayudan a desarrollar aplicaciones para hardware o software específicos o en un lenguaje de programación concretos. En algunos lenguajes interpretados, el SDK puede ser idéntico al sistema en tiempo de ejecución. </w:t>
-      </w:r>
-      <w:proofErr w:type="spellStart"/>
-      <w:r>
-        <w:rPr>
-          <w:rFonts w:ascii="Arial" w:hAnsi="Arial" w:cs="Arial"/>
-          <w:sz w:val="24"/>
-          <w:szCs w:val="24"/>
-        </w:rPr>
-        <w:t>Ionic</w:t>
-      </w:r>
-      <w:proofErr w:type="spellEnd"/>
-      <w:r>
-        <w:rPr>
-          <w:rFonts w:ascii="Arial" w:hAnsi="Arial" w:cs="Arial"/>
-          <w:sz w:val="24"/>
-          <w:szCs w:val="24"/>
-        </w:rPr>
-        <w:t xml:space="preserve"> es un SDK completo de código abierto para desarrollo de aplicaciones móviles híbridas creado por Max Lynch, Ben Sperry y Adam Bradley en </w:t>
-      </w:r>
-      <w:proofErr w:type="spellStart"/>
-      <w:r>
-        <w:rPr>
-          <w:rFonts w:ascii="Arial" w:hAnsi="Arial" w:cs="Arial"/>
-          <w:sz w:val="24"/>
-          <w:szCs w:val="24"/>
-        </w:rPr>
-        <w:t>Drifty</w:t>
-      </w:r>
-      <w:proofErr w:type="spellEnd"/>
-      <w:r>
-        <w:rPr>
-          <w:rFonts w:ascii="Arial" w:hAnsi="Arial" w:cs="Arial"/>
-          <w:sz w:val="24"/>
-          <w:szCs w:val="24"/>
-        </w:rPr>
-        <w:t xml:space="preserve"> Co., en 2013.</w:t>
-      </w:r>
-    </w:p>
-    <w:p>
-      <w:pPr>
-        <w:spacing w:line="360" w:lineRule="auto"/>
-        <w:jc w:val="both"/>
-        <w:rPr>
-          <w:rFonts w:ascii="Arial" w:hAnsi="Arial" w:cs="Arial"/>
-          <w:sz w:val="24"/>
-          <w:szCs w:val="24"/>
-        </w:rPr>
-      </w:pPr>
-      <w:proofErr w:type="spellStart"/>
-      <w:r>
-        <w:rPr>
-          <w:rFonts w:ascii="Arial" w:hAnsi="Arial" w:cs="Arial"/>
-          <w:sz w:val="24"/>
-          <w:szCs w:val="24"/>
-        </w:rPr>
-        <w:t>Ionic</w:t>
-      </w:r>
-      <w:proofErr w:type="spellEnd"/>
-      <w:r>
-        <w:rPr>
-          <w:rFonts w:ascii="Arial" w:hAnsi="Arial" w:cs="Arial"/>
-          <w:sz w:val="24"/>
-          <w:szCs w:val="24"/>
-        </w:rPr>
-        <w:t xml:space="preserve"> “es una estructura tecnológica (Framework) de código abierto que se utiliza en el desarrollo de aplicaciones móviles híbridas, es decir, se combinan el HTML5, CSS y JavaScript dando como resultado aplicaciones con una interfaz amigable e intuitiva para el usuario que luego se comercializan o descargan en plataformas como Android o </w:t>
-      </w:r>
-      <w:proofErr w:type="spellStart"/>
-      <w:r>
-        <w:rPr>
-          <w:rFonts w:ascii="Arial" w:hAnsi="Arial" w:cs="Arial"/>
-          <w:sz w:val="24"/>
-          <w:szCs w:val="24"/>
-        </w:rPr>
-        <w:t>IOs</w:t>
-      </w:r>
-      <w:proofErr w:type="spellEnd"/>
-      <w:r>
-        <w:rPr>
-          <w:rFonts w:ascii="Arial" w:hAnsi="Arial" w:cs="Arial"/>
-          <w:sz w:val="24"/>
-          <w:szCs w:val="24"/>
-        </w:rPr>
-        <w:t>”. (Vargas Acuña et al., s.f., p. 2).</w:t>
-      </w:r>
-    </w:p>
-    <w:p>
-      <w:pPr>
-        <w:pStyle w:val="Ttulo2"/>
-        <w:spacing w:line="360" w:lineRule="auto"/>
-        <w:jc w:val="both"/>
-        <w:rPr>
-          <w:rFonts w:cs="Arial"/>
-          <w:szCs w:val="24"/>
-        </w:rPr>
-      </w:pPr>
-      <w:bookmarkStart w:id="18" w:name="_Toc209461769"/>
-      <w:r>
-        <w:rPr>
-          <w:rFonts w:cs="Arial"/>
-          <w:szCs w:val="24"/>
-        </w:rPr>
-        <w:t>3.8 Java</w:t>
-      </w:r>
-      <w:bookmarkEnd w:id="18"/>
-    </w:p>
-    <w:p>
-      <w:pPr>
-        <w:spacing w:line="360" w:lineRule="auto"/>
-        <w:jc w:val="both"/>
-        <w:rPr>
-          <w:rFonts w:ascii="Arial" w:hAnsi="Arial" w:cs="Arial"/>
-          <w:sz w:val="24"/>
-          <w:szCs w:val="24"/>
-        </w:rPr>
-      </w:pPr>
-      <w:r>
-        <w:rPr>
-          <w:rFonts w:ascii="Arial" w:hAnsi="Arial" w:cs="Arial"/>
-          <w:sz w:val="24"/>
-          <w:szCs w:val="24"/>
-        </w:rPr>
-        <w:t xml:space="preserve">Java es un lenguaje de programación de alto nivel creado por la empresa </w:t>
-      </w:r>
-      <w:proofErr w:type="spellStart"/>
-      <w:r>
-        <w:rPr>
-          <w:rFonts w:ascii="Arial" w:hAnsi="Arial" w:cs="Arial"/>
-          <w:sz w:val="24"/>
-          <w:szCs w:val="24"/>
-        </w:rPr>
-        <w:t>Sun</w:t>
-      </w:r>
-      <w:proofErr w:type="spellEnd"/>
-      <w:r>
-        <w:rPr>
-          <w:rFonts w:ascii="Arial" w:hAnsi="Arial" w:cs="Arial"/>
-          <w:sz w:val="24"/>
-          <w:szCs w:val="24"/>
-        </w:rPr>
-        <w:t xml:space="preserve"> </w:t>
-      </w:r>
-      <w:proofErr w:type="spellStart"/>
-      <w:r>
-        <w:rPr>
-          <w:rFonts w:ascii="Arial" w:hAnsi="Arial" w:cs="Arial"/>
-          <w:sz w:val="24"/>
-          <w:szCs w:val="24"/>
-        </w:rPr>
-        <w:t>MicroSystems</w:t>
-      </w:r>
-      <w:proofErr w:type="spellEnd"/>
-      <w:r>
-        <w:rPr>
-          <w:rFonts w:ascii="Arial" w:hAnsi="Arial" w:cs="Arial"/>
-          <w:sz w:val="24"/>
-          <w:szCs w:val="24"/>
-        </w:rPr>
-        <w:t xml:space="preserve"> en 1995. Tomando como base el lenguaje C++, Java fue diseñado para ser pequeño, simple e independiente de la plataforma de ejecución.</w:t>
-      </w:r>
-    </w:p>
-    <w:p>
-      <w:pPr>
-        <w:spacing w:line="360" w:lineRule="auto"/>
-        <w:jc w:val="both"/>
-        <w:rPr>
-          <w:rFonts w:ascii="Arial" w:hAnsi="Arial" w:cs="Arial"/>
-          <w:sz w:val="24"/>
-          <w:szCs w:val="24"/>
-        </w:rPr>
-      </w:pPr>
-      <w:r>
-        <w:rPr>
-          <w:rFonts w:ascii="Arial" w:hAnsi="Arial" w:cs="Arial"/>
-          <w:sz w:val="24"/>
-          <w:szCs w:val="24"/>
-        </w:rPr>
-        <w:t xml:space="preserve">En abril de 2010 </w:t>
-      </w:r>
-      <w:proofErr w:type="spellStart"/>
-      <w:r>
-        <w:rPr>
-          <w:rFonts w:ascii="Arial" w:hAnsi="Arial" w:cs="Arial"/>
-          <w:sz w:val="24"/>
-          <w:szCs w:val="24"/>
-        </w:rPr>
-        <w:t>Sun</w:t>
-      </w:r>
-      <w:proofErr w:type="spellEnd"/>
-      <w:r>
-        <w:rPr>
-          <w:rFonts w:ascii="Arial" w:hAnsi="Arial" w:cs="Arial"/>
-          <w:sz w:val="24"/>
-          <w:szCs w:val="24"/>
-        </w:rPr>
-        <w:t xml:space="preserve"> fue adquirida por Oracle, por lo que actualmente es esta empresa la que dirige la plataforma. (Molinero Muñoz, s.f., p. 3).</w:t>
-      </w:r>
-    </w:p>
-    <w:p>
-      <w:pPr>
-        <w:pStyle w:val="Ttulo2"/>
-        <w:spacing w:line="360" w:lineRule="auto"/>
-        <w:jc w:val="both"/>
-        <w:rPr>
-          <w:rFonts w:cs="Arial"/>
-          <w:szCs w:val="24"/>
-        </w:rPr>
-      </w:pPr>
-      <w:bookmarkStart w:id="19" w:name="_Toc209461770"/>
-      <w:r>
-        <w:rPr>
-          <w:rFonts w:cs="Arial"/>
-          <w:szCs w:val="24"/>
-        </w:rPr>
-        <w:t xml:space="preserve">3.9 Spring </w:t>
-      </w:r>
-      <w:proofErr w:type="spellStart"/>
-      <w:r>
-        <w:rPr>
-          <w:rFonts w:cs="Arial"/>
-          <w:szCs w:val="24"/>
-        </w:rPr>
-        <w:t>Boot</w:t>
       </w:r>
       <w:bookmarkEnd w:id="19"/>
       <w:proofErr w:type="spellEnd"/>
@@ -5561,6 +7474,267 @@
           <w:sz w:val="24"/>
           <w:szCs w:val="24"/>
         </w:rPr>
+        <w:t xml:space="preserve">Un software </w:t>
+      </w:r>
+      <w:proofErr w:type="spellStart"/>
+      <w:r>
+        <w:rPr>
+          <w:rFonts w:ascii="Arial" w:hAnsi="Arial" w:cs="Arial"/>
+          <w:sz w:val="24"/>
+          <w:szCs w:val="24"/>
+        </w:rPr>
+        <w:t>development</w:t>
+      </w:r>
+      <w:proofErr w:type="spellEnd"/>
+      <w:r>
+        <w:rPr>
+          <w:rFonts w:ascii="Arial" w:hAnsi="Arial" w:cs="Arial"/>
+          <w:sz w:val="24"/>
+          <w:szCs w:val="24"/>
+        </w:rPr>
+        <w:t xml:space="preserve"> kit (SDK) es un conjunto de herramientas que ayudan a desarrollar aplicaciones para hardware o software específicos o en un lenguaje de programación concretos. En algunos lenguajes interpretados, el SDK puede ser idéntico al sistema en tiempo de ejecución. </w:t>
+      </w:r>
+      <w:proofErr w:type="spellStart"/>
+      <w:r>
+        <w:rPr>
+          <w:rFonts w:ascii="Arial" w:hAnsi="Arial" w:cs="Arial"/>
+          <w:sz w:val="24"/>
+          <w:szCs w:val="24"/>
+        </w:rPr>
+        <w:t>Ionic</w:t>
+      </w:r>
+      <w:proofErr w:type="spellEnd"/>
+      <w:r>
+        <w:rPr>
+          <w:rFonts w:ascii="Arial" w:hAnsi="Arial" w:cs="Arial"/>
+          <w:sz w:val="24"/>
+          <w:szCs w:val="24"/>
+        </w:rPr>
+        <w:t xml:space="preserve"> es un SDK completo de código abierto para desarrollo de aplicaciones móviles híbridas creado por Max Lynch, Ben Sperry y Adam Bradley en </w:t>
+      </w:r>
+      <w:proofErr w:type="spellStart"/>
+      <w:r>
+        <w:rPr>
+          <w:rFonts w:ascii="Arial" w:hAnsi="Arial" w:cs="Arial"/>
+          <w:sz w:val="24"/>
+          <w:szCs w:val="24"/>
+        </w:rPr>
+        <w:t>Drifty</w:t>
+      </w:r>
+      <w:proofErr w:type="spellEnd"/>
+      <w:r>
+        <w:rPr>
+          <w:rFonts w:ascii="Arial" w:hAnsi="Arial" w:cs="Arial"/>
+          <w:sz w:val="24"/>
+          <w:szCs w:val="24"/>
+        </w:rPr>
+        <w:t xml:space="preserve"> Co., en 2013.</w:t>
+      </w:r>
+    </w:p>
+    <w:p>
+      <w:pPr>
+        <w:spacing w:line="360" w:lineRule="auto"/>
+        <w:jc w:val="both"/>
+        <w:rPr>
+          <w:rFonts w:ascii="Arial" w:hAnsi="Arial" w:cs="Arial"/>
+          <w:sz w:val="24"/>
+          <w:szCs w:val="24"/>
+        </w:rPr>
+      </w:pPr>
+      <w:proofErr w:type="spellStart"/>
+      <w:r>
+        <w:rPr>
+          <w:rFonts w:ascii="Arial" w:hAnsi="Arial" w:cs="Arial"/>
+          <w:sz w:val="24"/>
+          <w:szCs w:val="24"/>
+        </w:rPr>
+        <w:t>Ionic</w:t>
+      </w:r>
+      <w:proofErr w:type="spellEnd"/>
+      <w:r>
+        <w:rPr>
+          <w:rFonts w:ascii="Arial" w:hAnsi="Arial" w:cs="Arial"/>
+          <w:sz w:val="24"/>
+          <w:szCs w:val="24"/>
+        </w:rPr>
+        <w:t xml:space="preserve"> “es una estructura tecnológica (Framework) de código abierto que se utiliza en el desarrollo de aplicaciones móviles híbridas, es decir, se combinan el HTML5, CSS y JavaScript dando como resultado aplicaciones con una interfaz amigable e intuitiva para el usuario que luego se comercializan o descargan en plataformas como Android o </w:t>
+      </w:r>
+      <w:proofErr w:type="spellStart"/>
+      <w:r>
+        <w:rPr>
+          <w:rFonts w:ascii="Arial" w:hAnsi="Arial" w:cs="Arial"/>
+          <w:sz w:val="24"/>
+          <w:szCs w:val="24"/>
+        </w:rPr>
+        <w:t>IOs</w:t>
+      </w:r>
+      <w:proofErr w:type="spellEnd"/>
+      <w:r>
+        <w:rPr>
+          <w:rFonts w:ascii="Arial" w:hAnsi="Arial" w:cs="Arial"/>
+          <w:sz w:val="24"/>
+          <w:szCs w:val="24"/>
+        </w:rPr>
+        <w:t>”. (Vargas Acuña et al., s.f., p. 2).</w:t>
+      </w:r>
+    </w:p>
+    <w:p>
+      <w:pPr>
+        <w:pStyle w:val="Ttulo2"/>
+        <w:spacing w:line="360" w:lineRule="auto"/>
+        <w:jc w:val="both"/>
+        <w:rPr>
+          <w:rFonts w:cs="Arial"/>
+          <w:szCs w:val="24"/>
+        </w:rPr>
+      </w:pPr>
+      <w:bookmarkStart w:id="20" w:name="_Toc209461769"/>
+      <w:r>
+        <w:rPr>
+          <w:rFonts w:cs="Arial"/>
+          <w:szCs w:val="24"/>
+        </w:rPr>
+        <w:t>3.8 Java</w:t>
+      </w:r>
+      <w:bookmarkEnd w:id="20"/>
+    </w:p>
+    <w:p>
+      <w:pPr>
+        <w:spacing w:line="360" w:lineRule="auto"/>
+        <w:jc w:val="both"/>
+        <w:rPr>
+          <w:rFonts w:ascii="Arial" w:hAnsi="Arial" w:cs="Arial"/>
+          <w:sz w:val="24"/>
+          <w:szCs w:val="24"/>
+        </w:rPr>
+      </w:pPr>
+      <w:r>
+        <w:rPr>
+          <w:rFonts w:ascii="Arial" w:hAnsi="Arial" w:cs="Arial"/>
+          <w:sz w:val="24"/>
+          <w:szCs w:val="24"/>
+        </w:rPr>
+        <w:t xml:space="preserve">Java es un lenguaje de programación de alto nivel creado por la empresa </w:t>
+      </w:r>
+      <w:proofErr w:type="spellStart"/>
+      <w:r>
+        <w:rPr>
+          <w:rFonts w:ascii="Arial" w:hAnsi="Arial" w:cs="Arial"/>
+          <w:sz w:val="24"/>
+          <w:szCs w:val="24"/>
+        </w:rPr>
+        <w:t>Sun</w:t>
+      </w:r>
+      <w:proofErr w:type="spellEnd"/>
+      <w:r>
+        <w:rPr>
+          <w:rFonts w:ascii="Arial" w:hAnsi="Arial" w:cs="Arial"/>
+          <w:sz w:val="24"/>
+          <w:szCs w:val="24"/>
+        </w:rPr>
+        <w:t xml:space="preserve"> </w:t>
+      </w:r>
+      <w:proofErr w:type="spellStart"/>
+      <w:r>
+        <w:rPr>
+          <w:rFonts w:ascii="Arial" w:hAnsi="Arial" w:cs="Arial"/>
+          <w:sz w:val="24"/>
+          <w:szCs w:val="24"/>
+        </w:rPr>
+        <w:t>MicroSystems</w:t>
+      </w:r>
+      <w:proofErr w:type="spellEnd"/>
+      <w:r>
+        <w:rPr>
+          <w:rFonts w:ascii="Arial" w:hAnsi="Arial" w:cs="Arial"/>
+          <w:sz w:val="24"/>
+          <w:szCs w:val="24"/>
+        </w:rPr>
+        <w:t xml:space="preserve"> en 1995. Tomando como base el lenguaje C++, Java fue diseñado para ser pequeño, simple e independiente de la plataforma de ejecución.</w:t>
+      </w:r>
+    </w:p>
+    <w:p>
+      <w:pPr>
+        <w:spacing w:line="360" w:lineRule="auto"/>
+        <w:jc w:val="both"/>
+        <w:rPr>
+          <w:rFonts w:ascii="Arial" w:hAnsi="Arial" w:cs="Arial"/>
+          <w:sz w:val="24"/>
+          <w:szCs w:val="24"/>
+        </w:rPr>
+      </w:pPr>
+      <w:r>
+        <w:rPr>
+          <w:rFonts w:ascii="Arial" w:hAnsi="Arial" w:cs="Arial"/>
+          <w:sz w:val="24"/>
+          <w:szCs w:val="24"/>
+        </w:rPr>
+        <w:t xml:space="preserve">En abril de 2010 </w:t>
+      </w:r>
+      <w:proofErr w:type="spellStart"/>
+      <w:r>
+        <w:rPr>
+          <w:rFonts w:ascii="Arial" w:hAnsi="Arial" w:cs="Arial"/>
+          <w:sz w:val="24"/>
+          <w:szCs w:val="24"/>
+        </w:rPr>
+        <w:t>Sun</w:t>
+      </w:r>
+      <w:proofErr w:type="spellEnd"/>
+      <w:r>
+        <w:rPr>
+          <w:rFonts w:ascii="Arial" w:hAnsi="Arial" w:cs="Arial"/>
+          <w:sz w:val="24"/>
+          <w:szCs w:val="24"/>
+        </w:rPr>
+        <w:t xml:space="preserve"> fue adquirida por Oracle, por lo que actualmente es esta empresa la que dirige la plataforma. (Molinero Muñoz, s.f., p. 3).</w:t>
+      </w:r>
+    </w:p>
+    <w:p>
+      <w:pPr>
+        <w:pStyle w:val="Ttulo2"/>
+        <w:spacing w:line="360" w:lineRule="auto"/>
+        <w:jc w:val="both"/>
+        <w:rPr>
+          <w:rFonts w:cs="Arial"/>
+          <w:szCs w:val="24"/>
+        </w:rPr>
+      </w:pPr>
+      <w:bookmarkStart w:id="21" w:name="_Toc209461770"/>
+      <w:r>
+        <w:rPr>
+          <w:rFonts w:cs="Arial"/>
+          <w:szCs w:val="24"/>
+        </w:rPr>
+        <w:t xml:space="preserve">3.9 Spring </w:t>
+      </w:r>
+      <w:proofErr w:type="spellStart"/>
+      <w:r>
+        <w:rPr>
+          <w:rFonts w:cs="Arial"/>
+          <w:szCs w:val="24"/>
+        </w:rPr>
+        <w:t>Boot</w:t>
+      </w:r>
+      <w:bookmarkEnd w:id="21"/>
+      <w:proofErr w:type="spellEnd"/>
+    </w:p>
+    <w:p>
+      <w:pPr>
+        <w:spacing w:line="360" w:lineRule="auto"/>
+        <w:jc w:val="both"/>
+        <w:rPr>
+          <w:rFonts w:ascii="Arial" w:hAnsi="Arial" w:cs="Arial"/>
+          <w:sz w:val="24"/>
+          <w:szCs w:val="24"/>
+        </w:rPr>
+      </w:pPr>
+      <w:r>
+        <w:rPr>
+          <w:rFonts w:ascii="Arial" w:hAnsi="Arial" w:cs="Arial"/>
+          <w:sz w:val="24"/>
+          <w:szCs w:val="24"/>
+        </w:rPr>
         <w:t xml:space="preserve">Spring </w:t>
       </w:r>
       <w:proofErr w:type="spellStart"/>
@@ -5646,7 +7820,7 @@
           <w:szCs w:val="24"/>
         </w:rPr>
       </w:pPr>
-      <w:bookmarkStart w:id="20" w:name="_Toc209461771"/>
+      <w:bookmarkStart w:id="22" w:name="_Toc209461771"/>
       <w:r>
         <w:rPr>
           <w:rFonts w:cs="Arial"/>
@@ -5662,7 +7836,7 @@
         </w:rPr>
         <w:t>Mysql</w:t>
       </w:r>
-      <w:bookmarkEnd w:id="20"/>
+      <w:bookmarkEnd w:id="22"/>
       <w:proofErr w:type="spellEnd"/>
     </w:p>
     <w:p>
@@ -5792,7 +7966,7 @@
           <w:szCs w:val="24"/>
         </w:rPr>
       </w:pPr>
-      <w:bookmarkStart w:id="21" w:name="_Toc209461772"/>
+      <w:bookmarkStart w:id="23" w:name="_Toc209461772"/>
       <w:r>
         <w:rPr>
           <w:rFonts w:cs="Arial"/>
@@ -5800,7 +7974,7 @@
         </w:rPr>
         <w:t>3.11 UML</w:t>
       </w:r>
-      <w:bookmarkEnd w:id="21"/>
+      <w:bookmarkEnd w:id="23"/>
     </w:p>
     <w:p>
       <w:pPr>
@@ -5893,7 +8067,7 @@
           <w:szCs w:val="24"/>
         </w:rPr>
       </w:pPr>
-      <w:bookmarkStart w:id="22" w:name="_Toc209461773"/>
+      <w:bookmarkStart w:id="24" w:name="_Toc209461773"/>
       <w:r>
         <w:rPr>
           <w:rFonts w:cs="Arial"/>
@@ -5901,7 +8075,7 @@
         </w:rPr>
         <w:t>3.12 Base de Datos</w:t>
       </w:r>
-      <w:bookmarkEnd w:id="22"/>
+      <w:bookmarkEnd w:id="24"/>
     </w:p>
     <w:p>
       <w:pPr>
@@ -5948,32 +8122,84 @@
         <w:t>.</w:t>
       </w:r>
     </w:p>
-    <w:p/>
+    <w:p>
+      <w:pPr>
+        <w:rPr>
+          <w:rFonts w:ascii="Arial" w:hAnsi="Arial" w:cs="Arial"/>
+        </w:rPr>
+      </w:pPr>
+    </w:p>
+    <w:p>
+      <w:pPr>
+        <w:rPr>
+          <w:rFonts w:ascii="Arial" w:hAnsi="Arial" w:cs="Arial"/>
+        </w:rPr>
+      </w:pPr>
+    </w:p>
+    <w:p>
+      <w:pPr>
+        <w:rPr>
+          <w:rFonts w:ascii="Arial" w:hAnsi="Arial" w:cs="Arial"/>
+        </w:rPr>
+      </w:pPr>
+    </w:p>
+    <w:p>
+      <w:pPr>
+        <w:rPr>
+          <w:rFonts w:ascii="Arial" w:hAnsi="Arial" w:cs="Arial"/>
+        </w:rPr>
+      </w:pPr>
+    </w:p>
     <w:p>
       <w:pPr>
         <w:pStyle w:val="Ttulo1"/>
-      </w:pPr>
-      <w:r>
+        <w:rPr>
+          <w:rFonts w:cs="Arial"/>
+        </w:rPr>
+      </w:pPr>
+      <w:bookmarkStart w:id="25" w:name="_Hlk210731589"/>
+      <w:r>
+        <w:rPr>
+          <w:rFonts w:cs="Arial"/>
+        </w:rPr>
         <w:t>CAPÍTULO IV MÉTODOLOGÍA DE APLICACIÓN</w:t>
       </w:r>
     </w:p>
     <w:p>
       <w:pPr>
         <w:pStyle w:val="Ttulo2"/>
-      </w:pPr>
-      <w:r>
+        <w:rPr>
+          <w:rFonts w:cs="Arial"/>
+        </w:rPr>
+      </w:pPr>
+      <w:r>
+        <w:rPr>
+          <w:rFonts w:cs="Arial"/>
+        </w:rPr>
         <w:t>4.1 Fase De Análisis</w:t>
       </w:r>
     </w:p>
     <w:p>
       <w:pPr>
         <w:pStyle w:val="Ttulo2"/>
-      </w:pPr>
-      <w:r>
+        <w:rPr>
+          <w:rFonts w:cs="Arial"/>
+        </w:rPr>
+      </w:pPr>
+      <w:r>
+        <w:rPr>
+          <w:rFonts w:cs="Arial"/>
+        </w:rPr>
         <w:t>4.1.1Determinación de Requerimientos</w:t>
       </w:r>
     </w:p>
-    <w:p/>
+    <w:p>
+      <w:pPr>
+        <w:rPr>
+          <w:rFonts w:ascii="Arial" w:hAnsi="Arial" w:cs="Arial"/>
+        </w:rPr>
+      </w:pPr>
+    </w:p>
     <w:p>
       <w:pPr>
         <w:pStyle w:val="Prrafodelista"/>
@@ -6044,18 +8270,7 @@
           <w:szCs w:val="24"/>
           <w:lang w:eastAsia="es-MX"/>
         </w:rPr>
-        <w:t>El sistema permitirá al usuario agendar una cita en cuatro sencillos pasos: primero, deberá ingresa</w:t>
-      </w:r>
-      <w:bookmarkStart w:id="23" w:name="_GoBack"/>
-      <w:bookmarkEnd w:id="23"/>
-      <w:r>
-        <w:rPr>
-          <w:rFonts w:ascii="Arial" w:eastAsia="Times New Roman" w:hAnsi="Arial" w:cs="Arial"/>
-          <w:sz w:val="24"/>
-          <w:szCs w:val="24"/>
-          <w:lang w:eastAsia="es-MX"/>
-        </w:rPr>
-        <w:t>r su nombre completo; luego, proporcionar su número de teléfono; después, seleccionar el tipo de servicio que desea solicitar; y, por último, elegir la fecha y hora disponibles para su cita.</w:t>
+        <w:t>El sistema permitirá al usuario agendar una cita en cuatro sencillos pasos: primero, deberá ingresar su nombre completo; luego, proporcionar su número de teléfono; después, seleccionar el tipo de servicio que desea solicitar; y, por último, elegir la fecha y hora disponibles para su cita.</w:t>
       </w:r>
     </w:p>
     <w:p>
@@ -6756,8 +8971,11 @@
     <w:p>
       <w:pPr>
         <w:pStyle w:val="Prrafodelista"/>
+        <w:numPr>
+          <w:ilvl w:val="0"/>
+          <w:numId w:val="20"/>
+        </w:numPr>
         <w:spacing w:before="100" w:beforeAutospacing="1" w:after="100" w:afterAutospacing="1" w:line="360" w:lineRule="auto"/>
-        <w:ind w:left="1080"/>
         <w:jc w:val="both"/>
         <w:rPr>
           <w:rFonts w:ascii="Arial" w:eastAsia="Times New Roman" w:hAnsi="Arial" w:cs="Arial"/>
@@ -6766,6 +8984,15 @@
           <w:lang w:eastAsia="es-MX"/>
         </w:rPr>
       </w:pPr>
+      <w:r>
+        <w:rPr>
+          <w:rFonts w:ascii="Arial" w:eastAsia="Times New Roman" w:hAnsi="Arial" w:cs="Arial"/>
+          <w:sz w:val="24"/>
+          <w:szCs w:val="24"/>
+          <w:lang w:eastAsia="es-MX"/>
+        </w:rPr>
+        <w:t>Los datos sensibles, como contraseñas, se mostrarán enmascarados mediante el carácter “*” para proteger la privacidad del usuario.</w:t>
+      </w:r>
     </w:p>
     <w:p>
       <w:pPr>
@@ -6790,7 +9017,27 @@
           <w:szCs w:val="24"/>
           <w:lang w:eastAsia="es-MX"/>
         </w:rPr>
-        <w:t>Los datos sensibles, como contraseñas, se mostrarán enmascarados mediante el carácter “*” para proteger la privacidad del usuario.</w:t>
+        <w:t xml:space="preserve">El diseño del sitio web será adaptable al tamaño de la pantalla (diseño </w:t>
+      </w:r>
+      <w:proofErr w:type="spellStart"/>
+      <w:r>
+        <w:rPr>
+          <w:rFonts w:ascii="Arial" w:eastAsia="Times New Roman" w:hAnsi="Arial" w:cs="Arial"/>
+          <w:sz w:val="24"/>
+          <w:szCs w:val="24"/>
+          <w:lang w:eastAsia="es-MX"/>
+        </w:rPr>
+        <w:t>responsive</w:t>
+      </w:r>
+      <w:proofErr w:type="spellEnd"/>
+      <w:r>
+        <w:rPr>
+          <w:rFonts w:ascii="Arial" w:eastAsia="Times New Roman" w:hAnsi="Arial" w:cs="Arial"/>
+          <w:sz w:val="24"/>
+          <w:szCs w:val="24"/>
+          <w:lang w:eastAsia="es-MX"/>
+        </w:rPr>
+        <w:t>).</w:t>
       </w:r>
     </w:p>
     <w:p>
@@ -6816,27 +9063,7 @@
           <w:szCs w:val="24"/>
           <w:lang w:eastAsia="es-MX"/>
         </w:rPr>
-        <w:t xml:space="preserve">El diseño del sitio web será adaptable al tamaño de la pantalla (diseño </w:t>
-      </w:r>
-      <w:proofErr w:type="spellStart"/>
-      <w:r>
-        <w:rPr>
-          <w:rFonts w:ascii="Arial" w:eastAsia="Times New Roman" w:hAnsi="Arial" w:cs="Arial"/>
-          <w:sz w:val="24"/>
-          <w:szCs w:val="24"/>
-          <w:lang w:eastAsia="es-MX"/>
-        </w:rPr>
-        <w:t>responsive</w:t>
-      </w:r>
-      <w:proofErr w:type="spellEnd"/>
-      <w:r>
-        <w:rPr>
-          <w:rFonts w:ascii="Arial" w:eastAsia="Times New Roman" w:hAnsi="Arial" w:cs="Arial"/>
-          <w:sz w:val="24"/>
-          <w:szCs w:val="24"/>
-          <w:lang w:eastAsia="es-MX"/>
-        </w:rPr>
-        <w:t>).</w:t>
+        <w:t>El panel administrativo mostrará las citas agendadas diferenciadas por colores según el tipo de servicio: valoración inicial en azul, procedimiento facial en rosa, masaje postquirúrgico en amarillo y horarios ya ocupados en gris.</w:t>
       </w:r>
     </w:p>
     <w:p>
@@ -6862,7 +9089,7 @@
           <w:szCs w:val="24"/>
           <w:lang w:eastAsia="es-MX"/>
         </w:rPr>
-        <w:t>El panel administrativo mostrará las citas agendadas diferenciadas por colores según el tipo de servicio: valoración inicial en azul, procedimiento facial en rosa, masaje postquirúrgico en amarillo y horarios ya ocupados en gris.</w:t>
+        <w:t>El panel del paciente mostrará los horarios disponibles en verde y los horarios ya agendados en gris.</w:t>
       </w:r>
     </w:p>
     <w:p>
@@ -6888,7 +9115,27 @@
           <w:szCs w:val="24"/>
           <w:lang w:eastAsia="es-MX"/>
         </w:rPr>
-        <w:t>El panel del paciente mostrará los horarios disponibles en verde y los horarios ya agendados en gris.</w:t>
+        <w:t xml:space="preserve">El logotipo del consultorio “Medical </w:t>
+      </w:r>
+      <w:proofErr w:type="spellStart"/>
+      <w:r>
+        <w:rPr>
+          <w:rFonts w:ascii="Arial" w:eastAsia="Times New Roman" w:hAnsi="Arial" w:cs="Arial"/>
+          <w:sz w:val="24"/>
+          <w:szCs w:val="24"/>
+          <w:lang w:eastAsia="es-MX"/>
+        </w:rPr>
+        <w:t>Isor</w:t>
+      </w:r>
+      <w:proofErr w:type="spellEnd"/>
+      <w:r>
+        <w:rPr>
+          <w:rFonts w:ascii="Arial" w:eastAsia="Times New Roman" w:hAnsi="Arial" w:cs="Arial"/>
+          <w:sz w:val="24"/>
+          <w:szCs w:val="24"/>
+          <w:lang w:eastAsia="es-MX"/>
+        </w:rPr>
+        <w:t>” en la página principal redirigirá a la página de inicio de sesión del panel administrativo.</w:t>
       </w:r>
     </w:p>
     <w:p>
@@ -6914,27 +9161,7 @@
           <w:szCs w:val="24"/>
           <w:lang w:eastAsia="es-MX"/>
         </w:rPr>
-        <w:t xml:space="preserve">El logotipo del consultorio “Medical </w:t>
-      </w:r>
-      <w:proofErr w:type="spellStart"/>
-      <w:r>
-        <w:rPr>
-          <w:rFonts w:ascii="Arial" w:eastAsia="Times New Roman" w:hAnsi="Arial" w:cs="Arial"/>
-          <w:sz w:val="24"/>
-          <w:szCs w:val="24"/>
-          <w:lang w:eastAsia="es-MX"/>
-        </w:rPr>
-        <w:t>Isor</w:t>
-      </w:r>
-      <w:proofErr w:type="spellEnd"/>
-      <w:r>
-        <w:rPr>
-          <w:rFonts w:ascii="Arial" w:eastAsia="Times New Roman" w:hAnsi="Arial" w:cs="Arial"/>
-          <w:sz w:val="24"/>
-          <w:szCs w:val="24"/>
-          <w:lang w:eastAsia="es-MX"/>
-        </w:rPr>
-        <w:t>” en la página principal redirigirá a la página de inicio de sesión del panel administrativo.</w:t>
+        <w:t>Los íconos de las redes sociales redirigirán a las páginas oficiales del consultorio.</w:t>
       </w:r>
     </w:p>
     <w:p>
@@ -6960,32 +9187,6 @@
           <w:szCs w:val="24"/>
           <w:lang w:eastAsia="es-MX"/>
         </w:rPr>
-        <w:t>Los íconos de las redes sociales redirigirán a las páginas oficiales del consultorio.</w:t>
-      </w:r>
-    </w:p>
-    <w:p>
-      <w:pPr>
-        <w:pStyle w:val="Prrafodelista"/>
-        <w:numPr>
-          <w:ilvl w:val="0"/>
-          <w:numId w:val="20"/>
-        </w:numPr>
-        <w:spacing w:before="100" w:beforeAutospacing="1" w:after="100" w:afterAutospacing="1" w:line="360" w:lineRule="auto"/>
-        <w:jc w:val="both"/>
-        <w:rPr>
-          <w:rFonts w:ascii="Arial" w:eastAsia="Times New Roman" w:hAnsi="Arial" w:cs="Arial"/>
-          <w:sz w:val="24"/>
-          <w:szCs w:val="24"/>
-          <w:lang w:eastAsia="es-MX"/>
-        </w:rPr>
-      </w:pPr>
-      <w:r>
-        <w:rPr>
-          <w:rFonts w:ascii="Arial" w:eastAsia="Times New Roman" w:hAnsi="Arial" w:cs="Arial"/>
-          <w:sz w:val="24"/>
-          <w:szCs w:val="24"/>
-          <w:lang w:eastAsia="es-MX"/>
-        </w:rPr>
         <w:t xml:space="preserve">La interfaz de usuario, tanto para pacientes como para administradores, empleará tonalidades acordes a los colores del logotipo del consultorio “Medical </w:t>
       </w:r>
       <w:proofErr w:type="spellStart"/>
@@ -7688,6 +9889,7 @@
         <w:t>Hosting.</w:t>
       </w:r>
     </w:p>
+    <w:bookmarkEnd w:id="25"/>
     <w:p>
       <w:pPr>
         <w:spacing w:line="360" w:lineRule="auto"/>
@@ -7712,7 +9914,13 @@
         </w:rPr>
       </w:pPr>
     </w:p>
-    <w:p/>
+    <w:p>
+      <w:pPr>
+        <w:rPr>
+          <w:rFonts w:ascii="Arial" w:hAnsi="Arial" w:cs="Arial"/>
+        </w:rPr>
+      </w:pPr>
+    </w:p>
     <w:sectPr>
       <w:footerReference w:type="default" r:id="rId10"/>
       <w:pgSz w:w="12240" w:h="15840"/>
@@ -8815,6 +11023,92 @@
     </w:lvl>
   </w:abstractNum>
   <w:abstractNum w:abstractNumId="6" w15:restartNumberingAfterBreak="0">
+    <w:nsid w:val="23384317"/>
+    <w:multiLevelType w:val="hybridMultilevel"/>
+    <w:tmpl w:val="0F72D2C6"/>
+    <w:lvl w:ilvl="0" w:tplc="080A000F">
+      <w:start w:val="1"/>
+      <w:numFmt w:val="decimal"/>
+      <w:lvlText w:val="%1."/>
+      <w:lvlJc w:val="left"/>
+      <w:pPr>
+        <w:ind w:left="720" w:hanging="360"/>
+      </w:pPr>
+    </w:lvl>
+    <w:lvl w:ilvl="1" w:tplc="080A0019" w:tentative="1">
+      <w:start w:val="1"/>
+      <w:numFmt w:val="lowerLetter"/>
+      <w:lvlText w:val="%2."/>
+      <w:lvlJc w:val="left"/>
+      <w:pPr>
+        <w:ind w:left="1440" w:hanging="360"/>
+      </w:pPr>
+    </w:lvl>
+    <w:lvl w:ilvl="2" w:tplc="080A001B" w:tentative="1">
+      <w:start w:val="1"/>
+      <w:numFmt w:val="lowerRoman"/>
+      <w:lvlText w:val="%3."/>
+      <w:lvlJc w:val="right"/>
+      <w:pPr>
+        <w:ind w:left="2160" w:hanging="180"/>
+      </w:pPr>
+    </w:lvl>
+    <w:lvl w:ilvl="3" w:tplc="080A000F" w:tentative="1">
+      <w:start w:val="1"/>
+      <w:numFmt w:val="decimal"/>
+      <w:lvlText w:val="%4."/>
+      <w:lvlJc w:val="left"/>
+      <w:pPr>
+        <w:ind w:left="2880" w:hanging="360"/>
+      </w:pPr>
+    </w:lvl>
+    <w:lvl w:ilvl="4" w:tplc="080A0019" w:tentative="1">
+      <w:start w:val="1"/>
+      <w:numFmt w:val="lowerLetter"/>
+      <w:lvlText w:val="%5."/>
+      <w:lvlJc w:val="left"/>
+      <w:pPr>
+        <w:ind w:left="3600" w:hanging="360"/>
+      </w:pPr>
+    </w:lvl>
+    <w:lvl w:ilvl="5" w:tplc="080A001B" w:tentative="1">
+      <w:start w:val="1"/>
+      <w:numFmt w:val="lowerRoman"/>
+      <w:lvlText w:val="%6."/>
+      <w:lvlJc w:val="right"/>
+      <w:pPr>
+        <w:ind w:left="4320" w:hanging="180"/>
+      </w:pPr>
+    </w:lvl>
+    <w:lvl w:ilvl="6" w:tplc="080A000F" w:tentative="1">
+      <w:start w:val="1"/>
+      <w:numFmt w:val="decimal"/>
+      <w:lvlText w:val="%7."/>
+      <w:lvlJc w:val="left"/>
+      <w:pPr>
+        <w:ind w:left="5040" w:hanging="360"/>
+      </w:pPr>
+    </w:lvl>
+    <w:lvl w:ilvl="7" w:tplc="080A0019" w:tentative="1">
+      <w:start w:val="1"/>
+      <w:numFmt w:val="lowerLetter"/>
+      <w:lvlText w:val="%8."/>
+      <w:lvlJc w:val="left"/>
+      <w:pPr>
+        <w:ind w:left="5760" w:hanging="360"/>
+      </w:pPr>
+    </w:lvl>
+    <w:lvl w:ilvl="8" w:tplc="080A001B" w:tentative="1">
+      <w:start w:val="1"/>
+      <w:numFmt w:val="lowerRoman"/>
+      <w:lvlText w:val="%9."/>
+      <w:lvlJc w:val="right"/>
+      <w:pPr>
+        <w:ind w:left="6480" w:hanging="180"/>
+      </w:pPr>
+    </w:lvl>
+  </w:abstractNum>
+  <w:abstractNum w:abstractNumId="7" w15:restartNumberingAfterBreak="0">
     <w:nsid w:val="2ADF6F77"/>
     <w:multiLevelType w:val="hybridMultilevel"/>
     <w:tmpl w:val="5DB8C5E8"/>
@@ -8904,7 +11198,7 @@
       </w:pPr>
     </w:lvl>
   </w:abstractNum>
-  <w:abstractNum w:abstractNumId="7" w15:restartNumberingAfterBreak="0">
+  <w:abstractNum w:abstractNumId="8" w15:restartNumberingAfterBreak="0">
     <w:nsid w:val="2E8264EF"/>
     <w:multiLevelType w:val="hybridMultilevel"/>
     <w:tmpl w:val="01DCAAA0"/>
@@ -8990,7 +11284,7 @@
       </w:pPr>
     </w:lvl>
   </w:abstractNum>
-  <w:abstractNum w:abstractNumId="8" w15:restartNumberingAfterBreak="0">
+  <w:abstractNum w:abstractNumId="9" w15:restartNumberingAfterBreak="0">
     <w:nsid w:val="2F9E6FE6"/>
     <w:multiLevelType w:val="hybridMultilevel"/>
     <w:tmpl w:val="24228AE2"/>
@@ -9103,7 +11397,7 @@
       </w:rPr>
     </w:lvl>
   </w:abstractNum>
-  <w:abstractNum w:abstractNumId="9" w15:restartNumberingAfterBreak="0">
+  <w:abstractNum w:abstractNumId="10" w15:restartNumberingAfterBreak="0">
     <w:nsid w:val="33E80742"/>
     <w:multiLevelType w:val="hybridMultilevel"/>
     <w:tmpl w:val="3CAE5B14"/>
@@ -9194,7 +11488,120 @@
       </w:pPr>
     </w:lvl>
   </w:abstractNum>
-  <w:abstractNum w:abstractNumId="10" w15:restartNumberingAfterBreak="0">
+  <w:abstractNum w:abstractNumId="11" w15:restartNumberingAfterBreak="0">
+    <w:nsid w:val="397623D9"/>
+    <w:multiLevelType w:val="hybridMultilevel"/>
+    <w:tmpl w:val="059CB0CE"/>
+    <w:lvl w:ilvl="0" w:tplc="080A0001">
+      <w:start w:val="1"/>
+      <w:numFmt w:val="bullet"/>
+      <w:lvlText w:val=""/>
+      <w:lvlJc w:val="left"/>
+      <w:pPr>
+        <w:ind w:left="720" w:hanging="360"/>
+      </w:pPr>
+      <w:rPr>
+        <w:rFonts w:ascii="Symbol" w:hAnsi="Symbol" w:hint="default"/>
+      </w:rPr>
+    </w:lvl>
+    <w:lvl w:ilvl="1" w:tplc="080A0003" w:tentative="1">
+      <w:start w:val="1"/>
+      <w:numFmt w:val="bullet"/>
+      <w:lvlText w:val="o"/>
+      <w:lvlJc w:val="left"/>
+      <w:pPr>
+        <w:ind w:left="1440" w:hanging="360"/>
+      </w:pPr>
+      <w:rPr>
+        <w:rFonts w:ascii="Courier New" w:hAnsi="Courier New" w:cs="Courier New" w:hint="default"/>
+      </w:rPr>
+    </w:lvl>
+    <w:lvl w:ilvl="2" w:tplc="080A0005" w:tentative="1">
+      <w:start w:val="1"/>
+      <w:numFmt w:val="bullet"/>
+      <w:lvlText w:val=""/>
+      <w:lvlJc w:val="left"/>
+      <w:pPr>
+        <w:ind w:left="2160" w:hanging="360"/>
+      </w:pPr>
+      <w:rPr>
+        <w:rFonts w:ascii="Wingdings" w:hAnsi="Wingdings" w:hint="default"/>
+      </w:rPr>
+    </w:lvl>
+    <w:lvl w:ilvl="3" w:tplc="080A0001" w:tentative="1">
+      <w:start w:val="1"/>
+      <w:numFmt w:val="bullet"/>
+      <w:lvlText w:val=""/>
+      <w:lvlJc w:val="left"/>
+      <w:pPr>
+        <w:ind w:left="2880" w:hanging="360"/>
+      </w:pPr>
+      <w:rPr>
+        <w:rFonts w:ascii="Symbol" w:hAnsi="Symbol" w:hint="default"/>
+      </w:rPr>
+    </w:lvl>
+    <w:lvl w:ilvl="4" w:tplc="080A0003" w:tentative="1">
+      <w:start w:val="1"/>
+      <w:numFmt w:val="bullet"/>
+      <w:lvlText w:val="o"/>
+      <w:lvlJc w:val="left"/>
+      <w:pPr>
+        <w:ind w:left="3600" w:hanging="360"/>
+      </w:pPr>
+      <w:rPr>
+        <w:rFonts w:ascii="Courier New" w:hAnsi="Courier New" w:cs="Courier New" w:hint="default"/>
+      </w:rPr>
+    </w:lvl>
+    <w:lvl w:ilvl="5" w:tplc="080A0005" w:tentative="1">
+      <w:start w:val="1"/>
+      <w:numFmt w:val="bullet"/>
+      <w:lvlText w:val=""/>
+      <w:lvlJc w:val="left"/>
+      <w:pPr>
+        <w:ind w:left="4320" w:hanging="360"/>
+      </w:pPr>
+      <w:rPr>
+        <w:rFonts w:ascii="Wingdings" w:hAnsi="Wingdings" w:hint="default"/>
+      </w:rPr>
+    </w:lvl>
+    <w:lvl w:ilvl="6" w:tplc="080A0001" w:tentative="1">
+      <w:start w:val="1"/>
+      <w:numFmt w:val="bullet"/>
+      <w:lvlText w:val=""/>
+      <w:lvlJc w:val="left"/>
+      <w:pPr>
+        <w:ind w:left="5040" w:hanging="360"/>
+      </w:pPr>
+      <w:rPr>
+        <w:rFonts w:ascii="Symbol" w:hAnsi="Symbol" w:hint="default"/>
+      </w:rPr>
+    </w:lvl>
+    <w:lvl w:ilvl="7" w:tplc="080A0003" w:tentative="1">
+      <w:start w:val="1"/>
+      <w:numFmt w:val="bullet"/>
+      <w:lvlText w:val="o"/>
+      <w:lvlJc w:val="left"/>
+      <w:pPr>
+        <w:ind w:left="5760" w:hanging="360"/>
+      </w:pPr>
+      <w:rPr>
+        <w:rFonts w:ascii="Courier New" w:hAnsi="Courier New" w:cs="Courier New" w:hint="default"/>
+      </w:rPr>
+    </w:lvl>
+    <w:lvl w:ilvl="8" w:tplc="080A0005" w:tentative="1">
+      <w:start w:val="1"/>
+      <w:numFmt w:val="bullet"/>
+      <w:lvlText w:val=""/>
+      <w:lvlJc w:val="left"/>
+      <w:pPr>
+        <w:ind w:left="6480" w:hanging="360"/>
+      </w:pPr>
+      <w:rPr>
+        <w:rFonts w:ascii="Wingdings" w:hAnsi="Wingdings" w:hint="default"/>
+      </w:rPr>
+    </w:lvl>
+  </w:abstractNum>
+  <w:abstractNum w:abstractNumId="12" w15:restartNumberingAfterBreak="0">
     <w:nsid w:val="3B3D515B"/>
     <w:multiLevelType w:val="hybridMultilevel"/>
     <w:tmpl w:val="C80855E0"/>
@@ -9280,7 +11687,7 @@
       </w:pPr>
     </w:lvl>
   </w:abstractNum>
-  <w:abstractNum w:abstractNumId="11" w15:restartNumberingAfterBreak="0">
+  <w:abstractNum w:abstractNumId="13" w15:restartNumberingAfterBreak="0">
     <w:nsid w:val="3B9F733E"/>
     <w:multiLevelType w:val="hybridMultilevel"/>
     <w:tmpl w:val="D71AA740"/>
@@ -9366,7 +11773,7 @@
       </w:pPr>
     </w:lvl>
   </w:abstractNum>
-  <w:abstractNum w:abstractNumId="12" w15:restartNumberingAfterBreak="0">
+  <w:abstractNum w:abstractNumId="14" w15:restartNumberingAfterBreak="0">
     <w:nsid w:val="3CA674A2"/>
     <w:multiLevelType w:val="multilevel"/>
     <w:tmpl w:val="81ECB940"/>
@@ -9488,7 +11895,120 @@
       </w:rPr>
     </w:lvl>
   </w:abstractNum>
-  <w:abstractNum w:abstractNumId="13" w15:restartNumberingAfterBreak="0">
+  <w:abstractNum w:abstractNumId="15" w15:restartNumberingAfterBreak="0">
+    <w:nsid w:val="42770802"/>
+    <w:multiLevelType w:val="hybridMultilevel"/>
+    <w:tmpl w:val="D2D6FC14"/>
+    <w:lvl w:ilvl="0" w:tplc="080A0001">
+      <w:start w:val="1"/>
+      <w:numFmt w:val="bullet"/>
+      <w:lvlText w:val=""/>
+      <w:lvlJc w:val="left"/>
+      <w:pPr>
+        <w:ind w:left="720" w:hanging="360"/>
+      </w:pPr>
+      <w:rPr>
+        <w:rFonts w:ascii="Symbol" w:hAnsi="Symbol" w:hint="default"/>
+      </w:rPr>
+    </w:lvl>
+    <w:lvl w:ilvl="1" w:tplc="080A0003" w:tentative="1">
+      <w:start w:val="1"/>
+      <w:numFmt w:val="bullet"/>
+      <w:lvlText w:val="o"/>
+      <w:lvlJc w:val="left"/>
+      <w:pPr>
+        <w:ind w:left="1440" w:hanging="360"/>
+      </w:pPr>
+      <w:rPr>
+        <w:rFonts w:ascii="Courier New" w:hAnsi="Courier New" w:cs="Courier New" w:hint="default"/>
+      </w:rPr>
+    </w:lvl>
+    <w:lvl w:ilvl="2" w:tplc="080A0005" w:tentative="1">
+      <w:start w:val="1"/>
+      <w:numFmt w:val="bullet"/>
+      <w:lvlText w:val=""/>
+      <w:lvlJc w:val="left"/>
+      <w:pPr>
+        <w:ind w:left="2160" w:hanging="360"/>
+      </w:pPr>
+      <w:rPr>
+        <w:rFonts w:ascii="Wingdings" w:hAnsi="Wingdings" w:hint="default"/>
+      </w:rPr>
+    </w:lvl>
+    <w:lvl w:ilvl="3" w:tplc="080A0001" w:tentative="1">
+      <w:start w:val="1"/>
+      <w:numFmt w:val="bullet"/>
+      <w:lvlText w:val=""/>
+      <w:lvlJc w:val="left"/>
+      <w:pPr>
+        <w:ind w:left="2880" w:hanging="360"/>
+      </w:pPr>
+      <w:rPr>
+        <w:rFonts w:ascii="Symbol" w:hAnsi="Symbol" w:hint="default"/>
+      </w:rPr>
+    </w:lvl>
+    <w:lvl w:ilvl="4" w:tplc="080A0003" w:tentative="1">
+      <w:start w:val="1"/>
+      <w:numFmt w:val="bullet"/>
+      <w:lvlText w:val="o"/>
+      <w:lvlJc w:val="left"/>
+      <w:pPr>
+        <w:ind w:left="3600" w:hanging="360"/>
+      </w:pPr>
+      <w:rPr>
+        <w:rFonts w:ascii="Courier New" w:hAnsi="Courier New" w:cs="Courier New" w:hint="default"/>
+      </w:rPr>
+    </w:lvl>
+    <w:lvl w:ilvl="5" w:tplc="080A0005" w:tentative="1">
+      <w:start w:val="1"/>
+      <w:numFmt w:val="bullet"/>
+      <w:lvlText w:val=""/>
+      <w:lvlJc w:val="left"/>
+      <w:pPr>
+        <w:ind w:left="4320" w:hanging="360"/>
+      </w:pPr>
+      <w:rPr>
+        <w:rFonts w:ascii="Wingdings" w:hAnsi="Wingdings" w:hint="default"/>
+      </w:rPr>
+    </w:lvl>
+    <w:lvl w:ilvl="6" w:tplc="080A0001" w:tentative="1">
+      <w:start w:val="1"/>
+      <w:numFmt w:val="bullet"/>
+      <w:lvlText w:val=""/>
+      <w:lvlJc w:val="left"/>
+      <w:pPr>
+        <w:ind w:left="5040" w:hanging="360"/>
+      </w:pPr>
+      <w:rPr>
+        <w:rFonts w:ascii="Symbol" w:hAnsi="Symbol" w:hint="default"/>
+      </w:rPr>
+    </w:lvl>
+    <w:lvl w:ilvl="7" w:tplc="080A0003" w:tentative="1">
+      <w:start w:val="1"/>
+      <w:numFmt w:val="bullet"/>
+      <w:lvlText w:val="o"/>
+      <w:lvlJc w:val="left"/>
+      <w:pPr>
+        <w:ind w:left="5760" w:hanging="360"/>
+      </w:pPr>
+      <w:rPr>
+        <w:rFonts w:ascii="Courier New" w:hAnsi="Courier New" w:cs="Courier New" w:hint="default"/>
+      </w:rPr>
+    </w:lvl>
+    <w:lvl w:ilvl="8" w:tplc="080A0005" w:tentative="1">
+      <w:start w:val="1"/>
+      <w:numFmt w:val="bullet"/>
+      <w:lvlText w:val=""/>
+      <w:lvlJc w:val="left"/>
+      <w:pPr>
+        <w:ind w:left="6480" w:hanging="360"/>
+      </w:pPr>
+      <w:rPr>
+        <w:rFonts w:ascii="Wingdings" w:hAnsi="Wingdings" w:hint="default"/>
+      </w:rPr>
+    </w:lvl>
+  </w:abstractNum>
+  <w:abstractNum w:abstractNumId="16" w15:restartNumberingAfterBreak="0">
     <w:nsid w:val="43F8443C"/>
     <w:multiLevelType w:val="hybridMultilevel"/>
     <w:tmpl w:val="E8B29016"/>
@@ -9601,7 +12121,96 @@
       </w:rPr>
     </w:lvl>
   </w:abstractNum>
-  <w:abstractNum w:abstractNumId="14" w15:restartNumberingAfterBreak="0">
+  <w:abstractNum w:abstractNumId="17" w15:restartNumberingAfterBreak="0">
+    <w:nsid w:val="46D807DD"/>
+    <w:multiLevelType w:val="hybridMultilevel"/>
+    <w:tmpl w:val="AA6436A4"/>
+    <w:lvl w:ilvl="0" w:tplc="080A0001">
+      <w:start w:val="1"/>
+      <w:numFmt w:val="bullet"/>
+      <w:lvlText w:val=""/>
+      <w:lvlJc w:val="left"/>
+      <w:pPr>
+        <w:ind w:left="720" w:hanging="360"/>
+      </w:pPr>
+      <w:rPr>
+        <w:rFonts w:ascii="Symbol" w:hAnsi="Symbol" w:hint="default"/>
+      </w:rPr>
+    </w:lvl>
+    <w:lvl w:ilvl="1" w:tplc="080A0019" w:tentative="1">
+      <w:start w:val="1"/>
+      <w:numFmt w:val="lowerLetter"/>
+      <w:lvlText w:val="%2."/>
+      <w:lvlJc w:val="left"/>
+      <w:pPr>
+        <w:ind w:left="1440" w:hanging="360"/>
+      </w:pPr>
+    </w:lvl>
+    <w:lvl w:ilvl="2" w:tplc="080A001B" w:tentative="1">
+      <w:start w:val="1"/>
+      <w:numFmt w:val="lowerRoman"/>
+      <w:lvlText w:val="%3."/>
+      <w:lvlJc w:val="right"/>
+      <w:pPr>
+        <w:ind w:left="2160" w:hanging="180"/>
+      </w:pPr>
+    </w:lvl>
+    <w:lvl w:ilvl="3" w:tplc="080A000F" w:tentative="1">
+      <w:start w:val="1"/>
+      <w:numFmt w:val="decimal"/>
+      <w:lvlText w:val="%4."/>
+      <w:lvlJc w:val="left"/>
+      <w:pPr>
+        <w:ind w:left="2880" w:hanging="360"/>
+      </w:pPr>
+    </w:lvl>
+    <w:lvl w:ilvl="4" w:tplc="080A0019" w:tentative="1">
+      <w:start w:val="1"/>
+      <w:numFmt w:val="lowerLetter"/>
+      <w:lvlText w:val="%5."/>
+      <w:lvlJc w:val="left"/>
+      <w:pPr>
+        <w:ind w:left="3600" w:hanging="360"/>
+      </w:pPr>
+    </w:lvl>
+    <w:lvl w:ilvl="5" w:tplc="080A001B" w:tentative="1">
+      <w:start w:val="1"/>
+      <w:numFmt w:val="lowerRoman"/>
+      <w:lvlText w:val="%6."/>
+      <w:lvlJc w:val="right"/>
+      <w:pPr>
+        <w:ind w:left="4320" w:hanging="180"/>
+      </w:pPr>
+    </w:lvl>
+    <w:lvl w:ilvl="6" w:tplc="080A000F" w:tentative="1">
+      <w:start w:val="1"/>
+      <w:numFmt w:val="decimal"/>
+      <w:lvlText w:val="%7."/>
+      <w:lvlJc w:val="left"/>
+      <w:pPr>
+        <w:ind w:left="5040" w:hanging="360"/>
+      </w:pPr>
+    </w:lvl>
+    <w:lvl w:ilvl="7" w:tplc="080A0019" w:tentative="1">
+      <w:start w:val="1"/>
+      <w:numFmt w:val="lowerLetter"/>
+      <w:lvlText w:val="%8."/>
+      <w:lvlJc w:val="left"/>
+      <w:pPr>
+        <w:ind w:left="5760" w:hanging="360"/>
+      </w:pPr>
+    </w:lvl>
+    <w:lvl w:ilvl="8" w:tplc="080A001B" w:tentative="1">
+      <w:start w:val="1"/>
+      <w:numFmt w:val="lowerRoman"/>
+      <w:lvlText w:val="%9."/>
+      <w:lvlJc w:val="right"/>
+      <w:pPr>
+        <w:ind w:left="6480" w:hanging="180"/>
+      </w:pPr>
+    </w:lvl>
+  </w:abstractNum>
+  <w:abstractNum w:abstractNumId="18" w15:restartNumberingAfterBreak="0">
     <w:nsid w:val="4A6E2752"/>
     <w:multiLevelType w:val="hybridMultilevel"/>
     <w:tmpl w:val="BBC875F2"/>
@@ -9692,7 +12301,7 @@
       </w:pPr>
     </w:lvl>
   </w:abstractNum>
-  <w:abstractNum w:abstractNumId="15" w15:restartNumberingAfterBreak="0">
+  <w:abstractNum w:abstractNumId="19" w15:restartNumberingAfterBreak="0">
     <w:nsid w:val="4FDB3A63"/>
     <w:multiLevelType w:val="hybridMultilevel"/>
     <w:tmpl w:val="706200EA"/>
@@ -9805,7 +12414,93 @@
       </w:rPr>
     </w:lvl>
   </w:abstractNum>
-  <w:abstractNum w:abstractNumId="16" w15:restartNumberingAfterBreak="0">
+  <w:abstractNum w:abstractNumId="20" w15:restartNumberingAfterBreak="0">
+    <w:nsid w:val="511E43FD"/>
+    <w:multiLevelType w:val="hybridMultilevel"/>
+    <w:tmpl w:val="286041FE"/>
+    <w:lvl w:ilvl="0" w:tplc="080A0017">
+      <w:start w:val="1"/>
+      <w:numFmt w:val="lowerLetter"/>
+      <w:lvlText w:val="%1)"/>
+      <w:lvlJc w:val="left"/>
+      <w:pPr>
+        <w:ind w:left="720" w:hanging="360"/>
+      </w:pPr>
+    </w:lvl>
+    <w:lvl w:ilvl="1" w:tplc="080A0019" w:tentative="1">
+      <w:start w:val="1"/>
+      <w:numFmt w:val="lowerLetter"/>
+      <w:lvlText w:val="%2."/>
+      <w:lvlJc w:val="left"/>
+      <w:pPr>
+        <w:ind w:left="1440" w:hanging="360"/>
+      </w:pPr>
+    </w:lvl>
+    <w:lvl w:ilvl="2" w:tplc="080A001B" w:tentative="1">
+      <w:start w:val="1"/>
+      <w:numFmt w:val="lowerRoman"/>
+      <w:lvlText w:val="%3."/>
+      <w:lvlJc w:val="right"/>
+      <w:pPr>
+        <w:ind w:left="2160" w:hanging="180"/>
+      </w:pPr>
+    </w:lvl>
+    <w:lvl w:ilvl="3" w:tplc="080A000F" w:tentative="1">
+      <w:start w:val="1"/>
+      <w:numFmt w:val="decimal"/>
+      <w:lvlText w:val="%4."/>
+      <w:lvlJc w:val="left"/>
+      <w:pPr>
+        <w:ind w:left="2880" w:hanging="360"/>
+      </w:pPr>
+    </w:lvl>
+    <w:lvl w:ilvl="4" w:tplc="080A0019" w:tentative="1">
+      <w:start w:val="1"/>
+      <w:numFmt w:val="lowerLetter"/>
+      <w:lvlText w:val="%5."/>
+      <w:lvlJc w:val="left"/>
+      <w:pPr>
+        <w:ind w:left="3600" w:hanging="360"/>
+      </w:pPr>
+    </w:lvl>
+    <w:lvl w:ilvl="5" w:tplc="080A001B" w:tentative="1">
+      <w:start w:val="1"/>
+      <w:numFmt w:val="lowerRoman"/>
+      <w:lvlText w:val="%6."/>
+      <w:lvlJc w:val="right"/>
+      <w:pPr>
+        <w:ind w:left="4320" w:hanging="180"/>
+      </w:pPr>
+    </w:lvl>
+    <w:lvl w:ilvl="6" w:tplc="080A000F" w:tentative="1">
+      <w:start w:val="1"/>
+      <w:numFmt w:val="decimal"/>
+      <w:lvlText w:val="%7."/>
+      <w:lvlJc w:val="left"/>
+      <w:pPr>
+        <w:ind w:left="5040" w:hanging="360"/>
+      </w:pPr>
+    </w:lvl>
+    <w:lvl w:ilvl="7" w:tplc="080A0019" w:tentative="1">
+      <w:start w:val="1"/>
+      <w:numFmt w:val="lowerLetter"/>
+      <w:lvlText w:val="%8."/>
+      <w:lvlJc w:val="left"/>
+      <w:pPr>
+        <w:ind w:left="5760" w:hanging="360"/>
+      </w:pPr>
+    </w:lvl>
+    <w:lvl w:ilvl="8" w:tplc="080A001B" w:tentative="1">
+      <w:start w:val="1"/>
+      <w:numFmt w:val="lowerRoman"/>
+      <w:lvlText w:val="%9."/>
+      <w:lvlJc w:val="right"/>
+      <w:pPr>
+        <w:ind w:left="6480" w:hanging="180"/>
+      </w:pPr>
+    </w:lvl>
+  </w:abstractNum>
+  <w:abstractNum w:abstractNumId="21" w15:restartNumberingAfterBreak="0">
     <w:nsid w:val="53E242EC"/>
     <w:multiLevelType w:val="hybridMultilevel"/>
     <w:tmpl w:val="3D7641DA"/>
@@ -9918,7 +12613,7 @@
       </w:rPr>
     </w:lvl>
   </w:abstractNum>
-  <w:abstractNum w:abstractNumId="17" w15:restartNumberingAfterBreak="0">
+  <w:abstractNum w:abstractNumId="22" w15:restartNumberingAfterBreak="0">
     <w:nsid w:val="57CB552B"/>
     <w:multiLevelType w:val="hybridMultilevel"/>
     <w:tmpl w:val="EED4FAFC"/>
@@ -10031,7 +12726,7 @@
       </w:rPr>
     </w:lvl>
   </w:abstractNum>
-  <w:abstractNum w:abstractNumId="18" w15:restartNumberingAfterBreak="0">
+  <w:abstractNum w:abstractNumId="23" w15:restartNumberingAfterBreak="0">
     <w:nsid w:val="57EE1C3E"/>
     <w:multiLevelType w:val="hybridMultilevel"/>
     <w:tmpl w:val="73667EC8"/>
@@ -10144,7 +12839,120 @@
       </w:rPr>
     </w:lvl>
   </w:abstractNum>
-  <w:abstractNum w:abstractNumId="19" w15:restartNumberingAfterBreak="0">
+  <w:abstractNum w:abstractNumId="24" w15:restartNumberingAfterBreak="0">
+    <w:nsid w:val="5FBF64C0"/>
+    <w:multiLevelType w:val="hybridMultilevel"/>
+    <w:tmpl w:val="B8E821EE"/>
+    <w:lvl w:ilvl="0" w:tplc="080A0001">
+      <w:start w:val="1"/>
+      <w:numFmt w:val="bullet"/>
+      <w:lvlText w:val=""/>
+      <w:lvlJc w:val="left"/>
+      <w:pPr>
+        <w:ind w:left="720" w:hanging="360"/>
+      </w:pPr>
+      <w:rPr>
+        <w:rFonts w:ascii="Symbol" w:hAnsi="Symbol" w:hint="default"/>
+      </w:rPr>
+    </w:lvl>
+    <w:lvl w:ilvl="1" w:tplc="080A0003" w:tentative="1">
+      <w:start w:val="1"/>
+      <w:numFmt w:val="bullet"/>
+      <w:lvlText w:val="o"/>
+      <w:lvlJc w:val="left"/>
+      <w:pPr>
+        <w:ind w:left="1440" w:hanging="360"/>
+      </w:pPr>
+      <w:rPr>
+        <w:rFonts w:ascii="Courier New" w:hAnsi="Courier New" w:cs="Courier New" w:hint="default"/>
+      </w:rPr>
+    </w:lvl>
+    <w:lvl w:ilvl="2" w:tplc="080A0005" w:tentative="1">
+      <w:start w:val="1"/>
+      <w:numFmt w:val="bullet"/>
+      <w:lvlText w:val=""/>
+      <w:lvlJc w:val="left"/>
+      <w:pPr>
+        <w:ind w:left="2160" w:hanging="360"/>
+      </w:pPr>
+      <w:rPr>
+        <w:rFonts w:ascii="Wingdings" w:hAnsi="Wingdings" w:hint="default"/>
+      </w:rPr>
+    </w:lvl>
+    <w:lvl w:ilvl="3" w:tplc="080A0001" w:tentative="1">
+      <w:start w:val="1"/>
+      <w:numFmt w:val="bullet"/>
+      <w:lvlText w:val=""/>
+      <w:lvlJc w:val="left"/>
+      <w:pPr>
+        <w:ind w:left="2880" w:hanging="360"/>
+      </w:pPr>
+      <w:rPr>
+        <w:rFonts w:ascii="Symbol" w:hAnsi="Symbol" w:hint="default"/>
+      </w:rPr>
+    </w:lvl>
+    <w:lvl w:ilvl="4" w:tplc="080A0003" w:tentative="1">
+      <w:start w:val="1"/>
+      <w:numFmt w:val="bullet"/>
+      <w:lvlText w:val="o"/>
+      <w:lvlJc w:val="left"/>
+      <w:pPr>
+        <w:ind w:left="3600" w:hanging="360"/>
+      </w:pPr>
+      <w:rPr>
+        <w:rFonts w:ascii="Courier New" w:hAnsi="Courier New" w:cs="Courier New" w:hint="default"/>
+      </w:rPr>
+    </w:lvl>
+    <w:lvl w:ilvl="5" w:tplc="080A0005" w:tentative="1">
+      <w:start w:val="1"/>
+      <w:numFmt w:val="bullet"/>
+      <w:lvlText w:val=""/>
+      <w:lvlJc w:val="left"/>
+      <w:pPr>
+        <w:ind w:left="4320" w:hanging="360"/>
+      </w:pPr>
+      <w:rPr>
+        <w:rFonts w:ascii="Wingdings" w:hAnsi="Wingdings" w:hint="default"/>
+      </w:rPr>
+    </w:lvl>
+    <w:lvl w:ilvl="6" w:tplc="080A0001" w:tentative="1">
+      <w:start w:val="1"/>
+      <w:numFmt w:val="bullet"/>
+      <w:lvlText w:val=""/>
+      <w:lvlJc w:val="left"/>
+      <w:pPr>
+        <w:ind w:left="5040" w:hanging="360"/>
+      </w:pPr>
+      <w:rPr>
+        <w:rFonts w:ascii="Symbol" w:hAnsi="Symbol" w:hint="default"/>
+      </w:rPr>
+    </w:lvl>
+    <w:lvl w:ilvl="7" w:tplc="080A0003" w:tentative="1">
+      <w:start w:val="1"/>
+      <w:numFmt w:val="bullet"/>
+      <w:lvlText w:val="o"/>
+      <w:lvlJc w:val="left"/>
+      <w:pPr>
+        <w:ind w:left="5760" w:hanging="360"/>
+      </w:pPr>
+      <w:rPr>
+        <w:rFonts w:ascii="Courier New" w:hAnsi="Courier New" w:cs="Courier New" w:hint="default"/>
+      </w:rPr>
+    </w:lvl>
+    <w:lvl w:ilvl="8" w:tplc="080A0005" w:tentative="1">
+      <w:start w:val="1"/>
+      <w:numFmt w:val="bullet"/>
+      <w:lvlText w:val=""/>
+      <w:lvlJc w:val="left"/>
+      <w:pPr>
+        <w:ind w:left="6480" w:hanging="360"/>
+      </w:pPr>
+      <w:rPr>
+        <w:rFonts w:ascii="Wingdings" w:hAnsi="Wingdings" w:hint="default"/>
+      </w:rPr>
+    </w:lvl>
+  </w:abstractNum>
+  <w:abstractNum w:abstractNumId="25" w15:restartNumberingAfterBreak="0">
     <w:nsid w:val="618C75A3"/>
     <w:multiLevelType w:val="hybridMultilevel"/>
     <w:tmpl w:val="6966FF14"/>
@@ -10257,7 +13065,93 @@
       </w:rPr>
     </w:lvl>
   </w:abstractNum>
-  <w:abstractNum w:abstractNumId="20" w15:restartNumberingAfterBreak="0">
+  <w:abstractNum w:abstractNumId="26" w15:restartNumberingAfterBreak="0">
+    <w:nsid w:val="65F40E21"/>
+    <w:multiLevelType w:val="hybridMultilevel"/>
+    <w:tmpl w:val="66ECC29C"/>
+    <w:lvl w:ilvl="0" w:tplc="080A0017">
+      <w:start w:val="1"/>
+      <w:numFmt w:val="lowerLetter"/>
+      <w:lvlText w:val="%1)"/>
+      <w:lvlJc w:val="left"/>
+      <w:pPr>
+        <w:ind w:left="720" w:hanging="360"/>
+      </w:pPr>
+    </w:lvl>
+    <w:lvl w:ilvl="1" w:tplc="080A0019" w:tentative="1">
+      <w:start w:val="1"/>
+      <w:numFmt w:val="lowerLetter"/>
+      <w:lvlText w:val="%2."/>
+      <w:lvlJc w:val="left"/>
+      <w:pPr>
+        <w:ind w:left="1440" w:hanging="360"/>
+      </w:pPr>
+    </w:lvl>
+    <w:lvl w:ilvl="2" w:tplc="080A001B" w:tentative="1">
+      <w:start w:val="1"/>
+      <w:numFmt w:val="lowerRoman"/>
+      <w:lvlText w:val="%3."/>
+      <w:lvlJc w:val="right"/>
+      <w:pPr>
+        <w:ind w:left="2160" w:hanging="180"/>
+      </w:pPr>
+    </w:lvl>
+    <w:lvl w:ilvl="3" w:tplc="080A000F" w:tentative="1">
+      <w:start w:val="1"/>
+      <w:numFmt w:val="decimal"/>
+      <w:lvlText w:val="%4."/>
+      <w:lvlJc w:val="left"/>
+      <w:pPr>
+        <w:ind w:left="2880" w:hanging="360"/>
+      </w:pPr>
+    </w:lvl>
+    <w:lvl w:ilvl="4" w:tplc="080A0019" w:tentative="1">
+      <w:start w:val="1"/>
+      <w:numFmt w:val="lowerLetter"/>
+      <w:lvlText w:val="%5."/>
+      <w:lvlJc w:val="left"/>
+      <w:pPr>
+        <w:ind w:left="3600" w:hanging="360"/>
+      </w:pPr>
+    </w:lvl>
+    <w:lvl w:ilvl="5" w:tplc="080A001B" w:tentative="1">
+      <w:start w:val="1"/>
+      <w:numFmt w:val="lowerRoman"/>
+      <w:lvlText w:val="%6."/>
+      <w:lvlJc w:val="right"/>
+      <w:pPr>
+        <w:ind w:left="4320" w:hanging="180"/>
+      </w:pPr>
+    </w:lvl>
+    <w:lvl w:ilvl="6" w:tplc="080A000F" w:tentative="1">
+      <w:start w:val="1"/>
+      <w:numFmt w:val="decimal"/>
+      <w:lvlText w:val="%7."/>
+      <w:lvlJc w:val="left"/>
+      <w:pPr>
+        <w:ind w:left="5040" w:hanging="360"/>
+      </w:pPr>
+    </w:lvl>
+    <w:lvl w:ilvl="7" w:tplc="080A0019" w:tentative="1">
+      <w:start w:val="1"/>
+      <w:numFmt w:val="lowerLetter"/>
+      <w:lvlText w:val="%8."/>
+      <w:lvlJc w:val="left"/>
+      <w:pPr>
+        <w:ind w:left="5760" w:hanging="360"/>
+      </w:pPr>
+    </w:lvl>
+    <w:lvl w:ilvl="8" w:tplc="080A001B" w:tentative="1">
+      <w:start w:val="1"/>
+      <w:numFmt w:val="lowerRoman"/>
+      <w:lvlText w:val="%9."/>
+      <w:lvlJc w:val="right"/>
+      <w:pPr>
+        <w:ind w:left="6480" w:hanging="180"/>
+      </w:pPr>
+    </w:lvl>
+  </w:abstractNum>
+  <w:abstractNum w:abstractNumId="27" w15:restartNumberingAfterBreak="0">
     <w:nsid w:val="6A6E5685"/>
     <w:multiLevelType w:val="hybridMultilevel"/>
     <w:tmpl w:val="644AFB1C"/>
@@ -10371,7 +13265,93 @@
       </w:rPr>
     </w:lvl>
   </w:abstractNum>
-  <w:abstractNum w:abstractNumId="21" w15:restartNumberingAfterBreak="0">
+  <w:abstractNum w:abstractNumId="28" w15:restartNumberingAfterBreak="0">
+    <w:nsid w:val="6B3C2FA7"/>
+    <w:multiLevelType w:val="hybridMultilevel"/>
+    <w:tmpl w:val="D1CABAAA"/>
+    <w:lvl w:ilvl="0" w:tplc="080A0017">
+      <w:start w:val="1"/>
+      <w:numFmt w:val="lowerLetter"/>
+      <w:lvlText w:val="%1)"/>
+      <w:lvlJc w:val="left"/>
+      <w:pPr>
+        <w:ind w:left="720" w:hanging="360"/>
+      </w:pPr>
+    </w:lvl>
+    <w:lvl w:ilvl="1" w:tplc="080A0019" w:tentative="1">
+      <w:start w:val="1"/>
+      <w:numFmt w:val="lowerLetter"/>
+      <w:lvlText w:val="%2."/>
+      <w:lvlJc w:val="left"/>
+      <w:pPr>
+        <w:ind w:left="1440" w:hanging="360"/>
+      </w:pPr>
+    </w:lvl>
+    <w:lvl w:ilvl="2" w:tplc="080A001B" w:tentative="1">
+      <w:start w:val="1"/>
+      <w:numFmt w:val="lowerRoman"/>
+      <w:lvlText w:val="%3."/>
+      <w:lvlJc w:val="right"/>
+      <w:pPr>
+        <w:ind w:left="2160" w:hanging="180"/>
+      </w:pPr>
+    </w:lvl>
+    <w:lvl w:ilvl="3" w:tplc="080A000F" w:tentative="1">
+      <w:start w:val="1"/>
+      <w:numFmt w:val="decimal"/>
+      <w:lvlText w:val="%4."/>
+      <w:lvlJc w:val="left"/>
+      <w:pPr>
+        <w:ind w:left="2880" w:hanging="360"/>
+      </w:pPr>
+    </w:lvl>
+    <w:lvl w:ilvl="4" w:tplc="080A0019" w:tentative="1">
+      <w:start w:val="1"/>
+      <w:numFmt w:val="lowerLetter"/>
+      <w:lvlText w:val="%5."/>
+      <w:lvlJc w:val="left"/>
+      <w:pPr>
+        <w:ind w:left="3600" w:hanging="360"/>
+      </w:pPr>
+    </w:lvl>
+    <w:lvl w:ilvl="5" w:tplc="080A001B" w:tentative="1">
+      <w:start w:val="1"/>
+      <w:numFmt w:val="lowerRoman"/>
+      <w:lvlText w:val="%6."/>
+      <w:lvlJc w:val="right"/>
+      <w:pPr>
+        <w:ind w:left="4320" w:hanging="180"/>
+      </w:pPr>
+    </w:lvl>
+    <w:lvl w:ilvl="6" w:tplc="080A000F" w:tentative="1">
+      <w:start w:val="1"/>
+      <w:numFmt w:val="decimal"/>
+      <w:lvlText w:val="%7."/>
+      <w:lvlJc w:val="left"/>
+      <w:pPr>
+        <w:ind w:left="5040" w:hanging="360"/>
+      </w:pPr>
+    </w:lvl>
+    <w:lvl w:ilvl="7" w:tplc="080A0019" w:tentative="1">
+      <w:start w:val="1"/>
+      <w:numFmt w:val="lowerLetter"/>
+      <w:lvlText w:val="%8."/>
+      <w:lvlJc w:val="left"/>
+      <w:pPr>
+        <w:ind w:left="5760" w:hanging="360"/>
+      </w:pPr>
+    </w:lvl>
+    <w:lvl w:ilvl="8" w:tplc="080A001B" w:tentative="1">
+      <w:start w:val="1"/>
+      <w:numFmt w:val="lowerRoman"/>
+      <w:lvlText w:val="%9."/>
+      <w:lvlJc w:val="right"/>
+      <w:pPr>
+        <w:ind w:left="6480" w:hanging="180"/>
+      </w:pPr>
+    </w:lvl>
+  </w:abstractNum>
+  <w:abstractNum w:abstractNumId="29" w15:restartNumberingAfterBreak="0">
     <w:nsid w:val="6C5D0C0D"/>
     <w:multiLevelType w:val="hybridMultilevel"/>
     <w:tmpl w:val="F31C3E7C"/>
@@ -10460,7 +13440,7 @@
       </w:pPr>
     </w:lvl>
   </w:abstractNum>
-  <w:abstractNum w:abstractNumId="22" w15:restartNumberingAfterBreak="0">
+  <w:abstractNum w:abstractNumId="30" w15:restartNumberingAfterBreak="0">
     <w:nsid w:val="735D1864"/>
     <w:multiLevelType w:val="hybridMultilevel"/>
     <w:tmpl w:val="F8A0AB24"/>
@@ -10573,7 +13553,7 @@
       </w:rPr>
     </w:lvl>
   </w:abstractNum>
-  <w:abstractNum w:abstractNumId="23" w15:restartNumberingAfterBreak="0">
+  <w:abstractNum w:abstractNumId="31" w15:restartNumberingAfterBreak="0">
     <w:nsid w:val="743E2F24"/>
     <w:multiLevelType w:val="hybridMultilevel"/>
     <w:tmpl w:val="48926AD6"/>
@@ -10686,7 +13666,7 @@
       </w:rPr>
     </w:lvl>
   </w:abstractNum>
-  <w:abstractNum w:abstractNumId="24" w15:restartNumberingAfterBreak="0">
+  <w:abstractNum w:abstractNumId="32" w15:restartNumberingAfterBreak="0">
     <w:nsid w:val="798538F3"/>
     <w:multiLevelType w:val="multilevel"/>
     <w:tmpl w:val="1CD2E622"/>
@@ -10835,7 +13815,7 @@
       </w:rPr>
     </w:lvl>
   </w:abstractNum>
-  <w:abstractNum w:abstractNumId="25" w15:restartNumberingAfterBreak="0">
+  <w:abstractNum w:abstractNumId="33" w15:restartNumberingAfterBreak="0">
     <w:nsid w:val="7C07672A"/>
     <w:multiLevelType w:val="hybridMultilevel"/>
     <w:tmpl w:val="E1424944"/>
@@ -10949,64 +13929,64 @@
     </w:lvl>
   </w:abstractNum>
   <w:num w:numId="1">
-    <w:abstractNumId w:val="15"/>
+    <w:abstractNumId w:val="19"/>
   </w:num>
   <w:num w:numId="2">
     <w:abstractNumId w:val="0"/>
   </w:num>
   <w:num w:numId="3">
+    <w:abstractNumId w:val="18"/>
+  </w:num>
+  <w:num w:numId="4">
+    <w:abstractNumId w:val="22"/>
+  </w:num>
+  <w:num w:numId="5">
+    <w:abstractNumId w:val="32"/>
+  </w:num>
+  <w:num w:numId="6">
+    <w:abstractNumId w:val="7"/>
+  </w:num>
+  <w:num w:numId="7">
+    <w:abstractNumId w:val="33"/>
+  </w:num>
+  <w:num w:numId="8">
     <w:abstractNumId w:val="14"/>
   </w:num>
-  <w:num w:numId="4">
-    <w:abstractNumId w:val="17"/>
-  </w:num>
-  <w:num w:numId="5">
-    <w:abstractNumId w:val="24"/>
-  </w:num>
-  <w:num w:numId="6">
-    <w:abstractNumId w:val="6"/>
-  </w:num>
-  <w:num w:numId="7">
-    <w:abstractNumId w:val="25"/>
-  </w:num>
-  <w:num w:numId="8">
-    <w:abstractNumId w:val="12"/>
-  </w:num>
   <w:num w:numId="9">
-    <w:abstractNumId w:val="22"/>
+    <w:abstractNumId w:val="30"/>
   </w:num>
   <w:num w:numId="10">
-    <w:abstractNumId w:val="13"/>
+    <w:abstractNumId w:val="16"/>
   </w:num>
   <w:num w:numId="11">
-    <w:abstractNumId w:val="18"/>
+    <w:abstractNumId w:val="23"/>
   </w:num>
   <w:num w:numId="12">
-    <w:abstractNumId w:val="8"/>
+    <w:abstractNumId w:val="9"/>
   </w:num>
   <w:num w:numId="13">
-    <w:abstractNumId w:val="20"/>
+    <w:abstractNumId w:val="27"/>
   </w:num>
   <w:num w:numId="14">
-    <w:abstractNumId w:val="9"/>
+    <w:abstractNumId w:val="10"/>
   </w:num>
   <w:num w:numId="15">
-    <w:abstractNumId w:val="23"/>
+    <w:abstractNumId w:val="31"/>
   </w:num>
   <w:num w:numId="16">
     <w:abstractNumId w:val="4"/>
   </w:num>
   <w:num w:numId="17">
-    <w:abstractNumId w:val="11"/>
+    <w:abstractNumId w:val="13"/>
   </w:num>
   <w:num w:numId="18">
-    <w:abstractNumId w:val="7"/>
+    <w:abstractNumId w:val="8"/>
   </w:num>
   <w:num w:numId="19">
-    <w:abstractNumId w:val="21"/>
+    <w:abstractNumId w:val="29"/>
   </w:num>
   <w:num w:numId="20">
-    <w:abstractNumId w:val="10"/>
+    <w:abstractNumId w:val="12"/>
   </w:num>
   <w:num w:numId="21">
     <w:abstractNumId w:val="3"/>
@@ -11018,13 +13998,37 @@
     <w:abstractNumId w:val="5"/>
   </w:num>
   <w:num w:numId="24">
-    <w:abstractNumId w:val="16"/>
+    <w:abstractNumId w:val="21"/>
   </w:num>
   <w:num w:numId="25">
-    <w:abstractNumId w:val="19"/>
+    <w:abstractNumId w:val="25"/>
   </w:num>
   <w:num w:numId="26">
     <w:abstractNumId w:val="1"/>
+  </w:num>
+  <w:num w:numId="27">
+    <w:abstractNumId w:val="11"/>
+  </w:num>
+  <w:num w:numId="28">
+    <w:abstractNumId w:val="24"/>
+  </w:num>
+  <w:num w:numId="29">
+    <w:abstractNumId w:val="15"/>
+  </w:num>
+  <w:num w:numId="30">
+    <w:abstractNumId w:val="6"/>
+  </w:num>
+  <w:num w:numId="31">
+    <w:abstractNumId w:val="17"/>
+  </w:num>
+  <w:num w:numId="32">
+    <w:abstractNumId w:val="20"/>
+  </w:num>
+  <w:num w:numId="33">
+    <w:abstractNumId w:val="26"/>
+  </w:num>
+  <w:num w:numId="34">
+    <w:abstractNumId w:val="28"/>
   </w:num>
   <w:numIdMacAtCleanup w:val="8"/>
 </w:numbering>
@@ -12079,11 +15083,65 @@
     <b:Year>2025</b:Year>
     <b:RefOrder>1</b:RefOrder>
   </b:Source>
+  <b:Source>
+    <b:Tag>Con20</b:Tag>
+    <b:SourceType>InternetSite</b:SourceType>
+    <b:Guid>{860A10FB-0F59-4E85-800C-44A1C8FDB35D}</b:Guid>
+    <b:Author>
+      <b:Author>
+        <b:NameList>
+          <b:Person>
+            <b:Last>Consultorio.me</b:Last>
+          </b:Person>
+        </b:NameList>
+      </b:Author>
+    </b:Author>
+    <b:Title>Consultorio.me</b:Title>
+    <b:Year>2020</b:Year>
+    <b:URL>https://consultorio.me/es/welcome</b:URL>
+    <b:RefOrder>1</b:RefOrder>
+  </b:Source>
+  <b:Source>
+    <b:Tag>Son25</b:Tag>
+    <b:SourceType>InternetSite</b:SourceType>
+    <b:Guid>{BA830259-CB69-427B-89F0-8B26CC9C26ED}</b:Guid>
+    <b:Year>2025</b:Year>
+    <b:Author>
+      <b:Author>
+        <b:NameList>
+          <b:Person>
+            <b:Last>Mexicanas</b:Last>
+            <b:First>Sonrisas</b:First>
+          </b:Person>
+        </b:NameList>
+      </b:Author>
+    </b:Author>
+    <b:URL>https://www.sonrisasmexicanas.com/</b:URL>
+    <b:RefOrder>2</b:RefOrder>
+  </b:Source>
+  <b:Source>
+    <b:Tag>Doc25</b:Tag>
+    <b:SourceType>InternetSite</b:SourceType>
+    <b:Guid>{0D847261-EAD5-4FC4-9A85-FD8A297A7C4D}</b:Guid>
+    <b:Author>
+      <b:Author>
+        <b:NameList>
+          <b:Person>
+            <b:Last>Doctoralia</b:Last>
+          </b:Person>
+        </b:NameList>
+      </b:Author>
+    </b:Author>
+    <b:Title>Doctoralia</b:Title>
+    <b:Year>2025</b:Year>
+    <b:URL>https://www.doctoralia.com.mx/vianey-abigail-osorio-monroy/pediatra/san-juan-del-rio?gad_source=1&amp;gad_campaignid=21777189797&amp;gbraid=0AAAAA91vUJvoj-BcgncpVCsolrg0M1W5E&amp;gclid=Cj0KCQjw9JLHBhC-ARIsAK4PhcoguxdXnkKQIsoCDC6MsoVhOV5MiAi82wnyoDSIdNGsDIL3eu0enxAaAq</b:URL>
+    <b:RefOrder>3</b:RefOrder>
+  </b:Source>
 </b:Sources>
 </file>
 
 <file path=customXml/itemProps1.xml><?xml version="1.0" encoding="utf-8"?>
-<ds:datastoreItem xmlns:ds="http://schemas.openxmlformats.org/officeDocument/2006/customXml" ds:itemID="{B6E3D74B-253A-4D75-87D6-809A3661AC63}">
+<ds:datastoreItem xmlns:ds="http://schemas.openxmlformats.org/officeDocument/2006/customXml" ds:itemID="{87B3AE95-D3C5-4C84-815E-8B2947566F83}">
   <ds:schemaRefs>
     <ds:schemaRef ds:uri="http://schemas.openxmlformats.org/officeDocument/2006/bibliography"/>
   </ds:schemaRefs>

--- a/PropuestaProyecto/PropuestaIntegradora.V.0.0.5Capitulo1.docx
+++ b/PropuestaProyecto/PropuestaIntegradora.V.0.0.5Capitulo1.docx
@@ -6128,9 +6128,9 @@
           <w:rFonts w:cs="Arial"/>
         </w:rPr>
       </w:pPr>
-      <w:bookmarkStart w:id="0" w:name="_Hlk210731491"/>
-      <w:bookmarkStart w:id="1" w:name="_Toc210759809"/>
-      <w:bookmarkStart w:id="2" w:name="_Toc210760522"/>
+      <w:bookmarkStart w:id="0" w:name="_Toc210759809"/>
+      <w:bookmarkStart w:id="1" w:name="_Toc210760522"/>
+      <w:bookmarkStart w:id="2" w:name="_Hlk210731491"/>
       <w:r>
         <w:rPr>
           <w:rFonts w:cs="Arial"/>
@@ -6138,8 +6138,8 @@
         <w:lastRenderedPageBreak/>
         <w:t>INTRODUCCIÓN</w:t>
       </w:r>
+      <w:bookmarkEnd w:id="0"/>
       <w:bookmarkEnd w:id="1"/>
-      <w:bookmarkEnd w:id="2"/>
     </w:p>
     <w:p>
       <w:pPr>
@@ -6417,26 +6417,60 @@
     </w:p>
     <w:p>
       <w:pPr>
+        <w:pStyle w:val="Prrafodelista"/>
+        <w:numPr>
+          <w:ilvl w:val="0"/>
+          <w:numId w:val="35"/>
+        </w:numPr>
+        <w:spacing w:line="360" w:lineRule="auto"/>
+        <w:jc w:val="both"/>
+        <w:rPr>
+          <w:rFonts w:ascii="Arial" w:hAnsi="Arial" w:cs="Arial"/>
+          <w:b/>
+          <w:bCs/>
+          <w:sz w:val="24"/>
+          <w:szCs w:val="24"/>
+        </w:rPr>
+      </w:pPr>
+      <w:r>
+        <w:rPr>
+          <w:rFonts w:ascii="Arial" w:hAnsi="Arial" w:cs="Arial"/>
+          <w:b/>
+          <w:bCs/>
+          <w:sz w:val="24"/>
+          <w:szCs w:val="24"/>
+        </w:rPr>
+        <w:t>Características principales</w:t>
+      </w:r>
+    </w:p>
+    <w:p>
+      <w:pPr>
         <w:spacing w:line="360" w:lineRule="auto"/>
         <w:ind w:left="360"/>
         <w:jc w:val="both"/>
         <w:rPr>
           <w:rFonts w:ascii="Arial" w:hAnsi="Arial" w:cs="Arial"/>
-          <w:b/>
-          <w:bCs/>
-          <w:sz w:val="24"/>
-          <w:szCs w:val="24"/>
-        </w:rPr>
-      </w:pPr>
-      <w:r>
-        <w:rPr>
-          <w:rFonts w:ascii="Arial" w:hAnsi="Arial" w:cs="Arial"/>
-          <w:b/>
-          <w:bCs/>
-          <w:sz w:val="24"/>
-          <w:szCs w:val="24"/>
-        </w:rPr>
-        <w:t>Características principales</w:t>
+          <w:sz w:val="24"/>
+          <w:szCs w:val="24"/>
+        </w:rPr>
+      </w:pPr>
+      <w:proofErr w:type="spellStart"/>
+      <w:r>
+        <w:rPr>
+          <w:rFonts w:ascii="Arial" w:hAnsi="Arial" w:cs="Arial"/>
+          <w:sz w:val="24"/>
+          <w:szCs w:val="24"/>
+        </w:rPr>
+        <w:t>Consultorio.me</w:t>
+      </w:r>
+      <w:proofErr w:type="spellEnd"/>
+      <w:r>
+        <w:rPr>
+          <w:rFonts w:ascii="Arial" w:hAnsi="Arial" w:cs="Arial"/>
+          <w:sz w:val="24"/>
+          <w:szCs w:val="24"/>
+        </w:rPr>
+        <w:t xml:space="preserve"> ofrece una variedad de herramientas para la gestión integral de la práctica médica:</w:t>
       </w:r>
     </w:p>
     <w:p>
@@ -6450,23 +6484,13 @@
           <w:szCs w:val="24"/>
         </w:rPr>
       </w:pPr>
-      <w:proofErr w:type="spellStart"/>
-      <w:r>
-        <w:rPr>
-          <w:rFonts w:ascii="Arial" w:hAnsi="Arial" w:cs="Arial"/>
-          <w:sz w:val="24"/>
-          <w:szCs w:val="24"/>
-        </w:rPr>
-        <w:t>Consultorio.me</w:t>
-      </w:r>
-      <w:proofErr w:type="spellEnd"/>
-      <w:r>
-        <w:rPr>
-          <w:rFonts w:ascii="Arial" w:hAnsi="Arial" w:cs="Arial"/>
-          <w:sz w:val="24"/>
-          <w:szCs w:val="24"/>
-        </w:rPr>
-        <w:t xml:space="preserve"> ofrece una variedad de herramientas para la gestión integral de la práctica médica:</w:t>
+      <w:r>
+        <w:rPr>
+          <w:rFonts w:ascii="Arial" w:hAnsi="Arial" w:cs="Arial"/>
+          <w:sz w:val="24"/>
+          <w:szCs w:val="24"/>
+        </w:rPr>
+        <w:t>Agenda profesional: Permite programar citas con recordatorios automáticos vía WhatsApp, SMS o correo electrónico.</w:t>
       </w:r>
     </w:p>
     <w:p>
@@ -6486,7 +6510,7 @@
           <w:sz w:val="24"/>
           <w:szCs w:val="24"/>
         </w:rPr>
-        <w:t>Agenda profesional: Permite programar citas con recordatorios automáticos vía WhatsApp, SMS o correo electrónico.</w:t>
+        <w:t>Registros clínicos electrónicos: Facilita la organización y acceso rápido a la información del paciente, garantizando seguridad y confidencialidad.</w:t>
       </w:r>
     </w:p>
     <w:p>
@@ -6506,7 +6530,7 @@
           <w:sz w:val="24"/>
           <w:szCs w:val="24"/>
         </w:rPr>
-        <w:t>Registros clínicos electrónicos: Facilita la organización y acceso rápido a la información del paciente, garantizando seguridad y confidencialidad.</w:t>
+        <w:t>Gestión financiera: Incluye control de ingresos y egresos, generación de recibos y reportes analíticos.</w:t>
       </w:r>
     </w:p>
     <w:p>
@@ -6520,13 +6544,23 @@
           <w:szCs w:val="24"/>
         </w:rPr>
       </w:pPr>
-      <w:r>
-        <w:rPr>
-          <w:rFonts w:ascii="Arial" w:hAnsi="Arial" w:cs="Arial"/>
-          <w:sz w:val="24"/>
-          <w:szCs w:val="24"/>
-        </w:rPr>
-        <w:t>Gestión financiera: Incluye control de ingresos y egresos, generación de recibos y reportes analíticos.</w:t>
+      <w:proofErr w:type="spellStart"/>
+      <w:r>
+        <w:rPr>
+          <w:rFonts w:ascii="Arial" w:hAnsi="Arial" w:cs="Arial"/>
+          <w:sz w:val="24"/>
+          <w:szCs w:val="24"/>
+        </w:rPr>
+        <w:t>Autoprogramación</w:t>
+      </w:r>
+      <w:proofErr w:type="spellEnd"/>
+      <w:r>
+        <w:rPr>
+          <w:rFonts w:ascii="Arial" w:hAnsi="Arial" w:cs="Arial"/>
+          <w:sz w:val="24"/>
+          <w:szCs w:val="24"/>
+        </w:rPr>
+        <w:t xml:space="preserve"> del paciente: Los pacientes pueden agendar sus citas de forma autónoma, reduciendo la carga administrativa.</w:t>
       </w:r>
     </w:p>
     <w:p>
@@ -6547,7 +6581,7 @@
           <w:sz w:val="24"/>
           <w:szCs w:val="24"/>
         </w:rPr>
-        <w:t>Autoprogramación</w:t>
+        <w:t>Teleconsulta</w:t>
       </w:r>
       <w:proofErr w:type="spellEnd"/>
       <w:r>
@@ -6556,7 +6590,7 @@
           <w:sz w:val="24"/>
           <w:szCs w:val="24"/>
         </w:rPr>
-        <w:t xml:space="preserve"> del paciente: Los pacientes pueden agendar sus citas de forma autónoma, reduciendo la carga administrativa.</w:t>
+        <w:t xml:space="preserve"> y telemedicina: Ofrece funcionalidades para consultas a distancia, adaptándose a las necesidades actuales de atención remota.</w:t>
       </w:r>
     </w:p>
     <w:p>
@@ -6570,23 +6604,13 @@
           <w:szCs w:val="24"/>
         </w:rPr>
       </w:pPr>
-      <w:proofErr w:type="spellStart"/>
-      <w:r>
-        <w:rPr>
-          <w:rFonts w:ascii="Arial" w:hAnsi="Arial" w:cs="Arial"/>
-          <w:sz w:val="24"/>
-          <w:szCs w:val="24"/>
-        </w:rPr>
-        <w:t>Teleconsulta</w:t>
-      </w:r>
-      <w:proofErr w:type="spellEnd"/>
-      <w:r>
-        <w:rPr>
-          <w:rFonts w:ascii="Arial" w:hAnsi="Arial" w:cs="Arial"/>
-          <w:sz w:val="24"/>
-          <w:szCs w:val="24"/>
-        </w:rPr>
-        <w:t xml:space="preserve"> y telemedicina: Ofrece funcionalidades para consultas a distancia, adaptándose a las necesidades actuales de atención remota.</w:t>
+      <w:r>
+        <w:rPr>
+          <w:rFonts w:ascii="Arial" w:hAnsi="Arial" w:cs="Arial"/>
+          <w:sz w:val="24"/>
+          <w:szCs w:val="24"/>
+        </w:rPr>
+        <w:t>Informes de productividad y finanzas: Proporciona reportes detallados para evaluar el desempeño y la situación económica del consultorio.</w:t>
       </w:r>
     </w:p>
     <w:p>
@@ -6606,33 +6630,17 @@
           <w:sz w:val="24"/>
           <w:szCs w:val="24"/>
         </w:rPr>
-        <w:t>Informes de productividad y finanzas: Proporciona reportes detallados para evaluar el desempeño y la situación económica del consultorio.</w:t>
-      </w:r>
-    </w:p>
-    <w:p>
-      <w:pPr>
+        <w:t>Además, la plataforma es accesible desde dispositivos móviles (Android e iOS) y navegadores web, permitiendo su uso en diversas situaciones y dispositivos.</w:t>
+      </w:r>
+    </w:p>
+    <w:p>
+      <w:pPr>
+        <w:pStyle w:val="Prrafodelista"/>
+        <w:numPr>
+          <w:ilvl w:val="0"/>
+          <w:numId w:val="35"/>
+        </w:numPr>
         <w:spacing w:line="360" w:lineRule="auto"/>
-        <w:ind w:left="360"/>
-        <w:jc w:val="both"/>
-        <w:rPr>
-          <w:rFonts w:ascii="Arial" w:hAnsi="Arial" w:cs="Arial"/>
-          <w:sz w:val="24"/>
-          <w:szCs w:val="24"/>
-        </w:rPr>
-      </w:pPr>
-      <w:r>
-        <w:rPr>
-          <w:rFonts w:ascii="Arial" w:hAnsi="Arial" w:cs="Arial"/>
-          <w:sz w:val="24"/>
-          <w:szCs w:val="24"/>
-        </w:rPr>
-        <w:t>Además, la plataforma es accesible desde dispositivos móviles (Android e iOS) y navegadores web, permitiendo su uso en diversas situaciones y dispositivos.</w:t>
-      </w:r>
-    </w:p>
-    <w:p>
-      <w:pPr>
-        <w:spacing w:line="360" w:lineRule="auto"/>
-        <w:ind w:left="360"/>
         <w:jc w:val="both"/>
         <w:rPr>
           <w:rFonts w:ascii="Arial" w:hAnsi="Arial" w:cs="Arial"/>
@@ -7143,15 +7151,6 @@
           <w:szCs w:val="24"/>
         </w:rPr>
       </w:pPr>
-      <w:r>
-        <w:rPr>
-          <w:rFonts w:ascii="Arial" w:hAnsi="Arial" w:cs="Arial"/>
-          <w:b/>
-          <w:sz w:val="24"/>
-          <w:szCs w:val="24"/>
-        </w:rPr>
-        <w:t>Servicios en establecimiento</w:t>
-      </w:r>
     </w:p>
     <w:p>
       <w:pPr>
@@ -7160,17 +7159,56 @@
         <w:jc w:val="both"/>
         <w:rPr>
           <w:rFonts w:ascii="Arial" w:hAnsi="Arial" w:cs="Arial"/>
-          <w:sz w:val="24"/>
-          <w:szCs w:val="24"/>
-        </w:rPr>
-      </w:pPr>
-      <w:r>
-        <w:rPr>
-          <w:rFonts w:ascii="Arial" w:hAnsi="Arial" w:cs="Arial"/>
+          <w:b/>
+          <w:sz w:val="24"/>
+          <w:szCs w:val="24"/>
+        </w:rPr>
+      </w:pPr>
+    </w:p>
+    <w:p>
+      <w:pPr>
+        <w:pStyle w:val="Prrafodelista"/>
+        <w:numPr>
+          <w:ilvl w:val="0"/>
+          <w:numId w:val="27"/>
+        </w:numPr>
+        <w:spacing w:line="360" w:lineRule="auto"/>
+        <w:jc w:val="both"/>
+        <w:rPr>
+          <w:rFonts w:ascii="Arial" w:hAnsi="Arial" w:cs="Arial"/>
+          <w:b/>
+          <w:sz w:val="24"/>
+          <w:szCs w:val="24"/>
+        </w:rPr>
+      </w:pPr>
+      <w:r>
+        <w:rPr>
+          <w:rFonts w:ascii="Arial" w:hAnsi="Arial" w:cs="Arial"/>
+          <w:b/>
           <w:sz w:val="24"/>
           <w:szCs w:val="24"/>
         </w:rPr>
         <w:lastRenderedPageBreak/>
+        <w:t>Servicios en establecimiento</w:t>
+      </w:r>
+    </w:p>
+    <w:p>
+      <w:pPr>
+        <w:spacing w:line="360" w:lineRule="auto"/>
+        <w:ind w:left="360"/>
+        <w:jc w:val="both"/>
+        <w:rPr>
+          <w:rFonts w:ascii="Arial" w:hAnsi="Arial" w:cs="Arial"/>
+          <w:sz w:val="24"/>
+          <w:szCs w:val="24"/>
+        </w:rPr>
+      </w:pPr>
+      <w:r>
+        <w:rPr>
+          <w:rFonts w:ascii="Arial" w:hAnsi="Arial" w:cs="Arial"/>
+          <w:sz w:val="24"/>
+          <w:szCs w:val="24"/>
+        </w:rPr>
         <w:t>Los estudios dentales son necesarios para realizar el diagnóstico, plan de tratamiento y revisar la evolución del tratamiento.</w:t>
       </w:r>
     </w:p>
@@ -7476,8 +7514,25 @@
     </w:p>
     <w:p>
       <w:pPr>
+        <w:pStyle w:val="Prrafodelista"/>
         <w:spacing w:line="360" w:lineRule="auto"/>
-        <w:ind w:left="360"/>
+        <w:ind w:left="1080"/>
+        <w:jc w:val="both"/>
+        <w:rPr>
+          <w:rFonts w:ascii="Arial" w:hAnsi="Arial" w:cs="Arial"/>
+          <w:sz w:val="24"/>
+          <w:szCs w:val="24"/>
+        </w:rPr>
+      </w:pPr>
+    </w:p>
+    <w:p>
+      <w:pPr>
+        <w:pStyle w:val="Prrafodelista"/>
+        <w:numPr>
+          <w:ilvl w:val="0"/>
+          <w:numId w:val="29"/>
+        </w:numPr>
+        <w:spacing w:line="360" w:lineRule="auto"/>
         <w:jc w:val="both"/>
         <w:rPr>
           <w:rFonts w:ascii="Arial" w:hAnsi="Arial" w:cs="Arial"/>
@@ -7627,19 +7682,6 @@
     <w:p>
       <w:pPr>
         <w:spacing w:line="360" w:lineRule="auto"/>
-        <w:ind w:left="360"/>
-        <w:jc w:val="both"/>
-        <w:rPr>
-          <w:rFonts w:ascii="Arial" w:hAnsi="Arial" w:cs="Arial"/>
-          <w:sz w:val="24"/>
-          <w:szCs w:val="24"/>
-        </w:rPr>
-      </w:pPr>
-    </w:p>
-    <w:p>
-      <w:pPr>
-        <w:spacing w:line="360" w:lineRule="auto"/>
-        <w:ind w:left="360"/>
         <w:jc w:val="both"/>
         <w:rPr>
           <w:rFonts w:ascii="Arial" w:hAnsi="Arial" w:cs="Arial"/>
@@ -7807,6 +7849,126 @@
     </w:p>
     <w:p>
       <w:pPr>
+        <w:pStyle w:val="Prrafodelista"/>
+        <w:numPr>
+          <w:ilvl w:val="0"/>
+          <w:numId w:val="37"/>
+        </w:numPr>
+        <w:spacing w:line="360" w:lineRule="auto"/>
+        <w:jc w:val="both"/>
+        <w:rPr>
+          <w:rFonts w:ascii="Arial" w:hAnsi="Arial" w:cs="Arial"/>
+          <w:sz w:val="24"/>
+          <w:szCs w:val="24"/>
+        </w:rPr>
+      </w:pPr>
+      <w:r>
+        <w:rPr>
+          <w:rFonts w:ascii="Arial" w:hAnsi="Arial" w:cs="Arial"/>
+          <w:sz w:val="24"/>
+          <w:szCs w:val="24"/>
+        </w:rPr>
+        <w:t>Búsqueda de especialistas: Permite encontrar médicos por especialidad, ubicación y disponibilidad.</w:t>
+      </w:r>
+    </w:p>
+    <w:p>
+      <w:pPr>
+        <w:pStyle w:val="Prrafodelista"/>
+        <w:numPr>
+          <w:ilvl w:val="0"/>
+          <w:numId w:val="37"/>
+        </w:numPr>
+        <w:spacing w:line="360" w:lineRule="auto"/>
+        <w:jc w:val="both"/>
+        <w:rPr>
+          <w:rFonts w:ascii="Arial" w:hAnsi="Arial" w:cs="Arial"/>
+          <w:sz w:val="24"/>
+          <w:szCs w:val="24"/>
+        </w:rPr>
+      </w:pPr>
+      <w:r>
+        <w:rPr>
+          <w:rFonts w:ascii="Arial" w:hAnsi="Arial" w:cs="Arial"/>
+          <w:sz w:val="24"/>
+          <w:szCs w:val="24"/>
+        </w:rPr>
+        <w:t>Agendamiento de citas: Los usuarios pueden reservar citas médicas en línea de forma rápida y sencilla.</w:t>
+      </w:r>
+    </w:p>
+    <w:p>
+      <w:pPr>
+        <w:pStyle w:val="Prrafodelista"/>
+        <w:numPr>
+          <w:ilvl w:val="0"/>
+          <w:numId w:val="37"/>
+        </w:numPr>
+        <w:spacing w:line="360" w:lineRule="auto"/>
+        <w:jc w:val="both"/>
+        <w:rPr>
+          <w:rFonts w:ascii="Arial" w:hAnsi="Arial" w:cs="Arial"/>
+          <w:sz w:val="24"/>
+          <w:szCs w:val="24"/>
+        </w:rPr>
+      </w:pPr>
+      <w:r>
+        <w:rPr>
+          <w:rFonts w:ascii="Arial" w:hAnsi="Arial" w:cs="Arial"/>
+          <w:sz w:val="24"/>
+          <w:szCs w:val="24"/>
+        </w:rPr>
+        <w:t>Opiniones de pacientes: Acceso a reseñas y valoraciones de otros pacientes para tomar decisiones informadas.</w:t>
+      </w:r>
+    </w:p>
+    <w:p>
+      <w:pPr>
+        <w:pStyle w:val="Prrafodelista"/>
+        <w:numPr>
+          <w:ilvl w:val="0"/>
+          <w:numId w:val="37"/>
+        </w:numPr>
+        <w:spacing w:line="360" w:lineRule="auto"/>
+        <w:jc w:val="both"/>
+        <w:rPr>
+          <w:rFonts w:ascii="Arial" w:hAnsi="Arial" w:cs="Arial"/>
+          <w:sz w:val="24"/>
+          <w:szCs w:val="24"/>
+        </w:rPr>
+      </w:pPr>
+      <w:r>
+        <w:rPr>
+          <w:rFonts w:ascii="Arial" w:hAnsi="Arial" w:cs="Arial"/>
+          <w:sz w:val="24"/>
+          <w:szCs w:val="24"/>
+        </w:rPr>
+        <w:t>Consultas en línea: Posibilidad de realizar consultas médicas virtuales, facilitando el acceso a la atención desde cualquier lugar.</w:t>
+      </w:r>
+    </w:p>
+    <w:p>
+      <w:pPr>
+        <w:pStyle w:val="Prrafodelista"/>
+        <w:numPr>
+          <w:ilvl w:val="0"/>
+          <w:numId w:val="37"/>
+        </w:numPr>
+        <w:spacing w:line="360" w:lineRule="auto"/>
+        <w:jc w:val="both"/>
+        <w:rPr>
+          <w:rFonts w:ascii="Arial" w:hAnsi="Arial" w:cs="Arial"/>
+          <w:sz w:val="24"/>
+          <w:szCs w:val="24"/>
+        </w:rPr>
+      </w:pPr>
+      <w:r>
+        <w:rPr>
+          <w:rFonts w:ascii="Arial" w:hAnsi="Arial" w:cs="Arial"/>
+          <w:sz w:val="24"/>
+          <w:szCs w:val="24"/>
+        </w:rPr>
+        <w:t xml:space="preserve">Aplicación móvil: Disponibilidad de una app para gestionar citas y comunicarse con los especialistas desde dispositivos móviles. </w:t>
+      </w:r>
+    </w:p>
+    <w:p>
+      <w:pPr>
         <w:spacing w:line="360" w:lineRule="auto"/>
         <w:ind w:left="360"/>
         <w:jc w:val="both"/>
@@ -7816,14 +7978,6 @@
           <w:szCs w:val="24"/>
         </w:rPr>
       </w:pPr>
-      <w:r>
-        <w:rPr>
-          <w:rFonts w:ascii="Arial" w:hAnsi="Arial" w:cs="Arial"/>
-          <w:sz w:val="24"/>
-          <w:szCs w:val="24"/>
-        </w:rPr>
-        <w:t>Búsqueda de especialistas: Permite encontrar médicos por especialidad, ubicación y disponibilidad.</w:t>
-      </w:r>
     </w:p>
     <w:p>
       <w:pPr>
@@ -7832,17 +7986,21 @@
         <w:jc w:val="both"/>
         <w:rPr>
           <w:rFonts w:ascii="Arial" w:hAnsi="Arial" w:cs="Arial"/>
-          <w:sz w:val="24"/>
-          <w:szCs w:val="24"/>
-        </w:rPr>
-      </w:pPr>
-      <w:r>
-        <w:rPr>
-          <w:rFonts w:ascii="Arial" w:hAnsi="Arial" w:cs="Arial"/>
-          <w:sz w:val="24"/>
-          <w:szCs w:val="24"/>
-        </w:rPr>
-        <w:t>Agendamiento de citas: Los usuarios pueden reservar citas médicas en línea de forma rápida y sencilla.</w:t>
+          <w:b/>
+          <w:bCs/>
+          <w:sz w:val="24"/>
+          <w:szCs w:val="24"/>
+        </w:rPr>
+      </w:pPr>
+      <w:r>
+        <w:rPr>
+          <w:rFonts w:ascii="Arial" w:hAnsi="Arial" w:cs="Arial"/>
+          <w:b/>
+          <w:bCs/>
+          <w:sz w:val="24"/>
+          <w:szCs w:val="24"/>
+        </w:rPr>
+        <w:t>Herramientas para profesionales de la salud</w:t>
       </w:r>
     </w:p>
     <w:p>
@@ -7856,98 +8014,41 @@
           <w:szCs w:val="24"/>
         </w:rPr>
       </w:pPr>
-      <w:r>
-        <w:rPr>
-          <w:rFonts w:ascii="Arial" w:hAnsi="Arial" w:cs="Arial"/>
-          <w:sz w:val="24"/>
-          <w:szCs w:val="24"/>
-        </w:rPr>
-        <w:t>Opiniones de pacientes: Acceso a reseñas y valoraciones de otros pacientes para tomar decisiones informadas.</w:t>
-      </w:r>
-    </w:p>
-    <w:p>
-      <w:pPr>
+      <w:proofErr w:type="spellStart"/>
+      <w:r>
+        <w:rPr>
+          <w:rFonts w:ascii="Arial" w:hAnsi="Arial" w:cs="Arial"/>
+          <w:sz w:val="24"/>
+          <w:szCs w:val="24"/>
+        </w:rPr>
+        <w:t>Doctoralia</w:t>
+      </w:r>
+      <w:proofErr w:type="spellEnd"/>
+      <w:r>
+        <w:rPr>
+          <w:rFonts w:ascii="Arial" w:hAnsi="Arial" w:cs="Arial"/>
+          <w:sz w:val="24"/>
+          <w:szCs w:val="24"/>
+        </w:rPr>
+        <w:t xml:space="preserve"> ofrece a los especialistas una serie de herramientas para mejorar la gestión de su práctica:</w:t>
+      </w:r>
+    </w:p>
+    <w:p>
+      <w:pPr>
+        <w:pStyle w:val="Prrafodelista"/>
+        <w:numPr>
+          <w:ilvl w:val="0"/>
+          <w:numId w:val="38"/>
+        </w:numPr>
         <w:spacing w:line="360" w:lineRule="auto"/>
-        <w:ind w:left="360"/>
-        <w:jc w:val="both"/>
-        <w:rPr>
-          <w:rFonts w:ascii="Arial" w:hAnsi="Arial" w:cs="Arial"/>
-          <w:sz w:val="24"/>
-          <w:szCs w:val="24"/>
-        </w:rPr>
-      </w:pPr>
-      <w:r>
-        <w:rPr>
-          <w:rFonts w:ascii="Arial" w:hAnsi="Arial" w:cs="Arial"/>
-          <w:sz w:val="24"/>
-          <w:szCs w:val="24"/>
-        </w:rPr>
-        <w:t>Consultas en línea: Posibilidad de realizar consultas médicas virtuales, facilitando el acceso a la atención desde cualquier lugar.</w:t>
-      </w:r>
-    </w:p>
-    <w:p>
-      <w:pPr>
-        <w:spacing w:line="360" w:lineRule="auto"/>
-        <w:ind w:left="360"/>
-        <w:jc w:val="both"/>
-        <w:rPr>
-          <w:rFonts w:ascii="Arial" w:hAnsi="Arial" w:cs="Arial"/>
-          <w:sz w:val="24"/>
-          <w:szCs w:val="24"/>
-        </w:rPr>
-      </w:pPr>
-      <w:r>
-        <w:rPr>
-          <w:rFonts w:ascii="Arial" w:hAnsi="Arial" w:cs="Arial"/>
-          <w:sz w:val="24"/>
-          <w:szCs w:val="24"/>
-        </w:rPr>
-        <w:t xml:space="preserve">Aplicación móvil: Disponibilidad de una app para gestionar citas y comunicarse con los especialistas desde dispositivos móviles. </w:t>
-      </w:r>
-    </w:p>
-    <w:p>
-      <w:pPr>
-        <w:spacing w:line="360" w:lineRule="auto"/>
-        <w:ind w:left="360"/>
-        <w:jc w:val="both"/>
-        <w:rPr>
-          <w:rFonts w:ascii="Arial" w:hAnsi="Arial" w:cs="Arial"/>
-          <w:sz w:val="24"/>
-          <w:szCs w:val="24"/>
-        </w:rPr>
-      </w:pPr>
-      <w:r>
-        <w:rPr>
-          <w:rFonts w:ascii="Arial" w:hAnsi="Arial" w:cs="Arial"/>
-          <w:sz w:val="24"/>
-          <w:szCs w:val="24"/>
-        </w:rPr>
-        <w:t xml:space="preserve">Servicios en </w:t>
-      </w:r>
-      <w:proofErr w:type="spellStart"/>
-      <w:r>
-        <w:rPr>
-          <w:rFonts w:ascii="Arial" w:hAnsi="Arial" w:cs="Arial"/>
-          <w:sz w:val="24"/>
-          <w:szCs w:val="24"/>
-        </w:rPr>
-        <w:t>establecie</w:t>
-      </w:r>
-      <w:proofErr w:type="spellEnd"/>
-      <w:r>
-        <w:rPr>
-          <w:rFonts w:ascii="Arial" w:hAnsi="Arial" w:cs="Arial"/>
-          <w:sz w:val="24"/>
-          <w:szCs w:val="24"/>
-        </w:rPr>
-        <w:t xml:space="preserve"> </w:t>
-      </w:r>
-    </w:p>
-    <w:p>
-      <w:pPr>
-        <w:spacing w:line="360" w:lineRule="auto"/>
-        <w:ind w:left="360"/>
-        <w:jc w:val="both"/>
+        <w:jc w:val="both"/>
+        <w:rPr>
+          <w:rFonts w:ascii="Arial" w:hAnsi="Arial" w:cs="Arial"/>
+          <w:sz w:val="24"/>
+          <w:szCs w:val="24"/>
+        </w:rPr>
+      </w:pPr>
+      <w:r>
         <w:rPr>
           <w:rFonts w:ascii="Arial" w:hAnsi="Arial" w:cs="Arial"/>
           <w:b/>
@@ -7955,6 +8056,31 @@
           <w:sz w:val="24"/>
           <w:szCs w:val="24"/>
         </w:rPr>
+        <w:t>Agenda electrónica</w:t>
+      </w:r>
+      <w:r>
+        <w:rPr>
+          <w:rFonts w:ascii="Arial" w:hAnsi="Arial" w:cs="Arial"/>
+          <w:sz w:val="24"/>
+          <w:szCs w:val="24"/>
+        </w:rPr>
+        <w:t>: Sistema de gestión de citas que permite una organización eficiente del tiempo.</w:t>
+      </w:r>
+    </w:p>
+    <w:p>
+      <w:pPr>
+        <w:pStyle w:val="Prrafodelista"/>
+        <w:numPr>
+          <w:ilvl w:val="0"/>
+          <w:numId w:val="38"/>
+        </w:numPr>
+        <w:spacing w:line="360" w:lineRule="auto"/>
+        <w:jc w:val="both"/>
+        <w:rPr>
+          <w:rFonts w:ascii="Arial" w:hAnsi="Arial" w:cs="Arial"/>
+          <w:sz w:val="24"/>
+          <w:szCs w:val="24"/>
+        </w:rPr>
       </w:pPr>
       <w:r>
         <w:rPr>
@@ -7964,43 +8090,25 @@
           <w:sz w:val="24"/>
           <w:szCs w:val="24"/>
         </w:rPr>
-        <w:t>Herramientas para profesionales de la salud</w:t>
-      </w:r>
-    </w:p>
-    <w:p>
-      <w:pPr>
+        <w:t>Expediente electrónico</w:t>
+      </w:r>
+      <w:r>
+        <w:rPr>
+          <w:rFonts w:ascii="Arial" w:hAnsi="Arial" w:cs="Arial"/>
+          <w:sz w:val="24"/>
+          <w:szCs w:val="24"/>
+        </w:rPr>
+        <w:t>: Acceso digital a los historiales médicos de los pacientes.</w:t>
+      </w:r>
+    </w:p>
+    <w:p>
+      <w:pPr>
+        <w:pStyle w:val="Prrafodelista"/>
+        <w:numPr>
+          <w:ilvl w:val="0"/>
+          <w:numId w:val="38"/>
+        </w:numPr>
         <w:spacing w:line="360" w:lineRule="auto"/>
-        <w:ind w:left="360"/>
-        <w:jc w:val="both"/>
-        <w:rPr>
-          <w:rFonts w:ascii="Arial" w:hAnsi="Arial" w:cs="Arial"/>
-          <w:sz w:val="24"/>
-          <w:szCs w:val="24"/>
-        </w:rPr>
-      </w:pPr>
-      <w:proofErr w:type="spellStart"/>
-      <w:r>
-        <w:rPr>
-          <w:rFonts w:ascii="Arial" w:hAnsi="Arial" w:cs="Arial"/>
-          <w:sz w:val="24"/>
-          <w:szCs w:val="24"/>
-        </w:rPr>
-        <w:t>Doctoralia</w:t>
-      </w:r>
-      <w:proofErr w:type="spellEnd"/>
-      <w:r>
-        <w:rPr>
-          <w:rFonts w:ascii="Arial" w:hAnsi="Arial" w:cs="Arial"/>
-          <w:sz w:val="24"/>
-          <w:szCs w:val="24"/>
-        </w:rPr>
-        <w:t xml:space="preserve"> ofrece a los especialistas una serie de herramientas para mejorar la gestión de su práctica:</w:t>
-      </w:r>
-    </w:p>
-    <w:p>
-      <w:pPr>
-        <w:spacing w:line="360" w:lineRule="auto"/>
-        <w:ind w:left="360"/>
         <w:jc w:val="both"/>
         <w:rPr>
           <w:rFonts w:ascii="Arial" w:hAnsi="Arial" w:cs="Arial"/>
@@ -8016,21 +8124,26 @@
           <w:sz w:val="24"/>
           <w:szCs w:val="24"/>
         </w:rPr>
-        <w:t>Agenda electrónica</w:t>
-      </w:r>
-      <w:r>
-        <w:rPr>
-          <w:rFonts w:ascii="Arial" w:hAnsi="Arial" w:cs="Arial"/>
-          <w:sz w:val="24"/>
-          <w:szCs w:val="24"/>
-        </w:rPr>
-        <w:t>: Sistema de gestión de citas que permite una organización eficiente del tiempo.</w:t>
-      </w:r>
-    </w:p>
-    <w:p>
-      <w:pPr>
+        <w:lastRenderedPageBreak/>
+        <w:t>Consultas en línea</w:t>
+      </w:r>
+      <w:r>
+        <w:rPr>
+          <w:rFonts w:ascii="Arial" w:hAnsi="Arial" w:cs="Arial"/>
+          <w:sz w:val="24"/>
+          <w:szCs w:val="24"/>
+        </w:rPr>
+        <w:t>: Facilita la realización de consultas virtuales, ampliando el alcance de la atención.</w:t>
+      </w:r>
+    </w:p>
+    <w:p>
+      <w:pPr>
+        <w:pStyle w:val="Prrafodelista"/>
+        <w:numPr>
+          <w:ilvl w:val="0"/>
+          <w:numId w:val="38"/>
+        </w:numPr>
         <w:spacing w:line="360" w:lineRule="auto"/>
-        <w:ind w:left="360"/>
         <w:jc w:val="both"/>
         <w:rPr>
           <w:rFonts w:ascii="Arial" w:hAnsi="Arial" w:cs="Arial"/>
@@ -8046,82 +8159,25 @@
           <w:sz w:val="24"/>
           <w:szCs w:val="24"/>
         </w:rPr>
-        <w:lastRenderedPageBreak/>
-        <w:t>Expediente electrónico</w:t>
-      </w:r>
-      <w:r>
-        <w:rPr>
-          <w:rFonts w:ascii="Arial" w:hAnsi="Arial" w:cs="Arial"/>
-          <w:sz w:val="24"/>
-          <w:szCs w:val="24"/>
-        </w:rPr>
-        <w:t>: Acceso digital a los historiales médicos de los pacientes.</w:t>
-      </w:r>
-    </w:p>
-    <w:p>
-      <w:pPr>
+        <w:t>Planes de visibilidad</w:t>
+      </w:r>
+      <w:r>
+        <w:rPr>
+          <w:rFonts w:ascii="Arial" w:hAnsi="Arial" w:cs="Arial"/>
+          <w:sz w:val="24"/>
+          <w:szCs w:val="24"/>
+        </w:rPr>
+        <w:t>: Opciones para mejorar la presencia en línea y atraer más pacientes.</w:t>
+      </w:r>
+    </w:p>
+    <w:p>
+      <w:pPr>
+        <w:pStyle w:val="Prrafodelista"/>
+        <w:numPr>
+          <w:ilvl w:val="0"/>
+          <w:numId w:val="38"/>
+        </w:numPr>
         <w:spacing w:line="360" w:lineRule="auto"/>
-        <w:ind w:left="360"/>
-        <w:jc w:val="both"/>
-        <w:rPr>
-          <w:rFonts w:ascii="Arial" w:hAnsi="Arial" w:cs="Arial"/>
-          <w:sz w:val="24"/>
-          <w:szCs w:val="24"/>
-        </w:rPr>
-      </w:pPr>
-      <w:r>
-        <w:rPr>
-          <w:rFonts w:ascii="Arial" w:hAnsi="Arial" w:cs="Arial"/>
-          <w:b/>
-          <w:bCs/>
-          <w:sz w:val="24"/>
-          <w:szCs w:val="24"/>
-        </w:rPr>
-        <w:t>Consultas en línea</w:t>
-      </w:r>
-      <w:r>
-        <w:rPr>
-          <w:rFonts w:ascii="Arial" w:hAnsi="Arial" w:cs="Arial"/>
-          <w:sz w:val="24"/>
-          <w:szCs w:val="24"/>
-        </w:rPr>
-        <w:t>: Facilita la realización de consultas virtuales, ampliando el alcance de la atención.</w:t>
-      </w:r>
-    </w:p>
-    <w:p>
-      <w:pPr>
-        <w:spacing w:line="360" w:lineRule="auto"/>
-        <w:ind w:left="360"/>
-        <w:jc w:val="both"/>
-        <w:rPr>
-          <w:rFonts w:ascii="Arial" w:hAnsi="Arial" w:cs="Arial"/>
-          <w:sz w:val="24"/>
-          <w:szCs w:val="24"/>
-        </w:rPr>
-      </w:pPr>
-      <w:r>
-        <w:rPr>
-          <w:rFonts w:ascii="Arial" w:hAnsi="Arial" w:cs="Arial"/>
-          <w:b/>
-          <w:bCs/>
-          <w:sz w:val="24"/>
-          <w:szCs w:val="24"/>
-        </w:rPr>
-        <w:t>Planes de visibilidad</w:t>
-      </w:r>
-      <w:r>
-        <w:rPr>
-          <w:rFonts w:ascii="Arial" w:hAnsi="Arial" w:cs="Arial"/>
-          <w:sz w:val="24"/>
-          <w:szCs w:val="24"/>
-        </w:rPr>
-        <w:t>: Opciones para mejorar la presencia en línea y atraer más pacientes.</w:t>
-      </w:r>
-    </w:p>
-    <w:p>
-      <w:pPr>
-        <w:spacing w:line="360" w:lineRule="auto"/>
-        <w:ind w:left="360"/>
         <w:jc w:val="both"/>
         <w:rPr>
           <w:rFonts w:ascii="Arial" w:hAnsi="Arial" w:cs="Arial"/>
@@ -8272,56 +8328,6 @@
           <w:sz w:val="24"/>
         </w:rPr>
       </w:pPr>
-      <w:r>
-        <w:rPr>
-          <w:rFonts w:ascii="Arial" w:hAnsi="Arial" w:cs="Arial"/>
-          <w:sz w:val="24"/>
-        </w:rPr>
-        <w:t>El Dr.</w:t>
-      </w:r>
-      <w:r>
-        <w:rPr>
-          <w:rFonts w:ascii="Arial" w:hAnsi="Arial" w:cs="Arial"/>
-        </w:rPr>
-        <w:t xml:space="preserve"> </w:t>
-      </w:r>
-      <w:r>
-        <w:rPr>
-          <w:rFonts w:ascii="Arial" w:hAnsi="Arial" w:cs="Arial"/>
-          <w:sz w:val="24"/>
-        </w:rPr>
-        <w:t>Irving Saúl Jaimes Macedo</w:t>
-      </w:r>
-      <w:r>
-        <w:rPr>
-          <w:rFonts w:ascii="Arial" w:hAnsi="Arial" w:cs="Arial"/>
-          <w:sz w:val="24"/>
-        </w:rPr>
-        <w:t xml:space="preserve">, </w:t>
-      </w:r>
-      <w:proofErr w:type="spellStart"/>
-      <w:r>
-        <w:rPr>
-          <w:rFonts w:ascii="Arial" w:hAnsi="Arial" w:cs="Arial"/>
-          <w:sz w:val="24"/>
-        </w:rPr>
-        <w:t>Ginecologo</w:t>
-      </w:r>
-      <w:proofErr w:type="spellEnd"/>
-      <w:r>
-        <w:rPr>
-          <w:rFonts w:ascii="Arial" w:hAnsi="Arial" w:cs="Arial"/>
-          <w:sz w:val="24"/>
-        </w:rPr>
-        <w:t xml:space="preserve"> general </w:t>
-      </w:r>
-      <w:r>
-        <w:rPr>
-          <w:rFonts w:ascii="Arial" w:hAnsi="Arial" w:cs="Arial"/>
-          <w:sz w:val="24"/>
-        </w:rPr>
-        <w:t xml:space="preserve">, señala que a lo largo de la trayectoria del consultorio se han presentado diversos casos relacionados con la gestión de citas. Estos casos han evidenciado que, en muchas ocasiones, el uso de la agenda manual genera desorden visual y dificultades en la organización, lo que afecta la eficiencia en la programación y seguimiento de las citas. </w:t>
-      </w:r>
     </w:p>
     <w:p>
       <w:pPr>
@@ -8339,15 +8345,50 @@
           <w:rFonts w:ascii="Arial" w:hAnsi="Arial" w:cs="Arial"/>
           <w:sz w:val="24"/>
         </w:rPr>
-        <w:t xml:space="preserve">La primera situación ocurre cuando un paciente llega al consultorio sin cita previa, es decir, en su primera visita. En estos casos, con frecuencia no recibe atención inmediata </w:t>
-      </w:r>
-      <w:r>
-        <w:rPr>
-          <w:rFonts w:ascii="Arial" w:hAnsi="Arial" w:cs="Arial"/>
-          <w:sz w:val="24"/>
-        </w:rPr>
-        <w:lastRenderedPageBreak/>
-        <w:t xml:space="preserve">en la sala de espera, ya que el dentista se encuentra ocupado con otro paciente y el asistente está apoyando en el procedimiento. Ante ello, el paciente debe esperar su turno o acudir a tocar la puerta para ser atendido. La segunda situación ocurre cuando el paciente ya es cliente del consultorio. En este caso, la cita se agenda directamente en el establecimiento, confirmando con el paciente el día y la hora de su disponibilidad. El registro se realiza principalmente en una agenda manual o, en su defecto, en el calendario del teléfono. En caso de que el paciente requiera cancelar o reprogramar, se le facilita el número del consultorio para que pueda gestionar su solicitud mediante una llamada telefónica o un mensaje de WhatsApp. </w:t>
+        <w:t>El Dr.</w:t>
+      </w:r>
+      <w:r>
+        <w:rPr>
+          <w:rFonts w:ascii="Arial" w:hAnsi="Arial" w:cs="Arial"/>
+        </w:rPr>
+        <w:t xml:space="preserve"> </w:t>
+      </w:r>
+      <w:r>
+        <w:rPr>
+          <w:rFonts w:ascii="Arial" w:hAnsi="Arial" w:cs="Arial"/>
+          <w:sz w:val="24"/>
+        </w:rPr>
+        <w:t>Irving Saúl Jaimes Macedo</w:t>
+      </w:r>
+      <w:r>
+        <w:rPr>
+          <w:rFonts w:ascii="Arial" w:hAnsi="Arial" w:cs="Arial"/>
+          <w:sz w:val="24"/>
+        </w:rPr>
+        <w:t xml:space="preserve">, </w:t>
+      </w:r>
+      <w:proofErr w:type="spellStart"/>
+      <w:r>
+        <w:rPr>
+          <w:rFonts w:ascii="Arial" w:hAnsi="Arial" w:cs="Arial"/>
+          <w:sz w:val="24"/>
+        </w:rPr>
+        <w:t>Ginecologo</w:t>
+      </w:r>
+      <w:proofErr w:type="spellEnd"/>
+      <w:r>
+        <w:rPr>
+          <w:rFonts w:ascii="Arial" w:hAnsi="Arial" w:cs="Arial"/>
+          <w:sz w:val="24"/>
+        </w:rPr>
+        <w:t xml:space="preserve"> general</w:t>
+      </w:r>
+      <w:r>
+        <w:rPr>
+          <w:rFonts w:ascii="Arial" w:hAnsi="Arial" w:cs="Arial"/>
+          <w:sz w:val="24"/>
+        </w:rPr>
+        <w:t xml:space="preserve">, señala que a lo largo de la trayectoria del consultorio se han presentado diversos casos relacionados con la gestión de citas. Estos casos han evidenciado que, en muchas ocasiones, el uso de la agenda manual genera desorden visual y dificultades en la organización, lo que afecta la eficiencia en la programación y seguimiento de las citas. </w:t>
       </w:r>
     </w:p>
     <w:p>
@@ -8361,13 +8402,6 @@
           <w:sz w:val="24"/>
         </w:rPr>
       </w:pPr>
-      <w:r>
-        <w:rPr>
-          <w:rFonts w:ascii="Arial" w:hAnsi="Arial" w:cs="Arial"/>
-          <w:sz w:val="24"/>
-        </w:rPr>
-        <w:t>La tercera situación, similar a la primera pero de manera remota, se presenta cuando el paciente es nuevo y no está familiarizado con el consultorio. En este caso, el paciente se informa sobre los servicios ofrecidos a través de redes sociales, guarda el número del consultorio y posteriormente realiza una llamada o envía un mensaje para solicitar información adicional. Tras consultar sobre los servicios y costos, solicita una cita, la cual, en la mayoría de los casos, es agendada directamente por el dentista, asegurando así la atención adecuada desde el primer contacto.</w:t>
-      </w:r>
     </w:p>
     <w:p>
       <w:pPr>
@@ -8385,19 +8419,78 @@
           <w:rFonts w:ascii="Arial" w:hAnsi="Arial" w:cs="Arial"/>
           <w:sz w:val="24"/>
         </w:rPr>
-        <w:t>Por ello los desórdenes en la agenda manual y la falta de un sistema estandarizado generan demoras, citas duplicadas, conflictos de horarios y dificultades para hacer seguimiento a los pacientes. Estas situaciones se evidencian en la experiencia diaria del consultorio, donde tanto pacientes como personal reportan confusión y tiempos de espera prolongados. La ineficiente gestión de citas afecta la satisfacción del paciente, reduce la eficiencia del personal y puede provocar pérdida de clientes, además de incrementar la carga administrativa sobre el dentista y el asistente, lo que impacta la calidad del servicio y la organización interna del consultorio. Por ello, es necesario implementar un sistema de gestión de citas más eficiente que permita organizar correctamente los horarios, reducir errores y mejorar la experiencia del paciente, asegurando una atención más rápida, ordenada y profesional, y optimizando los recursos del consultorio.</w:t>
+        <w:t xml:space="preserve">La primera situación ocurre cuando un paciente llega al consultorio sin cita previa, es decir, en su primera visita. En estos casos, con frecuencia no recibe atención inmediata </w:t>
+      </w:r>
+      <w:r>
+        <w:rPr>
+          <w:rFonts w:ascii="Arial" w:hAnsi="Arial" w:cs="Arial"/>
+          <w:sz w:val="24"/>
+        </w:rPr>
+        <w:lastRenderedPageBreak/>
+        <w:t xml:space="preserve">en la sala de espera, ya que el dentista se encuentra ocupado con otro paciente y el asistente está apoyando en el procedimiento. Ante ello, el paciente debe esperar su turno o acudir a tocar la puerta para ser atendido. La segunda situación ocurre cuando el paciente ya es cliente del consultorio. En este caso, la cita se agenda directamente en el establecimiento, confirmando con el paciente el día y la hora de su disponibilidad. El registro se realiza principalmente en una agenda manual o, en su defecto, en el calendario del teléfono. En caso de que el paciente requiera cancelar o reprogramar, se le facilita el número del consultorio para que pueda gestionar su solicitud mediante una llamada telefónica o un mensaje de WhatsApp. </w:t>
       </w:r>
     </w:p>
     <w:p>
       <w:pPr>
         <w:pStyle w:val="Prrafodelista"/>
         <w:spacing w:line="360" w:lineRule="auto"/>
-        <w:jc w:val="both"/>
-        <w:rPr>
-          <w:rFonts w:ascii="Arial" w:hAnsi="Arial" w:cs="Arial"/>
-          <w:sz w:val="24"/>
-        </w:rPr>
-      </w:pPr>
+        <w:ind w:left="0"/>
+        <w:jc w:val="both"/>
+        <w:rPr>
+          <w:rFonts w:ascii="Arial" w:hAnsi="Arial" w:cs="Arial"/>
+          <w:sz w:val="24"/>
+        </w:rPr>
+      </w:pPr>
+    </w:p>
+    <w:p>
+      <w:pPr>
+        <w:pStyle w:val="Prrafodelista"/>
+        <w:spacing w:line="360" w:lineRule="auto"/>
+        <w:ind w:left="0"/>
+        <w:jc w:val="both"/>
+        <w:rPr>
+          <w:rFonts w:ascii="Arial" w:hAnsi="Arial" w:cs="Arial"/>
+          <w:sz w:val="24"/>
+        </w:rPr>
+      </w:pPr>
+      <w:r>
+        <w:rPr>
+          <w:rFonts w:ascii="Arial" w:hAnsi="Arial" w:cs="Arial"/>
+          <w:sz w:val="24"/>
+        </w:rPr>
+        <w:t>La tercera situación, similar a la primera pero de manera remota, se presenta cuando el paciente es nuevo y no está familiarizado con el consultorio. En este caso, el paciente se informa sobre los servicios ofrecidos a través de redes sociales, guarda el número del consultorio y posteriormente realiza una llamada o envía un mensaje para solicitar información adicional. Tras consultar sobre los servicios y costos, solicita una cita, la cual, en la mayoría de los casos, es agendada directamente por el dentista, asegurando así la atención adecuada desde el primer contacto.</w:t>
+      </w:r>
+    </w:p>
+    <w:p>
+      <w:pPr>
+        <w:pStyle w:val="Prrafodelista"/>
+        <w:spacing w:line="360" w:lineRule="auto"/>
+        <w:ind w:left="0"/>
+        <w:jc w:val="both"/>
+        <w:rPr>
+          <w:rFonts w:ascii="Arial" w:hAnsi="Arial" w:cs="Arial"/>
+          <w:sz w:val="24"/>
+        </w:rPr>
+      </w:pPr>
+    </w:p>
+    <w:p>
+      <w:pPr>
+        <w:pStyle w:val="Prrafodelista"/>
+        <w:spacing w:line="360" w:lineRule="auto"/>
+        <w:ind w:left="0"/>
+        <w:jc w:val="both"/>
+        <w:rPr>
+          <w:rFonts w:ascii="Arial" w:hAnsi="Arial" w:cs="Arial"/>
+          <w:sz w:val="24"/>
+        </w:rPr>
+      </w:pPr>
+      <w:r>
+        <w:rPr>
+          <w:rFonts w:ascii="Arial" w:hAnsi="Arial" w:cs="Arial"/>
+          <w:sz w:val="24"/>
+        </w:rPr>
+        <w:t>Por ello los desórdenes en la agenda manual y la falta de un sistema estandarizado generan demoras, citas duplicadas, conflictos de horarios y dificultades para hacer seguimiento a los pacientes. Estas situaciones se evidencian en la experiencia diaria del consultorio, donde tanto pacientes como personal reportan confusión y tiempos de espera prolongados. La ineficiente gestión de citas afecta la satisfacción del paciente, reduce la eficiencia del personal y puede provocar pérdida de clientes, además de incrementar la carga administrativa sobre el dentista y el asistente, lo que impacta la calidad del servicio y la organización interna del consultorio. Por ello, es necesario implementar un sistema de gestión de citas más eficiente que permita organizar correctamente los horarios, reducir errores y mejorar la experiencia del paciente, asegurando una atención más rápida, ordenada y profesional, y optimizando los recursos del consultorio.</w:t>
+      </w:r>
     </w:p>
     <w:p>
       <w:pPr>
@@ -8482,11 +8575,8 @@
     <w:p>
       <w:pPr>
         <w:pStyle w:val="Prrafodelista"/>
-        <w:numPr>
-          <w:ilvl w:val="0"/>
-          <w:numId w:val="13"/>
-        </w:numPr>
         <w:spacing w:line="360" w:lineRule="auto"/>
+        <w:ind w:left="2160"/>
         <w:jc w:val="both"/>
         <w:rPr>
           <w:rFonts w:ascii="Arial" w:hAnsi="Arial" w:cs="Arial"/>
@@ -8504,6 +8594,14 @@
       <w:r>
         <w:rPr>
           <w:rFonts w:ascii="Arial" w:hAnsi="Arial" w:cs="Arial"/>
+          <w:sz w:val="24"/>
+          <w:szCs w:val="24"/>
+        </w:rPr>
+        <w:t>“</w:t>
+      </w:r>
+      <w:r>
+        <w:rPr>
+          <w:rFonts w:ascii="Arial" w:hAnsi="Arial" w:cs="Arial"/>
           <w:iCs/>
           <w:sz w:val="24"/>
           <w:szCs w:val="24"/>
@@ -8521,6 +8619,15 @@
         <w:t>Isor</w:t>
       </w:r>
       <w:proofErr w:type="spellEnd"/>
+      <w:r>
+        <w:rPr>
+          <w:rFonts w:ascii="Arial" w:hAnsi="Arial" w:cs="Arial"/>
+          <w:iCs/>
+          <w:sz w:val="24"/>
+          <w:szCs w:val="24"/>
+        </w:rPr>
+        <w:t>”</w:t>
+      </w:r>
       <w:r>
         <w:rPr>
           <w:rFonts w:ascii="Arial" w:hAnsi="Arial" w:cs="Arial"/>
@@ -8609,6 +8716,14 @@
       <w:r>
         <w:rPr>
           <w:rFonts w:ascii="Arial" w:hAnsi="Arial" w:cs="Arial"/>
+          <w:sz w:val="24"/>
+          <w:szCs w:val="24"/>
+        </w:rPr>
+        <w:t>“</w:t>
+      </w:r>
+      <w:r>
+        <w:rPr>
+          <w:rFonts w:ascii="Arial" w:hAnsi="Arial" w:cs="Arial"/>
           <w:iCs/>
           <w:sz w:val="24"/>
           <w:szCs w:val="24"/>
@@ -8626,6 +8741,15 @@
         <w:t>Isor</w:t>
       </w:r>
       <w:proofErr w:type="spellEnd"/>
+      <w:r>
+        <w:rPr>
+          <w:rFonts w:ascii="Arial" w:hAnsi="Arial" w:cs="Arial"/>
+          <w:iCs/>
+          <w:sz w:val="24"/>
+          <w:szCs w:val="24"/>
+        </w:rPr>
+        <w:t>”</w:t>
+      </w:r>
       <w:r>
         <w:rPr>
           <w:rFonts w:ascii="Arial" w:hAnsi="Arial" w:cs="Arial"/>
@@ -8682,7 +8806,7 @@
           <w:szCs w:val="21"/>
           <w:shd w:val="clear" w:color="auto" w:fill="FFFFFF"/>
         </w:rPr>
-        <w:t>Desarrollar un módulo  administrativo que permita reservar, modificar y gestionar citas</w:t>
+        <w:t xml:space="preserve">Desarrollar un módulo administrativo que permita </w:t>
       </w:r>
       <w:r>
         <w:rPr>
@@ -8691,16 +8815,7 @@
           <w:szCs w:val="21"/>
           <w:shd w:val="clear" w:color="auto" w:fill="FFFFFF"/>
         </w:rPr>
-        <w:t>,</w:t>
-      </w:r>
-      <w:r>
-        <w:rPr>
-          <w:rFonts w:ascii="Arial" w:hAnsi="Arial" w:cs="Arial"/>
-          <w:sz w:val="24"/>
-          <w:szCs w:val="21"/>
-          <w:shd w:val="clear" w:color="auto" w:fill="FFFFFF"/>
-        </w:rPr>
-        <w:t xml:space="preserve"> con control de disponibilidad y estados de cita.</w:t>
+        <w:t>ayudar en la gestión de citas de manera eficiente a la clínica.</w:t>
       </w:r>
     </w:p>
     <w:p>
@@ -8791,15 +8906,7 @@
           <w:rFonts w:ascii="Arial" w:hAnsi="Arial" w:cs="Arial"/>
           <w:sz w:val="24"/>
         </w:rPr>
-        <w:t xml:space="preserve">. Los métodos actuales, principalmente la agenda manual y el calendario del teléfono, generan un desorden visual, citas duplicadas, conflictos de horarios y demoras, lo que impacta tanto la atención al paciente como la eficiencia del personal. La implementación de un sitio web permitirá que los pacientes consulten la disponibilidad del consultorio y agenden sus citas de manera autónoma, reduciendo errores y optimizando la </w:t>
-      </w:r>
-      <w:r>
-        <w:rPr>
-          <w:rFonts w:ascii="Arial" w:hAnsi="Arial" w:cs="Arial"/>
-          <w:sz w:val="24"/>
-        </w:rPr>
-        <w:lastRenderedPageBreak/>
-        <w:t>organización interna, lo que disminuirá la carga administrativa del personal y permitirá dedicar más tiempo a la atención directa de los pacientes.</w:t>
+        <w:t>. Los métodos actuales, principalmente la agenda manual y el calendario del teléfono, generan un desorden visual, citas duplicadas, conflictos de horarios y demoras, lo que impacta tanto la atención al paciente como la eficiencia del personal. La implementación de un sitio web permitirá que los pacientes consulten la disponibilidad del consultorio y agenden sus citas de manera autónoma, reduciendo errores y optimizando la organización interna, lo que disminuirá la carga administrativa del personal y permitirá dedicar más tiempo a la atención directa de los pacientes.</w:t>
       </w:r>
     </w:p>
     <w:p>
@@ -8830,6 +8937,7 @@
           <w:rFonts w:ascii="Arial" w:hAnsi="Arial" w:cs="Arial"/>
           <w:sz w:val="24"/>
         </w:rPr>
+        <w:lastRenderedPageBreak/>
         <w:t>La finalidad es ofrecer una plataforma digital que facilite la programación y seguimiento de citas, permitiendo que los pacientes conozcan los horarios disponibles y tengan control sobre sus propias citas. Esto garantizará una atención más ágil, ordenada y profesional, mejorando la experiencia del paciente y reduciendo la intervención directa del personal en la gestión de la agenda.</w:t>
       </w:r>
     </w:p>
@@ -8868,14 +8976,30 @@
           <w:rFonts w:ascii="Arial" w:hAnsi="Arial" w:cs="Arial"/>
           <w:sz w:val="24"/>
         </w:rPr>
-        <w:t xml:space="preserve"> sus propias citas </w:t>
-      </w:r>
-      <w:r>
-        <w:rPr>
-          <w:rFonts w:ascii="Arial" w:hAnsi="Arial" w:cs="Arial"/>
-          <w:sz w:val="24"/>
-        </w:rPr>
-        <w:t>, lo que no solo optimiza la gestión interna del consultorio, sino que también fortalece la autonomía del paciente y mejora significativamente su experiencia al interactuar con el servicio.</w:t>
+        <w:t xml:space="preserve"> sus propias </w:t>
+      </w:r>
+      <w:proofErr w:type="gramStart"/>
+      <w:r>
+        <w:rPr>
+          <w:rFonts w:ascii="Arial" w:hAnsi="Arial" w:cs="Arial"/>
+          <w:sz w:val="24"/>
+        </w:rPr>
+        <w:t xml:space="preserve">citas </w:t>
+      </w:r>
+      <w:r>
+        <w:rPr>
+          <w:rFonts w:ascii="Arial" w:hAnsi="Arial" w:cs="Arial"/>
+          <w:sz w:val="24"/>
+        </w:rPr>
+        <w:t>,</w:t>
+      </w:r>
+      <w:proofErr w:type="gramEnd"/>
+      <w:r>
+        <w:rPr>
+          <w:rFonts w:ascii="Arial" w:hAnsi="Arial" w:cs="Arial"/>
+          <w:sz w:val="24"/>
+        </w:rPr>
+        <w:t xml:space="preserve"> lo que no solo optimiza la gestión interna del consultorio, sino que también fortalece la autonomía del paciente y mejora significativamente su experiencia al interactuar con el servicio.</w:t>
       </w:r>
     </w:p>
     <w:p>
@@ -8889,6 +9013,18 @@
           <w:sz w:val="24"/>
         </w:rPr>
       </w:pPr>
+    </w:p>
+    <w:p>
+      <w:pPr>
+        <w:pStyle w:val="Prrafodelista"/>
+        <w:spacing w:line="360" w:lineRule="auto"/>
+        <w:ind w:left="0"/>
+        <w:jc w:val="both"/>
+        <w:rPr>
+          <w:rFonts w:ascii="Arial" w:hAnsi="Arial" w:cs="Arial"/>
+          <w:sz w:val="24"/>
+        </w:rPr>
+      </w:pPr>
       <w:r>
         <w:rPr>
           <w:rFonts w:ascii="Arial" w:hAnsi="Arial" w:cs="Arial"/>
@@ -8994,7 +9130,63 @@
           <w:sz w:val="24"/>
           <w:szCs w:val="24"/>
         </w:rPr>
-        <w:t xml:space="preserve"> permitirá administrar de manera digital las reservaciones de los pacientes. Su funcionamiento se basa en una agenda digital conectada en tiempo real, donde el administrador podrá crear, modificar </w:t>
+        <w:t xml:space="preserve"> permitirá administrar de manera digital las reservaciones de los pacientes</w:t>
+      </w:r>
+      <w:r>
+        <w:rPr>
+          <w:rFonts w:ascii="Arial" w:hAnsi="Arial" w:cs="Arial"/>
+          <w:sz w:val="24"/>
+          <w:szCs w:val="24"/>
+        </w:rPr>
+        <w:t>,</w:t>
+      </w:r>
+      <w:r>
+        <w:rPr>
+          <w:rFonts w:ascii="Arial" w:hAnsi="Arial" w:cs="Arial"/>
+          <w:sz w:val="24"/>
+          <w:szCs w:val="24"/>
+        </w:rPr>
+        <w:t xml:space="preserve"> </w:t>
+      </w:r>
+      <w:r>
+        <w:rPr>
+          <w:rFonts w:ascii="Arial" w:hAnsi="Arial" w:cs="Arial"/>
+          <w:sz w:val="24"/>
+          <w:szCs w:val="24"/>
+        </w:rPr>
+        <w:t>s</w:t>
+      </w:r>
+      <w:r>
+        <w:rPr>
+          <w:rFonts w:ascii="Arial" w:hAnsi="Arial" w:cs="Arial"/>
+          <w:sz w:val="24"/>
+          <w:szCs w:val="24"/>
+        </w:rPr>
+        <w:t>u funcionamiento se basa en una agenda digital conectada en tiempo real, donde el administrador podrá crear, modificar o cancelar citas, además de recibir notificaciones automáticas que recuerden los compromisos agendados</w:t>
+      </w:r>
+      <w:r>
+        <w:rPr>
+          <w:rFonts w:ascii="Arial" w:hAnsi="Arial" w:cs="Arial"/>
+          <w:sz w:val="24"/>
+          <w:szCs w:val="24"/>
+        </w:rPr>
+        <w:t xml:space="preserve"> y el cliente podrá agendar y consultar las mismas</w:t>
+      </w:r>
+      <w:r>
+        <w:rPr>
+          <w:rFonts w:ascii="Arial" w:hAnsi="Arial" w:cs="Arial"/>
+          <w:sz w:val="24"/>
+          <w:szCs w:val="24"/>
+        </w:rPr>
+        <w:t>, e</w:t>
+      </w:r>
+      <w:r>
+        <w:rPr>
+          <w:rFonts w:ascii="Arial" w:hAnsi="Arial" w:cs="Arial"/>
+          <w:sz w:val="24"/>
+          <w:szCs w:val="24"/>
+        </w:rPr>
+        <w:t xml:space="preserve">l sistema </w:t>
       </w:r>
       <w:r>
         <w:rPr>
@@ -9003,23 +9195,23 @@
           <w:szCs w:val="24"/>
         </w:rPr>
         <w:lastRenderedPageBreak/>
-        <w:t>o cancelar citas, además de recibir notificaciones automáticas que recuerden los compromisos agendados</w:t>
-      </w:r>
-      <w:r>
-        <w:rPr>
-          <w:rFonts w:ascii="Arial" w:hAnsi="Arial" w:cs="Arial"/>
-          <w:sz w:val="24"/>
-          <w:szCs w:val="24"/>
-        </w:rPr>
-        <w:t xml:space="preserve"> y el cliente podrá agendar y consultar las mismas.</w:t>
-      </w:r>
-      <w:r>
-        <w:rPr>
-          <w:rFonts w:ascii="Arial" w:hAnsi="Arial" w:cs="Arial"/>
-          <w:sz w:val="24"/>
-          <w:szCs w:val="24"/>
-        </w:rPr>
-        <w:t xml:space="preserve"> El sistema será utilizado principalmente por dos tipos de usuarios: los pacientes del consultorio, que reservarán sus citas en línea, y el administrador, que controlará la agenda, actualizará la información de servicios y dará seguimiento al estado de las consultas. Estará disponible en cualquier dispositivo con acceso a internet, facilitando su uso tanto dentro del consultorio como desde la comodidad del hogar de los pacientes. </w:t>
+        <w:t>será utilizado principalmente por dos tipos de usuarios: los pacientes del consultorio, que reservarán sus citas en línea, y el administrador, que controlará la agenda, actualizará la información de servicios y dará seguimiento al estado de las consultas</w:t>
+      </w:r>
+      <w:r>
+        <w:rPr>
+          <w:rFonts w:ascii="Arial" w:hAnsi="Arial" w:cs="Arial"/>
+          <w:sz w:val="24"/>
+          <w:szCs w:val="24"/>
+        </w:rPr>
+        <w:t>, además e</w:t>
+      </w:r>
+      <w:r>
+        <w:rPr>
+          <w:rFonts w:ascii="Arial" w:hAnsi="Arial" w:cs="Arial"/>
+          <w:sz w:val="24"/>
+          <w:szCs w:val="24"/>
+        </w:rPr>
+        <w:t xml:space="preserve">stará disponible en cualquier dispositivo con acceso a internet, facilitando su uso tanto dentro del consultorio como desde la comodidad del hogar de los pacientes. </w:t>
       </w:r>
     </w:p>
     <w:p>
@@ -9205,6 +9397,17 @@
     </w:p>
     <w:p>
       <w:pPr>
+        <w:spacing w:before="100" w:beforeAutospacing="1" w:after="100" w:afterAutospacing="1" w:line="360" w:lineRule="auto"/>
+        <w:rPr>
+          <w:rFonts w:ascii="Arial" w:eastAsia="Times New Roman" w:hAnsi="Arial" w:cs="Arial"/>
+          <w:sz w:val="24"/>
+          <w:szCs w:val="24"/>
+          <w:lang w:eastAsia="es-MX"/>
+        </w:rPr>
+      </w:pPr>
+    </w:p>
+    <w:p>
+      <w:pPr>
         <w:pStyle w:val="Ttulo1"/>
         <w:spacing w:line="360" w:lineRule="auto"/>
         <w:jc w:val="both"/>
@@ -9217,7 +9420,7 @@
       </w:pPr>
       <w:bookmarkStart w:id="21" w:name="_Toc210759819"/>
       <w:bookmarkStart w:id="22" w:name="_Toc210760532"/>
-      <w:bookmarkEnd w:id="0"/>
+      <w:bookmarkEnd w:id="2"/>
       <w:r>
         <w:rPr>
           <w:rFonts w:cs="Arial"/>
@@ -10973,6 +11176,365 @@
     </w:p>
     <w:p>
       <w:pPr>
+        <w:spacing w:line="360" w:lineRule="auto"/>
+        <w:jc w:val="both"/>
+        <w:rPr>
+          <w:rFonts w:ascii="Arial" w:hAnsi="Arial" w:cs="Arial"/>
+          <w:sz w:val="24"/>
+          <w:szCs w:val="24"/>
+        </w:rPr>
+      </w:pPr>
+      <w:r>
+        <w:rPr>
+          <w:rFonts w:ascii="Arial" w:hAnsi="Arial" w:cs="Arial"/>
+          <w:sz w:val="24"/>
+          <w:szCs w:val="24"/>
+        </w:rPr>
+        <w:t xml:space="preserve">Actualmente Angular representa una gran cuota del mercado del desarrollo en </w:t>
+      </w:r>
+      <w:proofErr w:type="spellStart"/>
+      <w:r>
+        <w:rPr>
+          <w:rFonts w:ascii="Arial" w:hAnsi="Arial" w:cs="Arial"/>
+          <w:sz w:val="24"/>
+          <w:szCs w:val="24"/>
+        </w:rPr>
+        <w:t>frontend</w:t>
+      </w:r>
+      <w:proofErr w:type="spellEnd"/>
+      <w:r>
+        <w:rPr>
+          <w:rFonts w:ascii="Arial" w:hAnsi="Arial" w:cs="Arial"/>
+          <w:sz w:val="24"/>
+          <w:szCs w:val="24"/>
+        </w:rPr>
+        <w:t xml:space="preserve"> </w:t>
+      </w:r>
+      <w:r>
+        <w:rPr>
+          <w:rFonts w:ascii="Arial" w:hAnsi="Arial" w:cs="Arial"/>
+          <w:sz w:val="24"/>
+          <w:szCs w:val="24"/>
+        </w:rPr>
+        <w:t>compartida</w:t>
+      </w:r>
+      <w:r>
+        <w:rPr>
+          <w:rFonts w:ascii="Arial" w:hAnsi="Arial" w:cs="Arial"/>
+          <w:sz w:val="24"/>
+          <w:szCs w:val="24"/>
+        </w:rPr>
+        <w:t xml:space="preserve"> </w:t>
+      </w:r>
+      <w:r>
+        <w:rPr>
+          <w:rFonts w:ascii="Arial" w:hAnsi="Arial" w:cs="Arial"/>
+          <w:sz w:val="24"/>
+          <w:szCs w:val="24"/>
+        </w:rPr>
+        <w:t xml:space="preserve">con otros marcos de referencia como </w:t>
+      </w:r>
+      <w:proofErr w:type="spellStart"/>
+      <w:r>
+        <w:rPr>
+          <w:rFonts w:ascii="Arial" w:hAnsi="Arial" w:cs="Arial"/>
+          <w:sz w:val="24"/>
+          <w:szCs w:val="24"/>
+        </w:rPr>
+        <w:t>ReactJS</w:t>
+      </w:r>
+      <w:proofErr w:type="spellEnd"/>
+      <w:r>
+        <w:rPr>
+          <w:rFonts w:ascii="Arial" w:hAnsi="Arial" w:cs="Arial"/>
+          <w:sz w:val="24"/>
+          <w:szCs w:val="24"/>
+        </w:rPr>
+        <w:t xml:space="preserve"> (</w:t>
+      </w:r>
+      <w:proofErr w:type="spellStart"/>
+      <w:r>
+        <w:rPr>
+          <w:rFonts w:ascii="Arial" w:hAnsi="Arial" w:cs="Arial"/>
+          <w:sz w:val="24"/>
+          <w:szCs w:val="24"/>
+        </w:rPr>
+        <w:t>ReactJS</w:t>
+      </w:r>
+      <w:proofErr w:type="spellEnd"/>
+      <w:r>
+        <w:rPr>
+          <w:rFonts w:ascii="Arial" w:hAnsi="Arial" w:cs="Arial"/>
+          <w:sz w:val="24"/>
+          <w:szCs w:val="24"/>
+        </w:rPr>
+        <w:t xml:space="preserve">, 2021) y </w:t>
+      </w:r>
+      <w:proofErr w:type="spellStart"/>
+      <w:r>
+        <w:rPr>
+          <w:rFonts w:ascii="Arial" w:hAnsi="Arial" w:cs="Arial"/>
+          <w:sz w:val="24"/>
+          <w:szCs w:val="24"/>
+        </w:rPr>
+        <w:t>VueJS</w:t>
+      </w:r>
+      <w:proofErr w:type="spellEnd"/>
+      <w:r>
+        <w:rPr>
+          <w:rFonts w:ascii="Arial" w:hAnsi="Arial" w:cs="Arial"/>
+          <w:sz w:val="24"/>
+          <w:szCs w:val="24"/>
+        </w:rPr>
+        <w:t xml:space="preserve"> </w:t>
+      </w:r>
+      <w:r>
+        <w:rPr>
+          <w:rFonts w:ascii="Arial" w:hAnsi="Arial" w:cs="Arial"/>
+          <w:sz w:val="24"/>
+          <w:szCs w:val="24"/>
+        </w:rPr>
+        <w:t>(</w:t>
+      </w:r>
+      <w:proofErr w:type="spellStart"/>
+      <w:r>
+        <w:rPr>
+          <w:rFonts w:ascii="Arial" w:hAnsi="Arial" w:cs="Arial"/>
+          <w:sz w:val="24"/>
+          <w:szCs w:val="24"/>
+        </w:rPr>
+        <w:t>VueJS</w:t>
+      </w:r>
+      <w:proofErr w:type="spellEnd"/>
+      <w:r>
+        <w:rPr>
+          <w:rFonts w:ascii="Arial" w:hAnsi="Arial" w:cs="Arial"/>
+          <w:sz w:val="24"/>
+          <w:szCs w:val="24"/>
+        </w:rPr>
+        <w:t>, 2021). Por su parte,</w:t>
+      </w:r>
+      <w:r>
+        <w:rPr>
+          <w:rFonts w:ascii="Arial" w:hAnsi="Arial" w:cs="Arial"/>
+          <w:sz w:val="24"/>
+          <w:szCs w:val="24"/>
+        </w:rPr>
+        <w:t xml:space="preserve"> </w:t>
+      </w:r>
+      <w:r>
+        <w:rPr>
+          <w:rFonts w:ascii="Arial" w:hAnsi="Arial" w:cs="Arial"/>
+          <w:sz w:val="24"/>
+          <w:szCs w:val="24"/>
+        </w:rPr>
+        <w:t xml:space="preserve">Angular al estar basado en </w:t>
+      </w:r>
+      <w:proofErr w:type="spellStart"/>
+      <w:r>
+        <w:rPr>
+          <w:rFonts w:ascii="Arial" w:hAnsi="Arial" w:cs="Arial"/>
+          <w:sz w:val="24"/>
+          <w:szCs w:val="24"/>
+        </w:rPr>
+        <w:t>TypeScript</w:t>
+      </w:r>
+      <w:proofErr w:type="spellEnd"/>
+      <w:r>
+        <w:rPr>
+          <w:rFonts w:ascii="Arial" w:hAnsi="Arial" w:cs="Arial"/>
+          <w:sz w:val="24"/>
+          <w:szCs w:val="24"/>
+        </w:rPr>
+        <w:t>, ser un completo</w:t>
+      </w:r>
+      <w:r>
+        <w:rPr>
+          <w:rFonts w:ascii="Arial" w:hAnsi="Arial" w:cs="Arial"/>
+          <w:sz w:val="24"/>
+          <w:szCs w:val="24"/>
+        </w:rPr>
+        <w:t xml:space="preserve"> </w:t>
+      </w:r>
+      <w:r>
+        <w:rPr>
+          <w:rFonts w:ascii="Arial" w:hAnsi="Arial" w:cs="Arial"/>
+          <w:sz w:val="24"/>
+          <w:szCs w:val="24"/>
+        </w:rPr>
+        <w:t>marco de trabajo para crear aplicaciones</w:t>
+      </w:r>
+      <w:r>
+        <w:rPr>
+          <w:rFonts w:ascii="Arial" w:hAnsi="Arial" w:cs="Arial"/>
+          <w:sz w:val="24"/>
+          <w:szCs w:val="24"/>
+        </w:rPr>
+        <w:t xml:space="preserve"> </w:t>
+      </w:r>
+      <w:r>
+        <w:rPr>
+          <w:rFonts w:ascii="Arial" w:hAnsi="Arial" w:cs="Arial"/>
+          <w:sz w:val="24"/>
+          <w:szCs w:val="24"/>
+        </w:rPr>
+        <w:t>robustas y estar soportado por Google, genera</w:t>
+      </w:r>
+      <w:r>
+        <w:rPr>
+          <w:rFonts w:ascii="Arial" w:hAnsi="Arial" w:cs="Arial"/>
+          <w:sz w:val="24"/>
+          <w:szCs w:val="24"/>
+        </w:rPr>
+        <w:t xml:space="preserve"> </w:t>
+      </w:r>
+      <w:r>
+        <w:rPr>
+          <w:rFonts w:ascii="Arial" w:hAnsi="Arial" w:cs="Arial"/>
+          <w:sz w:val="24"/>
+          <w:szCs w:val="24"/>
+        </w:rPr>
+        <w:t>la confianza para ser usado por millones de empresas</w:t>
+      </w:r>
+      <w:r>
+        <w:rPr>
+          <w:rFonts w:ascii="Arial" w:hAnsi="Arial" w:cs="Arial"/>
+          <w:sz w:val="24"/>
+          <w:szCs w:val="24"/>
+        </w:rPr>
+        <w:t xml:space="preserve"> </w:t>
+      </w:r>
+      <w:r>
+        <w:rPr>
+          <w:rFonts w:ascii="Arial" w:hAnsi="Arial" w:cs="Arial"/>
+          <w:sz w:val="24"/>
+          <w:szCs w:val="24"/>
+        </w:rPr>
+        <w:t>para desarrollar sus aplicaciones web.</w:t>
+      </w:r>
+      <w:r>
+        <w:rPr>
+          <w:rFonts w:ascii="Arial" w:hAnsi="Arial" w:cs="Arial"/>
+          <w:sz w:val="24"/>
+          <w:szCs w:val="24"/>
+        </w:rPr>
+        <w:t xml:space="preserve"> </w:t>
+      </w:r>
+      <w:r>
+        <w:rPr>
+          <w:rFonts w:ascii="Arial" w:hAnsi="Arial" w:cs="Arial"/>
+          <w:sz w:val="24"/>
+          <w:szCs w:val="24"/>
+        </w:rPr>
+        <w:t>La libertad y flexibilidad que ofrece este marco de referencia en la construcción de</w:t>
+      </w:r>
+      <w:r>
+        <w:rPr>
+          <w:rFonts w:ascii="Arial" w:hAnsi="Arial" w:cs="Arial"/>
+          <w:sz w:val="24"/>
+          <w:szCs w:val="24"/>
+        </w:rPr>
+        <w:t xml:space="preserve"> </w:t>
+      </w:r>
+      <w:r>
+        <w:rPr>
+          <w:rFonts w:ascii="Arial" w:hAnsi="Arial" w:cs="Arial"/>
+          <w:sz w:val="24"/>
+          <w:szCs w:val="24"/>
+        </w:rPr>
+        <w:t>productos puede</w:t>
+      </w:r>
+      <w:r>
+        <w:rPr>
+          <w:rFonts w:ascii="Arial" w:hAnsi="Arial" w:cs="Arial"/>
+          <w:sz w:val="24"/>
+          <w:szCs w:val="24"/>
+        </w:rPr>
+        <w:t xml:space="preserve"> </w:t>
+      </w:r>
+      <w:r>
+        <w:rPr>
+          <w:rFonts w:ascii="Arial" w:hAnsi="Arial" w:cs="Arial"/>
+          <w:sz w:val="24"/>
+          <w:szCs w:val="24"/>
+        </w:rPr>
+        <w:t>resultar perjudicando la definición de la arquitectura del software</w:t>
+      </w:r>
+      <w:r>
+        <w:rPr>
+          <w:rFonts w:ascii="Arial" w:hAnsi="Arial" w:cs="Arial"/>
+          <w:sz w:val="24"/>
+          <w:szCs w:val="24"/>
+        </w:rPr>
+        <w:t xml:space="preserve"> </w:t>
+      </w:r>
+      <w:r>
+        <w:rPr>
+          <w:rFonts w:ascii="Arial" w:hAnsi="Arial" w:cs="Arial"/>
+          <w:sz w:val="24"/>
+          <w:szCs w:val="24"/>
+        </w:rPr>
+        <w:t>cuando se incorpora código o</w:t>
+      </w:r>
+      <w:r>
+        <w:rPr>
+          <w:rFonts w:ascii="Arial" w:hAnsi="Arial" w:cs="Arial"/>
+          <w:sz w:val="24"/>
+          <w:szCs w:val="24"/>
+        </w:rPr>
+        <w:t xml:space="preserve"> </w:t>
+      </w:r>
+      <w:r>
+        <w:rPr>
+          <w:rFonts w:ascii="Arial" w:hAnsi="Arial" w:cs="Arial"/>
+          <w:sz w:val="24"/>
+          <w:szCs w:val="24"/>
+        </w:rPr>
+        <w:t>prácticas que se desvían de la misma. Esto puede ser</w:t>
+      </w:r>
+      <w:r>
+        <w:rPr>
+          <w:rFonts w:ascii="Arial" w:hAnsi="Arial" w:cs="Arial"/>
+          <w:sz w:val="24"/>
+          <w:szCs w:val="24"/>
+        </w:rPr>
+        <w:t xml:space="preserve"> </w:t>
+      </w:r>
+      <w:r>
+        <w:rPr>
+          <w:rFonts w:ascii="Arial" w:hAnsi="Arial" w:cs="Arial"/>
+          <w:sz w:val="24"/>
+          <w:szCs w:val="24"/>
+        </w:rPr>
+        <w:t>causa de distintos factores como lo son la falta</w:t>
+      </w:r>
+      <w:r>
+        <w:rPr>
+          <w:rFonts w:ascii="Arial" w:hAnsi="Arial" w:cs="Arial"/>
+          <w:sz w:val="24"/>
+          <w:szCs w:val="24"/>
+        </w:rPr>
+        <w:t xml:space="preserve"> </w:t>
+      </w:r>
+      <w:r>
+        <w:rPr>
+          <w:rFonts w:ascii="Arial" w:hAnsi="Arial" w:cs="Arial"/>
+          <w:sz w:val="24"/>
+          <w:szCs w:val="24"/>
+        </w:rPr>
+        <w:t>de tiempo, documentación, comunicación entre desarrolladores, entre otros.</w:t>
+      </w:r>
+      <w:r>
+        <w:rPr>
+          <w:rFonts w:ascii="Arial" w:hAnsi="Arial" w:cs="Arial"/>
+          <w:sz w:val="24"/>
+          <w:szCs w:val="24"/>
+        </w:rPr>
+        <w:t xml:space="preserve"> (Humberto Carlos, García Juan, 2021, p. 3).</w:t>
+      </w:r>
+    </w:p>
+    <w:p>
+      <w:pPr>
         <w:pStyle w:val="Ttulo2"/>
         <w:spacing w:line="360" w:lineRule="auto"/>
         <w:jc w:val="both"/>
@@ -11055,7 +11617,16 @@
           <w:sz w:val="24"/>
           <w:szCs w:val="24"/>
         </w:rPr>
-        <w:t xml:space="preserve"> es un SDK completo de código abierto para desarrollo de aplicaciones móviles híbridas creado por Max Lynch, Ben Sperry y Adam Bradley en </w:t>
+        <w:t xml:space="preserve"> es un SDK completo de código abierto para </w:t>
+      </w:r>
+      <w:r>
+        <w:rPr>
+          <w:rFonts w:ascii="Arial" w:hAnsi="Arial" w:cs="Arial"/>
+          <w:sz w:val="24"/>
+          <w:szCs w:val="24"/>
+        </w:rPr>
+        <w:lastRenderedPageBreak/>
+        <w:t xml:space="preserve">desarrollo de aplicaciones móviles híbridas creado por Max Lynch, Ben Sperry y Adam Bradley en </w:t>
       </w:r>
       <w:proofErr w:type="spellStart"/>
       <w:r>
@@ -11216,7 +11787,6 @@
           <w:sz w:val="24"/>
           <w:szCs w:val="24"/>
         </w:rPr>
-        <w:lastRenderedPageBreak/>
         <w:t xml:space="preserve">En abril de 2010 </w:t>
       </w:r>
       <w:proofErr w:type="spellStart"/>
@@ -11237,6 +11807,368 @@
         </w:rPr>
         <w:t xml:space="preserve"> fue adquirida por Oracle, por lo que actualmente es esta empresa la que dirige la plataforma. (Molinero Muñoz, s.f., p. 3).</w:t>
       </w:r>
+    </w:p>
+    <w:p>
+      <w:pPr>
+        <w:spacing w:line="360" w:lineRule="auto"/>
+        <w:jc w:val="both"/>
+        <w:rPr>
+          <w:rFonts w:ascii="Arial" w:hAnsi="Arial" w:cs="Arial"/>
+          <w:sz w:val="24"/>
+          <w:szCs w:val="24"/>
+        </w:rPr>
+      </w:pPr>
+      <w:r>
+        <w:rPr>
+          <w:rFonts w:ascii="Arial" w:hAnsi="Arial" w:cs="Arial"/>
+          <w:sz w:val="24"/>
+          <w:szCs w:val="24"/>
+        </w:rPr>
+        <w:t>J</w:t>
+      </w:r>
+      <w:r>
+        <w:rPr>
+          <w:rFonts w:ascii="Arial" w:hAnsi="Arial" w:cs="Arial"/>
+          <w:sz w:val="24"/>
+          <w:szCs w:val="24"/>
+        </w:rPr>
+        <w:t xml:space="preserve">ava es un lenguaje de programación desarrollado por </w:t>
+      </w:r>
+      <w:proofErr w:type="spellStart"/>
+      <w:r>
+        <w:rPr>
+          <w:rFonts w:ascii="Arial" w:hAnsi="Arial" w:cs="Arial"/>
+          <w:sz w:val="24"/>
+          <w:szCs w:val="24"/>
+        </w:rPr>
+        <w:t>Sun</w:t>
+      </w:r>
+      <w:proofErr w:type="spellEnd"/>
+      <w:r>
+        <w:rPr>
+          <w:rFonts w:ascii="Arial" w:hAnsi="Arial" w:cs="Arial"/>
+          <w:sz w:val="24"/>
+          <w:szCs w:val="24"/>
+        </w:rPr>
+        <w:t xml:space="preserve"> </w:t>
+      </w:r>
+      <w:r>
+        <w:rPr>
+          <w:rFonts w:ascii="Arial" w:hAnsi="Arial" w:cs="Arial"/>
+          <w:sz w:val="24"/>
+          <w:szCs w:val="24"/>
+        </w:rPr>
+        <w:t>Microsystems.</w:t>
+      </w:r>
+      <w:r>
+        <w:rPr>
+          <w:rFonts w:ascii="Arial" w:hAnsi="Arial" w:cs="Arial"/>
+          <w:sz w:val="24"/>
+          <w:szCs w:val="24"/>
+        </w:rPr>
+        <w:t xml:space="preserve"> </w:t>
+      </w:r>
+      <w:r>
+        <w:rPr>
+          <w:rFonts w:ascii="Arial" w:hAnsi="Arial" w:cs="Arial"/>
+          <w:sz w:val="24"/>
+          <w:szCs w:val="24"/>
+        </w:rPr>
+        <w:t>Java fue</w:t>
+      </w:r>
+      <w:r>
+        <w:rPr>
+          <w:rFonts w:ascii="Arial" w:hAnsi="Arial" w:cs="Arial"/>
+          <w:sz w:val="24"/>
+          <w:szCs w:val="24"/>
+        </w:rPr>
+        <w:t xml:space="preserve"> </w:t>
+      </w:r>
+      <w:r>
+        <w:rPr>
+          <w:rFonts w:ascii="Arial" w:hAnsi="Arial" w:cs="Arial"/>
+          <w:sz w:val="24"/>
+          <w:szCs w:val="24"/>
+        </w:rPr>
+        <w:t>presentado en la segunda mitad del año 1995 y desde entonces se</w:t>
+      </w:r>
+      <w:r>
+        <w:rPr>
+          <w:rFonts w:ascii="Arial" w:hAnsi="Arial" w:cs="Arial"/>
+          <w:sz w:val="24"/>
+          <w:szCs w:val="24"/>
+        </w:rPr>
+        <w:t xml:space="preserve"> </w:t>
+      </w:r>
+      <w:r>
+        <w:rPr>
+          <w:rFonts w:ascii="Arial" w:hAnsi="Arial" w:cs="Arial"/>
+          <w:sz w:val="24"/>
+          <w:szCs w:val="24"/>
+        </w:rPr>
+        <w:t>ha convertido en un lenguaje de programación muy popular. Java es un</w:t>
+      </w:r>
+      <w:r>
+        <w:rPr>
+          <w:rFonts w:ascii="Arial" w:hAnsi="Arial" w:cs="Arial"/>
+          <w:sz w:val="24"/>
+          <w:szCs w:val="24"/>
+        </w:rPr>
+        <w:t xml:space="preserve"> </w:t>
+      </w:r>
+      <w:r>
+        <w:rPr>
+          <w:rFonts w:ascii="Arial" w:hAnsi="Arial" w:cs="Arial"/>
+          <w:sz w:val="24"/>
+          <w:szCs w:val="24"/>
+        </w:rPr>
+        <w:t>lenguaje muy valorado porque los programas Java se pueden ejecutar en</w:t>
+      </w:r>
+      <w:r>
+        <w:rPr>
+          <w:rFonts w:ascii="Arial" w:hAnsi="Arial" w:cs="Arial"/>
+          <w:sz w:val="24"/>
+          <w:szCs w:val="24"/>
+        </w:rPr>
+        <w:t xml:space="preserve"> </w:t>
+      </w:r>
+      <w:r>
+        <w:rPr>
+          <w:rFonts w:ascii="Arial" w:hAnsi="Arial" w:cs="Arial"/>
+          <w:sz w:val="24"/>
+          <w:szCs w:val="24"/>
+        </w:rPr>
+        <w:t>diversas plataformas con sistemas operativos como Windows, Mac OS,</w:t>
+      </w:r>
+      <w:r>
+        <w:rPr>
+          <w:rFonts w:ascii="Arial" w:hAnsi="Arial" w:cs="Arial"/>
+          <w:sz w:val="24"/>
+          <w:szCs w:val="24"/>
+        </w:rPr>
+        <w:t xml:space="preserve"> </w:t>
+      </w:r>
+      <w:r>
+        <w:rPr>
+          <w:rFonts w:ascii="Arial" w:hAnsi="Arial" w:cs="Arial"/>
+          <w:sz w:val="24"/>
+          <w:szCs w:val="24"/>
+        </w:rPr>
+        <w:t>Linux o Solaris. James Gosling, el director del equipo de trabajo encargado</w:t>
+      </w:r>
+      <w:r>
+        <w:rPr>
+          <w:rFonts w:ascii="Arial" w:hAnsi="Arial" w:cs="Arial"/>
+          <w:sz w:val="24"/>
+          <w:szCs w:val="24"/>
+        </w:rPr>
+        <w:t xml:space="preserve"> </w:t>
+      </w:r>
+      <w:r>
+        <w:rPr>
+          <w:rFonts w:ascii="Arial" w:hAnsi="Arial" w:cs="Arial"/>
+          <w:sz w:val="24"/>
+          <w:szCs w:val="24"/>
+        </w:rPr>
+        <w:t>de desarrollar Java, hizo realidad la promesa de un lenguaje independiente</w:t>
+      </w:r>
+      <w:r>
+        <w:rPr>
+          <w:rFonts w:ascii="Arial" w:hAnsi="Arial" w:cs="Arial"/>
+          <w:sz w:val="24"/>
+          <w:szCs w:val="24"/>
+        </w:rPr>
+        <w:t xml:space="preserve"> </w:t>
+      </w:r>
+      <w:r>
+        <w:rPr>
+          <w:rFonts w:ascii="Arial" w:hAnsi="Arial" w:cs="Arial"/>
+          <w:sz w:val="24"/>
+          <w:szCs w:val="24"/>
+        </w:rPr>
+        <w:t>de la plataforma. Se buscaba diseñar un lenguaje que permitiera programar</w:t>
+      </w:r>
+      <w:r>
+        <w:rPr>
+          <w:rFonts w:ascii="Arial" w:hAnsi="Arial" w:cs="Arial"/>
+          <w:sz w:val="24"/>
+          <w:szCs w:val="24"/>
+        </w:rPr>
+        <w:t xml:space="preserve"> </w:t>
+      </w:r>
+      <w:r>
+        <w:rPr>
+          <w:rFonts w:ascii="Arial" w:hAnsi="Arial" w:cs="Arial"/>
+          <w:sz w:val="24"/>
+          <w:szCs w:val="24"/>
+        </w:rPr>
+        <w:t>una</w:t>
+      </w:r>
+      <w:r>
+        <w:rPr>
+          <w:rFonts w:ascii="Arial" w:hAnsi="Arial" w:cs="Arial"/>
+          <w:sz w:val="24"/>
+          <w:szCs w:val="24"/>
+        </w:rPr>
+        <w:t xml:space="preserve"> </w:t>
+      </w:r>
+      <w:r>
+        <w:rPr>
+          <w:rFonts w:ascii="Arial" w:hAnsi="Arial" w:cs="Arial"/>
+          <w:sz w:val="24"/>
+          <w:szCs w:val="24"/>
+        </w:rPr>
+        <w:t>aplicación una sola vez que luego pudiera ejecutarse en distintas</w:t>
+      </w:r>
+      <w:r>
+        <w:rPr>
+          <w:rFonts w:ascii="Arial" w:hAnsi="Arial" w:cs="Arial"/>
+          <w:sz w:val="24"/>
+          <w:szCs w:val="24"/>
+        </w:rPr>
+        <w:t xml:space="preserve"> </w:t>
+      </w:r>
+      <w:r>
+        <w:rPr>
+          <w:rFonts w:ascii="Arial" w:hAnsi="Arial" w:cs="Arial"/>
+          <w:sz w:val="24"/>
+          <w:szCs w:val="24"/>
+        </w:rPr>
+        <w:t>máquinas y sistemas operativos. Para conseguir la portabilidad de los</w:t>
+      </w:r>
+      <w:r>
+        <w:rPr>
+          <w:rFonts w:ascii="Arial" w:hAnsi="Arial" w:cs="Arial"/>
+          <w:sz w:val="24"/>
+          <w:szCs w:val="24"/>
+        </w:rPr>
+        <w:t xml:space="preserve"> </w:t>
+      </w:r>
+      <w:r>
+        <w:rPr>
+          <w:rFonts w:ascii="Arial" w:hAnsi="Arial" w:cs="Arial"/>
+          <w:sz w:val="24"/>
+          <w:szCs w:val="24"/>
+        </w:rPr>
+        <w:t>programas Java se utiliza un entorno de ejecución para los programas</w:t>
+      </w:r>
+      <w:r>
+        <w:rPr>
+          <w:rFonts w:ascii="Arial" w:hAnsi="Arial" w:cs="Arial"/>
+          <w:sz w:val="24"/>
+          <w:szCs w:val="24"/>
+        </w:rPr>
+        <w:t xml:space="preserve"> </w:t>
+      </w:r>
+      <w:r>
+        <w:rPr>
+          <w:rFonts w:ascii="Arial" w:hAnsi="Arial" w:cs="Arial"/>
+          <w:sz w:val="24"/>
+          <w:szCs w:val="24"/>
+        </w:rPr>
+        <w:t xml:space="preserve">compilados. Este entorno se denomina Java Runtime </w:t>
+      </w:r>
+      <w:proofErr w:type="spellStart"/>
+      <w:r>
+        <w:rPr>
+          <w:rFonts w:ascii="Arial" w:hAnsi="Arial" w:cs="Arial"/>
+          <w:sz w:val="24"/>
+          <w:szCs w:val="24"/>
+        </w:rPr>
+        <w:t>Environment</w:t>
+      </w:r>
+      <w:proofErr w:type="spellEnd"/>
+      <w:r>
+        <w:rPr>
+          <w:rFonts w:ascii="Arial" w:hAnsi="Arial" w:cs="Arial"/>
+          <w:sz w:val="24"/>
+          <w:szCs w:val="24"/>
+        </w:rPr>
+        <w:t xml:space="preserve"> (JRE). E</w:t>
+      </w:r>
+      <w:r>
+        <w:rPr>
+          <w:rFonts w:ascii="Arial" w:hAnsi="Arial" w:cs="Arial"/>
+          <w:sz w:val="24"/>
+          <w:szCs w:val="24"/>
+        </w:rPr>
+        <w:t xml:space="preserve">s </w:t>
+      </w:r>
+      <w:r>
+        <w:rPr>
+          <w:rFonts w:ascii="Arial" w:hAnsi="Arial" w:cs="Arial"/>
+          <w:sz w:val="24"/>
+          <w:szCs w:val="24"/>
+        </w:rPr>
+        <w:t>gratuito y está disponible para los principales sistemas operativos. Esto</w:t>
+      </w:r>
+      <w:r>
+        <w:rPr>
+          <w:rFonts w:ascii="Arial" w:hAnsi="Arial" w:cs="Arial"/>
+          <w:sz w:val="24"/>
+          <w:szCs w:val="24"/>
+        </w:rPr>
+        <w:t xml:space="preserve"> </w:t>
+      </w:r>
+      <w:r>
+        <w:rPr>
+          <w:rFonts w:ascii="Arial" w:hAnsi="Arial" w:cs="Arial"/>
+          <w:sz w:val="24"/>
+          <w:szCs w:val="24"/>
+        </w:rPr>
+        <w:t>asegura que el mismo programa Java pueda ejecutarse en Windows,</w:t>
+      </w:r>
+      <w:r>
+        <w:rPr>
+          <w:rFonts w:ascii="Arial" w:hAnsi="Arial" w:cs="Arial"/>
+          <w:sz w:val="24"/>
+          <w:szCs w:val="24"/>
+        </w:rPr>
+        <w:t xml:space="preserve"> </w:t>
+      </w:r>
+      <w:r>
+        <w:rPr>
+          <w:rFonts w:ascii="Arial" w:hAnsi="Arial" w:cs="Arial"/>
+          <w:sz w:val="24"/>
+          <w:szCs w:val="24"/>
+        </w:rPr>
+        <w:t>Mac</w:t>
+      </w:r>
+      <w:r>
+        <w:rPr>
+          <w:rFonts w:ascii="Arial" w:hAnsi="Arial" w:cs="Arial"/>
+          <w:sz w:val="24"/>
+          <w:szCs w:val="24"/>
+        </w:rPr>
+        <w:t xml:space="preserve"> </w:t>
+      </w:r>
+      <w:r>
+        <w:rPr>
+          <w:rFonts w:ascii="Arial" w:hAnsi="Arial" w:cs="Arial"/>
+          <w:sz w:val="24"/>
+          <w:szCs w:val="24"/>
+        </w:rPr>
+        <w:t>OS, Linux o Solaris.</w:t>
+      </w:r>
+      <w:r>
+        <w:rPr>
+          <w:rFonts w:ascii="Arial" w:hAnsi="Arial" w:cs="Arial"/>
+          <w:sz w:val="24"/>
+          <w:szCs w:val="24"/>
+        </w:rPr>
+        <w:t xml:space="preserve"> (Martínez Jorge, s.f., p. 2).</w:t>
+      </w:r>
+    </w:p>
+    <w:p>
+      <w:pPr>
+        <w:spacing w:line="360" w:lineRule="auto"/>
+        <w:jc w:val="both"/>
+        <w:rPr>
+          <w:rFonts w:ascii="Arial" w:hAnsi="Arial" w:cs="Arial"/>
+          <w:sz w:val="24"/>
+          <w:szCs w:val="24"/>
+        </w:rPr>
+      </w:pPr>
     </w:p>
     <w:p>
       <w:pPr>
@@ -11255,6 +12187,7 @@
           <w:rFonts w:cs="Arial"/>
           <w:szCs w:val="24"/>
         </w:rPr>
+        <w:lastRenderedPageBreak/>
         <w:t xml:space="preserve">3.9 Spring </w:t>
       </w:r>
       <w:proofErr w:type="spellStart"/>
@@ -11363,6 +12296,444 @@
     </w:p>
     <w:p>
       <w:pPr>
+        <w:spacing w:line="360" w:lineRule="auto"/>
+        <w:jc w:val="both"/>
+        <w:rPr>
+          <w:rFonts w:ascii="Arial" w:hAnsi="Arial" w:cs="Arial"/>
+          <w:sz w:val="24"/>
+          <w:szCs w:val="24"/>
+        </w:rPr>
+      </w:pPr>
+      <w:r>
+        <w:rPr>
+          <w:rFonts w:ascii="Arial" w:hAnsi="Arial" w:cs="Arial"/>
+          <w:sz w:val="24"/>
+          <w:szCs w:val="24"/>
+        </w:rPr>
+        <w:t xml:space="preserve">Es un </w:t>
+      </w:r>
+      <w:proofErr w:type="spellStart"/>
+      <w:r>
+        <w:rPr>
+          <w:rFonts w:ascii="Arial" w:hAnsi="Arial" w:cs="Arial"/>
+          <w:sz w:val="24"/>
+          <w:szCs w:val="24"/>
+        </w:rPr>
+        <w:t>framework</w:t>
+      </w:r>
+      <w:proofErr w:type="spellEnd"/>
+      <w:r>
+        <w:rPr>
+          <w:rFonts w:ascii="Arial" w:hAnsi="Arial" w:cs="Arial"/>
+          <w:sz w:val="24"/>
+          <w:szCs w:val="24"/>
+        </w:rPr>
+        <w:t xml:space="preserve"> Java basado en el Modelo Vista Controlador, mediante el cual gracias</w:t>
+      </w:r>
+      <w:r>
+        <w:rPr>
+          <w:rFonts w:ascii="Arial" w:hAnsi="Arial" w:cs="Arial"/>
+          <w:sz w:val="24"/>
+          <w:szCs w:val="24"/>
+        </w:rPr>
+        <w:t xml:space="preserve"> </w:t>
+      </w:r>
+      <w:r>
+        <w:rPr>
+          <w:rFonts w:ascii="Arial" w:hAnsi="Arial" w:cs="Arial"/>
+          <w:sz w:val="24"/>
+          <w:szCs w:val="24"/>
+        </w:rPr>
+        <w:t>a los componentes y librerías que brinda hace fácil el desarrollo y despliegue de los</w:t>
+      </w:r>
+      <w:r>
+        <w:rPr>
+          <w:rFonts w:ascii="Arial" w:hAnsi="Arial" w:cs="Arial"/>
+          <w:sz w:val="24"/>
+          <w:szCs w:val="24"/>
+        </w:rPr>
+        <w:t xml:space="preserve"> </w:t>
+      </w:r>
+      <w:r>
+        <w:rPr>
+          <w:rFonts w:ascii="Arial" w:hAnsi="Arial" w:cs="Arial"/>
+          <w:sz w:val="24"/>
+          <w:szCs w:val="24"/>
+        </w:rPr>
+        <w:t>servicios REST. Ha eliminado la necesidad de configurar la aplicación con el uso de</w:t>
+      </w:r>
+      <w:r>
+        <w:rPr>
+          <w:rFonts w:ascii="Arial" w:hAnsi="Arial" w:cs="Arial"/>
+          <w:sz w:val="24"/>
+          <w:szCs w:val="24"/>
+        </w:rPr>
+        <w:t xml:space="preserve"> </w:t>
+      </w:r>
+      <w:r>
+        <w:rPr>
+          <w:rFonts w:ascii="Arial" w:hAnsi="Arial" w:cs="Arial"/>
+          <w:sz w:val="24"/>
+          <w:szCs w:val="24"/>
+        </w:rPr>
+        <w:t xml:space="preserve">archivos XML haciendo énfasis en el desarrollo de la misma. </w:t>
+      </w:r>
+    </w:p>
+    <w:p>
+      <w:pPr>
+        <w:spacing w:line="360" w:lineRule="auto"/>
+        <w:jc w:val="both"/>
+        <w:rPr>
+          <w:rFonts w:ascii="Arial" w:hAnsi="Arial" w:cs="Arial"/>
+          <w:sz w:val="24"/>
+          <w:szCs w:val="24"/>
+        </w:rPr>
+      </w:pPr>
+      <w:r>
+        <w:rPr>
+          <w:rFonts w:ascii="Arial" w:hAnsi="Arial" w:cs="Arial"/>
+          <w:sz w:val="24"/>
+          <w:szCs w:val="24"/>
+        </w:rPr>
+        <w:t xml:space="preserve">Desarrollo </w:t>
+      </w:r>
+      <w:proofErr w:type="spellStart"/>
+      <w:r>
+        <w:rPr>
+          <w:rFonts w:ascii="Arial" w:hAnsi="Arial" w:cs="Arial"/>
+          <w:sz w:val="24"/>
+          <w:szCs w:val="24"/>
+        </w:rPr>
+        <w:t>backend</w:t>
+      </w:r>
+      <w:proofErr w:type="spellEnd"/>
+      <w:r>
+        <w:rPr>
+          <w:rFonts w:ascii="Arial" w:hAnsi="Arial" w:cs="Arial"/>
+          <w:sz w:val="24"/>
+          <w:szCs w:val="24"/>
+        </w:rPr>
+        <w:t xml:space="preserve"> para aplicaciones web,</w:t>
+      </w:r>
+      <w:r>
+        <w:rPr>
+          <w:rFonts w:ascii="Arial" w:hAnsi="Arial" w:cs="Arial"/>
+          <w:sz w:val="24"/>
+          <w:szCs w:val="24"/>
+        </w:rPr>
+        <w:t xml:space="preserve"> </w:t>
+      </w:r>
+      <w:r>
+        <w:rPr>
+          <w:rFonts w:ascii="Arial" w:hAnsi="Arial" w:cs="Arial"/>
+          <w:sz w:val="24"/>
+          <w:szCs w:val="24"/>
+        </w:rPr>
+        <w:t xml:space="preserve">Servicios Web </w:t>
+      </w:r>
+      <w:proofErr w:type="spellStart"/>
+      <w:r>
+        <w:rPr>
+          <w:rFonts w:ascii="Arial" w:hAnsi="Arial" w:cs="Arial"/>
+          <w:sz w:val="24"/>
+          <w:szCs w:val="24"/>
+        </w:rPr>
+        <w:t>Restful</w:t>
+      </w:r>
+      <w:proofErr w:type="spellEnd"/>
+      <w:r>
+        <w:rPr>
+          <w:rFonts w:ascii="Arial" w:hAnsi="Arial" w:cs="Arial"/>
+          <w:sz w:val="24"/>
+          <w:szCs w:val="24"/>
+        </w:rPr>
+        <w:t xml:space="preserve">: Node.js vs Spring </w:t>
+      </w:r>
+      <w:proofErr w:type="spellStart"/>
+      <w:r>
+        <w:rPr>
+          <w:rFonts w:ascii="Arial" w:hAnsi="Arial" w:cs="Arial"/>
+          <w:sz w:val="24"/>
+          <w:szCs w:val="24"/>
+        </w:rPr>
+        <w:t>Boot</w:t>
+      </w:r>
+      <w:proofErr w:type="spellEnd"/>
+      <w:r>
+        <w:rPr>
+          <w:rFonts w:ascii="Arial" w:hAnsi="Arial" w:cs="Arial"/>
+          <w:sz w:val="24"/>
+          <w:szCs w:val="24"/>
+        </w:rPr>
+        <w:t xml:space="preserve"> </w:t>
+      </w:r>
+      <w:r>
+        <w:rPr>
+          <w:rFonts w:ascii="Arial" w:hAnsi="Arial" w:cs="Arial"/>
+          <w:sz w:val="24"/>
+          <w:szCs w:val="24"/>
+        </w:rPr>
+        <w:t>Como las principales características de</w:t>
+      </w:r>
+      <w:r>
+        <w:rPr>
+          <w:rFonts w:ascii="Arial" w:hAnsi="Arial" w:cs="Arial"/>
+          <w:sz w:val="24"/>
+          <w:szCs w:val="24"/>
+        </w:rPr>
+        <w:t xml:space="preserve"> </w:t>
+      </w:r>
+      <w:r>
+        <w:rPr>
+          <w:rFonts w:ascii="Arial" w:hAnsi="Arial" w:cs="Arial"/>
+          <w:sz w:val="24"/>
+          <w:szCs w:val="24"/>
+        </w:rPr>
+        <w:t xml:space="preserve">Spring </w:t>
+      </w:r>
+      <w:proofErr w:type="spellStart"/>
+      <w:r>
+        <w:rPr>
+          <w:rFonts w:ascii="Arial" w:hAnsi="Arial" w:cs="Arial"/>
+          <w:sz w:val="24"/>
+          <w:szCs w:val="24"/>
+        </w:rPr>
+        <w:t>Boot</w:t>
+      </w:r>
+      <w:proofErr w:type="spellEnd"/>
+      <w:r>
+        <w:rPr>
+          <w:rFonts w:ascii="Arial" w:hAnsi="Arial" w:cs="Arial"/>
+          <w:sz w:val="24"/>
+          <w:szCs w:val="24"/>
+        </w:rPr>
+        <w:t xml:space="preserve"> tenemos que nos permite crear</w:t>
+      </w:r>
+      <w:r>
+        <w:rPr>
+          <w:rFonts w:ascii="Arial" w:hAnsi="Arial" w:cs="Arial"/>
+          <w:sz w:val="24"/>
+          <w:szCs w:val="24"/>
+        </w:rPr>
+        <w:t xml:space="preserve"> </w:t>
+      </w:r>
+      <w:r>
+        <w:rPr>
+          <w:rFonts w:ascii="Arial" w:hAnsi="Arial" w:cs="Arial"/>
+          <w:sz w:val="24"/>
+          <w:szCs w:val="24"/>
+        </w:rPr>
+        <w:t>aplicaciones de Spring independientes, al</w:t>
+      </w:r>
+      <w:r>
+        <w:rPr>
+          <w:rFonts w:ascii="Arial" w:hAnsi="Arial" w:cs="Arial"/>
+          <w:sz w:val="24"/>
+          <w:szCs w:val="24"/>
+        </w:rPr>
+        <w:t xml:space="preserve"> </w:t>
+      </w:r>
+      <w:r>
+        <w:rPr>
+          <w:rFonts w:ascii="Arial" w:hAnsi="Arial" w:cs="Arial"/>
+          <w:sz w:val="24"/>
+          <w:szCs w:val="24"/>
+        </w:rPr>
+        <w:t>poseer servidores de aplicación embebidos</w:t>
+      </w:r>
+      <w:r>
+        <w:rPr>
+          <w:rFonts w:ascii="Arial" w:hAnsi="Arial" w:cs="Arial"/>
+          <w:sz w:val="24"/>
+          <w:szCs w:val="24"/>
+        </w:rPr>
+        <w:t xml:space="preserve"> </w:t>
+      </w:r>
+      <w:r>
+        <w:rPr>
+          <w:rFonts w:ascii="Arial" w:hAnsi="Arial" w:cs="Arial"/>
+          <w:sz w:val="24"/>
+          <w:szCs w:val="24"/>
+        </w:rPr>
+        <w:t xml:space="preserve">como Tomcat, </w:t>
+      </w:r>
+      <w:proofErr w:type="spellStart"/>
+      <w:r>
+        <w:rPr>
+          <w:rFonts w:ascii="Arial" w:hAnsi="Arial" w:cs="Arial"/>
+          <w:sz w:val="24"/>
+          <w:szCs w:val="24"/>
+        </w:rPr>
+        <w:t>Jetty</w:t>
+      </w:r>
+      <w:proofErr w:type="spellEnd"/>
+      <w:r>
+        <w:rPr>
+          <w:rFonts w:ascii="Arial" w:hAnsi="Arial" w:cs="Arial"/>
+          <w:sz w:val="24"/>
+          <w:szCs w:val="24"/>
+        </w:rPr>
+        <w:t xml:space="preserve"> o </w:t>
+      </w:r>
+      <w:proofErr w:type="spellStart"/>
+      <w:r>
+        <w:rPr>
+          <w:rFonts w:ascii="Arial" w:hAnsi="Arial" w:cs="Arial"/>
+          <w:sz w:val="24"/>
+          <w:szCs w:val="24"/>
+        </w:rPr>
+        <w:t>Undertow</w:t>
+      </w:r>
+      <w:proofErr w:type="spellEnd"/>
+      <w:r>
+        <w:rPr>
+          <w:rFonts w:ascii="Arial" w:hAnsi="Arial" w:cs="Arial"/>
+          <w:sz w:val="24"/>
+          <w:szCs w:val="24"/>
+        </w:rPr>
+        <w:t>, no es necesario generar un WAR para su ejecución,</w:t>
+      </w:r>
+      <w:r>
+        <w:rPr>
+          <w:rFonts w:ascii="Arial" w:hAnsi="Arial" w:cs="Arial"/>
+          <w:sz w:val="24"/>
+          <w:szCs w:val="24"/>
+        </w:rPr>
+        <w:t xml:space="preserve"> </w:t>
+      </w:r>
+      <w:r>
+        <w:rPr>
+          <w:rFonts w:ascii="Arial" w:hAnsi="Arial" w:cs="Arial"/>
+          <w:sz w:val="24"/>
+          <w:szCs w:val="24"/>
+        </w:rPr>
+        <w:t>también permite configurar</w:t>
+      </w:r>
+      <w:r>
+        <w:rPr>
+          <w:rFonts w:ascii="Arial" w:hAnsi="Arial" w:cs="Arial"/>
+          <w:sz w:val="24"/>
+          <w:szCs w:val="24"/>
+        </w:rPr>
+        <w:t xml:space="preserve"> </w:t>
+      </w:r>
+      <w:r>
+        <w:rPr>
+          <w:rFonts w:ascii="Arial" w:hAnsi="Arial" w:cs="Arial"/>
+          <w:sz w:val="24"/>
+          <w:szCs w:val="24"/>
+        </w:rPr>
+        <w:t>automáticamente bibliotecas de Spring y de terceros, no es</w:t>
+      </w:r>
+      <w:r>
+        <w:rPr>
+          <w:rFonts w:ascii="Arial" w:hAnsi="Arial" w:cs="Arial"/>
+          <w:sz w:val="24"/>
+          <w:szCs w:val="24"/>
+        </w:rPr>
+        <w:t xml:space="preserve"> </w:t>
+      </w:r>
+      <w:r>
+        <w:rPr>
+          <w:rFonts w:ascii="Arial" w:hAnsi="Arial" w:cs="Arial"/>
+          <w:sz w:val="24"/>
+          <w:szCs w:val="24"/>
+        </w:rPr>
+        <w:t>necesario realizar una</w:t>
+      </w:r>
+      <w:r>
+        <w:rPr>
+          <w:rFonts w:ascii="Arial" w:hAnsi="Arial" w:cs="Arial"/>
+          <w:sz w:val="24"/>
+          <w:szCs w:val="24"/>
+        </w:rPr>
+        <w:t xml:space="preserve"> </w:t>
+      </w:r>
+      <w:r>
+        <w:rPr>
+          <w:rFonts w:ascii="Arial" w:hAnsi="Arial" w:cs="Arial"/>
+          <w:sz w:val="24"/>
+          <w:szCs w:val="24"/>
+        </w:rPr>
+        <w:t>configuración en archivos XML, por lo que es más fácil y rápido la</w:t>
+      </w:r>
+      <w:r>
+        <w:rPr>
+          <w:rFonts w:ascii="Arial" w:hAnsi="Arial" w:cs="Arial"/>
+          <w:sz w:val="24"/>
+          <w:szCs w:val="24"/>
+        </w:rPr>
+        <w:t xml:space="preserve"> </w:t>
+      </w:r>
+      <w:r>
+        <w:rPr>
+          <w:rFonts w:ascii="Arial" w:hAnsi="Arial" w:cs="Arial"/>
+          <w:sz w:val="24"/>
+          <w:szCs w:val="24"/>
+        </w:rPr>
+        <w:t>integración con otros proyectos de Spring.</w:t>
+      </w:r>
+      <w:r>
+        <w:rPr>
+          <w:rFonts w:ascii="Arial" w:hAnsi="Arial" w:cs="Arial"/>
+          <w:sz w:val="24"/>
+          <w:szCs w:val="24"/>
+        </w:rPr>
+        <w:t xml:space="preserve"> (</w:t>
+      </w:r>
+      <w:r>
+        <w:rPr>
+          <w:rFonts w:ascii="Arial" w:hAnsi="Arial" w:cs="Arial"/>
+          <w:sz w:val="24"/>
+          <w:szCs w:val="24"/>
+        </w:rPr>
+        <w:t>Haro Edward</w:t>
+      </w:r>
+      <w:r>
+        <w:rPr>
+          <w:rFonts w:ascii="Arial" w:hAnsi="Arial" w:cs="Arial"/>
+          <w:sz w:val="24"/>
+          <w:szCs w:val="24"/>
+        </w:rPr>
+        <w:t xml:space="preserve">, Guarda Teresa, Sambrano Omar, </w:t>
+      </w:r>
+      <w:proofErr w:type="spellStart"/>
+      <w:r>
+        <w:rPr>
+          <w:rFonts w:ascii="Arial" w:hAnsi="Arial" w:cs="Arial"/>
+          <w:sz w:val="24"/>
+          <w:szCs w:val="24"/>
+        </w:rPr>
+        <w:t>Ninahualpa</w:t>
+      </w:r>
+      <w:proofErr w:type="spellEnd"/>
+      <w:r>
+        <w:rPr>
+          <w:rFonts w:ascii="Arial" w:hAnsi="Arial" w:cs="Arial"/>
+          <w:sz w:val="24"/>
+          <w:szCs w:val="24"/>
+        </w:rPr>
+        <w:t xml:space="preserve"> Geovanni</w:t>
+      </w:r>
+      <w:r>
+        <w:rPr>
+          <w:rFonts w:ascii="Arial" w:hAnsi="Arial" w:cs="Arial"/>
+          <w:sz w:val="24"/>
+          <w:szCs w:val="24"/>
+        </w:rPr>
+        <w:t>, 2018, p. 311</w:t>
+      </w:r>
+      <w:r>
+        <w:rPr>
+          <w:rFonts w:ascii="Arial" w:hAnsi="Arial" w:cs="Arial"/>
+          <w:sz w:val="24"/>
+          <w:szCs w:val="24"/>
+        </w:rPr>
+        <w:t>).</w:t>
+      </w:r>
+    </w:p>
+    <w:p>
+      <w:pPr>
         <w:pStyle w:val="Ttulo2"/>
         <w:spacing w:line="360" w:lineRule="auto"/>
         <w:jc w:val="both"/>
@@ -11481,7 +12852,16 @@
           <w:sz w:val="24"/>
           <w:szCs w:val="24"/>
         </w:rPr>
-        <w:t>, en plataformas (Linux -Windows -Apache -PHP -Perl), y por herramientas de seguimiento de errores como Bugzilla. (</w:t>
+        <w:t xml:space="preserve">, en plataformas (Linux </w:t>
+      </w:r>
+      <w:r>
+        <w:rPr>
+          <w:rFonts w:ascii="Arial" w:hAnsi="Arial" w:cs="Arial"/>
+          <w:sz w:val="24"/>
+          <w:szCs w:val="24"/>
+        </w:rPr>
+        <w:lastRenderedPageBreak/>
+        <w:t>-Windows -Apache -PHP -Perl), y por herramientas de seguimiento de errores como Bugzilla. (</w:t>
       </w:r>
       <w:proofErr w:type="spellStart"/>
       <w:r>
@@ -11508,6 +12888,280 @@
           <w:szCs w:val="24"/>
         </w:rPr>
         <w:t>.</w:t>
+      </w:r>
+    </w:p>
+    <w:p>
+      <w:pPr>
+        <w:spacing w:line="360" w:lineRule="auto"/>
+        <w:jc w:val="both"/>
+        <w:rPr>
+          <w:rFonts w:ascii="Arial" w:hAnsi="Arial" w:cs="Arial"/>
+          <w:sz w:val="24"/>
+          <w:szCs w:val="24"/>
+        </w:rPr>
+      </w:pPr>
+      <w:r>
+        <w:rPr>
+          <w:rFonts w:ascii="Arial" w:hAnsi="Arial" w:cs="Arial"/>
+          <w:sz w:val="24"/>
+          <w:szCs w:val="24"/>
+        </w:rPr>
+        <w:t>MySQL es un sistema gestor de bases de datos (SGBD, DBMS por sus siglas en</w:t>
+      </w:r>
+      <w:r>
+        <w:rPr>
+          <w:rFonts w:ascii="Arial" w:hAnsi="Arial" w:cs="Arial"/>
+          <w:sz w:val="24"/>
+          <w:szCs w:val="24"/>
+        </w:rPr>
+        <w:t xml:space="preserve"> </w:t>
+      </w:r>
+      <w:r>
+        <w:rPr>
+          <w:rFonts w:ascii="Arial" w:hAnsi="Arial" w:cs="Arial"/>
+          <w:sz w:val="24"/>
+          <w:szCs w:val="24"/>
+        </w:rPr>
+        <w:t>inglés)</w:t>
+      </w:r>
+      <w:r>
+        <w:rPr>
+          <w:rFonts w:ascii="Arial" w:hAnsi="Arial" w:cs="Arial"/>
+          <w:sz w:val="24"/>
+          <w:szCs w:val="24"/>
+        </w:rPr>
+        <w:t xml:space="preserve"> </w:t>
+      </w:r>
+      <w:r>
+        <w:rPr>
+          <w:rFonts w:ascii="Arial" w:hAnsi="Arial" w:cs="Arial"/>
+          <w:sz w:val="24"/>
+          <w:szCs w:val="24"/>
+        </w:rPr>
+        <w:t>muy conocido y ampliamente usado por su simplicidad y notable rendimiento. Aunque</w:t>
+      </w:r>
+      <w:r>
+        <w:rPr>
+          <w:rFonts w:ascii="Arial" w:hAnsi="Arial" w:cs="Arial"/>
+          <w:sz w:val="24"/>
+          <w:szCs w:val="24"/>
+        </w:rPr>
+        <w:t xml:space="preserve"> </w:t>
+      </w:r>
+      <w:r>
+        <w:rPr>
+          <w:rFonts w:ascii="Arial" w:hAnsi="Arial" w:cs="Arial"/>
+          <w:sz w:val="24"/>
+          <w:szCs w:val="24"/>
+        </w:rPr>
+        <w:t>carece de algunas características avanzadas disponibles en</w:t>
+      </w:r>
+      <w:r>
+        <w:rPr>
+          <w:rFonts w:ascii="Arial" w:hAnsi="Arial" w:cs="Arial"/>
+          <w:sz w:val="24"/>
+          <w:szCs w:val="24"/>
+        </w:rPr>
+        <w:t xml:space="preserve"> </w:t>
+      </w:r>
+      <w:r>
+        <w:rPr>
+          <w:rFonts w:ascii="Arial" w:hAnsi="Arial" w:cs="Arial"/>
+          <w:sz w:val="24"/>
+          <w:szCs w:val="24"/>
+        </w:rPr>
+        <w:t>otros SGBD del mercado,</w:t>
+      </w:r>
+      <w:r>
+        <w:rPr>
+          <w:rFonts w:ascii="Arial" w:hAnsi="Arial" w:cs="Arial"/>
+          <w:sz w:val="24"/>
+          <w:szCs w:val="24"/>
+        </w:rPr>
+        <w:t xml:space="preserve"> </w:t>
+      </w:r>
+      <w:r>
+        <w:rPr>
+          <w:rFonts w:ascii="Arial" w:hAnsi="Arial" w:cs="Arial"/>
+          <w:sz w:val="24"/>
+          <w:szCs w:val="24"/>
+        </w:rPr>
+        <w:t>es una opción atractiva tanto para aplicaciones comerciales, como de entretenimiento</w:t>
+      </w:r>
+      <w:r>
+        <w:rPr>
+          <w:rFonts w:ascii="Arial" w:hAnsi="Arial" w:cs="Arial"/>
+          <w:sz w:val="24"/>
+          <w:szCs w:val="24"/>
+        </w:rPr>
+        <w:t xml:space="preserve"> </w:t>
+      </w:r>
+      <w:r>
+        <w:rPr>
+          <w:rFonts w:ascii="Arial" w:hAnsi="Arial" w:cs="Arial"/>
+          <w:sz w:val="24"/>
+          <w:szCs w:val="24"/>
+        </w:rPr>
+        <w:t>precisamente por su facilidad de uso y</w:t>
+      </w:r>
+      <w:r>
+        <w:rPr>
+          <w:rFonts w:ascii="Arial" w:hAnsi="Arial" w:cs="Arial"/>
+          <w:sz w:val="24"/>
+          <w:szCs w:val="24"/>
+        </w:rPr>
+        <w:t xml:space="preserve"> </w:t>
+      </w:r>
+      <w:r>
+        <w:rPr>
+          <w:rFonts w:ascii="Arial" w:hAnsi="Arial" w:cs="Arial"/>
+          <w:sz w:val="24"/>
+          <w:szCs w:val="24"/>
+        </w:rPr>
+        <w:t xml:space="preserve">tiempo reducido de puesta en marcha. </w:t>
+      </w:r>
+    </w:p>
+    <w:p>
+      <w:pPr>
+        <w:spacing w:line="360" w:lineRule="auto"/>
+        <w:jc w:val="both"/>
+        <w:rPr>
+          <w:rFonts w:ascii="Arial" w:hAnsi="Arial" w:cs="Arial"/>
+          <w:sz w:val="24"/>
+          <w:szCs w:val="24"/>
+        </w:rPr>
+      </w:pPr>
+      <w:r>
+        <w:rPr>
+          <w:rFonts w:ascii="Arial" w:hAnsi="Arial" w:cs="Arial"/>
+          <w:sz w:val="24"/>
+          <w:szCs w:val="24"/>
+        </w:rPr>
+        <w:t>Esto y su libre distribución en Internet</w:t>
+      </w:r>
+      <w:r>
+        <w:rPr>
+          <w:rFonts w:ascii="Arial" w:hAnsi="Arial" w:cs="Arial"/>
+          <w:sz w:val="24"/>
+          <w:szCs w:val="24"/>
+        </w:rPr>
+        <w:t xml:space="preserve"> </w:t>
+      </w:r>
+      <w:r>
+        <w:rPr>
+          <w:rFonts w:ascii="Arial" w:hAnsi="Arial" w:cs="Arial"/>
+          <w:sz w:val="24"/>
+          <w:szCs w:val="24"/>
+        </w:rPr>
+        <w:t>bajo licencia GPL le otorgan como beneficios adicionales (no menos importantes) contar con un alto grado de estabilidad y un rápido desarrollo.</w:t>
+      </w:r>
+      <w:r>
+        <w:rPr>
+          <w:rFonts w:ascii="Arial" w:hAnsi="Arial" w:cs="Arial"/>
+          <w:sz w:val="24"/>
+          <w:szCs w:val="24"/>
+        </w:rPr>
+        <w:t xml:space="preserve"> </w:t>
+      </w:r>
+      <w:r>
+        <w:rPr>
+          <w:rFonts w:ascii="Arial" w:hAnsi="Arial" w:cs="Arial"/>
+          <w:sz w:val="24"/>
+          <w:szCs w:val="24"/>
+        </w:rPr>
+        <w:t>MySQL está disponible para múltiples plataformas, la seleccionada para los</w:t>
+      </w:r>
+      <w:r>
+        <w:rPr>
+          <w:rFonts w:ascii="Arial" w:hAnsi="Arial" w:cs="Arial"/>
+          <w:sz w:val="24"/>
+          <w:szCs w:val="24"/>
+        </w:rPr>
+        <w:t xml:space="preserve"> </w:t>
+      </w:r>
+      <w:r>
+        <w:rPr>
+          <w:rFonts w:ascii="Arial" w:hAnsi="Arial" w:cs="Arial"/>
+          <w:sz w:val="24"/>
+          <w:szCs w:val="24"/>
+        </w:rPr>
+        <w:t xml:space="preserve">ejemplos de este libro es GNU/Linux. Sin embargo, las diferencias con cualquier otra plataforma son prácticamente nulas, ya que la herramienta utilizada en este caso es el cliente </w:t>
+      </w:r>
+      <w:proofErr w:type="spellStart"/>
+      <w:r>
+        <w:rPr>
+          <w:rFonts w:ascii="Arial" w:hAnsi="Arial" w:cs="Arial"/>
+          <w:sz w:val="24"/>
+          <w:szCs w:val="24"/>
+        </w:rPr>
+        <w:t>mysql</w:t>
+      </w:r>
+      <w:proofErr w:type="spellEnd"/>
+      <w:r>
+        <w:rPr>
+          <w:rFonts w:ascii="Arial" w:hAnsi="Arial" w:cs="Arial"/>
+          <w:sz w:val="24"/>
+          <w:szCs w:val="24"/>
+        </w:rPr>
+        <w:t xml:space="preserve"> </w:t>
+      </w:r>
+      <w:proofErr w:type="spellStart"/>
+      <w:r>
+        <w:rPr>
+          <w:rFonts w:ascii="Arial" w:hAnsi="Arial" w:cs="Arial"/>
+          <w:sz w:val="24"/>
+          <w:szCs w:val="24"/>
+        </w:rPr>
+        <w:t>client</w:t>
+      </w:r>
+      <w:proofErr w:type="spellEnd"/>
+      <w:r>
+        <w:rPr>
+          <w:rFonts w:ascii="Arial" w:hAnsi="Arial" w:cs="Arial"/>
+          <w:sz w:val="24"/>
+          <w:szCs w:val="24"/>
+        </w:rPr>
+        <w:t>, que permite interactuar con un</w:t>
+      </w:r>
+      <w:r>
+        <w:rPr>
+          <w:rFonts w:ascii="Arial" w:hAnsi="Arial" w:cs="Arial"/>
+          <w:sz w:val="24"/>
+          <w:szCs w:val="24"/>
+        </w:rPr>
+        <w:t xml:space="preserve"> </w:t>
+      </w:r>
+      <w:r>
+        <w:rPr>
+          <w:rFonts w:ascii="Arial" w:hAnsi="Arial" w:cs="Arial"/>
+          <w:sz w:val="24"/>
+          <w:szCs w:val="24"/>
+        </w:rPr>
+        <w:t>servidor MySQL (local o remoto) en modo texto. De este modo es posible realizar todos los ejercicios sobre un servidor instalado localmente o, a través de</w:t>
+      </w:r>
+      <w:r>
+        <w:rPr>
+          <w:rFonts w:ascii="Arial" w:hAnsi="Arial" w:cs="Arial"/>
+          <w:sz w:val="24"/>
+          <w:szCs w:val="24"/>
+        </w:rPr>
+        <w:t xml:space="preserve"> </w:t>
+      </w:r>
+      <w:r>
+        <w:rPr>
+          <w:rFonts w:ascii="Arial" w:hAnsi="Arial" w:cs="Arial"/>
+          <w:sz w:val="24"/>
+          <w:szCs w:val="24"/>
+        </w:rPr>
+        <w:t>Internet, sobre un servidor remoto.</w:t>
+      </w:r>
+      <w:r>
+        <w:rPr>
+          <w:rFonts w:ascii="Arial" w:hAnsi="Arial" w:cs="Arial"/>
+          <w:sz w:val="24"/>
+          <w:szCs w:val="24"/>
+        </w:rPr>
+        <w:t xml:space="preserve"> (Casillas Alberto, s.f., p. 5).</w:t>
       </w:r>
     </w:p>
     <w:p>
@@ -11616,6 +13270,298 @@
     </w:p>
     <w:p>
       <w:pPr>
+        <w:spacing w:line="360" w:lineRule="auto"/>
+        <w:jc w:val="both"/>
+        <w:rPr>
+          <w:rFonts w:ascii="Arial" w:hAnsi="Arial" w:cs="Arial"/>
+          <w:sz w:val="24"/>
+          <w:szCs w:val="24"/>
+        </w:rPr>
+      </w:pPr>
+      <w:r>
+        <w:rPr>
+          <w:rFonts w:ascii="Arial" w:hAnsi="Arial" w:cs="Arial"/>
+          <w:sz w:val="24"/>
+          <w:szCs w:val="24"/>
+        </w:rPr>
+        <w:t xml:space="preserve">Siglas de </w:t>
+      </w:r>
+      <w:proofErr w:type="spellStart"/>
+      <w:r>
+        <w:rPr>
+          <w:rFonts w:ascii="Arial" w:hAnsi="Arial" w:cs="Arial"/>
+          <w:sz w:val="24"/>
+          <w:szCs w:val="24"/>
+        </w:rPr>
+        <w:t>Unified</w:t>
+      </w:r>
+      <w:proofErr w:type="spellEnd"/>
+      <w:r>
+        <w:rPr>
+          <w:rFonts w:ascii="Arial" w:hAnsi="Arial" w:cs="Arial"/>
+          <w:sz w:val="24"/>
+          <w:szCs w:val="24"/>
+        </w:rPr>
+        <w:t xml:space="preserve"> </w:t>
+      </w:r>
+      <w:proofErr w:type="spellStart"/>
+      <w:r>
+        <w:rPr>
+          <w:rFonts w:ascii="Arial" w:hAnsi="Arial" w:cs="Arial"/>
+          <w:sz w:val="24"/>
+          <w:szCs w:val="24"/>
+        </w:rPr>
+        <w:t>Modeling</w:t>
+      </w:r>
+      <w:proofErr w:type="spellEnd"/>
+      <w:r>
+        <w:rPr>
+          <w:rFonts w:ascii="Arial" w:hAnsi="Arial" w:cs="Arial"/>
+          <w:sz w:val="24"/>
+          <w:szCs w:val="24"/>
+        </w:rPr>
+        <w:t xml:space="preserve"> </w:t>
+      </w:r>
+      <w:proofErr w:type="spellStart"/>
+      <w:r>
+        <w:rPr>
+          <w:rFonts w:ascii="Arial" w:hAnsi="Arial" w:cs="Arial"/>
+          <w:sz w:val="24"/>
+          <w:szCs w:val="24"/>
+        </w:rPr>
+        <w:t>Language</w:t>
+      </w:r>
+      <w:proofErr w:type="spellEnd"/>
+      <w:r>
+        <w:rPr>
+          <w:rFonts w:ascii="Arial" w:hAnsi="Arial" w:cs="Arial"/>
+          <w:sz w:val="24"/>
+          <w:szCs w:val="24"/>
+        </w:rPr>
+        <w:t>( Lenguaje Unificado de Construcción de</w:t>
+      </w:r>
+      <w:r>
+        <w:rPr>
+          <w:rFonts w:ascii="Arial" w:hAnsi="Arial" w:cs="Arial"/>
+          <w:sz w:val="24"/>
+          <w:szCs w:val="24"/>
+        </w:rPr>
+        <w:t xml:space="preserve"> </w:t>
+      </w:r>
+      <w:r>
+        <w:rPr>
+          <w:rFonts w:ascii="Arial" w:hAnsi="Arial" w:cs="Arial"/>
+          <w:sz w:val="24"/>
+          <w:szCs w:val="24"/>
+        </w:rPr>
+        <w:t>modelos)</w:t>
+      </w:r>
+      <w:r>
+        <w:rPr>
+          <w:rFonts w:ascii="Arial" w:hAnsi="Arial" w:cs="Arial"/>
+          <w:sz w:val="24"/>
+          <w:szCs w:val="24"/>
+        </w:rPr>
+        <w:t xml:space="preserve"> </w:t>
+      </w:r>
+      <w:r>
+        <w:rPr>
+          <w:rFonts w:ascii="Arial" w:hAnsi="Arial" w:cs="Arial"/>
+          <w:sz w:val="24"/>
+          <w:szCs w:val="24"/>
+        </w:rPr>
+        <w:t>El UML es resultado de estudios de parte de Grady Booch, James Rumbaugh e Ivar</w:t>
+      </w:r>
+      <w:r>
+        <w:rPr>
+          <w:rFonts w:ascii="Arial" w:hAnsi="Arial" w:cs="Arial"/>
+          <w:sz w:val="24"/>
+          <w:szCs w:val="24"/>
+        </w:rPr>
+        <w:t xml:space="preserve"> </w:t>
+      </w:r>
+      <w:r>
+        <w:rPr>
+          <w:rFonts w:ascii="Arial" w:hAnsi="Arial" w:cs="Arial"/>
+          <w:sz w:val="24"/>
+          <w:szCs w:val="24"/>
+        </w:rPr>
+        <w:t>Jacobson, estos señores se le apodado como los “tres amigos”, cada uno de ellos</w:t>
+      </w:r>
+      <w:r>
+        <w:rPr>
+          <w:rFonts w:ascii="Arial" w:hAnsi="Arial" w:cs="Arial"/>
+          <w:sz w:val="24"/>
+          <w:szCs w:val="24"/>
+        </w:rPr>
+        <w:t xml:space="preserve"> </w:t>
+      </w:r>
+      <w:r>
+        <w:rPr>
+          <w:rFonts w:ascii="Arial" w:hAnsi="Arial" w:cs="Arial"/>
+          <w:sz w:val="24"/>
+          <w:szCs w:val="24"/>
+        </w:rPr>
+        <w:t>en los</w:t>
+      </w:r>
+      <w:r>
+        <w:rPr>
+          <w:rFonts w:ascii="Arial" w:hAnsi="Arial" w:cs="Arial"/>
+          <w:sz w:val="24"/>
+          <w:szCs w:val="24"/>
+        </w:rPr>
+        <w:t xml:space="preserve"> </w:t>
+      </w:r>
+      <w:r>
+        <w:rPr>
+          <w:rFonts w:ascii="Arial" w:hAnsi="Arial" w:cs="Arial"/>
+          <w:sz w:val="24"/>
+          <w:szCs w:val="24"/>
+        </w:rPr>
+        <w:t>años ochenta trabajaron en empresas distintas con sus propias</w:t>
+      </w:r>
+      <w:r>
+        <w:rPr>
+          <w:rFonts w:ascii="Arial" w:hAnsi="Arial" w:cs="Arial"/>
+          <w:sz w:val="24"/>
+          <w:szCs w:val="24"/>
+        </w:rPr>
+        <w:t xml:space="preserve"> </w:t>
+      </w:r>
+      <w:r>
+        <w:rPr>
+          <w:rFonts w:ascii="Arial" w:hAnsi="Arial" w:cs="Arial"/>
+          <w:sz w:val="24"/>
+          <w:szCs w:val="24"/>
+        </w:rPr>
+        <w:t>metodologías de análisis</w:t>
+      </w:r>
+      <w:r>
+        <w:rPr>
+          <w:rFonts w:ascii="Arial" w:hAnsi="Arial" w:cs="Arial"/>
+          <w:sz w:val="24"/>
+          <w:szCs w:val="24"/>
+        </w:rPr>
+        <w:t xml:space="preserve"> </w:t>
+      </w:r>
+      <w:r>
+        <w:rPr>
+          <w:rFonts w:ascii="Arial" w:hAnsi="Arial" w:cs="Arial"/>
+          <w:sz w:val="24"/>
+          <w:szCs w:val="24"/>
+        </w:rPr>
+        <w:lastRenderedPageBreak/>
+        <w:t>orientada a objetos predominando entre sus competidores,</w:t>
+      </w:r>
+      <w:r>
+        <w:rPr>
+          <w:rFonts w:ascii="Arial" w:hAnsi="Arial" w:cs="Arial"/>
+          <w:sz w:val="24"/>
+          <w:szCs w:val="24"/>
+        </w:rPr>
+        <w:t xml:space="preserve"> </w:t>
+      </w:r>
+      <w:r>
+        <w:rPr>
+          <w:rFonts w:ascii="Arial" w:hAnsi="Arial" w:cs="Arial"/>
+          <w:sz w:val="24"/>
+          <w:szCs w:val="24"/>
+        </w:rPr>
+        <w:t>sin embargo a mediados de</w:t>
+      </w:r>
+      <w:r>
+        <w:rPr>
+          <w:rFonts w:ascii="Arial" w:hAnsi="Arial" w:cs="Arial"/>
+          <w:sz w:val="24"/>
+          <w:szCs w:val="24"/>
+        </w:rPr>
+        <w:t xml:space="preserve"> </w:t>
+      </w:r>
+      <w:r>
+        <w:rPr>
+          <w:rFonts w:ascii="Arial" w:hAnsi="Arial" w:cs="Arial"/>
+          <w:sz w:val="24"/>
+          <w:szCs w:val="24"/>
+        </w:rPr>
+        <w:t>los años noventa empezaron a intercambian ideas y</w:t>
+      </w:r>
+      <w:r>
+        <w:rPr>
+          <w:rFonts w:ascii="Arial" w:hAnsi="Arial" w:cs="Arial"/>
+          <w:sz w:val="24"/>
+          <w:szCs w:val="24"/>
+        </w:rPr>
+        <w:t xml:space="preserve"> </w:t>
+      </w:r>
+      <w:r>
+        <w:rPr>
+          <w:rFonts w:ascii="Arial" w:hAnsi="Arial" w:cs="Arial"/>
+          <w:sz w:val="24"/>
+          <w:szCs w:val="24"/>
+        </w:rPr>
+        <w:t>emprendieron lo que es hoy es el UML, quienes también fueron creadores de</w:t>
+      </w:r>
+      <w:r>
+        <w:rPr>
+          <w:rFonts w:ascii="Arial" w:hAnsi="Arial" w:cs="Arial"/>
+          <w:sz w:val="24"/>
+          <w:szCs w:val="24"/>
+        </w:rPr>
+        <w:t xml:space="preserve"> </w:t>
+      </w:r>
+      <w:proofErr w:type="spellStart"/>
+      <w:r>
+        <w:rPr>
+          <w:rFonts w:ascii="Arial" w:hAnsi="Arial" w:cs="Arial"/>
+          <w:sz w:val="24"/>
+          <w:szCs w:val="24"/>
+        </w:rPr>
+        <w:t>Rational</w:t>
+      </w:r>
+      <w:proofErr w:type="spellEnd"/>
+      <w:r>
+        <w:rPr>
+          <w:rFonts w:ascii="Arial" w:hAnsi="Arial" w:cs="Arial"/>
+          <w:sz w:val="24"/>
+          <w:szCs w:val="24"/>
+        </w:rPr>
+        <w:t xml:space="preserve"> Software Corporation.</w:t>
+      </w:r>
+      <w:r>
+        <w:rPr>
+          <w:rFonts w:ascii="Arial" w:hAnsi="Arial" w:cs="Arial"/>
+          <w:sz w:val="24"/>
+          <w:szCs w:val="24"/>
+        </w:rPr>
+        <w:t xml:space="preserve"> (</w:t>
+      </w:r>
+      <w:r>
+        <w:rPr>
+          <w:rFonts w:ascii="Arial" w:hAnsi="Arial" w:cs="Arial"/>
+          <w:sz w:val="24"/>
+          <w:szCs w:val="24"/>
+        </w:rPr>
+        <w:t>Alberto Taboada, s.f., p. 7</w:t>
+      </w:r>
+      <w:r>
+        <w:rPr>
+          <w:rFonts w:ascii="Arial" w:hAnsi="Arial" w:cs="Arial"/>
+          <w:sz w:val="24"/>
+          <w:szCs w:val="24"/>
+        </w:rPr>
+        <w:t>)</w:t>
+      </w:r>
+      <w:r>
+        <w:rPr>
+          <w:rFonts w:ascii="Arial" w:hAnsi="Arial" w:cs="Arial"/>
+          <w:sz w:val="24"/>
+          <w:szCs w:val="24"/>
+        </w:rPr>
+        <w:t>.</w:t>
+      </w:r>
+    </w:p>
+    <w:p>
+      <w:pPr>
         <w:pStyle w:val="Ttulo2"/>
         <w:spacing w:line="360" w:lineRule="auto"/>
         <w:jc w:val="both"/>
@@ -11631,7 +13577,6 @@
           <w:rFonts w:cs="Arial"/>
           <w:szCs w:val="24"/>
         </w:rPr>
-        <w:lastRenderedPageBreak/>
         <w:t>3.12 Base de Datos</w:t>
       </w:r>
       <w:bookmarkEnd w:id="57"/>
@@ -11685,66 +13630,493 @@
     </w:p>
     <w:p>
       <w:pPr>
-        <w:rPr>
-          <w:rFonts w:ascii="Arial" w:hAnsi="Arial" w:cs="Arial"/>
-        </w:rPr>
-      </w:pPr>
-    </w:p>
-    <w:p>
-      <w:pPr>
-        <w:rPr>
-          <w:rFonts w:ascii="Arial" w:hAnsi="Arial" w:cs="Arial"/>
-        </w:rPr>
-      </w:pPr>
-    </w:p>
-    <w:p>
-      <w:pPr>
-        <w:rPr>
-          <w:rFonts w:ascii="Arial" w:hAnsi="Arial" w:cs="Arial"/>
-        </w:rPr>
-      </w:pPr>
-    </w:p>
-    <w:p>
-      <w:pPr>
-        <w:rPr>
-          <w:rFonts w:ascii="Arial" w:hAnsi="Arial" w:cs="Arial"/>
-        </w:rPr>
-      </w:pPr>
-    </w:p>
-    <w:p>
-      <w:pPr>
-        <w:rPr>
-          <w:rFonts w:ascii="Arial" w:hAnsi="Arial" w:cs="Arial"/>
-        </w:rPr>
-      </w:pPr>
-    </w:p>
-    <w:p>
-      <w:pPr>
-        <w:rPr>
-          <w:rFonts w:ascii="Arial" w:hAnsi="Arial" w:cs="Arial"/>
-        </w:rPr>
-      </w:pPr>
-    </w:p>
-    <w:p>
-      <w:pPr>
-        <w:rPr>
-          <w:rFonts w:ascii="Arial" w:hAnsi="Arial" w:cs="Arial"/>
-        </w:rPr>
-      </w:pPr>
-    </w:p>
-    <w:p>
-      <w:pPr>
-        <w:rPr>
-          <w:rFonts w:ascii="Arial" w:hAnsi="Arial" w:cs="Arial"/>
-        </w:rPr>
-      </w:pPr>
-    </w:p>
-    <w:p>
-      <w:pPr>
-        <w:rPr>
-          <w:rFonts w:ascii="Arial" w:hAnsi="Arial" w:cs="Arial"/>
-        </w:rPr>
-      </w:pPr>
+        <w:spacing w:line="360" w:lineRule="auto"/>
+        <w:jc w:val="both"/>
+        <w:rPr>
+          <w:rFonts w:ascii="Arial" w:hAnsi="Arial" w:cs="Arial"/>
+          <w:sz w:val="24"/>
+          <w:szCs w:val="24"/>
+        </w:rPr>
+      </w:pPr>
+      <w:r>
+        <w:rPr>
+          <w:rFonts w:ascii="Arial" w:hAnsi="Arial" w:cs="Arial"/>
+          <w:sz w:val="24"/>
+          <w:szCs w:val="24"/>
+        </w:rPr>
+        <w:t>Una base de datos correctamente diseñada permite obtener acceso a información exacta y actualizada. Puesto que un diseño correcto es esencial para lograr los objetivos fijados para la base de datos, es lógico emplear el tiempo que sea necesario en aprender los principios de un buen diseño.</w:t>
+      </w:r>
+      <w:r>
+        <w:rPr>
+          <w:rFonts w:ascii="Arial" w:hAnsi="Arial" w:cs="Arial"/>
+          <w:sz w:val="24"/>
+          <w:szCs w:val="24"/>
+        </w:rPr>
+        <w:t xml:space="preserve"> </w:t>
+      </w:r>
+      <w:r>
+        <w:rPr>
+          <w:rFonts w:ascii="Arial" w:hAnsi="Arial" w:cs="Arial"/>
+          <w:sz w:val="24"/>
+          <w:szCs w:val="24"/>
+        </w:rPr>
+        <w:t xml:space="preserve">El diseño de una base de datos es un proceso que se guía por varios principios bien definidos, partiendo de un dominio del cual se obtendrá un modelo conceptual, seguidamente un modelo lógico, al cual se le debe aplicar normalización y finalmente obtener un modelo físico y poder implementarlo. </w:t>
+      </w:r>
+    </w:p>
+    <w:p>
+      <w:pPr>
+        <w:spacing w:line="360" w:lineRule="auto"/>
+        <w:jc w:val="both"/>
+        <w:rPr>
+          <w:rFonts w:ascii="Arial" w:hAnsi="Arial" w:cs="Arial"/>
+          <w:sz w:val="24"/>
+          <w:szCs w:val="24"/>
+        </w:rPr>
+      </w:pPr>
+      <w:r>
+        <w:rPr>
+          <w:rFonts w:ascii="Arial" w:hAnsi="Arial" w:cs="Arial"/>
+          <w:sz w:val="24"/>
+          <w:szCs w:val="24"/>
+        </w:rPr>
+        <w:t>Concretamente, explicaremos en qué consiste el diseño de una base de datos, analizaremos las etapas en las que se descompone y describiremos con detalle las etapas del diseño conceptual y lógico de una base de datos relacional mediante un ejemplo práctico</w:t>
+      </w:r>
+      <w:r>
+        <w:rPr>
+          <w:rFonts w:ascii="Arial" w:hAnsi="Arial" w:cs="Arial"/>
+          <w:sz w:val="24"/>
+          <w:szCs w:val="24"/>
+        </w:rPr>
+        <w:t>. (Abundio Mendoza, 2018, p. 1).</w:t>
+      </w:r>
+    </w:p>
+    <w:p>
+      <w:pPr>
+        <w:spacing w:line="360" w:lineRule="auto"/>
+        <w:jc w:val="both"/>
+        <w:rPr>
+          <w:rFonts w:ascii="Arial" w:hAnsi="Arial" w:cs="Arial"/>
+          <w:sz w:val="24"/>
+          <w:szCs w:val="24"/>
+        </w:rPr>
+      </w:pPr>
+      <w:r>
+        <w:rPr>
+          <w:rFonts w:ascii="Arial" w:hAnsi="Arial" w:cs="Arial"/>
+          <w:sz w:val="24"/>
+          <w:szCs w:val="24"/>
+        </w:rPr>
+        <w:t>Una base de datos es un conjunto de datos almacenados en memoria externa</w:t>
+      </w:r>
+      <w:r>
+        <w:rPr>
+          <w:rFonts w:ascii="Arial" w:hAnsi="Arial" w:cs="Arial"/>
+          <w:sz w:val="24"/>
+          <w:szCs w:val="24"/>
+        </w:rPr>
+        <w:t xml:space="preserve"> </w:t>
+      </w:r>
+      <w:r>
+        <w:rPr>
+          <w:rFonts w:ascii="Arial" w:hAnsi="Arial" w:cs="Arial"/>
+          <w:sz w:val="24"/>
+          <w:szCs w:val="24"/>
+        </w:rPr>
+        <w:t>que están</w:t>
+      </w:r>
+      <w:r>
+        <w:rPr>
+          <w:rFonts w:ascii="Arial" w:hAnsi="Arial" w:cs="Arial"/>
+          <w:sz w:val="24"/>
+          <w:szCs w:val="24"/>
+        </w:rPr>
+        <w:t xml:space="preserve"> </w:t>
+      </w:r>
+      <w:r>
+        <w:rPr>
+          <w:rFonts w:ascii="Arial" w:hAnsi="Arial" w:cs="Arial"/>
+          <w:sz w:val="24"/>
+          <w:szCs w:val="24"/>
+        </w:rPr>
+        <w:t>organizados mediante una estructura de datos. Cada base de datos</w:t>
+      </w:r>
+      <w:r>
+        <w:rPr>
+          <w:rFonts w:ascii="Arial" w:hAnsi="Arial" w:cs="Arial"/>
+          <w:sz w:val="24"/>
+          <w:szCs w:val="24"/>
+        </w:rPr>
+        <w:t xml:space="preserve"> </w:t>
+      </w:r>
+      <w:r>
+        <w:rPr>
+          <w:rFonts w:ascii="Arial" w:hAnsi="Arial" w:cs="Arial"/>
+          <w:sz w:val="24"/>
+          <w:szCs w:val="24"/>
+        </w:rPr>
+        <w:t>ha sido diseñada</w:t>
+      </w:r>
+      <w:r>
+        <w:rPr>
+          <w:rFonts w:ascii="Arial" w:hAnsi="Arial" w:cs="Arial"/>
+          <w:sz w:val="24"/>
+          <w:szCs w:val="24"/>
+        </w:rPr>
+        <w:t xml:space="preserve"> </w:t>
+      </w:r>
+      <w:r>
+        <w:rPr>
+          <w:rFonts w:ascii="Arial" w:hAnsi="Arial" w:cs="Arial"/>
+          <w:sz w:val="24"/>
+          <w:szCs w:val="24"/>
+        </w:rPr>
+        <w:t>para satisfacer los requisitos de información de una empresa</w:t>
+      </w:r>
+      <w:r>
+        <w:rPr>
+          <w:rFonts w:ascii="Arial" w:hAnsi="Arial" w:cs="Arial"/>
+          <w:sz w:val="24"/>
+          <w:szCs w:val="24"/>
+        </w:rPr>
+        <w:t xml:space="preserve"> </w:t>
+      </w:r>
+      <w:r>
+        <w:rPr>
+          <w:rFonts w:ascii="Arial" w:hAnsi="Arial" w:cs="Arial"/>
+          <w:sz w:val="24"/>
+          <w:szCs w:val="24"/>
+        </w:rPr>
+        <w:t xml:space="preserve">u otro tipo de organización, </w:t>
+      </w:r>
+      <w:proofErr w:type="gramStart"/>
+      <w:r>
+        <w:rPr>
+          <w:rFonts w:ascii="Arial" w:hAnsi="Arial" w:cs="Arial"/>
+          <w:sz w:val="24"/>
+          <w:szCs w:val="24"/>
+        </w:rPr>
+        <w:t>como</w:t>
+      </w:r>
+      <w:proofErr w:type="gramEnd"/>
+      <w:r>
+        <w:rPr>
+          <w:rFonts w:ascii="Arial" w:hAnsi="Arial" w:cs="Arial"/>
+          <w:sz w:val="24"/>
+          <w:szCs w:val="24"/>
+        </w:rPr>
+        <w:t xml:space="preserve"> por ejemplo, una universidad o un hospital.</w:t>
+      </w:r>
+      <w:r>
+        <w:rPr>
+          <w:rFonts w:ascii="Arial" w:hAnsi="Arial" w:cs="Arial"/>
+          <w:sz w:val="24"/>
+          <w:szCs w:val="24"/>
+        </w:rPr>
+        <w:t xml:space="preserve"> </w:t>
+      </w:r>
+      <w:r>
+        <w:rPr>
+          <w:rFonts w:ascii="Arial" w:hAnsi="Arial" w:cs="Arial"/>
+          <w:sz w:val="24"/>
+          <w:szCs w:val="24"/>
+        </w:rPr>
+        <w:t>Antes de existir las bases de datos se trabajaba con sistemas de ficheros.</w:t>
+      </w:r>
+      <w:r>
+        <w:rPr>
+          <w:rFonts w:ascii="Arial" w:hAnsi="Arial" w:cs="Arial"/>
+          <w:sz w:val="24"/>
+          <w:szCs w:val="24"/>
+        </w:rPr>
+        <w:t xml:space="preserve"> </w:t>
+      </w:r>
+      <w:r>
+        <w:rPr>
+          <w:rFonts w:ascii="Arial" w:hAnsi="Arial" w:cs="Arial"/>
+          <w:sz w:val="24"/>
+          <w:szCs w:val="24"/>
+        </w:rPr>
+        <w:t>Los sistemas de ficheros surgieron al informatizar el manejo de los archivadores</w:t>
+      </w:r>
+      <w:r>
+        <w:rPr>
+          <w:rFonts w:ascii="Arial" w:hAnsi="Arial" w:cs="Arial"/>
+          <w:sz w:val="24"/>
+          <w:szCs w:val="24"/>
+        </w:rPr>
+        <w:t xml:space="preserve"> </w:t>
+      </w:r>
+      <w:r>
+        <w:rPr>
+          <w:rFonts w:ascii="Arial" w:hAnsi="Arial" w:cs="Arial"/>
+          <w:sz w:val="24"/>
+          <w:szCs w:val="24"/>
+        </w:rPr>
+        <w:t>manuales para proporcionar un acceso más eficiente a los datos almacenados</w:t>
+      </w:r>
+      <w:r>
+        <w:rPr>
+          <w:rFonts w:ascii="Arial" w:hAnsi="Arial" w:cs="Arial"/>
+          <w:sz w:val="24"/>
+          <w:szCs w:val="24"/>
+        </w:rPr>
+        <w:t xml:space="preserve"> </w:t>
+      </w:r>
+      <w:r>
+        <w:rPr>
+          <w:rFonts w:ascii="Arial" w:hAnsi="Arial" w:cs="Arial"/>
+          <w:sz w:val="24"/>
+          <w:szCs w:val="24"/>
+        </w:rPr>
+        <w:t xml:space="preserve">en los mismos. </w:t>
+      </w:r>
+    </w:p>
+    <w:p>
+      <w:pPr>
+        <w:spacing w:line="360" w:lineRule="auto"/>
+        <w:jc w:val="both"/>
+        <w:rPr>
+          <w:rFonts w:ascii="Arial" w:hAnsi="Arial" w:cs="Arial"/>
+          <w:sz w:val="24"/>
+          <w:szCs w:val="24"/>
+        </w:rPr>
+      </w:pPr>
+      <w:r>
+        <w:rPr>
+          <w:rFonts w:ascii="Arial" w:hAnsi="Arial" w:cs="Arial"/>
+          <w:sz w:val="24"/>
+          <w:szCs w:val="24"/>
+        </w:rPr>
+        <w:lastRenderedPageBreak/>
+        <w:t>Un sistema de ficheros sigue un modelo descentralizado, en el</w:t>
+      </w:r>
+      <w:r>
+        <w:rPr>
+          <w:rFonts w:ascii="Arial" w:hAnsi="Arial" w:cs="Arial"/>
+          <w:sz w:val="24"/>
+          <w:szCs w:val="24"/>
+        </w:rPr>
+        <w:t xml:space="preserve"> </w:t>
+      </w:r>
+      <w:r>
+        <w:rPr>
+          <w:rFonts w:ascii="Arial" w:hAnsi="Arial" w:cs="Arial"/>
+          <w:sz w:val="24"/>
+          <w:szCs w:val="24"/>
+        </w:rPr>
+        <w:t>que cada departamento de la empresa almacena y gestiona sus propios datos</w:t>
+      </w:r>
+      <w:r>
+        <w:rPr>
+          <w:rFonts w:ascii="Arial" w:hAnsi="Arial" w:cs="Arial"/>
+          <w:sz w:val="24"/>
+          <w:szCs w:val="24"/>
+        </w:rPr>
+        <w:t xml:space="preserve"> </w:t>
+      </w:r>
+      <w:r>
+        <w:rPr>
+          <w:rFonts w:ascii="Arial" w:hAnsi="Arial" w:cs="Arial"/>
+          <w:sz w:val="24"/>
+          <w:szCs w:val="24"/>
+        </w:rPr>
+        <w:t>mediante una serie de programas de aplicación escritos especialmente para él.</w:t>
+      </w:r>
+      <w:r>
+        <w:rPr>
+          <w:rFonts w:ascii="Arial" w:hAnsi="Arial" w:cs="Arial"/>
+          <w:sz w:val="24"/>
+          <w:szCs w:val="24"/>
+        </w:rPr>
+        <w:t xml:space="preserve"> </w:t>
+      </w:r>
+      <w:r>
+        <w:rPr>
+          <w:rFonts w:ascii="Arial" w:hAnsi="Arial" w:cs="Arial"/>
+          <w:sz w:val="24"/>
+          <w:szCs w:val="24"/>
+        </w:rPr>
+        <w:t>Estos programas son totalmente independientes entre un departamento y otro,</w:t>
+      </w:r>
+      <w:r>
+        <w:rPr>
+          <w:rFonts w:ascii="Arial" w:hAnsi="Arial" w:cs="Arial"/>
+          <w:sz w:val="24"/>
+          <w:szCs w:val="24"/>
+        </w:rPr>
+        <w:t xml:space="preserve"> </w:t>
+      </w:r>
+      <w:r>
+        <w:rPr>
+          <w:rFonts w:ascii="Arial" w:hAnsi="Arial" w:cs="Arial"/>
+          <w:sz w:val="24"/>
+          <w:szCs w:val="24"/>
+        </w:rPr>
+        <w:t>y se utilizan para introducir datos, mantener los ficheros y generar los informes</w:t>
+      </w:r>
+      <w:r>
+        <w:rPr>
+          <w:rFonts w:ascii="Arial" w:hAnsi="Arial" w:cs="Arial"/>
+          <w:sz w:val="24"/>
+          <w:szCs w:val="24"/>
+        </w:rPr>
+        <w:t xml:space="preserve"> </w:t>
+      </w:r>
+      <w:r>
+        <w:rPr>
+          <w:rFonts w:ascii="Arial" w:hAnsi="Arial" w:cs="Arial"/>
+          <w:sz w:val="24"/>
+          <w:szCs w:val="24"/>
+        </w:rPr>
+        <w:t xml:space="preserve">que cada departamento necesita. Es importante destacar </w:t>
+      </w:r>
+      <w:r>
+        <w:rPr>
+          <w:rFonts w:ascii="Arial" w:hAnsi="Arial" w:cs="Arial"/>
+          <w:sz w:val="24"/>
+          <w:szCs w:val="24"/>
+        </w:rPr>
+        <w:t>que,</w:t>
+      </w:r>
+      <w:r>
+        <w:rPr>
+          <w:rFonts w:ascii="Arial" w:hAnsi="Arial" w:cs="Arial"/>
+          <w:sz w:val="24"/>
+          <w:szCs w:val="24"/>
+        </w:rPr>
+        <w:t xml:space="preserve"> en los sistemas</w:t>
+      </w:r>
+      <w:r>
+        <w:rPr>
+          <w:rFonts w:ascii="Arial" w:hAnsi="Arial" w:cs="Arial"/>
+          <w:sz w:val="24"/>
+          <w:szCs w:val="24"/>
+        </w:rPr>
+        <w:t xml:space="preserve"> </w:t>
+      </w:r>
+      <w:r>
+        <w:rPr>
+          <w:rFonts w:ascii="Arial" w:hAnsi="Arial" w:cs="Arial"/>
+          <w:sz w:val="24"/>
+          <w:szCs w:val="24"/>
+        </w:rPr>
+        <w:t>de ficheros, tanto la estructura física de los ficheros de datos como la de sus</w:t>
+      </w:r>
+      <w:r>
+        <w:rPr>
+          <w:rFonts w:ascii="Arial" w:hAnsi="Arial" w:cs="Arial"/>
+          <w:sz w:val="24"/>
+          <w:szCs w:val="24"/>
+        </w:rPr>
+        <w:t xml:space="preserve"> </w:t>
+      </w:r>
+      <w:r>
+        <w:rPr>
+          <w:rFonts w:ascii="Arial" w:hAnsi="Arial" w:cs="Arial"/>
+          <w:sz w:val="24"/>
+          <w:szCs w:val="24"/>
+        </w:rPr>
+        <w:t>registros, están definidas dentro de los programas de aplicación.</w:t>
+      </w:r>
+      <w:r>
+        <w:rPr>
+          <w:rFonts w:ascii="Arial" w:hAnsi="Arial" w:cs="Arial"/>
+          <w:sz w:val="24"/>
+          <w:szCs w:val="24"/>
+        </w:rPr>
+        <w:t xml:space="preserve"> </w:t>
+      </w:r>
+    </w:p>
+    <w:p>
+      <w:pPr>
+        <w:spacing w:line="360" w:lineRule="auto"/>
+        <w:jc w:val="both"/>
+        <w:rPr>
+          <w:rFonts w:ascii="Arial" w:hAnsi="Arial" w:cs="Arial"/>
+          <w:sz w:val="24"/>
+          <w:szCs w:val="24"/>
+        </w:rPr>
+      </w:pPr>
+      <w:r>
+        <w:rPr>
+          <w:rFonts w:ascii="Arial" w:hAnsi="Arial" w:cs="Arial"/>
+          <w:sz w:val="24"/>
+          <w:szCs w:val="24"/>
+        </w:rPr>
+        <w:t>Cuando en una empresa se trabaja con un sistema de ficheros, los departamentos no comparten información ni aplicaciones, por lo que los datos comunes</w:t>
+      </w:r>
+      <w:r>
+        <w:rPr>
+          <w:rFonts w:ascii="Arial" w:hAnsi="Arial" w:cs="Arial"/>
+          <w:sz w:val="24"/>
+          <w:szCs w:val="24"/>
+        </w:rPr>
+        <w:t xml:space="preserve"> </w:t>
+      </w:r>
+      <w:r>
+        <w:rPr>
+          <w:rFonts w:ascii="Arial" w:hAnsi="Arial" w:cs="Arial"/>
+          <w:sz w:val="24"/>
+          <w:szCs w:val="24"/>
+        </w:rPr>
+        <w:t>deben estar duplicados en cada uno de ellos. Esto puede originar inconsistencias en los datos. Se produce una inconsistencia cuando copias de los mismos</w:t>
+      </w:r>
+      <w:r>
+        <w:rPr>
+          <w:rFonts w:ascii="Arial" w:hAnsi="Arial" w:cs="Arial"/>
+          <w:sz w:val="24"/>
+          <w:szCs w:val="24"/>
+        </w:rPr>
+        <w:t xml:space="preserve"> </w:t>
+      </w:r>
+      <w:r>
+        <w:rPr>
+          <w:rFonts w:ascii="Arial" w:hAnsi="Arial" w:cs="Arial"/>
+          <w:sz w:val="24"/>
+          <w:szCs w:val="24"/>
+        </w:rPr>
+        <w:t>datos no coinciden: dos copias del domicilio de un cliente pueden no coincidir</w:t>
+      </w:r>
+      <w:r>
+        <w:rPr>
+          <w:rFonts w:ascii="Arial" w:hAnsi="Arial" w:cs="Arial"/>
+          <w:sz w:val="24"/>
+          <w:szCs w:val="24"/>
+        </w:rPr>
+        <w:t xml:space="preserve"> </w:t>
+      </w:r>
+      <w:r>
+        <w:rPr>
+          <w:rFonts w:ascii="Arial" w:hAnsi="Arial" w:cs="Arial"/>
+          <w:sz w:val="24"/>
+          <w:szCs w:val="24"/>
+        </w:rPr>
+        <w:t>si sólo uno de los departamentos que lo almacenan ha sido informado de que</w:t>
+      </w:r>
+      <w:r>
+        <w:rPr>
+          <w:rFonts w:ascii="Arial" w:hAnsi="Arial" w:cs="Arial"/>
+          <w:sz w:val="24"/>
+          <w:szCs w:val="24"/>
+        </w:rPr>
+        <w:t xml:space="preserve"> </w:t>
+      </w:r>
+      <w:r>
+        <w:rPr>
+          <w:rFonts w:ascii="Arial" w:hAnsi="Arial" w:cs="Arial"/>
+          <w:sz w:val="24"/>
+          <w:szCs w:val="24"/>
+        </w:rPr>
+        <w:t>el domicilio ha cambiado.</w:t>
+      </w:r>
+      <w:r>
+        <w:rPr>
+          <w:rFonts w:ascii="Arial" w:hAnsi="Arial" w:cs="Arial"/>
+          <w:sz w:val="24"/>
+          <w:szCs w:val="24"/>
+        </w:rPr>
+        <w:t xml:space="preserve"> (Marqués Mercedes, 2011, p. 2).</w:t>
+      </w:r>
     </w:p>
     <w:p>
       <w:pPr>
@@ -11851,9 +14223,9 @@
           <w:rFonts w:cs="Arial"/>
         </w:rPr>
       </w:pPr>
-      <w:bookmarkStart w:id="59" w:name="_Hlk210731589"/>
-      <w:bookmarkStart w:id="60" w:name="_Toc210759838"/>
-      <w:bookmarkStart w:id="61" w:name="_Toc210760551"/>
+      <w:bookmarkStart w:id="59" w:name="_Toc210759838"/>
+      <w:bookmarkStart w:id="60" w:name="_Toc210760551"/>
+      <w:bookmarkStart w:id="61" w:name="_Hlk210731589"/>
       <w:r>
         <w:rPr>
           <w:rFonts w:cs="Arial"/>
@@ -11861,8 +14233,8 @@
         <w:lastRenderedPageBreak/>
         <w:t>CAPÍTULO IV MÉTODOLOGÍA DE APLICACIÓN</w:t>
       </w:r>
+      <w:bookmarkEnd w:id="59"/>
       <w:bookmarkEnd w:id="60"/>
-      <w:bookmarkEnd w:id="61"/>
     </w:p>
     <w:p>
       <w:pPr>
@@ -12899,6 +15271,11 @@
     </w:p>
     <w:p>
       <w:pPr>
+        <w:pStyle w:val="Prrafodelista"/>
+        <w:numPr>
+          <w:ilvl w:val="0"/>
+          <w:numId w:val="20"/>
+        </w:numPr>
         <w:spacing w:before="100" w:beforeAutospacing="1" w:after="100" w:afterAutospacing="1" w:line="360" w:lineRule="auto"/>
         <w:jc w:val="both"/>
         <w:rPr>
@@ -12908,6 +15285,24 @@
           <w:lang w:eastAsia="es-MX"/>
         </w:rPr>
       </w:pPr>
+      <w:r>
+        <w:rPr>
+          <w:rFonts w:ascii="Arial" w:eastAsia="Times New Roman" w:hAnsi="Arial" w:cs="Arial"/>
+          <w:sz w:val="24"/>
+          <w:szCs w:val="24"/>
+          <w:lang w:eastAsia="es-MX"/>
+        </w:rPr>
+        <w:t>El formato de letra a utilizar</w:t>
+      </w:r>
+      <w:r>
+        <w:rPr>
+          <w:rFonts w:ascii="Arial" w:eastAsia="Times New Roman" w:hAnsi="Arial" w:cs="Arial"/>
+          <w:sz w:val="24"/>
+          <w:szCs w:val="24"/>
+          <w:lang w:eastAsia="es-MX"/>
+        </w:rPr>
+        <w:t xml:space="preserve"> es Arial, y el tamaño de letra para títulos será de 21 pt y para texto normal 16 pt.</w:t>
+      </w:r>
     </w:p>
     <w:p>
       <w:pPr>
@@ -13073,7 +15468,15 @@
           <w:sz w:val="24"/>
           <w:szCs w:val="24"/>
         </w:rPr>
-        <w:t>Conexión a internet estable de 20 Mbps o más.</w:t>
+        <w:t>Conexión a internet</w:t>
+      </w:r>
+      <w:r>
+        <w:rPr>
+          <w:rFonts w:ascii="Arial" w:hAnsi="Arial" w:cs="Arial"/>
+          <w:sz w:val="24"/>
+          <w:szCs w:val="24"/>
+        </w:rPr>
+        <w:t>.</w:t>
       </w:r>
     </w:p>
     <w:p>
@@ -13466,7 +15869,15 @@
           <w:sz w:val="24"/>
           <w:szCs w:val="24"/>
         </w:rPr>
-        <w:t>Navegador Web: Google Chrome, Mozilla Firefox o Microsoft Edge.</w:t>
+        <w:t>Navegador Web</w:t>
+      </w:r>
+      <w:r>
+        <w:rPr>
+          <w:rFonts w:ascii="Arial" w:hAnsi="Arial" w:cs="Arial"/>
+          <w:sz w:val="24"/>
+          <w:szCs w:val="24"/>
+        </w:rPr>
+        <w:t xml:space="preserve"> actualizado.</w:t>
       </w:r>
     </w:p>
     <w:p>
@@ -13527,7 +15938,149 @@
           <w:sz w:val="24"/>
           <w:szCs w:val="24"/>
         </w:rPr>
-        <w:t>Dispositivos de acceso (PC/Laptop) para usar la página.</w:t>
+        <w:t>Hosting.</w:t>
+      </w:r>
+      <w:r>
+        <w:rPr>
+          <w:rFonts w:ascii="Arial" w:hAnsi="Arial" w:cs="Arial"/>
+          <w:sz w:val="24"/>
+          <w:szCs w:val="24"/>
+        </w:rPr>
+        <w:t xml:space="preserve"> (pendiente por definir gratuito o de paga)</w:t>
+      </w:r>
+    </w:p>
+    <w:p>
+      <w:pPr>
+        <w:spacing w:line="360" w:lineRule="auto"/>
+        <w:jc w:val="both"/>
+        <w:rPr>
+          <w:rFonts w:ascii="Arial" w:hAnsi="Arial" w:cs="Arial"/>
+          <w:sz w:val="24"/>
+          <w:szCs w:val="24"/>
+        </w:rPr>
+      </w:pPr>
+    </w:p>
+    <w:p>
+      <w:pPr>
+        <w:pStyle w:val="Ttulo3"/>
+      </w:pPr>
+      <w:bookmarkStart w:id="72" w:name="_Toc210759844"/>
+      <w:bookmarkStart w:id="73" w:name="_Toc210760557"/>
+      <w:bookmarkEnd w:id="61"/>
+      <w:r>
+        <w:t xml:space="preserve">4.1.2 </w:t>
+      </w:r>
+      <w:r>
+        <w:t>Planeación de Actividades</w:t>
+      </w:r>
+      <w:bookmarkEnd w:id="72"/>
+      <w:bookmarkEnd w:id="73"/>
+    </w:p>
+    <w:p>
+      <w:r>
+        <w:drawing>
+          <wp:inline distT="0" distB="0" distL="0" distR="0" wp14:anchorId="2F0C3CA0" wp14:editId="1E2D5103">
+            <wp:extent cx="5943600" cy="4528185"/>
+            <wp:effectExtent l="0" t="0" r="0" b="5715"/>
+            <wp:docPr id="1" name="Imagen 1"/>
+            <wp:cNvGraphicFramePr>
+              <a:graphicFrameLocks xmlns:a="http://schemas.openxmlformats.org/drawingml/2006/main" noChangeAspect="1"/>
+            </wp:cNvGraphicFramePr>
+            <a:graphic xmlns:a="http://schemas.openxmlformats.org/drawingml/2006/main">
+              <a:graphicData uri="http://schemas.openxmlformats.org/drawingml/2006/picture">
+                <pic:pic xmlns:pic="http://schemas.openxmlformats.org/drawingml/2006/picture">
+                  <pic:nvPicPr>
+                    <pic:cNvPr id="1" name=""/>
+                    <pic:cNvPicPr/>
+                  </pic:nvPicPr>
+                  <pic:blipFill>
+                    <a:blip r:embed="rId10"/>
+                    <a:stretch>
+                      <a:fillRect/>
+                    </a:stretch>
+                  </pic:blipFill>
+                  <pic:spPr>
+                    <a:xfrm>
+                      <a:off x="0" y="0"/>
+                      <a:ext cx="5943600" cy="4528185"/>
+                    </a:xfrm>
+                    <a:prstGeom prst="rect">
+                      <a:avLst/>
+                    </a:prstGeom>
+                  </pic:spPr>
+                </pic:pic>
+              </a:graphicData>
+            </a:graphic>
+          </wp:inline>
+        </w:drawing>
+      </w:r>
+    </w:p>
+    <w:p/>
+    <w:p/>
+    <w:p/>
+    <w:p>
+      <w:pPr>
+        <w:pStyle w:val="Ttulo3"/>
+      </w:pPr>
+      <w:bookmarkStart w:id="74" w:name="_Toc210759845"/>
+      <w:bookmarkStart w:id="75" w:name="_Toc210760558"/>
+      <w:r>
+        <w:lastRenderedPageBreak/>
+        <w:t xml:space="preserve">4.1.3 </w:t>
+      </w:r>
+      <w:r>
+        <w:t xml:space="preserve">Método de Recolección de Datos: </w:t>
+      </w:r>
+      <w:bookmarkEnd w:id="74"/>
+      <w:bookmarkEnd w:id="75"/>
+      <w:r>
+        <w:t>Cuestionario</w:t>
+      </w:r>
+    </w:p>
+    <w:p>
+      <w:pPr>
+        <w:rPr>
+          <w:rFonts w:ascii="Arial" w:hAnsi="Arial" w:cs="Arial"/>
+          <w:sz w:val="24"/>
+          <w:szCs w:val="24"/>
+          <w:lang w:eastAsia="es-MX"/>
+        </w:rPr>
+      </w:pPr>
+      <w:r>
+        <w:rPr>
+          <w:rFonts w:ascii="Arial" w:hAnsi="Arial" w:cs="Arial"/>
+          <w:sz w:val="24"/>
+          <w:szCs w:val="24"/>
+          <w:lang w:eastAsia="es-MX"/>
+        </w:rPr>
+        <w:t>Cuestionario – Información para sistema de agendamiento de citas</w:t>
+      </w:r>
+    </w:p>
+    <w:p>
+      <w:pPr>
+        <w:spacing w:line="360" w:lineRule="auto"/>
+        <w:rPr>
+          <w:rFonts w:ascii="Arial" w:hAnsi="Arial" w:cs="Arial"/>
+          <w:sz w:val="24"/>
+          <w:szCs w:val="24"/>
+        </w:rPr>
+      </w:pPr>
+      <w:r>
+        <w:rPr>
+          <w:rFonts w:ascii="Arial" w:hAnsi="Arial" w:cs="Arial"/>
+          <w:sz w:val="24"/>
+          <w:szCs w:val="24"/>
+        </w:rPr>
+        <w:t>Objetivo:</w:t>
+      </w:r>
+      <w:r>
+        <w:rPr>
+          <w:rFonts w:ascii="Arial" w:hAnsi="Arial" w:cs="Arial"/>
+          <w:sz w:val="24"/>
+          <w:szCs w:val="24"/>
+        </w:rPr>
+        <w:br/>
+        <w:t>Recabar información clave sobre la gestión actual de citas en el consultorio médico para diseñar una aplicación web que facilite y optimice el agendamiento de citas.</w:t>
       </w:r>
     </w:p>
     <w:p>
@@ -13535,23 +16088,25 @@
         <w:pStyle w:val="Prrafodelista"/>
         <w:numPr>
           <w:ilvl w:val="0"/>
-          <w:numId w:val="26"/>
+          <w:numId w:val="39"/>
         </w:numPr>
-        <w:spacing w:line="360" w:lineRule="auto"/>
-        <w:jc w:val="both"/>
-        <w:rPr>
-          <w:rFonts w:ascii="Arial" w:hAnsi="Arial" w:cs="Arial"/>
-          <w:sz w:val="24"/>
-          <w:szCs w:val="24"/>
-        </w:rPr>
-      </w:pPr>
-      <w:r>
-        <w:rPr>
-          <w:rFonts w:ascii="Arial" w:hAnsi="Arial" w:cs="Arial"/>
-          <w:sz w:val="24"/>
-          <w:szCs w:val="24"/>
-        </w:rPr>
-        <w:t>Conexión a internet.</w:t>
+        <w:spacing w:before="100" w:beforeAutospacing="1" w:after="100" w:afterAutospacing="1" w:line="360" w:lineRule="auto"/>
+        <w:jc w:val="both"/>
+        <w:rPr>
+          <w:rFonts w:ascii="Arial" w:eastAsia="Times New Roman" w:hAnsi="Arial" w:cs="Arial"/>
+          <w:sz w:val="24"/>
+          <w:szCs w:val="24"/>
+          <w:lang w:eastAsia="es-MX"/>
+        </w:rPr>
+      </w:pPr>
+      <w:r>
+        <w:rPr>
+          <w:rFonts w:ascii="Arial" w:eastAsia="Times New Roman" w:hAnsi="Arial" w:cs="Arial"/>
+          <w:sz w:val="24"/>
+          <w:szCs w:val="24"/>
+          <w:lang w:eastAsia="es-MX"/>
+        </w:rPr>
+        <w:t>Nombre completo del médico y especialidad.</w:t>
       </w:r>
     </w:p>
     <w:p>
@@ -13559,302 +16114,732 @@
         <w:pStyle w:val="Prrafodelista"/>
         <w:numPr>
           <w:ilvl w:val="0"/>
-          <w:numId w:val="26"/>
+          <w:numId w:val="39"/>
         </w:numPr>
-        <w:spacing w:line="360" w:lineRule="auto"/>
-        <w:jc w:val="both"/>
-        <w:rPr>
-          <w:rFonts w:ascii="Arial" w:hAnsi="Arial" w:cs="Arial"/>
-          <w:sz w:val="24"/>
-          <w:szCs w:val="24"/>
-        </w:rPr>
-      </w:pPr>
-      <w:r>
-        <w:rPr>
-          <w:rFonts w:ascii="Arial" w:hAnsi="Arial" w:cs="Arial"/>
-          <w:sz w:val="24"/>
-          <w:szCs w:val="24"/>
-        </w:rPr>
-        <w:t>Hosting.</w:t>
-      </w:r>
-    </w:p>
-    <w:p>
-      <w:pPr>
-        <w:spacing w:line="360" w:lineRule="auto"/>
-        <w:jc w:val="both"/>
-        <w:rPr>
-          <w:rFonts w:ascii="Arial" w:hAnsi="Arial" w:cs="Arial"/>
-          <w:sz w:val="24"/>
-          <w:szCs w:val="24"/>
-        </w:rPr>
-      </w:pPr>
+        <w:spacing w:before="100" w:beforeAutospacing="1" w:after="100" w:afterAutospacing="1" w:line="360" w:lineRule="auto"/>
+        <w:jc w:val="both"/>
+        <w:rPr>
+          <w:rFonts w:ascii="Arial" w:eastAsia="Times New Roman" w:hAnsi="Arial" w:cs="Arial"/>
+          <w:sz w:val="24"/>
+          <w:szCs w:val="24"/>
+          <w:lang w:eastAsia="es-MX"/>
+        </w:rPr>
+      </w:pPr>
+      <w:r>
+        <w:rPr>
+          <w:rFonts w:ascii="Arial" w:eastAsia="Times New Roman" w:hAnsi="Arial" w:cs="Arial"/>
+          <w:sz w:val="24"/>
+          <w:szCs w:val="24"/>
+          <w:lang w:eastAsia="es-MX"/>
+        </w:rPr>
+        <w:t>Nombre, dirección y ubicación del consultorio (incluyendo ciudad y código postal).</w:t>
+      </w:r>
+    </w:p>
+    <w:p>
+      <w:pPr>
+        <w:pStyle w:val="Prrafodelista"/>
+        <w:numPr>
+          <w:ilvl w:val="0"/>
+          <w:numId w:val="39"/>
+        </w:numPr>
+        <w:spacing w:before="100" w:beforeAutospacing="1" w:after="100" w:afterAutospacing="1" w:line="360" w:lineRule="auto"/>
+        <w:jc w:val="both"/>
+        <w:rPr>
+          <w:rFonts w:ascii="Arial" w:eastAsia="Times New Roman" w:hAnsi="Arial" w:cs="Arial"/>
+          <w:sz w:val="24"/>
+          <w:szCs w:val="24"/>
+          <w:lang w:eastAsia="es-MX"/>
+        </w:rPr>
+      </w:pPr>
+      <w:r>
+        <w:rPr>
+          <w:rFonts w:ascii="Arial" w:eastAsia="Times New Roman" w:hAnsi="Arial" w:cs="Arial"/>
+          <w:sz w:val="24"/>
+          <w:szCs w:val="24"/>
+          <w:lang w:eastAsia="es-MX"/>
+        </w:rPr>
+        <w:t>Horario de atención habitual: días de la semana y horas de consulta.</w:t>
+      </w:r>
+    </w:p>
+    <w:p>
+      <w:pPr>
+        <w:pStyle w:val="Prrafodelista"/>
+        <w:numPr>
+          <w:ilvl w:val="0"/>
+          <w:numId w:val="39"/>
+        </w:numPr>
+        <w:spacing w:before="100" w:beforeAutospacing="1" w:after="100" w:afterAutospacing="1" w:line="360" w:lineRule="auto"/>
+        <w:jc w:val="both"/>
+        <w:rPr>
+          <w:rFonts w:ascii="Arial" w:eastAsia="Times New Roman" w:hAnsi="Arial" w:cs="Arial"/>
+          <w:sz w:val="24"/>
+          <w:szCs w:val="24"/>
+          <w:lang w:eastAsia="es-MX"/>
+        </w:rPr>
+      </w:pPr>
+      <w:r>
+        <w:rPr>
+          <w:rFonts w:ascii="Arial" w:eastAsia="Times New Roman" w:hAnsi="Arial" w:cs="Arial"/>
+          <w:sz w:val="24"/>
+          <w:szCs w:val="24"/>
+          <w:lang w:eastAsia="es-MX"/>
+        </w:rPr>
+        <w:t>Número máximo de pacientes que atiende por día.</w:t>
+      </w:r>
+    </w:p>
+    <w:p>
+      <w:pPr>
+        <w:pStyle w:val="Prrafodelista"/>
+        <w:numPr>
+          <w:ilvl w:val="0"/>
+          <w:numId w:val="39"/>
+        </w:numPr>
+        <w:spacing w:before="100" w:beforeAutospacing="1" w:after="100" w:afterAutospacing="1" w:line="360" w:lineRule="auto"/>
+        <w:jc w:val="both"/>
+        <w:rPr>
+          <w:rFonts w:ascii="Arial" w:eastAsia="Times New Roman" w:hAnsi="Arial" w:cs="Arial"/>
+          <w:sz w:val="24"/>
+          <w:szCs w:val="24"/>
+          <w:lang w:eastAsia="es-MX"/>
+        </w:rPr>
+      </w:pPr>
+      <w:r>
+        <w:rPr>
+          <w:rFonts w:ascii="Arial" w:eastAsia="Times New Roman" w:hAnsi="Arial" w:cs="Arial"/>
+          <w:sz w:val="24"/>
+          <w:szCs w:val="24"/>
+          <w:lang w:eastAsia="es-MX"/>
+        </w:rPr>
+        <w:t>¿Hay pausas durante el día (por ejemplo, hora de comida)? Si es así, ¿en qué horarios?</w:t>
+      </w:r>
+    </w:p>
+    <w:p>
+      <w:pPr>
+        <w:pStyle w:val="Prrafodelista"/>
+        <w:numPr>
+          <w:ilvl w:val="0"/>
+          <w:numId w:val="39"/>
+        </w:numPr>
+        <w:spacing w:before="100" w:beforeAutospacing="1" w:after="100" w:afterAutospacing="1" w:line="360" w:lineRule="auto"/>
+        <w:jc w:val="both"/>
+        <w:rPr>
+          <w:rFonts w:ascii="Arial" w:eastAsia="Times New Roman" w:hAnsi="Arial" w:cs="Arial"/>
+          <w:sz w:val="24"/>
+          <w:szCs w:val="24"/>
+          <w:lang w:eastAsia="es-MX"/>
+        </w:rPr>
+      </w:pPr>
+      <w:r>
+        <w:rPr>
+          <w:rFonts w:ascii="Arial" w:eastAsia="Times New Roman" w:hAnsi="Arial" w:cs="Arial"/>
+          <w:sz w:val="24"/>
+          <w:szCs w:val="24"/>
+          <w:lang w:eastAsia="es-MX"/>
+        </w:rPr>
+        <w:t>Duración promedio de cada consulta (en minutos).</w:t>
+      </w:r>
+    </w:p>
+    <w:p>
+      <w:pPr>
+        <w:pStyle w:val="Prrafodelista"/>
+        <w:numPr>
+          <w:ilvl w:val="0"/>
+          <w:numId w:val="39"/>
+        </w:numPr>
+        <w:spacing w:before="100" w:beforeAutospacing="1" w:after="100" w:afterAutospacing="1" w:line="360" w:lineRule="auto"/>
+        <w:jc w:val="both"/>
+        <w:rPr>
+          <w:rFonts w:ascii="Arial" w:eastAsia="Times New Roman" w:hAnsi="Arial" w:cs="Arial"/>
+          <w:sz w:val="24"/>
+          <w:szCs w:val="24"/>
+          <w:lang w:eastAsia="es-MX"/>
+        </w:rPr>
+      </w:pPr>
+      <w:r>
+        <w:rPr>
+          <w:rFonts w:ascii="Arial" w:eastAsia="Times New Roman" w:hAnsi="Arial" w:cs="Arial"/>
+          <w:sz w:val="24"/>
+          <w:szCs w:val="24"/>
+          <w:lang w:eastAsia="es-MX"/>
+        </w:rPr>
+        <w:t>¿Cómo se gestionan actualmente las citas en su consultorio (agenda física, llamadas telefónicas, WhatsApp, otra plataforma)?</w:t>
+      </w:r>
+    </w:p>
+    <w:p>
+      <w:pPr>
+        <w:pStyle w:val="Prrafodelista"/>
+        <w:numPr>
+          <w:ilvl w:val="0"/>
+          <w:numId w:val="39"/>
+        </w:numPr>
+        <w:spacing w:before="100" w:beforeAutospacing="1" w:after="100" w:afterAutospacing="1" w:line="360" w:lineRule="auto"/>
+        <w:jc w:val="both"/>
+        <w:rPr>
+          <w:rFonts w:ascii="Arial" w:eastAsia="Times New Roman" w:hAnsi="Arial" w:cs="Arial"/>
+          <w:sz w:val="24"/>
+          <w:szCs w:val="24"/>
+          <w:lang w:eastAsia="es-MX"/>
+        </w:rPr>
+      </w:pPr>
+      <w:r>
+        <w:rPr>
+          <w:rFonts w:ascii="Arial" w:eastAsia="Times New Roman" w:hAnsi="Arial" w:cs="Arial"/>
+          <w:sz w:val="24"/>
+          <w:szCs w:val="24"/>
+          <w:lang w:eastAsia="es-MX"/>
+        </w:rPr>
+        <w:t>¿Quién se encarga de coordinar y confirmar las citas actualmente (recepcionista, asistente, el mismo médico)</w:t>
+      </w:r>
+      <w:r>
+        <w:rPr>
+          <w:rFonts w:ascii="Arial" w:eastAsia="Times New Roman" w:hAnsi="Arial" w:cs="Arial"/>
+          <w:sz w:val="24"/>
+          <w:szCs w:val="24"/>
+          <w:lang w:eastAsia="es-MX"/>
+        </w:rPr>
+        <w:t>?</w:t>
+      </w:r>
+    </w:p>
+    <w:p>
+      <w:pPr>
+        <w:pStyle w:val="Prrafodelista"/>
+        <w:numPr>
+          <w:ilvl w:val="0"/>
+          <w:numId w:val="39"/>
+        </w:numPr>
+        <w:spacing w:before="100" w:beforeAutospacing="1" w:after="100" w:afterAutospacing="1" w:line="360" w:lineRule="auto"/>
+        <w:jc w:val="both"/>
+        <w:rPr>
+          <w:rFonts w:ascii="Arial" w:eastAsia="Times New Roman" w:hAnsi="Arial" w:cs="Arial"/>
+          <w:sz w:val="24"/>
+          <w:szCs w:val="24"/>
+          <w:lang w:eastAsia="es-MX"/>
+        </w:rPr>
+      </w:pPr>
+      <w:r>
+        <w:rPr>
+          <w:rFonts w:ascii="Arial" w:eastAsia="Times New Roman" w:hAnsi="Arial" w:cs="Arial"/>
+          <w:sz w:val="24"/>
+          <w:szCs w:val="24"/>
+          <w:lang w:eastAsia="es-MX"/>
+        </w:rPr>
+        <w:t>¿Cómo se manejan los casos de pacientes que no asisten o cancelan a última hora?</w:t>
+      </w:r>
+    </w:p>
+    <w:p>
+      <w:pPr>
+        <w:pStyle w:val="Prrafodelista"/>
+        <w:numPr>
+          <w:ilvl w:val="0"/>
+          <w:numId w:val="39"/>
+        </w:numPr>
+        <w:spacing w:before="100" w:beforeAutospacing="1" w:after="100" w:afterAutospacing="1" w:line="360" w:lineRule="auto"/>
+        <w:jc w:val="both"/>
+        <w:rPr>
+          <w:rFonts w:ascii="Arial" w:eastAsia="Times New Roman" w:hAnsi="Arial" w:cs="Arial"/>
+          <w:sz w:val="24"/>
+          <w:szCs w:val="24"/>
+          <w:lang w:eastAsia="es-MX"/>
+        </w:rPr>
+      </w:pPr>
+      <w:r>
+        <w:rPr>
+          <w:rFonts w:ascii="Arial" w:eastAsia="Times New Roman" w:hAnsi="Arial" w:cs="Arial"/>
+          <w:sz w:val="24"/>
+          <w:szCs w:val="24"/>
+          <w:lang w:eastAsia="es-MX"/>
+        </w:rPr>
+        <w:t>¿Desea que la app permita asignar citas automáticamente según disponibilidad o prefiere que el médico/recepcionista las confirme manualmente?</w:t>
+      </w:r>
+    </w:p>
+    <w:p>
+      <w:pPr>
+        <w:pStyle w:val="Prrafodelista"/>
+        <w:numPr>
+          <w:ilvl w:val="0"/>
+          <w:numId w:val="39"/>
+        </w:numPr>
+        <w:spacing w:before="100" w:beforeAutospacing="1" w:after="100" w:afterAutospacing="1" w:line="360" w:lineRule="auto"/>
+        <w:jc w:val="both"/>
+        <w:rPr>
+          <w:rFonts w:ascii="Arial" w:eastAsia="Times New Roman" w:hAnsi="Arial" w:cs="Arial"/>
+          <w:sz w:val="24"/>
+          <w:szCs w:val="24"/>
+          <w:lang w:eastAsia="es-MX"/>
+        </w:rPr>
+      </w:pPr>
+      <w:r>
+        <w:rPr>
+          <w:rFonts w:ascii="Arial" w:eastAsia="Times New Roman" w:hAnsi="Arial" w:cs="Arial"/>
+          <w:sz w:val="24"/>
+          <w:szCs w:val="24"/>
+          <w:lang w:eastAsia="es-MX"/>
+        </w:rPr>
+        <w:t>¿Hay algún procedimiento especial para registrar o priorizar ciertos pacientes (por ejemplo, urgencias, seguimiento postoperatorio, pacientes nuevos)</w:t>
+      </w:r>
+      <w:r>
+        <w:rPr>
+          <w:rFonts w:ascii="Arial" w:eastAsia="Times New Roman" w:hAnsi="Arial" w:cs="Arial"/>
+          <w:sz w:val="24"/>
+          <w:szCs w:val="24"/>
+          <w:lang w:eastAsia="es-MX"/>
+        </w:rPr>
+        <w:t>?</w:t>
+      </w:r>
+    </w:p>
+    <w:p>
+      <w:pPr>
+        <w:pStyle w:val="Prrafodelista"/>
+        <w:numPr>
+          <w:ilvl w:val="0"/>
+          <w:numId w:val="39"/>
+        </w:numPr>
+        <w:spacing w:before="100" w:beforeAutospacing="1" w:after="100" w:afterAutospacing="1" w:line="360" w:lineRule="auto"/>
+        <w:jc w:val="both"/>
+        <w:rPr>
+          <w:rFonts w:ascii="Arial" w:eastAsia="Times New Roman" w:hAnsi="Arial" w:cs="Arial"/>
+          <w:sz w:val="24"/>
+          <w:szCs w:val="24"/>
+          <w:lang w:eastAsia="es-MX"/>
+        </w:rPr>
+      </w:pPr>
+      <w:r>
+        <w:rPr>
+          <w:rFonts w:ascii="Arial" w:eastAsia="Times New Roman" w:hAnsi="Arial" w:cs="Arial"/>
+          <w:sz w:val="24"/>
+          <w:szCs w:val="24"/>
+          <w:lang w:eastAsia="es-MX"/>
+        </w:rPr>
+        <w:t>¿Desea que los pacientes puedan programar citas de manera inmediata o solo con cierta anticipación?</w:t>
+      </w:r>
+    </w:p>
+    <w:p>
+      <w:pPr>
+        <w:pStyle w:val="Prrafodelista"/>
+        <w:numPr>
+          <w:ilvl w:val="0"/>
+          <w:numId w:val="39"/>
+        </w:numPr>
+        <w:spacing w:before="100" w:beforeAutospacing="1" w:after="100" w:afterAutospacing="1" w:line="360" w:lineRule="auto"/>
+        <w:jc w:val="both"/>
+        <w:rPr>
+          <w:rFonts w:ascii="Arial" w:eastAsia="Times New Roman" w:hAnsi="Arial" w:cs="Arial"/>
+          <w:sz w:val="24"/>
+          <w:szCs w:val="24"/>
+          <w:lang w:eastAsia="es-MX"/>
+        </w:rPr>
+      </w:pPr>
+      <w:r>
+        <w:rPr>
+          <w:rFonts w:ascii="Arial" w:eastAsia="Times New Roman" w:hAnsi="Arial" w:cs="Arial"/>
+          <w:sz w:val="24"/>
+          <w:szCs w:val="24"/>
+          <w:lang w:eastAsia="es-MX"/>
+        </w:rPr>
+        <w:t>¿Se permiten cancelaciones o reprogramaciones de citas? En caso afirmativo, ¿con cuánta anticipación?</w:t>
+      </w:r>
+    </w:p>
+    <w:p>
+      <w:pPr>
+        <w:pStyle w:val="Prrafodelista"/>
+        <w:numPr>
+          <w:ilvl w:val="0"/>
+          <w:numId w:val="39"/>
+        </w:numPr>
+        <w:spacing w:before="100" w:beforeAutospacing="1" w:after="100" w:afterAutospacing="1" w:line="360" w:lineRule="auto"/>
+        <w:jc w:val="both"/>
+        <w:rPr>
+          <w:rFonts w:ascii="Arial" w:eastAsia="Times New Roman" w:hAnsi="Arial" w:cs="Arial"/>
+          <w:sz w:val="24"/>
+          <w:szCs w:val="24"/>
+          <w:lang w:eastAsia="es-MX"/>
+        </w:rPr>
+      </w:pPr>
+      <w:r>
+        <w:rPr>
+          <w:rFonts w:ascii="Arial" w:eastAsia="Times New Roman" w:hAnsi="Arial" w:cs="Arial"/>
+          <w:sz w:val="24"/>
+          <w:szCs w:val="24"/>
+          <w:lang w:eastAsia="es-MX"/>
+        </w:rPr>
+        <w:t>¿Ofrece citas urgentes o con prioridad especial?</w:t>
+      </w:r>
+    </w:p>
+    <w:p>
+      <w:pPr>
+        <w:pStyle w:val="Prrafodelista"/>
+        <w:numPr>
+          <w:ilvl w:val="0"/>
+          <w:numId w:val="39"/>
+        </w:numPr>
+        <w:spacing w:before="100" w:beforeAutospacing="1" w:after="100" w:afterAutospacing="1" w:line="360" w:lineRule="auto"/>
+        <w:jc w:val="both"/>
+        <w:rPr>
+          <w:rFonts w:ascii="Arial" w:eastAsia="Times New Roman" w:hAnsi="Arial" w:cs="Arial"/>
+          <w:sz w:val="24"/>
+          <w:szCs w:val="24"/>
+          <w:lang w:eastAsia="es-MX"/>
+        </w:rPr>
+      </w:pPr>
+      <w:r>
+        <w:rPr>
+          <w:rFonts w:ascii="Arial" w:eastAsia="Times New Roman" w:hAnsi="Arial" w:cs="Arial"/>
+          <w:sz w:val="24"/>
+          <w:szCs w:val="24"/>
+          <w:lang w:eastAsia="es-MX"/>
+        </w:rPr>
+        <w:t>¿Desea bloquear fechas específicas debido a vacaciones, congresos u otros eventos?</w:t>
+      </w:r>
+    </w:p>
+    <w:p>
+      <w:pPr>
+        <w:pStyle w:val="Prrafodelista"/>
+        <w:numPr>
+          <w:ilvl w:val="0"/>
+          <w:numId w:val="39"/>
+        </w:numPr>
+        <w:spacing w:before="100" w:beforeAutospacing="1" w:after="100" w:afterAutospacing="1" w:line="360" w:lineRule="auto"/>
+        <w:jc w:val="both"/>
+        <w:rPr>
+          <w:rFonts w:ascii="Arial" w:eastAsia="Times New Roman" w:hAnsi="Arial" w:cs="Arial"/>
+          <w:sz w:val="24"/>
+          <w:szCs w:val="24"/>
+          <w:lang w:eastAsia="es-MX"/>
+        </w:rPr>
+      </w:pPr>
+      <w:r>
+        <w:rPr>
+          <w:rFonts w:ascii="Arial" w:eastAsia="Times New Roman" w:hAnsi="Arial" w:cs="Arial"/>
+          <w:sz w:val="24"/>
+          <w:szCs w:val="24"/>
+          <w:lang w:eastAsia="es-MX"/>
+        </w:rPr>
+        <w:lastRenderedPageBreak/>
+        <w:t>¿Desea recibir notificaciones automáticas sobre nuevas citas o cambios en las mismas?</w:t>
+      </w:r>
+    </w:p>
+    <w:p>
+      <w:pPr>
+        <w:pStyle w:val="Prrafodelista"/>
+        <w:numPr>
+          <w:ilvl w:val="0"/>
+          <w:numId w:val="39"/>
+        </w:numPr>
+        <w:spacing w:before="100" w:beforeAutospacing="1" w:after="100" w:afterAutospacing="1" w:line="360" w:lineRule="auto"/>
+        <w:jc w:val="both"/>
+        <w:rPr>
+          <w:rFonts w:ascii="Arial" w:eastAsia="Times New Roman" w:hAnsi="Arial" w:cs="Arial"/>
+          <w:sz w:val="24"/>
+          <w:szCs w:val="24"/>
+          <w:lang w:eastAsia="es-MX"/>
+        </w:rPr>
+      </w:pPr>
+      <w:r>
+        <w:rPr>
+          <w:rFonts w:ascii="Arial" w:eastAsia="Times New Roman" w:hAnsi="Arial" w:cs="Arial"/>
+          <w:sz w:val="24"/>
+          <w:szCs w:val="24"/>
+          <w:lang w:eastAsia="es-MX"/>
+        </w:rPr>
+        <w:t>¿Desea que los pacientes puedan crear y administrar un perfil dentro de la app?</w:t>
+      </w:r>
+    </w:p>
+    <w:p>
+      <w:pPr>
+        <w:pStyle w:val="Prrafodelista"/>
+        <w:numPr>
+          <w:ilvl w:val="0"/>
+          <w:numId w:val="39"/>
+        </w:numPr>
+        <w:spacing w:before="100" w:beforeAutospacing="1" w:after="100" w:afterAutospacing="1" w:line="360" w:lineRule="auto"/>
+        <w:jc w:val="both"/>
+        <w:rPr>
+          <w:rFonts w:ascii="Arial" w:eastAsia="Times New Roman" w:hAnsi="Arial" w:cs="Arial"/>
+          <w:sz w:val="24"/>
+          <w:szCs w:val="24"/>
+          <w:lang w:eastAsia="es-MX"/>
+        </w:rPr>
+      </w:pPr>
+      <w:r>
+        <w:rPr>
+          <w:rFonts w:ascii="Arial" w:eastAsia="Times New Roman" w:hAnsi="Arial" w:cs="Arial"/>
+          <w:sz w:val="24"/>
+          <w:szCs w:val="24"/>
+          <w:lang w:eastAsia="es-MX"/>
+        </w:rPr>
+        <w:t>¿Desea que los pacientes puedan consultar su historial de citas dentro de la app?</w:t>
+      </w:r>
+    </w:p>
+    <w:p>
+      <w:pPr>
+        <w:pStyle w:val="Prrafodelista"/>
+        <w:numPr>
+          <w:ilvl w:val="0"/>
+          <w:numId w:val="39"/>
+        </w:numPr>
+        <w:spacing w:before="100" w:beforeAutospacing="1" w:after="100" w:afterAutospacing="1" w:line="360" w:lineRule="auto"/>
+        <w:jc w:val="both"/>
+        <w:rPr>
+          <w:rFonts w:ascii="Arial" w:eastAsia="Times New Roman" w:hAnsi="Arial" w:cs="Arial"/>
+          <w:sz w:val="24"/>
+          <w:szCs w:val="24"/>
+          <w:lang w:eastAsia="es-MX"/>
+        </w:rPr>
+      </w:pPr>
+      <w:r>
+        <w:rPr>
+          <w:rFonts w:ascii="Arial" w:eastAsia="Times New Roman" w:hAnsi="Arial" w:cs="Arial"/>
+          <w:sz w:val="24"/>
+          <w:szCs w:val="24"/>
+          <w:lang w:eastAsia="es-MX"/>
+        </w:rPr>
+        <w:t>¿Desea incluir información adicional sobre los servicios o tratamientos que ofrece en la app?</w:t>
+      </w:r>
+    </w:p>
+    <w:p>
+      <w:pPr>
+        <w:pStyle w:val="Prrafodelista"/>
+        <w:numPr>
+          <w:ilvl w:val="0"/>
+          <w:numId w:val="39"/>
+        </w:numPr>
+        <w:spacing w:before="100" w:beforeAutospacing="1" w:after="100" w:afterAutospacing="1" w:line="360" w:lineRule="auto"/>
+        <w:jc w:val="both"/>
+        <w:rPr>
+          <w:rFonts w:ascii="Arial" w:eastAsia="Times New Roman" w:hAnsi="Arial" w:cs="Arial"/>
+          <w:sz w:val="24"/>
+          <w:szCs w:val="24"/>
+          <w:lang w:eastAsia="es-MX"/>
+        </w:rPr>
+      </w:pPr>
+      <w:r>
+        <w:rPr>
+          <w:rFonts w:ascii="Arial" w:eastAsia="Times New Roman" w:hAnsi="Arial" w:cs="Arial"/>
+          <w:sz w:val="24"/>
+          <w:szCs w:val="24"/>
+          <w:lang w:eastAsia="es-MX"/>
+        </w:rPr>
+        <w:t>¿Existe algún otro detalle relevante para la gestión de citas que considere importante incluir en la aplicación?</w:t>
+      </w:r>
+    </w:p>
+    <w:p>
+      <w:pPr>
+        <w:pStyle w:val="Ttulo2"/>
+      </w:pPr>
+      <w:bookmarkStart w:id="76" w:name="_Toc210759846"/>
+      <w:bookmarkStart w:id="77" w:name="_Toc210760559"/>
+      <w:r>
+        <w:t xml:space="preserve">4.2 </w:t>
+      </w:r>
+      <w:r>
+        <w:t>Fase de Diseño</w:t>
+      </w:r>
+      <w:bookmarkEnd w:id="76"/>
+      <w:bookmarkEnd w:id="77"/>
     </w:p>
     <w:p>
       <w:pPr>
         <w:pStyle w:val="Ttulo3"/>
       </w:pPr>
-      <w:bookmarkStart w:id="72" w:name="_Toc210759844"/>
-      <w:bookmarkStart w:id="73" w:name="_Toc210760557"/>
-      <w:bookmarkEnd w:id="59"/>
-      <w:r>
-        <w:t xml:space="preserve">4.1.2 </w:t>
-      </w:r>
-      <w:r>
-        <w:t>Planeación de Actividades</w:t>
-      </w:r>
-      <w:bookmarkEnd w:id="72"/>
-      <w:bookmarkEnd w:id="73"/>
+      <w:bookmarkStart w:id="78" w:name="_Toc210759847"/>
+      <w:bookmarkStart w:id="79" w:name="_Toc210760560"/>
+      <w:r>
+        <w:t xml:space="preserve">4.2.1 </w:t>
+      </w:r>
+      <w:r>
+        <w:t>Diagramas UML (Identificar 3 procesos y modelar uno de cada uno por cada proceso)</w:t>
+      </w:r>
+      <w:bookmarkEnd w:id="78"/>
+      <w:bookmarkEnd w:id="79"/>
+      <w:r>
+        <w:t xml:space="preserve"> </w:t>
+      </w:r>
+    </w:p>
+    <w:p>
+      <w:pPr>
+        <w:pStyle w:val="Ttulo4"/>
+      </w:pPr>
+      <w:bookmarkStart w:id="80" w:name="_Toc210759848"/>
+      <w:bookmarkStart w:id="81" w:name="_Toc210760561"/>
+      <w:r>
+        <w:t>a) Casos de Uso</w:t>
+      </w:r>
+      <w:bookmarkEnd w:id="80"/>
+      <w:bookmarkEnd w:id="81"/>
+      <w:r>
+        <w:t xml:space="preserve"> </w:t>
+      </w:r>
+    </w:p>
+    <w:p/>
+    <w:p>
+      <w:pPr>
+        <w:pStyle w:val="Ttulo4"/>
+      </w:pPr>
+      <w:bookmarkStart w:id="82" w:name="_Toc210759849"/>
+      <w:bookmarkStart w:id="83" w:name="_Toc210760562"/>
+      <w:r>
+        <w:t>b) Actividades</w:t>
+      </w:r>
+      <w:bookmarkEnd w:id="82"/>
+      <w:bookmarkEnd w:id="83"/>
+    </w:p>
+    <w:p/>
+    <w:p>
+      <w:pPr>
+        <w:pStyle w:val="Ttulo3"/>
+      </w:pPr>
+      <w:bookmarkStart w:id="84" w:name="_Toc210759850"/>
+      <w:bookmarkStart w:id="85" w:name="_Toc210760563"/>
+      <w:r>
+        <w:t xml:space="preserve">4.2.2 </w:t>
+      </w:r>
+      <w:r>
+        <w:t>Modelado de Base de Datos</w:t>
+      </w:r>
+      <w:bookmarkEnd w:id="84"/>
+      <w:bookmarkEnd w:id="85"/>
+    </w:p>
+    <w:p>
+      <w:pPr>
+        <w:pStyle w:val="Ttulo4"/>
+      </w:pPr>
+      <w:bookmarkStart w:id="86" w:name="_Toc210759851"/>
+      <w:bookmarkStart w:id="87" w:name="_Toc210760564"/>
+      <w:r>
+        <w:t>a</w:t>
+      </w:r>
+      <w:r>
+        <w:t>) Diagrama Relacional</w:t>
+      </w:r>
+      <w:bookmarkEnd w:id="86"/>
+      <w:bookmarkEnd w:id="87"/>
+      <w:r>
+        <w:t xml:space="preserve"> </w:t>
+      </w:r>
+    </w:p>
+    <w:p/>
+    <w:p>
+      <w:pPr>
+        <w:pStyle w:val="Ttulo4"/>
+      </w:pPr>
+      <w:bookmarkStart w:id="88" w:name="_Toc210759852"/>
+      <w:bookmarkStart w:id="89" w:name="_Toc210760565"/>
+      <w:r>
+        <w:t>b) Diccionario de Datos</w:t>
+      </w:r>
+      <w:bookmarkEnd w:id="88"/>
+      <w:bookmarkEnd w:id="89"/>
+    </w:p>
+    <w:p/>
+    <w:p>
+      <w:pPr>
+        <w:pStyle w:val="Ttulo3"/>
+      </w:pPr>
+      <w:bookmarkStart w:id="90" w:name="_Toc210759853"/>
+      <w:bookmarkStart w:id="91" w:name="_Toc210760566"/>
+      <w:r>
+        <w:t>4.2.3 Diseño de interfaces, componentes, Circuitos, Estructuras</w:t>
+      </w:r>
+      <w:bookmarkEnd w:id="90"/>
+      <w:bookmarkEnd w:id="91"/>
+    </w:p>
+    <w:p/>
+    <w:p>
+      <w:pPr>
+        <w:pStyle w:val="Ttulo3"/>
+      </w:pPr>
+      <w:bookmarkStart w:id="92" w:name="_Toc210759854"/>
+      <w:bookmarkStart w:id="93" w:name="_Toc210760567"/>
+      <w:r>
+        <w:t xml:space="preserve">4.2.4 </w:t>
+      </w:r>
+      <w:r>
+        <w:t>Mapa del Sitio</w:t>
+      </w:r>
+      <w:bookmarkEnd w:id="92"/>
+      <w:bookmarkEnd w:id="93"/>
     </w:p>
     <w:p/>
     <w:p/>
+    <w:p/>
+    <w:p>
+      <w:pPr>
+        <w:pStyle w:val="Ttulo2"/>
+      </w:pPr>
+      <w:bookmarkStart w:id="94" w:name="_Toc210759855"/>
+      <w:bookmarkStart w:id="95" w:name="_Toc210760568"/>
+      <w:r>
+        <w:lastRenderedPageBreak/>
+        <w:t xml:space="preserve">4.3 </w:t>
+      </w:r>
+      <w:r>
+        <w:t>Fase de Desarrollo</w:t>
+      </w:r>
+      <w:bookmarkEnd w:id="94"/>
+      <w:bookmarkEnd w:id="95"/>
+    </w:p>
     <w:p>
       <w:pPr>
         <w:pStyle w:val="Ttulo3"/>
       </w:pPr>
-      <w:bookmarkStart w:id="74" w:name="_Toc210759845"/>
-      <w:bookmarkStart w:id="75" w:name="_Toc210760558"/>
-      <w:r>
-        <w:t xml:space="preserve">4.1.3 </w:t>
-      </w:r>
-      <w:r>
-        <w:t>Método de Recolección de Datos: Entrevista, Observación, encuesta</w:t>
-      </w:r>
-      <w:bookmarkEnd w:id="74"/>
-      <w:bookmarkEnd w:id="75"/>
-    </w:p>
-    <w:p>
-      <w:pPr>
-        <w:rPr>
-          <w:lang w:eastAsia="es-MX"/>
-        </w:rPr>
-      </w:pPr>
-    </w:p>
-    <w:p>
-      <w:pPr>
-        <w:rPr>
-          <w:lang w:eastAsia="es-MX"/>
-        </w:rPr>
-      </w:pPr>
-    </w:p>
+      <w:bookmarkStart w:id="96" w:name="_Toc210759856"/>
+      <w:bookmarkStart w:id="97" w:name="_Toc210760569"/>
+      <w:r>
+        <w:t>4.3.1 Evidencia gráfica (Interfaces, fotografías o componentes que evidencian de la construcción del proyecto con su código correspondiente.)</w:t>
+      </w:r>
+      <w:bookmarkEnd w:id="96"/>
+      <w:bookmarkEnd w:id="97"/>
+    </w:p>
+    <w:p>
+      <w:pPr>
+        <w:pStyle w:val="Ttulo4"/>
+      </w:pPr>
+      <w:bookmarkStart w:id="98" w:name="_Toc210760570"/>
+      <w:r>
+        <w:t xml:space="preserve">a) </w:t>
+      </w:r>
+      <w:r>
+        <w:t>Interfaz</w:t>
+      </w:r>
+      <w:bookmarkEnd w:id="98"/>
+      <w:r>
+        <w:t xml:space="preserve"> </w:t>
+      </w:r>
+    </w:p>
+    <w:p/>
+    <w:p>
+      <w:pPr>
+        <w:pStyle w:val="Ttulo4"/>
+      </w:pPr>
+      <w:bookmarkStart w:id="99" w:name="_Toc210760571"/>
+      <w:r>
+        <w:t xml:space="preserve">b) </w:t>
+      </w:r>
+      <w:r>
+        <w:t>Código</w:t>
+      </w:r>
+      <w:bookmarkEnd w:id="99"/>
+    </w:p>
+    <w:p/>
     <w:p>
       <w:pPr>
         <w:pStyle w:val="Ttulo2"/>
       </w:pPr>
-      <w:bookmarkStart w:id="76" w:name="_Toc210759846"/>
-      <w:bookmarkStart w:id="77" w:name="_Toc210760559"/>
-      <w:r>
-        <w:t xml:space="preserve">4.2 </w:t>
-      </w:r>
-      <w:r>
-        <w:t>Fase de Diseño</w:t>
-      </w:r>
-      <w:bookmarkEnd w:id="76"/>
-      <w:bookmarkEnd w:id="77"/>
-    </w:p>
-    <w:p>
-      <w:pPr>
-        <w:pStyle w:val="Ttulo3"/>
-      </w:pPr>
-      <w:bookmarkStart w:id="78" w:name="_Toc210759847"/>
-      <w:bookmarkStart w:id="79" w:name="_Toc210760560"/>
-      <w:r>
-        <w:t xml:space="preserve">4.2.1 </w:t>
-      </w:r>
-      <w:r>
-        <w:t>Diagramas UML (Identificar 3 procesos y modelar uno de cada uno por cada proceso)</w:t>
-      </w:r>
-      <w:bookmarkEnd w:id="78"/>
-      <w:bookmarkEnd w:id="79"/>
-      <w:r>
-        <w:t xml:space="preserve"> </w:t>
-      </w:r>
-    </w:p>
-    <w:p>
-      <w:pPr>
-        <w:pStyle w:val="Ttulo4"/>
-      </w:pPr>
-      <w:bookmarkStart w:id="80" w:name="_Toc210759848"/>
-      <w:bookmarkStart w:id="81" w:name="_Toc210760561"/>
-      <w:r>
-        <w:t>a) Casos de Uso</w:t>
-      </w:r>
-      <w:bookmarkEnd w:id="80"/>
-      <w:bookmarkEnd w:id="81"/>
-      <w:r>
-        <w:t xml:space="preserve"> </w:t>
-      </w:r>
-    </w:p>
-    <w:p/>
-    <w:p>
-      <w:pPr>
-        <w:pStyle w:val="Ttulo4"/>
-      </w:pPr>
-      <w:bookmarkStart w:id="82" w:name="_Toc210759849"/>
-      <w:bookmarkStart w:id="83" w:name="_Toc210760562"/>
-      <w:r>
-        <w:t>b) Actividades</w:t>
-      </w:r>
-      <w:bookmarkEnd w:id="82"/>
-      <w:bookmarkEnd w:id="83"/>
-    </w:p>
-    <w:p/>
-    <w:p>
-      <w:pPr>
-        <w:pStyle w:val="Ttulo3"/>
-      </w:pPr>
-      <w:bookmarkStart w:id="84" w:name="_Toc210759850"/>
-      <w:bookmarkStart w:id="85" w:name="_Toc210760563"/>
-      <w:r>
-        <w:t xml:space="preserve">4.2.2 </w:t>
-      </w:r>
-      <w:r>
-        <w:t>Modelado de Base de Datos</w:t>
-      </w:r>
-      <w:bookmarkEnd w:id="84"/>
-      <w:bookmarkEnd w:id="85"/>
-    </w:p>
-    <w:p>
-      <w:pPr>
-        <w:pStyle w:val="Ttulo4"/>
-      </w:pPr>
-      <w:bookmarkStart w:id="86" w:name="_Toc210759851"/>
-      <w:bookmarkStart w:id="87" w:name="_Toc210760564"/>
-      <w:r>
-        <w:t>a</w:t>
-      </w:r>
-      <w:r>
-        <w:t>) Diagrama Relacional</w:t>
-      </w:r>
-      <w:bookmarkEnd w:id="86"/>
-      <w:bookmarkEnd w:id="87"/>
-      <w:r>
-        <w:t xml:space="preserve"> </w:t>
-      </w:r>
-    </w:p>
-    <w:p/>
-    <w:p>
-      <w:pPr>
-        <w:pStyle w:val="Ttulo4"/>
-      </w:pPr>
-      <w:bookmarkStart w:id="88" w:name="_Toc210759852"/>
-      <w:bookmarkStart w:id="89" w:name="_Toc210760565"/>
-      <w:r>
-        <w:t>b) Diccionario de Datos</w:t>
-      </w:r>
-      <w:bookmarkEnd w:id="88"/>
-      <w:bookmarkEnd w:id="89"/>
-    </w:p>
-    <w:p/>
-    <w:p>
-      <w:pPr>
-        <w:pStyle w:val="Ttulo3"/>
-      </w:pPr>
-      <w:bookmarkStart w:id="90" w:name="_Toc210759853"/>
-      <w:bookmarkStart w:id="91" w:name="_Toc210760566"/>
-      <w:r>
-        <w:t xml:space="preserve">4.2.3 </w:t>
-      </w:r>
-      <w:r>
-        <w:t>Diseño de interfaces, componentes, Circuitos, Estructuras</w:t>
-      </w:r>
-      <w:bookmarkEnd w:id="90"/>
-      <w:bookmarkEnd w:id="91"/>
-    </w:p>
-    <w:p/>
-    <w:p>
-      <w:pPr>
-        <w:pStyle w:val="Ttulo3"/>
-      </w:pPr>
-      <w:bookmarkStart w:id="92" w:name="_Toc210759854"/>
-      <w:bookmarkStart w:id="93" w:name="_Toc210760567"/>
-      <w:r>
-        <w:t xml:space="preserve">4.2.4 </w:t>
-      </w:r>
-      <w:r>
-        <w:t>Mapa del Sitio</w:t>
-      </w:r>
-      <w:bookmarkEnd w:id="92"/>
-      <w:bookmarkEnd w:id="93"/>
+      <w:bookmarkStart w:id="100" w:name="_Toc210759857"/>
+      <w:bookmarkStart w:id="101" w:name="_Toc210760572"/>
+      <w:r>
+        <w:t>4</w:t>
+      </w:r>
+      <w:r>
+        <w:t>.4 Fase de Pruebas y corrección de errores</w:t>
+      </w:r>
+      <w:bookmarkEnd w:id="100"/>
+      <w:bookmarkEnd w:id="101"/>
     </w:p>
     <w:p/>
     <w:p/>
     <w:p>
       <w:pPr>
-        <w:pStyle w:val="Ttulo2"/>
-      </w:pPr>
-      <w:bookmarkStart w:id="94" w:name="_Toc210759855"/>
-      <w:bookmarkStart w:id="95" w:name="_Toc210760568"/>
-      <w:r>
-        <w:t xml:space="preserve">4.3 </w:t>
-      </w:r>
-      <w:r>
-        <w:t>Fase de Desarrollo</w:t>
-      </w:r>
-      <w:bookmarkEnd w:id="94"/>
-      <w:bookmarkEnd w:id="95"/>
-    </w:p>
-    <w:p>
-      <w:pPr>
-        <w:pStyle w:val="Ttulo3"/>
-      </w:pPr>
-      <w:bookmarkStart w:id="96" w:name="_Toc210759856"/>
-      <w:bookmarkStart w:id="97" w:name="_Toc210760569"/>
-      <w:r>
-        <w:t>4.3.1 Evidencia gráfica (Interfaces, fotografías o componentes que evidencian de la construcción del proyecto con su código correspondiente.)</w:t>
-      </w:r>
-      <w:bookmarkEnd w:id="96"/>
-      <w:bookmarkEnd w:id="97"/>
-    </w:p>
-    <w:p>
-      <w:pPr>
-        <w:pStyle w:val="Ttulo4"/>
-      </w:pPr>
-      <w:bookmarkStart w:id="98" w:name="_Toc210760570"/>
-      <w:r>
-        <w:t xml:space="preserve">a) </w:t>
-      </w:r>
-      <w:r>
-        <w:t>Interfaz</w:t>
-      </w:r>
-      <w:bookmarkEnd w:id="98"/>
-      <w:r>
-        <w:t xml:space="preserve"> </w:t>
-      </w:r>
-    </w:p>
-    <w:p/>
-    <w:p>
-      <w:pPr>
-        <w:pStyle w:val="Ttulo4"/>
-      </w:pPr>
-      <w:bookmarkStart w:id="99" w:name="_Toc210760571"/>
-      <w:r>
-        <w:t xml:space="preserve">b) </w:t>
-      </w:r>
-      <w:r>
-        <w:t>Código</w:t>
-      </w:r>
-      <w:bookmarkEnd w:id="99"/>
-    </w:p>
-    <w:p/>
-    <w:p>
-      <w:pPr>
-        <w:pStyle w:val="Ttulo2"/>
-      </w:pPr>
-      <w:bookmarkStart w:id="100" w:name="_Toc210759857"/>
-      <w:bookmarkStart w:id="101" w:name="_Toc210760572"/>
-      <w:r>
-        <w:t>4</w:t>
-      </w:r>
-      <w:r>
-        <w:t>.4 Fase de Pruebas y corrección de errores</w:t>
-      </w:r>
-      <w:bookmarkEnd w:id="100"/>
-      <w:bookmarkEnd w:id="101"/>
-    </w:p>
-    <w:p/>
-    <w:p/>
-    <w:p>
-      <w:pPr>
         <w:pStyle w:val="Ttulo1"/>
       </w:pPr>
       <w:bookmarkStart w:id="102" w:name="_Toc210759858"/>
@@ -13913,7 +16898,7 @@
       <w:bookmarkEnd w:id="109"/>
     </w:p>
     <w:sectPr>
-      <w:footerReference w:type="default" r:id="rId10"/>
+      <w:footerReference w:type="default" r:id="rId11"/>
       <w:pgSz w:w="12240" w:h="15840"/>
       <w:pgMar w:top="1440" w:right="1440" w:bottom="1440" w:left="1440" w:header="709" w:footer="709" w:gutter="0"/>
       <w:cols w:space="708"/>
@@ -14286,6 +17271,232 @@
 <file path=word/numbering.xml><?xml version="1.0" encoding="utf-8"?>
 <w:numbering xmlns:wpc="http://schemas.microsoft.com/office/word/2010/wordprocessingCanvas" xmlns:cx="http://schemas.microsoft.com/office/drawing/2014/chartex" xmlns:cx1="http://schemas.microsoft.com/office/drawing/2015/9/8/chartex" xmlns:cx2="http://schemas.microsoft.com/office/drawing/2015/10/21/chartex" xmlns:cx3="http://schemas.microsoft.com/office/drawing/2016/5/9/chartex" xmlns:cx4="http://schemas.microsoft.com/office/drawing/2016/5/10/chartex" xmlns:cx5="http://schemas.microsoft.com/office/drawing/2016/5/11/chartex" xmlns:cx6="http://schemas.microsoft.com/office/drawing/2016/5/12/chartex" xmlns:cx7="http://schemas.microsoft.com/office/drawing/2016/5/13/chartex" xmlns:cx8="http://schemas.microsoft.com/office/drawing/2016/5/14/chartex" xmlns:mc="http://schemas.openxmlformats.org/markup-compatibility/2006" xmlns:aink="http://schemas.microsoft.com/office/drawing/2016/ink" xmlns:am3d="http://schemas.microsoft.com/office/drawing/2017/model3d" xmlns:o="urn:schemas-microsoft-com:office:office" xmlns:oel="http://schemas.microsoft.com/office/2019/extlst" xmlns:r="http://schemas.openxmlformats.org/officeDocument/2006/relationships" xmlns:m="http://schemas.openxmlformats.org/officeDocument/2006/math" xmlns:v="urn:schemas-microsoft-com:vml" xmlns:wp14="http://schemas.microsoft.com/office/word/2010/wordprocessingDrawing" xmlns:wp="http://schemas.openxmlformats.org/drawingml/2006/wordprocessingDrawing" xmlns:w10="urn:schemas-microsoft-com:office:word" xmlns:w="http://schemas.openxmlformats.org/wordprocessingml/2006/main" xmlns:w14="http://schemas.microsoft.com/office/word/2010/wordml" xmlns:w15="http://schemas.microsoft.com/office/word/2012/wordml" xmlns:w16cex="http://schemas.microsoft.com/office/word/2018/wordml/cex" xmlns:w16cid="http://schemas.microsoft.com/office/word/2016/wordml/cid" xmlns:w16="http://schemas.microsoft.com/office/word/2018/wordml" xmlns:w16sdtdh="http://schemas.microsoft.com/office/word/2020/wordml/sdtdatahash" xmlns:w16se="http://schemas.microsoft.com/office/word/2015/wordml/symex" xmlns:wpg="http://schemas.microsoft.com/office/word/2010/wordprocessingGroup" xmlns:wpi="http://schemas.microsoft.com/office/word/2010/wordprocessingInk" xmlns:wne="http://schemas.microsoft.com/office/word/2006/wordml" xmlns:wps="http://schemas.microsoft.com/office/word/2010/wordprocessingShape" mc:Ignorable="w14 w15 w16se w16cid w16 w16cex w16sdtdh wp14">
   <w:abstractNum w:abstractNumId="0" w15:restartNumberingAfterBreak="0">
+    <w:nsid w:val="012924A4"/>
+    <w:multiLevelType w:val="hybridMultilevel"/>
+    <w:tmpl w:val="B5146F4A"/>
+    <w:lvl w:ilvl="0" w:tplc="080A0001">
+      <w:start w:val="1"/>
+      <w:numFmt w:val="bullet"/>
+      <w:lvlText w:val=""/>
+      <w:lvlJc w:val="left"/>
+      <w:pPr>
+        <w:ind w:left="1080" w:hanging="360"/>
+      </w:pPr>
+      <w:rPr>
+        <w:rFonts w:ascii="Symbol" w:hAnsi="Symbol" w:hint="default"/>
+      </w:rPr>
+    </w:lvl>
+    <w:lvl w:ilvl="1" w:tplc="04090003" w:tentative="1">
+      <w:start w:val="1"/>
+      <w:numFmt w:val="bullet"/>
+      <w:lvlText w:val="o"/>
+      <w:lvlJc w:val="left"/>
+      <w:pPr>
+        <w:ind w:left="1800" w:hanging="360"/>
+      </w:pPr>
+      <w:rPr>
+        <w:rFonts w:ascii="Courier New" w:hAnsi="Courier New" w:cs="Courier New" w:hint="default"/>
+      </w:rPr>
+    </w:lvl>
+    <w:lvl w:ilvl="2" w:tplc="04090005" w:tentative="1">
+      <w:start w:val="1"/>
+      <w:numFmt w:val="bullet"/>
+      <w:lvlText w:val=""/>
+      <w:lvlJc w:val="left"/>
+      <w:pPr>
+        <w:ind w:left="2520" w:hanging="360"/>
+      </w:pPr>
+      <w:rPr>
+        <w:rFonts w:ascii="Wingdings" w:hAnsi="Wingdings" w:hint="default"/>
+      </w:rPr>
+    </w:lvl>
+    <w:lvl w:ilvl="3" w:tplc="04090001" w:tentative="1">
+      <w:start w:val="1"/>
+      <w:numFmt w:val="bullet"/>
+      <w:lvlText w:val=""/>
+      <w:lvlJc w:val="left"/>
+      <w:pPr>
+        <w:ind w:left="3240" w:hanging="360"/>
+      </w:pPr>
+      <w:rPr>
+        <w:rFonts w:ascii="Symbol" w:hAnsi="Symbol" w:hint="default"/>
+      </w:rPr>
+    </w:lvl>
+    <w:lvl w:ilvl="4" w:tplc="04090003" w:tentative="1">
+      <w:start w:val="1"/>
+      <w:numFmt w:val="bullet"/>
+      <w:lvlText w:val="o"/>
+      <w:lvlJc w:val="left"/>
+      <w:pPr>
+        <w:ind w:left="3960" w:hanging="360"/>
+      </w:pPr>
+      <w:rPr>
+        <w:rFonts w:ascii="Courier New" w:hAnsi="Courier New" w:cs="Courier New" w:hint="default"/>
+      </w:rPr>
+    </w:lvl>
+    <w:lvl w:ilvl="5" w:tplc="04090005" w:tentative="1">
+      <w:start w:val="1"/>
+      <w:numFmt w:val="bullet"/>
+      <w:lvlText w:val=""/>
+      <w:lvlJc w:val="left"/>
+      <w:pPr>
+        <w:ind w:left="4680" w:hanging="360"/>
+      </w:pPr>
+      <w:rPr>
+        <w:rFonts w:ascii="Wingdings" w:hAnsi="Wingdings" w:hint="default"/>
+      </w:rPr>
+    </w:lvl>
+    <w:lvl w:ilvl="6" w:tplc="04090001" w:tentative="1">
+      <w:start w:val="1"/>
+      <w:numFmt w:val="bullet"/>
+      <w:lvlText w:val=""/>
+      <w:lvlJc w:val="left"/>
+      <w:pPr>
+        <w:ind w:left="5400" w:hanging="360"/>
+      </w:pPr>
+      <w:rPr>
+        <w:rFonts w:ascii="Symbol" w:hAnsi="Symbol" w:hint="default"/>
+      </w:rPr>
+    </w:lvl>
+    <w:lvl w:ilvl="7" w:tplc="04090003" w:tentative="1">
+      <w:start w:val="1"/>
+      <w:numFmt w:val="bullet"/>
+      <w:lvlText w:val="o"/>
+      <w:lvlJc w:val="left"/>
+      <w:pPr>
+        <w:ind w:left="6120" w:hanging="360"/>
+      </w:pPr>
+      <w:rPr>
+        <w:rFonts w:ascii="Courier New" w:hAnsi="Courier New" w:cs="Courier New" w:hint="default"/>
+      </w:rPr>
+    </w:lvl>
+    <w:lvl w:ilvl="8" w:tplc="04090005" w:tentative="1">
+      <w:start w:val="1"/>
+      <w:numFmt w:val="bullet"/>
+      <w:lvlText w:val=""/>
+      <w:lvlJc w:val="left"/>
+      <w:pPr>
+        <w:ind w:left="6840" w:hanging="360"/>
+      </w:pPr>
+      <w:rPr>
+        <w:rFonts w:ascii="Wingdings" w:hAnsi="Wingdings" w:hint="default"/>
+      </w:rPr>
+    </w:lvl>
+  </w:abstractNum>
+  <w:abstractNum w:abstractNumId="1" w15:restartNumberingAfterBreak="0">
+    <w:nsid w:val="01F67913"/>
+    <w:multiLevelType w:val="hybridMultilevel"/>
+    <w:tmpl w:val="4CC2082C"/>
+    <w:lvl w:ilvl="0" w:tplc="080A0001">
+      <w:start w:val="1"/>
+      <w:numFmt w:val="bullet"/>
+      <w:lvlText w:val=""/>
+      <w:lvlJc w:val="left"/>
+      <w:pPr>
+        <w:ind w:left="1080" w:hanging="360"/>
+      </w:pPr>
+      <w:rPr>
+        <w:rFonts w:ascii="Symbol" w:hAnsi="Symbol" w:hint="default"/>
+      </w:rPr>
+    </w:lvl>
+    <w:lvl w:ilvl="1" w:tplc="04090003" w:tentative="1">
+      <w:start w:val="1"/>
+      <w:numFmt w:val="bullet"/>
+      <w:lvlText w:val="o"/>
+      <w:lvlJc w:val="left"/>
+      <w:pPr>
+        <w:ind w:left="1800" w:hanging="360"/>
+      </w:pPr>
+      <w:rPr>
+        <w:rFonts w:ascii="Courier New" w:hAnsi="Courier New" w:cs="Courier New" w:hint="default"/>
+      </w:rPr>
+    </w:lvl>
+    <w:lvl w:ilvl="2" w:tplc="04090005" w:tentative="1">
+      <w:start w:val="1"/>
+      <w:numFmt w:val="bullet"/>
+      <w:lvlText w:val=""/>
+      <w:lvlJc w:val="left"/>
+      <w:pPr>
+        <w:ind w:left="2520" w:hanging="360"/>
+      </w:pPr>
+      <w:rPr>
+        <w:rFonts w:ascii="Wingdings" w:hAnsi="Wingdings" w:hint="default"/>
+      </w:rPr>
+    </w:lvl>
+    <w:lvl w:ilvl="3" w:tplc="04090001" w:tentative="1">
+      <w:start w:val="1"/>
+      <w:numFmt w:val="bullet"/>
+      <w:lvlText w:val=""/>
+      <w:lvlJc w:val="left"/>
+      <w:pPr>
+        <w:ind w:left="3240" w:hanging="360"/>
+      </w:pPr>
+      <w:rPr>
+        <w:rFonts w:ascii="Symbol" w:hAnsi="Symbol" w:hint="default"/>
+      </w:rPr>
+    </w:lvl>
+    <w:lvl w:ilvl="4" w:tplc="04090003" w:tentative="1">
+      <w:start w:val="1"/>
+      <w:numFmt w:val="bullet"/>
+      <w:lvlText w:val="o"/>
+      <w:lvlJc w:val="left"/>
+      <w:pPr>
+        <w:ind w:left="3960" w:hanging="360"/>
+      </w:pPr>
+      <w:rPr>
+        <w:rFonts w:ascii="Courier New" w:hAnsi="Courier New" w:cs="Courier New" w:hint="default"/>
+      </w:rPr>
+    </w:lvl>
+    <w:lvl w:ilvl="5" w:tplc="04090005" w:tentative="1">
+      <w:start w:val="1"/>
+      <w:numFmt w:val="bullet"/>
+      <w:lvlText w:val=""/>
+      <w:lvlJc w:val="left"/>
+      <w:pPr>
+        <w:ind w:left="4680" w:hanging="360"/>
+      </w:pPr>
+      <w:rPr>
+        <w:rFonts w:ascii="Wingdings" w:hAnsi="Wingdings" w:hint="default"/>
+      </w:rPr>
+    </w:lvl>
+    <w:lvl w:ilvl="6" w:tplc="04090001" w:tentative="1">
+      <w:start w:val="1"/>
+      <w:numFmt w:val="bullet"/>
+      <w:lvlText w:val=""/>
+      <w:lvlJc w:val="left"/>
+      <w:pPr>
+        <w:ind w:left="5400" w:hanging="360"/>
+      </w:pPr>
+      <w:rPr>
+        <w:rFonts w:ascii="Symbol" w:hAnsi="Symbol" w:hint="default"/>
+      </w:rPr>
+    </w:lvl>
+    <w:lvl w:ilvl="7" w:tplc="04090003" w:tentative="1">
+      <w:start w:val="1"/>
+      <w:numFmt w:val="bullet"/>
+      <w:lvlText w:val="o"/>
+      <w:lvlJc w:val="left"/>
+      <w:pPr>
+        <w:ind w:left="6120" w:hanging="360"/>
+      </w:pPr>
+      <w:rPr>
+        <w:rFonts w:ascii="Courier New" w:hAnsi="Courier New" w:cs="Courier New" w:hint="default"/>
+      </w:rPr>
+    </w:lvl>
+    <w:lvl w:ilvl="8" w:tplc="04090005" w:tentative="1">
+      <w:start w:val="1"/>
+      <w:numFmt w:val="bullet"/>
+      <w:lvlText w:val=""/>
+      <w:lvlJc w:val="left"/>
+      <w:pPr>
+        <w:ind w:left="6840" w:hanging="360"/>
+      </w:pPr>
+      <w:rPr>
+        <w:rFonts w:ascii="Wingdings" w:hAnsi="Wingdings" w:hint="default"/>
+      </w:rPr>
+    </w:lvl>
+  </w:abstractNum>
+  <w:abstractNum w:abstractNumId="2" w15:restartNumberingAfterBreak="0">
     <w:nsid w:val="09356507"/>
     <w:multiLevelType w:val="hybridMultilevel"/>
     <w:tmpl w:val="A1D8515A"/>
@@ -14399,7 +17610,120 @@
       </w:rPr>
     </w:lvl>
   </w:abstractNum>
-  <w:abstractNum w:abstractNumId="1" w15:restartNumberingAfterBreak="0">
+  <w:abstractNum w:abstractNumId="3" w15:restartNumberingAfterBreak="0">
+    <w:nsid w:val="0B7412EE"/>
+    <w:multiLevelType w:val="hybridMultilevel"/>
+    <w:tmpl w:val="FA125116"/>
+    <w:lvl w:ilvl="0" w:tplc="080A0001">
+      <w:start w:val="1"/>
+      <w:numFmt w:val="bullet"/>
+      <w:lvlText w:val=""/>
+      <w:lvlJc w:val="left"/>
+      <w:pPr>
+        <w:ind w:left="1080" w:hanging="360"/>
+      </w:pPr>
+      <w:rPr>
+        <w:rFonts w:ascii="Symbol" w:hAnsi="Symbol" w:hint="default"/>
+      </w:rPr>
+    </w:lvl>
+    <w:lvl w:ilvl="1" w:tplc="04090003" w:tentative="1">
+      <w:start w:val="1"/>
+      <w:numFmt w:val="bullet"/>
+      <w:lvlText w:val="o"/>
+      <w:lvlJc w:val="left"/>
+      <w:pPr>
+        <w:ind w:left="1800" w:hanging="360"/>
+      </w:pPr>
+      <w:rPr>
+        <w:rFonts w:ascii="Courier New" w:hAnsi="Courier New" w:cs="Courier New" w:hint="default"/>
+      </w:rPr>
+    </w:lvl>
+    <w:lvl w:ilvl="2" w:tplc="04090005" w:tentative="1">
+      <w:start w:val="1"/>
+      <w:numFmt w:val="bullet"/>
+      <w:lvlText w:val=""/>
+      <w:lvlJc w:val="left"/>
+      <w:pPr>
+        <w:ind w:left="2520" w:hanging="360"/>
+      </w:pPr>
+      <w:rPr>
+        <w:rFonts w:ascii="Wingdings" w:hAnsi="Wingdings" w:hint="default"/>
+      </w:rPr>
+    </w:lvl>
+    <w:lvl w:ilvl="3" w:tplc="04090001" w:tentative="1">
+      <w:start w:val="1"/>
+      <w:numFmt w:val="bullet"/>
+      <w:lvlText w:val=""/>
+      <w:lvlJc w:val="left"/>
+      <w:pPr>
+        <w:ind w:left="3240" w:hanging="360"/>
+      </w:pPr>
+      <w:rPr>
+        <w:rFonts w:ascii="Symbol" w:hAnsi="Symbol" w:hint="default"/>
+      </w:rPr>
+    </w:lvl>
+    <w:lvl w:ilvl="4" w:tplc="04090003" w:tentative="1">
+      <w:start w:val="1"/>
+      <w:numFmt w:val="bullet"/>
+      <w:lvlText w:val="o"/>
+      <w:lvlJc w:val="left"/>
+      <w:pPr>
+        <w:ind w:left="3960" w:hanging="360"/>
+      </w:pPr>
+      <w:rPr>
+        <w:rFonts w:ascii="Courier New" w:hAnsi="Courier New" w:cs="Courier New" w:hint="default"/>
+      </w:rPr>
+    </w:lvl>
+    <w:lvl w:ilvl="5" w:tplc="04090005" w:tentative="1">
+      <w:start w:val="1"/>
+      <w:numFmt w:val="bullet"/>
+      <w:lvlText w:val=""/>
+      <w:lvlJc w:val="left"/>
+      <w:pPr>
+        <w:ind w:left="4680" w:hanging="360"/>
+      </w:pPr>
+      <w:rPr>
+        <w:rFonts w:ascii="Wingdings" w:hAnsi="Wingdings" w:hint="default"/>
+      </w:rPr>
+    </w:lvl>
+    <w:lvl w:ilvl="6" w:tplc="04090001" w:tentative="1">
+      <w:start w:val="1"/>
+      <w:numFmt w:val="bullet"/>
+      <w:lvlText w:val=""/>
+      <w:lvlJc w:val="left"/>
+      <w:pPr>
+        <w:ind w:left="5400" w:hanging="360"/>
+      </w:pPr>
+      <w:rPr>
+        <w:rFonts w:ascii="Symbol" w:hAnsi="Symbol" w:hint="default"/>
+      </w:rPr>
+    </w:lvl>
+    <w:lvl w:ilvl="7" w:tplc="04090003" w:tentative="1">
+      <w:start w:val="1"/>
+      <w:numFmt w:val="bullet"/>
+      <w:lvlText w:val="o"/>
+      <w:lvlJc w:val="left"/>
+      <w:pPr>
+        <w:ind w:left="6120" w:hanging="360"/>
+      </w:pPr>
+      <w:rPr>
+        <w:rFonts w:ascii="Courier New" w:hAnsi="Courier New" w:cs="Courier New" w:hint="default"/>
+      </w:rPr>
+    </w:lvl>
+    <w:lvl w:ilvl="8" w:tplc="04090005" w:tentative="1">
+      <w:start w:val="1"/>
+      <w:numFmt w:val="bullet"/>
+      <w:lvlText w:val=""/>
+      <w:lvlJc w:val="left"/>
+      <w:pPr>
+        <w:ind w:left="6840" w:hanging="360"/>
+      </w:pPr>
+      <w:rPr>
+        <w:rFonts w:ascii="Wingdings" w:hAnsi="Wingdings" w:hint="default"/>
+      </w:rPr>
+    </w:lvl>
+  </w:abstractNum>
+  <w:abstractNum w:abstractNumId="4" w15:restartNumberingAfterBreak="0">
     <w:nsid w:val="0C431D57"/>
     <w:multiLevelType w:val="hybridMultilevel"/>
     <w:tmpl w:val="7D742B80"/>
@@ -14512,7 +17836,7 @@
       </w:rPr>
     </w:lvl>
   </w:abstractNum>
-  <w:abstractNum w:abstractNumId="2" w15:restartNumberingAfterBreak="0">
+  <w:abstractNum w:abstractNumId="5" w15:restartNumberingAfterBreak="0">
     <w:nsid w:val="0DFA60D0"/>
     <w:multiLevelType w:val="multilevel"/>
     <w:tmpl w:val="8CC86BFC"/>
@@ -14661,7 +17985,7 @@
       </w:rPr>
     </w:lvl>
   </w:abstractNum>
-  <w:abstractNum w:abstractNumId="3" w15:restartNumberingAfterBreak="0">
+  <w:abstractNum w:abstractNumId="6" w15:restartNumberingAfterBreak="0">
     <w:nsid w:val="132D576E"/>
     <w:multiLevelType w:val="hybridMultilevel"/>
     <w:tmpl w:val="2C06269E"/>
@@ -14750,7 +18074,7 @@
       </w:pPr>
     </w:lvl>
   </w:abstractNum>
-  <w:abstractNum w:abstractNumId="4" w15:restartNumberingAfterBreak="0">
+  <w:abstractNum w:abstractNumId="7" w15:restartNumberingAfterBreak="0">
     <w:nsid w:val="180236C6"/>
     <w:multiLevelType w:val="hybridMultilevel"/>
     <w:tmpl w:val="EC74BFD4"/>
@@ -14863,7 +18187,7 @@
       </w:rPr>
     </w:lvl>
   </w:abstractNum>
-  <w:abstractNum w:abstractNumId="5" w15:restartNumberingAfterBreak="0">
+  <w:abstractNum w:abstractNumId="8" w15:restartNumberingAfterBreak="0">
     <w:nsid w:val="1AEA3D50"/>
     <w:multiLevelType w:val="multilevel"/>
     <w:tmpl w:val="C63EECC2"/>
@@ -15012,7 +18336,7 @@
       </w:rPr>
     </w:lvl>
   </w:abstractNum>
-  <w:abstractNum w:abstractNumId="6" w15:restartNumberingAfterBreak="0">
+  <w:abstractNum w:abstractNumId="9" w15:restartNumberingAfterBreak="0">
     <w:nsid w:val="23384317"/>
     <w:multiLevelType w:val="hybridMultilevel"/>
     <w:tmpl w:val="0F72D2C6"/>
@@ -15098,7 +18422,7 @@
       </w:pPr>
     </w:lvl>
   </w:abstractNum>
-  <w:abstractNum w:abstractNumId="7" w15:restartNumberingAfterBreak="0">
+  <w:abstractNum w:abstractNumId="10" w15:restartNumberingAfterBreak="0">
     <w:nsid w:val="2ADF6F77"/>
     <w:multiLevelType w:val="hybridMultilevel"/>
     <w:tmpl w:val="5DB8C5E8"/>
@@ -15188,7 +18512,7 @@
       </w:pPr>
     </w:lvl>
   </w:abstractNum>
-  <w:abstractNum w:abstractNumId="8" w15:restartNumberingAfterBreak="0">
+  <w:abstractNum w:abstractNumId="11" w15:restartNumberingAfterBreak="0">
     <w:nsid w:val="2E8264EF"/>
     <w:multiLevelType w:val="hybridMultilevel"/>
     <w:tmpl w:val="01DCAAA0"/>
@@ -15274,7 +18598,7 @@
       </w:pPr>
     </w:lvl>
   </w:abstractNum>
-  <w:abstractNum w:abstractNumId="9" w15:restartNumberingAfterBreak="0">
+  <w:abstractNum w:abstractNumId="12" w15:restartNumberingAfterBreak="0">
     <w:nsid w:val="2F9E6FE6"/>
     <w:multiLevelType w:val="hybridMultilevel"/>
     <w:tmpl w:val="24228AE2"/>
@@ -15387,7 +18711,7 @@
       </w:rPr>
     </w:lvl>
   </w:abstractNum>
-  <w:abstractNum w:abstractNumId="10" w15:restartNumberingAfterBreak="0">
+  <w:abstractNum w:abstractNumId="13" w15:restartNumberingAfterBreak="0">
     <w:nsid w:val="33E80742"/>
     <w:multiLevelType w:val="hybridMultilevel"/>
     <w:tmpl w:val="3CAE5B14"/>
@@ -15478,10 +18802,10 @@
       </w:pPr>
     </w:lvl>
   </w:abstractNum>
-  <w:abstractNum w:abstractNumId="11" w15:restartNumberingAfterBreak="0">
+  <w:abstractNum w:abstractNumId="14" w15:restartNumberingAfterBreak="0">
     <w:nsid w:val="397623D9"/>
     <w:multiLevelType w:val="hybridMultilevel"/>
-    <w:tmpl w:val="059CB0CE"/>
+    <w:tmpl w:val="DC1A5EF0"/>
     <w:lvl w:ilvl="0" w:tplc="080A0001">
       <w:start w:val="1"/>
       <w:numFmt w:val="bullet"/>
@@ -15591,7 +18915,7 @@
       </w:rPr>
     </w:lvl>
   </w:abstractNum>
-  <w:abstractNum w:abstractNumId="12" w15:restartNumberingAfterBreak="0">
+  <w:abstractNum w:abstractNumId="15" w15:restartNumberingAfterBreak="0">
     <w:nsid w:val="3B3D515B"/>
     <w:multiLevelType w:val="hybridMultilevel"/>
     <w:tmpl w:val="C80855E0"/>
@@ -15677,7 +19001,7 @@
       </w:pPr>
     </w:lvl>
   </w:abstractNum>
-  <w:abstractNum w:abstractNumId="13" w15:restartNumberingAfterBreak="0">
+  <w:abstractNum w:abstractNumId="16" w15:restartNumberingAfterBreak="0">
     <w:nsid w:val="3B9F733E"/>
     <w:multiLevelType w:val="hybridMultilevel"/>
     <w:tmpl w:val="D71AA740"/>
@@ -15763,7 +19087,7 @@
       </w:pPr>
     </w:lvl>
   </w:abstractNum>
-  <w:abstractNum w:abstractNumId="14" w15:restartNumberingAfterBreak="0">
+  <w:abstractNum w:abstractNumId="17" w15:restartNumberingAfterBreak="0">
     <w:nsid w:val="3CA674A2"/>
     <w:multiLevelType w:val="multilevel"/>
     <w:tmpl w:val="81ECB940"/>
@@ -15885,10 +19209,10 @@
       </w:rPr>
     </w:lvl>
   </w:abstractNum>
-  <w:abstractNum w:abstractNumId="15" w15:restartNumberingAfterBreak="0">
+  <w:abstractNum w:abstractNumId="18" w15:restartNumberingAfterBreak="0">
     <w:nsid w:val="42770802"/>
     <w:multiLevelType w:val="hybridMultilevel"/>
-    <w:tmpl w:val="D2D6FC14"/>
+    <w:tmpl w:val="6EB800F6"/>
     <w:lvl w:ilvl="0" w:tplc="080A0001">
       <w:start w:val="1"/>
       <w:numFmt w:val="bullet"/>
@@ -15998,7 +19322,7 @@
       </w:rPr>
     </w:lvl>
   </w:abstractNum>
-  <w:abstractNum w:abstractNumId="16" w15:restartNumberingAfterBreak="0">
+  <w:abstractNum w:abstractNumId="19" w15:restartNumberingAfterBreak="0">
     <w:nsid w:val="43F8443C"/>
     <w:multiLevelType w:val="hybridMultilevel"/>
     <w:tmpl w:val="E8B29016"/>
@@ -16111,7 +19435,7 @@
       </w:rPr>
     </w:lvl>
   </w:abstractNum>
-  <w:abstractNum w:abstractNumId="17" w15:restartNumberingAfterBreak="0">
+  <w:abstractNum w:abstractNumId="20" w15:restartNumberingAfterBreak="0">
     <w:nsid w:val="46D807DD"/>
     <w:multiLevelType w:val="hybridMultilevel"/>
     <w:tmpl w:val="AA6436A4"/>
@@ -16200,7 +19524,7 @@
       </w:pPr>
     </w:lvl>
   </w:abstractNum>
-  <w:abstractNum w:abstractNumId="18" w15:restartNumberingAfterBreak="0">
+  <w:abstractNum w:abstractNumId="21" w15:restartNumberingAfterBreak="0">
     <w:nsid w:val="4A6E2752"/>
     <w:multiLevelType w:val="hybridMultilevel"/>
     <w:tmpl w:val="BBC875F2"/>
@@ -16291,7 +19615,7 @@
       </w:pPr>
     </w:lvl>
   </w:abstractNum>
-  <w:abstractNum w:abstractNumId="19" w15:restartNumberingAfterBreak="0">
+  <w:abstractNum w:abstractNumId="22" w15:restartNumberingAfterBreak="0">
     <w:nsid w:val="4FDB3A63"/>
     <w:multiLevelType w:val="hybridMultilevel"/>
     <w:tmpl w:val="706200EA"/>
@@ -16404,7 +19728,7 @@
       </w:rPr>
     </w:lvl>
   </w:abstractNum>
-  <w:abstractNum w:abstractNumId="20" w15:restartNumberingAfterBreak="0">
+  <w:abstractNum w:abstractNumId="23" w15:restartNumberingAfterBreak="0">
     <w:nsid w:val="511E43FD"/>
     <w:multiLevelType w:val="hybridMultilevel"/>
     <w:tmpl w:val="286041FE"/>
@@ -16490,7 +19814,7 @@
       </w:pPr>
     </w:lvl>
   </w:abstractNum>
-  <w:abstractNum w:abstractNumId="21" w15:restartNumberingAfterBreak="0">
+  <w:abstractNum w:abstractNumId="24" w15:restartNumberingAfterBreak="0">
     <w:nsid w:val="53E242EC"/>
     <w:multiLevelType w:val="hybridMultilevel"/>
     <w:tmpl w:val="3D7641DA"/>
@@ -16603,7 +19927,120 @@
       </w:rPr>
     </w:lvl>
   </w:abstractNum>
-  <w:abstractNum w:abstractNumId="22" w15:restartNumberingAfterBreak="0">
+  <w:abstractNum w:abstractNumId="25" w15:restartNumberingAfterBreak="0">
+    <w:nsid w:val="54201440"/>
+    <w:multiLevelType w:val="hybridMultilevel"/>
+    <w:tmpl w:val="E1181990"/>
+    <w:lvl w:ilvl="0" w:tplc="04090001">
+      <w:start w:val="1"/>
+      <w:numFmt w:val="bullet"/>
+      <w:lvlText w:val=""/>
+      <w:lvlJc w:val="left"/>
+      <w:pPr>
+        <w:ind w:left="1080" w:hanging="360"/>
+      </w:pPr>
+      <w:rPr>
+        <w:rFonts w:ascii="Symbol" w:hAnsi="Symbol" w:hint="default"/>
+      </w:rPr>
+    </w:lvl>
+    <w:lvl w:ilvl="1" w:tplc="04090003" w:tentative="1">
+      <w:start w:val="1"/>
+      <w:numFmt w:val="bullet"/>
+      <w:lvlText w:val="o"/>
+      <w:lvlJc w:val="left"/>
+      <w:pPr>
+        <w:ind w:left="1800" w:hanging="360"/>
+      </w:pPr>
+      <w:rPr>
+        <w:rFonts w:ascii="Courier New" w:hAnsi="Courier New" w:cs="Courier New" w:hint="default"/>
+      </w:rPr>
+    </w:lvl>
+    <w:lvl w:ilvl="2" w:tplc="04090005" w:tentative="1">
+      <w:start w:val="1"/>
+      <w:numFmt w:val="bullet"/>
+      <w:lvlText w:val=""/>
+      <w:lvlJc w:val="left"/>
+      <w:pPr>
+        <w:ind w:left="2520" w:hanging="360"/>
+      </w:pPr>
+      <w:rPr>
+        <w:rFonts w:ascii="Wingdings" w:hAnsi="Wingdings" w:hint="default"/>
+      </w:rPr>
+    </w:lvl>
+    <w:lvl w:ilvl="3" w:tplc="04090001" w:tentative="1">
+      <w:start w:val="1"/>
+      <w:numFmt w:val="bullet"/>
+      <w:lvlText w:val=""/>
+      <w:lvlJc w:val="left"/>
+      <w:pPr>
+        <w:ind w:left="3240" w:hanging="360"/>
+      </w:pPr>
+      <w:rPr>
+        <w:rFonts w:ascii="Symbol" w:hAnsi="Symbol" w:hint="default"/>
+      </w:rPr>
+    </w:lvl>
+    <w:lvl w:ilvl="4" w:tplc="04090003" w:tentative="1">
+      <w:start w:val="1"/>
+      <w:numFmt w:val="bullet"/>
+      <w:lvlText w:val="o"/>
+      <w:lvlJc w:val="left"/>
+      <w:pPr>
+        <w:ind w:left="3960" w:hanging="360"/>
+      </w:pPr>
+      <w:rPr>
+        <w:rFonts w:ascii="Courier New" w:hAnsi="Courier New" w:cs="Courier New" w:hint="default"/>
+      </w:rPr>
+    </w:lvl>
+    <w:lvl w:ilvl="5" w:tplc="04090005" w:tentative="1">
+      <w:start w:val="1"/>
+      <w:numFmt w:val="bullet"/>
+      <w:lvlText w:val=""/>
+      <w:lvlJc w:val="left"/>
+      <w:pPr>
+        <w:ind w:left="4680" w:hanging="360"/>
+      </w:pPr>
+      <w:rPr>
+        <w:rFonts w:ascii="Wingdings" w:hAnsi="Wingdings" w:hint="default"/>
+      </w:rPr>
+    </w:lvl>
+    <w:lvl w:ilvl="6" w:tplc="04090001" w:tentative="1">
+      <w:start w:val="1"/>
+      <w:numFmt w:val="bullet"/>
+      <w:lvlText w:val=""/>
+      <w:lvlJc w:val="left"/>
+      <w:pPr>
+        <w:ind w:left="5400" w:hanging="360"/>
+      </w:pPr>
+      <w:rPr>
+        <w:rFonts w:ascii="Symbol" w:hAnsi="Symbol" w:hint="default"/>
+      </w:rPr>
+    </w:lvl>
+    <w:lvl w:ilvl="7" w:tplc="04090003" w:tentative="1">
+      <w:start w:val="1"/>
+      <w:numFmt w:val="bullet"/>
+      <w:lvlText w:val="o"/>
+      <w:lvlJc w:val="left"/>
+      <w:pPr>
+        <w:ind w:left="6120" w:hanging="360"/>
+      </w:pPr>
+      <w:rPr>
+        <w:rFonts w:ascii="Courier New" w:hAnsi="Courier New" w:cs="Courier New" w:hint="default"/>
+      </w:rPr>
+    </w:lvl>
+    <w:lvl w:ilvl="8" w:tplc="04090005" w:tentative="1">
+      <w:start w:val="1"/>
+      <w:numFmt w:val="bullet"/>
+      <w:lvlText w:val=""/>
+      <w:lvlJc w:val="left"/>
+      <w:pPr>
+        <w:ind w:left="6840" w:hanging="360"/>
+      </w:pPr>
+      <w:rPr>
+        <w:rFonts w:ascii="Wingdings" w:hAnsi="Wingdings" w:hint="default"/>
+      </w:rPr>
+    </w:lvl>
+  </w:abstractNum>
+  <w:abstractNum w:abstractNumId="26" w15:restartNumberingAfterBreak="0">
     <w:nsid w:val="57CB552B"/>
     <w:multiLevelType w:val="hybridMultilevel"/>
     <w:tmpl w:val="EED4FAFC"/>
@@ -16716,7 +20153,7 @@
       </w:rPr>
     </w:lvl>
   </w:abstractNum>
-  <w:abstractNum w:abstractNumId="23" w15:restartNumberingAfterBreak="0">
+  <w:abstractNum w:abstractNumId="27" w15:restartNumberingAfterBreak="0">
     <w:nsid w:val="57EE1C3E"/>
     <w:multiLevelType w:val="hybridMultilevel"/>
     <w:tmpl w:val="73667EC8"/>
@@ -16829,7 +20266,93 @@
       </w:rPr>
     </w:lvl>
   </w:abstractNum>
-  <w:abstractNum w:abstractNumId="24" w15:restartNumberingAfterBreak="0">
+  <w:abstractNum w:abstractNumId="28" w15:restartNumberingAfterBreak="0">
+    <w:nsid w:val="5D513087"/>
+    <w:multiLevelType w:val="hybridMultilevel"/>
+    <w:tmpl w:val="ED5C9A54"/>
+    <w:lvl w:ilvl="0" w:tplc="080A000F">
+      <w:start w:val="1"/>
+      <w:numFmt w:val="decimal"/>
+      <w:lvlText w:val="%1."/>
+      <w:lvlJc w:val="left"/>
+      <w:pPr>
+        <w:ind w:left="720" w:hanging="360"/>
+      </w:pPr>
+    </w:lvl>
+    <w:lvl w:ilvl="1" w:tplc="080A0019" w:tentative="1">
+      <w:start w:val="1"/>
+      <w:numFmt w:val="lowerLetter"/>
+      <w:lvlText w:val="%2."/>
+      <w:lvlJc w:val="left"/>
+      <w:pPr>
+        <w:ind w:left="1440" w:hanging="360"/>
+      </w:pPr>
+    </w:lvl>
+    <w:lvl w:ilvl="2" w:tplc="080A001B" w:tentative="1">
+      <w:start w:val="1"/>
+      <w:numFmt w:val="lowerRoman"/>
+      <w:lvlText w:val="%3."/>
+      <w:lvlJc w:val="right"/>
+      <w:pPr>
+        <w:ind w:left="2160" w:hanging="180"/>
+      </w:pPr>
+    </w:lvl>
+    <w:lvl w:ilvl="3" w:tplc="080A000F" w:tentative="1">
+      <w:start w:val="1"/>
+      <w:numFmt w:val="decimal"/>
+      <w:lvlText w:val="%4."/>
+      <w:lvlJc w:val="left"/>
+      <w:pPr>
+        <w:ind w:left="2880" w:hanging="360"/>
+      </w:pPr>
+    </w:lvl>
+    <w:lvl w:ilvl="4" w:tplc="080A0019" w:tentative="1">
+      <w:start w:val="1"/>
+      <w:numFmt w:val="lowerLetter"/>
+      <w:lvlText w:val="%5."/>
+      <w:lvlJc w:val="left"/>
+      <w:pPr>
+        <w:ind w:left="3600" w:hanging="360"/>
+      </w:pPr>
+    </w:lvl>
+    <w:lvl w:ilvl="5" w:tplc="080A001B" w:tentative="1">
+      <w:start w:val="1"/>
+      <w:numFmt w:val="lowerRoman"/>
+      <w:lvlText w:val="%6."/>
+      <w:lvlJc w:val="right"/>
+      <w:pPr>
+        <w:ind w:left="4320" w:hanging="180"/>
+      </w:pPr>
+    </w:lvl>
+    <w:lvl w:ilvl="6" w:tplc="080A000F" w:tentative="1">
+      <w:start w:val="1"/>
+      <w:numFmt w:val="decimal"/>
+      <w:lvlText w:val="%7."/>
+      <w:lvlJc w:val="left"/>
+      <w:pPr>
+        <w:ind w:left="5040" w:hanging="360"/>
+      </w:pPr>
+    </w:lvl>
+    <w:lvl w:ilvl="7" w:tplc="080A0019" w:tentative="1">
+      <w:start w:val="1"/>
+      <w:numFmt w:val="lowerLetter"/>
+      <w:lvlText w:val="%8."/>
+      <w:lvlJc w:val="left"/>
+      <w:pPr>
+        <w:ind w:left="5760" w:hanging="360"/>
+      </w:pPr>
+    </w:lvl>
+    <w:lvl w:ilvl="8" w:tplc="080A001B" w:tentative="1">
+      <w:start w:val="1"/>
+      <w:numFmt w:val="lowerRoman"/>
+      <w:lvlText w:val="%9."/>
+      <w:lvlJc w:val="right"/>
+      <w:pPr>
+        <w:ind w:left="6480" w:hanging="180"/>
+      </w:pPr>
+    </w:lvl>
+  </w:abstractNum>
+  <w:abstractNum w:abstractNumId="29" w15:restartNumberingAfterBreak="0">
     <w:nsid w:val="5FBF64C0"/>
     <w:multiLevelType w:val="hybridMultilevel"/>
     <w:tmpl w:val="B8E821EE"/>
@@ -16942,7 +20465,7 @@
       </w:rPr>
     </w:lvl>
   </w:abstractNum>
-  <w:abstractNum w:abstractNumId="25" w15:restartNumberingAfterBreak="0">
+  <w:abstractNum w:abstractNumId="30" w15:restartNumberingAfterBreak="0">
     <w:nsid w:val="618C75A3"/>
     <w:multiLevelType w:val="hybridMultilevel"/>
     <w:tmpl w:val="6966FF14"/>
@@ -17055,7 +20578,7 @@
       </w:rPr>
     </w:lvl>
   </w:abstractNum>
-  <w:abstractNum w:abstractNumId="26" w15:restartNumberingAfterBreak="0">
+  <w:abstractNum w:abstractNumId="31" w15:restartNumberingAfterBreak="0">
     <w:nsid w:val="65F40E21"/>
     <w:multiLevelType w:val="hybridMultilevel"/>
     <w:tmpl w:val="66ECC29C"/>
@@ -17141,7 +20664,7 @@
       </w:pPr>
     </w:lvl>
   </w:abstractNum>
-  <w:abstractNum w:abstractNumId="27" w15:restartNumberingAfterBreak="0">
+  <w:abstractNum w:abstractNumId="32" w15:restartNumberingAfterBreak="0">
     <w:nsid w:val="6A6E5685"/>
     <w:multiLevelType w:val="hybridMultilevel"/>
     <w:tmpl w:val="644AFB1C"/>
@@ -17255,7 +20778,7 @@
       </w:rPr>
     </w:lvl>
   </w:abstractNum>
-  <w:abstractNum w:abstractNumId="28" w15:restartNumberingAfterBreak="0">
+  <w:abstractNum w:abstractNumId="33" w15:restartNumberingAfterBreak="0">
     <w:nsid w:val="6B3C2FA7"/>
     <w:multiLevelType w:val="hybridMultilevel"/>
     <w:tmpl w:val="D1CABAAA"/>
@@ -17341,7 +20864,7 @@
       </w:pPr>
     </w:lvl>
   </w:abstractNum>
-  <w:abstractNum w:abstractNumId="29" w15:restartNumberingAfterBreak="0">
+  <w:abstractNum w:abstractNumId="34" w15:restartNumberingAfterBreak="0">
     <w:nsid w:val="6C5D0C0D"/>
     <w:multiLevelType w:val="hybridMultilevel"/>
     <w:tmpl w:val="F31C3E7C"/>
@@ -17430,7 +20953,7 @@
       </w:pPr>
     </w:lvl>
   </w:abstractNum>
-  <w:abstractNum w:abstractNumId="30" w15:restartNumberingAfterBreak="0">
+  <w:abstractNum w:abstractNumId="35" w15:restartNumberingAfterBreak="0">
     <w:nsid w:val="735D1864"/>
     <w:multiLevelType w:val="hybridMultilevel"/>
     <w:tmpl w:val="F8A0AB24"/>
@@ -17543,7 +21066,7 @@
       </w:rPr>
     </w:lvl>
   </w:abstractNum>
-  <w:abstractNum w:abstractNumId="31" w15:restartNumberingAfterBreak="0">
+  <w:abstractNum w:abstractNumId="36" w15:restartNumberingAfterBreak="0">
     <w:nsid w:val="743E2F24"/>
     <w:multiLevelType w:val="hybridMultilevel"/>
     <w:tmpl w:val="48926AD6"/>
@@ -17656,7 +21179,7 @@
       </w:rPr>
     </w:lvl>
   </w:abstractNum>
-  <w:abstractNum w:abstractNumId="32" w15:restartNumberingAfterBreak="0">
+  <w:abstractNum w:abstractNumId="37" w15:restartNumberingAfterBreak="0">
     <w:nsid w:val="798538F3"/>
     <w:multiLevelType w:val="multilevel"/>
     <w:tmpl w:val="1CD2E622"/>
@@ -17805,7 +21328,7 @@
       </w:rPr>
     </w:lvl>
   </w:abstractNum>
-  <w:abstractNum w:abstractNumId="33" w15:restartNumberingAfterBreak="0">
+  <w:abstractNum w:abstractNumId="38" w15:restartNumberingAfterBreak="0">
     <w:nsid w:val="7C07672A"/>
     <w:multiLevelType w:val="hybridMultilevel"/>
     <w:tmpl w:val="E1424944"/>
@@ -17919,105 +21442,120 @@
     </w:lvl>
   </w:abstractNum>
   <w:num w:numId="1" w16cid:durableId="931160850">
+    <w:abstractNumId w:val="22"/>
+  </w:num>
+  <w:num w:numId="2" w16cid:durableId="1514296807">
+    <w:abstractNumId w:val="2"/>
+  </w:num>
+  <w:num w:numId="3" w16cid:durableId="1804543366">
+    <w:abstractNumId w:val="21"/>
+  </w:num>
+  <w:num w:numId="4" w16cid:durableId="515853431">
+    <w:abstractNumId w:val="26"/>
+  </w:num>
+  <w:num w:numId="5" w16cid:durableId="461928722">
+    <w:abstractNumId w:val="37"/>
+  </w:num>
+  <w:num w:numId="6" w16cid:durableId="2104952152">
+    <w:abstractNumId w:val="10"/>
+  </w:num>
+  <w:num w:numId="7" w16cid:durableId="115024862">
+    <w:abstractNumId w:val="38"/>
+  </w:num>
+  <w:num w:numId="8" w16cid:durableId="1617982992">
+    <w:abstractNumId w:val="17"/>
+  </w:num>
+  <w:num w:numId="9" w16cid:durableId="51388235">
+    <w:abstractNumId w:val="35"/>
+  </w:num>
+  <w:num w:numId="10" w16cid:durableId="1164512501">
     <w:abstractNumId w:val="19"/>
   </w:num>
-  <w:num w:numId="2" w16cid:durableId="1514296807">
+  <w:num w:numId="11" w16cid:durableId="729354036">
+    <w:abstractNumId w:val="27"/>
+  </w:num>
+  <w:num w:numId="12" w16cid:durableId="46880425">
+    <w:abstractNumId w:val="12"/>
+  </w:num>
+  <w:num w:numId="13" w16cid:durableId="1553465512">
+    <w:abstractNumId w:val="32"/>
+  </w:num>
+  <w:num w:numId="14" w16cid:durableId="940719284">
+    <w:abstractNumId w:val="13"/>
+  </w:num>
+  <w:num w:numId="15" w16cid:durableId="1948390885">
+    <w:abstractNumId w:val="36"/>
+  </w:num>
+  <w:num w:numId="16" w16cid:durableId="2002080279">
+    <w:abstractNumId w:val="7"/>
+  </w:num>
+  <w:num w:numId="17" w16cid:durableId="955063855">
+    <w:abstractNumId w:val="16"/>
+  </w:num>
+  <w:num w:numId="18" w16cid:durableId="988245979">
+    <w:abstractNumId w:val="11"/>
+  </w:num>
+  <w:num w:numId="19" w16cid:durableId="1205755582">
+    <w:abstractNumId w:val="34"/>
+  </w:num>
+  <w:num w:numId="20" w16cid:durableId="1446316637">
+    <w:abstractNumId w:val="15"/>
+  </w:num>
+  <w:num w:numId="21" w16cid:durableId="1121345594">
+    <w:abstractNumId w:val="6"/>
+  </w:num>
+  <w:num w:numId="22" w16cid:durableId="591738984">
+    <w:abstractNumId w:val="5"/>
+  </w:num>
+  <w:num w:numId="23" w16cid:durableId="2127848484">
+    <w:abstractNumId w:val="8"/>
+  </w:num>
+  <w:num w:numId="24" w16cid:durableId="444807213">
+    <w:abstractNumId w:val="24"/>
+  </w:num>
+  <w:num w:numId="25" w16cid:durableId="244920917">
+    <w:abstractNumId w:val="30"/>
+  </w:num>
+  <w:num w:numId="26" w16cid:durableId="1033187893">
+    <w:abstractNumId w:val="4"/>
+  </w:num>
+  <w:num w:numId="27" w16cid:durableId="2063211404">
+    <w:abstractNumId w:val="14"/>
+  </w:num>
+  <w:num w:numId="28" w16cid:durableId="1354651041">
+    <w:abstractNumId w:val="29"/>
+  </w:num>
+  <w:num w:numId="29" w16cid:durableId="574319914">
+    <w:abstractNumId w:val="18"/>
+  </w:num>
+  <w:num w:numId="30" w16cid:durableId="1017926281">
+    <w:abstractNumId w:val="9"/>
+  </w:num>
+  <w:num w:numId="31" w16cid:durableId="1907522626">
+    <w:abstractNumId w:val="20"/>
+  </w:num>
+  <w:num w:numId="32" w16cid:durableId="155802428">
+    <w:abstractNumId w:val="23"/>
+  </w:num>
+  <w:num w:numId="33" w16cid:durableId="1330214224">
+    <w:abstractNumId w:val="31"/>
+  </w:num>
+  <w:num w:numId="34" w16cid:durableId="1073048549">
+    <w:abstractNumId w:val="33"/>
+  </w:num>
+  <w:num w:numId="35" w16cid:durableId="507867091">
+    <w:abstractNumId w:val="25"/>
+  </w:num>
+  <w:num w:numId="36" w16cid:durableId="1832796310">
+    <w:abstractNumId w:val="3"/>
+  </w:num>
+  <w:num w:numId="37" w16cid:durableId="770928527">
     <w:abstractNumId w:val="0"/>
   </w:num>
-  <w:num w:numId="3" w16cid:durableId="1804543366">
-    <w:abstractNumId w:val="18"/>
-  </w:num>
-  <w:num w:numId="4" w16cid:durableId="515853431">
-    <w:abstractNumId w:val="22"/>
-  </w:num>
-  <w:num w:numId="5" w16cid:durableId="461928722">
-    <w:abstractNumId w:val="32"/>
-  </w:num>
-  <w:num w:numId="6" w16cid:durableId="2104952152">
-    <w:abstractNumId w:val="7"/>
-  </w:num>
-  <w:num w:numId="7" w16cid:durableId="115024862">
-    <w:abstractNumId w:val="33"/>
-  </w:num>
-  <w:num w:numId="8" w16cid:durableId="1617982992">
-    <w:abstractNumId w:val="14"/>
-  </w:num>
-  <w:num w:numId="9" w16cid:durableId="51388235">
-    <w:abstractNumId w:val="30"/>
-  </w:num>
-  <w:num w:numId="10" w16cid:durableId="1164512501">
-    <w:abstractNumId w:val="16"/>
-  </w:num>
-  <w:num w:numId="11" w16cid:durableId="729354036">
-    <w:abstractNumId w:val="23"/>
-  </w:num>
-  <w:num w:numId="12" w16cid:durableId="46880425">
-    <w:abstractNumId w:val="9"/>
-  </w:num>
-  <w:num w:numId="13" w16cid:durableId="1553465512">
-    <w:abstractNumId w:val="27"/>
-  </w:num>
-  <w:num w:numId="14" w16cid:durableId="940719284">
-    <w:abstractNumId w:val="10"/>
-  </w:num>
-  <w:num w:numId="15" w16cid:durableId="1948390885">
-    <w:abstractNumId w:val="31"/>
-  </w:num>
-  <w:num w:numId="16" w16cid:durableId="2002080279">
-    <w:abstractNumId w:val="4"/>
-  </w:num>
-  <w:num w:numId="17" w16cid:durableId="955063855">
-    <w:abstractNumId w:val="13"/>
-  </w:num>
-  <w:num w:numId="18" w16cid:durableId="988245979">
-    <w:abstractNumId w:val="8"/>
-  </w:num>
-  <w:num w:numId="19" w16cid:durableId="1205755582">
-    <w:abstractNumId w:val="29"/>
-  </w:num>
-  <w:num w:numId="20" w16cid:durableId="1446316637">
-    <w:abstractNumId w:val="12"/>
-  </w:num>
-  <w:num w:numId="21" w16cid:durableId="1121345594">
-    <w:abstractNumId w:val="3"/>
-  </w:num>
-  <w:num w:numId="22" w16cid:durableId="591738984">
-    <w:abstractNumId w:val="2"/>
-  </w:num>
-  <w:num w:numId="23" w16cid:durableId="2127848484">
-    <w:abstractNumId w:val="5"/>
-  </w:num>
-  <w:num w:numId="24" w16cid:durableId="444807213">
-    <w:abstractNumId w:val="21"/>
-  </w:num>
-  <w:num w:numId="25" w16cid:durableId="244920917">
-    <w:abstractNumId w:val="25"/>
-  </w:num>
-  <w:num w:numId="26" w16cid:durableId="1033187893">
+  <w:num w:numId="38" w16cid:durableId="1058868104">
     <w:abstractNumId w:val="1"/>
   </w:num>
-  <w:num w:numId="27" w16cid:durableId="2063211404">
-    <w:abstractNumId w:val="11"/>
-  </w:num>
-  <w:num w:numId="28" w16cid:durableId="1354651041">
-    <w:abstractNumId w:val="24"/>
-  </w:num>
-  <w:num w:numId="29" w16cid:durableId="574319914">
-    <w:abstractNumId w:val="15"/>
-  </w:num>
-  <w:num w:numId="30" w16cid:durableId="1017926281">
-    <w:abstractNumId w:val="6"/>
-  </w:num>
-  <w:num w:numId="31" w16cid:durableId="1907522626">
-    <w:abstractNumId w:val="17"/>
-  </w:num>
-  <w:num w:numId="32" w16cid:durableId="155802428">
-    <w:abstractNumId w:val="20"/>
-  </w:num>
-  <w:num w:numId="33" w16cid:durableId="1330214224">
-    <w:abstractNumId w:val="26"/>
-  </w:num>
-  <w:num w:numId="34" w16cid:durableId="1073048549">
+  <w:num w:numId="39" w16cid:durableId="824859138">
     <w:abstractNumId w:val="28"/>
   </w:num>
   <w:numIdMacAtCleanup w:val="8"/>
@@ -18906,6 +22444,15 @@
       <w:sz w:val="24"/>
     </w:rPr>
   </w:style>
+  <w:style w:type="paragraph" w:styleId="Sinespaciado">
+    <w:name w:val="No Spacing"/>
+    <w:uiPriority w:val="1"/>
+    <w:qFormat/>
+    <w:rsid w:val="00443EE5"/>
+    <w:pPr>
+      <w:spacing w:after="0" w:line="240" w:lineRule="auto"/>
+    </w:pPr>
+  </w:style>
 </w:styles>
 </file>
 
